--- a/设计报告详细版本.docx
+++ b/设计报告详细版本.docx
@@ -4294,28 +4294,58 @@
         <w:rPr>
           <w:lang w:eastAsia="zh-CN"/>
         </w:rPr>
+        <w:t>三、标定与在轨运行</w:t>
+      </w:r>
+    </w:p>
+    <w:p>
+      <w:pPr>
+        <w:pStyle w:val="a0"/>
+        <w:rPr>
+          <w:lang w:eastAsia="zh-CN"/>
+        </w:rPr>
+      </w:pPr>
+      <w:r>
+        <w:rPr>
+          <w:rFonts w:hint="eastAsia"/>
+          <w:lang w:eastAsia="zh-CN"/>
+        </w:rPr>
+        <w:t>王思编写</w:t>
+      </w:r>
+      <w:r>
+        <w:rPr>
+          <w:rFonts w:hint="eastAsia"/>
+          <w:lang w:eastAsia="zh-CN"/>
+        </w:rPr>
+        <w:t>。</w:t>
+      </w:r>
+    </w:p>
+    <w:p>
+      <w:pPr>
+        <w:pStyle w:val="2"/>
+        <w:rPr>
+          <w:lang w:eastAsia="zh-CN"/>
+        </w:rPr>
+      </w:pPr>
+      <w:bookmarkStart w:id="8" w:name="姿态确定与控制系统"/>
+      <w:bookmarkEnd w:id="7"/>
+      <w:r>
+        <w:rPr>
+          <w:lang w:eastAsia="zh-CN"/>
+        </w:rPr>
         <w:lastRenderedPageBreak/>
-        <w:t>三、标定与在轨运行</w:t>
-      </w:r>
-    </w:p>
-    <w:p>
-      <w:pPr>
-        <w:pStyle w:val="3"/>
-        <w:rPr>
-          <w:lang w:eastAsia="zh-CN"/>
-        </w:rPr>
-      </w:pPr>
-      <w:r>
-        <w:rPr>
-          <w:lang w:eastAsia="zh-CN"/>
-        </w:rPr>
-        <w:t xml:space="preserve">3.1 </w:t>
-      </w:r>
-      <w:r>
-        <w:rPr>
-          <w:lang w:eastAsia="zh-CN"/>
-        </w:rPr>
-        <w:t>星上定标装置与辐射校正</w:t>
+        <w:t>姿态确定与控制子系统（</w:t>
+      </w:r>
+      <w:r>
+        <w:rPr>
+          <w:lang w:eastAsia="zh-CN"/>
+        </w:rPr>
+        <w:t>ADCS</w:t>
+      </w:r>
+      <w:r>
+        <w:rPr>
+          <w:lang w:eastAsia="zh-CN"/>
+        </w:rPr>
+        <w:t>）</w:t>
       </w:r>
     </w:p>
     <w:p>
@@ -4330,40 +4360,7 @@
         <w:rPr>
           <w:lang w:eastAsia="zh-CN"/>
         </w:rPr>
-        <w:t xml:space="preserve">为确保长时间在轨运行中成像精度不退化，光学载荷配置了 </w:t>
-      </w:r>
-      <w:r>
-        <w:rPr>
-          <w:rStyle w:val="af5"/>
-          <w:lang w:eastAsia="zh-CN"/>
-        </w:rPr>
-        <w:t>辐射定标装置</w:t>
-      </w:r>
-      <w:r>
-        <w:rPr>
-          <w:lang w:eastAsia="zh-CN"/>
-        </w:rPr>
-        <w:t>。在相机光路中设置漫反射标定板（Spectralon材质），可定期反射太阳光以提供标准亮度源，用于相机灵敏度校准。系统还配有稳定LED光源，保证在地球阴影段仍可执行辐射定标。通过周期性的标定操作，能够补偿探测器的增益漂移与坏点演化，维持长期辐射一致性。</w:t>
-      </w:r>
-    </w:p>
-    <w:p>
-      <w:pPr>
-        <w:pStyle w:val="3"/>
-        <w:rPr>
-          <w:lang w:eastAsia="zh-CN"/>
-        </w:rPr>
-      </w:pPr>
-      <w:r>
-        <w:rPr>
-          <w:lang w:eastAsia="zh-CN"/>
-        </w:rPr>
-        <w:t xml:space="preserve">3.2 </w:t>
-      </w:r>
-      <w:r>
-        <w:rPr>
-          <w:lang w:eastAsia="zh-CN"/>
-        </w:rPr>
-        <w:t>几何标定与成像精度保证</w:t>
+        <w:t>本任务的ADCS以“高分辨率成像—稳定度优先”为设计主线，围绕0.5 m GSD在约600 km轨道高度的成像约束展开指标分解与实现路径。按几何关系，0.5 m在600 km对应的像元角度约为0.833 µrad（≈0.172″/像元）。为使线积分内的像移不超过0.3像元，低频稳定度与高频微振动在有效积分频带内的合成抖动需优于约0.25 µrad RMS（≈0.052″）。另一方面，绝对指向与地理定位误差可通过星上与地面的联合标定矫正，允许较宽松的绝对指向精度（例如≤0.005°，约87 µrad），但要求指向“知识精度”（由传感器融合得到的姿态解算）优于10–20 µrad，以便在处理链中精确重构视线历史并进行几何纠偏。沿迹方向的成像拖影受地表投影速度与线积分时间共同约束。在600 km太阳同步轨道，卫星在地面的投影速度约为6.9 km/s，因此若不采用TDI与前视运动补偿（FMC），将拖影限制在0.15 m（0.3像元）以内意味着单线积分时间需小于约22 µs。实际设计以TDI-CCD配合FMC的“速率匹配”策略为主：星上导航环在成像窗口内实时生成机体偏置角速度指令，使焦平面电荷转移速率与地面像移严格同步；残余速差由TDI级数裕度与后处理稳像算法吸收。</w:t>
       </w:r>
     </w:p>
     <w:p>
@@ -4378,27 +4375,7 @@
         <w:rPr>
           <w:lang w:eastAsia="zh-CN"/>
         </w:rPr>
-        <w:t>几何精度是高分辨率遥感的另一个关键指标。光学载荷通过星敏感器与探测器的联合标定，建立高精度的光机—卫星坐标系外参关系。在轨运行中，利用恒星观测和地面特征点进行几何校正，确保图像的几何畸变小于0.1像元。成像任务中，姿态确定系统提供的亚角秒级知识精度结合像元定位能力，使地面几何定位精度优于5 m，满足遥感应用需求。</w:t>
-      </w:r>
-    </w:p>
-    <w:p>
-      <w:pPr>
-        <w:pStyle w:val="3"/>
-        <w:rPr>
-          <w:lang w:eastAsia="zh-CN"/>
-        </w:rPr>
-      </w:pPr>
-      <w:r>
-        <w:rPr>
-          <w:lang w:eastAsia="zh-CN"/>
-        </w:rPr>
-        <w:t xml:space="preserve">3.3 </w:t>
-      </w:r>
-      <w:r>
-        <w:rPr>
-          <w:lang w:eastAsia="zh-CN"/>
-        </w:rPr>
-        <w:t>环境适应性与在轨稳定性</w:t>
+        <w:t>传感器配置采用“星敏感器+高稳定捷联陀螺”为核心，辅以磁力计、太阳敏感器与双频GNSS，以覆盖不同模式下的可观测性。两台或三台星敏感器在结构上与光学载荷同置于刚性光学基座上，通过光学—惯性一体化基准设计减少热致与力致相对偏转；每台星敏感器星表跟踪频率典型为5–15 Hz，单机视轴测量噪声约1–2″，通过双机互校与几何外参约束可将姿态“瞬时知识”压至≈0.7–1.4″的量级（3.4–6.8 µrad），再与千赫兹级读数的光纤陀螺（FOG）或石英谐振陀螺（HRG）在扩展卡尔曼滤波（EKF/UKF）中融合，实现高速、低噪的姿态率估计。为保证全天可用，星敏感器视场需具备严格的眩光隔离与避日避月策略，典型太阳俯仰禁入角≥30°、地缘弓形眩光边界≥20°；在高纬、高反照等复杂光照条件下，滤波器将自适应降低星敏感器权重，短时转入“陀螺主导”的推断状态，并通过地磁矢量/GNSS速度矢量提供可观测约束以抑制陀螺零偏漂移。</w:t>
       </w:r>
     </w:p>
     <w:p>
@@ -4413,54 +4390,14 @@
         <w:rPr>
           <w:lang w:eastAsia="zh-CN"/>
         </w:rPr>
-        <w:t>空间环境中存在强烈的热循环、宇宙辐射和微陨石威胁，光学载荷在设计中采用了多层冗余与保护措施。探测器电子学采用抗单粒子翻转（SEU）设计，并配有ECC（错误纠正码）保护。镜面外层采用耐原子氧涂层，减缓材料表面侵蚀。在轨运行中，载荷软件具备自动健康检测功能，一旦探测器输出异常或滤光轮卡滞，系统会进入降级模式，利用剩余功能继续成像，确保任务连续性。</w:t>
-      </w:r>
-    </w:p>
-    <w:p>
-      <w:pPr>
-        <w:rPr>
-          <w:lang w:eastAsia="zh-CN"/>
-        </w:rPr>
-      </w:pPr>
-    </w:p>
-    <w:p>
-      <w:pPr>
-        <w:pStyle w:val="3"/>
-        <w:rPr>
-          <w:lang w:eastAsia="zh-CN"/>
-        </w:rPr>
-      </w:pPr>
-      <w:r>
-        <w:rPr>
-          <w:lang w:eastAsia="zh-CN"/>
-        </w:rPr>
-        <w:t xml:space="preserve">3. </w:t>
-      </w:r>
-      <w:r>
-        <w:rPr>
-          <w:lang w:eastAsia="zh-CN"/>
-        </w:rPr>
-        <w:t>光学载荷子系统的集成与测试</w:t>
-      </w:r>
-    </w:p>
-    <w:p>
-      <w:pPr>
-        <w:pStyle w:val="4"/>
-        <w:rPr>
-          <w:lang w:eastAsia="zh-CN"/>
-        </w:rPr>
-      </w:pPr>
-      <w:r>
-        <w:rPr>
-          <w:lang w:eastAsia="zh-CN"/>
-        </w:rPr>
-        <w:t xml:space="preserve">3.1 </w:t>
-      </w:r>
-      <w:r>
-        <w:rPr>
-          <w:lang w:eastAsia="zh-CN"/>
-        </w:rPr>
-        <w:t>光学载荷的地面测试</w:t>
+        <w:t>执行机构采用四轮冗余反作用轮框架（三正交一热备）承担绝大多数姿态机动与稳像任务，磁力矩器负责动量卸载与安全模式控制。反作用轮的连续力矩与动量存储分别按“机动—稳像—环境外扰”三重工况联合定值：成像窗口外需支持10–20°级的快速指向与目标切换，稳像期间要求以&lt;0.5 mN·m·√Hz 的力矩纹波抑制轮引入的微振动；动量存储须覆盖太阳压、重力梯度与不平衡气动外扰的轨</w:t>
+      </w:r>
+      <w:r>
+        <w:rPr>
+          <w:lang w:eastAsia="zh-CN"/>
+        </w:rPr>
+        <w:lastRenderedPageBreak/>
+        <w:t>道周期累积，并留有充足裕度以容纳长时间偏置跟踪与多次大幅机动，工程上常选单轮10–20 N·m·s、0.1–0.2 N·m等级产品并配柔性隔振座。动量卸载采用“机会性+计划性”混合策略：在非成像轨道弧段通过磁力矩器对地磁场施力矩，控制轮速回落至工作中域；当地磁几何不利时，提前在任务计划中预留短窗进行分步卸载，避免在关键成像区间触发轮饱和。若出现单轮退化，控制律切换至三轮解耦或“两轮+磁力矩器”的降级模式维持任务基本能力。</w:t>
       </w:r>
     </w:p>
     <w:p>
@@ -4475,28 +4412,44 @@
         <w:rPr>
           <w:lang w:eastAsia="zh-CN"/>
         </w:rPr>
-        <w:t>在装配与集成阶段，光学载荷需经历严格的光学对准、环境与性能测试。光学对准通过激光干涉仪和三坐标测量机完成，确保各镜元位置误差控制在几十微米以内。环境测试包括振动、冲击与热真空试验，模拟火箭发射与太空环境。在热真空舱内，需验证系统在热循环下的稳定性，确认光学轴漂移小于2 µrad。性能测试则在准直光学实验室进行，采用标准分辨率靶标评估系统的MTF（调制传递函数），确保中心场MTF在Nyquist频率下大于0.15。</w:t>
-      </w:r>
-    </w:p>
-    <w:p>
-      <w:pPr>
-        <w:pStyle w:val="4"/>
-        <w:rPr>
-          <w:lang w:eastAsia="zh-CN"/>
-        </w:rPr>
-      </w:pPr>
+        <w:t>控制与导航算法采用速率—姿态双环结构。内环以陀螺为主反馈，带宽通常设置在20–40 Hz，以高带宽压制结构—执行链上的低频扰动；外环以星敏感器为主反馈，带宽在0.5–2 Hz范围内，负责漂移校正与慢变指向锁定。在成像模式，外环叠加“体轴偏置率”前馈以实现FMC与“偏航转向”（yaw steering），补偿地球自转与投影几何带来的像移非对称；沿迹速率与TDI行频以GNSS秒脉冲（PPS）为统一时间基准进行相位同步，星上时统通过温补晶振+PPS守时，确保相位误差进入闭环可控域。在特殊情况下（大幅越窗扫描、非常规斜视、恒星标定），控制器切入不同的最优跟踪轨迹解算器（在线最小二乘或模型预测控制），以兼顾轨迹可行性与微振动约束。</w:t>
+      </w:r>
+    </w:p>
+    <w:p>
+      <w:pPr>
+        <w:pStyle w:val="AI"/>
+        <w:rPr>
+          <w:rFonts w:hint="eastAsia"/>
+          <w:lang w:eastAsia="zh-CN"/>
+        </w:rPr>
+      </w:pPr>
+      <w:r>
+        <w:rPr>
+          <w:lang w:eastAsia="zh-CN"/>
+        </w:rPr>
+        <w:t>微振动控制是高分辨率成像的“隐形主线”。主要激励来自反作用轮的不平衡、齿槽转矩与电磁力脉动，次要激励包括致冷机（若配置SWIR）、阀件动作与结构自振。设计通过“源头抑制—路径隔离—视线滤除”三层手段协同达成：在源头选用转子动平衡优于G2.5级的轮机并采用无齿槽驱动与电流前馈，降低本征力矩纹波；在路径上通过弹性隔振座与调谐质量阻尼器（TMD）对轮—基座耦合进行整定，使轮基频与整星模态错开，并在光学基座上设置频带阻尼层抑制10–300 Hz的传递；在视线侧通过控制律成形与观测器抑制典型轮速及其谐波，必要时对某些“不可避免”的谐波设置任务禁转速区。抖动预算以PSD形式管理，规定10–300 Hz频带内的视线抖动积分不超过0.25 µrad RMS，预算项包含轮纹波、结构传递、星敏感器测量白噪声折算、控制量化与时延等，采用RSS合成并在环境与工艺不确定度上预留≥30%裕度。</w:t>
+      </w:r>
+    </w:p>
+    <w:p>
+      <w:pPr>
+        <w:pStyle w:val="AI"/>
+        <w:rPr>
+          <w:rFonts w:hint="eastAsia"/>
+          <w:lang w:eastAsia="zh-CN"/>
+        </w:rPr>
+      </w:pPr>
+      <w:r>
+        <w:rPr>
+          <w:lang w:eastAsia="zh-CN"/>
+        </w:rPr>
+        <w:t>模式管理覆盖发射入轨去动量（B-dot去旋）、太阳捕获、安全待机、粗指向、精指向/成像、快速机动与星标定等。入轨后首先以磁力计与磁力矩器闭环实现B-dot去旋，目标在一轨内将体角速度由数度每秒衰减至0.1°/s量级；随后进入太阳捕获模式保障电源正收支，再切换到粗指向模式完成星敏感器冷启动与星表匹配，建立高精度姿态解算后转入精指向。成像窗口前，任务序列触发惯导热机、轮速预置、热控微加热稳定星敏感器与光机基座温漂，并进行一次快拍星场以刷新光学—</w:t>
+      </w:r>
       <w:r>
         <w:rPr>
           <w:lang w:eastAsia="zh-CN"/>
         </w:rPr>
         <w:lastRenderedPageBreak/>
-        <w:t xml:space="preserve">3.2 </w:t>
-      </w:r>
-      <w:r>
-        <w:rPr>
-          <w:lang w:eastAsia="zh-CN"/>
-        </w:rPr>
-        <w:t>在轨验证</w:t>
+        <w:t>机体外参。若姿态丢锁或关键测量退化，系统立即切回安全模式，以太阳敏感器+磁力计维持粗稳定，并在地面授权或自主判据恢复后重入精指向。</w:t>
       </w:r>
     </w:p>
     <w:p>
@@ -4511,27 +4464,7 @@
         <w:rPr>
           <w:lang w:eastAsia="zh-CN"/>
         </w:rPr>
-        <w:t>发射入轨后，光学载荷进入在轨验证阶段。通过拍摄恒星和地面标准目标，逐步验证光学对准、成像分辨率、几何与辐射精度。恒星图像用于测量PSF扩展与光学轴稳定性，地面目标如机场跑道、建筑群用于几何精度评估。通过与地面高精度DEM/DOM数据对比，逐步完成几何校正模型的建立。在辐射方面，通过观测稳定地物（如戈壁、沙漠区域）和深空校正板，对探测器的增益与偏置进行更新。</w:t>
-      </w:r>
-    </w:p>
-    <w:p>
-      <w:pPr>
-        <w:pStyle w:val="4"/>
-        <w:rPr>
-          <w:lang w:eastAsia="zh-CN"/>
-        </w:rPr>
-      </w:pPr>
-      <w:r>
-        <w:rPr>
-          <w:lang w:eastAsia="zh-CN"/>
-        </w:rPr>
-        <w:t xml:space="preserve">3.3 </w:t>
-      </w:r>
-      <w:r>
-        <w:rPr>
-          <w:lang w:eastAsia="zh-CN"/>
-        </w:rPr>
-        <w:t>长期运行与故障检测</w:t>
+        <w:t>抗辐射与容错策略遵循“传感—执行—计算链路分层冗余”的原则。星敏感器、FOG/HRG与反作用轮的关键电子均采用抗单粒子闩锁设计并配置上电自检与看门狗复位；姿态计算机（AOCS OBC）在关键任务线程上使用时间冗余与TMR/EDAC并行校验，姿态估计算法具备异常观测剔除与量测权重自适应能力，确保强宇宙线事件或南大西洋异常区穿越时仍能维持闭环稳定。星上软件提供故障检测、隔离与恢复（FDIR）树，包含星敏感器致盲、陀螺饱和、轮机过速/过温、磁力矩器开路等典型分支，并对“不可逆”事件（如传感器永久失效）给出降级工作流程与任务再规划接口。</w:t>
       </w:r>
     </w:p>
     <w:p>
@@ -4546,7 +4479,783 @@
         <w:rPr>
           <w:lang w:eastAsia="zh-CN"/>
         </w:rPr>
-        <w:t>在长期运行中，光学系统会受到太空辐射、原子氧侵蚀与材料老化等影响。为此，系统配备多级故障检测与恢复机制（FDIR）。例如，当焦平面出现坏点时，软件自动进行像元替代；当滤光轮卡滞时，系统通过反向脉冲驱动进行解锁；当探测器温度超限时，自动进入降功耗模式并通过热控系统恢复正常。通过这些设计，光学载荷能够在数年寿命周期内保持成像质量的稳定。</w:t>
+        <w:t>标定与时间同步是把“控制做到位、质量做出来”的最后两块拼图。几何外参在热真空与力学试验后进行一次性地面标定，入轨后通过恒星标定与地面几何控制点联合优化在线更新；星载绝对时间由GNSS授时驱动，PPS分发至星敏感器、焦平面电子学和AOCS OBC，保证星敏感器曝光时标、轮速记录与成像行频处于同一时间基准，为地面几何校正与稳像反卷积保留充足的信息完整性。热控层面，星敏感器与惯导组件被维持在20±5 ℃并控制热梯度，光学基座与星敏感器支座匹配CTE的材料选型与等温化设计用来抑制热致相对漂移，残余的微小外参漂移通过在轨趋势分析与定期标定闭环消除。</w:t>
+      </w:r>
+    </w:p>
+    <w:p>
+      <w:pPr>
+        <w:pStyle w:val="AI"/>
+        <w:rPr>
+          <w:rFonts w:hint="eastAsia"/>
+          <w:lang w:eastAsia="zh-CN"/>
+        </w:rPr>
+      </w:pPr>
+      <w:r>
+        <w:rPr>
+          <w:lang w:eastAsia="zh-CN"/>
+        </w:rPr>
+        <w:t>通过上述架构，系统在“姿态知识—控制精度—微振动抑制—时间同步—标定可追溯性”五个维度形成闭环，满足在0.5 m GSD条件下将有效积分内视线抖动控制在≈0.25 µrad RMS的核心目标，同时保持绝对指向与姿态知识的充足裕度，为TDI+FMC同步成像和地面高精度几何校正提供坚实基础。下一章节我将以同等深度展开“指令与数据处理子系统（C&amp;DH）”，把高速数据链与容错机制与ADCS时统/控制接口衔接起来。</w:t>
+      </w:r>
+    </w:p>
+    <w:p>
+      <w:pPr>
+        <w:pStyle w:val="AI"/>
+        <w:rPr>
+          <w:rFonts w:hint="eastAsia"/>
+        </w:rPr>
+      </w:pPr>
+      <w:r>
+        <w:rPr>
+          <w:rFonts w:hint="eastAsia"/>
+        </w:rPr>
+        <w:t>ADCS采用</w:t>
+      </w:r>
+      <w:r>
+        <w:rPr>
+          <w:b/>
+          <w:bCs/>
+        </w:rPr>
+        <w:t>Blue Canyon Technologies XACT-50</w:t>
+      </w:r>
+      <w:r>
+        <w:rPr>
+          <w:rFonts w:hint="eastAsia"/>
+        </w:rPr>
+        <w:t>集成解决方案，在所有三轴提供±0.002°RMS指向精度。该系统集成星敏感器、反作用轮、磁力矩器、IMU和磁强计，形成紧凑的飞行验证包装，具有包括火星任务在内的广泛传承。</w:t>
+      </w:r>
+    </w:p>
+    <w:tbl>
+      <w:tblPr>
+        <w:tblStyle w:val="Table"/>
+        <w:tblW w:w="0" w:type="auto"/>
+        <w:tblLook w:val="0020" w:firstRow="1" w:lastRow="0" w:firstColumn="0" w:lastColumn="0" w:noHBand="0" w:noVBand="0"/>
+      </w:tblPr>
+      <w:tblGrid>
+        <w:gridCol w:w="1656"/>
+        <w:gridCol w:w="2086"/>
+        <w:gridCol w:w="1070"/>
+        <w:gridCol w:w="1051"/>
+        <w:gridCol w:w="2154"/>
+      </w:tblGrid>
+      <w:tr>
+        <w:trPr>
+          <w:cnfStyle w:val="100000000000" w:firstRow="1" w:lastRow="0" w:firstColumn="0" w:lastColumn="0" w:oddVBand="0" w:evenVBand="0" w:oddHBand="0" w:evenHBand="0" w:firstRowFirstColumn="0" w:firstRowLastColumn="0" w:lastRowFirstColumn="0" w:lastRowLastColumn="0"/>
+          <w:tblHeader/>
+        </w:trPr>
+        <w:tc>
+          <w:tcPr>
+            <w:tcW w:w="0" w:type="auto"/>
+          </w:tcPr>
+          <w:p>
+            <w:pPr>
+              <w:pStyle w:val="Compact"/>
+            </w:pPr>
+            <w:r>
+              <w:rPr>
+                <w:rFonts w:hint="eastAsia"/>
+              </w:rPr>
+              <w:t>组件</w:t>
+            </w:r>
+          </w:p>
+        </w:tc>
+        <w:tc>
+          <w:tcPr>
+            <w:tcW w:w="0" w:type="auto"/>
+          </w:tcPr>
+          <w:p>
+            <w:pPr>
+              <w:pStyle w:val="Compact"/>
+            </w:pPr>
+            <w:r>
+              <w:rPr>
+                <w:rFonts w:hint="eastAsia"/>
+              </w:rPr>
+              <w:t>型号</w:t>
+            </w:r>
+          </w:p>
+        </w:tc>
+        <w:tc>
+          <w:tcPr>
+            <w:tcW w:w="0" w:type="auto"/>
+          </w:tcPr>
+          <w:p>
+            <w:pPr>
+              <w:pStyle w:val="Compact"/>
+            </w:pPr>
+            <w:r>
+              <w:rPr>
+                <w:rFonts w:hint="eastAsia"/>
+              </w:rPr>
+              <w:t>质量</w:t>
+            </w:r>
+            <w:r>
+              <w:rPr>
+                <w:rFonts w:hint="eastAsia"/>
+              </w:rPr>
+              <w:t>(kg)</w:t>
+            </w:r>
+          </w:p>
+        </w:tc>
+        <w:tc>
+          <w:tcPr>
+            <w:tcW w:w="0" w:type="auto"/>
+          </w:tcPr>
+          <w:p>
+            <w:pPr>
+              <w:pStyle w:val="Compact"/>
+            </w:pPr>
+            <w:r>
+              <w:rPr>
+                <w:rFonts w:hint="eastAsia"/>
+              </w:rPr>
+              <w:t>功耗</w:t>
+            </w:r>
+            <w:r>
+              <w:rPr>
+                <w:rFonts w:hint="eastAsia"/>
+              </w:rPr>
+              <w:t>(W)</w:t>
+            </w:r>
+          </w:p>
+        </w:tc>
+        <w:tc>
+          <w:tcPr>
+            <w:tcW w:w="0" w:type="auto"/>
+          </w:tcPr>
+          <w:p>
+            <w:pPr>
+              <w:pStyle w:val="Compact"/>
+            </w:pPr>
+            <w:r>
+              <w:rPr>
+                <w:rFonts w:hint="eastAsia"/>
+              </w:rPr>
+              <w:t>性能</w:t>
+            </w:r>
+          </w:p>
+        </w:tc>
+      </w:tr>
+      <w:tr>
+        <w:tc>
+          <w:tcPr>
+            <w:tcW w:w="0" w:type="auto"/>
+          </w:tcPr>
+          <w:p>
+            <w:pPr>
+              <w:pStyle w:val="Compact"/>
+            </w:pPr>
+            <w:r>
+              <w:rPr>
+                <w:rFonts w:hint="eastAsia"/>
+              </w:rPr>
+              <w:t>集成</w:t>
+            </w:r>
+            <w:r>
+              <w:rPr>
+                <w:rFonts w:hint="eastAsia"/>
+              </w:rPr>
+              <w:t>ADCS</w:t>
+            </w:r>
+          </w:p>
+        </w:tc>
+        <w:tc>
+          <w:tcPr>
+            <w:tcW w:w="0" w:type="auto"/>
+          </w:tcPr>
+          <w:p>
+            <w:pPr>
+              <w:pStyle w:val="Compact"/>
+            </w:pPr>
+            <w:r>
+              <w:t>BCT XACT-50</w:t>
+            </w:r>
+          </w:p>
+        </w:tc>
+        <w:tc>
+          <w:tcPr>
+            <w:tcW w:w="0" w:type="auto"/>
+          </w:tcPr>
+          <w:p>
+            <w:pPr>
+              <w:pStyle w:val="Compact"/>
+            </w:pPr>
+            <w:r>
+              <w:t>3.2</w:t>
+            </w:r>
+          </w:p>
+        </w:tc>
+        <w:tc>
+          <w:tcPr>
+            <w:tcW w:w="0" w:type="auto"/>
+          </w:tcPr>
+          <w:p>
+            <w:pPr>
+              <w:pStyle w:val="Compact"/>
+            </w:pPr>
+            <w:r>
+              <w:t>10.0</w:t>
+            </w:r>
+          </w:p>
+        </w:tc>
+        <w:tc>
+          <w:tcPr>
+            <w:tcW w:w="0" w:type="auto"/>
+          </w:tcPr>
+          <w:p>
+            <w:pPr>
+              <w:pStyle w:val="Compact"/>
+            </w:pPr>
+            <w:r>
+              <w:t xml:space="preserve">±0.002°RMS </w:t>
+            </w:r>
+            <w:r>
+              <w:rPr>
+                <w:rFonts w:hint="eastAsia"/>
+              </w:rPr>
+              <w:t>(</w:t>
+            </w:r>
+            <w:r>
+              <w:rPr>
+                <w:rFonts w:hint="eastAsia"/>
+              </w:rPr>
+              <w:t>三轴</w:t>
+            </w:r>
+            <w:r>
+              <w:rPr>
+                <w:rFonts w:hint="eastAsia"/>
+              </w:rPr>
+              <w:t>)</w:t>
+            </w:r>
+          </w:p>
+        </w:tc>
+      </w:tr>
+      <w:tr>
+        <w:tc>
+          <w:tcPr>
+            <w:tcW w:w="0" w:type="auto"/>
+          </w:tcPr>
+          <w:p>
+            <w:pPr>
+              <w:pStyle w:val="Compact"/>
+            </w:pPr>
+            <w:r>
+              <w:rPr>
+                <w:rFonts w:hint="eastAsia"/>
+              </w:rPr>
+              <w:t>星敏感器</w:t>
+            </w:r>
+          </w:p>
+        </w:tc>
+        <w:tc>
+          <w:tcPr>
+            <w:tcW w:w="0" w:type="auto"/>
+          </w:tcPr>
+          <w:p>
+            <w:pPr>
+              <w:pStyle w:val="Compact"/>
+            </w:pPr>
+            <w:r>
+              <w:rPr>
+                <w:rFonts w:hint="eastAsia"/>
+              </w:rPr>
+              <w:t>双</w:t>
+            </w:r>
+            <w:r>
+              <w:rPr>
+                <w:rFonts w:hint="eastAsia"/>
+              </w:rPr>
+              <w:t>NST</w:t>
+            </w:r>
+            <w:r>
+              <w:t xml:space="preserve"> </w:t>
+            </w:r>
+            <w:r>
+              <w:rPr>
+                <w:rFonts w:hint="eastAsia"/>
+              </w:rPr>
+              <w:t>(</w:t>
+            </w:r>
+            <w:r>
+              <w:rPr>
+                <w:rFonts w:hint="eastAsia"/>
+              </w:rPr>
+              <w:t>包含</w:t>
+            </w:r>
+            <w:r>
+              <w:rPr>
+                <w:rFonts w:hint="eastAsia"/>
+              </w:rPr>
+              <w:t>)</w:t>
+            </w:r>
+          </w:p>
+        </w:tc>
+        <w:tc>
+          <w:tcPr>
+            <w:tcW w:w="0" w:type="auto"/>
+          </w:tcPr>
+          <w:p>
+            <w:pPr>
+              <w:pStyle w:val="Compact"/>
+            </w:pPr>
+            <w:r>
+              <w:t>-</w:t>
+            </w:r>
+          </w:p>
+        </w:tc>
+        <w:tc>
+          <w:tcPr>
+            <w:tcW w:w="0" w:type="auto"/>
+          </w:tcPr>
+          <w:p>
+            <w:pPr>
+              <w:pStyle w:val="Compact"/>
+            </w:pPr>
+            <w:r>
+              <w:t>-</w:t>
+            </w:r>
+          </w:p>
+        </w:tc>
+        <w:tc>
+          <w:tcPr>
+            <w:tcW w:w="0" w:type="auto"/>
+          </w:tcPr>
+          <w:p>
+            <w:pPr>
+              <w:pStyle w:val="Compact"/>
+            </w:pPr>
+            <w:r>
+              <w:rPr>
+                <w:rFonts w:hint="eastAsia"/>
+              </w:rPr>
+              <w:t>4</w:t>
+            </w:r>
+            <w:r>
+              <w:rPr>
+                <w:rFonts w:hint="eastAsia"/>
+              </w:rPr>
+              <w:t>角秒瞄准线精度</w:t>
+            </w:r>
+          </w:p>
+        </w:tc>
+      </w:tr>
+      <w:tr>
+        <w:tc>
+          <w:tcPr>
+            <w:tcW w:w="0" w:type="auto"/>
+          </w:tcPr>
+          <w:p>
+            <w:pPr>
+              <w:pStyle w:val="Compact"/>
+            </w:pPr>
+            <w:r>
+              <w:rPr>
+                <w:rFonts w:hint="eastAsia"/>
+              </w:rPr>
+              <w:t>反作用轮</w:t>
+            </w:r>
+          </w:p>
+        </w:tc>
+        <w:tc>
+          <w:tcPr>
+            <w:tcW w:w="0" w:type="auto"/>
+          </w:tcPr>
+          <w:p>
+            <w:pPr>
+              <w:pStyle w:val="Compact"/>
+            </w:pPr>
+            <w:r>
+              <w:t xml:space="preserve">50 mNms </w:t>
+            </w:r>
+            <w:r>
+              <w:rPr>
+                <w:rFonts w:hint="eastAsia"/>
+              </w:rPr>
+              <w:t>(</w:t>
+            </w:r>
+            <w:r>
+              <w:rPr>
+                <w:rFonts w:hint="eastAsia"/>
+              </w:rPr>
+              <w:t>包含</w:t>
+            </w:r>
+            <w:r>
+              <w:rPr>
+                <w:rFonts w:hint="eastAsia"/>
+              </w:rPr>
+              <w:t>)</w:t>
+            </w:r>
+          </w:p>
+        </w:tc>
+        <w:tc>
+          <w:tcPr>
+            <w:tcW w:w="0" w:type="auto"/>
+          </w:tcPr>
+          <w:p>
+            <w:pPr>
+              <w:pStyle w:val="Compact"/>
+            </w:pPr>
+            <w:r>
+              <w:t>-</w:t>
+            </w:r>
+          </w:p>
+        </w:tc>
+        <w:tc>
+          <w:tcPr>
+            <w:tcW w:w="0" w:type="auto"/>
+          </w:tcPr>
+          <w:p>
+            <w:pPr>
+              <w:pStyle w:val="Compact"/>
+            </w:pPr>
+            <w:r>
+              <w:t>-</w:t>
+            </w:r>
+          </w:p>
+        </w:tc>
+        <w:tc>
+          <w:tcPr>
+            <w:tcW w:w="0" w:type="auto"/>
+          </w:tcPr>
+          <w:p>
+            <w:pPr>
+              <w:pStyle w:val="Compact"/>
+            </w:pPr>
+            <w:r>
+              <w:rPr>
+                <w:rFonts w:hint="eastAsia"/>
+              </w:rPr>
+              <w:t>超低抖动设计</w:t>
+            </w:r>
+          </w:p>
+        </w:tc>
+      </w:tr>
+      <w:tr>
+        <w:tc>
+          <w:tcPr>
+            <w:tcW w:w="0" w:type="auto"/>
+          </w:tcPr>
+          <w:p>
+            <w:pPr>
+              <w:pStyle w:val="Compact"/>
+            </w:pPr>
+            <w:r>
+              <w:rPr>
+                <w:rFonts w:hint="eastAsia"/>
+              </w:rPr>
+              <w:t>磁力矩器</w:t>
+            </w:r>
+          </w:p>
+        </w:tc>
+        <w:tc>
+          <w:tcPr>
+            <w:tcW w:w="0" w:type="auto"/>
+          </w:tcPr>
+          <w:p>
+            <w:pPr>
+              <w:pStyle w:val="Compact"/>
+            </w:pPr>
+            <w:r>
+              <w:rPr>
+                <w:rFonts w:hint="eastAsia"/>
+              </w:rPr>
+              <w:t>三轴杆</w:t>
+            </w:r>
+            <w:r>
+              <w:t xml:space="preserve"> </w:t>
+            </w:r>
+            <w:r>
+              <w:rPr>
+                <w:rFonts w:hint="eastAsia"/>
+              </w:rPr>
+              <w:t>(</w:t>
+            </w:r>
+            <w:r>
+              <w:rPr>
+                <w:rFonts w:hint="eastAsia"/>
+              </w:rPr>
+              <w:t>包含</w:t>
+            </w:r>
+            <w:r>
+              <w:rPr>
+                <w:rFonts w:hint="eastAsia"/>
+              </w:rPr>
+              <w:t>)</w:t>
+            </w:r>
+          </w:p>
+        </w:tc>
+        <w:tc>
+          <w:tcPr>
+            <w:tcW w:w="0" w:type="auto"/>
+          </w:tcPr>
+          <w:p>
+            <w:pPr>
+              <w:pStyle w:val="Compact"/>
+            </w:pPr>
+            <w:r>
+              <w:t>-</w:t>
+            </w:r>
+          </w:p>
+        </w:tc>
+        <w:tc>
+          <w:tcPr>
+            <w:tcW w:w="0" w:type="auto"/>
+          </w:tcPr>
+          <w:p>
+            <w:pPr>
+              <w:pStyle w:val="Compact"/>
+            </w:pPr>
+            <w:r>
+              <w:t>-</w:t>
+            </w:r>
+          </w:p>
+        </w:tc>
+        <w:tc>
+          <w:tcPr>
+            <w:tcW w:w="0" w:type="auto"/>
+          </w:tcPr>
+          <w:p>
+            <w:pPr>
+              <w:pStyle w:val="Compact"/>
+            </w:pPr>
+            <w:r>
+              <w:t xml:space="preserve">0.5 </w:t>
+            </w:r>
+            <w:r>
+              <w:rPr>
+                <w:rFonts w:hint="eastAsia"/>
+              </w:rPr>
+              <w:t>Am</w:t>
+            </w:r>
+            <w:r>
+              <w:rPr>
+                <w:rFonts w:hint="eastAsia"/>
+              </w:rPr>
+              <w:t>²偶极矩</w:t>
+            </w:r>
+          </w:p>
+        </w:tc>
+      </w:tr>
+      <w:tr>
+        <w:tc>
+          <w:tcPr>
+            <w:tcW w:w="0" w:type="auto"/>
+          </w:tcPr>
+          <w:p>
+            <w:pPr>
+              <w:pStyle w:val="Compact"/>
+            </w:pPr>
+            <w:r>
+              <w:rPr>
+                <w:rFonts w:hint="eastAsia"/>
+              </w:rPr>
+              <w:lastRenderedPageBreak/>
+              <w:t>控制电子器件</w:t>
+            </w:r>
+          </w:p>
+        </w:tc>
+        <w:tc>
+          <w:tcPr>
+            <w:tcW w:w="0" w:type="auto"/>
+          </w:tcPr>
+          <w:p>
+            <w:pPr>
+              <w:pStyle w:val="Compact"/>
+            </w:pPr>
+            <w:r>
+              <w:rPr>
+                <w:rFonts w:hint="eastAsia"/>
+              </w:rPr>
+              <w:t>飞行计算机</w:t>
+            </w:r>
+            <w:r>
+              <w:t xml:space="preserve"> </w:t>
+            </w:r>
+            <w:r>
+              <w:rPr>
+                <w:rFonts w:hint="eastAsia"/>
+              </w:rPr>
+              <w:t>(</w:t>
+            </w:r>
+            <w:r>
+              <w:rPr>
+                <w:rFonts w:hint="eastAsia"/>
+              </w:rPr>
+              <w:t>包含</w:t>
+            </w:r>
+            <w:r>
+              <w:rPr>
+                <w:rFonts w:hint="eastAsia"/>
+              </w:rPr>
+              <w:t>)</w:t>
+            </w:r>
+          </w:p>
+        </w:tc>
+        <w:tc>
+          <w:tcPr>
+            <w:tcW w:w="0" w:type="auto"/>
+          </w:tcPr>
+          <w:p>
+            <w:pPr>
+              <w:pStyle w:val="Compact"/>
+            </w:pPr>
+            <w:r>
+              <w:t>-</w:t>
+            </w:r>
+          </w:p>
+        </w:tc>
+        <w:tc>
+          <w:tcPr>
+            <w:tcW w:w="0" w:type="auto"/>
+          </w:tcPr>
+          <w:p>
+            <w:pPr>
+              <w:pStyle w:val="Compact"/>
+            </w:pPr>
+            <w:r>
+              <w:t>-</w:t>
+            </w:r>
+          </w:p>
+        </w:tc>
+        <w:tc>
+          <w:tcPr>
+            <w:tcW w:w="0" w:type="auto"/>
+          </w:tcPr>
+          <w:p>
+            <w:pPr>
+              <w:pStyle w:val="Compact"/>
+            </w:pPr>
+            <w:r>
+              <w:t xml:space="preserve">5 </w:t>
+            </w:r>
+            <w:r>
+              <w:rPr>
+                <w:rFonts w:hint="eastAsia"/>
+              </w:rPr>
+              <w:t>Hz</w:t>
+            </w:r>
+            <w:r>
+              <w:rPr>
+                <w:rFonts w:hint="eastAsia"/>
+              </w:rPr>
+              <w:t>姿态解算</w:t>
+            </w:r>
+          </w:p>
+        </w:tc>
+      </w:tr>
+    </w:tbl>
+    <w:p>
+      <w:pPr>
+        <w:pStyle w:val="AI"/>
+        <w:rPr>
+          <w:rFonts w:hint="eastAsia"/>
+          <w:lang w:eastAsia="zh-CN"/>
+        </w:rPr>
+      </w:pPr>
+      <w:r>
+        <w:rPr>
+          <w:rFonts w:hint="eastAsia"/>
+          <w:b/>
+          <w:bCs/>
+          <w:lang w:eastAsia="zh-CN"/>
+        </w:rPr>
+        <w:t>性能特征</w:t>
+      </w:r>
+      <w:r>
+        <w:rPr>
+          <w:rFonts w:hint="eastAsia"/>
+          <w:lang w:eastAsia="zh-CN"/>
+        </w:rPr>
+        <w:t>超越任务要求，在成像操作期间指向稳定性优于0.01°/秒。迷航星体识别能力实现少于2秒的自主姿态恢复。</w:t>
+      </w:r>
+      <w:r>
+        <w:rPr>
+          <w:rFonts w:hint="eastAsia"/>
+          <w:b/>
+          <w:bCs/>
+          <w:lang w:eastAsia="zh-CN"/>
+        </w:rPr>
+        <w:t>辐射耐受性</w:t>
+      </w:r>
+      <w:r>
+        <w:rPr>
+          <w:rFonts w:hint="eastAsia"/>
+          <w:lang w:eastAsia="zh-CN"/>
+        </w:rPr>
+        <w:t>超过45</w:t>
+      </w:r>
+      <w:r>
+        <w:rPr>
+          <w:lang w:eastAsia="zh-CN"/>
+        </w:rPr>
+        <w:t xml:space="preserve"> </w:t>
+      </w:r>
+      <w:r>
+        <w:rPr>
+          <w:rFonts w:hint="eastAsia"/>
+          <w:lang w:eastAsia="zh-CN"/>
+        </w:rPr>
+        <w:t>kRad总剂量，适用于5年以上低地球轨道任务。</w:t>
+      </w:r>
+    </w:p>
+    <w:p>
+      <w:pPr>
+        <w:pStyle w:val="AI"/>
+        <w:rPr>
+          <w:rFonts w:hint="eastAsia"/>
+          <w:lang w:eastAsia="zh-CN"/>
+        </w:rPr>
+      </w:pPr>
+      <w:r>
+        <w:rPr>
+          <w:rFonts w:hint="eastAsia"/>
+          <w:lang w:eastAsia="zh-CN"/>
+        </w:rPr>
+        <w:t>系统通过预测指向算法和高带宽姿态控制环路提供</w:t>
+      </w:r>
+      <w:r>
+        <w:rPr>
+          <w:rFonts w:hint="eastAsia"/>
+          <w:b/>
+          <w:bCs/>
+          <w:lang w:eastAsia="zh-CN"/>
+        </w:rPr>
+        <w:t>像移补偿</w:t>
+      </w:r>
+      <w:r>
+        <w:rPr>
+          <w:rFonts w:hint="eastAsia"/>
+          <w:lang w:eastAsia="zh-CN"/>
+        </w:rPr>
+        <w:t>。磁去饱和在非成像期间使用地球磁场，消除动量管理的推进剂消耗。</w:t>
+      </w:r>
+    </w:p>
+    <w:p>
+      <w:pPr>
+        <w:pStyle w:val="2"/>
+      </w:pPr>
+      <w:r>
+        <w:t>数据处理与存储子系统（</w:t>
+      </w:r>
+      <w:r>
+        <w:t>Data Handling &amp; Onboard Storage Subsystem</w:t>
+      </w:r>
+      <w:r>
+        <w:t>）</w:t>
+      </w:r>
+    </w:p>
+    <w:p>
+      <w:pPr>
+        <w:pStyle w:val="AI"/>
+        <w:rPr>
+          <w:rFonts w:hint="eastAsia"/>
+          <w:lang w:eastAsia="zh-CN"/>
+        </w:rPr>
+      </w:pPr>
+      <w:r>
+        <w:rPr>
+          <w:lang w:eastAsia="zh-CN"/>
+        </w:rPr>
+        <w:t>数据处理与存储子系统是卫星任务链路的关键环节，其功能是对光学载荷产生的海量原始数据进行实时处理、缓存和有序下传。它相当于卫星的“神经中枢”，不仅要保证数据链路的高速与可靠性，还要在极端的空间环境下运行多年不失效。本子系统的设计核心在于高性能计算能力、冗余存储架构以及抗辐射容错技术，目标是确保从成像到下行的全流程数据管理有序、安全和高效。对于0.5米分辨率的光学遥感卫星，每天产生的数据量可达数TB，因此如何在有限功耗和体积下实现高效的数据处理与存储，是整个子系统的工程挑战。</w:t>
       </w:r>
     </w:p>
     <w:p>
@@ -4567,10 +5276,10 @@
           <w:lang w:eastAsia="zh-CN"/>
         </w:rPr>
         <w:drawing>
-          <wp:inline distT="0" distB="0" distL="0" distR="0" wp14:anchorId="59A0B30D" wp14:editId="0301B064">
-            <wp:extent cx="4023360" cy="2891324"/>
+          <wp:inline distT="0" distB="0" distL="0" distR="0" wp14:anchorId="5F10A119" wp14:editId="387CF68D">
+            <wp:extent cx="3129068" cy="3569818"/>
             <wp:effectExtent l="0" t="0" r="0" b="0"/>
-            <wp:docPr id="6" name="图片 6"/>
+            <wp:docPr id="4" name="图片 4"/>
             <wp:cNvGraphicFramePr>
               <a:graphicFrameLocks xmlns:a="http://schemas.openxmlformats.org/drawingml/2006/main" noChangeAspect="1"/>
             </wp:cNvGraphicFramePr>
@@ -4590,2006 +5299,6 @@
                   <pic:spPr>
                     <a:xfrm>
                       <a:off x="0" y="0"/>
-                      <a:ext cx="4025973" cy="2893202"/>
-                    </a:xfrm>
-                    <a:prstGeom prst="rect">
-                      <a:avLst/>
-                    </a:prstGeom>
-                  </pic:spPr>
-                </pic:pic>
-              </a:graphicData>
-            </a:graphic>
-          </wp:inline>
-        </w:drawing>
-      </w:r>
-    </w:p>
-    <w:p>
-      <w:r>
-        <w:pict w14:anchorId="5DF1007A">
-          <v:rect id="_x0000_i1026" style="width:0;height:1.5pt" o:hralign="center" o:hrstd="t" o:hr="t" fillcolor="#a0a0a0" stroked="f"/>
-        </w:pict>
-      </w:r>
-    </w:p>
-    <w:p>
-      <w:pPr>
-        <w:pStyle w:val="3"/>
-        <w:rPr>
-          <w:lang w:eastAsia="zh-CN"/>
-        </w:rPr>
-      </w:pPr>
-      <w:r>
-        <w:rPr>
-          <w:lang w:eastAsia="zh-CN"/>
-        </w:rPr>
-        <w:t xml:space="preserve">4. </w:t>
-      </w:r>
-      <w:r>
-        <w:rPr>
-          <w:lang w:eastAsia="zh-CN"/>
-        </w:rPr>
-        <w:t>总结</w:t>
-      </w:r>
-    </w:p>
-    <w:p>
-      <w:pPr>
-        <w:pStyle w:val="AI"/>
-        <w:rPr>
-          <w:rFonts w:hint="eastAsia"/>
-          <w:lang w:eastAsia="zh-CN"/>
-        </w:rPr>
-      </w:pPr>
-      <w:r>
-        <w:rPr>
-          <w:lang w:eastAsia="zh-CN"/>
-        </w:rPr>
-        <w:t>光学载荷子系统的设计是一项跨学科的复杂工程，其目标是在有限资源约束下实现0.5米级高分辨率和多光谱成像。通过TMA光学结构、大口径轻量化镜体、TDI与FMC协同补偿、热—结构一体化设计，以及完善的地面与在轨标定流程，系统能够有效抵御轨道环境影响并长期提供高质量影像。作为卫星的核心功能模块，光学载荷的成功实现直接决定任务成败，其设计与测试过程体现了高精度光学、精密制造与空间工程的综合水平。</w:t>
-      </w:r>
-    </w:p>
-    <w:p>
-      <w:pPr>
-        <w:pStyle w:val="AI"/>
-        <w:rPr>
-          <w:rFonts w:hint="eastAsia"/>
-          <w:lang w:eastAsia="zh-CN"/>
-        </w:rPr>
-      </w:pPr>
-      <w:r>
-        <w:rPr>
-          <w:lang w:eastAsia="zh-CN"/>
-        </w:rPr>
-        <w:lastRenderedPageBreak/>
-        <w:t xml:space="preserve">综上所述，光学载荷子系统通过 </w:t>
-      </w:r>
-      <w:r>
-        <w:rPr>
-          <w:rStyle w:val="af5"/>
-          <w:lang w:eastAsia="zh-CN"/>
-        </w:rPr>
-        <w:t>TMA光学结构、轻量化大口径主镜、高性能TDI-CCD与多光谱CMOS探测器、FMC运动补偿技术、分光与滤光机制</w:t>
-      </w:r>
-      <w:r>
-        <w:rPr>
-          <w:lang w:eastAsia="zh-CN"/>
-        </w:rPr>
-        <w:t xml:space="preserve"> 的综合设计，能够在600 km轨道高度下实现0.5 m 全色与2 m 多光谱分辨率的高质量成像。配合在轨辐射与几何标定机制，该子系统能够保证长时间运行中的影像一致性与几何精度。其结构与热控的一体化设计，以及在传感器与电子学层面的抗辐射与容错措施，进一步确保了光学载荷在复杂轨道环境中的稳定性和可靠性，为整星任务的成功提供坚实保障。</w:t>
-      </w:r>
-    </w:p>
-    <w:p>
-      <w:pPr>
-        <w:pStyle w:val="AI"/>
-        <w:rPr>
-          <w:rFonts w:hint="eastAsia"/>
-          <w:lang w:eastAsia="zh-CN"/>
-        </w:rPr>
-      </w:pPr>
-      <w:r>
-        <w:rPr>
-          <w:rFonts w:hint="eastAsia"/>
-          <w:b/>
-          <w:bCs/>
-          <w:lang w:eastAsia="zh-CN"/>
-        </w:rPr>
-        <w:t>光学望远镜组件</w:t>
-      </w:r>
-      <w:r>
-        <w:rPr>
-          <w:rFonts w:hint="eastAsia"/>
-          <w:lang w:eastAsia="zh-CN"/>
-        </w:rPr>
-        <w:t>采用250毫米口径卡塞格林配置，配备碳化硅主镜以实现热稳定性。5.5米有效焦距通过折叠光路设计在小卫星尺寸约束内提供所需角分辨率。</w:t>
-      </w:r>
-    </w:p>
-    <w:tbl>
-      <w:tblPr>
-        <w:tblStyle w:val="Table"/>
-        <w:tblW w:w="0" w:type="auto"/>
-        <w:tblLook w:val="0020" w:firstRow="1" w:lastRow="0" w:firstColumn="0" w:lastColumn="0" w:noHBand="0" w:noVBand="0"/>
-      </w:tblPr>
-      <w:tblGrid>
-        <w:gridCol w:w="1553"/>
-        <w:gridCol w:w="2353"/>
-        <w:gridCol w:w="2904"/>
-        <w:gridCol w:w="1036"/>
-        <w:gridCol w:w="1010"/>
-      </w:tblGrid>
-      <w:tr>
-        <w:trPr>
-          <w:cnfStyle w:val="100000000000" w:firstRow="1" w:lastRow="0" w:firstColumn="0" w:lastColumn="0" w:oddVBand="0" w:evenVBand="0" w:oddHBand="0" w:evenHBand="0" w:firstRowFirstColumn="0" w:firstRowLastColumn="0" w:lastRowFirstColumn="0" w:lastRowLastColumn="0"/>
-          <w:tblHeader/>
-        </w:trPr>
-        <w:tc>
-          <w:tcPr>
-            <w:tcW w:w="0" w:type="auto"/>
-          </w:tcPr>
-          <w:p>
-            <w:pPr>
-              <w:pStyle w:val="Compact"/>
-            </w:pPr>
-            <w:r>
-              <w:rPr>
-                <w:rFonts w:hint="eastAsia"/>
-              </w:rPr>
-              <w:t>组件</w:t>
-            </w:r>
-          </w:p>
-        </w:tc>
-        <w:tc>
-          <w:tcPr>
-            <w:tcW w:w="0" w:type="auto"/>
-          </w:tcPr>
-          <w:p>
-            <w:pPr>
-              <w:pStyle w:val="Compact"/>
-            </w:pPr>
-            <w:r>
-              <w:rPr>
-                <w:rFonts w:hint="eastAsia"/>
-              </w:rPr>
-              <w:t>规格</w:t>
-            </w:r>
-          </w:p>
-        </w:tc>
-        <w:tc>
-          <w:tcPr>
-            <w:tcW w:w="0" w:type="auto"/>
-          </w:tcPr>
-          <w:p>
-            <w:pPr>
-              <w:pStyle w:val="Compact"/>
-            </w:pPr>
-            <w:r>
-              <w:rPr>
-                <w:rFonts w:hint="eastAsia"/>
-              </w:rPr>
-              <w:t>性能</w:t>
-            </w:r>
-          </w:p>
-        </w:tc>
-        <w:tc>
-          <w:tcPr>
-            <w:tcW w:w="0" w:type="auto"/>
-          </w:tcPr>
-          <w:p>
-            <w:pPr>
-              <w:pStyle w:val="Compact"/>
-            </w:pPr>
-            <w:r>
-              <w:rPr>
-                <w:rFonts w:hint="eastAsia"/>
-              </w:rPr>
-              <w:t>质量</w:t>
-            </w:r>
-            <w:r>
-              <w:rPr>
-                <w:rFonts w:hint="eastAsia"/>
-              </w:rPr>
-              <w:t>(kg)</w:t>
-            </w:r>
-          </w:p>
-        </w:tc>
-        <w:tc>
-          <w:tcPr>
-            <w:tcW w:w="0" w:type="auto"/>
-          </w:tcPr>
-          <w:p>
-            <w:pPr>
-              <w:pStyle w:val="Compact"/>
-            </w:pPr>
-            <w:r>
-              <w:rPr>
-                <w:rFonts w:hint="eastAsia"/>
-              </w:rPr>
-              <w:t>功耗</w:t>
-            </w:r>
-            <w:r>
-              <w:rPr>
-                <w:rFonts w:hint="eastAsia"/>
-              </w:rPr>
-              <w:t>(W)</w:t>
-            </w:r>
-          </w:p>
-        </w:tc>
-      </w:tr>
-      <w:tr>
-        <w:tc>
-          <w:tcPr>
-            <w:tcW w:w="0" w:type="auto"/>
-          </w:tcPr>
-          <w:p>
-            <w:pPr>
-              <w:pStyle w:val="Compact"/>
-            </w:pPr>
-            <w:r>
-              <w:rPr>
-                <w:rFonts w:hint="eastAsia"/>
-              </w:rPr>
-              <w:t>主镜</w:t>
-            </w:r>
-          </w:p>
-        </w:tc>
-        <w:tc>
-          <w:tcPr>
-            <w:tcW w:w="0" w:type="auto"/>
-          </w:tcPr>
-          <w:p>
-            <w:pPr>
-              <w:pStyle w:val="Compact"/>
-            </w:pPr>
-            <w:r>
-              <w:t xml:space="preserve">250mm </w:t>
-            </w:r>
-            <w:r>
-              <w:rPr>
-                <w:rFonts w:hint="eastAsia"/>
-              </w:rPr>
-              <w:t>SiC</w:t>
-            </w:r>
-            <w:r>
-              <w:rPr>
-                <w:rFonts w:hint="eastAsia"/>
-              </w:rPr>
-              <w:t>卡塞格林</w:t>
-            </w:r>
-          </w:p>
-        </w:tc>
-        <w:tc>
-          <w:tcPr>
-            <w:tcW w:w="0" w:type="auto"/>
-          </w:tcPr>
-          <w:p>
-            <w:pPr>
-              <w:pStyle w:val="Compact"/>
-            </w:pPr>
-            <w:r>
-              <w:t xml:space="preserve">f/22, </w:t>
-            </w:r>
-            <w:r>
-              <w:rPr>
-                <w:rFonts w:hint="eastAsia"/>
-              </w:rPr>
-              <w:t>5.5m</w:t>
-            </w:r>
-            <w:r>
-              <w:rPr>
-                <w:rFonts w:hint="eastAsia"/>
-              </w:rPr>
-              <w:t>焦距</w:t>
-            </w:r>
-          </w:p>
-        </w:tc>
-        <w:tc>
-          <w:tcPr>
-            <w:tcW w:w="0" w:type="auto"/>
-          </w:tcPr>
-          <w:p>
-            <w:pPr>
-              <w:pStyle w:val="Compact"/>
-            </w:pPr>
-            <w:r>
-              <w:t>8.0</w:t>
-            </w:r>
-          </w:p>
-        </w:tc>
-        <w:tc>
-          <w:tcPr>
-            <w:tcW w:w="0" w:type="auto"/>
-          </w:tcPr>
-          <w:p>
-            <w:pPr>
-              <w:pStyle w:val="Compact"/>
-            </w:pPr>
-            <w:r>
-              <w:t>0</w:t>
-            </w:r>
-          </w:p>
-        </w:tc>
-      </w:tr>
-      <w:tr>
-        <w:tc>
-          <w:tcPr>
-            <w:tcW w:w="0" w:type="auto"/>
-          </w:tcPr>
-          <w:p>
-            <w:pPr>
-              <w:pStyle w:val="Compact"/>
-            </w:pPr>
-            <w:r>
-              <w:rPr>
-                <w:rFonts w:hint="eastAsia"/>
-              </w:rPr>
-              <w:t>次镜</w:t>
-            </w:r>
-          </w:p>
-        </w:tc>
-        <w:tc>
-          <w:tcPr>
-            <w:tcW w:w="0" w:type="auto"/>
-          </w:tcPr>
-          <w:p>
-            <w:pPr>
-              <w:pStyle w:val="Compact"/>
-            </w:pPr>
-            <w:r>
-              <w:t>60mm SiC</w:t>
-            </w:r>
-          </w:p>
-        </w:tc>
-        <w:tc>
-          <w:tcPr>
-            <w:tcW w:w="0" w:type="auto"/>
-          </w:tcPr>
-          <w:p>
-            <w:pPr>
-              <w:pStyle w:val="Compact"/>
-            </w:pPr>
-            <w:r>
-              <w:rPr>
-                <w:rFonts w:hint="eastAsia"/>
-              </w:rPr>
-              <w:t>放大倍数</w:t>
-            </w:r>
-            <w:r>
-              <w:rPr>
-                <w:rFonts w:hint="eastAsia"/>
-              </w:rPr>
-              <w:t>4.4x</w:t>
-            </w:r>
-          </w:p>
-        </w:tc>
-        <w:tc>
-          <w:tcPr>
-            <w:tcW w:w="0" w:type="auto"/>
-          </w:tcPr>
-          <w:p>
-            <w:pPr>
-              <w:pStyle w:val="Compact"/>
-            </w:pPr>
-            <w:r>
-              <w:t>0.5</w:t>
-            </w:r>
-          </w:p>
-        </w:tc>
-        <w:tc>
-          <w:tcPr>
-            <w:tcW w:w="0" w:type="auto"/>
-          </w:tcPr>
-          <w:p>
-            <w:pPr>
-              <w:pStyle w:val="Compact"/>
-            </w:pPr>
-            <w:r>
-              <w:t>0</w:t>
-            </w:r>
-          </w:p>
-        </w:tc>
-      </w:tr>
-      <w:tr>
-        <w:tc>
-          <w:tcPr>
-            <w:tcW w:w="0" w:type="auto"/>
-          </w:tcPr>
-          <w:p>
-            <w:pPr>
-              <w:pStyle w:val="Compact"/>
-            </w:pPr>
-            <w:r>
-              <w:rPr>
-                <w:rFonts w:hint="eastAsia"/>
-              </w:rPr>
-              <w:t>探测器阵列</w:t>
-            </w:r>
-          </w:p>
-        </w:tc>
-        <w:tc>
-          <w:tcPr>
-            <w:tcW w:w="0" w:type="auto"/>
-          </w:tcPr>
-          <w:p>
-            <w:pPr>
-              <w:pStyle w:val="Compact"/>
-            </w:pPr>
-            <w:r>
-              <w:t>9000×6000 CMOS</w:t>
-            </w:r>
-          </w:p>
-        </w:tc>
-        <w:tc>
-          <w:tcPr>
-            <w:tcW w:w="0" w:type="auto"/>
-          </w:tcPr>
-          <w:p>
-            <w:pPr>
-              <w:pStyle w:val="Compact"/>
-            </w:pPr>
-            <w:r>
-              <w:rPr>
-                <w:rFonts w:hint="eastAsia"/>
-              </w:rPr>
-              <w:t>3.45</w:t>
-            </w:r>
-            <w:r>
-              <w:rPr>
-                <w:rFonts w:hint="eastAsia"/>
-              </w:rPr>
-              <w:t>μ</w:t>
-            </w:r>
-            <w:r>
-              <w:rPr>
-                <w:rFonts w:hint="eastAsia"/>
-              </w:rPr>
-              <w:t>m</w:t>
-            </w:r>
-            <w:r>
-              <w:rPr>
-                <w:rFonts w:hint="eastAsia"/>
-              </w:rPr>
-              <w:t>像素</w:t>
-            </w:r>
-            <w:r>
-              <w:rPr>
-                <w:rFonts w:hint="eastAsia"/>
-              </w:rPr>
-              <w:t>,</w:t>
-            </w:r>
-            <w:r>
-              <w:t xml:space="preserve"> </w:t>
-            </w:r>
-            <w:r>
-              <w:rPr>
-                <w:rFonts w:hint="eastAsia"/>
-              </w:rPr>
-              <w:t>80%</w:t>
-            </w:r>
-            <w:r>
-              <w:rPr>
-                <w:rFonts w:hint="eastAsia"/>
-              </w:rPr>
-              <w:t>量子效率</w:t>
-            </w:r>
-          </w:p>
-        </w:tc>
-        <w:tc>
-          <w:tcPr>
-            <w:tcW w:w="0" w:type="auto"/>
-          </w:tcPr>
-          <w:p>
-            <w:pPr>
-              <w:pStyle w:val="Compact"/>
-            </w:pPr>
-            <w:r>
-              <w:t>2.0</w:t>
-            </w:r>
-          </w:p>
-        </w:tc>
-        <w:tc>
-          <w:tcPr>
-            <w:tcW w:w="0" w:type="auto"/>
-          </w:tcPr>
-          <w:p>
-            <w:pPr>
-              <w:pStyle w:val="Compact"/>
-            </w:pPr>
-            <w:r>
-              <w:t>25</w:t>
-            </w:r>
-          </w:p>
-        </w:tc>
-      </w:tr>
-      <w:tr>
-        <w:tc>
-          <w:tcPr>
-            <w:tcW w:w="0" w:type="auto"/>
-          </w:tcPr>
-          <w:p>
-            <w:pPr>
-              <w:pStyle w:val="Compact"/>
-            </w:pPr>
-            <w:r>
-              <w:rPr>
-                <w:rFonts w:hint="eastAsia"/>
-              </w:rPr>
-              <w:t>光学基座</w:t>
-            </w:r>
-          </w:p>
-        </w:tc>
-        <w:tc>
-          <w:tcPr>
-            <w:tcW w:w="0" w:type="auto"/>
-          </w:tcPr>
-          <w:p>
-            <w:pPr>
-              <w:pStyle w:val="Compact"/>
-            </w:pPr>
-            <w:r>
-              <w:rPr>
-                <w:rFonts w:hint="eastAsia"/>
-              </w:rPr>
-              <w:t>碳纤维结构</w:t>
-            </w:r>
-          </w:p>
-        </w:tc>
-        <w:tc>
-          <w:tcPr>
-            <w:tcW w:w="0" w:type="auto"/>
-          </w:tcPr>
-          <w:p>
-            <w:pPr>
-              <w:pStyle w:val="Compact"/>
-            </w:pPr>
-            <w:r>
-              <w:rPr>
-                <w:rFonts w:hint="eastAsia"/>
-              </w:rPr>
-              <w:t>±</w:t>
-            </w:r>
-            <w:r>
-              <w:rPr>
-                <w:rFonts w:hint="eastAsia"/>
-              </w:rPr>
-              <w:t>1</w:t>
-            </w:r>
-            <w:r>
-              <w:rPr>
-                <w:rFonts w:hint="eastAsia"/>
-              </w:rPr>
-              <w:t>°</w:t>
-            </w:r>
-            <w:r>
-              <w:rPr>
-                <w:rFonts w:hint="eastAsia"/>
-              </w:rPr>
-              <w:t>C</w:t>
-            </w:r>
-            <w:r>
-              <w:rPr>
-                <w:rFonts w:hint="eastAsia"/>
-              </w:rPr>
-              <w:t>热稳定性</w:t>
-            </w:r>
-          </w:p>
-        </w:tc>
-        <w:tc>
-          <w:tcPr>
-            <w:tcW w:w="0" w:type="auto"/>
-          </w:tcPr>
-          <w:p>
-            <w:pPr>
-              <w:pStyle w:val="Compact"/>
-            </w:pPr>
-            <w:r>
-              <w:t>12.0</w:t>
-            </w:r>
-          </w:p>
-        </w:tc>
-        <w:tc>
-          <w:tcPr>
-            <w:tcW w:w="0" w:type="auto"/>
-          </w:tcPr>
-          <w:p>
-            <w:pPr>
-              <w:pStyle w:val="Compact"/>
-            </w:pPr>
-            <w:r>
-              <w:t>0</w:t>
-            </w:r>
-          </w:p>
-        </w:tc>
-      </w:tr>
-      <w:tr>
-        <w:tc>
-          <w:tcPr>
-            <w:tcW w:w="0" w:type="auto"/>
-          </w:tcPr>
-          <w:p>
-            <w:pPr>
-              <w:pStyle w:val="Compact"/>
-            </w:pPr>
-            <w:r>
-              <w:rPr>
-                <w:rFonts w:hint="eastAsia"/>
-              </w:rPr>
-              <w:t>滤光轮</w:t>
-            </w:r>
-          </w:p>
-        </w:tc>
-        <w:tc>
-          <w:tcPr>
-            <w:tcW w:w="0" w:type="auto"/>
-          </w:tcPr>
-          <w:p>
-            <w:pPr>
-              <w:pStyle w:val="Compact"/>
-            </w:pPr>
-            <w:r>
-              <w:rPr>
-                <w:rFonts w:hint="eastAsia"/>
-              </w:rPr>
-              <w:t>6</w:t>
-            </w:r>
-            <w:r>
-              <w:rPr>
-                <w:rFonts w:hint="eastAsia"/>
-              </w:rPr>
-              <w:t>位置机构</w:t>
-            </w:r>
-          </w:p>
-        </w:tc>
-        <w:tc>
-          <w:tcPr>
-            <w:tcW w:w="0" w:type="auto"/>
-          </w:tcPr>
-          <w:p>
-            <w:pPr>
-              <w:pStyle w:val="Compact"/>
-            </w:pPr>
-            <w:r>
-              <w:rPr>
-                <w:rFonts w:hint="eastAsia"/>
-              </w:rPr>
-              <w:t>全色</w:t>
-            </w:r>
-            <w:r>
-              <w:rPr>
-                <w:rFonts w:hint="eastAsia"/>
-              </w:rPr>
-              <w:t>+4</w:t>
-            </w:r>
-            <w:r>
-              <w:rPr>
-                <w:rFonts w:hint="eastAsia"/>
-              </w:rPr>
-              <w:t>个多光谱</w:t>
-            </w:r>
-          </w:p>
-        </w:tc>
-        <w:tc>
-          <w:tcPr>
-            <w:tcW w:w="0" w:type="auto"/>
-          </w:tcPr>
-          <w:p>
-            <w:pPr>
-              <w:pStyle w:val="Compact"/>
-            </w:pPr>
-            <w:r>
-              <w:t>1.5</w:t>
-            </w:r>
-          </w:p>
-        </w:tc>
-        <w:tc>
-          <w:tcPr>
-            <w:tcW w:w="0" w:type="auto"/>
-          </w:tcPr>
-          <w:p>
-            <w:pPr>
-              <w:pStyle w:val="Compact"/>
-            </w:pPr>
-            <w:r>
-              <w:t>5</w:t>
-            </w:r>
-          </w:p>
-        </w:tc>
-      </w:tr>
-      <w:tr>
-        <w:tc>
-          <w:tcPr>
-            <w:tcW w:w="0" w:type="auto"/>
-          </w:tcPr>
-          <w:p>
-            <w:pPr>
-              <w:pStyle w:val="Compact"/>
-            </w:pPr>
-            <w:r>
-              <w:rPr>
-                <w:rFonts w:hint="eastAsia"/>
-                <w:b/>
-                <w:bCs/>
-              </w:rPr>
-              <w:t>光学载荷总计</w:t>
-            </w:r>
-          </w:p>
-        </w:tc>
-        <w:tc>
-          <w:tcPr>
-            <w:tcW w:w="0" w:type="auto"/>
-          </w:tcPr>
-          <w:p>
-            <w:pPr>
-              <w:pStyle w:val="Compact"/>
-            </w:pPr>
-          </w:p>
-        </w:tc>
-        <w:tc>
-          <w:tcPr>
-            <w:tcW w:w="0" w:type="auto"/>
-          </w:tcPr>
-          <w:p>
-            <w:pPr>
-              <w:pStyle w:val="Compact"/>
-            </w:pPr>
-            <w:r>
-              <w:rPr>
-                <w:rFonts w:hint="eastAsia"/>
-                <w:b/>
-                <w:bCs/>
-              </w:rPr>
-              <w:t>600km</w:t>
-            </w:r>
-            <w:r>
-              <w:rPr>
-                <w:rFonts w:hint="eastAsia"/>
-                <w:b/>
-                <w:bCs/>
-              </w:rPr>
-              <w:t>高度</w:t>
-            </w:r>
-            <w:r>
-              <w:rPr>
-                <w:rFonts w:hint="eastAsia"/>
-                <w:b/>
-                <w:bCs/>
-              </w:rPr>
-              <w:t>0.5m</w:t>
-            </w:r>
-            <w:r>
-              <w:rPr>
-                <w:b/>
-                <w:bCs/>
-              </w:rPr>
-              <w:t xml:space="preserve"> GSD</w:t>
-            </w:r>
-          </w:p>
-        </w:tc>
-        <w:tc>
-          <w:tcPr>
-            <w:tcW w:w="0" w:type="auto"/>
-          </w:tcPr>
-          <w:p>
-            <w:pPr>
-              <w:pStyle w:val="Compact"/>
-            </w:pPr>
-            <w:r>
-              <w:rPr>
-                <w:b/>
-                <w:bCs/>
-              </w:rPr>
-              <w:t>24.0</w:t>
-            </w:r>
-          </w:p>
-        </w:tc>
-        <w:tc>
-          <w:tcPr>
-            <w:tcW w:w="0" w:type="auto"/>
-          </w:tcPr>
-          <w:p>
-            <w:pPr>
-              <w:pStyle w:val="Compact"/>
-            </w:pPr>
-            <w:r>
-              <w:rPr>
-                <w:b/>
-                <w:bCs/>
-              </w:rPr>
-              <w:t>30</w:t>
-            </w:r>
-          </w:p>
-        </w:tc>
-      </w:tr>
-    </w:tbl>
-    <w:p>
-      <w:pPr>
-        <w:pStyle w:val="a0"/>
-        <w:rPr>
-          <w:lang w:eastAsia="zh-CN"/>
-        </w:rPr>
-      </w:pPr>
-      <w:r>
-        <w:rPr>
-          <w:rFonts w:hint="eastAsia"/>
-          <w:b/>
-          <w:bCs/>
-          <w:lang w:eastAsia="zh-CN"/>
-        </w:rPr>
-        <w:t>探测器规格</w:t>
-      </w:r>
-      <w:r>
-        <w:rPr>
-          <w:rFonts w:hint="eastAsia"/>
-          <w:lang w:eastAsia="zh-CN"/>
-        </w:rPr>
-        <w:t>采用最先进的</w:t>
-      </w:r>
-      <w:r>
-        <w:rPr>
-          <w:rFonts w:hint="eastAsia"/>
-          <w:lang w:eastAsia="zh-CN"/>
-        </w:rPr>
-        <w:t>CMOS</w:t>
-      </w:r>
-      <w:r>
-        <w:rPr>
-          <w:rFonts w:hint="eastAsia"/>
-          <w:lang w:eastAsia="zh-CN"/>
-        </w:rPr>
-        <w:t>传感器技术，具有</w:t>
-      </w:r>
-      <w:r>
-        <w:rPr>
-          <w:rFonts w:hint="eastAsia"/>
-          <w:lang w:eastAsia="zh-CN"/>
-        </w:rPr>
-        <w:t>9000</w:t>
-      </w:r>
-      <w:r>
-        <w:rPr>
-          <w:rFonts w:hint="eastAsia"/>
-          <w:lang w:eastAsia="zh-CN"/>
-        </w:rPr>
-        <w:t>×</w:t>
-      </w:r>
-      <w:r>
-        <w:rPr>
-          <w:rFonts w:hint="eastAsia"/>
-          <w:lang w:eastAsia="zh-CN"/>
-        </w:rPr>
-        <w:t>6000</w:t>
-      </w:r>
-      <w:r>
-        <w:rPr>
-          <w:rFonts w:hint="eastAsia"/>
-          <w:lang w:eastAsia="zh-CN"/>
-        </w:rPr>
-        <w:t>像素阵列和</w:t>
-      </w:r>
-      <w:r>
-        <w:rPr>
-          <w:rFonts w:hint="eastAsia"/>
-          <w:lang w:eastAsia="zh-CN"/>
-        </w:rPr>
-        <w:t>3.45</w:t>
-      </w:r>
-      <w:r>
-        <w:rPr>
-          <w:rFonts w:hint="eastAsia"/>
-        </w:rPr>
-        <w:t>μ</w:t>
-      </w:r>
-      <w:r>
-        <w:rPr>
-          <w:rFonts w:hint="eastAsia"/>
-          <w:lang w:eastAsia="zh-CN"/>
-        </w:rPr>
-        <w:t>m</w:t>
-      </w:r>
-      <w:r>
-        <w:rPr>
-          <w:rFonts w:hint="eastAsia"/>
-          <w:lang w:eastAsia="zh-CN"/>
-        </w:rPr>
-        <w:t>像素间距。传感器通过热电冷却运行至</w:t>
-      </w:r>
-      <w:r>
-        <w:rPr>
-          <w:rFonts w:hint="eastAsia"/>
-          <w:lang w:eastAsia="zh-CN"/>
-        </w:rPr>
-        <w:t>-20</w:t>
-      </w:r>
-      <w:r>
-        <w:rPr>
-          <w:rFonts w:hint="eastAsia"/>
-          <w:lang w:eastAsia="zh-CN"/>
-        </w:rPr>
-        <w:t>°</w:t>
-      </w:r>
-      <w:r>
-        <w:rPr>
-          <w:rFonts w:hint="eastAsia"/>
-          <w:lang w:eastAsia="zh-CN"/>
-        </w:rPr>
-        <w:t>C</w:t>
-      </w:r>
-      <w:r>
-        <w:rPr>
-          <w:rFonts w:hint="eastAsia"/>
-          <w:lang w:eastAsia="zh-CN"/>
-        </w:rPr>
-        <w:t>，降低暗电流噪声以实现高质量成像。满阱容量超过</w:t>
-      </w:r>
-      <w:r>
-        <w:rPr>
-          <w:rFonts w:hint="eastAsia"/>
-          <w:lang w:eastAsia="zh-CN"/>
-        </w:rPr>
-        <w:t>50,000</w:t>
-      </w:r>
-      <w:r>
-        <w:rPr>
-          <w:rFonts w:hint="eastAsia"/>
-          <w:lang w:eastAsia="zh-CN"/>
-        </w:rPr>
-        <w:t>电子，读出噪声低于</w:t>
-      </w:r>
-      <w:r>
-        <w:rPr>
-          <w:rFonts w:hint="eastAsia"/>
-          <w:lang w:eastAsia="zh-CN"/>
-        </w:rPr>
-        <w:t>10</w:t>
-      </w:r>
-      <w:r>
-        <w:rPr>
-          <w:rFonts w:hint="eastAsia"/>
-          <w:lang w:eastAsia="zh-CN"/>
-        </w:rPr>
-        <w:t>电子</w:t>
-      </w:r>
-      <w:r>
-        <w:rPr>
-          <w:rFonts w:hint="eastAsia"/>
-          <w:lang w:eastAsia="zh-CN"/>
-        </w:rPr>
-        <w:t>RMS</w:t>
-      </w:r>
-      <w:r>
-        <w:rPr>
-          <w:rFonts w:hint="eastAsia"/>
-          <w:lang w:eastAsia="zh-CN"/>
-        </w:rPr>
-        <w:t>，支持地球观测应用的动态范围要求。</w:t>
-      </w:r>
-    </w:p>
-    <w:p>
-      <w:pPr>
-        <w:pStyle w:val="a0"/>
-        <w:rPr>
-          <w:lang w:eastAsia="zh-CN"/>
-        </w:rPr>
-      </w:pPr>
-      <w:r>
-        <w:rPr>
-          <w:rFonts w:hint="eastAsia"/>
-          <w:b/>
-          <w:bCs/>
-          <w:lang w:eastAsia="zh-CN"/>
-        </w:rPr>
-        <w:t>光谱能力</w:t>
-      </w:r>
-      <w:r>
-        <w:rPr>
-          <w:rFonts w:hint="eastAsia"/>
-          <w:lang w:eastAsia="zh-CN"/>
-        </w:rPr>
-        <w:t>包括</w:t>
-      </w:r>
-      <w:r>
-        <w:rPr>
-          <w:rFonts w:hint="eastAsia"/>
-          <w:lang w:eastAsia="zh-CN"/>
-        </w:rPr>
-        <w:t>450-850nm</w:t>
-      </w:r>
-      <w:r>
-        <w:rPr>
-          <w:rFonts w:hint="eastAsia"/>
-          <w:lang w:eastAsia="zh-CN"/>
-        </w:rPr>
-        <w:t>波长范围的全色成像，以及为植被分析和土地分类优化的四个多光谱波段。滤光轮机构提供快速波段切换，定位精度优于</w:t>
-      </w:r>
-      <w:r>
-        <w:rPr>
-          <w:rFonts w:hint="eastAsia"/>
-          <w:lang w:eastAsia="zh-CN"/>
-        </w:rPr>
-        <w:t>10</w:t>
-      </w:r>
-      <w:r>
-        <w:rPr>
-          <w:rFonts w:hint="eastAsia"/>
-          <w:lang w:eastAsia="zh-CN"/>
-        </w:rPr>
-        <w:t>角秒。</w:t>
-      </w:r>
-    </w:p>
-    <w:p>
-      <w:pPr>
-        <w:pStyle w:val="2"/>
-        <w:rPr>
-          <w:lang w:eastAsia="zh-CN"/>
-        </w:rPr>
-      </w:pPr>
-      <w:bookmarkStart w:id="8" w:name="姿态确定与控制系统"/>
-      <w:bookmarkEnd w:id="7"/>
-      <w:r>
-        <w:rPr>
-          <w:lang w:eastAsia="zh-CN"/>
-        </w:rPr>
-        <w:t>姿态确定与控制子系统（</w:t>
-      </w:r>
-      <w:r>
-        <w:rPr>
-          <w:lang w:eastAsia="zh-CN"/>
-        </w:rPr>
-        <w:t>ADCS</w:t>
-      </w:r>
-      <w:r>
-        <w:rPr>
-          <w:lang w:eastAsia="zh-CN"/>
-        </w:rPr>
-        <w:t>）</w:t>
-      </w:r>
-    </w:p>
-    <w:p>
-      <w:pPr>
-        <w:pStyle w:val="AI"/>
-        <w:rPr>
-          <w:rFonts w:hint="eastAsia"/>
-          <w:lang w:eastAsia="zh-CN"/>
-        </w:rPr>
-      </w:pPr>
-      <w:r>
-        <w:rPr>
-          <w:lang w:eastAsia="zh-CN"/>
-        </w:rPr>
-        <w:t>本任务的ADCS以“高分辨率成像—稳定度优先”为设计主线，围绕0.5 m GSD在约600 km轨道高度的成像约束展开指标分解与实现路径。按几何关系，0.5 m在600 km对应的像元角度约为0.833 µrad（≈0.172″/像元）。为使线积分内的像移不超过0.3像元，低频稳定度与高频微振动在有效积分频带内的合成抖动需优于约0.25 µrad RMS（≈0.052″）。另一方面，绝对指向与地理定位误差可通</w:t>
-      </w:r>
-      <w:r>
-        <w:rPr>
-          <w:lang w:eastAsia="zh-CN"/>
-        </w:rPr>
-        <w:lastRenderedPageBreak/>
-        <w:t>过星上与地面的联合标定矫正，允许较宽松的绝对指向精度（例如≤0.005°，约87 µrad），但要求指向“知识精度”（由传感器融合得到的姿态解算）优于10–20 µrad，以便在处理链中精确重构视线历史并进行几何纠偏。沿迹方向的成像拖影受地表投影速度与线积分时间共同约束。在600 km太阳同步轨道，卫星在地面的投影速度约为6.9 km/s，因此若不采用TDI与前视运动补偿（FMC），将拖影限制在0.15 m（0.3像元）以内意味着单线积分时间需小于约22 µs。实际设计以TDI-CCD配合FMC的“速率匹配”策略为主：星上导航环在成像窗口内实时生成机体偏置角速度指令，使焦平面电荷转移速率与地面像移严格同步；残余速差由TDI级数裕度与后处理稳像算法吸收。</w:t>
-      </w:r>
-    </w:p>
-    <w:p>
-      <w:pPr>
-        <w:pStyle w:val="AI"/>
-        <w:rPr>
-          <w:rFonts w:hint="eastAsia"/>
-          <w:lang w:eastAsia="zh-CN"/>
-        </w:rPr>
-      </w:pPr>
-      <w:r>
-        <w:rPr>
-          <w:lang w:eastAsia="zh-CN"/>
-        </w:rPr>
-        <w:t>传感器配置采用“星敏感器+高稳定捷联陀螺”为核心，辅以磁力计、太阳敏感器与双频GNSS，以覆盖不同模式下的可观测性。两台或三台星敏感器在结构上与光学载荷同置于刚性光学基座上，通过光学—惯性一体化基准设计减少热致与力致相对偏转；每台星敏感器星表跟踪频率典型为5–15 Hz，单机视轴测量噪声约1–2″，通过双机互校与几何外参约束可将姿态“瞬时知识”压至≈0.7–1.4″的量级（3.4–6.8 µrad），再与千赫兹级读数的光纤陀螺（FOG）或石英谐振陀螺（HRG）在扩展卡尔曼滤波（EKF/UKF）中融合，实现高速、低噪的姿态率估计。为保证全天可用，星敏感器视场需具备严格的眩光隔离与避日避月策略，典型太阳俯仰禁入角≥30°、地缘弓形眩光边界≥20°；在高纬、高反照等复杂光照条件下，滤波器将自适应降低星敏感器权重，短时转入“陀螺主导”的推断状态，并通过地磁矢量/GNSS速度矢量提供可观测约束以抑制陀螺零偏漂移。</w:t>
-      </w:r>
-    </w:p>
-    <w:p>
-      <w:pPr>
-        <w:pStyle w:val="AI"/>
-        <w:rPr>
-          <w:rFonts w:hint="eastAsia"/>
-          <w:lang w:eastAsia="zh-CN"/>
-        </w:rPr>
-      </w:pPr>
-      <w:r>
-        <w:rPr>
-          <w:lang w:eastAsia="zh-CN"/>
-        </w:rPr>
-        <w:t>执行机构采用四轮冗余反作用轮框架（三正交一热备）承担绝大多数姿态机动与稳像任务，磁力矩器负责动量卸载与安全模式控制。反作用轮的连续力矩与动量存储分别按“机动—稳像—环境外扰”三重工况联合定值：成像窗口外需支持10–20°级的快速指向与目标切换，稳像期间要求以&lt;0.5 mN·m·√Hz 的力矩纹波抑制轮引入的微振动；动量存储须覆盖太阳压、重力梯度与不平衡气动外扰的轨道周期累积，并留有充足裕度以容纳长时间偏置跟踪与多次大幅机动，工程上常选单轮10–20 N·m·s、0.1–0.2 N·m等级产品并配柔性隔振座。动量卸载采用“机会性+计划性”混合策略：在非成像轨道弧段通过磁力矩器对地磁场施力矩，控制轮速回落至工作中域；当地磁几何不利时，提前在任务计划中预留短窗进行分步卸载，避免在关键成像区间触发轮饱和。若出现单轮退化，控制律切换至三轮解耦或“两轮+磁力矩器”的降级模式维持任务基本能力。</w:t>
-      </w:r>
-    </w:p>
-    <w:p>
-      <w:pPr>
-        <w:pStyle w:val="AI"/>
-        <w:rPr>
-          <w:rFonts w:hint="eastAsia"/>
-          <w:lang w:eastAsia="zh-CN"/>
-        </w:rPr>
-      </w:pPr>
-      <w:r>
-        <w:rPr>
-          <w:lang w:eastAsia="zh-CN"/>
-        </w:rPr>
-        <w:lastRenderedPageBreak/>
-        <w:t>控制与导航算法采用速率—姿态双环结构。内环以陀螺为主反馈，带宽通常设置在20–40 Hz，以高带宽压制结构—执行链上的低频扰动；外环以星敏感器为主反馈，带宽在0.5–2 Hz范围内，负责漂移校正与慢变指向锁定。在成像模式，外环叠加“体轴偏置率”前馈以实现FMC与“偏航转向”（yaw steering），补偿地球自转与投影几何带来的像移非对称；沿迹速率与TDI行频以GNSS秒脉冲（PPS）为统一时间基准进行相位同步，星上时统通过温补晶振+PPS守时，确保相位误差进入闭环可控域。在特殊情况下（大幅越窗扫描、非常规斜视、恒星标定），控制器切入不同的最优跟踪轨迹解算器（在线最小二乘或模型预测控制），以兼顾轨迹可行性与微振动约束。</w:t>
-      </w:r>
-    </w:p>
-    <w:p>
-      <w:pPr>
-        <w:pStyle w:val="AI"/>
-        <w:rPr>
-          <w:rFonts w:hint="eastAsia"/>
-          <w:lang w:eastAsia="zh-CN"/>
-        </w:rPr>
-      </w:pPr>
-      <w:r>
-        <w:rPr>
-          <w:lang w:eastAsia="zh-CN"/>
-        </w:rPr>
-        <w:t>微振动控制是高分辨率成像的“隐形主线”。主要激励来自反作用轮的不平衡、齿槽转矩与电磁力脉动，次要激励包括致冷机（若配置SWIR）、阀件动作与结构自振。设计通过“源头抑制—路径隔离—视线滤除”三层手段协同达成：在源头选用转子动平衡优于G2.5级的轮机并采用无齿槽驱动与电流前馈，降低本征力矩纹波；在路径上通过弹性隔振座与调谐质量阻尼器（TMD）对轮—基座耦合进行整定，使轮基频与整星模态错开，并在光学基座上设置频带阻尼层抑制10–300 Hz的传递；在视线侧通过控制律成形与观测器抑制典型轮速及其谐波，必要时对某些“不可避免”的谐波设置任务禁转速区。抖动预算以PSD形式管理，规定10–300 Hz频带内的视线抖动积分不超过0.25 µrad RMS，预算项包含轮纹波、结构传递、星敏感器测量白噪声折算、控制量化与时延等，采用RSS合成并在环境与工艺不确定度上预留≥30%裕度。</w:t>
-      </w:r>
-    </w:p>
-    <w:p>
-      <w:pPr>
-        <w:pStyle w:val="AI"/>
-        <w:rPr>
-          <w:rFonts w:hint="eastAsia"/>
-          <w:lang w:eastAsia="zh-CN"/>
-        </w:rPr>
-      </w:pPr>
-      <w:r>
-        <w:rPr>
-          <w:lang w:eastAsia="zh-CN"/>
-        </w:rPr>
-        <w:t>模式管理覆盖发射入轨去动量（B-dot去旋）、太阳捕获、安全待机、粗指向、精指向/成像、快速机动与星标定等。入轨后首先以磁力计与磁力矩器闭环实现B-dot去旋，目标在一轨内将体角速度由数度每秒衰减至0.1°/s量级；随后进入太阳捕获模式保障电源正收支，再切换到粗指向模式完成星敏感器冷启动与星表匹配，建立高精度姿态解算后转入精指向。成像窗口前，任务序列触发惯导热机、轮速预置、热控微加热稳定星敏感器与光机基座温漂，并进行一次快拍星场以刷新光学—机体外参。若姿态丢锁或关键测量退化，系统立即切回安全模式，以太阳敏感器+磁力计维持粗稳定，并在地面授权或自主判据恢复后重入精指向。</w:t>
-      </w:r>
-    </w:p>
-    <w:p>
-      <w:pPr>
-        <w:pStyle w:val="AI"/>
-        <w:rPr>
-          <w:rFonts w:hint="eastAsia"/>
-          <w:lang w:eastAsia="zh-CN"/>
-        </w:rPr>
-      </w:pPr>
-      <w:r>
-        <w:rPr>
-          <w:lang w:eastAsia="zh-CN"/>
-        </w:rPr>
-        <w:t>抗辐射与容错策略遵循“传感—执行—计算链路分层冗余”的原则。星敏感器、FOG/HRG与反作用轮的关键电子均采用抗单粒子闩锁设计并配置上电自检与看门狗复位；姿态计算机（AOCS OBC）在关键任务线程上使用时间冗余与TMR/EDAC并行校验，姿态估计算法具备异常观测剔除与量测权重自适应能力，确保强宇宙线事件</w:t>
-      </w:r>
-      <w:r>
-        <w:rPr>
-          <w:lang w:eastAsia="zh-CN"/>
-        </w:rPr>
-        <w:lastRenderedPageBreak/>
-        <w:t>或南大西洋异常区穿越时仍能维持闭环稳定。星上软件提供故障检测、隔离与恢复（FDIR）树，包含星敏感器致盲、陀螺饱和、轮机过速/过温、磁力矩器开路等典型分支，并对“不可逆”事件（如传感器永久失效）给出降级工作流程与任务再规划接口。</w:t>
-      </w:r>
-    </w:p>
-    <w:p>
-      <w:pPr>
-        <w:pStyle w:val="AI"/>
-        <w:rPr>
-          <w:rFonts w:hint="eastAsia"/>
-          <w:lang w:eastAsia="zh-CN"/>
-        </w:rPr>
-      </w:pPr>
-      <w:r>
-        <w:rPr>
-          <w:lang w:eastAsia="zh-CN"/>
-        </w:rPr>
-        <w:t>标定与时间同步是把“控制做到位、质量做出来”的最后两块拼图。几何外参在热真空与力学试验后进行一次性地面标定，入轨后通过恒星标定与地面几何控制点联合优化在线更新；星载绝对时间由GNSS授时驱动，PPS分发至星敏感器、焦平面电子学和AOCS OBC，保证星敏感器曝光时标、轮速记录与成像行频处于同一时间基准，为地面几何校正与稳像反卷积保留充足的信息完整性。热控层面，星敏感器与惯导组件被维持在20±5 ℃并控制热梯度，光学基座与星敏感器支座匹配CTE的材料选型与等温化设计用来抑制热致相对漂移，残余的微小外参漂移通过在轨趋势分析与定期标定闭环消除。</w:t>
-      </w:r>
-    </w:p>
-    <w:p>
-      <w:pPr>
-        <w:pStyle w:val="AI"/>
-        <w:rPr>
-          <w:rFonts w:hint="eastAsia"/>
-          <w:lang w:eastAsia="zh-CN"/>
-        </w:rPr>
-      </w:pPr>
-      <w:r>
-        <w:rPr>
-          <w:lang w:eastAsia="zh-CN"/>
-        </w:rPr>
-        <w:t>通过上述架构，系统在“姿态知识—控制精度—微振动抑制—时间同步—标定可追溯性”五个维度形成闭环，满足在0.5 m GSD条件下将有效积分内视线抖动控制在≈0.25 µrad RMS的核心目标，同时保持绝对指向与姿态知识的充足裕度，为TDI+FMC同步成像和地面高精度几何校正提供坚实基础。下一章节我将以同等深度展开“指令与数据处理子系统（C&amp;DH）”，把高速数据链与容错机制与ADCS时统/控制接口衔接起来。</w:t>
-      </w:r>
-    </w:p>
-    <w:p>
-      <w:pPr>
-        <w:pStyle w:val="AI"/>
-        <w:rPr>
-          <w:rFonts w:hint="eastAsia"/>
-        </w:rPr>
-      </w:pPr>
-      <w:r>
-        <w:rPr>
-          <w:rFonts w:hint="eastAsia"/>
-        </w:rPr>
-        <w:t>ADCS采用</w:t>
-      </w:r>
-      <w:r>
-        <w:rPr>
-          <w:b/>
-          <w:bCs/>
-        </w:rPr>
-        <w:t>Blue Canyon Technologies XACT-50</w:t>
-      </w:r>
-      <w:r>
-        <w:rPr>
-          <w:rFonts w:hint="eastAsia"/>
-        </w:rPr>
-        <w:t>集成解决方案，在所有三轴提供±0.002°RMS指向精度。该系统集成星敏感器、反作用轮、磁力矩器、IMU和磁强计，形成紧凑的飞行验证包装，具有包括火星任务在内的广泛传承。</w:t>
-      </w:r>
-    </w:p>
-    <w:tbl>
-      <w:tblPr>
-        <w:tblStyle w:val="Table"/>
-        <w:tblW w:w="0" w:type="auto"/>
-        <w:tblLook w:val="0020" w:firstRow="1" w:lastRow="0" w:firstColumn="0" w:lastColumn="0" w:noHBand="0" w:noVBand="0"/>
-      </w:tblPr>
-      <w:tblGrid>
-        <w:gridCol w:w="1656"/>
-        <w:gridCol w:w="2086"/>
-        <w:gridCol w:w="1070"/>
-        <w:gridCol w:w="1051"/>
-        <w:gridCol w:w="2154"/>
-      </w:tblGrid>
-      <w:tr>
-        <w:trPr>
-          <w:cnfStyle w:val="100000000000" w:firstRow="1" w:lastRow="0" w:firstColumn="0" w:lastColumn="0" w:oddVBand="0" w:evenVBand="0" w:oddHBand="0" w:evenHBand="0" w:firstRowFirstColumn="0" w:firstRowLastColumn="0" w:lastRowFirstColumn="0" w:lastRowLastColumn="0"/>
-          <w:tblHeader/>
-        </w:trPr>
-        <w:tc>
-          <w:tcPr>
-            <w:tcW w:w="0" w:type="auto"/>
-          </w:tcPr>
-          <w:p>
-            <w:pPr>
-              <w:pStyle w:val="Compact"/>
-            </w:pPr>
-            <w:r>
-              <w:rPr>
-                <w:rFonts w:hint="eastAsia"/>
-              </w:rPr>
-              <w:t>组件</w:t>
-            </w:r>
-          </w:p>
-        </w:tc>
-        <w:tc>
-          <w:tcPr>
-            <w:tcW w:w="0" w:type="auto"/>
-          </w:tcPr>
-          <w:p>
-            <w:pPr>
-              <w:pStyle w:val="Compact"/>
-            </w:pPr>
-            <w:r>
-              <w:rPr>
-                <w:rFonts w:hint="eastAsia"/>
-              </w:rPr>
-              <w:t>型号</w:t>
-            </w:r>
-          </w:p>
-        </w:tc>
-        <w:tc>
-          <w:tcPr>
-            <w:tcW w:w="0" w:type="auto"/>
-          </w:tcPr>
-          <w:p>
-            <w:pPr>
-              <w:pStyle w:val="Compact"/>
-            </w:pPr>
-            <w:r>
-              <w:rPr>
-                <w:rFonts w:hint="eastAsia"/>
-              </w:rPr>
-              <w:t>质量</w:t>
-            </w:r>
-            <w:r>
-              <w:rPr>
-                <w:rFonts w:hint="eastAsia"/>
-              </w:rPr>
-              <w:t>(kg)</w:t>
-            </w:r>
-          </w:p>
-        </w:tc>
-        <w:tc>
-          <w:tcPr>
-            <w:tcW w:w="0" w:type="auto"/>
-          </w:tcPr>
-          <w:p>
-            <w:pPr>
-              <w:pStyle w:val="Compact"/>
-            </w:pPr>
-            <w:r>
-              <w:rPr>
-                <w:rFonts w:hint="eastAsia"/>
-              </w:rPr>
-              <w:t>功耗</w:t>
-            </w:r>
-            <w:r>
-              <w:rPr>
-                <w:rFonts w:hint="eastAsia"/>
-              </w:rPr>
-              <w:t>(W)</w:t>
-            </w:r>
-          </w:p>
-        </w:tc>
-        <w:tc>
-          <w:tcPr>
-            <w:tcW w:w="0" w:type="auto"/>
-          </w:tcPr>
-          <w:p>
-            <w:pPr>
-              <w:pStyle w:val="Compact"/>
-            </w:pPr>
-            <w:r>
-              <w:rPr>
-                <w:rFonts w:hint="eastAsia"/>
-              </w:rPr>
-              <w:t>性能</w:t>
-            </w:r>
-          </w:p>
-        </w:tc>
-      </w:tr>
-      <w:tr>
-        <w:tc>
-          <w:tcPr>
-            <w:tcW w:w="0" w:type="auto"/>
-          </w:tcPr>
-          <w:p>
-            <w:pPr>
-              <w:pStyle w:val="Compact"/>
-            </w:pPr>
-            <w:r>
-              <w:rPr>
-                <w:rFonts w:hint="eastAsia"/>
-              </w:rPr>
-              <w:t>集成</w:t>
-            </w:r>
-            <w:r>
-              <w:rPr>
-                <w:rFonts w:hint="eastAsia"/>
-              </w:rPr>
-              <w:t>ADCS</w:t>
-            </w:r>
-          </w:p>
-        </w:tc>
-        <w:tc>
-          <w:tcPr>
-            <w:tcW w:w="0" w:type="auto"/>
-          </w:tcPr>
-          <w:p>
-            <w:pPr>
-              <w:pStyle w:val="Compact"/>
-            </w:pPr>
-            <w:r>
-              <w:t>BCT XACT-50</w:t>
-            </w:r>
-          </w:p>
-        </w:tc>
-        <w:tc>
-          <w:tcPr>
-            <w:tcW w:w="0" w:type="auto"/>
-          </w:tcPr>
-          <w:p>
-            <w:pPr>
-              <w:pStyle w:val="Compact"/>
-            </w:pPr>
-            <w:r>
-              <w:t>3.2</w:t>
-            </w:r>
-          </w:p>
-        </w:tc>
-        <w:tc>
-          <w:tcPr>
-            <w:tcW w:w="0" w:type="auto"/>
-          </w:tcPr>
-          <w:p>
-            <w:pPr>
-              <w:pStyle w:val="Compact"/>
-            </w:pPr>
-            <w:r>
-              <w:t>10.0</w:t>
-            </w:r>
-          </w:p>
-        </w:tc>
-        <w:tc>
-          <w:tcPr>
-            <w:tcW w:w="0" w:type="auto"/>
-          </w:tcPr>
-          <w:p>
-            <w:pPr>
-              <w:pStyle w:val="Compact"/>
-            </w:pPr>
-            <w:r>
-              <w:t xml:space="preserve">±0.002°RMS </w:t>
-            </w:r>
-            <w:r>
-              <w:rPr>
-                <w:rFonts w:hint="eastAsia"/>
-              </w:rPr>
-              <w:t>(</w:t>
-            </w:r>
-            <w:r>
-              <w:rPr>
-                <w:rFonts w:hint="eastAsia"/>
-              </w:rPr>
-              <w:t>三轴</w:t>
-            </w:r>
-            <w:r>
-              <w:rPr>
-                <w:rFonts w:hint="eastAsia"/>
-              </w:rPr>
-              <w:t>)</w:t>
-            </w:r>
-          </w:p>
-        </w:tc>
-      </w:tr>
-      <w:tr>
-        <w:tc>
-          <w:tcPr>
-            <w:tcW w:w="0" w:type="auto"/>
-          </w:tcPr>
-          <w:p>
-            <w:pPr>
-              <w:pStyle w:val="Compact"/>
-            </w:pPr>
-            <w:r>
-              <w:rPr>
-                <w:rFonts w:hint="eastAsia"/>
-              </w:rPr>
-              <w:t>星敏感器</w:t>
-            </w:r>
-          </w:p>
-        </w:tc>
-        <w:tc>
-          <w:tcPr>
-            <w:tcW w:w="0" w:type="auto"/>
-          </w:tcPr>
-          <w:p>
-            <w:pPr>
-              <w:pStyle w:val="Compact"/>
-            </w:pPr>
-            <w:r>
-              <w:rPr>
-                <w:rFonts w:hint="eastAsia"/>
-              </w:rPr>
-              <w:t>双</w:t>
-            </w:r>
-            <w:r>
-              <w:rPr>
-                <w:rFonts w:hint="eastAsia"/>
-              </w:rPr>
-              <w:t>NST</w:t>
-            </w:r>
-            <w:r>
-              <w:t xml:space="preserve"> </w:t>
-            </w:r>
-            <w:r>
-              <w:rPr>
-                <w:rFonts w:hint="eastAsia"/>
-              </w:rPr>
-              <w:t>(</w:t>
-            </w:r>
-            <w:r>
-              <w:rPr>
-                <w:rFonts w:hint="eastAsia"/>
-              </w:rPr>
-              <w:t>包含</w:t>
-            </w:r>
-            <w:r>
-              <w:rPr>
-                <w:rFonts w:hint="eastAsia"/>
-              </w:rPr>
-              <w:t>)</w:t>
-            </w:r>
-          </w:p>
-        </w:tc>
-        <w:tc>
-          <w:tcPr>
-            <w:tcW w:w="0" w:type="auto"/>
-          </w:tcPr>
-          <w:p>
-            <w:pPr>
-              <w:pStyle w:val="Compact"/>
-            </w:pPr>
-            <w:r>
-              <w:t>-</w:t>
-            </w:r>
-          </w:p>
-        </w:tc>
-        <w:tc>
-          <w:tcPr>
-            <w:tcW w:w="0" w:type="auto"/>
-          </w:tcPr>
-          <w:p>
-            <w:pPr>
-              <w:pStyle w:val="Compact"/>
-            </w:pPr>
-            <w:r>
-              <w:t>-</w:t>
-            </w:r>
-          </w:p>
-        </w:tc>
-        <w:tc>
-          <w:tcPr>
-            <w:tcW w:w="0" w:type="auto"/>
-          </w:tcPr>
-          <w:p>
-            <w:pPr>
-              <w:pStyle w:val="Compact"/>
-            </w:pPr>
-            <w:r>
-              <w:rPr>
-                <w:rFonts w:hint="eastAsia"/>
-              </w:rPr>
-              <w:t>4</w:t>
-            </w:r>
-            <w:r>
-              <w:rPr>
-                <w:rFonts w:hint="eastAsia"/>
-              </w:rPr>
-              <w:t>角秒瞄准线精度</w:t>
-            </w:r>
-          </w:p>
-        </w:tc>
-      </w:tr>
-      <w:tr>
-        <w:tc>
-          <w:tcPr>
-            <w:tcW w:w="0" w:type="auto"/>
-          </w:tcPr>
-          <w:p>
-            <w:pPr>
-              <w:pStyle w:val="Compact"/>
-            </w:pPr>
-            <w:r>
-              <w:rPr>
-                <w:rFonts w:hint="eastAsia"/>
-              </w:rPr>
-              <w:t>反作用轮</w:t>
-            </w:r>
-          </w:p>
-        </w:tc>
-        <w:tc>
-          <w:tcPr>
-            <w:tcW w:w="0" w:type="auto"/>
-          </w:tcPr>
-          <w:p>
-            <w:pPr>
-              <w:pStyle w:val="Compact"/>
-            </w:pPr>
-            <w:r>
-              <w:t xml:space="preserve">50 mNms </w:t>
-            </w:r>
-            <w:r>
-              <w:rPr>
-                <w:rFonts w:hint="eastAsia"/>
-              </w:rPr>
-              <w:t>(</w:t>
-            </w:r>
-            <w:r>
-              <w:rPr>
-                <w:rFonts w:hint="eastAsia"/>
-              </w:rPr>
-              <w:t>包含</w:t>
-            </w:r>
-            <w:r>
-              <w:rPr>
-                <w:rFonts w:hint="eastAsia"/>
-              </w:rPr>
-              <w:t>)</w:t>
-            </w:r>
-          </w:p>
-        </w:tc>
-        <w:tc>
-          <w:tcPr>
-            <w:tcW w:w="0" w:type="auto"/>
-          </w:tcPr>
-          <w:p>
-            <w:pPr>
-              <w:pStyle w:val="Compact"/>
-            </w:pPr>
-            <w:r>
-              <w:t>-</w:t>
-            </w:r>
-          </w:p>
-        </w:tc>
-        <w:tc>
-          <w:tcPr>
-            <w:tcW w:w="0" w:type="auto"/>
-          </w:tcPr>
-          <w:p>
-            <w:pPr>
-              <w:pStyle w:val="Compact"/>
-            </w:pPr>
-            <w:r>
-              <w:t>-</w:t>
-            </w:r>
-          </w:p>
-        </w:tc>
-        <w:tc>
-          <w:tcPr>
-            <w:tcW w:w="0" w:type="auto"/>
-          </w:tcPr>
-          <w:p>
-            <w:pPr>
-              <w:pStyle w:val="Compact"/>
-            </w:pPr>
-            <w:r>
-              <w:rPr>
-                <w:rFonts w:hint="eastAsia"/>
-              </w:rPr>
-              <w:t>超低抖动设计</w:t>
-            </w:r>
-          </w:p>
-        </w:tc>
-      </w:tr>
-      <w:tr>
-        <w:tc>
-          <w:tcPr>
-            <w:tcW w:w="0" w:type="auto"/>
-          </w:tcPr>
-          <w:p>
-            <w:pPr>
-              <w:pStyle w:val="Compact"/>
-            </w:pPr>
-            <w:r>
-              <w:rPr>
-                <w:rFonts w:hint="eastAsia"/>
-              </w:rPr>
-              <w:t>磁力矩器</w:t>
-            </w:r>
-          </w:p>
-        </w:tc>
-        <w:tc>
-          <w:tcPr>
-            <w:tcW w:w="0" w:type="auto"/>
-          </w:tcPr>
-          <w:p>
-            <w:pPr>
-              <w:pStyle w:val="Compact"/>
-            </w:pPr>
-            <w:r>
-              <w:rPr>
-                <w:rFonts w:hint="eastAsia"/>
-              </w:rPr>
-              <w:t>三轴杆</w:t>
-            </w:r>
-            <w:r>
-              <w:t xml:space="preserve"> </w:t>
-            </w:r>
-            <w:r>
-              <w:rPr>
-                <w:rFonts w:hint="eastAsia"/>
-              </w:rPr>
-              <w:t>(</w:t>
-            </w:r>
-            <w:r>
-              <w:rPr>
-                <w:rFonts w:hint="eastAsia"/>
-              </w:rPr>
-              <w:t>包含</w:t>
-            </w:r>
-            <w:r>
-              <w:rPr>
-                <w:rFonts w:hint="eastAsia"/>
-              </w:rPr>
-              <w:t>)</w:t>
-            </w:r>
-          </w:p>
-        </w:tc>
-        <w:tc>
-          <w:tcPr>
-            <w:tcW w:w="0" w:type="auto"/>
-          </w:tcPr>
-          <w:p>
-            <w:pPr>
-              <w:pStyle w:val="Compact"/>
-            </w:pPr>
-            <w:r>
-              <w:t>-</w:t>
-            </w:r>
-          </w:p>
-        </w:tc>
-        <w:tc>
-          <w:tcPr>
-            <w:tcW w:w="0" w:type="auto"/>
-          </w:tcPr>
-          <w:p>
-            <w:pPr>
-              <w:pStyle w:val="Compact"/>
-            </w:pPr>
-            <w:r>
-              <w:t>-</w:t>
-            </w:r>
-          </w:p>
-        </w:tc>
-        <w:tc>
-          <w:tcPr>
-            <w:tcW w:w="0" w:type="auto"/>
-          </w:tcPr>
-          <w:p>
-            <w:pPr>
-              <w:pStyle w:val="Compact"/>
-            </w:pPr>
-            <w:r>
-              <w:t xml:space="preserve">0.5 </w:t>
-            </w:r>
-            <w:r>
-              <w:rPr>
-                <w:rFonts w:hint="eastAsia"/>
-              </w:rPr>
-              <w:t>Am</w:t>
-            </w:r>
-            <w:r>
-              <w:rPr>
-                <w:rFonts w:hint="eastAsia"/>
-              </w:rPr>
-              <w:t>²偶极矩</w:t>
-            </w:r>
-          </w:p>
-        </w:tc>
-      </w:tr>
-      <w:tr>
-        <w:tc>
-          <w:tcPr>
-            <w:tcW w:w="0" w:type="auto"/>
-          </w:tcPr>
-          <w:p>
-            <w:pPr>
-              <w:pStyle w:val="Compact"/>
-            </w:pPr>
-            <w:r>
-              <w:rPr>
-                <w:rFonts w:hint="eastAsia"/>
-              </w:rPr>
-              <w:t>控制电子器件</w:t>
-            </w:r>
-          </w:p>
-        </w:tc>
-        <w:tc>
-          <w:tcPr>
-            <w:tcW w:w="0" w:type="auto"/>
-          </w:tcPr>
-          <w:p>
-            <w:pPr>
-              <w:pStyle w:val="Compact"/>
-            </w:pPr>
-            <w:r>
-              <w:rPr>
-                <w:rFonts w:hint="eastAsia"/>
-              </w:rPr>
-              <w:t>飞行计算机</w:t>
-            </w:r>
-            <w:r>
-              <w:t xml:space="preserve"> </w:t>
-            </w:r>
-            <w:r>
-              <w:rPr>
-                <w:rFonts w:hint="eastAsia"/>
-              </w:rPr>
-              <w:t>(</w:t>
-            </w:r>
-            <w:r>
-              <w:rPr>
-                <w:rFonts w:hint="eastAsia"/>
-              </w:rPr>
-              <w:t>包含</w:t>
-            </w:r>
-            <w:r>
-              <w:rPr>
-                <w:rFonts w:hint="eastAsia"/>
-              </w:rPr>
-              <w:t>)</w:t>
-            </w:r>
-          </w:p>
-        </w:tc>
-        <w:tc>
-          <w:tcPr>
-            <w:tcW w:w="0" w:type="auto"/>
-          </w:tcPr>
-          <w:p>
-            <w:pPr>
-              <w:pStyle w:val="Compact"/>
-            </w:pPr>
-            <w:r>
-              <w:t>-</w:t>
-            </w:r>
-          </w:p>
-        </w:tc>
-        <w:tc>
-          <w:tcPr>
-            <w:tcW w:w="0" w:type="auto"/>
-          </w:tcPr>
-          <w:p>
-            <w:pPr>
-              <w:pStyle w:val="Compact"/>
-            </w:pPr>
-            <w:r>
-              <w:t>-</w:t>
-            </w:r>
-          </w:p>
-        </w:tc>
-        <w:tc>
-          <w:tcPr>
-            <w:tcW w:w="0" w:type="auto"/>
-          </w:tcPr>
-          <w:p>
-            <w:pPr>
-              <w:pStyle w:val="Compact"/>
-            </w:pPr>
-            <w:r>
-              <w:t xml:space="preserve">5 </w:t>
-            </w:r>
-            <w:r>
-              <w:rPr>
-                <w:rFonts w:hint="eastAsia"/>
-              </w:rPr>
-              <w:t>Hz</w:t>
-            </w:r>
-            <w:r>
-              <w:rPr>
-                <w:rFonts w:hint="eastAsia"/>
-              </w:rPr>
-              <w:t>姿态解算</w:t>
-            </w:r>
-          </w:p>
-        </w:tc>
-      </w:tr>
-    </w:tbl>
-    <w:p>
-      <w:pPr>
-        <w:pStyle w:val="AI"/>
-        <w:rPr>
-          <w:rFonts w:hint="eastAsia"/>
-          <w:lang w:eastAsia="zh-CN"/>
-        </w:rPr>
-      </w:pPr>
-      <w:r>
-        <w:rPr>
-          <w:rFonts w:hint="eastAsia"/>
-          <w:b/>
-          <w:bCs/>
-          <w:lang w:eastAsia="zh-CN"/>
-        </w:rPr>
-        <w:t>性能特征</w:t>
-      </w:r>
-      <w:r>
-        <w:rPr>
-          <w:rFonts w:hint="eastAsia"/>
-          <w:lang w:eastAsia="zh-CN"/>
-        </w:rPr>
-        <w:t>超越任务要求，在成像操作期间指向稳定性优于0.01°/秒。迷航星体识别能力实现少于2秒的自主姿态恢复。</w:t>
-      </w:r>
-      <w:r>
-        <w:rPr>
-          <w:rFonts w:hint="eastAsia"/>
-          <w:b/>
-          <w:bCs/>
-          <w:lang w:eastAsia="zh-CN"/>
-        </w:rPr>
-        <w:t>辐射耐受性</w:t>
-      </w:r>
-      <w:r>
-        <w:rPr>
-          <w:rFonts w:hint="eastAsia"/>
-          <w:lang w:eastAsia="zh-CN"/>
-        </w:rPr>
-        <w:t>超过45</w:t>
-      </w:r>
-      <w:r>
-        <w:rPr>
-          <w:lang w:eastAsia="zh-CN"/>
-        </w:rPr>
-        <w:t xml:space="preserve"> </w:t>
-      </w:r>
-      <w:r>
-        <w:rPr>
-          <w:rFonts w:hint="eastAsia"/>
-          <w:lang w:eastAsia="zh-CN"/>
-        </w:rPr>
-        <w:t>kRad总剂量，适用于5年以上低地球轨道任务。</w:t>
-      </w:r>
-    </w:p>
-    <w:p>
-      <w:pPr>
-        <w:pStyle w:val="AI"/>
-        <w:rPr>
-          <w:rFonts w:hint="eastAsia"/>
-          <w:lang w:eastAsia="zh-CN"/>
-        </w:rPr>
-      </w:pPr>
-      <w:r>
-        <w:rPr>
-          <w:rFonts w:hint="eastAsia"/>
-          <w:lang w:eastAsia="zh-CN"/>
-        </w:rPr>
-        <w:t>系统通过预测指向算法和高带宽姿态控制环路提供</w:t>
-      </w:r>
-      <w:r>
-        <w:rPr>
-          <w:rFonts w:hint="eastAsia"/>
-          <w:b/>
-          <w:bCs/>
-          <w:lang w:eastAsia="zh-CN"/>
-        </w:rPr>
-        <w:t>像移补偿</w:t>
-      </w:r>
-      <w:r>
-        <w:rPr>
-          <w:rFonts w:hint="eastAsia"/>
-          <w:lang w:eastAsia="zh-CN"/>
-        </w:rPr>
-        <w:t>。磁去饱和在非成像期间使用地球磁场，消除动量管理的推进剂消耗。</w:t>
-      </w:r>
-    </w:p>
-    <w:p>
-      <w:pPr>
-        <w:pStyle w:val="2"/>
-      </w:pPr>
-      <w:r>
-        <w:lastRenderedPageBreak/>
-        <w:t>数据处理与存储子系统（</w:t>
-      </w:r>
-      <w:r>
-        <w:t>Data Handling &amp; Onboard Storage Subsystem</w:t>
-      </w:r>
-      <w:r>
-        <w:t>）</w:t>
-      </w:r>
-    </w:p>
-    <w:p>
-      <w:pPr>
-        <w:pStyle w:val="AI"/>
-        <w:rPr>
-          <w:rFonts w:hint="eastAsia"/>
-          <w:lang w:eastAsia="zh-CN"/>
-        </w:rPr>
-      </w:pPr>
-      <w:r>
-        <w:rPr>
-          <w:lang w:eastAsia="zh-CN"/>
-        </w:rPr>
-        <w:t>数据处理与存储子系统是卫星任务链路的关键环节，其功能是对光学载荷产生的海量原始数据进行实时处理、缓存和有序下传。它相当于卫星的“神经中枢”，不仅要保证数据链路的高速与可靠性，还要在极端的空间环境下运行多年不失效。本子系统的设计核心在于高性能计算能力、冗余存储架构以及抗辐射容错技术，目标是确保从成像到下行的全流程数据管理有序、安全和高效。对于0.5米分辨率的光学遥感卫星，每天产生的数据量可达数TB，因此如何在有限功耗和体积下实现高效的数据处理与存储，是整个子系统的工程挑战。</w:t>
-      </w:r>
-    </w:p>
-    <w:p>
-      <w:pPr>
-        <w:pStyle w:val="AI"/>
-        <w:spacing w:line="240" w:lineRule="auto"/>
-        <w:ind w:firstLine="482"/>
-        <w:jc w:val="center"/>
-        <w:rPr>
-          <w:rFonts w:hint="eastAsia"/>
-          <w:noProof/>
-          <w:lang w:eastAsia="zh-CN"/>
-        </w:rPr>
-      </w:pPr>
-      <w:r>
-        <w:rPr>
-          <w:noProof/>
-          <w:lang w:eastAsia="zh-CN"/>
-        </w:rPr>
-        <w:drawing>
-          <wp:inline distT="0" distB="0" distL="0" distR="0" wp14:anchorId="5F10A119" wp14:editId="387CF68D">
-            <wp:extent cx="3129068" cy="3569818"/>
-            <wp:effectExtent l="0" t="0" r="0" b="0"/>
-            <wp:docPr id="4" name="图片 4"/>
-            <wp:cNvGraphicFramePr>
-              <a:graphicFrameLocks xmlns:a="http://schemas.openxmlformats.org/drawingml/2006/main" noChangeAspect="1"/>
-            </wp:cNvGraphicFramePr>
-            <a:graphic xmlns:a="http://schemas.openxmlformats.org/drawingml/2006/main">
-              <a:graphicData uri="http://schemas.openxmlformats.org/drawingml/2006/picture">
-                <pic:pic xmlns:pic="http://schemas.openxmlformats.org/drawingml/2006/picture">
-                  <pic:nvPicPr>
-                    <pic:cNvPr id="1" name=""/>
-                    <pic:cNvPicPr/>
-                  </pic:nvPicPr>
-                  <pic:blipFill>
-                    <a:blip r:embed="rId12"/>
-                    <a:stretch>
-                      <a:fillRect/>
-                    </a:stretch>
-                  </pic:blipFill>
-                  <pic:spPr>
-                    <a:xfrm>
-                      <a:off x="0" y="0"/>
                       <a:ext cx="3132840" cy="3574121"/>
                     </a:xfrm>
                     <a:prstGeom prst="rect">
@@ -6615,6 +5324,7 @@
         <w:rPr>
           <w:lang w:eastAsia="zh-CN"/>
         </w:rPr>
+        <w:lastRenderedPageBreak/>
         <w:t xml:space="preserve">1. </w:t>
       </w:r>
       <w:r>
@@ -6656,14 +5366,167 @@
         <w:rPr>
           <w:lang w:eastAsia="zh-CN"/>
         </w:rPr>
-        <w:t>光学载荷传感器输出的是高速、多通道的数字信号，全色和多光谱相机的数据率通常高达数Gbps。数据处理子系统通过高速LVDS或SpaceWire总线与焦平面电子学（FEE）对接，第一步是接收并同步化各通道数据流，避免由于读出时钟偏差引起的像元错位。为此，系统在硬件层面配备精密时钟同步电路，并与卫星星敏感</w:t>
+        <w:t>光学载荷传感器输出的是高速、多通道的数字信号，全色和多光谱相机的数据率通常高达数Gbps。数据处理子系统通过高速LVDS或SpaceWire总线与焦平面电子学（FEE）对接，第一步是接收并同步化各通道数据流，避免由于读出时钟偏差引起的像元错位。为此，系统在硬件层面配备精密时钟同步电路，并与卫星星敏感器时间系统耦合，保证成像数据与姿态测量数据的时间戳严格一致，这对于几何校正和地理定位至关重要。</w:t>
+      </w:r>
+    </w:p>
+    <w:p>
+      <w:pPr>
+        <w:pStyle w:val="4"/>
+        <w:rPr>
+          <w:lang w:eastAsia="zh-CN"/>
+        </w:rPr>
+      </w:pPr>
+      <w:r>
+        <w:rPr>
+          <w:lang w:eastAsia="zh-CN"/>
+        </w:rPr>
+        <w:t xml:space="preserve">1.2 </w:t>
+      </w:r>
+      <w:r>
+        <w:rPr>
+          <w:lang w:eastAsia="zh-CN"/>
+        </w:rPr>
+        <w:t>实时预处理</w:t>
+      </w:r>
+    </w:p>
+    <w:p>
+      <w:pPr>
+        <w:pStyle w:val="AI"/>
+        <w:rPr>
+          <w:rFonts w:hint="eastAsia"/>
+          <w:lang w:eastAsia="zh-CN"/>
+        </w:rPr>
+      </w:pPr>
+      <w:r>
+        <w:rPr>
+          <w:lang w:eastAsia="zh-CN"/>
+        </w:rPr>
+        <w:t>为了减轻后端存储与下行的压力，子系统在硬件层嵌入了FPGA或SoC平台，执行实时预处理任务。预处理包括坏点检测与替代、行列均值滤波、增益与偏置修正、TDI级数匹配等操作。这些处理在传感器数据流入缓存前完成，可显著提升数据质量并减少冗余。与此同时，系统还对数据进行快速压缩前的光谱配准，保证多光谱通道在像素级的对齐，为后续用户应用打下基础。</w:t>
+      </w:r>
+    </w:p>
+    <w:p>
+      <w:pPr>
+        <w:rPr>
+          <w:lang w:eastAsia="zh-CN"/>
+        </w:rPr>
+      </w:pPr>
+    </w:p>
+    <w:p>
+      <w:pPr>
+        <w:pStyle w:val="3"/>
+        <w:rPr>
+          <w:lang w:eastAsia="zh-CN"/>
+        </w:rPr>
+      </w:pPr>
+      <w:r>
+        <w:rPr>
+          <w:lang w:eastAsia="zh-CN"/>
+        </w:rPr>
+        <w:t xml:space="preserve">2. </w:t>
+      </w:r>
+      <w:r>
+        <w:rPr>
+          <w:lang w:eastAsia="zh-CN"/>
+        </w:rPr>
+        <w:t>数据压缩与缓存管理</w:t>
+      </w:r>
+    </w:p>
+    <w:p>
+      <w:pPr>
+        <w:pStyle w:val="4"/>
+        <w:rPr>
+          <w:lang w:eastAsia="zh-CN"/>
+        </w:rPr>
+      </w:pPr>
+      <w:r>
+        <w:rPr>
+          <w:lang w:eastAsia="zh-CN"/>
+        </w:rPr>
+        <w:t xml:space="preserve">2.1 </w:t>
+      </w:r>
+      <w:r>
+        <w:rPr>
+          <w:lang w:eastAsia="zh-CN"/>
+        </w:rPr>
+        <w:t>压缩算法实现</w:t>
+      </w:r>
+    </w:p>
+    <w:p>
+      <w:pPr>
+        <w:pStyle w:val="AI"/>
+        <w:rPr>
+          <w:rFonts w:hint="eastAsia"/>
+          <w:lang w:eastAsia="zh-CN"/>
+        </w:rPr>
+      </w:pPr>
+      <w:r>
+        <w:rPr>
+          <w:lang w:eastAsia="zh-CN"/>
+        </w:rPr>
+        <w:t>由于光学遥感卫星的数据率远高于下行链路容量，数据压缩是必不可少的环节。本系统支持无损与有损两种模式。在无损模式下，采用基于预测编码与熵编码（如CCSDS-123标准）的压缩算法，压缩比通常在1.8–2.5之间，适用于科研和高精度测绘需求。在有损模式下，使用基于离散余弦变换（DCT）或小波变换的压缩方案，在保证信噪比与结构相似度指数（SSIM）高于0.95的条件下，实现3–6倍压缩率。压缩算法在FPGA上硬化实现，确保实时性，同时通过配置表切换以支持任务灵活性。</w:t>
+      </w:r>
+    </w:p>
+    <w:p>
+      <w:pPr>
+        <w:pStyle w:val="4"/>
+      </w:pPr>
+      <w:r>
+        <w:t xml:space="preserve">2.2 </w:t>
+      </w:r>
+      <w:r>
+        <w:t>缓存与存储架构</w:t>
+      </w:r>
+    </w:p>
+    <w:p>
+      <w:pPr>
+        <w:pStyle w:val="AI"/>
+        <w:rPr>
+          <w:rFonts w:hint="eastAsia"/>
+          <w:lang w:eastAsia="zh-CN"/>
+        </w:rPr>
+      </w:pPr>
+      <w:r>
+        <w:t>压缩后的数据进入大容量固态存储单元（SSR, Solid State Recorder）。典型配置为数TB级NAND闪存阵列，采用多控制器并行架构以提高吞吐率。为保障可靠性，SSR设计了ECC（纠错码）、磨损均衡与冗余条带（RAID-like）机制，以抵抗闪存老化和单粒子翻转（SEU）等空间环境效应。</w:t>
+      </w:r>
+      <w:r>
+        <w:rPr>
+          <w:lang w:eastAsia="zh-CN"/>
+        </w:rPr>
+        <w:t>缓存管理策略基于优先级队列，支持多任务数据的动态调度，例如优先下传灾害监测影像而延迟普通监测任务数据。</w:t>
       </w:r>
       <w:r>
         <w:rPr>
           <w:lang w:eastAsia="zh-CN"/>
         </w:rPr>
         <w:lastRenderedPageBreak/>
-        <w:t>器时间系统耦合，保证成像数据与姿态测量数据的时间戳严格一致，这对于几何校正和地理定位至关重要。</w:t>
+        <w:t>数据在存储中附带完整的时间戳、姿态数据与任务标签，便于地面站接收后快速重建与应用。</w:t>
+      </w:r>
+    </w:p>
+    <w:p>
+      <w:pPr>
+        <w:rPr>
+          <w:lang w:eastAsia="zh-CN"/>
+        </w:rPr>
+      </w:pPr>
+    </w:p>
+    <w:p>
+      <w:pPr>
+        <w:pStyle w:val="3"/>
+        <w:rPr>
+          <w:lang w:eastAsia="zh-CN"/>
+        </w:rPr>
+      </w:pPr>
+      <w:r>
+        <w:rPr>
+          <w:lang w:eastAsia="zh-CN"/>
+        </w:rPr>
+        <w:t xml:space="preserve">3. </w:t>
+      </w:r>
+      <w:r>
+        <w:rPr>
+          <w:lang w:eastAsia="zh-CN"/>
+        </w:rPr>
+        <w:t>在轨数据管理与容错设计</w:t>
       </w:r>
     </w:p>
     <w:p>
@@ -6677,13 +5540,13 @@
         <w:rPr>
           <w:lang w:eastAsia="zh-CN"/>
         </w:rPr>
-        <w:t xml:space="preserve">1.2 </w:t>
-      </w:r>
-      <w:r>
-        <w:rPr>
-          <w:lang w:eastAsia="zh-CN"/>
-        </w:rPr>
-        <w:t>实时预处理</w:t>
+        <w:t xml:space="preserve">3.1 </w:t>
+      </w:r>
+      <w:r>
+        <w:rPr>
+          <w:lang w:eastAsia="zh-CN"/>
+        </w:rPr>
+        <w:t>容错计算平台</w:t>
       </w:r>
     </w:p>
     <w:p>
@@ -6698,34 +5561,7 @@
         <w:rPr>
           <w:lang w:eastAsia="zh-CN"/>
         </w:rPr>
-        <w:t>为了减轻后端存储与下行的压力，子系统在硬件层嵌入了FPGA或SoC平台，执行实时预处理任务。预处理包括坏点检测与替代、行列均值滤波、增益与偏置修正、TDI级数匹配等操作。这些处理在传感器数据流入缓存前完成，可显著提升数据质量并减少冗余。与此同时，系统还对数据进行快速压缩前的光谱配准，保证多光谱通道在像素级的对齐，为后续用户应用打下基础。</w:t>
-      </w:r>
-    </w:p>
-    <w:p>
-      <w:pPr>
-        <w:rPr>
-          <w:lang w:eastAsia="zh-CN"/>
-        </w:rPr>
-      </w:pPr>
-    </w:p>
-    <w:p>
-      <w:pPr>
-        <w:pStyle w:val="3"/>
-        <w:rPr>
-          <w:lang w:eastAsia="zh-CN"/>
-        </w:rPr>
-      </w:pPr>
-      <w:r>
-        <w:rPr>
-          <w:lang w:eastAsia="zh-CN"/>
-        </w:rPr>
-        <w:t xml:space="preserve">2. </w:t>
-      </w:r>
-      <w:r>
-        <w:rPr>
-          <w:lang w:eastAsia="zh-CN"/>
-        </w:rPr>
-        <w:t>数据压缩与缓存管理</w:t>
+        <w:t>在轨数据处理平台必须具备强抗辐射能力与冗余设计。通常采用基于LEON3/LEON4内核的抗辐射处理器，主频在100–200 MHz范围内，同时配备FPGA作为协处理单元以加速数据并行运算。为防止单粒子翻转导致的系统异常，处理器支持三模冗余（TMR）或错误检测与恢复机制，保证关键任务进程不会中断。操作系统一般使用实时多任务RTEMS或VxWorks，支持任务调度与容错管理。</w:t>
       </w:r>
     </w:p>
     <w:p>
@@ -6739,136 +5575,12 @@
         <w:rPr>
           <w:lang w:eastAsia="zh-CN"/>
         </w:rPr>
-        <w:t xml:space="preserve">2.1 </w:t>
-      </w:r>
-      <w:r>
-        <w:rPr>
-          <w:lang w:eastAsia="zh-CN"/>
-        </w:rPr>
-        <w:t>压缩算法实现</w:t>
-      </w:r>
-    </w:p>
-    <w:p>
-      <w:pPr>
-        <w:pStyle w:val="AI"/>
-        <w:rPr>
-          <w:rFonts w:hint="eastAsia"/>
-          <w:lang w:eastAsia="zh-CN"/>
-        </w:rPr>
-      </w:pPr>
-      <w:r>
-        <w:rPr>
-          <w:lang w:eastAsia="zh-CN"/>
-        </w:rPr>
-        <w:t>由于光学遥感卫星的数据率远高于下行链路容量，数据压缩是必不可少的环节。本系统支持无损与有损两种模式。在无损模式下，采用基于预测编码与熵编码（如CCSDS-123标准）的压缩算法，压缩比通常在1.8–2.5之间，适用于科研和高精度测绘需求。在有损模式下，使用基于离散余弦变换（DCT）或小波变换的压缩方案，在保证信噪比与结构相似度指数（SSIM）高于0.95的条件下，实现3–6倍压缩率。压缩算法在FPGA上硬化实现，确保实时性，同时通过配置表切换以支持任务灵活性。</w:t>
-      </w:r>
-    </w:p>
-    <w:p>
-      <w:pPr>
-        <w:pStyle w:val="4"/>
-      </w:pPr>
-      <w:r>
-        <w:t xml:space="preserve">2.2 </w:t>
-      </w:r>
-      <w:r>
-        <w:t>缓存与存储架构</w:t>
-      </w:r>
-    </w:p>
-    <w:p>
-      <w:pPr>
-        <w:pStyle w:val="AI"/>
-        <w:rPr>
-          <w:rFonts w:hint="eastAsia"/>
-          <w:lang w:eastAsia="zh-CN"/>
-        </w:rPr>
-      </w:pPr>
-      <w:r>
-        <w:t>压缩后的数据进入大容量固态存储单元（SSR, Solid State Recorder）。典型配置为数TB级NAND闪存阵列，采用多控制器并行架构以提高吞吐率。为保障可靠性，SSR设计了ECC（纠错码）、磨损均衡与冗余条带（RAID-like）机制，以抵抗闪存老化和单粒子翻转（SEU）等空间环境效应。</w:t>
-      </w:r>
-      <w:r>
-        <w:rPr>
-          <w:lang w:eastAsia="zh-CN"/>
-        </w:rPr>
-        <w:t>缓存管理策略基于优先级队列，支持多任务数据的动态调度，例如优先下传灾害监测影像而延迟普通监测任务数据。数据在存储中附带完整的时间戳、姿态数据与任务标签，便于地面站接收后快速重建与应用。</w:t>
-      </w:r>
-    </w:p>
-    <w:p>
-      <w:pPr>
-        <w:rPr>
-          <w:lang w:eastAsia="zh-CN"/>
-        </w:rPr>
-      </w:pPr>
-    </w:p>
-    <w:p>
-      <w:pPr>
-        <w:pStyle w:val="3"/>
-        <w:rPr>
-          <w:lang w:eastAsia="zh-CN"/>
-        </w:rPr>
-      </w:pPr>
-      <w:r>
-        <w:rPr>
-          <w:lang w:eastAsia="zh-CN"/>
-        </w:rPr>
-        <w:t xml:space="preserve">3. </w:t>
-      </w:r>
-      <w:r>
-        <w:rPr>
-          <w:lang w:eastAsia="zh-CN"/>
-        </w:rPr>
-        <w:t>在轨数据管理与容错设计</w:t>
-      </w:r>
-    </w:p>
-    <w:p>
-      <w:pPr>
-        <w:pStyle w:val="4"/>
-        <w:rPr>
-          <w:lang w:eastAsia="zh-CN"/>
-        </w:rPr>
-      </w:pPr>
-      <w:r>
-        <w:rPr>
-          <w:lang w:eastAsia="zh-CN"/>
-        </w:rPr>
-        <w:t xml:space="preserve">3.1 </w:t>
-      </w:r>
-      <w:r>
-        <w:rPr>
-          <w:lang w:eastAsia="zh-CN"/>
-        </w:rPr>
-        <w:t>容错计算平台</w:t>
-      </w:r>
-    </w:p>
-    <w:p>
-      <w:pPr>
-        <w:pStyle w:val="AI"/>
-        <w:rPr>
-          <w:rFonts w:hint="eastAsia"/>
-          <w:lang w:eastAsia="zh-CN"/>
-        </w:rPr>
-      </w:pPr>
-      <w:r>
-        <w:rPr>
-          <w:lang w:eastAsia="zh-CN"/>
-        </w:rPr>
-        <w:t>在轨数据处理平台必须具备强抗辐射能力与冗余设计。通常采用基于LEON3/LEON4内核的抗辐射处理器，主频在100–200 MHz范围内，同时配备FPGA</w:t>
-      </w:r>
-      <w:r>
-        <w:rPr>
-          <w:lang w:eastAsia="zh-CN"/>
-        </w:rPr>
-        <w:lastRenderedPageBreak/>
-        <w:t>作为协处理单元以加速数据并行运算。为防止单粒子翻转导致的系统异常，处理器支持三模冗余（TMR）或错误检测与恢复机制，保证关键任务进程不会中断。操作系统一般使用实时多任务RTEMS或VxWorks，支持任务调度与容错管理。</w:t>
-      </w:r>
-    </w:p>
-    <w:p>
-      <w:pPr>
-        <w:pStyle w:val="4"/>
-      </w:pPr>
-      <w:r>
         <w:t xml:space="preserve">3.2 </w:t>
       </w:r>
       <w:r>
+        <w:rPr>
+          <w:lang w:eastAsia="zh-CN"/>
+        </w:rPr>
         <w:t>数据完整性监控</w:t>
       </w:r>
     </w:p>
@@ -6975,6 +5687,7 @@
         <w:rPr>
           <w:lang w:eastAsia="zh-CN"/>
         </w:rPr>
+        <w:lastRenderedPageBreak/>
         <w:t xml:space="preserve">5. </w:t>
       </w:r>
       <w:r>
@@ -7867,6 +6580,7 @@
               <w:rPr>
                 <w:rFonts w:hint="eastAsia"/>
               </w:rPr>
+              <w:lastRenderedPageBreak/>
               <w:t>X</w:t>
             </w:r>
             <w:r>
@@ -8302,7 +7016,6 @@
           <w:bCs/>
           <w:lang w:eastAsia="zh-CN"/>
         </w:rPr>
-        <w:lastRenderedPageBreak/>
         <w:t>X频段下行链路预算分析</w:t>
       </w:r>
       <w:r>
@@ -9048,6 +7761,7 @@
               <w:rPr>
                 <w:rFonts w:hint="eastAsia"/>
               </w:rPr>
+              <w:lastRenderedPageBreak/>
               <w:t>组件</w:t>
             </w:r>
           </w:p>
@@ -9599,7 +8313,6 @@
           <w:bCs/>
           <w:lang w:eastAsia="zh-CN"/>
         </w:rPr>
-        <w:lastRenderedPageBreak/>
         <w:t>热分析</w:t>
       </w:r>
       <w:r>
@@ -10639,6 +9352,7 @@
               <w:rPr>
                 <w:rFonts w:hint="eastAsia"/>
               </w:rPr>
+              <w:lastRenderedPageBreak/>
               <w:t>子系统</w:t>
             </w:r>
           </w:p>
@@ -11059,7 +9773,6 @@
               <w:rPr>
                 <w:rFonts w:hint="eastAsia"/>
               </w:rPr>
-              <w:lastRenderedPageBreak/>
               <w:t>指令与数据处理</w:t>
             </w:r>
           </w:p>
@@ -11805,6 +10518,7 @@
           <w:bCs/>
           <w:lang w:eastAsia="zh-CN"/>
         </w:rPr>
+        <w:lastRenderedPageBreak/>
         <w:t>光谱性能</w:t>
       </w:r>
       <w:r>
@@ -11881,7 +10595,6 @@
           <w:rFonts w:hint="eastAsia"/>
           <w:lang w:eastAsia="zh-CN"/>
         </w:rPr>
-        <w:lastRenderedPageBreak/>
         <w:t>任务性能总结</w:t>
       </w:r>
     </w:p>
@@ -12025,7 +10738,7 @@
       <w:bookmarkEnd w:id="20"/>
     </w:p>
     <w:sectPr>
-      <w:footerReference w:type="default" r:id="rId13"/>
+      <w:footerReference w:type="default" r:id="rId12"/>
       <w:footnotePr>
         <w:numRestart w:val="eachSect"/>
       </w:footnotePr>

--- a/设计报告详细版本.docx
+++ b/设计报告详细版本.docx
@@ -26,12 +26,21 @@
         </w:rPr>
       </w:pPr>
       <w:bookmarkStart w:id="1" w:name="亚米级分辨率地球观测任务"/>
-      <w:r>
-        <w:rPr>
-          <w:rFonts w:hint="eastAsia"/>
-          <w:lang w:eastAsia="zh-CN"/>
-        </w:rPr>
-        <w:t>亚米级分辨率地球观测任务</w:t>
+      <w:proofErr w:type="gramStart"/>
+      <w:r>
+        <w:rPr>
+          <w:rFonts w:hint="eastAsia"/>
+          <w:lang w:eastAsia="zh-CN"/>
+        </w:rPr>
+        <w:t>亚米级分辨率</w:t>
+      </w:r>
+      <w:proofErr w:type="gramEnd"/>
+      <w:r>
+        <w:rPr>
+          <w:rFonts w:hint="eastAsia"/>
+          <w:lang w:eastAsia="zh-CN"/>
+        </w:rPr>
+        <w:t>地球观测任务</w:t>
       </w:r>
     </w:p>
     <w:p>
@@ -74,7 +83,21 @@
         <w:rPr>
           <w:lang w:eastAsia="zh-CN"/>
         </w:rPr>
-        <w:t>治理中的核心地位。与此同时，Planet Labs等新兴商业航天企业，通过数百颗小卫星的星座化部署，实现了每日全球覆盖，尽管单星分辨率较低，但凭借大规模观测与高频率重访，在市场应用中展现出强大竞争力。可以看到，国际竞争格局已呈现出“高精度与高频率并行”的发展模式，亚米级高分辨率观测已成为全球航天强国和商业企业争相布局的重点领域。</w:t>
+        <w:t>治理中的核心地位。与此同时，Planet Labs等新兴商业航天企业，通过数百颗小卫星的星座化部署，实现了每日全球覆盖，尽管单星分辨率较低，但凭借大规模观测与高频率重访，在市场应用中展现出强大竞争力。可以看到，国际竞争格局已呈现出“高精度与高频率并行”的发展模式，</w:t>
+      </w:r>
+      <w:proofErr w:type="gramStart"/>
+      <w:r>
+        <w:rPr>
+          <w:lang w:eastAsia="zh-CN"/>
+        </w:rPr>
+        <w:t>亚米级高分辨率</w:t>
+      </w:r>
+      <w:proofErr w:type="gramEnd"/>
+      <w:r>
+        <w:rPr>
+          <w:lang w:eastAsia="zh-CN"/>
+        </w:rPr>
+        <w:t>观测已成为全球航天强国和商业企业争相布局的重点领域。</w:t>
       </w:r>
     </w:p>
     <w:p>
@@ -89,7 +112,21 @@
         <w:rPr>
           <w:lang w:eastAsia="zh-CN"/>
         </w:rPr>
-        <w:t>在国内，国家层面高度重视空间基础设施建设，明确提出要构建“空天一体、天地一体、军民融合”的综合立体观测能力。《国家综合立体观测网发展规划纲要》提出，到2035年基本建成全天候、全天时、多维度的综合观测体系，为生态文明建设、灾害防御与国家安全提供战略支撑。同时，《航天强国建设纲要》明确要求加快发展高分辨率对地观测卫星，提升我国在全球航天产业链中的竞争力。近年来，“高分专项”已先后发射多颗高分辨率卫星，为国家在资源管理、环境保护与防灾减灾等方面提供了重要数据支撑。然而，随着需求的不断升级，现有卫星在成像精度、数据获取频率和商业模式创新方面仍存在不足，难以全面满足新时期国家治理和经济社会发展的多样化需求。因此，发展一型具备亚米级分辨率、兼顾技术先进</w:t>
+        <w:t>在国内，国家层面高度重视空间基础设施建设，明确提出要构建“空天一体、天地一体、军民融合”的综合立体观测能力。《国家综合立体观测网发展规划纲要》提出，到2035年基本建成全天候、全天时、多维度的综合观测体系，为生态文明建设、灾害防御与国家安全提供战略支撑。同时，《航天强国建设纲要》明确要求加快发展高分辨率对地观测卫星，提升我国在全球航天产业链中的竞争力。近年来，“高分专项”已先后发射多颗高分辨率卫星，为国家在资源管理、环境保护与防灾减灾等方面提供了重要数据支撑。然而，随着需求的不断升级，现有卫星在成像精度、数据获取频率和商业模式创新方面仍存在不足，难以全面满足新时期国家治理和经济社会发展的多样化需求。因此，发展一型具备</w:t>
+      </w:r>
+      <w:proofErr w:type="gramStart"/>
+      <w:r>
+        <w:rPr>
+          <w:lang w:eastAsia="zh-CN"/>
+        </w:rPr>
+        <w:t>亚米级分辨率</w:t>
+      </w:r>
+      <w:proofErr w:type="gramEnd"/>
+      <w:r>
+        <w:rPr>
+          <w:lang w:eastAsia="zh-CN"/>
+        </w:rPr>
+        <w:t>、兼顾技术先进</w:t>
       </w:r>
       <w:r>
         <w:rPr>
@@ -111,7 +148,63 @@
         <w:rPr>
           <w:lang w:eastAsia="zh-CN"/>
         </w:rPr>
-        <w:t>在应用层面，亚米级分辨率卫星的意义尤为突出。其在灾害监测领域，可在地震、洪涝、泥石流等突发事件发生后，迅速提供高精度影像，用于判定灾害范围、评估损失程度和制定救援方案。在农业生产方面，通过对农田分布、作物长势与病虫害情况的精细化监测，能够为粮食安全提供科学依据，并助力智慧农业与精细化管理。在城市规划与基础设施建设方面，高分辨率遥感数据能够支持城市空间布局优化、交通网络管理与智慧城市建设，推动城乡治理的现代化进程。在环境与生态保护方面，从森林覆盖率调查、湿地资源监控到污染扩散追踪，亚米级卫星都能提供关键支撑，助力生态文明建设和“双碳”目标实现。在国土安全与边境管控方面，亚米级遥感影像在非法越境监测、海岸巡查与战略设施安全保障中发挥不可替代的作用。这些应用需求不仅覆盖国家治理的方方面面，也与人民生活息息相关，充分表明建设亚米级分辨率光学遥感卫星的迫切必要性。</w:t>
+        <w:t>在应用层面，</w:t>
+      </w:r>
+      <w:proofErr w:type="gramStart"/>
+      <w:r>
+        <w:rPr>
+          <w:lang w:eastAsia="zh-CN"/>
+        </w:rPr>
+        <w:t>亚米级分辨率</w:t>
+      </w:r>
+      <w:proofErr w:type="gramEnd"/>
+      <w:r>
+        <w:rPr>
+          <w:lang w:eastAsia="zh-CN"/>
+        </w:rPr>
+        <w:t>卫星的意义尤为突出。其在灾害监测领域，可在地震、洪涝、泥石流等突发事件发生后，迅速提供高精度影像，用于判定灾害范围、评估损失程度和制定救援方案。在农业生产方面，通过对农田分布、作物长势与病虫害情况的精细化监测，能够为粮食安全提供科学依据，并助力智慧农业与精细化管理。在城市规划与基础设施建设方面，高分辨率遥感数据能够支持城市空间布局优化、交通网络管理与智慧城市建设，推动城乡治理的现代化进程。在环境与生态保护方面，从森林覆盖率调查、湿地资源监控到污染扩散追踪，</w:t>
+      </w:r>
+      <w:proofErr w:type="gramStart"/>
+      <w:r>
+        <w:rPr>
+          <w:lang w:eastAsia="zh-CN"/>
+        </w:rPr>
+        <w:t>亚米级卫星</w:t>
+      </w:r>
+      <w:proofErr w:type="gramEnd"/>
+      <w:r>
+        <w:rPr>
+          <w:lang w:eastAsia="zh-CN"/>
+        </w:rPr>
+        <w:t>都能提供关键支撑，助力生态文明建设和“双碳”目标实现。在国土安全与边境管控方面，</w:t>
+      </w:r>
+      <w:proofErr w:type="gramStart"/>
+      <w:r>
+        <w:rPr>
+          <w:lang w:eastAsia="zh-CN"/>
+        </w:rPr>
+        <w:t>亚米级遥感</w:t>
+      </w:r>
+      <w:proofErr w:type="gramEnd"/>
+      <w:r>
+        <w:rPr>
+          <w:lang w:eastAsia="zh-CN"/>
+        </w:rPr>
+        <w:t>影像在非法越境监测、海岸巡查与战略设施安全保障中发挥不可替代的作用。这些应用需求不仅覆盖国家治理的方方面面，也与人民生活息息相关，充分表明建设</w:t>
+      </w:r>
+      <w:proofErr w:type="gramStart"/>
+      <w:r>
+        <w:rPr>
+          <w:lang w:eastAsia="zh-CN"/>
+        </w:rPr>
+        <w:t>亚米级分辨率</w:t>
+      </w:r>
+      <w:proofErr w:type="gramEnd"/>
+      <w:r>
+        <w:rPr>
+          <w:lang w:eastAsia="zh-CN"/>
+        </w:rPr>
+        <w:t>光学遥感卫星的迫切必要性。</w:t>
       </w:r>
     </w:p>
     <w:p>
@@ -126,7 +219,63 @@
         <w:rPr>
           <w:lang w:eastAsia="zh-CN"/>
         </w:rPr>
-        <w:t>从技术发展的角度看，实现亚米级分辨率并非单一环节的突破，而是光学设计、姿态控制、数据处理与传输、能源保障和推进系统等多方面协同的综合结果。本项目设计方案采用碳化硅主镜和折叠光路的轻量化光学系统，在有限的体积约束内实现长焦距与高分辨率的平衡；配置高性能CMOS探测器，以确保优异的量子效率和成像质量；配合高精度姿态控制系统，实现成像过程中优于±0.005° RMS的稳定性，满足亚米级成像对平台控制的严苛要求。同时，系统搭载大容量星上存储与高速压缩算法，并通过X频段高速下行链路进行数据传输，确保大体量影像数据能够快速传输至地面并投入应用。推进方面，采用高性能绿色推进技术，提升轨道机动与寿命管理能力，降低地面运维风险。这些设计在保障任务性能的同时，也兼顾了小卫星的轻量化和低成本特征，为亚米级观测任务的可行性提供了坚实技术基础。</w:t>
+        <w:t>从技术发展的角度看，实现</w:t>
+      </w:r>
+      <w:proofErr w:type="gramStart"/>
+      <w:r>
+        <w:rPr>
+          <w:lang w:eastAsia="zh-CN"/>
+        </w:rPr>
+        <w:t>亚米级分辨率</w:t>
+      </w:r>
+      <w:proofErr w:type="gramEnd"/>
+      <w:r>
+        <w:rPr>
+          <w:lang w:eastAsia="zh-CN"/>
+        </w:rPr>
+        <w:t>并非单一环节的突破，而是光学设计、姿态控制、数据处理与传输、能源保障和推进系统等多方面协同的综合结果。本项目设计方案采用碳化硅主镜和折叠光路的轻量化光学系统，在有限的体积约束内</w:t>
+      </w:r>
+      <w:proofErr w:type="gramStart"/>
+      <w:r>
+        <w:rPr>
+          <w:lang w:eastAsia="zh-CN"/>
+        </w:rPr>
+        <w:t>实现长</w:t>
+      </w:r>
+      <w:proofErr w:type="gramEnd"/>
+      <w:r>
+        <w:rPr>
+          <w:lang w:eastAsia="zh-CN"/>
+        </w:rPr>
+        <w:t>焦距与高分辨率的平衡；配置高性能CMOS探测器，以确保优异的量子效率和成像质量；配合高精度姿态控制系统，实现成像过程中优于±0.005° RMS的稳定性，满足</w:t>
+      </w:r>
+      <w:proofErr w:type="gramStart"/>
+      <w:r>
+        <w:rPr>
+          <w:lang w:eastAsia="zh-CN"/>
+        </w:rPr>
+        <w:t>亚米级成像</w:t>
+      </w:r>
+      <w:proofErr w:type="gramEnd"/>
+      <w:r>
+        <w:rPr>
+          <w:lang w:eastAsia="zh-CN"/>
+        </w:rPr>
+        <w:t>对平台控制的严苛要求。同时，系统搭载大容量星上存储与高速压缩算法，并通过X频段高速下行链路进行数据传输，确保大体量影像数据能够快速传输至地面并投入应用。推进方面，采用高性能绿色推进技术，提升轨道机动与寿命管理能力，降低地面运维风险。这些设计在保障任务性能的同时，也兼顾了小卫星的轻量化和低成本特征，为亚</w:t>
+      </w:r>
+      <w:proofErr w:type="gramStart"/>
+      <w:r>
+        <w:rPr>
+          <w:lang w:eastAsia="zh-CN"/>
+        </w:rPr>
+        <w:t>米级观测</w:t>
+      </w:r>
+      <w:proofErr w:type="gramEnd"/>
+      <w:r>
+        <w:rPr>
+          <w:lang w:eastAsia="zh-CN"/>
+        </w:rPr>
+        <w:t>任务的可行性提供了坚实技术基础。</w:t>
       </w:r>
     </w:p>
     <w:p>
@@ -141,7 +290,49 @@
         <w:rPr>
           <w:lang w:eastAsia="zh-CN"/>
         </w:rPr>
-        <w:t>此外，该任务在经济性与风险控制方面同样具有明显优势。通过采用小卫星架构与商用现货器件（COTS）的合理利用，可以显著缩短研制周期并降低研发成本，使得单星总成本控制在可接受范围之内。星座化署进一步分散了单星失效的风险，增强了系统的稳健性与任务连续性。在数据应用与产业拓展方面，亚米级影像可形成商业化数据产品和增值服务，推动遥感大数据与人工智能的深度融合，形成面向政府、科研、企业和公众的多层次服务模式，从而构建起可持续发展的商业生态。这不仅有助于实现航天技术的自我造血，也将带动上下游产业链的发展，产生显著的经济与社会效益。</w:t>
+        <w:t>此外，该任务在经济性与风险控制方面同样具有明显优势。通过采用小卫星架构与商用现货器件（COTS）的合理利用，可以显著缩短研制周期并降低研发成本，使得</w:t>
+      </w:r>
+      <w:proofErr w:type="gramStart"/>
+      <w:r>
+        <w:rPr>
+          <w:lang w:eastAsia="zh-CN"/>
+        </w:rPr>
+        <w:t>单星总成本控制</w:t>
+      </w:r>
+      <w:proofErr w:type="gramEnd"/>
+      <w:r>
+        <w:rPr>
+          <w:lang w:eastAsia="zh-CN"/>
+        </w:rPr>
+        <w:t>在可接受范围之内。</w:t>
+      </w:r>
+      <w:proofErr w:type="gramStart"/>
+      <w:r>
+        <w:rPr>
+          <w:lang w:eastAsia="zh-CN"/>
+        </w:rPr>
+        <w:t>星座化署进一步</w:t>
+      </w:r>
+      <w:proofErr w:type="gramEnd"/>
+      <w:r>
+        <w:rPr>
+          <w:lang w:eastAsia="zh-CN"/>
+        </w:rPr>
+        <w:t>分散了单星失效的风险，增强了系统的稳健性与任务连续性。在数据应用与产业拓展方面，</w:t>
+      </w:r>
+      <w:proofErr w:type="gramStart"/>
+      <w:r>
+        <w:rPr>
+          <w:lang w:eastAsia="zh-CN"/>
+        </w:rPr>
+        <w:t>亚米级影像</w:t>
+      </w:r>
+      <w:proofErr w:type="gramEnd"/>
+      <w:r>
+        <w:rPr>
+          <w:lang w:eastAsia="zh-CN"/>
+        </w:rPr>
+        <w:t>可形成商业化数据产品和增值服务，推动遥感大数据与人工智能的深度融合，形成面向政府、科研、企业和公众的多层次服务模式，从而构建起可持续发展的商业生态。这不仅有助于实现航天技术的自我造血，也将带动上下游产业链的发展，产生显著的经济与社会效益。</w:t>
       </w:r>
     </w:p>
     <w:p>
@@ -159,53 +350,32 @@
     </w:p>
     <w:tbl>
       <w:tblPr>
+        <w:tblStyle w:val="51"/>
         <w:tblW w:w="0" w:type="auto"/>
-        <w:tblCellSpacing w:w="15" w:type="dxa"/>
-        <w:tblBorders>
-          <w:top w:val="single" w:sz="6" w:space="0" w:color="auto"/>
-          <w:left w:val="single" w:sz="6" w:space="0" w:color="auto"/>
-          <w:bottom w:val="single" w:sz="6" w:space="0" w:color="auto"/>
-          <w:right w:val="single" w:sz="6" w:space="0" w:color="auto"/>
-          <w:insideH w:val="single" w:sz="4" w:space="0" w:color="auto"/>
-          <w:insideV w:val="single" w:sz="4" w:space="0" w:color="auto"/>
-        </w:tblBorders>
-        <w:tblCellMar>
-          <w:top w:w="15" w:type="dxa"/>
-          <w:left w:w="15" w:type="dxa"/>
-          <w:bottom w:w="15" w:type="dxa"/>
-          <w:right w:w="15" w:type="dxa"/>
-        </w:tblCellMar>
         <w:tblLook w:val="04A0" w:firstRow="1" w:lastRow="0" w:firstColumn="1" w:lastColumn="0" w:noHBand="0" w:noVBand="1"/>
       </w:tblPr>
       <w:tblGrid>
-        <w:gridCol w:w="1884"/>
-        <w:gridCol w:w="1210"/>
-        <w:gridCol w:w="907"/>
-        <w:gridCol w:w="907"/>
-        <w:gridCol w:w="631"/>
-        <w:gridCol w:w="1047"/>
-        <w:gridCol w:w="2174"/>
+        <w:gridCol w:w="1964"/>
+        <w:gridCol w:w="1233"/>
+        <w:gridCol w:w="1002"/>
+        <w:gridCol w:w="1002"/>
+        <w:gridCol w:w="728"/>
+        <w:gridCol w:w="1110"/>
+        <w:gridCol w:w="1817"/>
       </w:tblGrid>
       <w:tr>
         <w:trPr>
+          <w:cnfStyle w:val="100000000000" w:firstRow="1" w:lastRow="0" w:firstColumn="0" w:lastColumn="0" w:oddVBand="0" w:evenVBand="0" w:oddHBand="0" w:evenHBand="0" w:firstRowFirstColumn="0" w:firstRowLastColumn="0" w:lastRowFirstColumn="0" w:lastRowLastColumn="0"/>
           <w:trHeight w:val="400"/>
-          <w:tblHeader/>
-          <w:tblCellSpacing w:w="15" w:type="dxa"/>
         </w:trPr>
         <w:tc>
           <w:tcPr>
-            <w:tcW w:w="0" w:type="auto"/>
-            <w:tcBorders>
-              <w:top w:val="single" w:sz="6" w:space="0" w:color="auto"/>
-              <w:bottom w:val="single" w:sz="4" w:space="0" w:color="auto"/>
-            </w:tcBorders>
-            <w:shd w:val="clear" w:color="auto" w:fill="D9D9D9"/>
-            <w:vAlign w:val="center"/>
+            <w:cnfStyle w:val="001000000100" w:firstRow="0" w:lastRow="0" w:firstColumn="1" w:lastColumn="0" w:oddVBand="0" w:evenVBand="0" w:oddHBand="0" w:evenHBand="0" w:firstRowFirstColumn="1" w:firstRowLastColumn="0" w:lastRowFirstColumn="0" w:lastRowLastColumn="0"/>
+            <w:tcW w:w="0" w:type="auto"/>
             <w:hideMark/>
           </w:tcPr>
           <w:p>
             <w:pPr>
-              <w:spacing w:after="0"/>
               <w:jc w:val="center"/>
               <w:rPr>
                 <w:rFonts w:ascii="宋体" w:eastAsia="宋体" w:hAnsi="宋体" w:cs="宋体" w:hint="eastAsia"/>
@@ -228,18 +398,12 @@
         <w:tc>
           <w:tcPr>
             <w:tcW w:w="0" w:type="auto"/>
-            <w:tcBorders>
-              <w:top w:val="single" w:sz="6" w:space="0" w:color="auto"/>
-              <w:bottom w:val="single" w:sz="4" w:space="0" w:color="auto"/>
-            </w:tcBorders>
-            <w:shd w:val="clear" w:color="auto" w:fill="D9D9D9"/>
-            <w:vAlign w:val="center"/>
             <w:hideMark/>
           </w:tcPr>
           <w:p>
             <w:pPr>
-              <w:spacing w:after="0"/>
               <w:jc w:val="center"/>
+              <w:cnfStyle w:val="100000000000" w:firstRow="1" w:lastRow="0" w:firstColumn="0" w:lastColumn="0" w:oddVBand="0" w:evenVBand="0" w:oddHBand="0" w:evenHBand="0" w:firstRowFirstColumn="0" w:firstRowLastColumn="0" w:lastRowFirstColumn="0" w:lastRowLastColumn="0"/>
               <w:rPr>
                 <w:rFonts w:ascii="宋体" w:eastAsia="宋体" w:hAnsi="宋体" w:cs="宋体" w:hint="eastAsia"/>
                 <w:b/>
@@ -261,18 +425,12 @@
         <w:tc>
           <w:tcPr>
             <w:tcW w:w="0" w:type="auto"/>
-            <w:tcBorders>
-              <w:top w:val="single" w:sz="6" w:space="0" w:color="auto"/>
-              <w:bottom w:val="single" w:sz="4" w:space="0" w:color="auto"/>
-            </w:tcBorders>
-            <w:shd w:val="clear" w:color="auto" w:fill="D9D9D9"/>
-            <w:vAlign w:val="center"/>
             <w:hideMark/>
           </w:tcPr>
           <w:p>
             <w:pPr>
-              <w:spacing w:after="0"/>
               <w:jc w:val="center"/>
+              <w:cnfStyle w:val="100000000000" w:firstRow="1" w:lastRow="0" w:firstColumn="0" w:lastColumn="0" w:oddVBand="0" w:evenVBand="0" w:oddHBand="0" w:evenHBand="0" w:firstRowFirstColumn="0" w:firstRowLastColumn="0" w:lastRowFirstColumn="0" w:lastRowLastColumn="0"/>
               <w:rPr>
                 <w:rFonts w:ascii="宋体" w:eastAsia="宋体" w:hAnsi="宋体" w:cs="宋体" w:hint="eastAsia"/>
                 <w:b/>
@@ -294,18 +452,12 @@
         <w:tc>
           <w:tcPr>
             <w:tcW w:w="0" w:type="auto"/>
-            <w:tcBorders>
-              <w:top w:val="single" w:sz="6" w:space="0" w:color="auto"/>
-              <w:bottom w:val="single" w:sz="4" w:space="0" w:color="auto"/>
-            </w:tcBorders>
-            <w:shd w:val="clear" w:color="auto" w:fill="D9D9D9"/>
-            <w:vAlign w:val="center"/>
             <w:hideMark/>
           </w:tcPr>
           <w:p>
             <w:pPr>
-              <w:spacing w:after="0"/>
               <w:jc w:val="center"/>
+              <w:cnfStyle w:val="100000000000" w:firstRow="1" w:lastRow="0" w:firstColumn="0" w:lastColumn="0" w:oddVBand="0" w:evenVBand="0" w:oddHBand="0" w:evenHBand="0" w:firstRowFirstColumn="0" w:firstRowLastColumn="0" w:lastRowFirstColumn="0" w:lastRowLastColumn="0"/>
               <w:rPr>
                 <w:rFonts w:ascii="宋体" w:eastAsia="宋体" w:hAnsi="宋体" w:cs="宋体" w:hint="eastAsia"/>
                 <w:b/>
@@ -327,18 +479,12 @@
         <w:tc>
           <w:tcPr>
             <w:tcW w:w="0" w:type="auto"/>
-            <w:tcBorders>
-              <w:top w:val="single" w:sz="6" w:space="0" w:color="auto"/>
-              <w:bottom w:val="single" w:sz="4" w:space="0" w:color="auto"/>
-            </w:tcBorders>
-            <w:shd w:val="clear" w:color="auto" w:fill="D9D9D9"/>
-            <w:vAlign w:val="center"/>
             <w:hideMark/>
           </w:tcPr>
           <w:p>
             <w:pPr>
-              <w:spacing w:after="0"/>
               <w:jc w:val="center"/>
+              <w:cnfStyle w:val="100000000000" w:firstRow="1" w:lastRow="0" w:firstColumn="0" w:lastColumn="0" w:oddVBand="0" w:evenVBand="0" w:oddHBand="0" w:evenHBand="0" w:firstRowFirstColumn="0" w:firstRowLastColumn="0" w:lastRowFirstColumn="0" w:lastRowLastColumn="0"/>
               <w:rPr>
                 <w:rFonts w:ascii="宋体" w:eastAsia="宋体" w:hAnsi="宋体" w:cs="宋体" w:hint="eastAsia"/>
                 <w:b/>
@@ -360,18 +506,12 @@
         <w:tc>
           <w:tcPr>
             <w:tcW w:w="0" w:type="auto"/>
-            <w:tcBorders>
-              <w:top w:val="single" w:sz="6" w:space="0" w:color="auto"/>
-              <w:bottom w:val="single" w:sz="4" w:space="0" w:color="auto"/>
-            </w:tcBorders>
-            <w:shd w:val="clear" w:color="auto" w:fill="D9D9D9"/>
-            <w:vAlign w:val="center"/>
             <w:hideMark/>
           </w:tcPr>
           <w:p>
             <w:pPr>
-              <w:spacing w:after="0"/>
               <w:jc w:val="center"/>
+              <w:cnfStyle w:val="100000000000" w:firstRow="1" w:lastRow="0" w:firstColumn="0" w:lastColumn="0" w:oddVBand="0" w:evenVBand="0" w:oddHBand="0" w:evenHBand="0" w:firstRowFirstColumn="0" w:firstRowLastColumn="0" w:lastRowFirstColumn="0" w:lastRowLastColumn="0"/>
               <w:rPr>
                 <w:rFonts w:ascii="宋体" w:eastAsia="宋体" w:hAnsi="宋体" w:cs="宋体" w:hint="eastAsia"/>
                 <w:b/>
@@ -393,18 +533,12 @@
         <w:tc>
           <w:tcPr>
             <w:tcW w:w="0" w:type="auto"/>
-            <w:tcBorders>
-              <w:top w:val="single" w:sz="6" w:space="0" w:color="auto"/>
-              <w:bottom w:val="single" w:sz="4" w:space="0" w:color="auto"/>
-            </w:tcBorders>
-            <w:shd w:val="clear" w:color="auto" w:fill="D9D9D9"/>
-            <w:vAlign w:val="center"/>
             <w:hideMark/>
           </w:tcPr>
           <w:p>
             <w:pPr>
-              <w:spacing w:after="0"/>
               <w:jc w:val="center"/>
+              <w:cnfStyle w:val="100000000000" w:firstRow="1" w:lastRow="0" w:firstColumn="0" w:lastColumn="0" w:oddVBand="0" w:evenVBand="0" w:oddHBand="0" w:evenHBand="0" w:firstRowFirstColumn="0" w:firstRowLastColumn="0" w:lastRowFirstColumn="0" w:lastRowLastColumn="0"/>
               <w:rPr>
                 <w:rFonts w:ascii="宋体" w:eastAsia="宋体" w:hAnsi="宋体" w:cs="宋体" w:hint="eastAsia"/>
                 <w:b/>
@@ -426,19 +560,17 @@
       </w:tr>
       <w:tr>
         <w:trPr>
+          <w:cnfStyle w:val="000000100000" w:firstRow="0" w:lastRow="0" w:firstColumn="0" w:lastColumn="0" w:oddVBand="0" w:evenVBand="0" w:oddHBand="1" w:evenHBand="0" w:firstRowFirstColumn="0" w:firstRowLastColumn="0" w:lastRowFirstColumn="0" w:lastRowLastColumn="0"/>
           <w:trHeight w:val="400"/>
-          <w:tblCellSpacing w:w="15" w:type="dxa"/>
         </w:trPr>
         <w:tc>
           <w:tcPr>
-            <w:tcW w:w="0" w:type="auto"/>
-            <w:shd w:val="clear" w:color="auto" w:fill="auto"/>
-            <w:vAlign w:val="center"/>
+            <w:cnfStyle w:val="001000000000" w:firstRow="0" w:lastRow="0" w:firstColumn="1" w:lastColumn="0" w:oddVBand="0" w:evenVBand="0" w:oddHBand="0" w:evenHBand="0" w:firstRowFirstColumn="0" w:firstRowLastColumn="0" w:lastRowFirstColumn="0" w:lastRowLastColumn="0"/>
+            <w:tcW w:w="0" w:type="auto"/>
             <w:hideMark/>
           </w:tcPr>
           <w:p>
             <w:pPr>
-              <w:spacing w:after="0"/>
               <w:jc w:val="center"/>
               <w:rPr>
                 <w:rFonts w:ascii="宋体" w:eastAsia="宋体" w:hAnsi="宋体" w:cs="宋体" w:hint="eastAsia"/>
@@ -459,14 +591,12 @@
         <w:tc>
           <w:tcPr>
             <w:tcW w:w="0" w:type="auto"/>
-            <w:shd w:val="clear" w:color="auto" w:fill="auto"/>
-            <w:vAlign w:val="center"/>
             <w:hideMark/>
           </w:tcPr>
           <w:p>
             <w:pPr>
-              <w:spacing w:after="0"/>
               <w:jc w:val="center"/>
+              <w:cnfStyle w:val="000000100000" w:firstRow="0" w:lastRow="0" w:firstColumn="0" w:lastColumn="0" w:oddVBand="0" w:evenVBand="0" w:oddHBand="1" w:evenHBand="0" w:firstRowFirstColumn="0" w:firstRowLastColumn="0" w:lastRowFirstColumn="0" w:lastRowLastColumn="0"/>
               <w:rPr>
                 <w:rFonts w:ascii="宋体" w:eastAsia="宋体" w:hAnsi="宋体" w:cs="宋体" w:hint="eastAsia"/>
                 <w:lang w:eastAsia="zh-CN"/>
@@ -484,14 +614,12 @@
         <w:tc>
           <w:tcPr>
             <w:tcW w:w="0" w:type="auto"/>
-            <w:shd w:val="clear" w:color="auto" w:fill="auto"/>
-            <w:vAlign w:val="center"/>
             <w:hideMark/>
           </w:tcPr>
           <w:p>
             <w:pPr>
-              <w:spacing w:after="0"/>
               <w:jc w:val="center"/>
+              <w:cnfStyle w:val="000000100000" w:firstRow="0" w:lastRow="0" w:firstColumn="0" w:lastColumn="0" w:oddVBand="0" w:evenVBand="0" w:oddHBand="1" w:evenHBand="0" w:firstRowFirstColumn="0" w:firstRowLastColumn="0" w:lastRowFirstColumn="0" w:lastRowLastColumn="0"/>
               <w:rPr>
                 <w:rFonts w:ascii="宋体" w:eastAsia="宋体" w:hAnsi="宋体" w:cs="宋体" w:hint="eastAsia"/>
                 <w:lang w:eastAsia="zh-CN"/>
@@ -509,14 +637,12 @@
         <w:tc>
           <w:tcPr>
             <w:tcW w:w="0" w:type="auto"/>
-            <w:shd w:val="clear" w:color="auto" w:fill="auto"/>
-            <w:vAlign w:val="center"/>
             <w:hideMark/>
           </w:tcPr>
           <w:p>
             <w:pPr>
-              <w:spacing w:after="0"/>
               <w:jc w:val="center"/>
+              <w:cnfStyle w:val="000000100000" w:firstRow="0" w:lastRow="0" w:firstColumn="0" w:lastColumn="0" w:oddVBand="0" w:evenVBand="0" w:oddHBand="1" w:evenHBand="0" w:firstRowFirstColumn="0" w:firstRowLastColumn="0" w:lastRowFirstColumn="0" w:lastRowLastColumn="0"/>
               <w:rPr>
                 <w:rFonts w:ascii="宋体" w:eastAsia="宋体" w:hAnsi="宋体" w:cs="宋体" w:hint="eastAsia"/>
                 <w:lang w:eastAsia="zh-CN"/>
@@ -534,14 +660,12 @@
         <w:tc>
           <w:tcPr>
             <w:tcW w:w="0" w:type="auto"/>
-            <w:shd w:val="clear" w:color="auto" w:fill="auto"/>
-            <w:vAlign w:val="center"/>
             <w:hideMark/>
           </w:tcPr>
           <w:p>
             <w:pPr>
-              <w:spacing w:after="0"/>
               <w:jc w:val="center"/>
+              <w:cnfStyle w:val="000000100000" w:firstRow="0" w:lastRow="0" w:firstColumn="0" w:lastColumn="0" w:oddVBand="0" w:evenVBand="0" w:oddHBand="1" w:evenHBand="0" w:firstRowFirstColumn="0" w:firstRowLastColumn="0" w:lastRowFirstColumn="0" w:lastRowLastColumn="0"/>
               <w:rPr>
                 <w:rFonts w:ascii="宋体" w:eastAsia="宋体" w:hAnsi="宋体" w:cs="宋体" w:hint="eastAsia"/>
                 <w:lang w:eastAsia="zh-CN"/>
@@ -559,14 +683,12 @@
         <w:tc>
           <w:tcPr>
             <w:tcW w:w="0" w:type="auto"/>
-            <w:shd w:val="clear" w:color="auto" w:fill="auto"/>
-            <w:vAlign w:val="center"/>
             <w:hideMark/>
           </w:tcPr>
           <w:p>
             <w:pPr>
-              <w:spacing w:after="0"/>
               <w:jc w:val="center"/>
+              <w:cnfStyle w:val="000000100000" w:firstRow="0" w:lastRow="0" w:firstColumn="0" w:lastColumn="0" w:oddVBand="0" w:evenVBand="0" w:oddHBand="1" w:evenHBand="0" w:firstRowFirstColumn="0" w:firstRowLastColumn="0" w:lastRowFirstColumn="0" w:lastRowLastColumn="0"/>
               <w:rPr>
                 <w:rFonts w:ascii="宋体" w:eastAsia="宋体" w:hAnsi="宋体" w:cs="宋体" w:hint="eastAsia"/>
                 <w:lang w:eastAsia="zh-CN"/>
@@ -584,14 +706,12 @@
         <w:tc>
           <w:tcPr>
             <w:tcW w:w="0" w:type="auto"/>
-            <w:shd w:val="clear" w:color="auto" w:fill="auto"/>
-            <w:vAlign w:val="center"/>
             <w:hideMark/>
           </w:tcPr>
           <w:p>
             <w:pPr>
-              <w:spacing w:after="0"/>
               <w:jc w:val="center"/>
+              <w:cnfStyle w:val="000000100000" w:firstRow="0" w:lastRow="0" w:firstColumn="0" w:lastColumn="0" w:oddVBand="0" w:evenVBand="0" w:oddHBand="1" w:evenHBand="0" w:firstRowFirstColumn="0" w:firstRowLastColumn="0" w:lastRowFirstColumn="0" w:lastRowLastColumn="0"/>
               <w:rPr>
                 <w:rFonts w:ascii="宋体" w:eastAsia="宋体" w:hAnsi="宋体" w:cs="宋体" w:hint="eastAsia"/>
                 <w:lang w:eastAsia="zh-CN"/>
@@ -610,18 +730,15 @@
       <w:tr>
         <w:trPr>
           <w:trHeight w:val="400"/>
-          <w:tblCellSpacing w:w="15" w:type="dxa"/>
         </w:trPr>
         <w:tc>
           <w:tcPr>
-            <w:tcW w:w="0" w:type="auto"/>
-            <w:shd w:val="clear" w:color="auto" w:fill="auto"/>
-            <w:vAlign w:val="center"/>
+            <w:cnfStyle w:val="001000000000" w:firstRow="0" w:lastRow="0" w:firstColumn="1" w:lastColumn="0" w:oddVBand="0" w:evenVBand="0" w:oddHBand="0" w:evenHBand="0" w:firstRowFirstColumn="0" w:firstRowLastColumn="0" w:lastRowFirstColumn="0" w:lastRowLastColumn="0"/>
+            <w:tcW w:w="0" w:type="auto"/>
             <w:hideMark/>
           </w:tcPr>
           <w:p>
             <w:pPr>
-              <w:spacing w:after="0"/>
               <w:jc w:val="center"/>
               <w:rPr>
                 <w:rFonts w:ascii="宋体" w:eastAsia="宋体" w:hAnsi="宋体" w:cs="宋体" w:hint="eastAsia"/>
@@ -642,14 +759,12 @@
         <w:tc>
           <w:tcPr>
             <w:tcW w:w="0" w:type="auto"/>
-            <w:shd w:val="clear" w:color="auto" w:fill="auto"/>
-            <w:vAlign w:val="center"/>
             <w:hideMark/>
           </w:tcPr>
           <w:p>
             <w:pPr>
-              <w:spacing w:after="0"/>
               <w:jc w:val="center"/>
+              <w:cnfStyle w:val="000000000000" w:firstRow="0" w:lastRow="0" w:firstColumn="0" w:lastColumn="0" w:oddVBand="0" w:evenVBand="0" w:oddHBand="0" w:evenHBand="0" w:firstRowFirstColumn="0" w:firstRowLastColumn="0" w:lastRowFirstColumn="0" w:lastRowLastColumn="0"/>
               <w:rPr>
                 <w:rFonts w:ascii="宋体" w:eastAsia="宋体" w:hAnsi="宋体" w:cs="宋体" w:hint="eastAsia"/>
                 <w:lang w:eastAsia="zh-CN"/>
@@ -667,14 +782,12 @@
         <w:tc>
           <w:tcPr>
             <w:tcW w:w="0" w:type="auto"/>
-            <w:shd w:val="clear" w:color="auto" w:fill="auto"/>
-            <w:vAlign w:val="center"/>
             <w:hideMark/>
           </w:tcPr>
           <w:p>
             <w:pPr>
-              <w:spacing w:after="0"/>
               <w:jc w:val="center"/>
+              <w:cnfStyle w:val="000000000000" w:firstRow="0" w:lastRow="0" w:firstColumn="0" w:lastColumn="0" w:oddVBand="0" w:evenVBand="0" w:oddHBand="0" w:evenHBand="0" w:firstRowFirstColumn="0" w:firstRowLastColumn="0" w:lastRowFirstColumn="0" w:lastRowLastColumn="0"/>
               <w:rPr>
                 <w:rFonts w:ascii="宋体" w:eastAsia="宋体" w:hAnsi="宋体" w:cs="宋体" w:hint="eastAsia"/>
                 <w:lang w:eastAsia="zh-CN"/>
@@ -692,14 +805,12 @@
         <w:tc>
           <w:tcPr>
             <w:tcW w:w="0" w:type="auto"/>
-            <w:shd w:val="clear" w:color="auto" w:fill="auto"/>
-            <w:vAlign w:val="center"/>
             <w:hideMark/>
           </w:tcPr>
           <w:p>
             <w:pPr>
-              <w:spacing w:after="0"/>
               <w:jc w:val="center"/>
+              <w:cnfStyle w:val="000000000000" w:firstRow="0" w:lastRow="0" w:firstColumn="0" w:lastColumn="0" w:oddVBand="0" w:evenVBand="0" w:oddHBand="0" w:evenHBand="0" w:firstRowFirstColumn="0" w:firstRowLastColumn="0" w:lastRowFirstColumn="0" w:lastRowLastColumn="0"/>
               <w:rPr>
                 <w:rFonts w:ascii="宋体" w:eastAsia="宋体" w:hAnsi="宋体" w:cs="宋体" w:hint="eastAsia"/>
                 <w:lang w:eastAsia="zh-CN"/>
@@ -717,14 +828,12 @@
         <w:tc>
           <w:tcPr>
             <w:tcW w:w="0" w:type="auto"/>
-            <w:shd w:val="clear" w:color="auto" w:fill="auto"/>
-            <w:vAlign w:val="center"/>
             <w:hideMark/>
           </w:tcPr>
           <w:p>
             <w:pPr>
-              <w:spacing w:after="0"/>
               <w:jc w:val="center"/>
+              <w:cnfStyle w:val="000000000000" w:firstRow="0" w:lastRow="0" w:firstColumn="0" w:lastColumn="0" w:oddVBand="0" w:evenVBand="0" w:oddHBand="0" w:evenHBand="0" w:firstRowFirstColumn="0" w:firstRowLastColumn="0" w:lastRowFirstColumn="0" w:lastRowLastColumn="0"/>
               <w:rPr>
                 <w:rFonts w:ascii="宋体" w:eastAsia="宋体" w:hAnsi="宋体" w:cs="宋体" w:hint="eastAsia"/>
                 <w:lang w:eastAsia="zh-CN"/>
@@ -742,14 +851,12 @@
         <w:tc>
           <w:tcPr>
             <w:tcW w:w="0" w:type="auto"/>
-            <w:shd w:val="clear" w:color="auto" w:fill="auto"/>
-            <w:vAlign w:val="center"/>
             <w:hideMark/>
           </w:tcPr>
           <w:p>
             <w:pPr>
-              <w:spacing w:after="0"/>
               <w:jc w:val="center"/>
+              <w:cnfStyle w:val="000000000000" w:firstRow="0" w:lastRow="0" w:firstColumn="0" w:lastColumn="0" w:oddVBand="0" w:evenVBand="0" w:oddHBand="0" w:evenHBand="0" w:firstRowFirstColumn="0" w:firstRowLastColumn="0" w:lastRowFirstColumn="0" w:lastRowLastColumn="0"/>
               <w:rPr>
                 <w:rFonts w:ascii="宋体" w:eastAsia="宋体" w:hAnsi="宋体" w:cs="宋体" w:hint="eastAsia"/>
                 <w:lang w:eastAsia="zh-CN"/>
@@ -767,14 +874,12 @@
         <w:tc>
           <w:tcPr>
             <w:tcW w:w="0" w:type="auto"/>
-            <w:shd w:val="clear" w:color="auto" w:fill="auto"/>
-            <w:vAlign w:val="center"/>
             <w:hideMark/>
           </w:tcPr>
           <w:p>
             <w:pPr>
-              <w:spacing w:after="0"/>
               <w:jc w:val="center"/>
+              <w:cnfStyle w:val="000000000000" w:firstRow="0" w:lastRow="0" w:firstColumn="0" w:lastColumn="0" w:oddVBand="0" w:evenVBand="0" w:oddHBand="0" w:evenHBand="0" w:firstRowFirstColumn="0" w:firstRowLastColumn="0" w:lastRowFirstColumn="0" w:lastRowLastColumn="0"/>
               <w:rPr>
                 <w:rFonts w:ascii="宋体" w:eastAsia="宋体" w:hAnsi="宋体" w:cs="宋体" w:hint="eastAsia"/>
                 <w:lang w:eastAsia="zh-CN"/>
@@ -786,6 +891,175 @@
                 <w:lang w:eastAsia="zh-CN"/>
               </w:rPr>
               <w:t>广泛用于欧盟成员国城市与环境管理</w:t>
+            </w:r>
+          </w:p>
+        </w:tc>
+      </w:tr>
+      <w:tr>
+        <w:trPr>
+          <w:cnfStyle w:val="000000100000" w:firstRow="0" w:lastRow="0" w:firstColumn="0" w:lastColumn="0" w:oddVBand="0" w:evenVBand="0" w:oddHBand="1" w:evenHBand="0" w:firstRowFirstColumn="0" w:firstRowLastColumn="0" w:lastRowFirstColumn="0" w:lastRowLastColumn="0"/>
+          <w:trHeight w:val="400"/>
+        </w:trPr>
+        <w:tc>
+          <w:tcPr>
+            <w:cnfStyle w:val="001000000000" w:firstRow="0" w:lastRow="0" w:firstColumn="1" w:lastColumn="0" w:oddVBand="0" w:evenVBand="0" w:oddHBand="0" w:evenHBand="0" w:firstRowFirstColumn="0" w:firstRowLastColumn="0" w:lastRowFirstColumn="0" w:lastRowLastColumn="0"/>
+            <w:tcW w:w="0" w:type="auto"/>
+            <w:hideMark/>
+          </w:tcPr>
+          <w:p>
+            <w:pPr>
+              <w:jc w:val="center"/>
+              <w:rPr>
+                <w:rFonts w:ascii="宋体" w:eastAsia="宋体" w:hAnsi="宋体" w:cs="宋体" w:hint="eastAsia"/>
+                <w:lang w:eastAsia="zh-CN"/>
+              </w:rPr>
+            </w:pPr>
+            <w:r>
+              <w:rPr>
+                <w:rFonts w:ascii="宋体" w:eastAsia="宋体" w:hAnsi="宋体" w:cs="宋体"/>
+                <w:b/>
+                <w:bCs/>
+                <w:lang w:eastAsia="zh-CN"/>
+              </w:rPr>
+              <w:t>ALOS-3 (日本 JAXA)</w:t>
+            </w:r>
+          </w:p>
+        </w:tc>
+        <w:tc>
+          <w:tcPr>
+            <w:tcW w:w="0" w:type="auto"/>
+            <w:hideMark/>
+          </w:tcPr>
+          <w:p>
+            <w:pPr>
+              <w:jc w:val="center"/>
+              <w:cnfStyle w:val="000000100000" w:firstRow="0" w:lastRow="0" w:firstColumn="0" w:lastColumn="0" w:oddVBand="0" w:evenVBand="0" w:oddHBand="1" w:evenHBand="0" w:firstRowFirstColumn="0" w:firstRowLastColumn="0" w:lastRowFirstColumn="0" w:lastRowLastColumn="0"/>
+              <w:rPr>
+                <w:rFonts w:ascii="宋体" w:eastAsia="宋体" w:hAnsi="宋体" w:cs="宋体" w:hint="eastAsia"/>
+                <w:lang w:eastAsia="zh-CN"/>
+              </w:rPr>
+            </w:pPr>
+            <w:r>
+              <w:rPr>
+                <w:rFonts w:ascii="宋体" w:eastAsia="宋体" w:hAnsi="宋体" w:cs="宋体"/>
+                <w:lang w:eastAsia="zh-CN"/>
+              </w:rPr>
+              <w:t>0.8 m / 3.2 m</w:t>
+            </w:r>
+          </w:p>
+        </w:tc>
+        <w:tc>
+          <w:tcPr>
+            <w:tcW w:w="0" w:type="auto"/>
+            <w:hideMark/>
+          </w:tcPr>
+          <w:p>
+            <w:pPr>
+              <w:jc w:val="center"/>
+              <w:cnfStyle w:val="000000100000" w:firstRow="0" w:lastRow="0" w:firstColumn="0" w:lastColumn="0" w:oddVBand="0" w:evenVBand="0" w:oddHBand="1" w:evenHBand="0" w:firstRowFirstColumn="0" w:firstRowLastColumn="0" w:lastRowFirstColumn="0" w:lastRowLastColumn="0"/>
+              <w:rPr>
+                <w:rFonts w:ascii="宋体" w:eastAsia="宋体" w:hAnsi="宋体" w:cs="宋体" w:hint="eastAsia"/>
+                <w:lang w:eastAsia="zh-CN"/>
+              </w:rPr>
+            </w:pPr>
+            <w:r>
+              <w:rPr>
+                <w:rFonts w:ascii="宋体" w:eastAsia="宋体" w:hAnsi="宋体" w:cs="宋体"/>
+                <w:lang w:eastAsia="zh-CN"/>
+              </w:rPr>
+              <w:t>~628</w:t>
+            </w:r>
+          </w:p>
+        </w:tc>
+        <w:tc>
+          <w:tcPr>
+            <w:tcW w:w="0" w:type="auto"/>
+            <w:hideMark/>
+          </w:tcPr>
+          <w:p>
+            <w:pPr>
+              <w:jc w:val="center"/>
+              <w:cnfStyle w:val="000000100000" w:firstRow="0" w:lastRow="0" w:firstColumn="0" w:lastColumn="0" w:oddVBand="0" w:evenVBand="0" w:oddHBand="1" w:evenHBand="0" w:firstRowFirstColumn="0" w:firstRowLastColumn="0" w:lastRowFirstColumn="0" w:lastRowLastColumn="0"/>
+              <w:rPr>
+                <w:rFonts w:ascii="宋体" w:eastAsia="宋体" w:hAnsi="宋体" w:cs="宋体" w:hint="eastAsia"/>
+                <w:lang w:eastAsia="zh-CN"/>
+              </w:rPr>
+            </w:pPr>
+            <w:r>
+              <w:rPr>
+                <w:rFonts w:ascii="宋体" w:eastAsia="宋体" w:hAnsi="宋体" w:cs="宋体"/>
+                <w:lang w:eastAsia="zh-CN"/>
+              </w:rPr>
+              <w:t>70</w:t>
+            </w:r>
+          </w:p>
+        </w:tc>
+        <w:tc>
+          <w:tcPr>
+            <w:tcW w:w="0" w:type="auto"/>
+            <w:hideMark/>
+          </w:tcPr>
+          <w:p>
+            <w:pPr>
+              <w:jc w:val="center"/>
+              <w:cnfStyle w:val="000000100000" w:firstRow="0" w:lastRow="0" w:firstColumn="0" w:lastColumn="0" w:oddVBand="0" w:evenVBand="0" w:oddHBand="1" w:evenHBand="0" w:firstRowFirstColumn="0" w:firstRowLastColumn="0" w:lastRowFirstColumn="0" w:lastRowLastColumn="0"/>
+              <w:rPr>
+                <w:rFonts w:ascii="宋体" w:eastAsia="宋体" w:hAnsi="宋体" w:cs="宋体" w:hint="eastAsia"/>
+                <w:lang w:eastAsia="zh-CN"/>
+              </w:rPr>
+            </w:pPr>
+            <w:r>
+              <w:rPr>
+                <w:rFonts w:ascii="宋体" w:eastAsia="宋体" w:hAnsi="宋体" w:cs="宋体"/>
+                <w:lang w:eastAsia="zh-CN"/>
+              </w:rPr>
+              <w:t>2–3天</w:t>
+            </w:r>
+          </w:p>
+        </w:tc>
+        <w:tc>
+          <w:tcPr>
+            <w:tcW w:w="0" w:type="auto"/>
+            <w:hideMark/>
+          </w:tcPr>
+          <w:p>
+            <w:pPr>
+              <w:jc w:val="center"/>
+              <w:cnfStyle w:val="000000100000" w:firstRow="0" w:lastRow="0" w:firstColumn="0" w:lastColumn="0" w:oddVBand="0" w:evenVBand="0" w:oddHBand="1" w:evenHBand="0" w:firstRowFirstColumn="0" w:firstRowLastColumn="0" w:lastRowFirstColumn="0" w:lastRowLastColumn="0"/>
+              <w:rPr>
+                <w:rFonts w:ascii="宋体" w:eastAsia="宋体" w:hAnsi="宋体" w:cs="宋体" w:hint="eastAsia"/>
+                <w:lang w:eastAsia="zh-CN"/>
+              </w:rPr>
+            </w:pPr>
+            <w:r>
+              <w:rPr>
+                <w:rFonts w:ascii="宋体" w:eastAsia="宋体" w:hAnsi="宋体" w:cs="宋体"/>
+                <w:lang w:eastAsia="zh-CN"/>
+              </w:rPr>
+              <w:t>2023年</w:t>
+            </w:r>
+          </w:p>
+        </w:tc>
+        <w:tc>
+          <w:tcPr>
+            <w:tcW w:w="0" w:type="auto"/>
+            <w:hideMark/>
+          </w:tcPr>
+          <w:p>
+            <w:pPr>
+              <w:jc w:val="center"/>
+              <w:cnfStyle w:val="000000100000" w:firstRow="0" w:lastRow="0" w:firstColumn="0" w:lastColumn="0" w:oddVBand="0" w:evenVBand="0" w:oddHBand="1" w:evenHBand="0" w:firstRowFirstColumn="0" w:firstRowLastColumn="0" w:lastRowFirstColumn="0" w:lastRowLastColumn="0"/>
+              <w:rPr>
+                <w:rFonts w:ascii="宋体" w:eastAsia="宋体" w:hAnsi="宋体" w:cs="宋体" w:hint="eastAsia"/>
+                <w:lang w:eastAsia="zh-CN"/>
+              </w:rPr>
+            </w:pPr>
+            <w:r>
+              <w:rPr>
+                <w:rFonts w:ascii="宋体" w:eastAsia="宋体" w:hAnsi="宋体" w:cs="宋体"/>
+                <w:lang w:eastAsia="zh-CN"/>
+              </w:rPr>
+              <w:t>强调灾害监测与国土测绘</w:t>
             </w:r>
           </w:p>
         </w:tc>
@@ -793,18 +1067,15 @@
       <w:tr>
         <w:trPr>
           <w:trHeight w:val="400"/>
-          <w:tblCellSpacing w:w="15" w:type="dxa"/>
         </w:trPr>
         <w:tc>
           <w:tcPr>
-            <w:tcW w:w="0" w:type="auto"/>
-            <w:shd w:val="clear" w:color="auto" w:fill="auto"/>
-            <w:vAlign w:val="center"/>
+            <w:cnfStyle w:val="001000000000" w:firstRow="0" w:lastRow="0" w:firstColumn="1" w:lastColumn="0" w:oddVBand="0" w:evenVBand="0" w:oddHBand="0" w:evenHBand="0" w:firstRowFirstColumn="0" w:firstRowLastColumn="0" w:lastRowFirstColumn="0" w:lastRowLastColumn="0"/>
+            <w:tcW w:w="0" w:type="auto"/>
             <w:hideMark/>
           </w:tcPr>
           <w:p>
             <w:pPr>
-              <w:spacing w:after="0"/>
               <w:jc w:val="center"/>
               <w:rPr>
                 <w:rFonts w:ascii="宋体" w:eastAsia="宋体" w:hAnsi="宋体" w:cs="宋体" w:hint="eastAsia"/>
@@ -818,21 +1089,19 @@
                 <w:bCs/>
                 <w:lang w:eastAsia="zh-CN"/>
               </w:rPr>
-              <w:t>ALOS-3 (日本 JAXA)</w:t>
-            </w:r>
-          </w:p>
-        </w:tc>
-        <w:tc>
-          <w:tcPr>
-            <w:tcW w:w="0" w:type="auto"/>
-            <w:shd w:val="clear" w:color="auto" w:fill="auto"/>
-            <w:vAlign w:val="center"/>
+              <w:t>高分一号（中国 高分专项）</w:t>
+            </w:r>
+          </w:p>
+        </w:tc>
+        <w:tc>
+          <w:tcPr>
+            <w:tcW w:w="0" w:type="auto"/>
             <w:hideMark/>
           </w:tcPr>
           <w:p>
             <w:pPr>
-              <w:spacing w:after="0"/>
               <w:jc w:val="center"/>
+              <w:cnfStyle w:val="000000000000" w:firstRow="0" w:lastRow="0" w:firstColumn="0" w:lastColumn="0" w:oddVBand="0" w:evenVBand="0" w:oddHBand="0" w:evenHBand="0" w:firstRowFirstColumn="0" w:firstRowLastColumn="0" w:lastRowFirstColumn="0" w:lastRowLastColumn="0"/>
               <w:rPr>
                 <w:rFonts w:ascii="宋体" w:eastAsia="宋体" w:hAnsi="宋体" w:cs="宋体" w:hint="eastAsia"/>
                 <w:lang w:eastAsia="zh-CN"/>
@@ -843,21 +1112,19 @@
                 <w:rFonts w:ascii="宋体" w:eastAsia="宋体" w:hAnsi="宋体" w:cs="宋体"/>
                 <w:lang w:eastAsia="zh-CN"/>
               </w:rPr>
-              <w:t>0.8 m / 3.2 m</w:t>
-            </w:r>
-          </w:p>
-        </w:tc>
-        <w:tc>
-          <w:tcPr>
-            <w:tcW w:w="0" w:type="auto"/>
-            <w:shd w:val="clear" w:color="auto" w:fill="auto"/>
-            <w:vAlign w:val="center"/>
+              <w:t>2.0 m / 8.0 m</w:t>
+            </w:r>
+          </w:p>
+        </w:tc>
+        <w:tc>
+          <w:tcPr>
+            <w:tcW w:w="0" w:type="auto"/>
             <w:hideMark/>
           </w:tcPr>
           <w:p>
             <w:pPr>
-              <w:spacing w:after="0"/>
               <w:jc w:val="center"/>
+              <w:cnfStyle w:val="000000000000" w:firstRow="0" w:lastRow="0" w:firstColumn="0" w:lastColumn="0" w:oddVBand="0" w:evenVBand="0" w:oddHBand="0" w:evenHBand="0" w:firstRowFirstColumn="0" w:firstRowLastColumn="0" w:lastRowFirstColumn="0" w:lastRowLastColumn="0"/>
               <w:rPr>
                 <w:rFonts w:ascii="宋体" w:eastAsia="宋体" w:hAnsi="宋体" w:cs="宋体" w:hint="eastAsia"/>
                 <w:lang w:eastAsia="zh-CN"/>
@@ -868,21 +1135,19 @@
                 <w:rFonts w:ascii="宋体" w:eastAsia="宋体" w:hAnsi="宋体" w:cs="宋体"/>
                 <w:lang w:eastAsia="zh-CN"/>
               </w:rPr>
-              <w:t>~628</w:t>
-            </w:r>
-          </w:p>
-        </w:tc>
-        <w:tc>
-          <w:tcPr>
-            <w:tcW w:w="0" w:type="auto"/>
-            <w:shd w:val="clear" w:color="auto" w:fill="auto"/>
-            <w:vAlign w:val="center"/>
+              <w:t>~645</w:t>
+            </w:r>
+          </w:p>
+        </w:tc>
+        <w:tc>
+          <w:tcPr>
+            <w:tcW w:w="0" w:type="auto"/>
             <w:hideMark/>
           </w:tcPr>
           <w:p>
             <w:pPr>
-              <w:spacing w:after="0"/>
               <w:jc w:val="center"/>
+              <w:cnfStyle w:val="000000000000" w:firstRow="0" w:lastRow="0" w:firstColumn="0" w:lastColumn="0" w:oddVBand="0" w:evenVBand="0" w:oddHBand="0" w:evenHBand="0" w:firstRowFirstColumn="0" w:firstRowLastColumn="0" w:lastRowFirstColumn="0" w:lastRowLastColumn="0"/>
               <w:rPr>
                 <w:rFonts w:ascii="宋体" w:eastAsia="宋体" w:hAnsi="宋体" w:cs="宋体" w:hint="eastAsia"/>
                 <w:lang w:eastAsia="zh-CN"/>
@@ -893,21 +1158,19 @@
                 <w:rFonts w:ascii="宋体" w:eastAsia="宋体" w:hAnsi="宋体" w:cs="宋体"/>
                 <w:lang w:eastAsia="zh-CN"/>
               </w:rPr>
-              <w:t>70</w:t>
-            </w:r>
-          </w:p>
-        </w:tc>
-        <w:tc>
-          <w:tcPr>
-            <w:tcW w:w="0" w:type="auto"/>
-            <w:shd w:val="clear" w:color="auto" w:fill="auto"/>
-            <w:vAlign w:val="center"/>
+              <w:t>60</w:t>
+            </w:r>
+          </w:p>
+        </w:tc>
+        <w:tc>
+          <w:tcPr>
+            <w:tcW w:w="0" w:type="auto"/>
             <w:hideMark/>
           </w:tcPr>
           <w:p>
             <w:pPr>
-              <w:spacing w:after="0"/>
               <w:jc w:val="center"/>
+              <w:cnfStyle w:val="000000000000" w:firstRow="0" w:lastRow="0" w:firstColumn="0" w:lastColumn="0" w:oddVBand="0" w:evenVBand="0" w:oddHBand="0" w:evenHBand="0" w:firstRowFirstColumn="0" w:firstRowLastColumn="0" w:lastRowFirstColumn="0" w:lastRowLastColumn="0"/>
               <w:rPr>
                 <w:rFonts w:ascii="宋体" w:eastAsia="宋体" w:hAnsi="宋体" w:cs="宋体" w:hint="eastAsia"/>
                 <w:lang w:eastAsia="zh-CN"/>
@@ -918,21 +1181,19 @@
                 <w:rFonts w:ascii="宋体" w:eastAsia="宋体" w:hAnsi="宋体" w:cs="宋体"/>
                 <w:lang w:eastAsia="zh-CN"/>
               </w:rPr>
-              <w:t>2–3天</w:t>
-            </w:r>
-          </w:p>
-        </w:tc>
-        <w:tc>
-          <w:tcPr>
-            <w:tcW w:w="0" w:type="auto"/>
-            <w:shd w:val="clear" w:color="auto" w:fill="auto"/>
-            <w:vAlign w:val="center"/>
+              <w:t>4天</w:t>
+            </w:r>
+          </w:p>
+        </w:tc>
+        <w:tc>
+          <w:tcPr>
+            <w:tcW w:w="0" w:type="auto"/>
             <w:hideMark/>
           </w:tcPr>
           <w:p>
             <w:pPr>
-              <w:spacing w:after="0"/>
               <w:jc w:val="center"/>
+              <w:cnfStyle w:val="000000000000" w:firstRow="0" w:lastRow="0" w:firstColumn="0" w:lastColumn="0" w:oddVBand="0" w:evenVBand="0" w:oddHBand="0" w:evenHBand="0" w:firstRowFirstColumn="0" w:firstRowLastColumn="0" w:lastRowFirstColumn="0" w:lastRowLastColumn="0"/>
               <w:rPr>
                 <w:rFonts w:ascii="宋体" w:eastAsia="宋体" w:hAnsi="宋体" w:cs="宋体" w:hint="eastAsia"/>
                 <w:lang w:eastAsia="zh-CN"/>
@@ -943,21 +1204,19 @@
                 <w:rFonts w:ascii="宋体" w:eastAsia="宋体" w:hAnsi="宋体" w:cs="宋体"/>
                 <w:lang w:eastAsia="zh-CN"/>
               </w:rPr>
-              <w:t>2023年</w:t>
-            </w:r>
-          </w:p>
-        </w:tc>
-        <w:tc>
-          <w:tcPr>
-            <w:tcW w:w="0" w:type="auto"/>
-            <w:shd w:val="clear" w:color="auto" w:fill="auto"/>
-            <w:vAlign w:val="center"/>
+              <w:t>2013年</w:t>
+            </w:r>
+          </w:p>
+        </w:tc>
+        <w:tc>
+          <w:tcPr>
+            <w:tcW w:w="0" w:type="auto"/>
             <w:hideMark/>
           </w:tcPr>
           <w:p>
             <w:pPr>
-              <w:spacing w:after="0"/>
               <w:jc w:val="center"/>
+              <w:cnfStyle w:val="000000000000" w:firstRow="0" w:lastRow="0" w:firstColumn="0" w:lastColumn="0" w:oddVBand="0" w:evenVBand="0" w:oddHBand="0" w:evenHBand="0" w:firstRowFirstColumn="0" w:firstRowLastColumn="0" w:lastRowFirstColumn="0" w:lastRowLastColumn="0"/>
               <w:rPr>
                 <w:rFonts w:ascii="宋体" w:eastAsia="宋体" w:hAnsi="宋体" w:cs="宋体" w:hint="eastAsia"/>
                 <w:lang w:eastAsia="zh-CN"/>
@@ -968,7 +1227,192 @@
                 <w:rFonts w:ascii="宋体" w:eastAsia="宋体" w:hAnsi="宋体" w:cs="宋体"/>
                 <w:lang w:eastAsia="zh-CN"/>
               </w:rPr>
-              <w:t>强调灾害监测与国土测绘</w:t>
+              <w:t>我国首颗民用高分系列卫星，突出资源调查</w:t>
+            </w:r>
+          </w:p>
+        </w:tc>
+      </w:tr>
+      <w:tr>
+        <w:trPr>
+          <w:cnfStyle w:val="000000100000" w:firstRow="0" w:lastRow="0" w:firstColumn="0" w:lastColumn="0" w:oddVBand="0" w:evenVBand="0" w:oddHBand="1" w:evenHBand="0" w:firstRowFirstColumn="0" w:firstRowLastColumn="0" w:lastRowFirstColumn="0" w:lastRowLastColumn="0"/>
+          <w:trHeight w:val="400"/>
+        </w:trPr>
+        <w:tc>
+          <w:tcPr>
+            <w:cnfStyle w:val="001000000000" w:firstRow="0" w:lastRow="0" w:firstColumn="1" w:lastColumn="0" w:oddVBand="0" w:evenVBand="0" w:oddHBand="0" w:evenHBand="0" w:firstRowFirstColumn="0" w:firstRowLastColumn="0" w:lastRowFirstColumn="0" w:lastRowLastColumn="0"/>
+            <w:tcW w:w="0" w:type="auto"/>
+            <w:hideMark/>
+          </w:tcPr>
+          <w:p>
+            <w:pPr>
+              <w:jc w:val="center"/>
+              <w:rPr>
+                <w:rFonts w:ascii="宋体" w:eastAsia="宋体" w:hAnsi="宋体" w:cs="宋体" w:hint="eastAsia"/>
+                <w:lang w:eastAsia="zh-CN"/>
+              </w:rPr>
+            </w:pPr>
+            <w:r>
+              <w:rPr>
+                <w:rFonts w:ascii="宋体" w:eastAsia="宋体" w:hAnsi="宋体" w:cs="宋体"/>
+                <w:b/>
+                <w:bCs/>
+                <w:lang w:eastAsia="zh-CN"/>
+              </w:rPr>
+              <w:t>高分二号（中国 高分专项）</w:t>
+            </w:r>
+          </w:p>
+        </w:tc>
+        <w:tc>
+          <w:tcPr>
+            <w:tcW w:w="0" w:type="auto"/>
+            <w:hideMark/>
+          </w:tcPr>
+          <w:p>
+            <w:pPr>
+              <w:jc w:val="center"/>
+              <w:cnfStyle w:val="000000100000" w:firstRow="0" w:lastRow="0" w:firstColumn="0" w:lastColumn="0" w:oddVBand="0" w:evenVBand="0" w:oddHBand="1" w:evenHBand="0" w:firstRowFirstColumn="0" w:firstRowLastColumn="0" w:lastRowFirstColumn="0" w:lastRowLastColumn="0"/>
+              <w:rPr>
+                <w:rFonts w:ascii="宋体" w:eastAsia="宋体" w:hAnsi="宋体" w:cs="宋体" w:hint="eastAsia"/>
+                <w:lang w:eastAsia="zh-CN"/>
+              </w:rPr>
+            </w:pPr>
+            <w:r>
+              <w:rPr>
+                <w:rFonts w:ascii="宋体" w:eastAsia="宋体" w:hAnsi="宋体" w:cs="宋体"/>
+                <w:lang w:eastAsia="zh-CN"/>
+              </w:rPr>
+              <w:t>0.8 m / 3.2 m</w:t>
+            </w:r>
+          </w:p>
+        </w:tc>
+        <w:tc>
+          <w:tcPr>
+            <w:tcW w:w="0" w:type="auto"/>
+            <w:hideMark/>
+          </w:tcPr>
+          <w:p>
+            <w:pPr>
+              <w:jc w:val="center"/>
+              <w:cnfStyle w:val="000000100000" w:firstRow="0" w:lastRow="0" w:firstColumn="0" w:lastColumn="0" w:oddVBand="0" w:evenVBand="0" w:oddHBand="1" w:evenHBand="0" w:firstRowFirstColumn="0" w:firstRowLastColumn="0" w:lastRowFirstColumn="0" w:lastRowLastColumn="0"/>
+              <w:rPr>
+                <w:rFonts w:ascii="宋体" w:eastAsia="宋体" w:hAnsi="宋体" w:cs="宋体" w:hint="eastAsia"/>
+                <w:lang w:eastAsia="zh-CN"/>
+              </w:rPr>
+            </w:pPr>
+            <w:r>
+              <w:rPr>
+                <w:rFonts w:ascii="宋体" w:eastAsia="宋体" w:hAnsi="宋体" w:cs="宋体"/>
+                <w:lang w:eastAsia="zh-CN"/>
+              </w:rPr>
+              <w:t>~631</w:t>
+            </w:r>
+          </w:p>
+        </w:tc>
+        <w:tc>
+          <w:tcPr>
+            <w:tcW w:w="0" w:type="auto"/>
+            <w:hideMark/>
+          </w:tcPr>
+          <w:p>
+            <w:pPr>
+              <w:jc w:val="center"/>
+              <w:cnfStyle w:val="000000100000" w:firstRow="0" w:lastRow="0" w:firstColumn="0" w:lastColumn="0" w:oddVBand="0" w:evenVBand="0" w:oddHBand="1" w:evenHBand="0" w:firstRowFirstColumn="0" w:firstRowLastColumn="0" w:lastRowFirstColumn="0" w:lastRowLastColumn="0"/>
+              <w:rPr>
+                <w:rFonts w:ascii="宋体" w:eastAsia="宋体" w:hAnsi="宋体" w:cs="宋体" w:hint="eastAsia"/>
+                <w:lang w:eastAsia="zh-CN"/>
+              </w:rPr>
+            </w:pPr>
+            <w:r>
+              <w:rPr>
+                <w:rFonts w:ascii="宋体" w:eastAsia="宋体" w:hAnsi="宋体" w:cs="宋体"/>
+                <w:lang w:eastAsia="zh-CN"/>
+              </w:rPr>
+              <w:t>45</w:t>
+            </w:r>
+          </w:p>
+        </w:tc>
+        <w:tc>
+          <w:tcPr>
+            <w:tcW w:w="0" w:type="auto"/>
+            <w:hideMark/>
+          </w:tcPr>
+          <w:p>
+            <w:pPr>
+              <w:jc w:val="center"/>
+              <w:cnfStyle w:val="000000100000" w:firstRow="0" w:lastRow="0" w:firstColumn="0" w:lastColumn="0" w:oddVBand="0" w:evenVBand="0" w:oddHBand="1" w:evenHBand="0" w:firstRowFirstColumn="0" w:firstRowLastColumn="0" w:lastRowFirstColumn="0" w:lastRowLastColumn="0"/>
+              <w:rPr>
+                <w:rFonts w:ascii="宋体" w:eastAsia="宋体" w:hAnsi="宋体" w:cs="宋体" w:hint="eastAsia"/>
+                <w:lang w:eastAsia="zh-CN"/>
+              </w:rPr>
+            </w:pPr>
+            <w:r>
+              <w:rPr>
+                <w:rFonts w:ascii="宋体" w:eastAsia="宋体" w:hAnsi="宋体" w:cs="宋体"/>
+                <w:lang w:eastAsia="zh-CN"/>
+              </w:rPr>
+              <w:t>&lt;5天</w:t>
+            </w:r>
+          </w:p>
+        </w:tc>
+        <w:tc>
+          <w:tcPr>
+            <w:tcW w:w="0" w:type="auto"/>
+            <w:hideMark/>
+          </w:tcPr>
+          <w:p>
+            <w:pPr>
+              <w:jc w:val="center"/>
+              <w:cnfStyle w:val="000000100000" w:firstRow="0" w:lastRow="0" w:firstColumn="0" w:lastColumn="0" w:oddVBand="0" w:evenVBand="0" w:oddHBand="1" w:evenHBand="0" w:firstRowFirstColumn="0" w:firstRowLastColumn="0" w:lastRowFirstColumn="0" w:lastRowLastColumn="0"/>
+              <w:rPr>
+                <w:rFonts w:ascii="宋体" w:eastAsia="宋体" w:hAnsi="宋体" w:cs="宋体" w:hint="eastAsia"/>
+                <w:lang w:eastAsia="zh-CN"/>
+              </w:rPr>
+            </w:pPr>
+            <w:r>
+              <w:rPr>
+                <w:rFonts w:ascii="宋体" w:eastAsia="宋体" w:hAnsi="宋体" w:cs="宋体"/>
+                <w:lang w:eastAsia="zh-CN"/>
+              </w:rPr>
+              <w:t>2014年</w:t>
+            </w:r>
+          </w:p>
+        </w:tc>
+        <w:tc>
+          <w:tcPr>
+            <w:tcW w:w="0" w:type="auto"/>
+            <w:hideMark/>
+          </w:tcPr>
+          <w:p>
+            <w:pPr>
+              <w:jc w:val="center"/>
+              <w:cnfStyle w:val="000000100000" w:firstRow="0" w:lastRow="0" w:firstColumn="0" w:lastColumn="0" w:oddVBand="0" w:evenVBand="0" w:oddHBand="1" w:evenHBand="0" w:firstRowFirstColumn="0" w:firstRowLastColumn="0" w:lastRowFirstColumn="0" w:lastRowLastColumn="0"/>
+              <w:rPr>
+                <w:rFonts w:ascii="宋体" w:eastAsia="宋体" w:hAnsi="宋体" w:cs="宋体" w:hint="eastAsia"/>
+                <w:lang w:eastAsia="zh-CN"/>
+              </w:rPr>
+            </w:pPr>
+            <w:r>
+              <w:rPr>
+                <w:rFonts w:ascii="宋体" w:eastAsia="宋体" w:hAnsi="宋体" w:cs="宋体"/>
+                <w:lang w:eastAsia="zh-CN"/>
+              </w:rPr>
+              <w:t>我国首颗</w:t>
+            </w:r>
+            <w:proofErr w:type="gramStart"/>
+            <w:r>
+              <w:rPr>
+                <w:rFonts w:ascii="宋体" w:eastAsia="宋体" w:hAnsi="宋体" w:cs="宋体"/>
+                <w:lang w:eastAsia="zh-CN"/>
+              </w:rPr>
+              <w:t>亚米级民用</w:t>
+            </w:r>
+            <w:proofErr w:type="gramEnd"/>
+            <w:r>
+              <w:rPr>
+                <w:rFonts w:ascii="宋体" w:eastAsia="宋体" w:hAnsi="宋体" w:cs="宋体"/>
+                <w:lang w:eastAsia="zh-CN"/>
+              </w:rPr>
+              <w:t>光学卫星</w:t>
             </w:r>
           </w:p>
         </w:tc>
@@ -976,18 +1420,15 @@
       <w:tr>
         <w:trPr>
           <w:trHeight w:val="400"/>
-          <w:tblCellSpacing w:w="15" w:type="dxa"/>
         </w:trPr>
         <w:tc>
           <w:tcPr>
-            <w:tcW w:w="0" w:type="auto"/>
-            <w:shd w:val="clear" w:color="auto" w:fill="auto"/>
-            <w:vAlign w:val="center"/>
+            <w:cnfStyle w:val="001000000000" w:firstRow="0" w:lastRow="0" w:firstColumn="1" w:lastColumn="0" w:oddVBand="0" w:evenVBand="0" w:oddHBand="0" w:evenHBand="0" w:firstRowFirstColumn="0" w:firstRowLastColumn="0" w:lastRowFirstColumn="0" w:lastRowLastColumn="0"/>
+            <w:tcW w:w="0" w:type="auto"/>
             <w:hideMark/>
           </w:tcPr>
           <w:p>
             <w:pPr>
-              <w:spacing w:after="0"/>
               <w:jc w:val="center"/>
               <w:rPr>
                 <w:rFonts w:ascii="宋体" w:eastAsia="宋体" w:hAnsi="宋体" w:cs="宋体" w:hint="eastAsia"/>
@@ -1001,21 +1442,19 @@
                 <w:bCs/>
                 <w:lang w:eastAsia="zh-CN"/>
               </w:rPr>
-              <w:t>高分一号（中国 高分专项）</w:t>
-            </w:r>
-          </w:p>
-        </w:tc>
-        <w:tc>
-          <w:tcPr>
-            <w:tcW w:w="0" w:type="auto"/>
-            <w:shd w:val="clear" w:color="auto" w:fill="auto"/>
-            <w:vAlign w:val="center"/>
+              <w:t>本设计任务（拟议方案）</w:t>
+            </w:r>
+          </w:p>
+        </w:tc>
+        <w:tc>
+          <w:tcPr>
+            <w:tcW w:w="0" w:type="auto"/>
             <w:hideMark/>
           </w:tcPr>
           <w:p>
             <w:pPr>
-              <w:spacing w:after="0"/>
               <w:jc w:val="center"/>
+              <w:cnfStyle w:val="000000000000" w:firstRow="0" w:lastRow="0" w:firstColumn="0" w:lastColumn="0" w:oddVBand="0" w:evenVBand="0" w:oddHBand="0" w:evenHBand="0" w:firstRowFirstColumn="0" w:firstRowLastColumn="0" w:lastRowFirstColumn="0" w:lastRowLastColumn="0"/>
               <w:rPr>
                 <w:rFonts w:ascii="宋体" w:eastAsia="宋体" w:hAnsi="宋体" w:cs="宋体" w:hint="eastAsia"/>
                 <w:lang w:eastAsia="zh-CN"/>
@@ -1026,21 +1465,19 @@
                 <w:rFonts w:ascii="宋体" w:eastAsia="宋体" w:hAnsi="宋体" w:cs="宋体"/>
                 <w:lang w:eastAsia="zh-CN"/>
               </w:rPr>
-              <w:t>2.0 m / 8.0 m</w:t>
-            </w:r>
-          </w:p>
-        </w:tc>
-        <w:tc>
-          <w:tcPr>
-            <w:tcW w:w="0" w:type="auto"/>
-            <w:shd w:val="clear" w:color="auto" w:fill="auto"/>
-            <w:vAlign w:val="center"/>
+              <w:t>0.5 m / 2.0 m</w:t>
+            </w:r>
+          </w:p>
+        </w:tc>
+        <w:tc>
+          <w:tcPr>
+            <w:tcW w:w="0" w:type="auto"/>
             <w:hideMark/>
           </w:tcPr>
           <w:p>
             <w:pPr>
-              <w:spacing w:after="0"/>
               <w:jc w:val="center"/>
+              <w:cnfStyle w:val="000000000000" w:firstRow="0" w:lastRow="0" w:firstColumn="0" w:lastColumn="0" w:oddVBand="0" w:evenVBand="0" w:oddHBand="0" w:evenHBand="0" w:firstRowFirstColumn="0" w:firstRowLastColumn="0" w:lastRowFirstColumn="0" w:lastRowLastColumn="0"/>
               <w:rPr>
                 <w:rFonts w:ascii="宋体" w:eastAsia="宋体" w:hAnsi="宋体" w:cs="宋体" w:hint="eastAsia"/>
                 <w:lang w:eastAsia="zh-CN"/>
@@ -1051,21 +1488,19 @@
                 <w:rFonts w:ascii="宋体" w:eastAsia="宋体" w:hAnsi="宋体" w:cs="宋体"/>
                 <w:lang w:eastAsia="zh-CN"/>
               </w:rPr>
-              <w:t>~645</w:t>
-            </w:r>
-          </w:p>
-        </w:tc>
-        <w:tc>
-          <w:tcPr>
-            <w:tcW w:w="0" w:type="auto"/>
-            <w:shd w:val="clear" w:color="auto" w:fill="auto"/>
-            <w:vAlign w:val="center"/>
+              <w:t>~600</w:t>
+            </w:r>
+          </w:p>
+        </w:tc>
+        <w:tc>
+          <w:tcPr>
+            <w:tcW w:w="0" w:type="auto"/>
             <w:hideMark/>
           </w:tcPr>
           <w:p>
             <w:pPr>
-              <w:spacing w:after="0"/>
               <w:jc w:val="center"/>
+              <w:cnfStyle w:val="000000000000" w:firstRow="0" w:lastRow="0" w:firstColumn="0" w:lastColumn="0" w:oddVBand="0" w:evenVBand="0" w:oddHBand="0" w:evenHBand="0" w:firstRowFirstColumn="0" w:firstRowLastColumn="0" w:lastRowFirstColumn="0" w:lastRowLastColumn="0"/>
               <w:rPr>
                 <w:rFonts w:ascii="宋体" w:eastAsia="宋体" w:hAnsi="宋体" w:cs="宋体" w:hint="eastAsia"/>
                 <w:lang w:eastAsia="zh-CN"/>
@@ -1076,21 +1511,19 @@
                 <w:rFonts w:ascii="宋体" w:eastAsia="宋体" w:hAnsi="宋体" w:cs="宋体"/>
                 <w:lang w:eastAsia="zh-CN"/>
               </w:rPr>
-              <w:t>60</w:t>
-            </w:r>
-          </w:p>
-        </w:tc>
-        <w:tc>
-          <w:tcPr>
-            <w:tcW w:w="0" w:type="auto"/>
-            <w:shd w:val="clear" w:color="auto" w:fill="auto"/>
-            <w:vAlign w:val="center"/>
+              <w:t>50–75</w:t>
+            </w:r>
+          </w:p>
+        </w:tc>
+        <w:tc>
+          <w:tcPr>
+            <w:tcW w:w="0" w:type="auto"/>
             <w:hideMark/>
           </w:tcPr>
           <w:p>
             <w:pPr>
-              <w:spacing w:after="0"/>
               <w:jc w:val="center"/>
+              <w:cnfStyle w:val="000000000000" w:firstRow="0" w:lastRow="0" w:firstColumn="0" w:lastColumn="0" w:oddVBand="0" w:evenVBand="0" w:oddHBand="0" w:evenHBand="0" w:firstRowFirstColumn="0" w:firstRowLastColumn="0" w:lastRowFirstColumn="0" w:lastRowLastColumn="0"/>
               <w:rPr>
                 <w:rFonts w:ascii="宋体" w:eastAsia="宋体" w:hAnsi="宋体" w:cs="宋体" w:hint="eastAsia"/>
                 <w:lang w:eastAsia="zh-CN"/>
@@ -1101,21 +1534,19 @@
                 <w:rFonts w:ascii="宋体" w:eastAsia="宋体" w:hAnsi="宋体" w:cs="宋体"/>
                 <w:lang w:eastAsia="zh-CN"/>
               </w:rPr>
-              <w:t>4天</w:t>
-            </w:r>
-          </w:p>
-        </w:tc>
-        <w:tc>
-          <w:tcPr>
-            <w:tcW w:w="0" w:type="auto"/>
-            <w:shd w:val="clear" w:color="auto" w:fill="auto"/>
-            <w:vAlign w:val="center"/>
+              <w:t>3–5天</w:t>
+            </w:r>
+          </w:p>
+        </w:tc>
+        <w:tc>
+          <w:tcPr>
+            <w:tcW w:w="0" w:type="auto"/>
             <w:hideMark/>
           </w:tcPr>
           <w:p>
             <w:pPr>
-              <w:spacing w:after="0"/>
               <w:jc w:val="center"/>
+              <w:cnfStyle w:val="000000000000" w:firstRow="0" w:lastRow="0" w:firstColumn="0" w:lastColumn="0" w:oddVBand="0" w:evenVBand="0" w:oddHBand="0" w:evenHBand="0" w:firstRowFirstColumn="0" w:firstRowLastColumn="0" w:lastRowFirstColumn="0" w:lastRowLastColumn="0"/>
               <w:rPr>
                 <w:rFonts w:ascii="宋体" w:eastAsia="宋体" w:hAnsi="宋体" w:cs="宋体" w:hint="eastAsia"/>
                 <w:lang w:eastAsia="zh-CN"/>
@@ -1126,21 +1557,19 @@
                 <w:rFonts w:ascii="宋体" w:eastAsia="宋体" w:hAnsi="宋体" w:cs="宋体"/>
                 <w:lang w:eastAsia="zh-CN"/>
               </w:rPr>
-              <w:t>2013年</w:t>
-            </w:r>
-          </w:p>
-        </w:tc>
-        <w:tc>
-          <w:tcPr>
-            <w:tcW w:w="0" w:type="auto"/>
-            <w:shd w:val="clear" w:color="auto" w:fill="auto"/>
-            <w:vAlign w:val="center"/>
+              <w:t>–</w:t>
+            </w:r>
+          </w:p>
+        </w:tc>
+        <w:tc>
+          <w:tcPr>
+            <w:tcW w:w="0" w:type="auto"/>
             <w:hideMark/>
           </w:tcPr>
           <w:p>
             <w:pPr>
-              <w:spacing w:after="0"/>
               <w:jc w:val="center"/>
+              <w:cnfStyle w:val="000000000000" w:firstRow="0" w:lastRow="0" w:firstColumn="0" w:lastColumn="0" w:oddVBand="0" w:evenVBand="0" w:oddHBand="0" w:evenHBand="0" w:firstRowFirstColumn="0" w:firstRowLastColumn="0" w:lastRowFirstColumn="0" w:lastRowLastColumn="0"/>
               <w:rPr>
                 <w:rFonts w:ascii="宋体" w:eastAsia="宋体" w:hAnsi="宋体" w:cs="宋体" w:hint="eastAsia"/>
                 <w:lang w:eastAsia="zh-CN"/>
@@ -1151,372 +1580,6 @@
                 <w:rFonts w:ascii="宋体" w:eastAsia="宋体" w:hAnsi="宋体" w:cs="宋体"/>
                 <w:lang w:eastAsia="zh-CN"/>
               </w:rPr>
-              <w:t>我国首颗民用高分系列卫星，突出资源调查</w:t>
-            </w:r>
-          </w:p>
-        </w:tc>
-      </w:tr>
-      <w:tr>
-        <w:trPr>
-          <w:trHeight w:val="400"/>
-          <w:tblCellSpacing w:w="15" w:type="dxa"/>
-        </w:trPr>
-        <w:tc>
-          <w:tcPr>
-            <w:tcW w:w="0" w:type="auto"/>
-            <w:shd w:val="clear" w:color="auto" w:fill="auto"/>
-            <w:vAlign w:val="center"/>
-            <w:hideMark/>
-          </w:tcPr>
-          <w:p>
-            <w:pPr>
-              <w:spacing w:after="0"/>
-              <w:jc w:val="center"/>
-              <w:rPr>
-                <w:rFonts w:ascii="宋体" w:eastAsia="宋体" w:hAnsi="宋体" w:cs="宋体" w:hint="eastAsia"/>
-                <w:lang w:eastAsia="zh-CN"/>
-              </w:rPr>
-            </w:pPr>
-            <w:r>
-              <w:rPr>
-                <w:rFonts w:ascii="宋体" w:eastAsia="宋体" w:hAnsi="宋体" w:cs="宋体"/>
-                <w:b/>
-                <w:bCs/>
-                <w:lang w:eastAsia="zh-CN"/>
-              </w:rPr>
-              <w:t>高分二号（中国 高分专项）</w:t>
-            </w:r>
-          </w:p>
-        </w:tc>
-        <w:tc>
-          <w:tcPr>
-            <w:tcW w:w="0" w:type="auto"/>
-            <w:shd w:val="clear" w:color="auto" w:fill="auto"/>
-            <w:vAlign w:val="center"/>
-            <w:hideMark/>
-          </w:tcPr>
-          <w:p>
-            <w:pPr>
-              <w:spacing w:after="0"/>
-              <w:jc w:val="center"/>
-              <w:rPr>
-                <w:rFonts w:ascii="宋体" w:eastAsia="宋体" w:hAnsi="宋体" w:cs="宋体" w:hint="eastAsia"/>
-                <w:lang w:eastAsia="zh-CN"/>
-              </w:rPr>
-            </w:pPr>
-            <w:r>
-              <w:rPr>
-                <w:rFonts w:ascii="宋体" w:eastAsia="宋体" w:hAnsi="宋体" w:cs="宋体"/>
-                <w:lang w:eastAsia="zh-CN"/>
-              </w:rPr>
-              <w:t>0.8 m / 3.2 m</w:t>
-            </w:r>
-          </w:p>
-        </w:tc>
-        <w:tc>
-          <w:tcPr>
-            <w:tcW w:w="0" w:type="auto"/>
-            <w:shd w:val="clear" w:color="auto" w:fill="auto"/>
-            <w:vAlign w:val="center"/>
-            <w:hideMark/>
-          </w:tcPr>
-          <w:p>
-            <w:pPr>
-              <w:spacing w:after="0"/>
-              <w:jc w:val="center"/>
-              <w:rPr>
-                <w:rFonts w:ascii="宋体" w:eastAsia="宋体" w:hAnsi="宋体" w:cs="宋体" w:hint="eastAsia"/>
-                <w:lang w:eastAsia="zh-CN"/>
-              </w:rPr>
-            </w:pPr>
-            <w:r>
-              <w:rPr>
-                <w:rFonts w:ascii="宋体" w:eastAsia="宋体" w:hAnsi="宋体" w:cs="宋体"/>
-                <w:lang w:eastAsia="zh-CN"/>
-              </w:rPr>
-              <w:t>~631</w:t>
-            </w:r>
-          </w:p>
-        </w:tc>
-        <w:tc>
-          <w:tcPr>
-            <w:tcW w:w="0" w:type="auto"/>
-            <w:shd w:val="clear" w:color="auto" w:fill="auto"/>
-            <w:vAlign w:val="center"/>
-            <w:hideMark/>
-          </w:tcPr>
-          <w:p>
-            <w:pPr>
-              <w:spacing w:after="0"/>
-              <w:jc w:val="center"/>
-              <w:rPr>
-                <w:rFonts w:ascii="宋体" w:eastAsia="宋体" w:hAnsi="宋体" w:cs="宋体" w:hint="eastAsia"/>
-                <w:lang w:eastAsia="zh-CN"/>
-              </w:rPr>
-            </w:pPr>
-            <w:r>
-              <w:rPr>
-                <w:rFonts w:ascii="宋体" w:eastAsia="宋体" w:hAnsi="宋体" w:cs="宋体"/>
-                <w:lang w:eastAsia="zh-CN"/>
-              </w:rPr>
-              <w:t>45</w:t>
-            </w:r>
-          </w:p>
-        </w:tc>
-        <w:tc>
-          <w:tcPr>
-            <w:tcW w:w="0" w:type="auto"/>
-            <w:shd w:val="clear" w:color="auto" w:fill="auto"/>
-            <w:vAlign w:val="center"/>
-            <w:hideMark/>
-          </w:tcPr>
-          <w:p>
-            <w:pPr>
-              <w:spacing w:after="0"/>
-              <w:jc w:val="center"/>
-              <w:rPr>
-                <w:rFonts w:ascii="宋体" w:eastAsia="宋体" w:hAnsi="宋体" w:cs="宋体" w:hint="eastAsia"/>
-                <w:lang w:eastAsia="zh-CN"/>
-              </w:rPr>
-            </w:pPr>
-            <w:r>
-              <w:rPr>
-                <w:rFonts w:ascii="宋体" w:eastAsia="宋体" w:hAnsi="宋体" w:cs="宋体"/>
-                <w:lang w:eastAsia="zh-CN"/>
-              </w:rPr>
-              <w:t>&lt;5天</w:t>
-            </w:r>
-          </w:p>
-        </w:tc>
-        <w:tc>
-          <w:tcPr>
-            <w:tcW w:w="0" w:type="auto"/>
-            <w:shd w:val="clear" w:color="auto" w:fill="auto"/>
-            <w:vAlign w:val="center"/>
-            <w:hideMark/>
-          </w:tcPr>
-          <w:p>
-            <w:pPr>
-              <w:spacing w:after="0"/>
-              <w:jc w:val="center"/>
-              <w:rPr>
-                <w:rFonts w:ascii="宋体" w:eastAsia="宋体" w:hAnsi="宋体" w:cs="宋体" w:hint="eastAsia"/>
-                <w:lang w:eastAsia="zh-CN"/>
-              </w:rPr>
-            </w:pPr>
-            <w:r>
-              <w:rPr>
-                <w:rFonts w:ascii="宋体" w:eastAsia="宋体" w:hAnsi="宋体" w:cs="宋体"/>
-                <w:lang w:eastAsia="zh-CN"/>
-              </w:rPr>
-              <w:t>2014年</w:t>
-            </w:r>
-          </w:p>
-        </w:tc>
-        <w:tc>
-          <w:tcPr>
-            <w:tcW w:w="0" w:type="auto"/>
-            <w:shd w:val="clear" w:color="auto" w:fill="auto"/>
-            <w:vAlign w:val="center"/>
-            <w:hideMark/>
-          </w:tcPr>
-          <w:p>
-            <w:pPr>
-              <w:spacing w:after="0"/>
-              <w:jc w:val="center"/>
-              <w:rPr>
-                <w:rFonts w:ascii="宋体" w:eastAsia="宋体" w:hAnsi="宋体" w:cs="宋体" w:hint="eastAsia"/>
-                <w:lang w:eastAsia="zh-CN"/>
-              </w:rPr>
-            </w:pPr>
-            <w:r>
-              <w:rPr>
-                <w:rFonts w:ascii="宋体" w:eastAsia="宋体" w:hAnsi="宋体" w:cs="宋体"/>
-                <w:lang w:eastAsia="zh-CN"/>
-              </w:rPr>
-              <w:t>我国首颗亚米级民用光学卫星</w:t>
-            </w:r>
-          </w:p>
-        </w:tc>
-      </w:tr>
-      <w:tr>
-        <w:trPr>
-          <w:trHeight w:val="400"/>
-          <w:tblCellSpacing w:w="15" w:type="dxa"/>
-        </w:trPr>
-        <w:tc>
-          <w:tcPr>
-            <w:tcW w:w="0" w:type="auto"/>
-            <w:shd w:val="clear" w:color="auto" w:fill="auto"/>
-            <w:vAlign w:val="center"/>
-            <w:hideMark/>
-          </w:tcPr>
-          <w:p>
-            <w:pPr>
-              <w:spacing w:after="0"/>
-              <w:jc w:val="center"/>
-              <w:rPr>
-                <w:rFonts w:ascii="宋体" w:eastAsia="宋体" w:hAnsi="宋体" w:cs="宋体" w:hint="eastAsia"/>
-                <w:lang w:eastAsia="zh-CN"/>
-              </w:rPr>
-            </w:pPr>
-            <w:r>
-              <w:rPr>
-                <w:rFonts w:ascii="宋体" w:eastAsia="宋体" w:hAnsi="宋体" w:cs="宋体"/>
-                <w:b/>
-                <w:bCs/>
-                <w:lang w:eastAsia="zh-CN"/>
-              </w:rPr>
-              <w:t>本设计任务（拟议方案）</w:t>
-            </w:r>
-          </w:p>
-        </w:tc>
-        <w:tc>
-          <w:tcPr>
-            <w:tcW w:w="0" w:type="auto"/>
-            <w:shd w:val="clear" w:color="auto" w:fill="auto"/>
-            <w:vAlign w:val="center"/>
-            <w:hideMark/>
-          </w:tcPr>
-          <w:p>
-            <w:pPr>
-              <w:spacing w:after="0"/>
-              <w:jc w:val="center"/>
-              <w:rPr>
-                <w:rFonts w:ascii="宋体" w:eastAsia="宋体" w:hAnsi="宋体" w:cs="宋体" w:hint="eastAsia"/>
-                <w:lang w:eastAsia="zh-CN"/>
-              </w:rPr>
-            </w:pPr>
-            <w:r>
-              <w:rPr>
-                <w:rFonts w:ascii="宋体" w:eastAsia="宋体" w:hAnsi="宋体" w:cs="宋体"/>
-                <w:lang w:eastAsia="zh-CN"/>
-              </w:rPr>
-              <w:t>0.5 m / 2.0 m</w:t>
-            </w:r>
-          </w:p>
-        </w:tc>
-        <w:tc>
-          <w:tcPr>
-            <w:tcW w:w="0" w:type="auto"/>
-            <w:shd w:val="clear" w:color="auto" w:fill="auto"/>
-            <w:vAlign w:val="center"/>
-            <w:hideMark/>
-          </w:tcPr>
-          <w:p>
-            <w:pPr>
-              <w:spacing w:after="0"/>
-              <w:jc w:val="center"/>
-              <w:rPr>
-                <w:rFonts w:ascii="宋体" w:eastAsia="宋体" w:hAnsi="宋体" w:cs="宋体" w:hint="eastAsia"/>
-                <w:lang w:eastAsia="zh-CN"/>
-              </w:rPr>
-            </w:pPr>
-            <w:r>
-              <w:rPr>
-                <w:rFonts w:ascii="宋体" w:eastAsia="宋体" w:hAnsi="宋体" w:cs="宋体"/>
-                <w:lang w:eastAsia="zh-CN"/>
-              </w:rPr>
-              <w:t>~600</w:t>
-            </w:r>
-          </w:p>
-        </w:tc>
-        <w:tc>
-          <w:tcPr>
-            <w:tcW w:w="0" w:type="auto"/>
-            <w:shd w:val="clear" w:color="auto" w:fill="auto"/>
-            <w:vAlign w:val="center"/>
-            <w:hideMark/>
-          </w:tcPr>
-          <w:p>
-            <w:pPr>
-              <w:spacing w:after="0"/>
-              <w:jc w:val="center"/>
-              <w:rPr>
-                <w:rFonts w:ascii="宋体" w:eastAsia="宋体" w:hAnsi="宋体" w:cs="宋体" w:hint="eastAsia"/>
-                <w:lang w:eastAsia="zh-CN"/>
-              </w:rPr>
-            </w:pPr>
-            <w:r>
-              <w:rPr>
-                <w:rFonts w:ascii="宋体" w:eastAsia="宋体" w:hAnsi="宋体" w:cs="宋体"/>
-                <w:lang w:eastAsia="zh-CN"/>
-              </w:rPr>
-              <w:t>50–75</w:t>
-            </w:r>
-          </w:p>
-        </w:tc>
-        <w:tc>
-          <w:tcPr>
-            <w:tcW w:w="0" w:type="auto"/>
-            <w:shd w:val="clear" w:color="auto" w:fill="auto"/>
-            <w:vAlign w:val="center"/>
-            <w:hideMark/>
-          </w:tcPr>
-          <w:p>
-            <w:pPr>
-              <w:spacing w:after="0"/>
-              <w:jc w:val="center"/>
-              <w:rPr>
-                <w:rFonts w:ascii="宋体" w:eastAsia="宋体" w:hAnsi="宋体" w:cs="宋体" w:hint="eastAsia"/>
-                <w:lang w:eastAsia="zh-CN"/>
-              </w:rPr>
-            </w:pPr>
-            <w:r>
-              <w:rPr>
-                <w:rFonts w:ascii="宋体" w:eastAsia="宋体" w:hAnsi="宋体" w:cs="宋体"/>
-                <w:lang w:eastAsia="zh-CN"/>
-              </w:rPr>
-              <w:t>3–5天</w:t>
-            </w:r>
-          </w:p>
-        </w:tc>
-        <w:tc>
-          <w:tcPr>
-            <w:tcW w:w="0" w:type="auto"/>
-            <w:shd w:val="clear" w:color="auto" w:fill="auto"/>
-            <w:vAlign w:val="center"/>
-            <w:hideMark/>
-          </w:tcPr>
-          <w:p>
-            <w:pPr>
-              <w:spacing w:after="0"/>
-              <w:jc w:val="center"/>
-              <w:rPr>
-                <w:rFonts w:ascii="宋体" w:eastAsia="宋体" w:hAnsi="宋体" w:cs="宋体" w:hint="eastAsia"/>
-                <w:lang w:eastAsia="zh-CN"/>
-              </w:rPr>
-            </w:pPr>
-            <w:r>
-              <w:rPr>
-                <w:rFonts w:ascii="宋体" w:eastAsia="宋体" w:hAnsi="宋体" w:cs="宋体"/>
-                <w:lang w:eastAsia="zh-CN"/>
-              </w:rPr>
-              <w:t>–</w:t>
-            </w:r>
-          </w:p>
-        </w:tc>
-        <w:tc>
-          <w:tcPr>
-            <w:tcW w:w="0" w:type="auto"/>
-            <w:shd w:val="clear" w:color="auto" w:fill="auto"/>
-            <w:vAlign w:val="center"/>
-            <w:hideMark/>
-          </w:tcPr>
-          <w:p>
-            <w:pPr>
-              <w:spacing w:after="0"/>
-              <w:jc w:val="center"/>
-              <w:rPr>
-                <w:rFonts w:ascii="宋体" w:eastAsia="宋体" w:hAnsi="宋体" w:cs="宋体" w:hint="eastAsia"/>
-                <w:lang w:eastAsia="zh-CN"/>
-              </w:rPr>
-            </w:pPr>
-            <w:r>
-              <w:rPr>
-                <w:rFonts w:ascii="宋体" w:eastAsia="宋体" w:hAnsi="宋体" w:cs="宋体"/>
-                <w:lang w:eastAsia="zh-CN"/>
-              </w:rPr>
               <w:t>小卫星架构，强调低成本与星座化可扩展性</w:t>
             </w:r>
           </w:p>
@@ -1564,7 +1627,28 @@
         <w:rPr>
           <w:lang w:eastAsia="zh-CN"/>
         </w:rPr>
-        <w:t>相比之下，我国“高分专项”在近十年内取得了显著进展，高分一号和高分二号已分别实现米级和亚米级的成像能力，为国土管理、资源调查和环境监测提供了重要支撑。但总体来看，我国在商业化运营、数据快速获取和星座化能力方面仍与国际先进水平存在一定差距。</w:t>
+        <w:t>相比之下，我国“高分专项”在近十年内取得了显著进展，高分一号和高分二号已分别</w:t>
+      </w:r>
+      <w:proofErr w:type="gramStart"/>
+      <w:r>
+        <w:rPr>
+          <w:lang w:eastAsia="zh-CN"/>
+        </w:rPr>
+        <w:t>实现米级和亚米级的</w:t>
+      </w:r>
+      <w:proofErr w:type="gramEnd"/>
+      <w:r>
+        <w:rPr>
+          <w:lang w:eastAsia="zh-CN"/>
+        </w:rPr>
+        <w:t>成像能力，为国土管理、资源调查和环境监测提供了</w:t>
+      </w:r>
+      <w:r>
+        <w:rPr>
+          <w:lang w:eastAsia="zh-CN"/>
+        </w:rPr>
+        <w:lastRenderedPageBreak/>
+        <w:t>重要支撑。但总体来看，我国在商业化运营、数据快速获取和星座化能力方面仍与国际先进水平存在一定差距。</w:t>
       </w:r>
     </w:p>
     <w:p>
@@ -1579,14 +1663,35 @@
         <w:rPr>
           <w:lang w:eastAsia="zh-CN"/>
         </w:rPr>
-        <w:t>本设计任务的拟议方案，在保持小卫星轻量化和低成本优势的同时，计划实现0.5米的全色分辨率和3–5天的重访能力，性能接近国际主流水平。尤其值得关注的是，本任务提出采用小卫星架构和可扩展的星座部署方式，相较于单颗高成本</w:t>
-      </w:r>
-      <w:r>
-        <w:rPr>
-          <w:lang w:eastAsia="zh-CN"/>
-        </w:rPr>
-        <w:lastRenderedPageBreak/>
-        <w:t>卫星，可在经济性和任务灵活性上形成独特优势。这不仅有助于弥补我国在高分辨率商业化遥感领域的短板，也为未来实现更高频率的全球覆盖提供了可行路径。</w:t>
+        <w:t>本设计任务的拟议方案，在保持小卫星轻量化和低成本优势的同时，计划实现0.5米的全色分辨率和3–5天的重访能力，性能接近国际主流水平。尤其值得关注的是，</w:t>
+      </w:r>
+      <w:proofErr w:type="gramStart"/>
+      <w:r>
+        <w:rPr>
+          <w:lang w:eastAsia="zh-CN"/>
+        </w:rPr>
+        <w:t>本任务</w:t>
+      </w:r>
+      <w:proofErr w:type="gramEnd"/>
+      <w:r>
+        <w:rPr>
+          <w:lang w:eastAsia="zh-CN"/>
+        </w:rPr>
+        <w:t>提出采用小卫星架构和</w:t>
+      </w:r>
+      <w:proofErr w:type="gramStart"/>
+      <w:r>
+        <w:rPr>
+          <w:lang w:eastAsia="zh-CN"/>
+        </w:rPr>
+        <w:t>可</w:t>
+      </w:r>
+      <w:proofErr w:type="gramEnd"/>
+      <w:r>
+        <w:rPr>
+          <w:lang w:eastAsia="zh-CN"/>
+        </w:rPr>
+        <w:t>扩展的星座部署方式，相较于单颗高成本卫星，可在经济性和任务灵活性上形成独特优势。这不仅有助于弥补我国在高分辨率商业化遥感领域的短板，也为未来实现更高频率的全球覆盖提供了可行路径。</w:t>
       </w:r>
     </w:p>
     <w:p>
@@ -1610,7 +1715,35 @@
         <w:rPr>
           <w:lang w:eastAsia="zh-CN"/>
         </w:rPr>
-        <w:t>综上所述，发展亚米级分辨率光学遥感小卫星是顺应国际潮流、满足国家需求、推动技术进步的必然选择。其战意义在于增强国家空间信息获取能力和自主保障水平，其现实意义在于服务灾害防御、生态环境治理、农业生产与城市发展，其长远价值在于促进航天产业转型升级与商业模式创新。作为本设计报告的起点，引言与任务背景部分不仅系统阐述了任务提出的全球背景与国家动因，也明确了技术可行性与现实价值，为后续系统设计与子系统论证奠定了坚实基础。</w:t>
+        <w:t>综上所述，发展</w:t>
+      </w:r>
+      <w:proofErr w:type="gramStart"/>
+      <w:r>
+        <w:rPr>
+          <w:lang w:eastAsia="zh-CN"/>
+        </w:rPr>
+        <w:t>亚米级分辨率</w:t>
+      </w:r>
+      <w:proofErr w:type="gramEnd"/>
+      <w:r>
+        <w:rPr>
+          <w:lang w:eastAsia="zh-CN"/>
+        </w:rPr>
+        <w:t>光学遥感小卫星是顺应国际潮流、满足国家需求、推动技术进步的必然选择。其</w:t>
+      </w:r>
+      <w:proofErr w:type="gramStart"/>
+      <w:r>
+        <w:rPr>
+          <w:lang w:eastAsia="zh-CN"/>
+        </w:rPr>
+        <w:t>战意义</w:t>
+      </w:r>
+      <w:proofErr w:type="gramEnd"/>
+      <w:r>
+        <w:rPr>
+          <w:lang w:eastAsia="zh-CN"/>
+        </w:rPr>
+        <w:t>在于增强国家空间信息获取能力和自主保障水平，其现实意义在于服务灾害防御、生态环境治理、农业生产与城市发展，其长远价值在于促进航天产业转型升级与商业模式创新。作为本设计报告的起点，引言与任务背景部分不仅系统阐述了任务提出的全球背景与国家动因，也明确了技术可行性与现实价值，为后续系统设计与子系统论证奠定了坚实基础。</w:t>
       </w:r>
     </w:p>
     <w:p>
@@ -1662,11 +1795,33 @@
           <w:lang w:eastAsia="zh-CN"/>
         </w:rPr>
       </w:pPr>
-      <w:r>
-        <w:rPr>
-          <w:lang w:eastAsia="zh-CN"/>
-        </w:rPr>
-        <w:t>本任务的总体目标是通过一颗具备亚米级成像能力的小卫星，实现对地表的高精度光学遥感观测，为灾害监测、农业</w:t>
+      <w:proofErr w:type="gramStart"/>
+      <w:r>
+        <w:rPr>
+          <w:lang w:eastAsia="zh-CN"/>
+        </w:rPr>
+        <w:t>本任务</w:t>
+      </w:r>
+      <w:proofErr w:type="gramEnd"/>
+      <w:r>
+        <w:rPr>
+          <w:lang w:eastAsia="zh-CN"/>
+        </w:rPr>
+        <w:t>的总体目标是通过一颗具备</w:t>
+      </w:r>
+      <w:proofErr w:type="gramStart"/>
+      <w:r>
+        <w:rPr>
+          <w:lang w:eastAsia="zh-CN"/>
+        </w:rPr>
+        <w:t>亚米级成像</w:t>
+      </w:r>
+      <w:proofErr w:type="gramEnd"/>
+      <w:r>
+        <w:rPr>
+          <w:lang w:eastAsia="zh-CN"/>
+        </w:rPr>
+        <w:t>能力的小卫星，实现对地表的高精度光学遥感观测，为灾害监测、农业</w:t>
       </w:r>
       <w:r>
         <w:rPr>
@@ -1709,7 +1864,22 @@
         <w:rPr>
           <w:lang w:eastAsia="zh-CN"/>
         </w:rPr>
-        <w:t>任务需求还包括系统寿命和运行可靠性。卫星设计寿命为5年以上，需在轨保持连续稳定运行，并具备较高的抗辐射能力和系统冗余设计，以保证任务在单点故障情况下仍能维持基本功能。质量和成本方面，系统需控制在小卫星的质量和费用区间内（100–500公斤，任务总成本约400–800万美元），从而兼顾高性能与高性价比。</w:t>
+        <w:lastRenderedPageBreak/>
+        <w:t>任务需求还包括系统寿命和运行可靠性。卫星设计寿命为5年以上，需在</w:t>
+      </w:r>
+      <w:proofErr w:type="gramStart"/>
+      <w:r>
+        <w:rPr>
+          <w:lang w:eastAsia="zh-CN"/>
+        </w:rPr>
+        <w:t>轨保持</w:t>
+      </w:r>
+      <w:proofErr w:type="gramEnd"/>
+      <w:r>
+        <w:rPr>
+          <w:lang w:eastAsia="zh-CN"/>
+        </w:rPr>
+        <w:t>连续稳定运行，并具备较高的抗辐射能力和系统冗余设计，以保证任务在单点故障情况下仍能维持基本功能。质量和成本方面，系统需控制在小卫星的质量和费用区间内（100–500公斤，任务总成本约400–800万美元），从而兼顾高性能与高性价比。</w:t>
       </w:r>
     </w:p>
     <w:p>
@@ -1724,8 +1894,21 @@
         <w:rPr>
           <w:lang w:eastAsia="zh-CN"/>
         </w:rPr>
-        <w:lastRenderedPageBreak/>
-        <w:t>综上，本任务目标与需求不仅强调高分辨率成像的技术指标，也兼顾了全球覆盖的时效性和任务实施的经济性，形成了一个在科学价值、战略意义与工程可行性之间平衡的综合方案。</w:t>
+        <w:t>综上，</w:t>
+      </w:r>
+      <w:proofErr w:type="gramStart"/>
+      <w:r>
+        <w:rPr>
+          <w:lang w:eastAsia="zh-CN"/>
+        </w:rPr>
+        <w:t>本任务</w:t>
+      </w:r>
+      <w:proofErr w:type="gramEnd"/>
+      <w:r>
+        <w:rPr>
+          <w:lang w:eastAsia="zh-CN"/>
+        </w:rPr>
+        <w:t>目标与需求不仅强调高分辨率成像的技术指标，也兼顾了全球覆盖的时效性和任务实施的经济性，形成了一个在科学价值、战略意义与工程可行性之间平衡的综合方案。</w:t>
       </w:r>
     </w:p>
     <w:p>
@@ -1759,24 +1942,9 @@
           <w:bCs/>
           <w:lang w:eastAsia="zh-CN"/>
         </w:rPr>
-        <w:t>全球地球观测和亚米级分辨率</w:t>
-      </w:r>
-      <w:r>
-        <w:rPr>
-          <w:rFonts w:hint="eastAsia"/>
-          <w:lang w:eastAsia="zh-CN"/>
-        </w:rPr>
-        <w:t>，支持灾害监测、农业评估、城市规划和环境监测等应用。卫星在500-700公里高度的太阳同步轨道运行，为光学成像提供一致的光照条件，同时保持合理的轨道寿命和覆盖特性。</w:t>
-      </w:r>
-    </w:p>
-    <w:p>
-      <w:pPr>
-        <w:pStyle w:val="AI"/>
-        <w:rPr>
-          <w:rFonts w:hint="eastAsia"/>
-          <w:lang w:eastAsia="zh-CN"/>
-        </w:rPr>
-      </w:pPr>
+        <w:t>全球地球观测和</w:t>
+      </w:r>
+      <w:proofErr w:type="gramStart"/>
       <w:r>
         <w:rPr>
           <w:rFonts w:hint="eastAsia"/>
@@ -1784,6 +1952,32 @@
           <w:bCs/>
           <w:lang w:eastAsia="zh-CN"/>
         </w:rPr>
+        <w:t>亚米级分辨率</w:t>
+      </w:r>
+      <w:proofErr w:type="gramEnd"/>
+      <w:r>
+        <w:rPr>
+          <w:rFonts w:hint="eastAsia"/>
+          <w:lang w:eastAsia="zh-CN"/>
+        </w:rPr>
+        <w:t>，支持灾害监测、农业评估、城市规划和环境监测等应用。卫星在500-700公里高度的太阳同步轨道运行，为光学成像提供一致的光照条件，同时保持合理的轨道寿命和覆盖特性。</w:t>
+      </w:r>
+    </w:p>
+    <w:p>
+      <w:pPr>
+        <w:pStyle w:val="AI"/>
+        <w:rPr>
+          <w:rFonts w:hint="eastAsia"/>
+          <w:lang w:eastAsia="zh-CN"/>
+        </w:rPr>
+      </w:pPr>
+      <w:r>
+        <w:rPr>
+          <w:rFonts w:hint="eastAsia"/>
+          <w:b/>
+          <w:bCs/>
+          <w:lang w:eastAsia="zh-CN"/>
+        </w:rPr>
         <w:t>关键性能要求</w:t>
       </w:r>
       <w:r>
@@ -1800,12 +1994,37 @@
         </w:rPr>
         <w:t>在</w:t>
       </w:r>
-      <w:r>
-        <w:rPr>
-          <w:rFonts w:hint="eastAsia"/>
-          <w:lang w:eastAsia="zh-CN"/>
-        </w:rPr>
-        <w:t>荷系统实现0.5米地面采样距离，维持±0.005°RMS内的指向精度以确保图像质量，并提供3-5天重访能力的全球覆盖。小卫星架构将总系统质量限制在100-500公斤，需要在满足严格性能规格的同时仔细优化所有子系统。</w:t>
+      <w:proofErr w:type="gramStart"/>
+      <w:r>
+        <w:rPr>
+          <w:rFonts w:hint="eastAsia"/>
+          <w:lang w:eastAsia="zh-CN"/>
+        </w:rPr>
+        <w:t>荷系统</w:t>
+      </w:r>
+      <w:proofErr w:type="gramEnd"/>
+      <w:r>
+        <w:rPr>
+          <w:rFonts w:hint="eastAsia"/>
+          <w:lang w:eastAsia="zh-CN"/>
+        </w:rPr>
+        <w:t>实现0.5米地面采样距离，维持±0.005°RMS内的指向精度以确保图像质量，并提供3-5天重</w:t>
+      </w:r>
+      <w:proofErr w:type="gramStart"/>
+      <w:r>
+        <w:rPr>
+          <w:rFonts w:hint="eastAsia"/>
+          <w:lang w:eastAsia="zh-CN"/>
+        </w:rPr>
+        <w:t>访能力</w:t>
+      </w:r>
+      <w:proofErr w:type="gramEnd"/>
+      <w:r>
+        <w:rPr>
+          <w:rFonts w:hint="eastAsia"/>
+          <w:lang w:eastAsia="zh-CN"/>
+        </w:rPr>
+        <w:t>的全球覆盖。小卫星架构将总系统质量限制在100-500公斤，需要在满足严格性能规格的同时仔细优化所有子系统。</w:t>
       </w:r>
     </w:p>
     <w:p>
@@ -1834,7 +2053,23 @@
           <w:rFonts w:hint="eastAsia"/>
           <w:lang w:eastAsia="zh-CN"/>
         </w:rPr>
-        <w:t>Labs成功运营452+颗部署卫星的星座中吸取的经验教训。这包括</w:t>
+        <w:t>Labs成功运营452+</w:t>
+      </w:r>
+      <w:proofErr w:type="gramStart"/>
+      <w:r>
+        <w:rPr>
+          <w:rFonts w:hint="eastAsia"/>
+          <w:lang w:eastAsia="zh-CN"/>
+        </w:rPr>
+        <w:t>颗部署</w:t>
+      </w:r>
+      <w:proofErr w:type="gramEnd"/>
+      <w:r>
+        <w:rPr>
+          <w:rFonts w:hint="eastAsia"/>
+          <w:lang w:eastAsia="zh-CN"/>
+        </w:rPr>
+        <w:t>卫星的星座中吸取的经验教训。这包括</w:t>
       </w:r>
       <w:r>
         <w:rPr>
@@ -1891,7 +2126,21 @@
         <w:rPr>
           <w:lang w:eastAsia="zh-CN"/>
         </w:rPr>
-        <w:t>轨道设计是本任务的核心环节之一，直接决定了卫星的成像条件、覆盖能力以及在轨寿命。本任务选择太阳同步轨道作为运行轨道，其优势在于能够在全球范围内实现光照条件一致的成像，从而保证数据的可比性和长期可用性。在约600公里的轨道高度，所需倾角约为97.8°，轨道周期为96.9分钟，每日完成约14.4圈轨道运行，能够覆盖全球大部分区域。升交点地方时选择上午10:30，既可获得较佳的太阳高度角，减少阴影影响，又能保证较高的成像质量。</w:t>
+        <w:t>轨道设计是本任务的核心环节之一，直接决定了卫星的成像条件、覆盖能力以及在轨寿命。</w:t>
+      </w:r>
+      <w:proofErr w:type="gramStart"/>
+      <w:r>
+        <w:rPr>
+          <w:lang w:eastAsia="zh-CN"/>
+        </w:rPr>
+        <w:t>本任务</w:t>
+      </w:r>
+      <w:proofErr w:type="gramEnd"/>
+      <w:r>
+        <w:rPr>
+          <w:lang w:eastAsia="zh-CN"/>
+        </w:rPr>
+        <w:t>选择太阳同步轨道作为运行轨道，其优势在于能够在全球范围内实现光照条件一致的成像，从而保证数据的可比性和长期可用性。在约600公里的轨道高度，所需倾角约为97.8°，轨道周期为96.9分钟，每日完成约14.4圈轨道运行，能够覆盖全球大部分区域。升交点地方时选择上午10:30，既可获得较佳的太阳高度角，减少阴影影响，又能保证较高的成像质量。</w:t>
       </w:r>
     </w:p>
     <w:p>
@@ -1906,7 +2155,21 @@
         <w:rPr>
           <w:lang w:eastAsia="zh-CN"/>
         </w:rPr>
-        <w:t>覆盖分析表明，卫星在50至75公里的成像幅宽条件下，每日能够覆盖约15万平方公里区域。在16天的地面轨迹重复周期内，系统能够形成系统化覆盖模式，适应大范围地理信息采集的需求。同时，3至5天的重访能力足以满足灾害响应和重点区域监测的时效性要求。</w:t>
+        <w:t>覆盖分析表明，卫星在50至75公里的成像幅宽条件下，每日能够覆盖约15万平方公里区域。在16天的地面轨迹重复周期内，系统能够形成系统化覆盖模式，适应大范围地理信息采集的需求。同时，3至5天的重</w:t>
+      </w:r>
+      <w:proofErr w:type="gramStart"/>
+      <w:r>
+        <w:rPr>
+          <w:lang w:eastAsia="zh-CN"/>
+        </w:rPr>
+        <w:t>访能力</w:t>
+      </w:r>
+      <w:proofErr w:type="gramEnd"/>
+      <w:r>
+        <w:rPr>
+          <w:lang w:eastAsia="zh-CN"/>
+        </w:rPr>
+        <w:t>足以满足灾害响应和重点区域监测的时效性要求。</w:t>
       </w:r>
     </w:p>
     <w:p>
@@ -1921,6 +2184,7 @@
         <w:rPr>
           <w:lang w:eastAsia="zh-CN"/>
         </w:rPr>
+        <w:lastRenderedPageBreak/>
         <w:t>在轨道寿命方面，600公里的运行高度可保证超过10年的自然寿命，而无需进行主动离轨操作，符合空间碎片减缓的国际规范。站保持需求主要来源于大气阻力和太阳—月球引力摄动影响。估算显示，维持5年任务寿命需要约25米/秒的总增量速度，其中每年用于克服气动阻力和轨道漂移的需求约为50–100米/秒。通过配置绿色推进剂的小推力器系统，可以为卫星提供充足的机动能力，实现轨道维持和姿态调整，从而保证任务的长期可持续性。</w:t>
       </w:r>
     </w:p>
@@ -1936,8 +2200,21 @@
         <w:rPr>
           <w:lang w:eastAsia="zh-CN"/>
         </w:rPr>
-        <w:lastRenderedPageBreak/>
-        <w:t>需要特别指出的是，在极区和部分季节，食时间可延长至每轨约32–35分钟。这一现象对卫星的电源系统与热控系统提出了更高要求，必须通过合理的电池容量设计和热平衡控制方案，保障卫星在长时间阴影段内的稳定运行。轨道力学与覆盖分析结果表明，该任务在实现全球覆盖和高频次观测方面具备可行性和稳定性，为后续子系统设计提供了坚实基础。</w:t>
+        <w:t>需要特别指出的是，在极区和部分季节，食时间可延长至</w:t>
+      </w:r>
+      <w:proofErr w:type="gramStart"/>
+      <w:r>
+        <w:rPr>
+          <w:lang w:eastAsia="zh-CN"/>
+        </w:rPr>
+        <w:t>每轨约</w:t>
+      </w:r>
+      <w:proofErr w:type="gramEnd"/>
+      <w:r>
+        <w:rPr>
+          <w:lang w:eastAsia="zh-CN"/>
+        </w:rPr>
+        <w:t>32–35分钟。这一现象对卫星的电源系统与热控系统提出了更高要求，必须通过合理的电池容量设计和热平衡控制方案，保障卫星在长时间阴影段内的稳定运行。轨道力学与覆盖分析结果表明，该任务在实现全球覆盖和高频次观测方面具备可行性和稳定性，为后续子系统设计提供了坚实基础。</w:t>
       </w:r>
     </w:p>
     <w:p>
@@ -2012,7 +2289,23 @@
           <w:rFonts w:hint="eastAsia"/>
           <w:lang w:eastAsia="zh-CN"/>
         </w:rPr>
-        <w:t>满足大多数地球观测任务要求。在某些季节，食时间延长至每轨32-35分钟，这驱动了热控和电源系统设计要求。</w:t>
+        <w:t>满足大多数地球观测任务要求。在某些季节，食时间延长</w:t>
+      </w:r>
+      <w:proofErr w:type="gramStart"/>
+      <w:r>
+        <w:rPr>
+          <w:rFonts w:hint="eastAsia"/>
+          <w:lang w:eastAsia="zh-CN"/>
+        </w:rPr>
+        <w:t>至每轨</w:t>
+      </w:r>
+      <w:proofErr w:type="gramEnd"/>
+      <w:r>
+        <w:rPr>
+          <w:rFonts w:hint="eastAsia"/>
+          <w:lang w:eastAsia="zh-CN"/>
+        </w:rPr>
+        <w:t>32-35分钟，这驱动了热控和电源系统设计要求。</w:t>
       </w:r>
     </w:p>
     <w:p>
@@ -2076,7 +2369,21 @@
         <w:rPr>
           <w:lang w:eastAsia="zh-CN"/>
         </w:rPr>
-        <w:t>在性能设计方面，光学系统是任务的核心驱动因素。为了在600公里高度实现0.5米的地面采样距离（GSD），需要设计有效焦距约为5.5米的光学系统，并匹配3.45微米像元的高性能CMOS探测器。在有限体积的小卫星平台上，这一指标只能通过采用卡塞格林或三镜消像差（TMA）光学系统来实现。为了保证成像稳定性，主镜需采用轻量化且热稳定性良好的碳化硅材料，并配合高精度结构与热控方案，以抵消轨道热循环造成的变形。</w:t>
+        <w:t>在性能设计方面，光学系统是任务的核心驱动因素。为了在600公里高度实现0.5米的地面采样距离（GSD），需要设计有效焦距约为5.5米的光学系统，并匹配3.45微米像元的高性能CMOS探测器。在有限体积的小卫星平台上，这一指标只能通过采用卡塞格林或</w:t>
+      </w:r>
+      <w:proofErr w:type="gramStart"/>
+      <w:r>
+        <w:rPr>
+          <w:lang w:eastAsia="zh-CN"/>
+        </w:rPr>
+        <w:t>三镜消</w:t>
+      </w:r>
+      <w:proofErr w:type="gramEnd"/>
+      <w:r>
+        <w:rPr>
+          <w:lang w:eastAsia="zh-CN"/>
+        </w:rPr>
+        <w:t>像差（TMA）光学系统来实现。为了保证成像稳定性，主镜需采用轻量化且热稳定性良好的碳化硅材料，并配合高精度结构与热控方案，以抵消轨道热循环造成的变形。</w:t>
       </w:r>
     </w:p>
     <w:p>
@@ -2091,6 +2398,7 @@
         <w:rPr>
           <w:lang w:eastAsia="zh-CN"/>
         </w:rPr>
+        <w:lastRenderedPageBreak/>
         <w:t>姿态确定与控制方面，性能约束尤为严格。成像期间要求±0.005° RMS的稳定性，远高于典型小卫星的常规水平。这需要选用先进的高精度星敏感器、反作用轮及整合的ADCS解决方案，并在算法上引入高带宽闭环控制与像移补偿技术，以确保图像几何质量达到应用标准。</w:t>
       </w:r>
     </w:p>
@@ -2106,14 +2414,35 @@
         <w:rPr>
           <w:lang w:eastAsia="zh-CN"/>
         </w:rPr>
-        <w:t>在质量与功耗方面，小卫星的整体质量需控制在500公斤以下，以兼容多种发射方式和星座化部署方案。然而，光学系统、热控系统和数据处理系统均存在较高的功耗与质量需求。为平衡这一矛盾，必须进行高密度集成与轻量化设计。例如，</w:t>
-      </w:r>
-      <w:r>
-        <w:rPr>
-          <w:lang w:eastAsia="zh-CN"/>
-        </w:rPr>
-        <w:lastRenderedPageBreak/>
-        <w:t>电源系统需在寿命末期仍能提供不少于340瓦的发电能力，同时配置容量为200瓦时的锂离子电池，以满足长时间食期的功率需求。</w:t>
+        <w:t>在质量与功耗方面，小卫星的整体质量需控制在500公斤以下，以兼容多种发射方式和星座</w:t>
+      </w:r>
+      <w:proofErr w:type="gramStart"/>
+      <w:r>
+        <w:rPr>
+          <w:lang w:eastAsia="zh-CN"/>
+        </w:rPr>
+        <w:t>化部署</w:t>
+      </w:r>
+      <w:proofErr w:type="gramEnd"/>
+      <w:r>
+        <w:rPr>
+          <w:lang w:eastAsia="zh-CN"/>
+        </w:rPr>
+        <w:t>方案。然而，光学系统、热控系统和数据处理系统均存在较高的功耗与质量需求。为平衡这一矛盾，必须进行高密度集成与轻量化设计。例如，电源系统需在寿命末期仍能提供不少于340瓦的发电能力，同时配置容量为200瓦时的锂离子电池，以</w:t>
+      </w:r>
+      <w:proofErr w:type="gramStart"/>
+      <w:r>
+        <w:rPr>
+          <w:lang w:eastAsia="zh-CN"/>
+        </w:rPr>
+        <w:t>满足长</w:t>
+      </w:r>
+      <w:proofErr w:type="gramEnd"/>
+      <w:r>
+        <w:rPr>
+          <w:lang w:eastAsia="zh-CN"/>
+        </w:rPr>
+        <w:t>时间食期的功率需求。</w:t>
       </w:r>
     </w:p>
     <w:p>
@@ -2143,7 +2472,21 @@
         <w:rPr>
           <w:lang w:eastAsia="zh-CN"/>
         </w:rPr>
-        <w:t>总体而言，性能要求与约束既体现了任务的高标准定位，也对小卫星平台提出了前所未有的挑战。这些指标推动了光学、姿态控制、能量管理和热控等关键技术的集成创新，同时也验证了小卫星在突破传统能力边界方面的巨大潜力。</w:t>
+        <w:t>总体而言，性能要求与</w:t>
+      </w:r>
+      <w:proofErr w:type="gramStart"/>
+      <w:r>
+        <w:rPr>
+          <w:lang w:eastAsia="zh-CN"/>
+        </w:rPr>
+        <w:t>约束既</w:t>
+      </w:r>
+      <w:proofErr w:type="gramEnd"/>
+      <w:r>
+        <w:rPr>
+          <w:lang w:eastAsia="zh-CN"/>
+        </w:rPr>
+        <w:t>体现了任务的高标准定位，也对小卫星平台提出了前所未有的挑战。这些指标推动了光学、姿态控制、能量管理和热控等关键技术的集成创新，同时也验证了小卫星在突破传统能力边界方面的巨大潜力。</w:t>
       </w:r>
     </w:p>
     <w:p>
@@ -2177,7 +2520,23 @@
           <w:rFonts w:hint="eastAsia"/>
           <w:lang w:eastAsia="zh-CN"/>
         </w:rPr>
-        <w:t>驱动系统架构决策。在600公里高度实现0.5米GSD需要5.5米焦距和3.45微米像素探测器，在小卫星外形因子约束内需要卡塞格林或三镜消像差望远镜设计。250毫米主镜以f/22运行，在分辨率要求与实际实现约束之间取得平衡。</w:t>
+        <w:t>驱动系统架构决策。在600公里高度实现0.5米GSD需要5.5米焦距和3.45微米像素探测器，在小卫星外形因子约束内需要卡塞格林或</w:t>
+      </w:r>
+      <w:proofErr w:type="gramStart"/>
+      <w:r>
+        <w:rPr>
+          <w:rFonts w:hint="eastAsia"/>
+          <w:lang w:eastAsia="zh-CN"/>
+        </w:rPr>
+        <w:t>三镜消</w:t>
+      </w:r>
+      <w:proofErr w:type="gramEnd"/>
+      <w:r>
+        <w:rPr>
+          <w:rFonts w:hint="eastAsia"/>
+          <w:lang w:eastAsia="zh-CN"/>
+        </w:rPr>
+        <w:t>像差望远镜设计。250毫米主镜以f/22运行，在分辨率要求与实际实现约束之间取得平衡。</w:t>
       </w:r>
     </w:p>
     <w:p>
@@ -2247,7 +2606,23 @@
           <w:rFonts w:hint="eastAsia"/>
           <w:lang w:eastAsia="zh-CN"/>
         </w:rPr>
-        <w:t>在阳光和食之间的快速轨道循环中呈现重大挑战，需要对温度敏感的光学组件和电子设备进行复杂的热管理。</w:t>
+        <w:t>在阳光和</w:t>
+      </w:r>
+      <w:proofErr w:type="gramStart"/>
+      <w:r>
+        <w:rPr>
+          <w:rFonts w:hint="eastAsia"/>
+          <w:lang w:eastAsia="zh-CN"/>
+        </w:rPr>
+        <w:t>食之间</w:t>
+      </w:r>
+      <w:proofErr w:type="gramEnd"/>
+      <w:r>
+        <w:rPr>
+          <w:rFonts w:hint="eastAsia"/>
+          <w:lang w:eastAsia="zh-CN"/>
+        </w:rPr>
+        <w:t>的快速轨道循环中呈现重大挑战，需要对温度敏感的光学组件和电子设备进行复杂的热管理。</w:t>
       </w:r>
     </w:p>
     <w:p>
@@ -2556,7 +2931,23 @@
         </w:rPr>
       </w:pPr>
       <w:r>
-        <w:t>包括：主飞控计算机、备用计算机、星上软件、大容量存储、数据总线接口（SpaceWire、CAN、1553B等）。</w:t>
+        <w:t>包括：</w:t>
+      </w:r>
+      <w:proofErr w:type="gramStart"/>
+      <w:r>
+        <w:t>主飞控</w:t>
+      </w:r>
+      <w:proofErr w:type="gramEnd"/>
+      <w:r>
+        <w:t>计算机、备用计算机、星上软件、大容量存储、数据总线接口（</w:t>
+      </w:r>
+      <w:proofErr w:type="spellStart"/>
+      <w:r>
+        <w:t>SpaceWire</w:t>
+      </w:r>
+      <w:proofErr w:type="spellEnd"/>
+      <w:r>
+        <w:t>、CAN、1553B等）。</w:t>
       </w:r>
     </w:p>
     <w:p>
@@ -2815,7 +3206,21 @@
         <w:rPr>
           <w:rStyle w:val="af5"/>
         </w:rPr>
-        <w:t>在轨健康管理与容错子系统（FDS, Fault Detection &amp; Safe Mode）</w:t>
+        <w:t>在</w:t>
+      </w:r>
+      <w:proofErr w:type="gramStart"/>
+      <w:r>
+        <w:rPr>
+          <w:rStyle w:val="af5"/>
+        </w:rPr>
+        <w:t>轨健康</w:t>
+      </w:r>
+      <w:proofErr w:type="gramEnd"/>
+      <w:r>
+        <w:rPr>
+          <w:rStyle w:val="af5"/>
+        </w:rPr>
+        <w:t>管理与容错子系统（FDS, Fault Detection &amp; Safe Mode）</w:t>
       </w:r>
     </w:p>
     <w:p>
@@ -2886,7 +3291,21 @@
         <w:rPr>
           <w:lang w:eastAsia="zh-CN"/>
         </w:rPr>
-        <w:t>结构与机构子系统是整个卫星平台的“骨架”，其主要功能是为各分系统提供稳定的安装支撑与空间布局，同时保证卫星在发射、入轨和长期在轨运行过程中具有足够的力学刚度、强度与热稳定性。本任务的卫星设计质量控制在500千克以内，结构子系统的典型分配质量约占卫星总质量的15%–20%，即75–100千克。该子系统需在有限重量下实现高刚度、低变形和良好的热适应性，因而采用轻量化复合材料与高强度合金的混合设计方案。</w:t>
+        <w:t>结构与机构子系统是整个卫星平台的“骨架”，其主要功能是为各分系统提供稳定的安装支撑与空间布局，同时保证卫星在发射、入轨和长期在轨运行过程中具有足够的力学刚度、强度与热稳定性。</w:t>
+      </w:r>
+      <w:proofErr w:type="gramStart"/>
+      <w:r>
+        <w:rPr>
+          <w:lang w:eastAsia="zh-CN"/>
+        </w:rPr>
+        <w:t>本任务</w:t>
+      </w:r>
+      <w:proofErr w:type="gramEnd"/>
+      <w:r>
+        <w:rPr>
+          <w:lang w:eastAsia="zh-CN"/>
+        </w:rPr>
+        <w:t>的卫星设计质量控制在500千克以内，结构子系统的典型分配质量约占卫星总质量的15%–20%，即75–100千克。该子系统需在有限重量下实现高刚度、低变形和良好的热适应性，因而采用轻量化复合材料与高强度合金的混合设计方案。</w:t>
       </w:r>
     </w:p>
     <w:p>
@@ -2915,7 +3334,21 @@
         <w:rPr>
           <w:lang w:eastAsia="zh-CN"/>
         </w:rPr>
-        <w:t>本卫星采用“立方柱形+桁架”式主体结构，长度约1.5米，截面约1.0×1.0米，内部划分为光学载荷舱、电子舱和推进舱三个功能区：</w:t>
+        <w:t>本卫星采用“立方柱形+桁架”</w:t>
+      </w:r>
+      <w:proofErr w:type="gramStart"/>
+      <w:r>
+        <w:rPr>
+          <w:lang w:eastAsia="zh-CN"/>
+        </w:rPr>
+        <w:t>式主体</w:t>
+      </w:r>
+      <w:proofErr w:type="gramEnd"/>
+      <w:r>
+        <w:rPr>
+          <w:lang w:eastAsia="zh-CN"/>
+        </w:rPr>
+        <w:t>结构，长度约1.5米，截面约1.0×1.0米，内部划分为光学载荷舱、电子舱和推进舱三个功能区：</w:t>
       </w:r>
     </w:p>
     <w:p>
@@ -2937,7 +3370,35 @@
         <w:rPr>
           <w:lang w:eastAsia="zh-CN"/>
         </w:rPr>
-        <w:t>位于结构顶端，采用独立的光学承力平台，保证主镜和次镜在发射与在轨热环境下保持光学对准精度。</w:t>
+        <w:t>位于结构顶端，采用独立的光学承力平台，保证主镜</w:t>
+      </w:r>
+      <w:proofErr w:type="gramStart"/>
+      <w:r>
+        <w:rPr>
+          <w:lang w:eastAsia="zh-CN"/>
+        </w:rPr>
+        <w:t>和次镜在</w:t>
+      </w:r>
+      <w:proofErr w:type="gramEnd"/>
+      <w:r>
+        <w:rPr>
+          <w:lang w:eastAsia="zh-CN"/>
+        </w:rPr>
+        <w:t>发射与</w:t>
+      </w:r>
+      <w:proofErr w:type="gramStart"/>
+      <w:r>
+        <w:rPr>
+          <w:lang w:eastAsia="zh-CN"/>
+        </w:rPr>
+        <w:t>在轨热环境</w:t>
+      </w:r>
+      <w:proofErr w:type="gramEnd"/>
+      <w:r>
+        <w:rPr>
+          <w:lang w:eastAsia="zh-CN"/>
+        </w:rPr>
+        <w:t>下保持光学对准精度。</w:t>
       </w:r>
     </w:p>
     <w:p>
@@ -2959,7 +3420,21 @@
         <w:rPr>
           <w:lang w:eastAsia="zh-CN"/>
         </w:rPr>
-        <w:t>位于中段，设置多层电子托盘，用于安装星务计算机、ADCS控制器、通信单元等，采用标准化插槽与线缆布置，便于集成与维护。</w:t>
+        <w:t>位于中段，设置多层电子托盘，用于安装星</w:t>
+      </w:r>
+      <w:proofErr w:type="gramStart"/>
+      <w:r>
+        <w:rPr>
+          <w:lang w:eastAsia="zh-CN"/>
+        </w:rPr>
+        <w:t>务</w:t>
+      </w:r>
+      <w:proofErr w:type="gramEnd"/>
+      <w:r>
+        <w:rPr>
+          <w:lang w:eastAsia="zh-CN"/>
+        </w:rPr>
+        <w:t>计算机、ADCS控制器、通信单元等，采用标准化插槽与线缆布置，便于集成与维护。</w:t>
       </w:r>
     </w:p>
     <w:p>
@@ -3092,7 +3567,21 @@
         <w:rPr>
           <w:lang w:eastAsia="zh-CN"/>
         </w:rPr>
-        <w:t>制造工艺方面，采用自动铺丝（AFP）复合材料工艺与高精度数控机加工相结合，保证结构重量控制与尺寸精度。</w:t>
+        <w:t>制造工艺方面，采用自动铺丝（AFP）复合材料工艺与高精度</w:t>
+      </w:r>
+      <w:proofErr w:type="gramStart"/>
+      <w:r>
+        <w:rPr>
+          <w:lang w:eastAsia="zh-CN"/>
+        </w:rPr>
+        <w:t>数控机</w:t>
+      </w:r>
+      <w:proofErr w:type="gramEnd"/>
+      <w:r>
+        <w:rPr>
+          <w:lang w:eastAsia="zh-CN"/>
+        </w:rPr>
+        <w:t>加工相结合，保证结构重量控制与尺寸精度。</w:t>
       </w:r>
     </w:p>
     <w:p>
@@ -3187,7 +3676,21 @@
         <w:rPr>
           <w:lang w:eastAsia="zh-CN"/>
         </w:rPr>
-        <w:t>：总体级别约为8.2 Grms；</w:t>
+        <w:t xml:space="preserve">：总体级别约为8.2 </w:t>
+      </w:r>
+      <w:proofErr w:type="spellStart"/>
+      <w:r>
+        <w:rPr>
+          <w:lang w:eastAsia="zh-CN"/>
+        </w:rPr>
+        <w:t>Grms</w:t>
+      </w:r>
+      <w:proofErr w:type="spellEnd"/>
+      <w:r>
+        <w:rPr>
+          <w:lang w:eastAsia="zh-CN"/>
+        </w:rPr>
+        <w:t>；</w:t>
       </w:r>
     </w:p>
     <w:p>
@@ -3297,7 +3800,35 @@
         <w:rPr>
           <w:lang w:eastAsia="zh-CN"/>
         </w:rPr>
-        <w:t>采用低冲击型分离环（低冲击分离螺栓或形状记忆合金触发器），减少分离冲击对光学系统的影响。</w:t>
+        <w:t>采用</w:t>
+      </w:r>
+      <w:proofErr w:type="gramStart"/>
+      <w:r>
+        <w:rPr>
+          <w:lang w:eastAsia="zh-CN"/>
+        </w:rPr>
+        <w:t>低冲击</w:t>
+      </w:r>
+      <w:proofErr w:type="gramEnd"/>
+      <w:r>
+        <w:rPr>
+          <w:lang w:eastAsia="zh-CN"/>
+        </w:rPr>
+        <w:t>型分离环（</w:t>
+      </w:r>
+      <w:proofErr w:type="gramStart"/>
+      <w:r>
+        <w:rPr>
+          <w:lang w:eastAsia="zh-CN"/>
+        </w:rPr>
+        <w:t>低冲击</w:t>
+      </w:r>
+      <w:proofErr w:type="gramEnd"/>
+      <w:r>
+        <w:rPr>
+          <w:lang w:eastAsia="zh-CN"/>
+        </w:rPr>
+        <w:t>分离螺栓或形状记忆合金触发器），减少分离冲击对光学系统的影响。</w:t>
       </w:r>
     </w:p>
     <w:p>
@@ -3328,7 +3859,21 @@
         <w:rPr>
           <w:lang w:eastAsia="zh-CN"/>
         </w:rPr>
-        <w:t>采用铰链+扭簧+锁定电机的组合方案，确保太阳翼在轨可靠展开。</w:t>
+        <w:t>采用铰链+扭簧+锁定电机的组合方案，确保</w:t>
+      </w:r>
+      <w:proofErr w:type="gramStart"/>
+      <w:r>
+        <w:rPr>
+          <w:lang w:eastAsia="zh-CN"/>
+        </w:rPr>
+        <w:t>太阳翼在轨</w:t>
+      </w:r>
+      <w:proofErr w:type="gramEnd"/>
+      <w:r>
+        <w:rPr>
+          <w:lang w:eastAsia="zh-CN"/>
+        </w:rPr>
+        <w:t>可靠展开。</w:t>
       </w:r>
     </w:p>
     <w:p>
@@ -3375,7 +3920,21 @@
           <w:lang w:eastAsia="zh-CN"/>
         </w:rPr>
         <w:lastRenderedPageBreak/>
-        <w:t>使用双铰链+电机驱动结构，保证天线在轨可重复指向。</w:t>
+        <w:t>使用双铰链+电机驱动结构，保证天线</w:t>
+      </w:r>
+      <w:proofErr w:type="gramStart"/>
+      <w:r>
+        <w:rPr>
+          <w:lang w:eastAsia="zh-CN"/>
+        </w:rPr>
+        <w:t>在轨可重复</w:t>
+      </w:r>
+      <w:proofErr w:type="gramEnd"/>
+      <w:r>
+        <w:rPr>
+          <w:lang w:eastAsia="zh-CN"/>
+        </w:rPr>
+        <w:t>指向。</w:t>
       </w:r>
     </w:p>
     <w:p>
@@ -3611,7 +4170,35 @@
         <w:rPr>
           <w:lang w:eastAsia="zh-CN"/>
         </w:rPr>
-        <w:t>总结：本任务的结构与机构子系统采用轻量化复合材料与高强度合金的混合方案，结合低冲击分离与可靠展开机构，确保在发射和在轨运行过程中为光学载荷与各子系统提供稳定、可靠的支撑环境。同时，热-结构一体化设计保障了光学系统的高精度成像需求。</w:t>
+        <w:t>总结：</w:t>
+      </w:r>
+      <w:proofErr w:type="gramStart"/>
+      <w:r>
+        <w:rPr>
+          <w:lang w:eastAsia="zh-CN"/>
+        </w:rPr>
+        <w:t>本任务</w:t>
+      </w:r>
+      <w:proofErr w:type="gramEnd"/>
+      <w:r>
+        <w:rPr>
+          <w:lang w:eastAsia="zh-CN"/>
+        </w:rPr>
+        <w:t>的结构与机构子系统采用轻量化复合材料与高强度合金的混合方案，结合</w:t>
+      </w:r>
+      <w:proofErr w:type="gramStart"/>
+      <w:r>
+        <w:rPr>
+          <w:lang w:eastAsia="zh-CN"/>
+        </w:rPr>
+        <w:t>低冲击</w:t>
+      </w:r>
+      <w:proofErr w:type="gramEnd"/>
+      <w:r>
+        <w:rPr>
+          <w:lang w:eastAsia="zh-CN"/>
+        </w:rPr>
+        <w:t>分离与可靠展开机构，确保在发射和在轨运行过程中为光学载荷与各子系统提供稳定、可靠的支撑环境。同时，热-结构一体化设计保障了光学系统的高精度成像需求。</w:t>
       </w:r>
     </w:p>
     <w:p>
@@ -3627,11 +4214,16 @@
         <w:pStyle w:val="2"/>
       </w:pPr>
       <w:bookmarkStart w:id="7" w:name="光学载荷子系统"/>
+      <w:proofErr w:type="spellStart"/>
       <w:r>
         <w:t>光学载荷子系统（</w:t>
       </w:r>
       <w:r>
-        <w:t>Optical Payload Subsystem</w:t>
+        <w:t>Optical</w:t>
+      </w:r>
+      <w:proofErr w:type="spellEnd"/>
+      <w:r>
+        <w:t xml:space="preserve"> Payload Subsystem</w:t>
       </w:r>
       <w:r>
         <w:t>）</w:t>
@@ -3649,7 +4241,21 @@
         <w:rPr>
           <w:lang w:eastAsia="zh-CN"/>
         </w:rPr>
-        <w:t>光学载荷子系统是整个卫星的核心功能单元，其设计目标是确保在有限体积与质量约束下，获取高分辨率、高信噪比、多光谱信息丰富的地球影像。本任务要求在约600公里轨道高度实现0.5米全色与2米多光谱的地面分辨率，视场覆盖达到数十公里，同时保持几何畸变小于0.5像素、辐射精度优于5%。这些指标对光学系统设计、探测器选型、热控与结构稳定性均提出了极为严格的要求。因此，光学载荷子系统不仅是一个光学望远镜，而是一个涉及光学、精密机构、热控、电子学</w:t>
+        <w:t>光学载荷子系统是整个卫星的核心功能单元，其设计目标是确保在有限体积与质量约束下，获取高分辨率、高信噪比、多光谱信息丰富的地球影像。</w:t>
+      </w:r>
+      <w:proofErr w:type="gramStart"/>
+      <w:r>
+        <w:rPr>
+          <w:lang w:eastAsia="zh-CN"/>
+        </w:rPr>
+        <w:t>本任务</w:t>
+      </w:r>
+      <w:proofErr w:type="gramEnd"/>
+      <w:r>
+        <w:rPr>
+          <w:lang w:eastAsia="zh-CN"/>
+        </w:rPr>
+        <w:t>要求在约600公里轨道高度实现0.5米全色与2米多光谱的地面分辨率，视场覆盖达到数十公里，同时保持几何畸变小于0.5像素、辐射精度优于5%。这些指标对光学系统设计、探测器选型、热控与结构稳定性均提出了极为严格的要求。因此，光学载荷子系统不仅是一个光学望远镜，而是一个涉及光学、精密机构、热控、电子学</w:t>
       </w:r>
       <w:r>
         <w:rPr>
@@ -3718,7 +4324,35 @@
         <w:rPr>
           <w:lang w:eastAsia="zh-CN"/>
         </w:rPr>
-        <w:t>光学系统采用三镜消像差（TMA, Three-Mirror Anastigmat）结构，这是目前高分辨率遥感卫星的主流选择。TMA系统利用三片非球面反射镜实现对像差的综合校正，既能获得长焦距与大口径，又能保持紧凑的物理尺寸，便于在有限的卫星舱段内布置。具体设计中，主镜口径约0.7米，焦距达到5.5米，有效地将600公里轨道高度下的地面分辨率压缩至0.5米量级。为了保证光学通光量，主镜采用轻量化碳化硅（SiC）镜体，背面挖空形成蜂窝状结构，在减重40%的同时保持高刚度。主镜的面形精度要求达到</w:t>
+        <w:t>光学系统采用</w:t>
+      </w:r>
+      <w:proofErr w:type="gramStart"/>
+      <w:r>
+        <w:rPr>
+          <w:lang w:eastAsia="zh-CN"/>
+        </w:rPr>
+        <w:t>三镜消</w:t>
+      </w:r>
+      <w:proofErr w:type="gramEnd"/>
+      <w:r>
+        <w:rPr>
+          <w:lang w:eastAsia="zh-CN"/>
+        </w:rPr>
+        <w:t>像差（TMA, Three-Mirror Anastigmat）结构，这是目前高分辨率遥感卫星的主流选择。TMA系统利用三片非球面反射镜实现对像差的综合校正，既能获得长焦距与大口径，又能保持紧凑的物理尺寸，便于在有限的卫星舱段内布置。具体设计中，主镜口径约0.7米，焦距达到5.5米，有效地将600公里轨道高度下的地面分辨率压缩至0.5米量级。为了保证光学通光量，主镜采用轻量化碳化硅（</w:t>
+      </w:r>
+      <w:proofErr w:type="spellStart"/>
+      <w:r>
+        <w:rPr>
+          <w:lang w:eastAsia="zh-CN"/>
+        </w:rPr>
+        <w:t>SiC</w:t>
+      </w:r>
+      <w:proofErr w:type="spellEnd"/>
+      <w:r>
+        <w:rPr>
+          <w:lang w:eastAsia="zh-CN"/>
+        </w:rPr>
+        <w:t>）镜体，背面挖空形成蜂窝状结构，在减重40%的同时保持高刚度。主镜的面形精度要求达到</w:t>
       </w:r>
       <w:r>
         <w:t>λ</w:t>
@@ -3727,7 +4361,21 @@
         <w:rPr>
           <w:lang w:eastAsia="zh-CN"/>
         </w:rPr>
-        <w:t>/50（632.8 nm），对应亚微米级的加工与检测精度。次镜与三镜采用同材质，分别通过柔性支撑安装在独立光学基座上，保证在热循环与振动载荷作用下不发生微米级偏移。整体系统的视场角覆盖50–75公里地幅，并通过非球面设计控制畸变，使边缘场点的点扩散函数（PSF）扩展不超过中心场点的20%。</w:t>
+        <w:t>/50（632.8 nm），对应亚微米级的加工与检测精度。</w:t>
+      </w:r>
+      <w:proofErr w:type="gramStart"/>
+      <w:r>
+        <w:rPr>
+          <w:lang w:eastAsia="zh-CN"/>
+        </w:rPr>
+        <w:t>次镜与三镜</w:t>
+      </w:r>
+      <w:proofErr w:type="gramEnd"/>
+      <w:r>
+        <w:rPr>
+          <w:lang w:eastAsia="zh-CN"/>
+        </w:rPr>
+        <w:t>采用同材质，分别通过柔性支撑安装在独立光学基座上，保证在热循环与振动载荷作用下不发生微米级偏移。整体系统的视场角覆盖50–75公里地幅，并通过非球面设计控制畸变，使边缘场点的点扩散函数（PSF）扩展不超过中心场点的20%。</w:t>
       </w:r>
     </w:p>
     <w:p>
@@ -3762,7 +4410,35 @@
         <w:rPr>
           <w:lang w:eastAsia="zh-CN"/>
         </w:rPr>
-        <w:t xml:space="preserve">在高分辨率遥感卫星中，光学系统往往是限制性能的瓶颈。本任务采用三镜消像差（TMA, Three-Mirror Anastigmat）反射光学构型，该构型能够在紧凑空间内实现长焦距与宽视场，同时显著降低像差。主镜口径设计为 </w:t>
+        <w:t>在高分辨率遥感卫星中，光学系统往往是限制性能的瓶颈。</w:t>
+      </w:r>
+      <w:proofErr w:type="gramStart"/>
+      <w:r>
+        <w:rPr>
+          <w:lang w:eastAsia="zh-CN"/>
+        </w:rPr>
+        <w:t>本任务采用三镜消</w:t>
+      </w:r>
+      <w:proofErr w:type="gramEnd"/>
+      <w:r>
+        <w:rPr>
+          <w:lang w:eastAsia="zh-CN"/>
+        </w:rPr>
+        <w:t>像差（TMA, Three-Mirror Anastigmat）反射光学构型，该构型能够在紧凑空间内</w:t>
+      </w:r>
+      <w:proofErr w:type="gramStart"/>
+      <w:r>
+        <w:rPr>
+          <w:lang w:eastAsia="zh-CN"/>
+        </w:rPr>
+        <w:t>实现长</w:t>
+      </w:r>
+      <w:proofErr w:type="gramEnd"/>
+      <w:r>
+        <w:rPr>
+          <w:lang w:eastAsia="zh-CN"/>
+        </w:rPr>
+        <w:t xml:space="preserve">焦距与宽视场，同时显著降低像差。主镜口径设计为 </w:t>
       </w:r>
       <w:r>
         <w:rPr>
@@ -3823,7 +4499,49 @@
         <w:rPr>
           <w:lang w:eastAsia="zh-CN"/>
         </w:rPr>
-        <w:t>主镜与次镜采用碳化硅（SiC）或超低膨胀玻璃（ULE/Zerodur）作为基材。碳化硅的热膨胀系数极低（约2×10^-6/K），且比刚度高，适合在轨道热循环环境中保持光学对准；ULE玻璃虽然重量稍高，但加工成熟度高、热稳定性优异。主镜通过背面蜂窝轻量化结构减重40%以上，同时保持一阶固有频率高于200 Hz，以避免与结构或控制系统耦合。镜面抛光精度优于</w:t>
+        <w:t>主镜</w:t>
+      </w:r>
+      <w:proofErr w:type="gramStart"/>
+      <w:r>
+        <w:rPr>
+          <w:lang w:eastAsia="zh-CN"/>
+        </w:rPr>
+        <w:t>与次镜采用</w:t>
+      </w:r>
+      <w:proofErr w:type="gramEnd"/>
+      <w:r>
+        <w:rPr>
+          <w:lang w:eastAsia="zh-CN"/>
+        </w:rPr>
+        <w:t>碳化硅（</w:t>
+      </w:r>
+      <w:proofErr w:type="spellStart"/>
+      <w:r>
+        <w:rPr>
+          <w:lang w:eastAsia="zh-CN"/>
+        </w:rPr>
+        <w:t>SiC</w:t>
+      </w:r>
+      <w:proofErr w:type="spellEnd"/>
+      <w:r>
+        <w:rPr>
+          <w:lang w:eastAsia="zh-CN"/>
+        </w:rPr>
+        <w:t>）或超低膨胀玻璃（ULE/</w:t>
+      </w:r>
+      <w:proofErr w:type="spellStart"/>
+      <w:r>
+        <w:rPr>
+          <w:lang w:eastAsia="zh-CN"/>
+        </w:rPr>
+        <w:t>Zerodur</w:t>
+      </w:r>
+      <w:proofErr w:type="spellEnd"/>
+      <w:r>
+        <w:rPr>
+          <w:lang w:eastAsia="zh-CN"/>
+        </w:rPr>
+        <w:t>）作为基材。碳化硅的热膨胀系数极低（约2×10^-6/K），且比刚度高，适合在轨道热循环环境中保持光学对准；ULE玻璃虽然重量稍高，但加工成熟度高、热稳定性优异。主镜通过背面蜂窝轻量化结构减重40%以上，同时保持一阶固有频率高于200 Hz，以避免与结构或控制系统耦合。镜面抛光精度优于</w:t>
       </w:r>
       <w:r>
         <w:t>λ</w:t>
@@ -3926,7 +4644,21 @@
         <w:rPr>
           <w:lang w:eastAsia="zh-CN"/>
         </w:rPr>
-        <w:t>焦平面探测器是光学载荷的关键，其性能决定了成像的分辨率、动态范围与辐射灵敏度。本系统配置一套全色TDI-CCD与一套多光谱CMOS阵列。全色CCD像元尺寸为3.45 µm，行长达12000像素，通过TDI（时间延迟积分）技术在沿轨方向实现多次电荷累加，大幅提升信噪比并消除高速运动造成的模糊。多光谱CMOS则分布在四个波段（蓝、绿、红、近红外），像元尺寸约6.9 µm，行长6000像素，能够满足农业监测、植被分类和水体分析等应用需求。探测器的量子效率设计目标大于70%，动态范围12–14 bit，读出噪声低于3 e</w:t>
+        <w:t>焦平面探测器是光学载荷的关键，其性能决定了成像的分辨率、动态范围与辐射灵敏度。本系统配置一套全色TDI-CCD与一套多光谱CMOS阵列。全色CCD像元尺寸为3.45 µm，行长达12000像素，通过TDI（时间延迟积分）技术在</w:t>
+      </w:r>
+      <w:proofErr w:type="gramStart"/>
+      <w:r>
+        <w:rPr>
+          <w:lang w:eastAsia="zh-CN"/>
+        </w:rPr>
+        <w:t>沿轨方向</w:t>
+      </w:r>
+      <w:proofErr w:type="gramEnd"/>
+      <w:r>
+        <w:rPr>
+          <w:lang w:eastAsia="zh-CN"/>
+        </w:rPr>
+        <w:t>实现多次电荷累加，大幅提升信噪比并消除高速运动造成的模糊。多光谱CMOS则分布在四个波段（蓝、绿、红、近红外），像元尺寸约6.9 µm，行长6000像素，能够满足农业监测、植被分类和水体分析等应用需求。探测器的量子效率设计目标大于70%，动态范围12–14 bit，读出噪声低于3 e</w:t>
       </w:r>
       <w:r>
         <w:rPr>
@@ -4029,7 +4761,35 @@
         <w:rPr>
           <w:lang w:eastAsia="zh-CN"/>
         </w:rPr>
-        <w:t>高分辨率成像要求光学系统在轨温度稳定性优于±1℃，任何微小热变形都可能导致成像模糊。为此，整个光学舱采用“热—结构一体化”设计。首先在材料选型上，镜体和基座均采用低膨胀系数材料（SiC/ULE玻璃），其热膨胀系数低至2×10</w:t>
+        <w:t>高分辨率成像要求光学系统在轨温度稳定性优于±1℃，任何微小热变形都可能导致成像模糊。为此，整个光学舱采用“热—结构一体化”设计。首先在材料选型上，镜体和</w:t>
+      </w:r>
+      <w:proofErr w:type="gramStart"/>
+      <w:r>
+        <w:rPr>
+          <w:lang w:eastAsia="zh-CN"/>
+        </w:rPr>
+        <w:t>基座均</w:t>
+      </w:r>
+      <w:proofErr w:type="gramEnd"/>
+      <w:r>
+        <w:rPr>
+          <w:lang w:eastAsia="zh-CN"/>
+        </w:rPr>
+        <w:t>采用低膨胀系数材料（</w:t>
+      </w:r>
+      <w:proofErr w:type="spellStart"/>
+      <w:r>
+        <w:rPr>
+          <w:lang w:eastAsia="zh-CN"/>
+        </w:rPr>
+        <w:t>SiC</w:t>
+      </w:r>
+      <w:proofErr w:type="spellEnd"/>
+      <w:r>
+        <w:rPr>
+          <w:lang w:eastAsia="zh-CN"/>
+        </w:rPr>
+        <w:t>/ULE玻璃），其热膨胀系数低至2×10</w:t>
       </w:r>
       <w:r>
         <w:rPr>
@@ -4057,7 +4817,35 @@
         <w:rPr>
           <w:lang w:eastAsia="zh-CN"/>
         </w:rPr>
-        <w:t>光学系统安装在碳纤维复合材料基座上，其热膨胀系数与镜体相匹配，避免因热梯度引起的相对位移。主镜与次镜通过三点柔性支撑固定，以吸收温度梯度与发射振动应力。为保证在轨焦点稳定，光学载荷设置了主动热控措施：热管将多余热量导至散热器，辅以电加热器在低温时维持±1 ℃以内的温度波动。外表面采用高反射率热控涂层，降低太阳直射导致的局部形变。整个光机系统在热真空条件下进行了有限元仿真，证明在±40 ℃环境波动中，光轴漂移小于0.2 µrad，远低于成像模糊预算。</w:t>
+        <w:t>光学系统安装在碳纤维复合材料基座上，其热膨胀系数与镜体相匹配，避免因热梯度引起的相对位移。主镜</w:t>
+      </w:r>
+      <w:proofErr w:type="gramStart"/>
+      <w:r>
+        <w:rPr>
+          <w:lang w:eastAsia="zh-CN"/>
+        </w:rPr>
+        <w:t>与次镜通过</w:t>
+      </w:r>
+      <w:proofErr w:type="gramEnd"/>
+      <w:r>
+        <w:rPr>
+          <w:lang w:eastAsia="zh-CN"/>
+        </w:rPr>
+        <w:t>三点柔性支撑固定，以吸收温度梯度与发射振动应力。为保证在轨焦点稳定，光学载荷设置了主动热控措施：热管将多余热量</w:t>
+      </w:r>
+      <w:proofErr w:type="gramStart"/>
+      <w:r>
+        <w:rPr>
+          <w:lang w:eastAsia="zh-CN"/>
+        </w:rPr>
+        <w:t>导至</w:t>
+      </w:r>
+      <w:proofErr w:type="gramEnd"/>
+      <w:r>
+        <w:rPr>
+          <w:lang w:eastAsia="zh-CN"/>
+        </w:rPr>
+        <w:t>散热器，辅以电加热器在低温时维持±1 ℃以内的温度波动。外表面采用高反射率热控涂层，降低太阳直射导致的局部形变。整个光机系统在热真空条件下进行了有限元仿真，证明在±40 ℃环境波动中，光轴漂移小于0.2 µrad，远低于成像模糊预算。</w:t>
       </w:r>
     </w:p>
     <w:p>
@@ -4119,7 +4907,21 @@
         <w:rPr>
           <w:lang w:eastAsia="zh-CN"/>
         </w:rPr>
-        <w:t xml:space="preserve">成像传感器是光学载荷的电子核心。本任务采用 </w:t>
+        <w:t>成像传感器是光学载荷的电子核心。</w:t>
+      </w:r>
+      <w:proofErr w:type="gramStart"/>
+      <w:r>
+        <w:rPr>
+          <w:lang w:eastAsia="zh-CN"/>
+        </w:rPr>
+        <w:t>本任务</w:t>
+      </w:r>
+      <w:proofErr w:type="gramEnd"/>
+      <w:r>
+        <w:rPr>
+          <w:lang w:eastAsia="zh-CN"/>
+        </w:rPr>
+        <w:t xml:space="preserve">采用 </w:t>
       </w:r>
       <w:r>
         <w:rPr>
@@ -4202,7 +5004,21 @@
         <w:rPr>
           <w:lang w:eastAsia="zh-CN"/>
         </w:rPr>
-        <w:t xml:space="preserve"> 技术，通过在姿态控制回路中引入前视偏置，使电荷转移速率与地面运动严格同步，从而消除沿迹方向的模糊。同时结合 </w:t>
+        <w:t xml:space="preserve"> 技术，通过在姿态控制回路中引入前视偏置，使电荷转移速率与地面运动严格同步，从而消除</w:t>
+      </w:r>
+      <w:proofErr w:type="gramStart"/>
+      <w:r>
+        <w:rPr>
+          <w:lang w:eastAsia="zh-CN"/>
+        </w:rPr>
+        <w:t>沿迹方向</w:t>
+      </w:r>
+      <w:proofErr w:type="gramEnd"/>
+      <w:r>
+        <w:rPr>
+          <w:lang w:eastAsia="zh-CN"/>
+        </w:rPr>
+        <w:t xml:space="preserve">的模糊。同时结合 </w:t>
       </w:r>
       <w:r>
         <w:rPr>
@@ -4265,7 +5081,21 @@
         <w:rPr>
           <w:lang w:eastAsia="zh-CN"/>
         </w:rPr>
-        <w:t>为实现多波段成像，光学载荷设置了分光元件与滤光轮。分光部分采用多层镀膜分光器，将入射光分为全色与多光谱通道，提高光子利用率。滤光轮由电机驱动，配置全色、蓝、绿、红、近红外等滤片，具备冗余锁定机构以防单点失效。为避免滤片切换带来的抖动对成像产生影响，驱动电机采用软启动与阻尼结构，确保切换过程平稳。滤光片采用窄带高透过率镀膜，带宽控制在30–40 nm，中心波长稳定性优于±2 nm，保证光谱响应的准确性。</w:t>
+        <w:t>为实现多波段成像，光学载荷设置了分光元件与滤光轮。分光部分采用多层镀膜分光器，将入射光分为全色与多光谱通道，提高光子利用率。滤光轮由电机驱动，配置全色、蓝、绿、红、近红外等滤片，具备冗余锁定机构以防单点失效。为避免滤片切换带来的抖动对成像产生影响，驱动电机采用</w:t>
+      </w:r>
+      <w:proofErr w:type="gramStart"/>
+      <w:r>
+        <w:rPr>
+          <w:lang w:eastAsia="zh-CN"/>
+        </w:rPr>
+        <w:t>软启动</w:t>
+      </w:r>
+      <w:proofErr w:type="gramEnd"/>
+      <w:r>
+        <w:rPr>
+          <w:lang w:eastAsia="zh-CN"/>
+        </w:rPr>
+        <w:t>与阻尼结构，确保切换过程平稳。滤光片采用窄带高透过率镀膜，带宽控制在30–40 nm，中心波长稳定性优于±2 nm，保证光谱响应的准确性。</w:t>
       </w:r>
     </w:p>
     <w:p>
@@ -4280,7 +5110,21 @@
         <w:rPr>
           <w:lang w:eastAsia="zh-CN"/>
         </w:rPr>
-        <w:t>除了运动模糊，光学载荷还需应对探测器响应不均匀、光学畸变等问题。在地面阶段，系统通过积分球照明对探测器逐像元标定，生成平场响应矩阵；在轨阶段，通过观测深空、均匀云层和标准目标场持续更新标定参数。几何畸变则通过地面几何控制点比对与卫星星敏感器数据融合加以修正，使整景影像的几何精度优于1像素。</w:t>
+        <w:t>除了运动模糊，光学载荷还需应对探测器响应不均匀、光学畸变等问题。在地面阶段，系统通过积分球照明对探测器逐像元标定，生成平场响应矩阵；在轨阶段，通过观测深空、均匀云层和标准</w:t>
+      </w:r>
+      <w:proofErr w:type="gramStart"/>
+      <w:r>
+        <w:rPr>
+          <w:lang w:eastAsia="zh-CN"/>
+        </w:rPr>
+        <w:t>目标场持续</w:t>
+      </w:r>
+      <w:proofErr w:type="gramEnd"/>
+      <w:r>
+        <w:rPr>
+          <w:lang w:eastAsia="zh-CN"/>
+        </w:rPr>
+        <w:t>更新标定参数。几何畸变则通过地面几何控制点比对与卫星星敏感器数据融合加以修正，使整景影像的几何精度优于1像素。</w:t>
       </w:r>
     </w:p>
     <w:p>
@@ -4356,11 +5200,89 @@
           <w:lang w:eastAsia="zh-CN"/>
         </w:rPr>
       </w:pPr>
-      <w:r>
-        <w:rPr>
-          <w:lang w:eastAsia="zh-CN"/>
-        </w:rPr>
-        <w:t>本任务的ADCS以“高分辨率成像—稳定度优先”为设计主线，围绕0.5 m GSD在约600 km轨道高度的成像约束展开指标分解与实现路径。按几何关系，0.5 m在600 km对应的像元角度约为0.833 µrad（≈0.172″/像元）。为使线积分内的像移不超过0.3像元，低频稳定度与高频微振动在有效积分频带内的合成抖动需优于约0.25 µrad RMS（≈0.052″）。另一方面，绝对指向与地理定位误差可通过星上与地面的联合标定矫正，允许较宽松的绝对指向精度（例如≤0.005°，约87 µrad），但要求指向“知识精度”（由传感器融合得到的姿态解算）优于10–20 µrad，以便在处理链中精确重构视线历史并进行几何纠偏。沿迹方向的成像拖影受地表投影速度与线积分时间共同约束。在600 km太阳同步轨道，卫星在地面的投影速度约为6.9 km/s，因此若不采用TDI与前视运动补偿（FMC），将拖影限制在0.15 m（0.3像元）以内意味着单线积分时间需小于约22 µs。实际设计以TDI-CCD配合FMC的“速率匹配”策略为主：星上导航环在成像窗口内实时生成机体偏置角速度指令，使焦平面电荷转移速率与地面像移严格同步；残余速差由TDI级数裕度与后处理稳像算法吸收。</w:t>
+      <w:proofErr w:type="gramStart"/>
+      <w:r>
+        <w:rPr>
+          <w:lang w:eastAsia="zh-CN"/>
+        </w:rPr>
+        <w:t>本任务</w:t>
+      </w:r>
+      <w:proofErr w:type="gramEnd"/>
+      <w:r>
+        <w:rPr>
+          <w:lang w:eastAsia="zh-CN"/>
+        </w:rPr>
+        <w:t>的ADCS以“高分辨率成像—稳定度优先”为设计主线，围绕0.5 m GSD在约600 km轨道高度的成像约束展开指标分解与实现路径。按几何关系，0.5 m在600 km对应的像元角度约为0.833 µrad（≈0.172″/像元）。为使线积分内的像移不超过0.3像元，低频稳定度与高频微振动在有效积分频带内的合成抖动需优于约0.25 µrad RMS（≈0.052″）。另一方面，绝对指向与地理定位误差可通过星上与地面的联合标定矫正，允许较宽松的绝对指向精度（例如≤0.005°，约87 µrad），但要求指向“知识精度”（由传感器融合得到的姿态解算）优于10–20 µrad，以便在处理链中精确重构视线历史并进行几何纠偏。</w:t>
+      </w:r>
+      <w:proofErr w:type="gramStart"/>
+      <w:r>
+        <w:rPr>
+          <w:lang w:eastAsia="zh-CN"/>
+        </w:rPr>
+        <w:t>沿迹方向</w:t>
+      </w:r>
+      <w:proofErr w:type="gramEnd"/>
+      <w:r>
+        <w:rPr>
+          <w:lang w:eastAsia="zh-CN"/>
+        </w:rPr>
+        <w:t>的成像</w:t>
+      </w:r>
+      <w:proofErr w:type="gramStart"/>
+      <w:r>
+        <w:rPr>
+          <w:lang w:eastAsia="zh-CN"/>
+        </w:rPr>
+        <w:t>拖影受地表</w:t>
+      </w:r>
+      <w:proofErr w:type="gramEnd"/>
+      <w:r>
+        <w:rPr>
+          <w:lang w:eastAsia="zh-CN"/>
+        </w:rPr>
+        <w:t>投影速度与线积分时间共同约束。在600 km太阳同步轨道，卫星在地面的投影速度约为6.9 km/s，因此若不采用TDI与前视运动补偿（FMC），将拖</w:t>
+      </w:r>
+      <w:proofErr w:type="gramStart"/>
+      <w:r>
+        <w:rPr>
+          <w:lang w:eastAsia="zh-CN"/>
+        </w:rPr>
+        <w:t>影限制</w:t>
+      </w:r>
+      <w:proofErr w:type="gramEnd"/>
+      <w:r>
+        <w:rPr>
+          <w:lang w:eastAsia="zh-CN"/>
+        </w:rPr>
+        <w:t>在0.15 m（0.3像元）以内意味着单线积分时间需小于约22 µs。实际设计以TDI-CCD配合FMC的“速率匹配”策略为主：星上导航环在成像窗口内实时生成机体偏置角速度指令，使焦平面电荷转移速率与地面像</w:t>
+      </w:r>
+      <w:proofErr w:type="gramStart"/>
+      <w:r>
+        <w:rPr>
+          <w:lang w:eastAsia="zh-CN"/>
+        </w:rPr>
+        <w:t>移严格</w:t>
+      </w:r>
+      <w:proofErr w:type="gramEnd"/>
+      <w:r>
+        <w:rPr>
+          <w:lang w:eastAsia="zh-CN"/>
+        </w:rPr>
+        <w:t>同步；残余速差由TDI</w:t>
+      </w:r>
+      <w:proofErr w:type="gramStart"/>
+      <w:r>
+        <w:rPr>
+          <w:lang w:eastAsia="zh-CN"/>
+        </w:rPr>
+        <w:t>级数裕度与</w:t>
+      </w:r>
+      <w:proofErr w:type="gramEnd"/>
+      <w:r>
+        <w:rPr>
+          <w:lang w:eastAsia="zh-CN"/>
+        </w:rPr>
+        <w:t>后处理稳像算法吸收。</w:t>
       </w:r>
     </w:p>
     <w:p>
@@ -4375,7 +5297,77 @@
         <w:rPr>
           <w:lang w:eastAsia="zh-CN"/>
         </w:rPr>
-        <w:t>传感器配置采用“星敏感器+高稳定捷联陀螺”为核心，辅以磁力计、太阳敏感器与双频GNSS，以覆盖不同模式下的可观测性。两台或三台星敏感器在结构上与光学载荷同置于刚性光学基座上，通过光学—惯性一体化基准设计减少热致与力致相对偏转；每台星敏感器星表跟踪频率典型为5–15 Hz，单机视轴测量噪声约1–2″，通过双机互校与几何外参约束可将姿态“瞬时知识”压至≈0.7–1.4″的量级（3.4–6.8 µrad），再与千赫兹级读数的光纤陀螺（FOG）或石英谐振陀螺（HRG）在扩展卡尔曼滤波（EKF/UKF）中融合，实现高速、低噪的姿态率估计。为保证全天可用，星敏感器视场需具备严格的眩光隔离与避日避月策略，典型太阳俯仰禁入角≥30°、地缘弓形眩光边界≥20°；在高纬、高反照等复杂光照条件下，滤波器将自适应降低星敏感器权重，短时转入“陀螺主导”的推断状态，并通过地磁矢量/GNSS速度矢量提供可观测约束以抑制陀螺零偏漂移。</w:t>
+        <w:t>传感器配置采用“星敏感器+高稳定捷联陀螺”为核心，辅以磁力计、太阳敏感器与双频GNSS，以覆盖不同模式下的可观测性。两台或三台星敏感器在结构上与光学载荷同置于刚性光学基座上，通过光学—惯性一体化基准设计减少热致与</w:t>
+      </w:r>
+      <w:proofErr w:type="gramStart"/>
+      <w:r>
+        <w:rPr>
+          <w:lang w:eastAsia="zh-CN"/>
+        </w:rPr>
+        <w:t>力致相对</w:t>
+      </w:r>
+      <w:proofErr w:type="gramEnd"/>
+      <w:r>
+        <w:rPr>
+          <w:lang w:eastAsia="zh-CN"/>
+        </w:rPr>
+        <w:t>偏转；每台星敏感器星表跟踪频率典型为5–15 Hz，单机视轴测量噪声约1–2″，通过</w:t>
+      </w:r>
+      <w:proofErr w:type="gramStart"/>
+      <w:r>
+        <w:rPr>
+          <w:lang w:eastAsia="zh-CN"/>
+        </w:rPr>
+        <w:t>双机互校</w:t>
+      </w:r>
+      <w:proofErr w:type="gramEnd"/>
+      <w:r>
+        <w:rPr>
+          <w:lang w:eastAsia="zh-CN"/>
+        </w:rPr>
+        <w:t>与几何外参约束可将姿态“瞬时知识”压至≈0.7–1.4″的量级（3.4–6.8 µrad），再与</w:t>
+      </w:r>
+      <w:proofErr w:type="gramStart"/>
+      <w:r>
+        <w:rPr>
+          <w:lang w:eastAsia="zh-CN"/>
+        </w:rPr>
+        <w:t>千赫兹</w:t>
+      </w:r>
+      <w:proofErr w:type="gramEnd"/>
+      <w:r>
+        <w:rPr>
+          <w:lang w:eastAsia="zh-CN"/>
+        </w:rPr>
+        <w:t>级读数的光纤陀螺（FOG）或石英谐振陀螺（HRG）在扩展卡尔曼滤波（EKF/UKF）中融合，实现高速、低噪的姿态率估计。为保证全天可用，星敏感器视场需具备严格的眩光隔离</w:t>
+      </w:r>
+      <w:proofErr w:type="gramStart"/>
+      <w:r>
+        <w:rPr>
+          <w:lang w:eastAsia="zh-CN"/>
+        </w:rPr>
+        <w:t>与避日避月策略</w:t>
+      </w:r>
+      <w:proofErr w:type="gramEnd"/>
+      <w:r>
+        <w:rPr>
+          <w:lang w:eastAsia="zh-CN"/>
+        </w:rPr>
+        <w:t>，典型太阳俯仰禁入角≥30°、地缘弓形眩光边界≥20°；在高纬、高反照等复杂光照条件下，滤波器将自适应降低星敏感器权重，短时转入“陀螺主导”的推断状态，并通过地磁矢量/GNSS速度矢量提供可观测约束以抑制</w:t>
+      </w:r>
+      <w:proofErr w:type="gramStart"/>
+      <w:r>
+        <w:rPr>
+          <w:lang w:eastAsia="zh-CN"/>
+        </w:rPr>
+        <w:t>陀螺零偏漂移</w:t>
+      </w:r>
+      <w:proofErr w:type="gramEnd"/>
+      <w:r>
+        <w:rPr>
+          <w:lang w:eastAsia="zh-CN"/>
+        </w:rPr>
+        <w:t>。</w:t>
       </w:r>
     </w:p>
     <w:p>
@@ -4390,14 +5382,98 @@
         <w:rPr>
           <w:lang w:eastAsia="zh-CN"/>
         </w:rPr>
-        <w:t>执行机构采用四轮冗余反作用轮框架（三正交一热备）承担绝大多数姿态机动与稳像任务，磁力矩器负责动量卸载与安全模式控制。反作用轮的连续力矩与动量存储分别按“机动—稳像—环境外扰”三重工况联合定值：成像窗口外需支持10–20°级的快速指向与目标切换，稳像期间要求以&lt;0.5 mN·m·√Hz 的力矩纹波抑制轮引入的微振动；动量存储须覆盖太阳压、重力梯度与不平衡气动外扰的轨</w:t>
+        <w:t>执行机构采用四轮冗余反作用轮框架（三正交一热备）承担绝大多数姿态机动与稳像任务，磁力矩器负责动量卸载与安全模式控制。反作用轮的连续力矩与动量存储分别按“机动—稳像—环境外扰”三重工况联合定值：成像窗口外需支持10–20°级的快速指向与目标切换，稳</w:t>
+      </w:r>
+      <w:proofErr w:type="gramStart"/>
+      <w:r>
+        <w:rPr>
+          <w:lang w:eastAsia="zh-CN"/>
+        </w:rPr>
+        <w:t>像期间</w:t>
+      </w:r>
+      <w:proofErr w:type="gramEnd"/>
+      <w:r>
+        <w:rPr>
+          <w:lang w:eastAsia="zh-CN"/>
+        </w:rPr>
+        <w:t xml:space="preserve">要求以&lt;0.5 </w:t>
+      </w:r>
+      <w:proofErr w:type="spellStart"/>
+      <w:r>
+        <w:rPr>
+          <w:lang w:eastAsia="zh-CN"/>
+        </w:rPr>
+        <w:t>mN·m</w:t>
+      </w:r>
+      <w:proofErr w:type="spellEnd"/>
+      <w:r>
+        <w:rPr>
+          <w:lang w:eastAsia="zh-CN"/>
+        </w:rPr>
+        <w:t>·√Hz 的力矩纹波抑制轮引入的微振动；动量存储须覆盖太阳压、重力梯度与不平衡气动外扰的轨</w:t>
       </w:r>
       <w:r>
         <w:rPr>
           <w:lang w:eastAsia="zh-CN"/>
         </w:rPr>
         <w:lastRenderedPageBreak/>
-        <w:t>道周期累积，并留有充足裕度以容纳长时间偏置跟踪与多次大幅机动，工程上常选单轮10–20 N·m·s、0.1–0.2 N·m等级产品并配柔性隔振座。动量卸载采用“机会性+计划性”混合策略：在非成像轨道弧段通过磁力矩器对地磁场施力矩，控制轮速回落至工作中域；当地磁几何不利时，提前在任务计划中预留短窗进行分步卸载，避免在关键成像区间触发轮饱和。若出现单轮退化，控制律切换至三轮解耦或“两轮+磁力矩器”的降级模式维持任务基本能力。</w:t>
+        <w:t>道周期累积，并留有</w:t>
+      </w:r>
+      <w:proofErr w:type="gramStart"/>
+      <w:r>
+        <w:rPr>
+          <w:lang w:eastAsia="zh-CN"/>
+        </w:rPr>
+        <w:t>充足裕度以</w:t>
+      </w:r>
+      <w:proofErr w:type="gramEnd"/>
+      <w:r>
+        <w:rPr>
+          <w:lang w:eastAsia="zh-CN"/>
+        </w:rPr>
+        <w:t xml:space="preserve">容纳长时间偏置跟踪与多次大幅机动，工程上常选单轮10–20 </w:t>
+      </w:r>
+      <w:proofErr w:type="spellStart"/>
+      <w:r>
+        <w:rPr>
+          <w:lang w:eastAsia="zh-CN"/>
+        </w:rPr>
+        <w:t>N·m·s</w:t>
+      </w:r>
+      <w:proofErr w:type="spellEnd"/>
+      <w:r>
+        <w:rPr>
+          <w:lang w:eastAsia="zh-CN"/>
+        </w:rPr>
+        <w:t xml:space="preserve">、0.1–0.2 </w:t>
+      </w:r>
+      <w:proofErr w:type="spellStart"/>
+      <w:r>
+        <w:rPr>
+          <w:lang w:eastAsia="zh-CN"/>
+        </w:rPr>
+        <w:t>N·m</w:t>
+      </w:r>
+      <w:proofErr w:type="spellEnd"/>
+      <w:r>
+        <w:rPr>
+          <w:lang w:eastAsia="zh-CN"/>
+        </w:rPr>
+        <w:t>等级产品并配柔性隔振座。动量卸载采用“机会性+计划性”混合策略：在非成像轨道弧段通过磁力矩器对地磁场施力矩，控制轮速回落至工作中域；当地磁几何不利时，提前在任务计划中</w:t>
+      </w:r>
+      <w:proofErr w:type="gramStart"/>
+      <w:r>
+        <w:rPr>
+          <w:lang w:eastAsia="zh-CN"/>
+        </w:rPr>
+        <w:t>预留短窗进行</w:t>
+      </w:r>
+      <w:proofErr w:type="gramEnd"/>
+      <w:r>
+        <w:rPr>
+          <w:lang w:eastAsia="zh-CN"/>
+        </w:rPr>
+        <w:t>分步卸载，避免在关键成像区间触发轮饱和。若出现单轮退化，控制律切换至三轮解耦或“两轮+磁力矩器”的降级模式维持任务基本能力。</w:t>
       </w:r>
     </w:p>
     <w:p>
@@ -4412,7 +5488,63 @@
         <w:rPr>
           <w:lang w:eastAsia="zh-CN"/>
         </w:rPr>
-        <w:t>控制与导航算法采用速率—姿态双环结构。内环以陀螺为主反馈，带宽通常设置在20–40 Hz，以高带宽压制结构—执行链上的低频扰动；外环以星敏感器为主反馈，带宽在0.5–2 Hz范围内，负责漂移校正与慢变指向锁定。在成像模式，外环叠加“体轴偏置率”前馈以实现FMC与“偏航转向”（yaw steering），补偿地球自转与投影几何带来的像移非对称；沿迹速率与TDI行频以GNSS秒脉冲（PPS）为统一时间基准进行相位同步，星上时统通过温补晶振+PPS守时，确保相位误差进入闭环可控域。在特殊情况下（大幅越窗扫描、非常规斜视、恒星标定），控制器切入不同的最优跟踪轨迹解算器（在线最小二乘或模型预测控制），以兼顾轨迹可行性与微振动约束。</w:t>
+        <w:t>控制与导航算法采用速率—</w:t>
+      </w:r>
+      <w:proofErr w:type="gramStart"/>
+      <w:r>
+        <w:rPr>
+          <w:lang w:eastAsia="zh-CN"/>
+        </w:rPr>
+        <w:t>姿态双</w:t>
+      </w:r>
+      <w:proofErr w:type="gramEnd"/>
+      <w:r>
+        <w:rPr>
+          <w:lang w:eastAsia="zh-CN"/>
+        </w:rPr>
+        <w:t>环结构。内环以陀螺为主反馈，带宽通常设置在20–40 Hz，以高带宽压制结构—执行链上的低频扰动；外环以星敏感器为主反馈，带宽在0.5–2 Hz范围内，负责漂移校正</w:t>
+      </w:r>
+      <w:proofErr w:type="gramStart"/>
+      <w:r>
+        <w:rPr>
+          <w:lang w:eastAsia="zh-CN"/>
+        </w:rPr>
+        <w:t>与慢变指向</w:t>
+      </w:r>
+      <w:proofErr w:type="gramEnd"/>
+      <w:r>
+        <w:rPr>
+          <w:lang w:eastAsia="zh-CN"/>
+        </w:rPr>
+        <w:t>锁定。在成像模式，外环叠加“体轴偏置率”前馈以实现FMC与“偏航转向”（yaw steering），补偿地球自转与投影几何带来的像移非对称；</w:t>
+      </w:r>
+      <w:proofErr w:type="gramStart"/>
+      <w:r>
+        <w:rPr>
+          <w:lang w:eastAsia="zh-CN"/>
+        </w:rPr>
+        <w:t>沿迹速率</w:t>
+      </w:r>
+      <w:proofErr w:type="gramEnd"/>
+      <w:r>
+        <w:rPr>
+          <w:lang w:eastAsia="zh-CN"/>
+        </w:rPr>
+        <w:t>与TDI行频以GNSS</w:t>
+      </w:r>
+      <w:proofErr w:type="gramStart"/>
+      <w:r>
+        <w:rPr>
+          <w:lang w:eastAsia="zh-CN"/>
+        </w:rPr>
+        <w:t>秒</w:t>
+      </w:r>
+      <w:proofErr w:type="gramEnd"/>
+      <w:r>
+        <w:rPr>
+          <w:lang w:eastAsia="zh-CN"/>
+        </w:rPr>
+        <w:t>脉冲（PPS）为统一时间基准进行相位同步，星上时统通过温补晶振+PPS守时，确保相位误差进入闭环可控域。在特殊情况下（大幅越窗扫描、非常规斜视、恒星标定），控制器切入不同的最优跟踪轨迹解算器（在线最小二乘或模型预测控制），以兼顾轨迹可行性与微振动约束。</w:t>
       </w:r>
     </w:p>
     <w:p>
@@ -4427,7 +5559,21 @@
         <w:rPr>
           <w:lang w:eastAsia="zh-CN"/>
         </w:rPr>
-        <w:t>微振动控制是高分辨率成像的“隐形主线”。主要激励来自反作用轮的不平衡、齿槽转矩与电磁力脉动，次要激励包括致冷机（若配置SWIR）、阀件动作与结构自振。设计通过“源头抑制—路径隔离—视线滤除”三层手段协同达成：在源头选用转子动平衡优于G2.5级的轮机并采用无齿槽驱动与电流前馈，降低本征力矩纹波；在路径上通过弹性隔振座与调谐质量阻尼器（TMD）对轮—基座耦合进行整定，使轮基频与整星模态错开，并在光学基座上设置频带阻尼层抑制10–300 Hz的传递；在视线侧通过控制律成形与观测器抑制典型轮速及其谐波，必要时对某些“不可避免”的谐波设置任务禁转速区。抖动预算以PSD形式管理，规定10–300 Hz频带内的视线抖动积分不超过0.25 µrad RMS，预算项包含轮纹波、结构传递、星敏感器测量白噪声折算、控制量化与时延等，采用RSS合成并在环境与工艺不确定度上预留≥30%裕度。</w:t>
+        <w:t>微振动控制是高分辨率成像的“隐形主线”。主要激励来自反作用轮的不平衡、齿槽转矩与电磁力脉动，次要激励包括致冷机（若配置SWIR）、阀件动作与结构自振。设计通过“源头抑制—路径隔离—视线滤除”三层手段协同达成：在源头选用转子动平衡优于G2.5级的轮机并采用无齿槽驱动与电流前馈，降低本征力矩纹波；在路径上通过弹性隔振座与调谐质量阻尼器（TMD）对轮—基座耦合进行整定，</w:t>
+      </w:r>
+      <w:proofErr w:type="gramStart"/>
+      <w:r>
+        <w:rPr>
+          <w:lang w:eastAsia="zh-CN"/>
+        </w:rPr>
+        <w:t>使轮基频</w:t>
+      </w:r>
+      <w:proofErr w:type="gramEnd"/>
+      <w:r>
+        <w:rPr>
+          <w:lang w:eastAsia="zh-CN"/>
+        </w:rPr>
+        <w:t>与整星模态错开，并在光学基座上设置频带阻尼层抑制10–300 Hz的传递；在视线侧通过控制律成形与观测器抑制典型轮速及其谐波，必要时对某些“不可避免”的谐波设置任务禁转速区。抖动预算以PSD形式管理，规定10–300 Hz频带内的视线抖动积分不超过0.25 µrad RMS，预算项包含轮纹波、结构传递、星敏感器测量白噪声折算、控制量化与时延等，采用RSS合成并在环境与工艺不确定度上预留≥30%裕度。</w:t>
       </w:r>
     </w:p>
     <w:p>
@@ -4442,14 +5588,98 @@
         <w:rPr>
           <w:lang w:eastAsia="zh-CN"/>
         </w:rPr>
-        <w:t>模式管理覆盖发射入轨去动量（B-dot去旋）、太阳捕获、安全待机、粗指向、精指向/成像、快速机动与星标定等。入轨后首先以磁力计与磁力矩器闭环实现B-dot去旋，目标在一轨内将体角速度由数度每秒衰减至0.1°/s量级；随后进入太阳捕获模式保障电源正收支，再切换到粗指向模式完成星敏感器冷启动与星表匹配，建立高精度姿态解算后转入精指向。成像窗口前，任务序列触发惯导热机、轮速预置、热控微加热稳定星敏感器与光机基座温漂，并进行一次快拍星场以刷新光学—</w:t>
+        <w:t>模式管理覆盖发射入轨去动量（B-dot去旋）、太阳捕获、安全待机、粗指向、精指向/成像、快速</w:t>
+      </w:r>
+      <w:proofErr w:type="gramStart"/>
+      <w:r>
+        <w:rPr>
+          <w:lang w:eastAsia="zh-CN"/>
+        </w:rPr>
+        <w:t>机动与</w:t>
+      </w:r>
+      <w:proofErr w:type="gramEnd"/>
+      <w:r>
+        <w:rPr>
+          <w:lang w:eastAsia="zh-CN"/>
+        </w:rPr>
+        <w:t>星标定等。入轨后首先以</w:t>
+      </w:r>
+      <w:proofErr w:type="gramStart"/>
+      <w:r>
+        <w:rPr>
+          <w:lang w:eastAsia="zh-CN"/>
+        </w:rPr>
+        <w:t>磁力计与磁</w:t>
+      </w:r>
+      <w:proofErr w:type="gramEnd"/>
+      <w:r>
+        <w:rPr>
+          <w:lang w:eastAsia="zh-CN"/>
+        </w:rPr>
+        <w:t>力矩器闭环实现B-dot去旋，目标在</w:t>
+      </w:r>
+      <w:proofErr w:type="gramStart"/>
+      <w:r>
+        <w:rPr>
+          <w:lang w:eastAsia="zh-CN"/>
+        </w:rPr>
+        <w:t>一</w:t>
+      </w:r>
+      <w:proofErr w:type="gramEnd"/>
+      <w:r>
+        <w:rPr>
+          <w:lang w:eastAsia="zh-CN"/>
+        </w:rPr>
+        <w:t>轨内将体角速度由数度每秒衰减至0.1°/s量级；随后进入太阳捕获模式保障电源正收支，再切换到粗指向模式完成星敏感器冷启动与星表匹配，建立高精度姿态解算后转入精指向。成像窗口前，任务序列触发惯导热机、轮速预置、热控微加热稳定星敏感器与光机基座温漂，并进行一次快拍星场以刷新光学—</w:t>
       </w:r>
       <w:r>
         <w:rPr>
           <w:lang w:eastAsia="zh-CN"/>
         </w:rPr>
         <w:lastRenderedPageBreak/>
-        <w:t>机体外参。若姿态丢锁或关键测量退化，系统立即切回安全模式，以太阳敏感器+磁力计维持粗稳定，并在地面授权或自主判据恢复后重入精指向。</w:t>
+        <w:t>机体外参。若</w:t>
+      </w:r>
+      <w:proofErr w:type="gramStart"/>
+      <w:r>
+        <w:rPr>
+          <w:lang w:eastAsia="zh-CN"/>
+        </w:rPr>
+        <w:t>姿态丢锁或</w:t>
+      </w:r>
+      <w:proofErr w:type="gramEnd"/>
+      <w:r>
+        <w:rPr>
+          <w:lang w:eastAsia="zh-CN"/>
+        </w:rPr>
+        <w:t>关键测量退化，系统立即</w:t>
+      </w:r>
+      <w:proofErr w:type="gramStart"/>
+      <w:r>
+        <w:rPr>
+          <w:lang w:eastAsia="zh-CN"/>
+        </w:rPr>
+        <w:t>切回安全</w:t>
+      </w:r>
+      <w:proofErr w:type="gramEnd"/>
+      <w:r>
+        <w:rPr>
+          <w:lang w:eastAsia="zh-CN"/>
+        </w:rPr>
+        <w:t>模式，以太阳敏感器+磁力</w:t>
+      </w:r>
+      <w:proofErr w:type="gramStart"/>
+      <w:r>
+        <w:rPr>
+          <w:lang w:eastAsia="zh-CN"/>
+        </w:rPr>
+        <w:t>计维持</w:t>
+      </w:r>
+      <w:proofErr w:type="gramEnd"/>
+      <w:r>
+        <w:rPr>
+          <w:lang w:eastAsia="zh-CN"/>
+        </w:rPr>
+        <w:t>粗稳定，并在地面授权或自主判据恢复后重入精指向。</w:t>
       </w:r>
     </w:p>
     <w:p>
@@ -4464,7 +5694,21 @@
         <w:rPr>
           <w:lang w:eastAsia="zh-CN"/>
         </w:rPr>
-        <w:t>抗辐射与容错策略遵循“传感—执行—计算链路分层冗余”的原则。星敏感器、FOG/HRG与反作用轮的关键电子均采用抗单粒子闩锁设计并配置上电自检与看门狗复位；姿态计算机（AOCS OBC）在关键任务线程上使用时间冗余与TMR/EDAC并行校验，姿态估计算法具备异常观测剔除与量测权重自适应能力，确保强宇宙线事件或南大西洋异常区穿越时仍能维持闭环稳定。星上软件提供故障检测、隔离与恢复（FDIR）树，包含星敏感器致盲、陀螺饱和、轮机过速/过温、磁力矩器开路等典型分支，并对“不可逆”事件（如传感器永久失效）给出降级工作流程与任务再规划接口。</w:t>
+        <w:t>抗辐射与容错策略遵循“传感—执行—计算链路分层冗余”的原则。星敏感器、FOG/HRG与反作用轮的关键电子均采用抗单粒</w:t>
+      </w:r>
+      <w:proofErr w:type="gramStart"/>
+      <w:r>
+        <w:rPr>
+          <w:lang w:eastAsia="zh-CN"/>
+        </w:rPr>
+        <w:t>子闩锁设计</w:t>
+      </w:r>
+      <w:proofErr w:type="gramEnd"/>
+      <w:r>
+        <w:rPr>
+          <w:lang w:eastAsia="zh-CN"/>
+        </w:rPr>
+        <w:t>并配置上电自检与看门狗复位；姿态计算机（AOCS OBC）在关键任务线程上使用时间冗余与TMR/EDAC并行校验，姿态估计算法具备异常观测剔除与量测权重自适应能力，确保强宇宙线事件或南大西洋异常区穿越时仍能维持闭环稳定。星上软件提供故障检测、隔离与恢复（FDIR）树，包含星敏感器致盲、陀螺饱和、轮机过速/过温、磁力矩器开路等典型分支，并对“不可逆”事件（如传感器永久失效）给出降级工作流程与任务再规划接口。</w:t>
       </w:r>
     </w:p>
     <w:p>
@@ -4479,7 +5723,49 @@
         <w:rPr>
           <w:lang w:eastAsia="zh-CN"/>
         </w:rPr>
-        <w:t>标定与时间同步是把“控制做到位、质量做出来”的最后两块拼图。几何外参在热真空与力学试验后进行一次性地面标定，入轨后通过恒星标定与地面几何控制点联合优化在线更新；星载绝对时间由GNSS授时驱动，PPS分发至星敏感器、焦平面电子学和AOCS OBC，保证星敏感器曝光时标、轮速记录与成像行频处于同一时间基准，为地面几何校正与稳像反卷积保留充足的信息完整性。热控层面，星敏感器与惯导组件被维持在20±5 ℃并控制热梯度，光学基座与星敏感器支座匹配CTE的材料选型与等温化设计用来抑制热致相对漂移，残余的微小外参漂移通过在轨趋势分析与定期标定闭环消除。</w:t>
+        <w:t>标定与时间同步是把“控制做到位、质量做出来”的最后两块拼图。几何外参在热真空与力学试验后进行一次性地面标定，入轨后通过恒星标定与地面几何控制点联合优化在线更新；星载绝对时间由GNSS授时驱动，PPS分发至星敏感器、焦平面电子学和AOCS OBC，保证星敏感器曝光时标、轮</w:t>
+      </w:r>
+      <w:proofErr w:type="gramStart"/>
+      <w:r>
+        <w:rPr>
+          <w:lang w:eastAsia="zh-CN"/>
+        </w:rPr>
+        <w:t>速记录与成像</w:t>
+      </w:r>
+      <w:proofErr w:type="gramEnd"/>
+      <w:r>
+        <w:rPr>
+          <w:lang w:eastAsia="zh-CN"/>
+        </w:rPr>
+        <w:t>行频处于同一时间基准，为地面几何校正与稳像反卷积保留充足的信息完整性。热控层面，星敏感器</w:t>
+      </w:r>
+      <w:proofErr w:type="gramStart"/>
+      <w:r>
+        <w:rPr>
+          <w:lang w:eastAsia="zh-CN"/>
+        </w:rPr>
+        <w:t>与惯导</w:t>
+      </w:r>
+      <w:proofErr w:type="gramEnd"/>
+      <w:r>
+        <w:rPr>
+          <w:lang w:eastAsia="zh-CN"/>
+        </w:rPr>
+        <w:t>组件被维持在20±5 ℃并控制热梯度，光学基座与星敏感器支座匹配CTE的材料选型与等温化设计用来抑制热</w:t>
+      </w:r>
+      <w:proofErr w:type="gramStart"/>
+      <w:r>
+        <w:rPr>
+          <w:lang w:eastAsia="zh-CN"/>
+        </w:rPr>
+        <w:t>致相对</w:t>
+      </w:r>
+      <w:proofErr w:type="gramEnd"/>
+      <w:r>
+        <w:rPr>
+          <w:lang w:eastAsia="zh-CN"/>
+        </w:rPr>
+        <w:t>漂移，残余的微小外参漂移通过在轨趋势分析与定期标定闭环消除。</w:t>
       </w:r>
     </w:p>
     <w:p>
@@ -4494,7 +5780,21 @@
         <w:rPr>
           <w:lang w:eastAsia="zh-CN"/>
         </w:rPr>
-        <w:t>通过上述架构，系统在“姿态知识—控制精度—微振动抑制—时间同步—标定可追溯性”五个维度形成闭环，满足在0.5 m GSD条件下将有效积分内视线抖动控制在≈0.25 µrad RMS的核心目标，同时保持绝对指向与姿态知识的充足裕度，为TDI+FMC同步成像和地面高精度几何校正提供坚实基础。下一章节我将以同等深度展开“指令与数据处理子系统（C&amp;DH）”，把高速数据链与容错机制与ADCS时统/控制接口衔接起来。</w:t>
+        <w:t>通过上述架构，系统在“姿态知识—控制精度—微振动抑制—时间同步—标定可追溯性”五个维度形成闭环，满足在0.5 m GSD条件下将有效积分内视线抖动控制在≈0.25 µrad RMS的核心目标，同时保持绝对指向与姿态知识的充足裕度，为TDI+FMC同步成像和地面高精度几何校正提供坚实基础。下一章节我将以同等深度展开“指令与数据处理子系统（C&amp;DH）”，把高速数据链与容错机制与ADCS</w:t>
+      </w:r>
+      <w:proofErr w:type="gramStart"/>
+      <w:r>
+        <w:rPr>
+          <w:lang w:eastAsia="zh-CN"/>
+        </w:rPr>
+        <w:t>时统</w:t>
+      </w:r>
+      <w:proofErr w:type="gramEnd"/>
+      <w:r>
+        <w:rPr>
+          <w:lang w:eastAsia="zh-CN"/>
+        </w:rPr>
+        <w:t>/控制接口衔接起来。</w:t>
       </w:r>
     </w:p>
     <w:p>
@@ -4504,6 +5804,7 @@
           <w:rFonts w:hint="eastAsia"/>
         </w:rPr>
       </w:pPr>
+      <w:proofErr w:type="spellStart"/>
       <w:r>
         <w:rPr>
           <w:rFonts w:hint="eastAsia"/>
@@ -4515,13 +5816,35 @@
           <w:b/>
           <w:bCs/>
         </w:rPr>
-        <w:t>Blue Canyon Technologies XACT-50</w:t>
-      </w:r>
-      <w:r>
-        <w:rPr>
-          <w:rFonts w:hint="eastAsia"/>
-        </w:rPr>
-        <w:t>集成解决方案，在所有三轴提供±0.002°RMS指向精度。该系统集成星敏感器、反作用轮、磁力矩器、IMU和磁强计，形成紧凑的飞行验证包装，具有包括火星任务在内的广泛传承。</w:t>
+        <w:t>Blue</w:t>
+      </w:r>
+      <w:proofErr w:type="spellEnd"/>
+      <w:r>
+        <w:rPr>
+          <w:b/>
+          <w:bCs/>
+        </w:rPr>
+        <w:t xml:space="preserve"> Canyon Technologies XACT-50</w:t>
+      </w:r>
+      <w:r>
+        <w:rPr>
+          <w:rFonts w:hint="eastAsia"/>
+        </w:rPr>
+        <w:t>集成解决方案，在所有三轴提供±</w:t>
+      </w:r>
+      <w:proofErr w:type="gramStart"/>
+      <w:r>
+        <w:rPr>
+          <w:rFonts w:hint="eastAsia"/>
+        </w:rPr>
+        <w:t>0.002°RMS指向精度。该系统集成星敏感器</w:t>
+      </w:r>
+      <w:proofErr w:type="gramEnd"/>
+      <w:r>
+        <w:rPr>
+          <w:rFonts w:hint="eastAsia"/>
+        </w:rPr>
+        <w:t>、反作用轮、磁力矩器、IMU和磁强计，形成紧凑的飞行验证包装，具有包括火星任务在内的广泛传承。</w:t>
       </w:r>
     </w:p>
     <w:tbl>
@@ -4550,44 +5873,50 @@
             <w:pPr>
               <w:pStyle w:val="Compact"/>
             </w:pPr>
+            <w:proofErr w:type="spellStart"/>
             <w:r>
               <w:rPr>
                 <w:rFonts w:hint="eastAsia"/>
               </w:rPr>
               <w:t>组件</w:t>
             </w:r>
-          </w:p>
-        </w:tc>
-        <w:tc>
-          <w:tcPr>
-            <w:tcW w:w="0" w:type="auto"/>
-          </w:tcPr>
-          <w:p>
-            <w:pPr>
-              <w:pStyle w:val="Compact"/>
-            </w:pPr>
+            <w:proofErr w:type="spellEnd"/>
+          </w:p>
+        </w:tc>
+        <w:tc>
+          <w:tcPr>
+            <w:tcW w:w="0" w:type="auto"/>
+          </w:tcPr>
+          <w:p>
+            <w:pPr>
+              <w:pStyle w:val="Compact"/>
+            </w:pPr>
+            <w:proofErr w:type="spellStart"/>
             <w:r>
               <w:rPr>
                 <w:rFonts w:hint="eastAsia"/>
               </w:rPr>
               <w:t>型号</w:t>
             </w:r>
-          </w:p>
-        </w:tc>
-        <w:tc>
-          <w:tcPr>
-            <w:tcW w:w="0" w:type="auto"/>
-          </w:tcPr>
-          <w:p>
-            <w:pPr>
-              <w:pStyle w:val="Compact"/>
-            </w:pPr>
+            <w:proofErr w:type="spellEnd"/>
+          </w:p>
+        </w:tc>
+        <w:tc>
+          <w:tcPr>
+            <w:tcW w:w="0" w:type="auto"/>
+          </w:tcPr>
+          <w:p>
+            <w:pPr>
+              <w:pStyle w:val="Compact"/>
+            </w:pPr>
+            <w:proofErr w:type="spellStart"/>
             <w:r>
               <w:rPr>
                 <w:rFonts w:hint="eastAsia"/>
               </w:rPr>
               <w:t>质量</w:t>
             </w:r>
+            <w:proofErr w:type="spellEnd"/>
             <w:r>
               <w:rPr>
                 <w:rFonts w:hint="eastAsia"/>
@@ -4604,12 +5933,14 @@
             <w:pPr>
               <w:pStyle w:val="Compact"/>
             </w:pPr>
+            <w:proofErr w:type="spellStart"/>
             <w:r>
               <w:rPr>
                 <w:rFonts w:hint="eastAsia"/>
               </w:rPr>
               <w:t>功耗</w:t>
             </w:r>
+            <w:proofErr w:type="spellEnd"/>
             <w:r>
               <w:rPr>
                 <w:rFonts w:hint="eastAsia"/>
@@ -4626,12 +5957,14 @@
             <w:pPr>
               <w:pStyle w:val="Compact"/>
             </w:pPr>
+            <w:proofErr w:type="spellStart"/>
             <w:r>
               <w:rPr>
                 <w:rFonts w:hint="eastAsia"/>
               </w:rPr>
               <w:t>性能</w:t>
             </w:r>
+            <w:proofErr w:type="spellEnd"/>
           </w:p>
         </w:tc>
       </w:tr>
@@ -4644,6 +5977,7 @@
             <w:pPr>
               <w:pStyle w:val="Compact"/>
             </w:pPr>
+            <w:proofErr w:type="spellStart"/>
             <w:r>
               <w:rPr>
                 <w:rFonts w:hint="eastAsia"/>
@@ -4656,6 +5990,7 @@
               </w:rPr>
               <w:t>ADCS</w:t>
             </w:r>
+            <w:proofErr w:type="spellEnd"/>
           </w:p>
         </w:tc>
         <w:tc>
@@ -4714,12 +6049,14 @@
               </w:rPr>
               <w:t>(</w:t>
             </w:r>
+            <w:proofErr w:type="spellStart"/>
             <w:r>
               <w:rPr>
                 <w:rFonts w:hint="eastAsia"/>
               </w:rPr>
               <w:t>三轴</w:t>
             </w:r>
+            <w:proofErr w:type="spellEnd"/>
             <w:r>
               <w:rPr>
                 <w:rFonts w:hint="eastAsia"/>
@@ -4738,22 +6075,25 @@
             <w:pPr>
               <w:pStyle w:val="Compact"/>
             </w:pPr>
+            <w:proofErr w:type="spellStart"/>
             <w:r>
               <w:rPr>
                 <w:rFonts w:hint="eastAsia"/>
               </w:rPr>
               <w:t>星敏感器</w:t>
             </w:r>
-          </w:p>
-        </w:tc>
-        <w:tc>
-          <w:tcPr>
-            <w:tcW w:w="0" w:type="auto"/>
-          </w:tcPr>
-          <w:p>
-            <w:pPr>
-              <w:pStyle w:val="Compact"/>
-            </w:pPr>
+            <w:proofErr w:type="spellEnd"/>
+          </w:p>
+        </w:tc>
+        <w:tc>
+          <w:tcPr>
+            <w:tcW w:w="0" w:type="auto"/>
+          </w:tcPr>
+          <w:p>
+            <w:pPr>
+              <w:pStyle w:val="Compact"/>
+            </w:pPr>
+            <w:proofErr w:type="spellStart"/>
             <w:r>
               <w:rPr>
                 <w:rFonts w:hint="eastAsia"/>
@@ -4766,6 +6106,7 @@
               </w:rPr>
               <w:t>NST</w:t>
             </w:r>
+            <w:proofErr w:type="spellEnd"/>
             <w:r>
               <w:t xml:space="preserve"> </w:t>
             </w:r>
@@ -4775,12 +6116,14 @@
               </w:rPr>
               <w:t>(</w:t>
             </w:r>
+            <w:proofErr w:type="spellStart"/>
             <w:r>
               <w:rPr>
                 <w:rFonts w:hint="eastAsia"/>
               </w:rPr>
               <w:t>包含</w:t>
             </w:r>
+            <w:proofErr w:type="spellEnd"/>
             <w:r>
               <w:rPr>
                 <w:rFonts w:hint="eastAsia"/>
@@ -4847,24 +6190,34 @@
             <w:pPr>
               <w:pStyle w:val="Compact"/>
             </w:pPr>
+            <w:proofErr w:type="spellStart"/>
             <w:r>
               <w:rPr>
                 <w:rFonts w:hint="eastAsia"/>
               </w:rPr>
               <w:t>反作用轮</w:t>
             </w:r>
-          </w:p>
-        </w:tc>
-        <w:tc>
-          <w:tcPr>
-            <w:tcW w:w="0" w:type="auto"/>
-          </w:tcPr>
-          <w:p>
-            <w:pPr>
-              <w:pStyle w:val="Compact"/>
-            </w:pPr>
-            <w:r>
-              <w:t xml:space="preserve">50 mNms </w:t>
+            <w:proofErr w:type="spellEnd"/>
+          </w:p>
+        </w:tc>
+        <w:tc>
+          <w:tcPr>
+            <w:tcW w:w="0" w:type="auto"/>
+          </w:tcPr>
+          <w:p>
+            <w:pPr>
+              <w:pStyle w:val="Compact"/>
+            </w:pPr>
+            <w:r>
+              <w:t xml:space="preserve">50 </w:t>
+            </w:r>
+            <w:proofErr w:type="spellStart"/>
+            <w:r>
+              <w:t>mNms</w:t>
+            </w:r>
+            <w:proofErr w:type="spellEnd"/>
+            <w:r>
+              <w:t xml:space="preserve"> </w:t>
             </w:r>
             <w:r>
               <w:rPr>
@@ -4872,12 +6225,14 @@
               </w:rPr>
               <w:t>(</w:t>
             </w:r>
+            <w:proofErr w:type="spellStart"/>
             <w:r>
               <w:rPr>
                 <w:rFonts w:hint="eastAsia"/>
               </w:rPr>
               <w:t>包含</w:t>
             </w:r>
+            <w:proofErr w:type="spellEnd"/>
             <w:r>
               <w:rPr>
                 <w:rFonts w:hint="eastAsia"/>
@@ -4920,12 +6275,14 @@
             <w:pPr>
               <w:pStyle w:val="Compact"/>
             </w:pPr>
+            <w:proofErr w:type="spellStart"/>
             <w:r>
               <w:rPr>
                 <w:rFonts w:hint="eastAsia"/>
               </w:rPr>
               <w:t>超低抖动设计</w:t>
             </w:r>
+            <w:proofErr w:type="spellEnd"/>
           </w:p>
         </w:tc>
       </w:tr>
@@ -4938,28 +6295,32 @@
             <w:pPr>
               <w:pStyle w:val="Compact"/>
             </w:pPr>
+            <w:proofErr w:type="spellStart"/>
             <w:r>
               <w:rPr>
                 <w:rFonts w:hint="eastAsia"/>
               </w:rPr>
               <w:t>磁力矩器</w:t>
             </w:r>
-          </w:p>
-        </w:tc>
-        <w:tc>
-          <w:tcPr>
-            <w:tcW w:w="0" w:type="auto"/>
-          </w:tcPr>
-          <w:p>
-            <w:pPr>
-              <w:pStyle w:val="Compact"/>
-            </w:pPr>
+            <w:proofErr w:type="spellEnd"/>
+          </w:p>
+        </w:tc>
+        <w:tc>
+          <w:tcPr>
+            <w:tcW w:w="0" w:type="auto"/>
+          </w:tcPr>
+          <w:p>
+            <w:pPr>
+              <w:pStyle w:val="Compact"/>
+            </w:pPr>
+            <w:proofErr w:type="spellStart"/>
             <w:r>
               <w:rPr>
                 <w:rFonts w:hint="eastAsia"/>
               </w:rPr>
               <w:t>三轴杆</w:t>
             </w:r>
+            <w:proofErr w:type="spellEnd"/>
             <w:r>
               <w:t xml:space="preserve"> </w:t>
             </w:r>
@@ -4969,12 +6330,14 @@
               </w:rPr>
               <w:t>(</w:t>
             </w:r>
+            <w:proofErr w:type="spellStart"/>
             <w:r>
               <w:rPr>
                 <w:rFonts w:hint="eastAsia"/>
               </w:rPr>
               <w:t>包含</w:t>
             </w:r>
+            <w:proofErr w:type="spellEnd"/>
             <w:r>
               <w:rPr>
                 <w:rFonts w:hint="eastAsia"/>
@@ -5044,6 +6407,7 @@
             <w:pPr>
               <w:pStyle w:val="Compact"/>
             </w:pPr>
+            <w:proofErr w:type="spellStart"/>
             <w:r>
               <w:rPr>
                 <w:rFonts w:hint="eastAsia"/>
@@ -5051,22 +6415,25 @@
               <w:lastRenderedPageBreak/>
               <w:t>控制电子器件</w:t>
             </w:r>
-          </w:p>
-        </w:tc>
-        <w:tc>
-          <w:tcPr>
-            <w:tcW w:w="0" w:type="auto"/>
-          </w:tcPr>
-          <w:p>
-            <w:pPr>
-              <w:pStyle w:val="Compact"/>
-            </w:pPr>
+            <w:proofErr w:type="spellEnd"/>
+          </w:p>
+        </w:tc>
+        <w:tc>
+          <w:tcPr>
+            <w:tcW w:w="0" w:type="auto"/>
+          </w:tcPr>
+          <w:p>
+            <w:pPr>
+              <w:pStyle w:val="Compact"/>
+            </w:pPr>
+            <w:proofErr w:type="spellStart"/>
             <w:r>
               <w:rPr>
                 <w:rFonts w:hint="eastAsia"/>
               </w:rPr>
               <w:t>飞行计算机</w:t>
             </w:r>
+            <w:proofErr w:type="spellEnd"/>
             <w:r>
               <w:t xml:space="preserve"> </w:t>
             </w:r>
@@ -5076,12 +6443,14 @@
               </w:rPr>
               <w:t>(</w:t>
             </w:r>
+            <w:proofErr w:type="spellStart"/>
             <w:r>
               <w:rPr>
                 <w:rFonts w:hint="eastAsia"/>
               </w:rPr>
               <w:t>包含</w:t>
             </w:r>
+            <w:proofErr w:type="spellEnd"/>
             <w:r>
               <w:rPr>
                 <w:rFonts w:hint="eastAsia"/>
@@ -5127,6 +6496,7 @@
             <w:r>
               <w:t xml:space="preserve">5 </w:t>
             </w:r>
+            <w:proofErr w:type="spellStart"/>
             <w:r>
               <w:rPr>
                 <w:rFonts w:hint="eastAsia"/>
@@ -5139,6 +6509,7 @@
               </w:rPr>
               <w:t>姿态解算</w:t>
             </w:r>
+            <w:proofErr w:type="spellEnd"/>
           </w:p>
         </w:tc>
       </w:tr>
@@ -5174,44 +6545,9 @@
           <w:bCs/>
           <w:lang w:eastAsia="zh-CN"/>
         </w:rPr>
-        <w:t>辐射耐受性</w:t>
-      </w:r>
-      <w:r>
-        <w:rPr>
-          <w:rFonts w:hint="eastAsia"/>
-          <w:lang w:eastAsia="zh-CN"/>
-        </w:rPr>
-        <w:t>超过45</w:t>
-      </w:r>
-      <w:r>
-        <w:rPr>
-          <w:lang w:eastAsia="zh-CN"/>
-        </w:rPr>
-        <w:t xml:space="preserve"> </w:t>
-      </w:r>
-      <w:r>
-        <w:rPr>
-          <w:rFonts w:hint="eastAsia"/>
-          <w:lang w:eastAsia="zh-CN"/>
-        </w:rPr>
-        <w:t>kRad总剂量，适用于5年以上低地球轨道任务。</w:t>
-      </w:r>
-    </w:p>
-    <w:p>
-      <w:pPr>
-        <w:pStyle w:val="AI"/>
-        <w:rPr>
-          <w:rFonts w:hint="eastAsia"/>
-          <w:lang w:eastAsia="zh-CN"/>
-        </w:rPr>
-      </w:pPr>
-      <w:r>
-        <w:rPr>
-          <w:rFonts w:hint="eastAsia"/>
-          <w:lang w:eastAsia="zh-CN"/>
-        </w:rPr>
-        <w:t>系统通过预测指向算法和高带宽姿态控制环路提供</w:t>
-      </w:r>
+        <w:t>辐射耐受</w:t>
+      </w:r>
+      <w:proofErr w:type="gramStart"/>
       <w:r>
         <w:rPr>
           <w:rFonts w:hint="eastAsia"/>
@@ -5219,6 +6555,68 @@
           <w:bCs/>
           <w:lang w:eastAsia="zh-CN"/>
         </w:rPr>
+        <w:t>性</w:t>
+      </w:r>
+      <w:r>
+        <w:rPr>
+          <w:rFonts w:hint="eastAsia"/>
+          <w:lang w:eastAsia="zh-CN"/>
+        </w:rPr>
+        <w:t>超过</w:t>
+      </w:r>
+      <w:proofErr w:type="gramEnd"/>
+      <w:r>
+        <w:rPr>
+          <w:rFonts w:hint="eastAsia"/>
+          <w:lang w:eastAsia="zh-CN"/>
+        </w:rPr>
+        <w:t>45</w:t>
+      </w:r>
+      <w:r>
+        <w:rPr>
+          <w:lang w:eastAsia="zh-CN"/>
+        </w:rPr>
+        <w:t xml:space="preserve"> </w:t>
+      </w:r>
+      <w:proofErr w:type="spellStart"/>
+      <w:r>
+        <w:rPr>
+          <w:rFonts w:hint="eastAsia"/>
+          <w:lang w:eastAsia="zh-CN"/>
+        </w:rPr>
+        <w:t>kRad</w:t>
+      </w:r>
+      <w:proofErr w:type="spellEnd"/>
+      <w:r>
+        <w:rPr>
+          <w:rFonts w:hint="eastAsia"/>
+          <w:lang w:eastAsia="zh-CN"/>
+        </w:rPr>
+        <w:t>总剂量，适用于5年以上低地球轨道任务。</w:t>
+      </w:r>
+    </w:p>
+    <w:p>
+      <w:pPr>
+        <w:pStyle w:val="AI"/>
+        <w:rPr>
+          <w:rFonts w:hint="eastAsia"/>
+          <w:lang w:eastAsia="zh-CN"/>
+        </w:rPr>
+      </w:pPr>
+      <w:r>
+        <w:rPr>
+          <w:rFonts w:hint="eastAsia"/>
+          <w:lang w:eastAsia="zh-CN"/>
+        </w:rPr>
+        <w:t>系统通过预测指向算法和高带宽姿态控制环路提供</w:t>
+      </w:r>
+      <w:r>
+        <w:rPr>
+          <w:rFonts w:hint="eastAsia"/>
+          <w:b/>
+          <w:bCs/>
+          <w:lang w:eastAsia="zh-CN"/>
+        </w:rPr>
         <w:t>像移补偿</w:t>
       </w:r>
       <w:r>
@@ -5226,18 +6624,39 @@
           <w:rFonts w:hint="eastAsia"/>
           <w:lang w:eastAsia="zh-CN"/>
         </w:rPr>
-        <w:t>。磁去饱和在非成像期间使用地球磁场，消除动量管理的推进剂消耗。</w:t>
+        <w:t>。</w:t>
+      </w:r>
+      <w:proofErr w:type="gramStart"/>
+      <w:r>
+        <w:rPr>
+          <w:rFonts w:hint="eastAsia"/>
+          <w:lang w:eastAsia="zh-CN"/>
+        </w:rPr>
+        <w:t>磁去饱和</w:t>
+      </w:r>
+      <w:proofErr w:type="gramEnd"/>
+      <w:r>
+        <w:rPr>
+          <w:rFonts w:hint="eastAsia"/>
+          <w:lang w:eastAsia="zh-CN"/>
+        </w:rPr>
+        <w:t>在非成像期间使用地球磁场，消除动量管理的推进剂消耗。</w:t>
       </w:r>
     </w:p>
     <w:p>
       <w:pPr>
         <w:pStyle w:val="2"/>
       </w:pPr>
+      <w:proofErr w:type="spellStart"/>
       <w:r>
         <w:t>数据处理与存储子系统（</w:t>
       </w:r>
       <w:r>
-        <w:t>Data Handling &amp; Onboard Storage Subsystem</w:t>
+        <w:t>Data</w:t>
+      </w:r>
+      <w:proofErr w:type="spellEnd"/>
+      <w:r>
+        <w:t xml:space="preserve"> Handling &amp; Onboard Storage Subsystem</w:t>
       </w:r>
       <w:r>
         <w:t>）</w:t>
@@ -5255,7 +6674,21 @@
         <w:rPr>
           <w:lang w:eastAsia="zh-CN"/>
         </w:rPr>
-        <w:t>数据处理与存储子系统是卫星任务链路的关键环节，其功能是对光学载荷产生的海量原始数据进行实时处理、缓存和有序下传。它相当于卫星的“神经中枢”，不仅要保证数据链路的高速与可靠性，还要在极端的空间环境下运行多年不失效。本子系统的设计核心在于高性能计算能力、冗余存储架构以及抗辐射容错技术，目标是确保从成像到下行的全流程数据管理有序、安全和高效。对于0.5米分辨率的光学遥感卫星，每天产生的数据量可达数TB，因此如何在有限功耗和体积下实现高效的数据处理与存储，是整个子系统的工程挑战。</w:t>
+        <w:t>数据处理与存储子系统是卫星任务链路的关键环节，其功能是对光学载荷产生的海量原始数据进行实时处理、缓存和有序下传。它相当于卫星的“神经中枢”，不仅要保证数据链路的高速与可靠性，还要在极端的空间环境下运行多年</w:t>
+      </w:r>
+      <w:proofErr w:type="gramStart"/>
+      <w:r>
+        <w:rPr>
+          <w:lang w:eastAsia="zh-CN"/>
+        </w:rPr>
+        <w:t>不</w:t>
+      </w:r>
+      <w:proofErr w:type="gramEnd"/>
+      <w:r>
+        <w:rPr>
+          <w:lang w:eastAsia="zh-CN"/>
+        </w:rPr>
+        <w:t>失效。本子系统的设计核心在于高性能计算能力、冗余存储架构以及抗辐射容错技术，目标是确保从成像到下行的全流程数据管理有序、安全和高效。对于0.5米分辨率的光学遥感卫星，每天产生的数据量可达数TB，因此如何在有限功耗和体积下实现高效的数据处理与存储，是整个子系统的工程挑战。</w:t>
       </w:r>
     </w:p>
     <w:p>
@@ -5366,7 +6799,35 @@
         <w:rPr>
           <w:lang w:eastAsia="zh-CN"/>
         </w:rPr>
-        <w:t>光学载荷传感器输出的是高速、多通道的数字信号，全色和多光谱相机的数据率通常高达数Gbps。数据处理子系统通过高速LVDS或SpaceWire总线与焦平面电子学（FEE）对接，第一步是接收并同步化各通道数据流，避免由于读出时钟偏差引起的像元错位。为此，系统在硬件层面配备精密时钟同步电路，并与卫星星敏感器时间系统耦合，保证成像数据与姿态测量数据的时间戳严格一致，这对于几何校正和地理定位至关重要。</w:t>
+        <w:t>光学载荷传感器输出的是高速、多通道的数字信号，全色和多光谱相机的数据率通常高达数Gbps。数据处理子系统通过高速LVDS或</w:t>
+      </w:r>
+      <w:proofErr w:type="spellStart"/>
+      <w:r>
+        <w:rPr>
+          <w:lang w:eastAsia="zh-CN"/>
+        </w:rPr>
+        <w:t>SpaceWire</w:t>
+      </w:r>
+      <w:proofErr w:type="spellEnd"/>
+      <w:r>
+        <w:rPr>
+          <w:lang w:eastAsia="zh-CN"/>
+        </w:rPr>
+        <w:t>总线与焦平面电子学（FEE）对接，第一步是接收并同步化各通道数据流，避免由于读出时钟偏差引起的像元错位。为此，系统在硬件层面配备精密时钟同步电路，并与卫星星敏感器时间系统耦合，保证成像数据与姿态测量数据的时间</w:t>
+      </w:r>
+      <w:proofErr w:type="gramStart"/>
+      <w:r>
+        <w:rPr>
+          <w:lang w:eastAsia="zh-CN"/>
+        </w:rPr>
+        <w:t>戳严格</w:t>
+      </w:r>
+      <w:proofErr w:type="gramEnd"/>
+      <w:r>
+        <w:rPr>
+          <w:lang w:eastAsia="zh-CN"/>
+        </w:rPr>
+        <w:t>一致，这对于几何校正和地理定位至关重要。</w:t>
       </w:r>
     </w:p>
     <w:p>
@@ -5401,7 +6862,21 @@
         <w:rPr>
           <w:lang w:eastAsia="zh-CN"/>
         </w:rPr>
-        <w:t>为了减轻后端存储与下行的压力，子系统在硬件层嵌入了FPGA或SoC平台，执行实时预处理任务。预处理包括坏点检测与替代、行列均值滤波、增益与偏置修正、TDI级数匹配等操作。这些处理在传感器数据流入缓存前完成，可显著提升数据质量并减少冗余。与此同时，系统还对数据进行快速压缩前的光谱配准，保证多光谱通道在像素级的对齐，为后续用户应用打下基础。</w:t>
+        <w:t>为了减轻后端存储与下行的压力，子系统在硬件层嵌入了FPGA或SoC平台，执行实时预处理任务。预处理包括坏点检测与替代、行列均值滤波、增益与偏置修正、TDI级数匹配等操作。这些处理在传感器数据流入缓存前完成，可显著提升数据质量并减少冗余。与此同时，系统还对数据进行快速压缩前的光谱配准，保证多光谱通道在</w:t>
+      </w:r>
+      <w:proofErr w:type="gramStart"/>
+      <w:r>
+        <w:rPr>
+          <w:lang w:eastAsia="zh-CN"/>
+        </w:rPr>
+        <w:t>像素级</w:t>
+      </w:r>
+      <w:proofErr w:type="gramEnd"/>
+      <w:r>
+        <w:rPr>
+          <w:lang w:eastAsia="zh-CN"/>
+        </w:rPr>
+        <w:t>的对齐，为后续用户应用打下基础。</w:t>
       </w:r>
     </w:p>
     <w:p>
@@ -5473,9 +6948,11 @@
       <w:r>
         <w:t xml:space="preserve">2.2 </w:t>
       </w:r>
+      <w:proofErr w:type="spellStart"/>
       <w:r>
         <w:t>缓存与存储架构</w:t>
       </w:r>
+      <w:proofErr w:type="spellEnd"/>
     </w:p>
     <w:p>
       <w:pPr>
@@ -5485,8 +6962,13 @@
           <w:lang w:eastAsia="zh-CN"/>
         </w:rPr>
       </w:pPr>
-      <w:r>
-        <w:t>压缩后的数据进入大容量固态存储单元（SSR, Solid State Recorder）。典型配置为数TB级NAND闪存阵列，采用多控制器并行架构以提高吞吐率。为保障可靠性，SSR设计了ECC（纠错码）、磨损均衡与冗余条带（RAID-like）机制，以抵抗闪存老化和单粒子翻转（SEU）等空间环境效应。</w:t>
+      <w:proofErr w:type="spellStart"/>
+      <w:r>
+        <w:t>压缩后的数据进入大容量固态存储单元（SSR</w:t>
+      </w:r>
+      <w:proofErr w:type="spellEnd"/>
+      <w:r>
+        <w:t>, Solid State Recorder）。典型配置为数TB级NAND闪存阵列，采用多控制器并行架构以提高吞吐率。为保障可靠性，SSR设计了ECC（纠错码）、磨损均衡与冗余条带（RAID-like）机制，以抵抗闪存老化和单粒子翻转（SEU）等空间环境效应。</w:t>
       </w:r>
       <w:r>
         <w:rPr>
@@ -5561,7 +7043,21 @@
         <w:rPr>
           <w:lang w:eastAsia="zh-CN"/>
         </w:rPr>
-        <w:t>在轨数据处理平台必须具备强抗辐射能力与冗余设计。通常采用基于LEON3/LEON4内核的抗辐射处理器，主频在100–200 MHz范围内，同时配备FPGA作为协处理单元以加速数据并行运算。为防止单粒子翻转导致的系统异常，处理器支持三模冗余（TMR）或错误检测与恢复机制，保证关键任务进程不会中断。操作系统一般使用实时多任务RTEMS或VxWorks，支持任务调度与容错管理。</w:t>
+        <w:t>在轨数据处理平台必须</w:t>
+      </w:r>
+      <w:proofErr w:type="gramStart"/>
+      <w:r>
+        <w:rPr>
+          <w:lang w:eastAsia="zh-CN"/>
+        </w:rPr>
+        <w:t>具备强抗辐射</w:t>
+      </w:r>
+      <w:proofErr w:type="gramEnd"/>
+      <w:r>
+        <w:rPr>
+          <w:lang w:eastAsia="zh-CN"/>
+        </w:rPr>
+        <w:t>能力与冗余设计。通常采用基于LEON3/LEON4内核的抗辐射处理器，主频在100–200 MHz范围内，同时配备FPGA作为协处理单元以加速数据并行运算。为防止单粒子翻转导致的系统异常，处理器支持三模冗余（TMR）或错误检测与恢复机制，保证关键任务进程不会中断。操作系统一般使用实时多任务RTEMS或VxWorks，支持任务调度与容错管理。</w:t>
       </w:r>
     </w:p>
     <w:p>
@@ -5596,7 +7092,21 @@
         <w:rPr>
           <w:lang w:eastAsia="zh-CN"/>
         </w:rPr>
-        <w:t>为确保数据下传前不被破坏，系统设置了多级校验机制。每个数据包均嵌入CRC校验码，存储单元周期性执行数据刷新与一致性检查，发现异常即触发重读或标记损坏。数据链路的各环节（采集、缓存、压缩、存储、下传）均配有监控计数器，实时上报健康状态至卫星管理单元（OBC），一旦发现错误超过阈值，自动触发故障检测与恢复（FDIR），例如切换至冗余模块或重启压缩单元。</w:t>
+        <w:t>为确保数据</w:t>
+      </w:r>
+      <w:proofErr w:type="gramStart"/>
+      <w:r>
+        <w:rPr>
+          <w:lang w:eastAsia="zh-CN"/>
+        </w:rPr>
+        <w:t>下传前不</w:t>
+      </w:r>
+      <w:proofErr w:type="gramEnd"/>
+      <w:r>
+        <w:rPr>
+          <w:lang w:eastAsia="zh-CN"/>
+        </w:rPr>
+        <w:t>被破坏，系统设置了多级校验机制。每个数据包均嵌入CRC校验码，存储单元周期性执行数据刷新与一致性检查，发现异常即触发重读或标记损坏。数据链路的各环节（采集、缓存、压缩、存储、下传）均配有监控计数器，实时上报健康状态至卫星管理单元（OBC），一旦发现错误超过阈值，自动触发故障检测与恢复（FDIR），例如切换至冗余模块或重启压缩单元。</w:t>
       </w:r>
     </w:p>
     <w:p>
@@ -5631,7 +7141,35 @@
         <w:rPr>
           <w:lang w:eastAsia="zh-CN"/>
         </w:rPr>
-        <w:t>在轨任务具有多样性与突发性，例如自然灾害发生后需临时增加成像任务。数据处理与存储子系统通过与星上任务规划软件协同，动态调整缓存分配与下传优先级。通过可编程配置表，地面站可以远程更改压缩比、存储路径和数据优先级，保证有限的链路资源在最关键任务中得到最优使用。</w:t>
+        <w:t>在</w:t>
+      </w:r>
+      <w:proofErr w:type="gramStart"/>
+      <w:r>
+        <w:rPr>
+          <w:lang w:eastAsia="zh-CN"/>
+        </w:rPr>
+        <w:t>轨任务</w:t>
+      </w:r>
+      <w:proofErr w:type="gramEnd"/>
+      <w:r>
+        <w:rPr>
+          <w:lang w:eastAsia="zh-CN"/>
+        </w:rPr>
+        <w:t>具有多样性与突发性，例如自然灾害发生后需临时增加成像任务。数据处理与存储子系统通过与星上任务规划软件协同，动态调整缓存分配与下传优先级。通过可编程配置表，地面站可以远程更改压缩比、存储路径和数据优先级，保证有限的链路资源在</w:t>
+      </w:r>
+      <w:proofErr w:type="gramStart"/>
+      <w:r>
+        <w:rPr>
+          <w:lang w:eastAsia="zh-CN"/>
+        </w:rPr>
+        <w:t>最</w:t>
+      </w:r>
+      <w:proofErr w:type="gramEnd"/>
+      <w:r>
+        <w:rPr>
+          <w:lang w:eastAsia="zh-CN"/>
+        </w:rPr>
+        <w:t>关键任务中得到最优使用。</w:t>
       </w:r>
     </w:p>
     <w:p>
@@ -5672,7 +7210,7 @@
     <w:p>
       <w:r>
         <w:pict w14:anchorId="018BA911">
-          <v:rect id="_x0000_i1027" style="width:0;height:1.5pt" o:hralign="center" o:hrstd="t" o:hr="t" fillcolor="#a0a0a0" stroked="f"/>
+          <v:rect id="_x0000_i1026" style="width:0;height:1.5pt" o:hralign="center" o:hrstd="t" o:hr="t" fillcolor="#a0a0a0" stroked="f"/>
         </w:pict>
       </w:r>
     </w:p>
@@ -5709,7 +7247,21 @@
         <w:rPr>
           <w:lang w:eastAsia="zh-CN"/>
         </w:rPr>
-        <w:t>数据处理与存储子系统在卫星任务链条中承担承上启下的作用。它不仅要应对光学载荷产生的高速海量数据，还要在空间环境下长期保持高可靠性与容错性。通过高速采集与同步、实时预处理、可切换的压缩算法、大容量固态存储、以及抗辐射的容错计算平台，本子系统能够确保成像数据在轨安全存储并按优先级高效下传。其设计水平直接决定卫星任务的科学与应用价值，是衡量一颗高分辨率遥感卫星工程能力的重要指标。</w:t>
+        <w:t>数据处理与存储子系统在卫星任务链条中承担承上启下的作用。它不仅要应对光学载荷产生的高速海量数据，还要在空间环境下长期保持高可靠性与容错性。通过高速采集与同步、实时预处理、可切换的压缩算法、大容量固态存储、以及抗辐射的容错计算平台，本子系统能够确保成像数据在</w:t>
+      </w:r>
+      <w:proofErr w:type="gramStart"/>
+      <w:r>
+        <w:rPr>
+          <w:lang w:eastAsia="zh-CN"/>
+        </w:rPr>
+        <w:t>轨安全</w:t>
+      </w:r>
+      <w:proofErr w:type="gramEnd"/>
+      <w:r>
+        <w:rPr>
+          <w:lang w:eastAsia="zh-CN"/>
+        </w:rPr>
+        <w:t>存储并按优先级高效下传。其设计水平直接决定卫星任务的科学与应用价值，是衡量一颗高分辨率遥感卫星工程能力的重要指标。</w:t>
       </w:r>
     </w:p>
     <w:p>
@@ -5772,7 +7324,23 @@
           <w:rFonts w:hint="eastAsia"/>
           <w:lang w:eastAsia="zh-CN"/>
         </w:rPr>
-        <w:t>Proton600K飞行计算机为核心，配备八核ARM处理器和16GB</w:t>
+        <w:t>Proton600K飞行计算机为核心，</w:t>
+      </w:r>
+      <w:proofErr w:type="gramStart"/>
+      <w:r>
+        <w:rPr>
+          <w:rFonts w:hint="eastAsia"/>
+          <w:lang w:eastAsia="zh-CN"/>
+        </w:rPr>
+        <w:t>配备八核</w:t>
+      </w:r>
+      <w:proofErr w:type="gramEnd"/>
+      <w:r>
+        <w:rPr>
+          <w:rFonts w:hint="eastAsia"/>
+          <w:lang w:eastAsia="zh-CN"/>
+        </w:rPr>
+        <w:t>ARM处理器和16GB</w:t>
       </w:r>
       <w:r>
         <w:rPr>
@@ -5814,44 +7382,50 @@
             <w:pPr>
               <w:pStyle w:val="Compact"/>
             </w:pPr>
+            <w:proofErr w:type="spellStart"/>
             <w:r>
               <w:rPr>
                 <w:rFonts w:hint="eastAsia"/>
               </w:rPr>
               <w:t>组件</w:t>
             </w:r>
-          </w:p>
-        </w:tc>
-        <w:tc>
-          <w:tcPr>
-            <w:tcW w:w="0" w:type="auto"/>
-          </w:tcPr>
-          <w:p>
-            <w:pPr>
-              <w:pStyle w:val="Compact"/>
-            </w:pPr>
+            <w:proofErr w:type="spellEnd"/>
+          </w:p>
+        </w:tc>
+        <w:tc>
+          <w:tcPr>
+            <w:tcW w:w="0" w:type="auto"/>
+          </w:tcPr>
+          <w:p>
+            <w:pPr>
+              <w:pStyle w:val="Compact"/>
+            </w:pPr>
+            <w:proofErr w:type="spellStart"/>
             <w:r>
               <w:rPr>
                 <w:rFonts w:hint="eastAsia"/>
               </w:rPr>
               <w:t>型号</w:t>
             </w:r>
-          </w:p>
-        </w:tc>
-        <w:tc>
-          <w:tcPr>
-            <w:tcW w:w="0" w:type="auto"/>
-          </w:tcPr>
-          <w:p>
-            <w:pPr>
-              <w:pStyle w:val="Compact"/>
-            </w:pPr>
+            <w:proofErr w:type="spellEnd"/>
+          </w:p>
+        </w:tc>
+        <w:tc>
+          <w:tcPr>
+            <w:tcW w:w="0" w:type="auto"/>
+          </w:tcPr>
+          <w:p>
+            <w:pPr>
+              <w:pStyle w:val="Compact"/>
+            </w:pPr>
+            <w:proofErr w:type="spellStart"/>
             <w:r>
               <w:rPr>
                 <w:rFonts w:hint="eastAsia"/>
               </w:rPr>
               <w:t>质量</w:t>
             </w:r>
+            <w:proofErr w:type="spellEnd"/>
             <w:r>
               <w:rPr>
                 <w:rFonts w:hint="eastAsia"/>
@@ -5868,12 +7442,14 @@
             <w:pPr>
               <w:pStyle w:val="Compact"/>
             </w:pPr>
+            <w:proofErr w:type="spellStart"/>
             <w:r>
               <w:rPr>
                 <w:rFonts w:hint="eastAsia"/>
               </w:rPr>
               <w:t>功耗</w:t>
             </w:r>
+            <w:proofErr w:type="spellEnd"/>
             <w:r>
               <w:rPr>
                 <w:rFonts w:hint="eastAsia"/>
@@ -5890,12 +7466,14 @@
             <w:pPr>
               <w:pStyle w:val="Compact"/>
             </w:pPr>
+            <w:proofErr w:type="spellStart"/>
             <w:r>
               <w:rPr>
                 <w:rFonts w:hint="eastAsia"/>
               </w:rPr>
               <w:t>规格</w:t>
             </w:r>
+            <w:proofErr w:type="spellEnd"/>
           </w:p>
         </w:tc>
       </w:tr>
@@ -5908,12 +7486,14 @@
             <w:pPr>
               <w:pStyle w:val="Compact"/>
             </w:pPr>
+            <w:proofErr w:type="spellStart"/>
             <w:r>
               <w:rPr>
                 <w:rFonts w:hint="eastAsia"/>
               </w:rPr>
               <w:t>飞行计算机</w:t>
             </w:r>
+            <w:proofErr w:type="spellEnd"/>
           </w:p>
         </w:tc>
         <w:tc>
@@ -5963,6 +7543,7 @@
             <w:pPr>
               <w:pStyle w:val="Compact"/>
             </w:pPr>
+            <w:proofErr w:type="spellStart"/>
             <w:r>
               <w:rPr>
                 <w:rFonts w:hint="eastAsia"/>
@@ -5973,7 +7554,14 @@
               <w:rPr>
                 <w:rFonts w:hint="eastAsia"/>
               </w:rPr>
-              <w:t>ARM,</w:t>
+              <w:t>ARM</w:t>
+            </w:r>
+            <w:proofErr w:type="spellEnd"/>
+            <w:r>
+              <w:rPr>
+                <w:rFonts w:hint="eastAsia"/>
+              </w:rPr>
+              <w:t>,</w:t>
             </w:r>
             <w:r>
               <w:t xml:space="preserve"> 16GB RAM</w:t>
@@ -5990,12 +7578,14 @@
             <w:pPr>
               <w:pStyle w:val="Compact"/>
             </w:pPr>
+            <w:proofErr w:type="spellStart"/>
             <w:r>
               <w:rPr>
                 <w:rFonts w:hint="eastAsia"/>
               </w:rPr>
               <w:t>大容量存储</w:t>
             </w:r>
+            <w:proofErr w:type="spellEnd"/>
           </w:p>
         </w:tc>
         <w:tc>
@@ -6009,6 +7599,7 @@
             <w:r>
               <w:t xml:space="preserve">2TB </w:t>
             </w:r>
+            <w:proofErr w:type="spellStart"/>
             <w:r>
               <w:rPr>
                 <w:rFonts w:hint="eastAsia"/>
@@ -6021,6 +7612,7 @@
               </w:rPr>
               <w:t>阵列</w:t>
             </w:r>
+            <w:proofErr w:type="spellEnd"/>
           </w:p>
         </w:tc>
         <w:tc>
@@ -6057,12 +7649,14 @@
             <w:pPr>
               <w:pStyle w:val="Compact"/>
             </w:pPr>
+            <w:proofErr w:type="spellStart"/>
             <w:r>
               <w:rPr>
                 <w:rFonts w:hint="eastAsia"/>
               </w:rPr>
               <w:t>冗余存储系统</w:t>
             </w:r>
+            <w:proofErr w:type="spellEnd"/>
           </w:p>
         </w:tc>
       </w:tr>
@@ -6075,12 +7669,14 @@
             <w:pPr>
               <w:pStyle w:val="Compact"/>
             </w:pPr>
+            <w:proofErr w:type="spellStart"/>
             <w:r>
               <w:rPr>
                 <w:rFonts w:hint="eastAsia"/>
               </w:rPr>
               <w:t>备份控制器</w:t>
             </w:r>
+            <w:proofErr w:type="spellEnd"/>
           </w:p>
         </w:tc>
         <w:tc>
@@ -6130,12 +7726,14 @@
             <w:pPr>
               <w:pStyle w:val="Compact"/>
             </w:pPr>
+            <w:proofErr w:type="spellStart"/>
             <w:r>
               <w:rPr>
                 <w:rFonts w:hint="eastAsia"/>
               </w:rPr>
               <w:t>常在管家功能</w:t>
             </w:r>
+            <w:proofErr w:type="spellEnd"/>
           </w:p>
         </w:tc>
       </w:tr>
@@ -6148,27 +7746,44 @@
             <w:pPr>
               <w:pStyle w:val="Compact"/>
             </w:pPr>
+            <w:proofErr w:type="spellStart"/>
             <w:r>
               <w:rPr>
                 <w:rFonts w:hint="eastAsia"/>
               </w:rPr>
               <w:t>数据总线接口</w:t>
             </w:r>
-          </w:p>
-        </w:tc>
-        <w:tc>
-          <w:tcPr>
-            <w:tcW w:w="0" w:type="auto"/>
-          </w:tcPr>
-          <w:p>
-            <w:pPr>
-              <w:pStyle w:val="Compact"/>
-            </w:pPr>
-            <w:r>
-              <w:rPr>
-                <w:rFonts w:hint="eastAsia"/>
-              </w:rPr>
-              <w:t>SpaceWire/CAN</w:t>
+            <w:proofErr w:type="spellEnd"/>
+          </w:p>
+        </w:tc>
+        <w:tc>
+          <w:tcPr>
+            <w:tcW w:w="0" w:type="auto"/>
+          </w:tcPr>
+          <w:p>
+            <w:pPr>
+              <w:pStyle w:val="Compact"/>
+            </w:pPr>
+            <w:proofErr w:type="spellStart"/>
+            <w:r>
+              <w:rPr>
+                <w:rFonts w:hint="eastAsia"/>
+              </w:rPr>
+              <w:t>SpaceWire</w:t>
+            </w:r>
+            <w:proofErr w:type="spellEnd"/>
+            <w:r>
+              <w:rPr>
+                <w:rFonts w:hint="eastAsia"/>
+              </w:rPr>
+              <w:t>/</w:t>
+            </w:r>
+            <w:proofErr w:type="spellStart"/>
+            <w:r>
+              <w:rPr>
+                <w:rFonts w:hint="eastAsia"/>
+              </w:rPr>
+              <w:t>CAN</w:t>
             </w:r>
             <w:r>
               <w:rPr>
@@ -6176,6 +7791,7 @@
               </w:rPr>
               <w:t>集线器</w:t>
             </w:r>
+            <w:proofErr w:type="spellEnd"/>
           </w:p>
         </w:tc>
         <w:tc>
@@ -6212,12 +7828,14 @@
             <w:pPr>
               <w:pStyle w:val="Compact"/>
             </w:pPr>
+            <w:proofErr w:type="spellStart"/>
             <w:r>
               <w:rPr>
                 <w:rFonts w:hint="eastAsia"/>
               </w:rPr>
               <w:t>多协议支持</w:t>
             </w:r>
+            <w:proofErr w:type="spellEnd"/>
           </w:p>
         </w:tc>
       </w:tr>
@@ -6230,6 +7848,7 @@
             <w:pPr>
               <w:pStyle w:val="Compact"/>
             </w:pPr>
+            <w:proofErr w:type="spellStart"/>
             <w:r>
               <w:rPr>
                 <w:rFonts w:hint="eastAsia"/>
@@ -6246,6 +7865,7 @@
               </w:rPr>
               <w:t>系统总计</w:t>
             </w:r>
+            <w:proofErr w:type="spellEnd"/>
           </w:p>
         </w:tc>
         <w:tc>
@@ -6352,7 +7972,23 @@
           <w:rFonts w:hint="eastAsia"/>
           <w:lang w:eastAsia="zh-CN"/>
         </w:rPr>
-        <w:t>GB的日数据量，基于地面站接触预测进行自动优先级排序和下行链路调度。</w:t>
+        <w:t>GB的</w:t>
+      </w:r>
+      <w:proofErr w:type="gramStart"/>
+      <w:r>
+        <w:rPr>
+          <w:rFonts w:hint="eastAsia"/>
+          <w:lang w:eastAsia="zh-CN"/>
+        </w:rPr>
+        <w:t>日数据</w:t>
+      </w:r>
+      <w:proofErr w:type="gramEnd"/>
+      <w:r>
+        <w:rPr>
+          <w:rFonts w:hint="eastAsia"/>
+          <w:lang w:eastAsia="zh-CN"/>
+        </w:rPr>
+        <w:t>量，基于地面站接触预测进行自动优先级排序和下行链路调度。</w:t>
       </w:r>
     </w:p>
     <w:p>
@@ -6377,7 +8013,23 @@
           <w:rFonts w:hint="eastAsia"/>
           <w:lang w:eastAsia="zh-CN"/>
         </w:rPr>
-        <w:t>包括看门狗定时器、自动系统恢复和关键功能双冗余。备份控制器在主系统异常期间维持基本航天器功能，确保任务连续性和安全恢复程序。</w:t>
+        <w:t>包括看门狗定时器、自动系统恢复和关键</w:t>
+      </w:r>
+      <w:proofErr w:type="gramStart"/>
+      <w:r>
+        <w:rPr>
+          <w:rFonts w:hint="eastAsia"/>
+          <w:lang w:eastAsia="zh-CN"/>
+        </w:rPr>
+        <w:t>功能双</w:t>
+      </w:r>
+      <w:proofErr w:type="gramEnd"/>
+      <w:r>
+        <w:rPr>
+          <w:rFonts w:hint="eastAsia"/>
+          <w:lang w:eastAsia="zh-CN"/>
+        </w:rPr>
+        <w:t>冗余。备份控制器在主系统异常期间维持基本航天器功能，确保任务连续性和安全恢复程序。</w:t>
       </w:r>
     </w:p>
     <w:p>
@@ -6482,44 +8134,50 @@
             <w:pPr>
               <w:pStyle w:val="Compact"/>
             </w:pPr>
+            <w:proofErr w:type="spellStart"/>
             <w:r>
               <w:rPr>
                 <w:rFonts w:hint="eastAsia"/>
               </w:rPr>
               <w:t>组件</w:t>
             </w:r>
-          </w:p>
-        </w:tc>
-        <w:tc>
-          <w:tcPr>
-            <w:tcW w:w="0" w:type="auto"/>
-          </w:tcPr>
-          <w:p>
-            <w:pPr>
-              <w:pStyle w:val="Compact"/>
-            </w:pPr>
+            <w:proofErr w:type="spellEnd"/>
+          </w:p>
+        </w:tc>
+        <w:tc>
+          <w:tcPr>
+            <w:tcW w:w="0" w:type="auto"/>
+          </w:tcPr>
+          <w:p>
+            <w:pPr>
+              <w:pStyle w:val="Compact"/>
+            </w:pPr>
+            <w:proofErr w:type="spellStart"/>
             <w:r>
               <w:rPr>
                 <w:rFonts w:hint="eastAsia"/>
               </w:rPr>
               <w:t>型号</w:t>
             </w:r>
-          </w:p>
-        </w:tc>
-        <w:tc>
-          <w:tcPr>
-            <w:tcW w:w="0" w:type="auto"/>
-          </w:tcPr>
-          <w:p>
-            <w:pPr>
-              <w:pStyle w:val="Compact"/>
-            </w:pPr>
+            <w:proofErr w:type="spellEnd"/>
+          </w:p>
+        </w:tc>
+        <w:tc>
+          <w:tcPr>
+            <w:tcW w:w="0" w:type="auto"/>
+          </w:tcPr>
+          <w:p>
+            <w:pPr>
+              <w:pStyle w:val="Compact"/>
+            </w:pPr>
+            <w:proofErr w:type="spellStart"/>
             <w:r>
               <w:rPr>
                 <w:rFonts w:hint="eastAsia"/>
               </w:rPr>
               <w:t>质量</w:t>
             </w:r>
+            <w:proofErr w:type="spellEnd"/>
             <w:r>
               <w:rPr>
                 <w:rFonts w:hint="eastAsia"/>
@@ -6536,12 +8194,14 @@
             <w:pPr>
               <w:pStyle w:val="Compact"/>
             </w:pPr>
+            <w:proofErr w:type="spellStart"/>
             <w:r>
               <w:rPr>
                 <w:rFonts w:hint="eastAsia"/>
               </w:rPr>
               <w:t>功耗</w:t>
             </w:r>
+            <w:proofErr w:type="spellEnd"/>
             <w:r>
               <w:rPr>
                 <w:rFonts w:hint="eastAsia"/>
@@ -6558,12 +8218,14 @@
             <w:pPr>
               <w:pStyle w:val="Compact"/>
             </w:pPr>
+            <w:proofErr w:type="spellStart"/>
             <w:r>
               <w:rPr>
                 <w:rFonts w:hint="eastAsia"/>
               </w:rPr>
               <w:t>数据速率</w:t>
             </w:r>
+            <w:proofErr w:type="spellEnd"/>
           </w:p>
         </w:tc>
       </w:tr>
@@ -6576,6 +8238,7 @@
             <w:pPr>
               <w:pStyle w:val="Compact"/>
             </w:pPr>
+            <w:proofErr w:type="spellStart"/>
             <w:r>
               <w:rPr>
                 <w:rFonts w:hint="eastAsia"/>
@@ -6589,18 +8252,32 @@
               </w:rPr>
               <w:t>频段收发器</w:t>
             </w:r>
-          </w:p>
-        </w:tc>
-        <w:tc>
-          <w:tcPr>
-            <w:tcW w:w="0" w:type="auto"/>
-          </w:tcPr>
-          <w:p>
-            <w:pPr>
-              <w:pStyle w:val="Compact"/>
-            </w:pPr>
-            <w:r>
-              <w:t>GomSpace NanoCom Link SX</w:t>
+            <w:proofErr w:type="spellEnd"/>
+          </w:p>
+        </w:tc>
+        <w:tc>
+          <w:tcPr>
+            <w:tcW w:w="0" w:type="auto"/>
+          </w:tcPr>
+          <w:p>
+            <w:pPr>
+              <w:pStyle w:val="Compact"/>
+            </w:pPr>
+            <w:proofErr w:type="spellStart"/>
+            <w:r>
+              <w:t>GomSpace</w:t>
+            </w:r>
+            <w:proofErr w:type="spellEnd"/>
+            <w:r>
+              <w:t xml:space="preserve"> </w:t>
+            </w:r>
+            <w:proofErr w:type="spellStart"/>
+            <w:r>
+              <w:t>NanoCom</w:t>
+            </w:r>
+            <w:proofErr w:type="spellEnd"/>
+            <w:r>
+              <w:t xml:space="preserve"> Link SX</w:t>
             </w:r>
           </w:p>
         </w:tc>
@@ -6641,6 +8318,7 @@
             <w:r>
               <w:t xml:space="preserve">225 </w:t>
             </w:r>
+            <w:proofErr w:type="spellStart"/>
             <w:r>
               <w:rPr>
                 <w:rFonts w:hint="eastAsia"/>
@@ -6653,6 +8331,7 @@
               </w:rPr>
               <w:t>下行</w:t>
             </w:r>
+            <w:proofErr w:type="spellEnd"/>
           </w:p>
         </w:tc>
       </w:tr>
@@ -6665,6 +8344,7 @@
             <w:pPr>
               <w:pStyle w:val="Compact"/>
             </w:pPr>
+            <w:proofErr w:type="spellStart"/>
             <w:r>
               <w:rPr>
                 <w:rFonts w:hint="eastAsia"/>
@@ -6677,6 +8357,7 @@
               </w:rPr>
               <w:t>频段收发器</w:t>
             </w:r>
+            <w:proofErr w:type="spellEnd"/>
           </w:p>
         </w:tc>
         <w:tc>
@@ -6729,6 +8410,7 @@
             <w:r>
               <w:t xml:space="preserve">5 </w:t>
             </w:r>
+            <w:proofErr w:type="spellStart"/>
             <w:r>
               <w:rPr>
                 <w:rFonts w:hint="eastAsia"/>
@@ -6741,6 +8423,7 @@
               </w:rPr>
               <w:t>备份</w:t>
             </w:r>
+            <w:proofErr w:type="spellEnd"/>
           </w:p>
         </w:tc>
       </w:tr>
@@ -6753,6 +8436,7 @@
             <w:pPr>
               <w:pStyle w:val="Compact"/>
             </w:pPr>
+            <w:proofErr w:type="spellStart"/>
             <w:r>
               <w:rPr>
                 <w:rFonts w:hint="eastAsia"/>
@@ -6765,22 +8449,25 @@
               </w:rPr>
               <w:t>频段天线</w:t>
             </w:r>
-          </w:p>
-        </w:tc>
-        <w:tc>
-          <w:tcPr>
-            <w:tcW w:w="0" w:type="auto"/>
-          </w:tcPr>
-          <w:p>
-            <w:pPr>
-              <w:pStyle w:val="Compact"/>
-            </w:pPr>
+            <w:proofErr w:type="spellEnd"/>
+          </w:p>
+        </w:tc>
+        <w:tc>
+          <w:tcPr>
+            <w:tcW w:w="0" w:type="auto"/>
+          </w:tcPr>
+          <w:p>
+            <w:pPr>
+              <w:pStyle w:val="Compact"/>
+            </w:pPr>
+            <w:proofErr w:type="spellStart"/>
             <w:r>
               <w:rPr>
                 <w:rFonts w:hint="eastAsia"/>
               </w:rPr>
               <w:t>高增益贴片阵列</w:t>
             </w:r>
+            <w:proofErr w:type="spellEnd"/>
           </w:p>
         </w:tc>
         <w:tc>
@@ -6820,6 +8507,7 @@
             <w:r>
               <w:t xml:space="preserve">&gt;12 </w:t>
             </w:r>
+            <w:proofErr w:type="spellStart"/>
             <w:r>
               <w:rPr>
                 <w:rFonts w:hint="eastAsia"/>
@@ -6832,6 +8520,7 @@
               </w:rPr>
               <w:t>增益</w:t>
             </w:r>
+            <w:proofErr w:type="spellEnd"/>
           </w:p>
         </w:tc>
       </w:tr>
@@ -6844,6 +8533,7 @@
             <w:pPr>
               <w:pStyle w:val="Compact"/>
             </w:pPr>
+            <w:proofErr w:type="spellStart"/>
             <w:r>
               <w:rPr>
                 <w:rFonts w:hint="eastAsia"/>
@@ -6856,22 +8546,25 @@
               </w:rPr>
               <w:t>频段天线</w:t>
             </w:r>
-          </w:p>
-        </w:tc>
-        <w:tc>
-          <w:tcPr>
-            <w:tcW w:w="0" w:type="auto"/>
-          </w:tcPr>
-          <w:p>
-            <w:pPr>
-              <w:pStyle w:val="Compact"/>
-            </w:pPr>
+            <w:proofErr w:type="spellEnd"/>
+          </w:p>
+        </w:tc>
+        <w:tc>
+          <w:tcPr>
+            <w:tcW w:w="0" w:type="auto"/>
+          </w:tcPr>
+          <w:p>
+            <w:pPr>
+              <w:pStyle w:val="Compact"/>
+            </w:pPr>
+            <w:proofErr w:type="spellStart"/>
             <w:r>
               <w:rPr>
                 <w:rFonts w:hint="eastAsia"/>
               </w:rPr>
               <w:t>全向贴片</w:t>
             </w:r>
+            <w:proofErr w:type="spellEnd"/>
           </w:p>
         </w:tc>
         <w:tc>
@@ -6911,6 +8604,7 @@
             <w:r>
               <w:t xml:space="preserve">&gt;7 </w:t>
             </w:r>
+            <w:proofErr w:type="spellStart"/>
             <w:r>
               <w:rPr>
                 <w:rFonts w:hint="eastAsia"/>
@@ -6923,6 +8617,7 @@
               </w:rPr>
               <w:t>增益</w:t>
             </w:r>
+            <w:proofErr w:type="spellEnd"/>
           </w:p>
         </w:tc>
       </w:tr>
@@ -6935,6 +8630,7 @@
             <w:pPr>
               <w:pStyle w:val="Compact"/>
             </w:pPr>
+            <w:proofErr w:type="spellStart"/>
             <w:r>
               <w:rPr>
                 <w:rFonts w:hint="eastAsia"/>
@@ -6943,6 +8639,7 @@
               </w:rPr>
               <w:t>通信总计</w:t>
             </w:r>
+            <w:proofErr w:type="spellEnd"/>
           </w:p>
         </w:tc>
         <w:tc>
@@ -7062,7 +8759,23 @@
           <w:rFonts w:hint="eastAsia"/>
           <w:lang w:eastAsia="zh-CN"/>
         </w:rPr>
-        <w:t>Mbps能力，包括雨衰允量在内的3-5</w:t>
+        <w:t>Mbps能力，包括</w:t>
+      </w:r>
+      <w:proofErr w:type="gramStart"/>
+      <w:r>
+        <w:rPr>
+          <w:rFonts w:hint="eastAsia"/>
+          <w:lang w:eastAsia="zh-CN"/>
+        </w:rPr>
+        <w:t>雨衰允量</w:t>
+      </w:r>
+      <w:proofErr w:type="gramEnd"/>
+      <w:r>
+        <w:rPr>
+          <w:rFonts w:hint="eastAsia"/>
+          <w:lang w:eastAsia="zh-CN"/>
+        </w:rPr>
+        <w:t>在内的3-5</w:t>
       </w:r>
       <w:r>
         <w:rPr>
@@ -7142,7 +8855,23 @@
           <w:rFonts w:hint="eastAsia"/>
           <w:lang w:eastAsia="zh-CN"/>
         </w:rPr>
-        <w:t>采用可展开太阳能电池板，配备30.7%效率三结电池，在寿命初期提供400W峰值发电。设计适应太阳同步轨道典型的37%食期，同时在整个任务期间保持正功率余量。</w:t>
+        <w:t>采用可展开太阳能电池板，配备30.7%效率三结电池，在寿命初期提供400W峰值发电。设计适应太阳同步轨道典型的37%食期，同时在整个任务期间</w:t>
+      </w:r>
+      <w:proofErr w:type="gramStart"/>
+      <w:r>
+        <w:rPr>
+          <w:rFonts w:hint="eastAsia"/>
+          <w:lang w:eastAsia="zh-CN"/>
+        </w:rPr>
+        <w:t>保持正</w:t>
+      </w:r>
+      <w:proofErr w:type="gramEnd"/>
+      <w:r>
+        <w:rPr>
+          <w:rFonts w:hint="eastAsia"/>
+          <w:lang w:eastAsia="zh-CN"/>
+        </w:rPr>
+        <w:t>功率余量。</w:t>
       </w:r>
     </w:p>
     <w:tbl>
@@ -7170,44 +8899,50 @@
             <w:pPr>
               <w:pStyle w:val="Compact"/>
             </w:pPr>
+            <w:proofErr w:type="spellStart"/>
             <w:r>
               <w:rPr>
                 <w:rFonts w:hint="eastAsia"/>
               </w:rPr>
               <w:t>组件</w:t>
             </w:r>
-          </w:p>
-        </w:tc>
-        <w:tc>
-          <w:tcPr>
-            <w:tcW w:w="0" w:type="auto"/>
-          </w:tcPr>
-          <w:p>
-            <w:pPr>
-              <w:pStyle w:val="Compact"/>
-            </w:pPr>
+            <w:proofErr w:type="spellEnd"/>
+          </w:p>
+        </w:tc>
+        <w:tc>
+          <w:tcPr>
+            <w:tcW w:w="0" w:type="auto"/>
+          </w:tcPr>
+          <w:p>
+            <w:pPr>
+              <w:pStyle w:val="Compact"/>
+            </w:pPr>
+            <w:proofErr w:type="spellStart"/>
             <w:r>
               <w:rPr>
                 <w:rFonts w:hint="eastAsia"/>
               </w:rPr>
               <w:t>规格</w:t>
             </w:r>
-          </w:p>
-        </w:tc>
-        <w:tc>
-          <w:tcPr>
-            <w:tcW w:w="0" w:type="auto"/>
-          </w:tcPr>
-          <w:p>
-            <w:pPr>
-              <w:pStyle w:val="Compact"/>
-            </w:pPr>
+            <w:proofErr w:type="spellEnd"/>
+          </w:p>
+        </w:tc>
+        <w:tc>
+          <w:tcPr>
+            <w:tcW w:w="0" w:type="auto"/>
+          </w:tcPr>
+          <w:p>
+            <w:pPr>
+              <w:pStyle w:val="Compact"/>
+            </w:pPr>
+            <w:proofErr w:type="spellStart"/>
             <w:r>
               <w:rPr>
                 <w:rFonts w:hint="eastAsia"/>
               </w:rPr>
               <w:t>质量</w:t>
             </w:r>
+            <w:proofErr w:type="spellEnd"/>
             <w:r>
               <w:rPr>
                 <w:rFonts w:hint="eastAsia"/>
@@ -7224,24 +8959,28 @@
             <w:pPr>
               <w:pStyle w:val="Compact"/>
             </w:pPr>
+            <w:proofErr w:type="spellStart"/>
             <w:r>
               <w:rPr>
                 <w:rFonts w:hint="eastAsia"/>
               </w:rPr>
               <w:t>功率生成</w:t>
             </w:r>
+            <w:proofErr w:type="spellEnd"/>
             <w:r>
               <w:rPr>
                 <w:rFonts w:hint="eastAsia"/>
               </w:rPr>
               <w:t>/</w:t>
             </w:r>
+            <w:proofErr w:type="spellStart"/>
             <w:r>
               <w:rPr>
                 <w:rFonts w:hint="eastAsia"/>
               </w:rPr>
               <w:t>消耗</w:t>
             </w:r>
+            <w:proofErr w:type="spellEnd"/>
           </w:p>
         </w:tc>
       </w:tr>
@@ -7254,12 +8993,14 @@
             <w:pPr>
               <w:pStyle w:val="Compact"/>
             </w:pPr>
+            <w:proofErr w:type="spellStart"/>
             <w:r>
               <w:rPr>
                 <w:rFonts w:hint="eastAsia"/>
               </w:rPr>
               <w:t>太阳能电池板</w:t>
             </w:r>
+            <w:proofErr w:type="spellEnd"/>
           </w:p>
         </w:tc>
         <w:tc>
@@ -7314,6 +9055,7 @@
               </w:rPr>
               <w:t>400W</w:t>
             </w:r>
+            <w:proofErr w:type="gramStart"/>
             <w:r>
               <w:rPr>
                 <w:rFonts w:hint="eastAsia"/>
@@ -7324,7 +9066,14 @@
               <w:rPr>
                 <w:rFonts w:hint="eastAsia"/>
               </w:rPr>
-              <w:t>(BOL),</w:t>
+              <w:t>(</w:t>
+            </w:r>
+            <w:proofErr w:type="gramEnd"/>
+            <w:r>
+              <w:rPr>
+                <w:rFonts w:hint="eastAsia"/>
+              </w:rPr>
+              <w:t>BOL),</w:t>
             </w:r>
             <w:r>
               <w:t xml:space="preserve"> 340W(EOL)</w:t>
@@ -7341,12 +9090,14 @@
             <w:pPr>
               <w:pStyle w:val="Compact"/>
             </w:pPr>
+            <w:proofErr w:type="spellStart"/>
             <w:r>
               <w:rPr>
                 <w:rFonts w:hint="eastAsia"/>
               </w:rPr>
               <w:t>电池系统</w:t>
             </w:r>
+            <w:proofErr w:type="spellEnd"/>
           </w:p>
         </w:tc>
         <w:tc>
@@ -7360,6 +9111,7 @@
             <w:r>
               <w:t xml:space="preserve">200 </w:t>
             </w:r>
+            <w:proofErr w:type="spellStart"/>
             <w:r>
               <w:rPr>
                 <w:rFonts w:hint="eastAsia"/>
@@ -7372,6 +9124,7 @@
               </w:rPr>
               <w:t>锂离子</w:t>
             </w:r>
+            <w:proofErr w:type="spellEnd"/>
           </w:p>
         </w:tc>
         <w:tc>
@@ -7398,6 +9151,7 @@
             <w:r>
               <w:t xml:space="preserve">93 </w:t>
             </w:r>
+            <w:proofErr w:type="spellStart"/>
             <w:r>
               <w:rPr>
                 <w:rFonts w:hint="eastAsia"/>
@@ -7410,6 +9164,7 @@
               </w:rPr>
               <w:t>食期容量</w:t>
             </w:r>
+            <w:proofErr w:type="spellEnd"/>
           </w:p>
         </w:tc>
       </w:tr>
@@ -7422,12 +9177,14 @@
             <w:pPr>
               <w:pStyle w:val="Compact"/>
             </w:pPr>
+            <w:proofErr w:type="spellStart"/>
             <w:r>
               <w:rPr>
                 <w:rFonts w:hint="eastAsia"/>
               </w:rPr>
               <w:t>电源管理</w:t>
             </w:r>
+            <w:proofErr w:type="spellEnd"/>
           </w:p>
         </w:tc>
         <w:tc>
@@ -7488,12 +9245,14 @@
             <w:pPr>
               <w:pStyle w:val="Compact"/>
             </w:pPr>
+            <w:proofErr w:type="spellStart"/>
             <w:r>
               <w:rPr>
                 <w:rFonts w:hint="eastAsia"/>
               </w:rPr>
               <w:t>配电系统</w:t>
             </w:r>
+            <w:proofErr w:type="spellEnd"/>
           </w:p>
         </w:tc>
         <w:tc>
@@ -7539,12 +9298,14 @@
             <w:pPr>
               <w:pStyle w:val="Compact"/>
             </w:pPr>
+            <w:proofErr w:type="spellStart"/>
             <w:r>
               <w:rPr>
                 <w:rFonts w:hint="eastAsia"/>
               </w:rPr>
               <w:t>多电压轨</w:t>
             </w:r>
+            <w:proofErr w:type="spellEnd"/>
           </w:p>
         </w:tc>
       </w:tr>
@@ -7557,6 +9318,7 @@
             <w:pPr>
               <w:pStyle w:val="Compact"/>
             </w:pPr>
+            <w:proofErr w:type="spellStart"/>
             <w:r>
               <w:rPr>
                 <w:rFonts w:hint="eastAsia"/>
@@ -7573,6 +9335,7 @@
               </w:rPr>
               <w:t>总质量</w:t>
             </w:r>
+            <w:proofErr w:type="spellEnd"/>
           </w:p>
         </w:tc>
         <w:tc>
@@ -7644,12 +9407,21 @@
         </w:rPr>
         <w:t xml:space="preserve"> </w:t>
       </w:r>
-      <w:r>
-        <w:rPr>
-          <w:rFonts w:hint="eastAsia"/>
-          <w:lang w:eastAsia="zh-CN"/>
-        </w:rPr>
-        <w:t>Wh能量要求，锂离子技术80%放电深度限制。200</w:t>
+      <w:proofErr w:type="spellStart"/>
+      <w:r>
+        <w:rPr>
+          <w:rFonts w:hint="eastAsia"/>
+          <w:lang w:eastAsia="zh-CN"/>
+        </w:rPr>
+        <w:t>Wh</w:t>
+      </w:r>
+      <w:proofErr w:type="spellEnd"/>
+      <w:r>
+        <w:rPr>
+          <w:rFonts w:hint="eastAsia"/>
+          <w:lang w:eastAsia="zh-CN"/>
+        </w:rPr>
+        <w:t>能量要求，锂离子技术80%放电深度限制。200</w:t>
       </w:r>
       <w:r>
         <w:rPr>
@@ -7657,12 +9429,21 @@
         </w:rPr>
         <w:t xml:space="preserve"> </w:t>
       </w:r>
-      <w:r>
-        <w:rPr>
-          <w:rFonts w:hint="eastAsia"/>
-          <w:lang w:eastAsia="zh-CN"/>
-        </w:rPr>
-        <w:t>Wh容量为5年任务期间的操作灵活性和电池老化提供充足余量。</w:t>
+      <w:proofErr w:type="spellStart"/>
+      <w:r>
+        <w:rPr>
+          <w:rFonts w:hint="eastAsia"/>
+          <w:lang w:eastAsia="zh-CN"/>
+        </w:rPr>
+        <w:t>Wh</w:t>
+      </w:r>
+      <w:proofErr w:type="spellEnd"/>
+      <w:r>
+        <w:rPr>
+          <w:rFonts w:hint="eastAsia"/>
+          <w:lang w:eastAsia="zh-CN"/>
+        </w:rPr>
+        <w:t>容量为5年任务期间的操作灵活性和电池老化提供充足余量。</w:t>
       </w:r>
     </w:p>
     <w:p>
@@ -7714,6 +9495,7 @@
           <w:lang w:eastAsia="zh-CN"/>
         </w:rPr>
       </w:pPr>
+      <w:proofErr w:type="gramStart"/>
       <w:r>
         <w:rPr>
           <w:rFonts w:hint="eastAsia"/>
@@ -7721,7 +9503,17 @@
           <w:bCs/>
           <w:lang w:eastAsia="zh-CN"/>
         </w:rPr>
-        <w:t>热管理方法</w:t>
+        <w:t>热管理</w:t>
+      </w:r>
+      <w:proofErr w:type="gramEnd"/>
+      <w:r>
+        <w:rPr>
+          <w:rFonts w:hint="eastAsia"/>
+          <w:b/>
+          <w:bCs/>
+          <w:lang w:eastAsia="zh-CN"/>
+        </w:rPr>
+        <w:t>方法</w:t>
       </w:r>
       <w:r>
         <w:rPr>
@@ -7757,6 +9549,7 @@
             <w:pPr>
               <w:pStyle w:val="Compact"/>
             </w:pPr>
+            <w:proofErr w:type="spellStart"/>
             <w:r>
               <w:rPr>
                 <w:rFonts w:hint="eastAsia"/>
@@ -7764,38 +9557,43 @@
               <w:lastRenderedPageBreak/>
               <w:t>组件</w:t>
             </w:r>
-          </w:p>
-        </w:tc>
-        <w:tc>
-          <w:tcPr>
-            <w:tcW w:w="0" w:type="auto"/>
-          </w:tcPr>
-          <w:p>
-            <w:pPr>
-              <w:pStyle w:val="Compact"/>
-            </w:pPr>
+            <w:proofErr w:type="spellEnd"/>
+          </w:p>
+        </w:tc>
+        <w:tc>
+          <w:tcPr>
+            <w:tcW w:w="0" w:type="auto"/>
+          </w:tcPr>
+          <w:p>
+            <w:pPr>
+              <w:pStyle w:val="Compact"/>
+            </w:pPr>
+            <w:proofErr w:type="spellStart"/>
             <w:r>
               <w:rPr>
                 <w:rFonts w:hint="eastAsia"/>
               </w:rPr>
               <w:t>技术</w:t>
             </w:r>
-          </w:p>
-        </w:tc>
-        <w:tc>
-          <w:tcPr>
-            <w:tcW w:w="0" w:type="auto"/>
-          </w:tcPr>
-          <w:p>
-            <w:pPr>
-              <w:pStyle w:val="Compact"/>
-            </w:pPr>
+            <w:proofErr w:type="spellEnd"/>
+          </w:p>
+        </w:tc>
+        <w:tc>
+          <w:tcPr>
+            <w:tcW w:w="0" w:type="auto"/>
+          </w:tcPr>
+          <w:p>
+            <w:pPr>
+              <w:pStyle w:val="Compact"/>
+            </w:pPr>
+            <w:proofErr w:type="spellStart"/>
             <w:r>
               <w:rPr>
                 <w:rFonts w:hint="eastAsia"/>
               </w:rPr>
               <w:t>质量</w:t>
             </w:r>
+            <w:proofErr w:type="spellEnd"/>
             <w:r>
               <w:rPr>
                 <w:rFonts w:hint="eastAsia"/>
@@ -7812,12 +9610,14 @@
             <w:pPr>
               <w:pStyle w:val="Compact"/>
             </w:pPr>
+            <w:proofErr w:type="spellStart"/>
             <w:r>
               <w:rPr>
                 <w:rFonts w:hint="eastAsia"/>
               </w:rPr>
               <w:t>功耗</w:t>
             </w:r>
+            <w:proofErr w:type="spellEnd"/>
             <w:r>
               <w:rPr>
                 <w:rFonts w:hint="eastAsia"/>
@@ -7834,12 +9634,14 @@
             <w:pPr>
               <w:pStyle w:val="Compact"/>
             </w:pPr>
+            <w:proofErr w:type="spellStart"/>
             <w:r>
               <w:rPr>
                 <w:rFonts w:hint="eastAsia"/>
               </w:rPr>
               <w:t>性能</w:t>
             </w:r>
+            <w:proofErr w:type="spellEnd"/>
           </w:p>
         </w:tc>
       </w:tr>
@@ -7852,12 +9654,14 @@
             <w:pPr>
               <w:pStyle w:val="Compact"/>
             </w:pPr>
+            <w:proofErr w:type="spellStart"/>
             <w:r>
               <w:rPr>
                 <w:rFonts w:hint="eastAsia"/>
               </w:rPr>
               <w:t>多层隔热</w:t>
             </w:r>
+            <w:proofErr w:type="spellEnd"/>
           </w:p>
         </w:tc>
         <w:tc>
@@ -7955,40 +9759,46 @@
             <w:pPr>
               <w:pStyle w:val="Compact"/>
             </w:pPr>
+            <w:proofErr w:type="spellStart"/>
             <w:r>
               <w:rPr>
                 <w:rFonts w:hint="eastAsia"/>
               </w:rPr>
               <w:t>热涂层</w:t>
             </w:r>
-          </w:p>
-        </w:tc>
-        <w:tc>
-          <w:tcPr>
-            <w:tcW w:w="0" w:type="auto"/>
-          </w:tcPr>
-          <w:p>
-            <w:pPr>
-              <w:pStyle w:val="Compact"/>
-            </w:pPr>
+            <w:proofErr w:type="spellEnd"/>
+          </w:p>
+        </w:tc>
+        <w:tc>
+          <w:tcPr>
+            <w:tcW w:w="0" w:type="auto"/>
+          </w:tcPr>
+          <w:p>
+            <w:pPr>
+              <w:pStyle w:val="Compact"/>
+            </w:pPr>
+            <w:proofErr w:type="spellStart"/>
             <w:r>
               <w:rPr>
                 <w:rFonts w:hint="eastAsia"/>
               </w:rPr>
               <w:t>银特氟隆</w:t>
             </w:r>
+            <w:proofErr w:type="spellEnd"/>
             <w:r>
               <w:rPr>
                 <w:rFonts w:hint="eastAsia"/>
               </w:rPr>
               <w:t>/</w:t>
             </w:r>
+            <w:proofErr w:type="spellStart"/>
             <w:r>
               <w:rPr>
                 <w:rFonts w:hint="eastAsia"/>
               </w:rPr>
               <w:t>聚酰亚胺</w:t>
             </w:r>
+            <w:proofErr w:type="spellEnd"/>
           </w:p>
         </w:tc>
         <w:tc>
@@ -8037,12 +9847,14 @@
               </w:rPr>
               <w:t>/</w:t>
             </w:r>
+            <w:proofErr w:type="spellStart"/>
             <w:r>
               <w:rPr>
                 <w:rFonts w:hint="eastAsia"/>
               </w:rPr>
               <w:t>ε优化</w:t>
             </w:r>
+            <w:proofErr w:type="spellEnd"/>
           </w:p>
         </w:tc>
       </w:tr>
@@ -8055,12 +9867,14 @@
             <w:pPr>
               <w:pStyle w:val="Compact"/>
             </w:pPr>
+            <w:proofErr w:type="spellStart"/>
             <w:r>
               <w:rPr>
                 <w:rFonts w:hint="eastAsia"/>
               </w:rPr>
               <w:t>热管</w:t>
             </w:r>
+            <w:proofErr w:type="spellEnd"/>
           </w:p>
         </w:tc>
         <w:tc>
@@ -8149,28 +9963,32 @@
             <w:pPr>
               <w:pStyle w:val="Compact"/>
             </w:pPr>
+            <w:proofErr w:type="spellStart"/>
             <w:r>
               <w:rPr>
                 <w:rFonts w:hint="eastAsia"/>
               </w:rPr>
               <w:t>加热器</w:t>
             </w:r>
-          </w:p>
-        </w:tc>
-        <w:tc>
-          <w:tcPr>
-            <w:tcW w:w="0" w:type="auto"/>
-          </w:tcPr>
-          <w:p>
-            <w:pPr>
-              <w:pStyle w:val="Compact"/>
-            </w:pPr>
+            <w:proofErr w:type="spellEnd"/>
+          </w:p>
+        </w:tc>
+        <w:tc>
+          <w:tcPr>
+            <w:tcW w:w="0" w:type="auto"/>
+          </w:tcPr>
+          <w:p>
+            <w:pPr>
+              <w:pStyle w:val="Compact"/>
+            </w:pPr>
+            <w:proofErr w:type="spellStart"/>
             <w:r>
               <w:rPr>
                 <w:rFonts w:hint="eastAsia"/>
               </w:rPr>
               <w:t>电阻加热器</w:t>
             </w:r>
+            <w:proofErr w:type="spellEnd"/>
           </w:p>
         </w:tc>
         <w:tc>
@@ -8207,12 +10025,14 @@
             <w:pPr>
               <w:pStyle w:val="Compact"/>
             </w:pPr>
+            <w:proofErr w:type="spellStart"/>
             <w:r>
               <w:rPr>
                 <w:rFonts w:hint="eastAsia"/>
               </w:rPr>
               <w:t>电池热管理</w:t>
             </w:r>
+            <w:proofErr w:type="spellEnd"/>
           </w:p>
         </w:tc>
       </w:tr>
@@ -8225,6 +10045,7 @@
             <w:pPr>
               <w:pStyle w:val="Compact"/>
             </w:pPr>
+            <w:proofErr w:type="spellStart"/>
             <w:r>
               <w:rPr>
                 <w:rFonts w:hint="eastAsia"/>
@@ -8241,6 +10062,7 @@
               </w:rPr>
               <w:t>总质量</w:t>
             </w:r>
+            <w:proofErr w:type="spellEnd"/>
           </w:p>
         </w:tc>
         <w:tc>
@@ -8606,44 +10428,50 @@
             <w:pPr>
               <w:pStyle w:val="Compact"/>
             </w:pPr>
+            <w:proofErr w:type="spellStart"/>
             <w:r>
               <w:rPr>
                 <w:rFonts w:hint="eastAsia"/>
               </w:rPr>
               <w:t>组件</w:t>
             </w:r>
-          </w:p>
-        </w:tc>
-        <w:tc>
-          <w:tcPr>
-            <w:tcW w:w="0" w:type="auto"/>
-          </w:tcPr>
-          <w:p>
-            <w:pPr>
-              <w:pStyle w:val="Compact"/>
-            </w:pPr>
+            <w:proofErr w:type="spellEnd"/>
+          </w:p>
+        </w:tc>
+        <w:tc>
+          <w:tcPr>
+            <w:tcW w:w="0" w:type="auto"/>
+          </w:tcPr>
+          <w:p>
+            <w:pPr>
+              <w:pStyle w:val="Compact"/>
+            </w:pPr>
+            <w:proofErr w:type="spellStart"/>
             <w:r>
               <w:rPr>
                 <w:rFonts w:hint="eastAsia"/>
               </w:rPr>
               <w:t>规格</w:t>
             </w:r>
-          </w:p>
-        </w:tc>
-        <w:tc>
-          <w:tcPr>
-            <w:tcW w:w="0" w:type="auto"/>
-          </w:tcPr>
-          <w:p>
-            <w:pPr>
-              <w:pStyle w:val="Compact"/>
-            </w:pPr>
+            <w:proofErr w:type="spellEnd"/>
+          </w:p>
+        </w:tc>
+        <w:tc>
+          <w:tcPr>
+            <w:tcW w:w="0" w:type="auto"/>
+          </w:tcPr>
+          <w:p>
+            <w:pPr>
+              <w:pStyle w:val="Compact"/>
+            </w:pPr>
+            <w:proofErr w:type="spellStart"/>
             <w:r>
               <w:rPr>
                 <w:rFonts w:hint="eastAsia"/>
               </w:rPr>
               <w:t>质量</w:t>
             </w:r>
+            <w:proofErr w:type="spellEnd"/>
             <w:r>
               <w:rPr>
                 <w:rFonts w:hint="eastAsia"/>
@@ -8660,12 +10488,14 @@
             <w:pPr>
               <w:pStyle w:val="Compact"/>
             </w:pPr>
+            <w:proofErr w:type="spellStart"/>
             <w:r>
               <w:rPr>
                 <w:rFonts w:hint="eastAsia"/>
               </w:rPr>
               <w:t>性能</w:t>
             </w:r>
+            <w:proofErr w:type="spellEnd"/>
           </w:p>
         </w:tc>
       </w:tr>
@@ -8678,12 +10508,14 @@
             <w:pPr>
               <w:pStyle w:val="Compact"/>
             </w:pPr>
+            <w:proofErr w:type="spellStart"/>
             <w:r>
               <w:rPr>
                 <w:rFonts w:hint="eastAsia"/>
               </w:rPr>
               <w:t>主推力器</w:t>
             </w:r>
+            <w:proofErr w:type="spellEnd"/>
           </w:p>
         </w:tc>
         <w:tc>
@@ -8723,6 +10555,7 @@
             <w:r>
               <w:t xml:space="preserve">1.0 </w:t>
             </w:r>
+            <w:proofErr w:type="spellStart"/>
             <w:r>
               <w:rPr>
                 <w:rFonts w:hint="eastAsia"/>
@@ -8735,6 +10568,7 @@
               </w:rPr>
               <w:t>推力</w:t>
             </w:r>
+            <w:proofErr w:type="spellEnd"/>
             <w:r>
               <w:rPr>
                 <w:rFonts w:hint="eastAsia"/>
@@ -8768,12 +10602,14 @@
             <w:pPr>
               <w:pStyle w:val="Compact"/>
             </w:pPr>
+            <w:proofErr w:type="spellStart"/>
             <w:r>
               <w:rPr>
                 <w:rFonts w:hint="eastAsia"/>
               </w:rPr>
               <w:t>推进剂</w:t>
             </w:r>
+            <w:proofErr w:type="spellEnd"/>
           </w:p>
         </w:tc>
         <w:tc>
@@ -8791,7 +10627,14 @@
               <w:rPr>
                 <w:rFonts w:hint="eastAsia"/>
               </w:rPr>
-              <w:t>(ADN</w:t>
+              <w:t>(</w:t>
+            </w:r>
+            <w:proofErr w:type="spellStart"/>
+            <w:r>
+              <w:rPr>
+                <w:rFonts w:hint="eastAsia"/>
+              </w:rPr>
+              <w:t>ADN</w:t>
             </w:r>
             <w:r>
               <w:rPr>
@@ -8799,6 +10642,7 @@
               </w:rPr>
               <w:t>基</w:t>
             </w:r>
+            <w:proofErr w:type="spellEnd"/>
             <w:r>
               <w:rPr>
                 <w:rFonts w:hint="eastAsia"/>
@@ -8828,12 +10672,14 @@
             <w:pPr>
               <w:pStyle w:val="Compact"/>
             </w:pPr>
+            <w:proofErr w:type="spellStart"/>
             <w:r>
               <w:rPr>
                 <w:rFonts w:hint="eastAsia"/>
               </w:rPr>
               <w:t>无毒</w:t>
             </w:r>
+            <w:proofErr w:type="spellEnd"/>
             <w:r>
               <w:rPr>
                 <w:rFonts w:hint="eastAsia"/>
@@ -8867,28 +10713,32 @@
             <w:pPr>
               <w:pStyle w:val="Compact"/>
             </w:pPr>
+            <w:proofErr w:type="spellStart"/>
             <w:r>
               <w:rPr>
                 <w:rFonts w:hint="eastAsia"/>
               </w:rPr>
               <w:t>供给系统</w:t>
             </w:r>
-          </w:p>
-        </w:tc>
-        <w:tc>
-          <w:tcPr>
-            <w:tcW w:w="0" w:type="auto"/>
-          </w:tcPr>
-          <w:p>
-            <w:pPr>
-              <w:pStyle w:val="Compact"/>
-            </w:pPr>
+            <w:proofErr w:type="spellEnd"/>
+          </w:p>
+        </w:tc>
+        <w:tc>
+          <w:tcPr>
+            <w:tcW w:w="0" w:type="auto"/>
+          </w:tcPr>
+          <w:p>
+            <w:pPr>
+              <w:pStyle w:val="Compact"/>
+            </w:pPr>
+            <w:proofErr w:type="spellStart"/>
             <w:r>
               <w:rPr>
                 <w:rFonts w:hint="eastAsia"/>
               </w:rPr>
               <w:t>调压供给</w:t>
             </w:r>
+            <w:proofErr w:type="spellEnd"/>
           </w:p>
         </w:tc>
         <w:tc>
@@ -8915,6 +10765,7 @@
             <w:r>
               <w:t xml:space="preserve">25-30 </w:t>
             </w:r>
+            <w:proofErr w:type="spellStart"/>
             <w:r>
               <w:rPr>
                 <w:rFonts w:hint="eastAsia"/>
@@ -8927,6 +10778,7 @@
               </w:rPr>
               <w:t>操作压力</w:t>
             </w:r>
+            <w:proofErr w:type="spellEnd"/>
           </w:p>
         </w:tc>
       </w:tr>
@@ -8939,28 +10791,32 @@
             <w:pPr>
               <w:pStyle w:val="Compact"/>
             </w:pPr>
+            <w:proofErr w:type="spellStart"/>
             <w:r>
               <w:rPr>
                 <w:rFonts w:hint="eastAsia"/>
               </w:rPr>
               <w:t>控制电子器件</w:t>
             </w:r>
-          </w:p>
-        </w:tc>
-        <w:tc>
-          <w:tcPr>
-            <w:tcW w:w="0" w:type="auto"/>
-          </w:tcPr>
-          <w:p>
-            <w:pPr>
-              <w:pStyle w:val="Compact"/>
-            </w:pPr>
+            <w:proofErr w:type="spellEnd"/>
+          </w:p>
+        </w:tc>
+        <w:tc>
+          <w:tcPr>
+            <w:tcW w:w="0" w:type="auto"/>
+          </w:tcPr>
+          <w:p>
+            <w:pPr>
+              <w:pStyle w:val="Compact"/>
+            </w:pPr>
+            <w:proofErr w:type="spellStart"/>
             <w:r>
               <w:rPr>
                 <w:rFonts w:hint="eastAsia"/>
               </w:rPr>
               <w:t>集成阀驱动器</w:t>
             </w:r>
+            <w:proofErr w:type="spellEnd"/>
           </w:p>
         </w:tc>
         <w:tc>
@@ -9008,6 +10864,7 @@
             <w:pPr>
               <w:pStyle w:val="Compact"/>
             </w:pPr>
+            <w:proofErr w:type="spellStart"/>
             <w:r>
               <w:rPr>
                 <w:rFonts w:hint="eastAsia"/>
@@ -9016,6 +10873,7 @@
               </w:rPr>
               <w:t>推进总计</w:t>
             </w:r>
+            <w:proofErr w:type="spellEnd"/>
           </w:p>
         </w:tc>
         <w:tc>
@@ -9218,7 +11076,23 @@
           <w:rFonts w:hint="eastAsia"/>
           <w:lang w:eastAsia="zh-CN"/>
         </w:rPr>
-        <w:t>推力器成冗余对，实现双轴控制和任务关键机动的备份能力。绿色推进剂方法消除复杂的地面处理程序，同时提供与传统肼系统相当的性能。</w:t>
+        <w:t>推力器成冗余对，实现双轴控制和任务关键机动的备份能力。绿色推进剂方法消除复杂的地面处理程序，同时提供与传统</w:t>
+      </w:r>
+      <w:proofErr w:type="gramStart"/>
+      <w:r>
+        <w:rPr>
+          <w:rFonts w:hint="eastAsia"/>
+          <w:lang w:eastAsia="zh-CN"/>
+        </w:rPr>
+        <w:t>肼</w:t>
+      </w:r>
+      <w:proofErr w:type="gramEnd"/>
+      <w:r>
+        <w:rPr>
+          <w:rFonts w:hint="eastAsia"/>
+          <w:lang w:eastAsia="zh-CN"/>
+        </w:rPr>
+        <w:t>系统相当的性能。</w:t>
       </w:r>
     </w:p>
     <w:p>
@@ -9348,6 +11222,7 @@
             <w:pPr>
               <w:pStyle w:val="Compact"/>
             </w:pPr>
+            <w:proofErr w:type="spellStart"/>
             <w:r>
               <w:rPr>
                 <w:rFonts w:hint="eastAsia"/>
@@ -9355,22 +11230,25 @@
               <w:lastRenderedPageBreak/>
               <w:t>子系统</w:t>
             </w:r>
-          </w:p>
-        </w:tc>
-        <w:tc>
-          <w:tcPr>
-            <w:tcW w:w="0" w:type="auto"/>
-          </w:tcPr>
-          <w:p>
-            <w:pPr>
-              <w:pStyle w:val="Compact"/>
-            </w:pPr>
+            <w:proofErr w:type="spellEnd"/>
+          </w:p>
+        </w:tc>
+        <w:tc>
+          <w:tcPr>
+            <w:tcW w:w="0" w:type="auto"/>
+          </w:tcPr>
+          <w:p>
+            <w:pPr>
+              <w:pStyle w:val="Compact"/>
+            </w:pPr>
+            <w:proofErr w:type="spellStart"/>
             <w:r>
               <w:rPr>
                 <w:rFonts w:hint="eastAsia"/>
               </w:rPr>
               <w:t>质量</w:t>
             </w:r>
+            <w:proofErr w:type="spellEnd"/>
             <w:r>
               <w:rPr>
                 <w:rFonts w:hint="eastAsia"/>
@@ -9387,28 +11265,32 @@
             <w:pPr>
               <w:pStyle w:val="Compact"/>
             </w:pPr>
+            <w:proofErr w:type="spellStart"/>
             <w:r>
               <w:rPr>
                 <w:rFonts w:hint="eastAsia"/>
               </w:rPr>
               <w:t>百分比</w:t>
             </w:r>
-          </w:p>
-        </w:tc>
-        <w:tc>
-          <w:tcPr>
-            <w:tcW w:w="0" w:type="auto"/>
-          </w:tcPr>
-          <w:p>
-            <w:pPr>
-              <w:pStyle w:val="Compact"/>
-            </w:pPr>
+            <w:proofErr w:type="spellEnd"/>
+          </w:p>
+        </w:tc>
+        <w:tc>
+          <w:tcPr>
+            <w:tcW w:w="0" w:type="auto"/>
+          </w:tcPr>
+          <w:p>
+            <w:pPr>
+              <w:pStyle w:val="Compact"/>
+            </w:pPr>
+            <w:proofErr w:type="spellStart"/>
             <w:r>
               <w:rPr>
                 <w:rFonts w:hint="eastAsia"/>
               </w:rPr>
               <w:t>功耗</w:t>
             </w:r>
+            <w:proofErr w:type="spellEnd"/>
             <w:r>
               <w:rPr>
                 <w:rFonts w:hint="eastAsia"/>
@@ -9427,12 +11309,14 @@
             <w:pPr>
               <w:pStyle w:val="Compact"/>
             </w:pPr>
+            <w:proofErr w:type="spellStart"/>
             <w:r>
               <w:rPr>
                 <w:rFonts w:hint="eastAsia"/>
               </w:rPr>
               <w:t>光学载荷</w:t>
             </w:r>
+            <w:proofErr w:type="spellEnd"/>
           </w:p>
         </w:tc>
         <w:tc>
@@ -9484,12 +11368,14 @@
             <w:pPr>
               <w:pStyle w:val="Compact"/>
             </w:pPr>
+            <w:proofErr w:type="spellStart"/>
             <w:r>
               <w:rPr>
                 <w:rFonts w:hint="eastAsia"/>
               </w:rPr>
               <w:t>结构与热控</w:t>
             </w:r>
+            <w:proofErr w:type="spellEnd"/>
           </w:p>
         </w:tc>
         <w:tc>
@@ -9541,12 +11427,14 @@
             <w:pPr>
               <w:pStyle w:val="Compact"/>
             </w:pPr>
+            <w:proofErr w:type="spellStart"/>
             <w:r>
               <w:rPr>
                 <w:rFonts w:hint="eastAsia"/>
               </w:rPr>
               <w:t>电力系统</w:t>
             </w:r>
+            <w:proofErr w:type="spellEnd"/>
           </w:p>
         </w:tc>
         <w:tc>
@@ -9598,12 +11486,14 @@
             <w:pPr>
               <w:pStyle w:val="Compact"/>
             </w:pPr>
+            <w:proofErr w:type="spellStart"/>
             <w:r>
               <w:rPr>
                 <w:rFonts w:hint="eastAsia"/>
               </w:rPr>
               <w:t>推进系统</w:t>
             </w:r>
+            <w:proofErr w:type="spellEnd"/>
           </w:p>
         </w:tc>
         <w:tc>
@@ -9655,12 +11545,14 @@
             <w:pPr>
               <w:pStyle w:val="Compact"/>
             </w:pPr>
+            <w:proofErr w:type="spellStart"/>
             <w:r>
               <w:rPr>
                 <w:rFonts w:hint="eastAsia"/>
               </w:rPr>
               <w:t>姿控系统</w:t>
             </w:r>
+            <w:proofErr w:type="spellEnd"/>
           </w:p>
         </w:tc>
         <w:tc>
@@ -9712,12 +11604,14 @@
             <w:pPr>
               <w:pStyle w:val="Compact"/>
             </w:pPr>
+            <w:proofErr w:type="spellStart"/>
             <w:r>
               <w:rPr>
                 <w:rFonts w:hint="eastAsia"/>
               </w:rPr>
               <w:t>通信系统</w:t>
             </w:r>
+            <w:proofErr w:type="spellEnd"/>
           </w:p>
         </w:tc>
         <w:tc>
@@ -9769,12 +11663,14 @@
             <w:pPr>
               <w:pStyle w:val="Compact"/>
             </w:pPr>
+            <w:proofErr w:type="spellStart"/>
             <w:r>
               <w:rPr>
                 <w:rFonts w:hint="eastAsia"/>
               </w:rPr>
               <w:t>指令与数据处理</w:t>
             </w:r>
+            <w:proofErr w:type="spellEnd"/>
           </w:p>
         </w:tc>
         <w:tc>
@@ -9826,12 +11722,14 @@
             <w:pPr>
               <w:pStyle w:val="Compact"/>
             </w:pPr>
+            <w:proofErr w:type="spellStart"/>
             <w:r>
               <w:rPr>
                 <w:rFonts w:hint="eastAsia"/>
               </w:rPr>
               <w:t>线缆与集成</w:t>
             </w:r>
+            <w:proofErr w:type="spellEnd"/>
           </w:p>
         </w:tc>
         <w:tc>
@@ -9883,17 +11781,27 @@
             <w:pPr>
               <w:pStyle w:val="Compact"/>
             </w:pPr>
+            <w:proofErr w:type="spellStart"/>
+            <w:proofErr w:type="gramStart"/>
             <w:r>
               <w:rPr>
                 <w:rFonts w:hint="eastAsia"/>
               </w:rPr>
               <w:t>设计余量</w:t>
             </w:r>
-            <w:r>
-              <w:rPr>
-                <w:rFonts w:hint="eastAsia"/>
-              </w:rPr>
-              <w:t>(20%)</w:t>
+            <w:proofErr w:type="spellEnd"/>
+            <w:r>
+              <w:rPr>
+                <w:rFonts w:hint="eastAsia"/>
+              </w:rPr>
+              <w:t>(</w:t>
+            </w:r>
+            <w:proofErr w:type="gramEnd"/>
+            <w:r>
+              <w:rPr>
+                <w:rFonts w:hint="eastAsia"/>
+              </w:rPr>
+              <w:t>20%)</w:t>
             </w:r>
           </w:p>
         </w:tc>
@@ -9946,6 +11854,7 @@
             <w:pPr>
               <w:pStyle w:val="Compact"/>
             </w:pPr>
+            <w:proofErr w:type="spellStart"/>
             <w:r>
               <w:rPr>
                 <w:rFonts w:hint="eastAsia"/>
@@ -9954,6 +11863,7 @@
               </w:rPr>
               <w:t>系统总质量</w:t>
             </w:r>
+            <w:proofErr w:type="spellEnd"/>
           </w:p>
         </w:tc>
         <w:tc>
@@ -10015,12 +11925,14 @@
       </w:pPr>
       <w:bookmarkStart w:id="16" w:name="功率预算分析"/>
       <w:bookmarkEnd w:id="15"/>
+      <w:proofErr w:type="spellStart"/>
       <w:r>
         <w:rPr>
           <w:rFonts w:hint="eastAsia"/>
         </w:rPr>
         <w:t>功率预算分析</w:t>
       </w:r>
+      <w:proofErr w:type="spellEnd"/>
     </w:p>
     <w:p>
       <w:pPr>
@@ -10043,7 +11955,23 @@
           <w:rFonts w:hint="eastAsia"/>
           <w:lang w:eastAsia="zh-CN"/>
         </w:rPr>
-        <w:t>在所有操作模式下平衡，在阳光和食期都有正余量。设计通过智能系统调度和电池储能适应峰值功率需求。</w:t>
+        <w:t>在所有操作模式下平衡，在阳光和</w:t>
+      </w:r>
+      <w:proofErr w:type="gramStart"/>
+      <w:r>
+        <w:rPr>
+          <w:rFonts w:hint="eastAsia"/>
+          <w:lang w:eastAsia="zh-CN"/>
+        </w:rPr>
+        <w:t>食期</w:t>
+      </w:r>
+      <w:proofErr w:type="gramEnd"/>
+      <w:r>
+        <w:rPr>
+          <w:rFonts w:hint="eastAsia"/>
+          <w:lang w:eastAsia="zh-CN"/>
+        </w:rPr>
+        <w:t>都有正余量。设计通过智能系统调度和电池储能适应峰值功率需求。</w:t>
       </w:r>
     </w:p>
     <w:p>
@@ -10124,6 +12052,7 @@
         </w:rPr>
         <w:t xml:space="preserve"> </w:t>
       </w:r>
+      <w:proofErr w:type="spellStart"/>
       <w:r>
         <w:rPr>
           <w:rFonts w:hint="eastAsia"/>
@@ -10131,6 +12060,7 @@
         </w:rPr>
         <w:t>Wh</w:t>
       </w:r>
+      <w:proofErr w:type="spellEnd"/>
       <w:r>
         <w:rPr>
           <w:rFonts w:hint="eastAsia"/>
@@ -10151,6 +12081,7 @@
         </w:rPr>
         <w:t xml:space="preserve"> </w:t>
       </w:r>
+      <w:proofErr w:type="spellStart"/>
       <w:r>
         <w:rPr>
           <w:rFonts w:hint="eastAsia"/>
@@ -10158,6 +12089,7 @@
         </w:rPr>
         <w:t>Wh</w:t>
       </w:r>
+      <w:proofErr w:type="spellEnd"/>
       <w:r>
         <w:rPr>
           <w:rFonts w:hint="eastAsia"/>
@@ -10215,7 +12147,23 @@
           <w:rFonts w:hint="eastAsia"/>
           <w:lang w:eastAsia="zh-CN"/>
         </w:rPr>
-        <w:t>峰值。电源管理系统自动调节负载以保持正能量平衡，同时最大化科学数据收集能力。</w:t>
+        <w:t>峰值。电源管理系统自动调节负载以</w:t>
+      </w:r>
+      <w:proofErr w:type="gramStart"/>
+      <w:r>
+        <w:rPr>
+          <w:rFonts w:hint="eastAsia"/>
+          <w:lang w:eastAsia="zh-CN"/>
+        </w:rPr>
+        <w:t>保持正</w:t>
+      </w:r>
+      <w:proofErr w:type="gramEnd"/>
+      <w:r>
+        <w:rPr>
+          <w:rFonts w:hint="eastAsia"/>
+          <w:lang w:eastAsia="zh-CN"/>
+        </w:rPr>
+        <w:t>能量平衡，同时最大化科学数据收集能力。</w:t>
       </w:r>
     </w:p>
     <w:p>
@@ -10258,6 +12206,7 @@
         </w:rPr>
         <w:t>采用标准化协议，包括高速数据传输的</w:t>
       </w:r>
+      <w:proofErr w:type="spellStart"/>
       <w:r>
         <w:rPr>
           <w:rFonts w:hint="eastAsia"/>
@@ -10265,6 +12214,7 @@
         </w:rPr>
         <w:t>SpaceWire</w:t>
       </w:r>
+      <w:proofErr w:type="spellEnd"/>
       <w:r>
         <w:rPr>
           <w:rFonts w:hint="eastAsia"/>
@@ -10526,7 +12476,23 @@
           <w:rFonts w:hint="eastAsia"/>
           <w:lang w:eastAsia="zh-CN"/>
         </w:rPr>
-        <w:t>覆盖为陆表分析和植被监测优化的可见光和近红外波长。辐射精度通过星上定标源和地基替代定标程序实现优于</w:t>
+        <w:t>覆盖为</w:t>
+      </w:r>
+      <w:proofErr w:type="gramStart"/>
+      <w:r>
+        <w:rPr>
+          <w:rFonts w:hint="eastAsia"/>
+          <w:lang w:eastAsia="zh-CN"/>
+        </w:rPr>
+        <w:t>陆表分析</w:t>
+      </w:r>
+      <w:proofErr w:type="gramEnd"/>
+      <w:r>
+        <w:rPr>
+          <w:rFonts w:hint="eastAsia"/>
+          <w:lang w:eastAsia="zh-CN"/>
+        </w:rPr>
+        <w:t>和植被监测优化的可见光和近红外波长。辐射精度通过星上定标源和地基替代定标程序实现优于</w:t>
       </w:r>
       <w:r>
         <w:rPr>
@@ -10626,7 +12592,23 @@
           <w:rFonts w:hint="eastAsia"/>
           <w:lang w:eastAsia="zh-CN"/>
         </w:rPr>
-        <w:t>，具有亚米级分辨率成像、</w:t>
+        <w:t>，具有</w:t>
+      </w:r>
+      <w:proofErr w:type="gramStart"/>
+      <w:r>
+        <w:rPr>
+          <w:rFonts w:hint="eastAsia"/>
+          <w:lang w:eastAsia="zh-CN"/>
+        </w:rPr>
+        <w:t>亚米级分辨率</w:t>
+      </w:r>
+      <w:proofErr w:type="gramEnd"/>
+      <w:r>
+        <w:rPr>
+          <w:rFonts w:hint="eastAsia"/>
+          <w:lang w:eastAsia="zh-CN"/>
+        </w:rPr>
+        <w:t>成像、</w:t>
       </w:r>
       <w:r>
         <w:rPr>
@@ -13913,6 +15895,125 @@
       <w:bCs/>
     </w:rPr>
   </w:style>
+  <w:style w:type="table" w:styleId="51">
+    <w:name w:val="Plain Table 5"/>
+    <w:basedOn w:val="a2"/>
+    <w:rsid w:val="009C5292"/>
+    <w:pPr>
+      <w:spacing w:after="0"/>
+    </w:pPr>
+    <w:tblPr>
+      <w:tblStyleRowBandSize w:val="1"/>
+      <w:tblStyleColBandSize w:val="1"/>
+    </w:tblPr>
+    <w:tblStylePr w:type="firstRow">
+      <w:rPr>
+        <w:rFonts w:asciiTheme="majorHAnsi" w:eastAsiaTheme="majorEastAsia" w:hAnsiTheme="majorHAnsi" w:cstheme="majorBidi"/>
+        <w:i/>
+        <w:iCs/>
+        <w:sz w:val="26"/>
+      </w:rPr>
+      <w:tblPr/>
+      <w:tcPr>
+        <w:tcBorders>
+          <w:bottom w:val="single" w:sz="4" w:space="0" w:color="7F7F7F" w:themeColor="text1" w:themeTint="80"/>
+        </w:tcBorders>
+        <w:shd w:val="clear" w:color="auto" w:fill="FFFFFF" w:themeFill="background1"/>
+      </w:tcPr>
+    </w:tblStylePr>
+    <w:tblStylePr w:type="lastRow">
+      <w:rPr>
+        <w:rFonts w:asciiTheme="majorHAnsi" w:eastAsiaTheme="majorEastAsia" w:hAnsiTheme="majorHAnsi" w:cstheme="majorBidi"/>
+        <w:i/>
+        <w:iCs/>
+        <w:sz w:val="26"/>
+      </w:rPr>
+      <w:tblPr/>
+      <w:tcPr>
+        <w:tcBorders>
+          <w:top w:val="single" w:sz="4" w:space="0" w:color="7F7F7F" w:themeColor="text1" w:themeTint="80"/>
+        </w:tcBorders>
+        <w:shd w:val="clear" w:color="auto" w:fill="FFFFFF" w:themeFill="background1"/>
+      </w:tcPr>
+    </w:tblStylePr>
+    <w:tblStylePr w:type="firstCol">
+      <w:pPr>
+        <w:jc w:val="right"/>
+      </w:pPr>
+      <w:rPr>
+        <w:rFonts w:asciiTheme="majorHAnsi" w:eastAsiaTheme="majorEastAsia" w:hAnsiTheme="majorHAnsi" w:cstheme="majorBidi"/>
+        <w:i/>
+        <w:iCs/>
+        <w:sz w:val="26"/>
+      </w:rPr>
+      <w:tblPr/>
+      <w:tcPr>
+        <w:tcBorders>
+          <w:right w:val="single" w:sz="4" w:space="0" w:color="7F7F7F" w:themeColor="text1" w:themeTint="80"/>
+        </w:tcBorders>
+        <w:shd w:val="clear" w:color="auto" w:fill="FFFFFF" w:themeFill="background1"/>
+      </w:tcPr>
+    </w:tblStylePr>
+    <w:tblStylePr w:type="lastCol">
+      <w:rPr>
+        <w:rFonts w:asciiTheme="majorHAnsi" w:eastAsiaTheme="majorEastAsia" w:hAnsiTheme="majorHAnsi" w:cstheme="majorBidi"/>
+        <w:i/>
+        <w:iCs/>
+        <w:sz w:val="26"/>
+      </w:rPr>
+      <w:tblPr/>
+      <w:tcPr>
+        <w:tcBorders>
+          <w:left w:val="single" w:sz="4" w:space="0" w:color="7F7F7F" w:themeColor="text1" w:themeTint="80"/>
+        </w:tcBorders>
+        <w:shd w:val="clear" w:color="auto" w:fill="FFFFFF" w:themeFill="background1"/>
+      </w:tcPr>
+    </w:tblStylePr>
+    <w:tblStylePr w:type="band1Vert">
+      <w:tblPr/>
+      <w:tcPr>
+        <w:shd w:val="clear" w:color="auto" w:fill="F2F2F2" w:themeFill="background1" w:themeFillShade="F2"/>
+      </w:tcPr>
+    </w:tblStylePr>
+    <w:tblStylePr w:type="band1Horz">
+      <w:tblPr/>
+      <w:tcPr>
+        <w:shd w:val="clear" w:color="auto" w:fill="F2F2F2" w:themeFill="background1" w:themeFillShade="F2"/>
+      </w:tcPr>
+    </w:tblStylePr>
+    <w:tblStylePr w:type="neCell">
+      <w:tblPr/>
+      <w:tcPr>
+        <w:tcBorders>
+          <w:left w:val="nil"/>
+        </w:tcBorders>
+      </w:tcPr>
+    </w:tblStylePr>
+    <w:tblStylePr w:type="nwCell">
+      <w:tblPr/>
+      <w:tcPr>
+        <w:tcBorders>
+          <w:right w:val="nil"/>
+        </w:tcBorders>
+      </w:tcPr>
+    </w:tblStylePr>
+    <w:tblStylePr w:type="seCell">
+      <w:tblPr/>
+      <w:tcPr>
+        <w:tcBorders>
+          <w:left w:val="nil"/>
+        </w:tcBorders>
+      </w:tcPr>
+    </w:tblStylePr>
+    <w:tblStylePr w:type="swCell">
+      <w:tblPr/>
+      <w:tcPr>
+        <w:tcBorders>
+          <w:right w:val="nil"/>
+        </w:tcBorders>
+      </w:tcPr>
+    </w:tblStylePr>
+  </w:style>
 </w:styles>
 </file>
 

--- a/设计报告详细版本.docx
+++ b/设计报告详细版本.docx
@@ -1,6 +1,6 @@
 
 <file path=word/document.xml><?xml version="1.0" encoding="utf-8"?>
-<w:document xmlns:wpc="http://schemas.microsoft.com/office/word/2010/wordprocessingCanvas" xmlns:cx="http://schemas.microsoft.com/office/drawing/2014/chartex" xmlns:cx1="http://schemas.microsoft.com/office/drawing/2015/9/8/chartex" xmlns:cx2="http://schemas.microsoft.com/office/drawing/2015/10/21/chartex" xmlns:cx3="http://schemas.microsoft.com/office/drawing/2016/5/9/chartex" xmlns:cx4="http://schemas.microsoft.com/office/drawing/2016/5/10/chartex" xmlns:cx5="http://schemas.microsoft.com/office/drawing/2016/5/11/chartex" xmlns:cx6="http://schemas.microsoft.com/office/drawing/2016/5/12/chartex" xmlns:cx7="http://schemas.microsoft.com/office/drawing/2016/5/13/chartex" xmlns:cx8="http://schemas.microsoft.com/office/drawing/2016/5/14/chartex" xmlns:mc="http://schemas.openxmlformats.org/markup-compatibility/2006" xmlns:aink="http://schemas.microsoft.com/office/drawing/2016/ink" xmlns:am3d="http://schemas.microsoft.com/office/drawing/2017/model3d" xmlns:o="urn:schemas-microsoft-com:office:office" xmlns:oel="http://schemas.microsoft.com/office/2019/extlst" xmlns:r="http://schemas.openxmlformats.org/officeDocument/2006/relationships" xmlns:m="http://schemas.openxmlformats.org/officeDocument/2006/math" xmlns:v="urn:schemas-microsoft-com:vml" xmlns:wp14="http://schemas.microsoft.com/office/word/2010/wordprocessingDrawing" xmlns:wp="http://schemas.openxmlformats.org/drawingml/2006/wordprocessingDrawing" xmlns:w10="urn:schemas-microsoft-com:office:word" xmlns:w="http://schemas.openxmlformats.org/wordprocessingml/2006/main" xmlns:w14="http://schemas.microsoft.com/office/word/2010/wordml" xmlns:w15="http://schemas.microsoft.com/office/word/2012/wordml" xmlns:w16cex="http://schemas.microsoft.com/office/word/2018/wordml/cex" xmlns:w16cid="http://schemas.microsoft.com/office/word/2016/wordml/cid" xmlns:w16="http://schemas.microsoft.com/office/word/2018/wordml" xmlns:w16sdtdh="http://schemas.microsoft.com/office/word/2020/wordml/sdtdatahash" xmlns:w16se="http://schemas.microsoft.com/office/word/2015/wordml/symex" xmlns:wpg="http://schemas.microsoft.com/office/word/2010/wordprocessingGroup" xmlns:wpi="http://schemas.microsoft.com/office/word/2010/wordprocessingInk" xmlns:wne="http://schemas.microsoft.com/office/word/2006/wordml" xmlns:wps="http://schemas.microsoft.com/office/word/2010/wordprocessingShape" mc:Ignorable="w14 w15 w16se w16cid w16 w16cex w16sdtdh wp14">
+<w:document xmlns:wpc="http://schemas.microsoft.com/office/word/2010/wordprocessingCanvas" xmlns:cx="http://schemas.microsoft.com/office/drawing/2014/chartex" xmlns:cx1="http://schemas.microsoft.com/office/drawing/2015/9/8/chartex" xmlns:cx2="http://schemas.microsoft.com/office/drawing/2015/10/21/chartex" xmlns:cx3="http://schemas.microsoft.com/office/drawing/2016/5/9/chartex" xmlns:cx4="http://schemas.microsoft.com/office/drawing/2016/5/10/chartex" xmlns:cx5="http://schemas.microsoft.com/office/drawing/2016/5/11/chartex" xmlns:cx6="http://schemas.microsoft.com/office/drawing/2016/5/12/chartex" xmlns:cx7="http://schemas.microsoft.com/office/drawing/2016/5/13/chartex" xmlns:cx8="http://schemas.microsoft.com/office/drawing/2016/5/14/chartex" xmlns:mc="http://schemas.openxmlformats.org/markup-compatibility/2006" xmlns:aink="http://schemas.microsoft.com/office/drawing/2016/ink" xmlns:am3d="http://schemas.microsoft.com/office/drawing/2017/model3d" xmlns:o="urn:schemas-microsoft-com:office:office" xmlns:oel="http://schemas.microsoft.com/office/2019/extlst" xmlns:r="http://schemas.openxmlformats.org/officeDocument/2006/relationships" xmlns:m="http://schemas.openxmlformats.org/officeDocument/2006/math" xmlns:v="urn:schemas-microsoft-com:vml" xmlns:wp14="http://schemas.microsoft.com/office/word/2010/wordprocessingDrawing" xmlns:wp="http://schemas.openxmlformats.org/drawingml/2006/wordprocessingDrawing" xmlns:w10="urn:schemas-microsoft-com:office:word" xmlns:w="http://schemas.openxmlformats.org/wordprocessingml/2006/main" xmlns:w14="http://schemas.microsoft.com/office/word/2010/wordml" xmlns:w15="http://schemas.microsoft.com/office/word/2012/wordml" xmlns:w16cex="http://schemas.microsoft.com/office/word/2018/wordml/cex" xmlns:w16cid="http://schemas.microsoft.com/office/word/2016/wordml/cid" xmlns:w16="http://schemas.microsoft.com/office/word/2018/wordml" xmlns:w16du="http://schemas.microsoft.com/office/word/2023/wordml/word16du" xmlns:w16sdtdh="http://schemas.microsoft.com/office/word/2020/wordml/sdtdatahash" xmlns:w16sdtfl="http://schemas.microsoft.com/office/word/2024/wordml/sdtformatlock" xmlns:w16se="http://schemas.microsoft.com/office/word/2015/wordml/symex" xmlns:wpg="http://schemas.microsoft.com/office/word/2010/wordprocessingGroup" xmlns:wpi="http://schemas.microsoft.com/office/word/2010/wordprocessingInk" xmlns:wne="http://schemas.microsoft.com/office/word/2006/wordml" xmlns:wps="http://schemas.microsoft.com/office/word/2010/wordprocessingShape" mc:Ignorable="w14 w15 w16se w16cid w16 w16cex w16sdtdh w16sdtfl w16du wp14">
   <w:body>
     <w:p>
       <w:pPr>
@@ -26,21 +26,12 @@
         </w:rPr>
       </w:pPr>
       <w:bookmarkStart w:id="1" w:name="亚米级分辨率地球观测任务"/>
-      <w:proofErr w:type="gramStart"/>
-      <w:r>
-        <w:rPr>
-          <w:rFonts w:hint="eastAsia"/>
-          <w:lang w:eastAsia="zh-CN"/>
-        </w:rPr>
-        <w:t>亚米级分辨率</w:t>
-      </w:r>
-      <w:proofErr w:type="gramEnd"/>
-      <w:r>
-        <w:rPr>
-          <w:rFonts w:hint="eastAsia"/>
-          <w:lang w:eastAsia="zh-CN"/>
-        </w:rPr>
-        <w:t>地球观测任务</w:t>
+      <w:r>
+        <w:rPr>
+          <w:rFonts w:hint="eastAsia"/>
+          <w:lang w:eastAsia="zh-CN"/>
+        </w:rPr>
+        <w:t>亚米级分辨率地球观测任务</w:t>
       </w:r>
     </w:p>
     <w:p>
@@ -70,34 +61,52 @@
         <w:rPr>
           <w:lang w:eastAsia="zh-CN"/>
         </w:rPr>
-        <w:t>在国际层面，美国、欧洲和日本等航天强国已经形成了较为完善的高分辨率遥感卫星体系。美国Maxar公司运营的WorldView-3与WorldView-4卫星具备优于0.3米的空间分辨率，其数据广泛服务于政府、军方与商业市场，形成了从数据采集到增值服务的完整产业链。欧洲的空客公司通过Pleiades系列卫星提供0.5米分辨率影像，兼顾科研、政府与商业用户，成为欧盟空间信息服务的重要支撑。日本的ALOS-3卫星则着眼于灾害监测和地理信息基础建设，进一步彰显了高分辨率遥感在综合国</w:t>
-      </w:r>
-      <w:r>
-        <w:rPr>
-          <w:rFonts w:hint="eastAsia"/>
-          <w:lang w:eastAsia="zh-CN"/>
-        </w:rPr>
-        <w:t>士</w:t>
-      </w:r>
-      <w:r>
-        <w:rPr>
-          <w:lang w:eastAsia="zh-CN"/>
-        </w:rPr>
-        <w:t>治理中的核心地位。与此同时，Planet Labs等新兴商业航天企业，通过数百颗小卫星的星座化部署，实现了每日全球覆盖，尽管单星分辨率较低，但凭借大规模观测与高频率重访，在市场应用中展现出强大竞争力。可以看到，国际竞争格局已呈现出“高精度与高频率并行”的发展模式，</w:t>
-      </w:r>
-      <w:proofErr w:type="gramStart"/>
-      <w:r>
-        <w:rPr>
-          <w:lang w:eastAsia="zh-CN"/>
-        </w:rPr>
-        <w:t>亚米级高分辨率</w:t>
-      </w:r>
-      <w:proofErr w:type="gramEnd"/>
-      <w:r>
-        <w:rPr>
-          <w:lang w:eastAsia="zh-CN"/>
-        </w:rPr>
-        <w:t>观测已成为全球航天强国和商业企业争相布局的重点领域。</w:t>
+        <w:t>在国际层面，美国、欧洲和日本等航天强国已经形成了较为完善的高分辨率遥感卫星体系。美国Maxar公司运营的WorldView-3与WorldView-4卫星具备优于0.3米的空间分辨率，其数据广泛服务于政府、军方与商业市场，形成了从数据采集到增值服务的完整产业链。欧洲的空客公司通过Pleiades系列卫星提供0.5米分辨率影像，兼顾科研、政府与商业用户，成为欧盟空间信息服务的重要支撑。日本的ALOS-3卫星则着眼于灾害监测和地理信息基础建设，进一步彰显了高分辨率遥感在</w:t>
+      </w:r>
+      <w:commentRangeStart w:id="2"/>
+      <w:ins w:id="3" w:author="KAIFENG" w:date="2026-03-04T19:02:00Z" w16du:dateUtc="2026-03-04T11:02:00Z">
+        <w:r>
+          <w:rPr>
+            <w:rFonts w:hint="eastAsia"/>
+            <w:lang w:eastAsia="zh-CN"/>
+          </w:rPr>
+          <w:t>综合国土治理</w:t>
+        </w:r>
+        <w:commentRangeEnd w:id="2"/>
+        <w:r>
+          <w:rPr>
+            <w:rStyle w:val="af6"/>
+            <w:rFonts w:asciiTheme="minorHAnsi" w:eastAsiaTheme="minorEastAsia" w:hAnsiTheme="minorHAnsi"/>
+          </w:rPr>
+          <w:commentReference w:id="2"/>
+        </w:r>
+      </w:ins>
+      <w:del w:id="5" w:author="KAIFENG" w:date="2026-03-04T19:02:00Z" w16du:dateUtc="2026-03-04T11:02:00Z">
+        <w:r>
+          <w:rPr>
+            <w:lang w:eastAsia="zh-CN"/>
+          </w:rPr>
+          <w:delText>综合国</w:delText>
+        </w:r>
+        <w:r>
+          <w:rPr>
+            <w:rFonts w:hint="eastAsia"/>
+            <w:lang w:eastAsia="zh-CN"/>
+          </w:rPr>
+          <w:delText>士</w:delText>
+        </w:r>
+        <w:r>
+          <w:rPr>
+            <w:lang w:eastAsia="zh-CN"/>
+          </w:rPr>
+          <w:delText>治理</w:delText>
+        </w:r>
+      </w:del>
+      <w:r>
+        <w:rPr>
+          <w:lang w:eastAsia="zh-CN"/>
+        </w:rPr>
+        <w:t>中的核心地位。与此同时，Planet Labs等新兴商业航天企业，通过数百颗小卫星的星座化部署，实现了每日全球覆盖，尽管单星分辨率较低，但凭借大规模观测与高频率重访，在市场应用中展现出强大竞争力。可以看到，国际竞争格局已呈现出“高精度与高频率并行”的发展模式，亚米级高分辨率观测已成为全球航天强国和商业企业争相布局的重点领域。</w:t>
       </w:r>
     </w:p>
     <w:p>
@@ -112,21 +121,7 @@
         <w:rPr>
           <w:lang w:eastAsia="zh-CN"/>
         </w:rPr>
-        <w:t>在国内，国家层面高度重视空间基础设施建设，明确提出要构建“空天一体、天地一体、军民融合”的综合立体观测能力。《国家综合立体观测网发展规划纲要》提出，到2035年基本建成全天候、全天时、多维度的综合观测体系，为生态文明建设、灾害防御与国家安全提供战略支撑。同时，《航天强国建设纲要》明确要求加快发展高分辨率对地观测卫星，提升我国在全球航天产业链中的竞争力。近年来，“高分专项”已先后发射多颗高分辨率卫星，为国家在资源管理、环境保护与防灾减灾等方面提供了重要数据支撑。然而，随着需求的不断升级，现有卫星在成像精度、数据获取频率和商业模式创新方面仍存在不足，难以全面满足新时期国家治理和经济社会发展的多样化需求。因此，发展一型具备</w:t>
-      </w:r>
-      <w:proofErr w:type="gramStart"/>
-      <w:r>
-        <w:rPr>
-          <w:lang w:eastAsia="zh-CN"/>
-        </w:rPr>
-        <w:t>亚米级分辨率</w:t>
-      </w:r>
-      <w:proofErr w:type="gramEnd"/>
-      <w:r>
-        <w:rPr>
-          <w:lang w:eastAsia="zh-CN"/>
-        </w:rPr>
-        <w:t>、兼顾技术先进</w:t>
+        <w:t>在国内，国家层面高度重视空间基础设施建设，明确提出要构建“空天一体、天地一体、军民融合”的综合立体观测能力。《国家综合立体观测网发展规划纲要》提出，到2035年基本建成全天候、全天时、多维度的综合观测体系，为生态文明建设、灾害防御与国家安全提供战略支撑。同时，《航天强国建设纲要》明确要求加快发展高分辨率对地观测卫星，提升我国在全球航天产业链中的竞争力。近年来，“高分专项”已先后发射多颗高分辨率卫星，为国家在资源管理、环境保护与防灾减灾等方面提供了重要数据支撑。然而，随着需求的不断升级，现有卫星在成像精度、数据获取频率和商业模式创新方面仍存在不足，难以全面满足新时期国家治理和经济社会发展的多样化需求。因此，发展一型具备亚米级分辨率、兼顾技术先进</w:t>
       </w:r>
       <w:r>
         <w:rPr>
@@ -148,63 +143,7 @@
         <w:rPr>
           <w:lang w:eastAsia="zh-CN"/>
         </w:rPr>
-        <w:t>在应用层面，</w:t>
-      </w:r>
-      <w:proofErr w:type="gramStart"/>
-      <w:r>
-        <w:rPr>
-          <w:lang w:eastAsia="zh-CN"/>
-        </w:rPr>
-        <w:t>亚米级分辨率</w:t>
-      </w:r>
-      <w:proofErr w:type="gramEnd"/>
-      <w:r>
-        <w:rPr>
-          <w:lang w:eastAsia="zh-CN"/>
-        </w:rPr>
-        <w:t>卫星的意义尤为突出。其在灾害监测领域，可在地震、洪涝、泥石流等突发事件发生后，迅速提供高精度影像，用于判定灾害范围、评估损失程度和制定救援方案。在农业生产方面，通过对农田分布、作物长势与病虫害情况的精细化监测，能够为粮食安全提供科学依据，并助力智慧农业与精细化管理。在城市规划与基础设施建设方面，高分辨率遥感数据能够支持城市空间布局优化、交通网络管理与智慧城市建设，推动城乡治理的现代化进程。在环境与生态保护方面，从森林覆盖率调查、湿地资源监控到污染扩散追踪，</w:t>
-      </w:r>
-      <w:proofErr w:type="gramStart"/>
-      <w:r>
-        <w:rPr>
-          <w:lang w:eastAsia="zh-CN"/>
-        </w:rPr>
-        <w:t>亚米级卫星</w:t>
-      </w:r>
-      <w:proofErr w:type="gramEnd"/>
-      <w:r>
-        <w:rPr>
-          <w:lang w:eastAsia="zh-CN"/>
-        </w:rPr>
-        <w:t>都能提供关键支撑，助力生态文明建设和“双碳”目标实现。在国土安全与边境管控方面，</w:t>
-      </w:r>
-      <w:proofErr w:type="gramStart"/>
-      <w:r>
-        <w:rPr>
-          <w:lang w:eastAsia="zh-CN"/>
-        </w:rPr>
-        <w:t>亚米级遥感</w:t>
-      </w:r>
-      <w:proofErr w:type="gramEnd"/>
-      <w:r>
-        <w:rPr>
-          <w:lang w:eastAsia="zh-CN"/>
-        </w:rPr>
-        <w:t>影像在非法越境监测、海岸巡查与战略设施安全保障中发挥不可替代的作用。这些应用需求不仅覆盖国家治理的方方面面，也与人民生活息息相关，充分表明建设</w:t>
-      </w:r>
-      <w:proofErr w:type="gramStart"/>
-      <w:r>
-        <w:rPr>
-          <w:lang w:eastAsia="zh-CN"/>
-        </w:rPr>
-        <w:t>亚米级分辨率</w:t>
-      </w:r>
-      <w:proofErr w:type="gramEnd"/>
-      <w:r>
-        <w:rPr>
-          <w:lang w:eastAsia="zh-CN"/>
-        </w:rPr>
-        <w:t>光学遥感卫星的迫切必要性。</w:t>
+        <w:t>在应用层面，亚米级分辨率卫星的意义尤为突出。其在灾害监测领域，可在地震、洪涝、泥石流等突发事件发生后，迅速提供高精度影像，用于判定灾害范围、评估损失程度和制定救援方案。在农业生产方面，通过对农田分布、作物长势与病虫害情况的精细化监测，能够为粮食安全提供科学依据，并助力智慧农业与精细化管理。在城市规划与基础设施建设方面，高分辨率遥感数据能够支持城市空间布局优化、交通网络管理与智慧城市建设，推动城乡治理的现代化进程。在环境与生态保护方面，从森林覆盖率调查、湿地资源监控到污染扩散追踪，亚米级卫星都能提供关键支撑，助力生态文明建设和“双碳”目标实现。在国土安全与边境管控方面，亚米级遥感影像在非法越境监测、海岸巡查与战略设施安全保障中发挥不可替代的作用。这些应用需求不仅覆盖国家治理的方方面面，也与人民生活息息相关，充分表明建设亚米级分辨率光学遥感卫星的迫切必要性。</w:t>
       </w:r>
     </w:p>
     <w:p>
@@ -219,63 +158,7 @@
         <w:rPr>
           <w:lang w:eastAsia="zh-CN"/>
         </w:rPr>
-        <w:t>从技术发展的角度看，实现</w:t>
-      </w:r>
-      <w:proofErr w:type="gramStart"/>
-      <w:r>
-        <w:rPr>
-          <w:lang w:eastAsia="zh-CN"/>
-        </w:rPr>
-        <w:t>亚米级分辨率</w:t>
-      </w:r>
-      <w:proofErr w:type="gramEnd"/>
-      <w:r>
-        <w:rPr>
-          <w:lang w:eastAsia="zh-CN"/>
-        </w:rPr>
-        <w:t>并非单一环节的突破，而是光学设计、姿态控制、数据处理与传输、能源保障和推进系统等多方面协同的综合结果。本项目设计方案采用碳化硅主镜和折叠光路的轻量化光学系统，在有限的体积约束内</w:t>
-      </w:r>
-      <w:proofErr w:type="gramStart"/>
-      <w:r>
-        <w:rPr>
-          <w:lang w:eastAsia="zh-CN"/>
-        </w:rPr>
-        <w:t>实现长</w:t>
-      </w:r>
-      <w:proofErr w:type="gramEnd"/>
-      <w:r>
-        <w:rPr>
-          <w:lang w:eastAsia="zh-CN"/>
-        </w:rPr>
-        <w:t>焦距与高分辨率的平衡；配置高性能CMOS探测器，以确保优异的量子效率和成像质量；配合高精度姿态控制系统，实现成像过程中优于±0.005° RMS的稳定性，满足</w:t>
-      </w:r>
-      <w:proofErr w:type="gramStart"/>
-      <w:r>
-        <w:rPr>
-          <w:lang w:eastAsia="zh-CN"/>
-        </w:rPr>
-        <w:t>亚米级成像</w:t>
-      </w:r>
-      <w:proofErr w:type="gramEnd"/>
-      <w:r>
-        <w:rPr>
-          <w:lang w:eastAsia="zh-CN"/>
-        </w:rPr>
-        <w:t>对平台控制的严苛要求。同时，系统搭载大容量星上存储与高速压缩算法，并通过X频段高速下行链路进行数据传输，确保大体量影像数据能够快速传输至地面并投入应用。推进方面，采用高性能绿色推进技术，提升轨道机动与寿命管理能力，降低地面运维风险。这些设计在保障任务性能的同时，也兼顾了小卫星的轻量化和低成本特征，为亚</w:t>
-      </w:r>
-      <w:proofErr w:type="gramStart"/>
-      <w:r>
-        <w:rPr>
-          <w:lang w:eastAsia="zh-CN"/>
-        </w:rPr>
-        <w:t>米级观测</w:t>
-      </w:r>
-      <w:proofErr w:type="gramEnd"/>
-      <w:r>
-        <w:rPr>
-          <w:lang w:eastAsia="zh-CN"/>
-        </w:rPr>
-        <w:t>任务的可行性提供了坚实技术基础。</w:t>
+        <w:t>从技术发展的角度看，实现亚米级分辨率并非单一环节的突破，而是光学设计、姿态控制、数据处理与传输、能源保障和推进系统等多方面协同的综合结果。本项目设计方案采用碳化硅主镜和折叠光路的轻量化光学系统，在有限的体积约束内实现长焦距与高分辨率的平衡；配置高性能CMOS探测器，以确保优异的量子效率和成像质量；配合高精度姿态控制系统，实现成像过程中优于±0.005° RMS的稳定性，满足亚米级成像对平台控制的严苛要求。同时，系统搭载大容量星上存储与高速压缩算法，并通过X频段高速下行链路进行数据传输，确保大体量影像数据能够快速传输至地面并投入应用。推进方面，采用高性能绿色推进技术，提升轨道机动与寿命管理能力，降低地面运维风险。这些设计在保障任务性能的同时，也兼顾了小卫星的轻量化和低成本特征，为亚米级观测任务的可行性提供了坚实技术基础。</w:t>
       </w:r>
     </w:p>
     <w:p>
@@ -290,49 +173,7 @@
         <w:rPr>
           <w:lang w:eastAsia="zh-CN"/>
         </w:rPr>
-        <w:t>此外，该任务在经济性与风险控制方面同样具有明显优势。通过采用小卫星架构与商用现货器件（COTS）的合理利用，可以显著缩短研制周期并降低研发成本，使得</w:t>
-      </w:r>
-      <w:proofErr w:type="gramStart"/>
-      <w:r>
-        <w:rPr>
-          <w:lang w:eastAsia="zh-CN"/>
-        </w:rPr>
-        <w:t>单星总成本控制</w:t>
-      </w:r>
-      <w:proofErr w:type="gramEnd"/>
-      <w:r>
-        <w:rPr>
-          <w:lang w:eastAsia="zh-CN"/>
-        </w:rPr>
-        <w:t>在可接受范围之内。</w:t>
-      </w:r>
-      <w:proofErr w:type="gramStart"/>
-      <w:r>
-        <w:rPr>
-          <w:lang w:eastAsia="zh-CN"/>
-        </w:rPr>
-        <w:t>星座化署进一步</w:t>
-      </w:r>
-      <w:proofErr w:type="gramEnd"/>
-      <w:r>
-        <w:rPr>
-          <w:lang w:eastAsia="zh-CN"/>
-        </w:rPr>
-        <w:t>分散了单星失效的风险，增强了系统的稳健性与任务连续性。在数据应用与产业拓展方面，</w:t>
-      </w:r>
-      <w:proofErr w:type="gramStart"/>
-      <w:r>
-        <w:rPr>
-          <w:lang w:eastAsia="zh-CN"/>
-        </w:rPr>
-        <w:t>亚米级影像</w:t>
-      </w:r>
-      <w:proofErr w:type="gramEnd"/>
-      <w:r>
-        <w:rPr>
-          <w:lang w:eastAsia="zh-CN"/>
-        </w:rPr>
-        <w:t>可形成商业化数据产品和增值服务，推动遥感大数据与人工智能的深度融合，形成面向政府、科研、企业和公众的多层次服务模式，从而构建起可持续发展的商业生态。这不仅有助于实现航天技术的自我造血，也将带动上下游产业链的发展，产生显著的经济与社会效益。</w:t>
+        <w:t>此外，该任务在经济性与风险控制方面同样具有明显优势。通过采用小卫星架构与商用现货器件（COTS）的合理利用，可以显著缩短研制周期并降低研发成本，使得单星总成本控制在可接受范围之内。星座化署进一步分散了单星失效的风险，增强了系统的稳健性与任务连续性。在数据应用与产业拓展方面，亚米级影像可形成商业化数据产品和增值服务，推动遥感大数据与人工智能的深度融合，形成面向政府、科研、企业和公众的多层次服务模式，从而构建起可持续发展的商业生态。这不仅有助于实现航天技术的自我造血，也将带动上下游产业链的发展，产生显著的经济与社会效益。</w:t>
       </w:r>
     </w:p>
     <w:p>
@@ -352,26 +193,40 @@
       <w:tblPr>
         <w:tblStyle w:val="51"/>
         <w:tblW w:w="0" w:type="auto"/>
+        <w:tblBorders>
+          <w:top w:val="single" w:sz="8" w:space="0" w:color="000000"/>
+          <w:left w:val="single" w:sz="8" w:space="0" w:color="000000"/>
+          <w:bottom w:val="single" w:sz="8" w:space="0" w:color="000000"/>
+          <w:right w:val="single" w:sz="8" w:space="0" w:color="000000"/>
+          <w:insideH w:val="single" w:sz="2" w:space="0" w:color="000000"/>
+          <w:insideV w:val="single" w:sz="2" w:space="0" w:color="000000"/>
+        </w:tblBorders>
         <w:tblLook w:val="04A0" w:firstRow="1" w:lastRow="0" w:firstColumn="1" w:lastColumn="0" w:noHBand="0" w:noVBand="1"/>
       </w:tblPr>
       <w:tblGrid>
-        <w:gridCol w:w="1964"/>
-        <w:gridCol w:w="1233"/>
-        <w:gridCol w:w="1002"/>
-        <w:gridCol w:w="1002"/>
-        <w:gridCol w:w="728"/>
-        <w:gridCol w:w="1110"/>
-        <w:gridCol w:w="1817"/>
+        <w:gridCol w:w="1781"/>
+        <w:gridCol w:w="1247"/>
+        <w:gridCol w:w="953"/>
+        <w:gridCol w:w="953"/>
+        <w:gridCol w:w="702"/>
+        <w:gridCol w:w="1056"/>
+        <w:gridCol w:w="2164"/>
       </w:tblGrid>
       <w:tr>
         <w:trPr>
           <w:cnfStyle w:val="100000000000" w:firstRow="1" w:lastRow="0" w:firstColumn="0" w:lastColumn="0" w:oddVBand="0" w:evenVBand="0" w:oddHBand="0" w:evenHBand="0" w:firstRowFirstColumn="0" w:firstRowLastColumn="0" w:lastRowFirstColumn="0" w:lastRowLastColumn="0"/>
-          <w:trHeight w:val="400"/>
+          <w:trHeight w:val="360"/>
         </w:trPr>
         <w:tc>
           <w:tcPr>
             <w:cnfStyle w:val="001000000100" w:firstRow="0" w:lastRow="0" w:firstColumn="1" w:lastColumn="0" w:oddVBand="0" w:evenVBand="0" w:oddHBand="0" w:evenHBand="0" w:firstRowFirstColumn="1" w:firstRowLastColumn="0" w:lastRowFirstColumn="0" w:lastRowLastColumn="0"/>
             <w:tcW w:w="0" w:type="auto"/>
+            <w:tcBorders>
+              <w:top w:val="single" w:sz="8" w:space="0" w:color="000000"/>
+              <w:bottom w:val="single" w:sz="2" w:space="0" w:color="000000"/>
+              <w:right w:val="none" w:sz="0" w:space="0" w:color="auto"/>
+            </w:tcBorders>
+            <w:shd w:val="clear" w:color="auto" w:fill="F2F2F2"/>
             <w:hideMark/>
           </w:tcPr>
           <w:p>
@@ -381,6 +236,8 @@
                 <w:rFonts w:ascii="宋体" w:eastAsia="宋体" w:hAnsi="宋体" w:cs="宋体" w:hint="eastAsia"/>
                 <w:b/>
                 <w:bCs/>
+                <w:color w:val="000000"/>
+                <w:sz w:val="20"/>
                 <w:lang w:eastAsia="zh-CN"/>
               </w:rPr>
             </w:pPr>
@@ -389,6 +246,8 @@
                 <w:rFonts w:ascii="宋体" w:eastAsia="宋体" w:hAnsi="宋体" w:cs="宋体"/>
                 <w:b/>
                 <w:bCs/>
+                <w:color w:val="000000"/>
+                <w:sz w:val="20"/>
                 <w:lang w:eastAsia="zh-CN"/>
               </w:rPr>
               <w:t>卫星/机构</w:t>
@@ -398,6 +257,11 @@
         <w:tc>
           <w:tcPr>
             <w:tcW w:w="0" w:type="auto"/>
+            <w:tcBorders>
+              <w:top w:val="single" w:sz="8" w:space="0" w:color="000000"/>
+              <w:bottom w:val="single" w:sz="2" w:space="0" w:color="000000"/>
+            </w:tcBorders>
+            <w:shd w:val="clear" w:color="auto" w:fill="F2F2F2"/>
             <w:hideMark/>
           </w:tcPr>
           <w:p>
@@ -408,6 +272,8 @@
                 <w:rFonts w:ascii="宋体" w:eastAsia="宋体" w:hAnsi="宋体" w:cs="宋体" w:hint="eastAsia"/>
                 <w:b/>
                 <w:bCs/>
+                <w:color w:val="000000"/>
+                <w:sz w:val="20"/>
                 <w:lang w:eastAsia="zh-CN"/>
               </w:rPr>
             </w:pPr>
@@ -416,6 +282,8 @@
                 <w:rFonts w:ascii="宋体" w:eastAsia="宋体" w:hAnsi="宋体" w:cs="宋体"/>
                 <w:b/>
                 <w:bCs/>
+                <w:color w:val="000000"/>
+                <w:sz w:val="20"/>
                 <w:lang w:eastAsia="zh-CN"/>
               </w:rPr>
               <w:t>分辨率（全色/多光谱）</w:t>
@@ -425,6 +293,11 @@
         <w:tc>
           <w:tcPr>
             <w:tcW w:w="0" w:type="auto"/>
+            <w:tcBorders>
+              <w:top w:val="single" w:sz="8" w:space="0" w:color="000000"/>
+              <w:bottom w:val="single" w:sz="2" w:space="0" w:color="000000"/>
+            </w:tcBorders>
+            <w:shd w:val="clear" w:color="auto" w:fill="F2F2F2"/>
             <w:hideMark/>
           </w:tcPr>
           <w:p>
@@ -435,6 +308,8 @@
                 <w:rFonts w:ascii="宋体" w:eastAsia="宋体" w:hAnsi="宋体" w:cs="宋体" w:hint="eastAsia"/>
                 <w:b/>
                 <w:bCs/>
+                <w:color w:val="000000"/>
+                <w:sz w:val="20"/>
                 <w:lang w:eastAsia="zh-CN"/>
               </w:rPr>
             </w:pPr>
@@ -443,6 +318,8 @@
                 <w:rFonts w:ascii="宋体" w:eastAsia="宋体" w:hAnsi="宋体" w:cs="宋体"/>
                 <w:b/>
                 <w:bCs/>
+                <w:color w:val="000000"/>
+                <w:sz w:val="20"/>
                 <w:lang w:eastAsia="zh-CN"/>
               </w:rPr>
               <w:t>轨道高度 (km)</w:t>
@@ -452,6 +329,11 @@
         <w:tc>
           <w:tcPr>
             <w:tcW w:w="0" w:type="auto"/>
+            <w:tcBorders>
+              <w:top w:val="single" w:sz="8" w:space="0" w:color="000000"/>
+              <w:bottom w:val="single" w:sz="2" w:space="0" w:color="000000"/>
+            </w:tcBorders>
+            <w:shd w:val="clear" w:color="auto" w:fill="F2F2F2"/>
             <w:hideMark/>
           </w:tcPr>
           <w:p>
@@ -462,6 +344,8 @@
                 <w:rFonts w:ascii="宋体" w:eastAsia="宋体" w:hAnsi="宋体" w:cs="宋体" w:hint="eastAsia"/>
                 <w:b/>
                 <w:bCs/>
+                <w:color w:val="000000"/>
+                <w:sz w:val="20"/>
                 <w:lang w:eastAsia="zh-CN"/>
               </w:rPr>
             </w:pPr>
@@ -470,6 +354,8 @@
                 <w:rFonts w:ascii="宋体" w:eastAsia="宋体" w:hAnsi="宋体" w:cs="宋体"/>
                 <w:b/>
                 <w:bCs/>
+                <w:color w:val="000000"/>
+                <w:sz w:val="20"/>
                 <w:lang w:eastAsia="zh-CN"/>
               </w:rPr>
               <w:t>成像幅宽 (km)</w:t>
@@ -479,6 +365,11 @@
         <w:tc>
           <w:tcPr>
             <w:tcW w:w="0" w:type="auto"/>
+            <w:tcBorders>
+              <w:top w:val="single" w:sz="8" w:space="0" w:color="000000"/>
+              <w:bottom w:val="single" w:sz="2" w:space="0" w:color="000000"/>
+            </w:tcBorders>
+            <w:shd w:val="clear" w:color="auto" w:fill="F2F2F2"/>
             <w:hideMark/>
           </w:tcPr>
           <w:p>
@@ -489,6 +380,8 @@
                 <w:rFonts w:ascii="宋体" w:eastAsia="宋体" w:hAnsi="宋体" w:cs="宋体" w:hint="eastAsia"/>
                 <w:b/>
                 <w:bCs/>
+                <w:color w:val="000000"/>
+                <w:sz w:val="20"/>
                 <w:lang w:eastAsia="zh-CN"/>
               </w:rPr>
             </w:pPr>
@@ -497,6 +390,8 @@
                 <w:rFonts w:ascii="宋体" w:eastAsia="宋体" w:hAnsi="宋体" w:cs="宋体"/>
                 <w:b/>
                 <w:bCs/>
+                <w:color w:val="000000"/>
+                <w:sz w:val="20"/>
                 <w:lang w:eastAsia="zh-CN"/>
               </w:rPr>
               <w:t>重访周期</w:t>
@@ -506,6 +401,11 @@
         <w:tc>
           <w:tcPr>
             <w:tcW w:w="0" w:type="auto"/>
+            <w:tcBorders>
+              <w:top w:val="single" w:sz="8" w:space="0" w:color="000000"/>
+              <w:bottom w:val="single" w:sz="2" w:space="0" w:color="000000"/>
+            </w:tcBorders>
+            <w:shd w:val="clear" w:color="auto" w:fill="F2F2F2"/>
             <w:hideMark/>
           </w:tcPr>
           <w:p>
@@ -516,6 +416,8 @@
                 <w:rFonts w:ascii="宋体" w:eastAsia="宋体" w:hAnsi="宋体" w:cs="宋体" w:hint="eastAsia"/>
                 <w:b/>
                 <w:bCs/>
+                <w:color w:val="000000"/>
+                <w:sz w:val="20"/>
                 <w:lang w:eastAsia="zh-CN"/>
               </w:rPr>
             </w:pPr>
@@ -524,6 +426,8 @@
                 <w:rFonts w:ascii="宋体" w:eastAsia="宋体" w:hAnsi="宋体" w:cs="宋体"/>
                 <w:b/>
                 <w:bCs/>
+                <w:color w:val="000000"/>
+                <w:sz w:val="20"/>
                 <w:lang w:eastAsia="zh-CN"/>
               </w:rPr>
               <w:t>发射时间</w:t>
@@ -533,6 +437,11 @@
         <w:tc>
           <w:tcPr>
             <w:tcW w:w="0" w:type="auto"/>
+            <w:tcBorders>
+              <w:top w:val="single" w:sz="8" w:space="0" w:color="000000"/>
+              <w:bottom w:val="single" w:sz="2" w:space="0" w:color="000000"/>
+            </w:tcBorders>
+            <w:shd w:val="clear" w:color="auto" w:fill="F2F2F2"/>
             <w:hideMark/>
           </w:tcPr>
           <w:p>
@@ -543,6 +452,8 @@
                 <w:rFonts w:ascii="宋体" w:eastAsia="宋体" w:hAnsi="宋体" w:cs="宋体" w:hint="eastAsia"/>
                 <w:b/>
                 <w:bCs/>
+                <w:color w:val="000000"/>
+                <w:sz w:val="20"/>
                 <w:lang w:eastAsia="zh-CN"/>
               </w:rPr>
             </w:pPr>
@@ -551,6 +462,8 @@
                 <w:rFonts w:ascii="宋体" w:eastAsia="宋体" w:hAnsi="宋体" w:cs="宋体"/>
                 <w:b/>
                 <w:bCs/>
+                <w:color w:val="000000"/>
+                <w:sz w:val="20"/>
                 <w:lang w:eastAsia="zh-CN"/>
               </w:rPr>
               <w:t>备注/应用特点</w:t>
@@ -561,12 +474,16 @@
       <w:tr>
         <w:trPr>
           <w:cnfStyle w:val="000000100000" w:firstRow="0" w:lastRow="0" w:firstColumn="0" w:lastColumn="0" w:oddVBand="0" w:evenVBand="0" w:oddHBand="1" w:evenHBand="0" w:firstRowFirstColumn="0" w:firstRowLastColumn="0" w:lastRowFirstColumn="0" w:lastRowLastColumn="0"/>
-          <w:trHeight w:val="400"/>
+          <w:trHeight w:val="360"/>
         </w:trPr>
         <w:tc>
           <w:tcPr>
             <w:cnfStyle w:val="001000000000" w:firstRow="0" w:lastRow="0" w:firstColumn="1" w:lastColumn="0" w:oddVBand="0" w:evenVBand="0" w:oddHBand="0" w:evenHBand="0" w:firstRowFirstColumn="0" w:firstRowLastColumn="0" w:lastRowFirstColumn="0" w:lastRowLastColumn="0"/>
             <w:tcW w:w="0" w:type="auto"/>
+            <w:tcBorders>
+              <w:top w:val="single" w:sz="2" w:space="0" w:color="000000"/>
+              <w:right w:val="none" w:sz="0" w:space="0" w:color="auto"/>
+            </w:tcBorders>
             <w:hideMark/>
           </w:tcPr>
           <w:p>
@@ -574,6 +491,7 @@
               <w:jc w:val="center"/>
               <w:rPr>
                 <w:rFonts w:ascii="宋体" w:eastAsia="宋体" w:hAnsi="宋体" w:cs="宋体" w:hint="eastAsia"/>
+                <w:sz w:val="20"/>
                 <w:lang w:eastAsia="zh-CN"/>
               </w:rPr>
             </w:pPr>
@@ -582,6 +500,7 @@
                 <w:rFonts w:ascii="宋体" w:eastAsia="宋体" w:hAnsi="宋体" w:cs="宋体"/>
                 <w:b/>
                 <w:bCs/>
+                <w:sz w:val="20"/>
                 <w:lang w:eastAsia="zh-CN"/>
               </w:rPr>
               <w:t>WorldView-3 (美国 Maxar)</w:t>
@@ -591,6 +510,9 @@
         <w:tc>
           <w:tcPr>
             <w:tcW w:w="0" w:type="auto"/>
+            <w:tcBorders>
+              <w:top w:val="single" w:sz="2" w:space="0" w:color="000000"/>
+            </w:tcBorders>
             <w:hideMark/>
           </w:tcPr>
           <w:p>
@@ -599,12 +521,14 @@
               <w:cnfStyle w:val="000000100000" w:firstRow="0" w:lastRow="0" w:firstColumn="0" w:lastColumn="0" w:oddVBand="0" w:evenVBand="0" w:oddHBand="1" w:evenHBand="0" w:firstRowFirstColumn="0" w:firstRowLastColumn="0" w:lastRowFirstColumn="0" w:lastRowLastColumn="0"/>
               <w:rPr>
                 <w:rFonts w:ascii="宋体" w:eastAsia="宋体" w:hAnsi="宋体" w:cs="宋体" w:hint="eastAsia"/>
+                <w:sz w:val="20"/>
                 <w:lang w:eastAsia="zh-CN"/>
               </w:rPr>
             </w:pPr>
             <w:r>
               <w:rPr>
                 <w:rFonts w:ascii="宋体" w:eastAsia="宋体" w:hAnsi="宋体" w:cs="宋体"/>
+                <w:sz w:val="20"/>
                 <w:lang w:eastAsia="zh-CN"/>
               </w:rPr>
               <w:t>0.31 m / 1.24 m</w:t>
@@ -614,6 +538,9 @@
         <w:tc>
           <w:tcPr>
             <w:tcW w:w="0" w:type="auto"/>
+            <w:tcBorders>
+              <w:top w:val="single" w:sz="2" w:space="0" w:color="000000"/>
+            </w:tcBorders>
             <w:hideMark/>
           </w:tcPr>
           <w:p>
@@ -622,12 +549,14 @@
               <w:cnfStyle w:val="000000100000" w:firstRow="0" w:lastRow="0" w:firstColumn="0" w:lastColumn="0" w:oddVBand="0" w:evenVBand="0" w:oddHBand="1" w:evenHBand="0" w:firstRowFirstColumn="0" w:firstRowLastColumn="0" w:lastRowFirstColumn="0" w:lastRowLastColumn="0"/>
               <w:rPr>
                 <w:rFonts w:ascii="宋体" w:eastAsia="宋体" w:hAnsi="宋体" w:cs="宋体" w:hint="eastAsia"/>
+                <w:sz w:val="20"/>
                 <w:lang w:eastAsia="zh-CN"/>
               </w:rPr>
             </w:pPr>
             <w:r>
               <w:rPr>
                 <w:rFonts w:ascii="宋体" w:eastAsia="宋体" w:hAnsi="宋体" w:cs="宋体"/>
+                <w:sz w:val="20"/>
                 <w:lang w:eastAsia="zh-CN"/>
               </w:rPr>
               <w:t>~617</w:t>
@@ -637,6 +566,9 @@
         <w:tc>
           <w:tcPr>
             <w:tcW w:w="0" w:type="auto"/>
+            <w:tcBorders>
+              <w:top w:val="single" w:sz="2" w:space="0" w:color="000000"/>
+            </w:tcBorders>
             <w:hideMark/>
           </w:tcPr>
           <w:p>
@@ -645,12 +577,14 @@
               <w:cnfStyle w:val="000000100000" w:firstRow="0" w:lastRow="0" w:firstColumn="0" w:lastColumn="0" w:oddVBand="0" w:evenVBand="0" w:oddHBand="1" w:evenHBand="0" w:firstRowFirstColumn="0" w:firstRowLastColumn="0" w:lastRowFirstColumn="0" w:lastRowLastColumn="0"/>
               <w:rPr>
                 <w:rFonts w:ascii="宋体" w:eastAsia="宋体" w:hAnsi="宋体" w:cs="宋体" w:hint="eastAsia"/>
+                <w:sz w:val="20"/>
                 <w:lang w:eastAsia="zh-CN"/>
               </w:rPr>
             </w:pPr>
             <w:r>
               <w:rPr>
                 <w:rFonts w:ascii="宋体" w:eastAsia="宋体" w:hAnsi="宋体" w:cs="宋体"/>
+                <w:sz w:val="20"/>
                 <w:lang w:eastAsia="zh-CN"/>
               </w:rPr>
               <w:t>13.1</w:t>
@@ -660,6 +594,9 @@
         <w:tc>
           <w:tcPr>
             <w:tcW w:w="0" w:type="auto"/>
+            <w:tcBorders>
+              <w:top w:val="single" w:sz="2" w:space="0" w:color="000000"/>
+            </w:tcBorders>
             <w:hideMark/>
           </w:tcPr>
           <w:p>
@@ -668,12 +605,14 @@
               <w:cnfStyle w:val="000000100000" w:firstRow="0" w:lastRow="0" w:firstColumn="0" w:lastColumn="0" w:oddVBand="0" w:evenVBand="0" w:oddHBand="1" w:evenHBand="0" w:firstRowFirstColumn="0" w:firstRowLastColumn="0" w:lastRowFirstColumn="0" w:lastRowLastColumn="0"/>
               <w:rPr>
                 <w:rFonts w:ascii="宋体" w:eastAsia="宋体" w:hAnsi="宋体" w:cs="宋体" w:hint="eastAsia"/>
+                <w:sz w:val="20"/>
                 <w:lang w:eastAsia="zh-CN"/>
               </w:rPr>
             </w:pPr>
             <w:r>
               <w:rPr>
                 <w:rFonts w:ascii="宋体" w:eastAsia="宋体" w:hAnsi="宋体" w:cs="宋体"/>
+                <w:sz w:val="20"/>
                 <w:lang w:eastAsia="zh-CN"/>
               </w:rPr>
               <w:t>&lt;1天</w:t>
@@ -683,6 +622,9 @@
         <w:tc>
           <w:tcPr>
             <w:tcW w:w="0" w:type="auto"/>
+            <w:tcBorders>
+              <w:top w:val="single" w:sz="2" w:space="0" w:color="000000"/>
+            </w:tcBorders>
             <w:hideMark/>
           </w:tcPr>
           <w:p>
@@ -691,12 +633,14 @@
               <w:cnfStyle w:val="000000100000" w:firstRow="0" w:lastRow="0" w:firstColumn="0" w:lastColumn="0" w:oddVBand="0" w:evenVBand="0" w:oddHBand="1" w:evenHBand="0" w:firstRowFirstColumn="0" w:firstRowLastColumn="0" w:lastRowFirstColumn="0" w:lastRowLastColumn="0"/>
               <w:rPr>
                 <w:rFonts w:ascii="宋体" w:eastAsia="宋体" w:hAnsi="宋体" w:cs="宋体" w:hint="eastAsia"/>
+                <w:sz w:val="20"/>
                 <w:lang w:eastAsia="zh-CN"/>
               </w:rPr>
             </w:pPr>
             <w:r>
               <w:rPr>
                 <w:rFonts w:ascii="宋体" w:eastAsia="宋体" w:hAnsi="宋体" w:cs="宋体"/>
+                <w:sz w:val="20"/>
                 <w:lang w:eastAsia="zh-CN"/>
               </w:rPr>
               <w:t>2014年</w:t>
@@ -706,6 +650,9 @@
         <w:tc>
           <w:tcPr>
             <w:tcW w:w="0" w:type="auto"/>
+            <w:tcBorders>
+              <w:top w:val="single" w:sz="2" w:space="0" w:color="000000"/>
+            </w:tcBorders>
             <w:hideMark/>
           </w:tcPr>
           <w:p>
@@ -714,12 +661,14 @@
               <w:cnfStyle w:val="000000100000" w:firstRow="0" w:lastRow="0" w:firstColumn="0" w:lastColumn="0" w:oddVBand="0" w:evenVBand="0" w:oddHBand="1" w:evenHBand="0" w:firstRowFirstColumn="0" w:firstRowLastColumn="0" w:lastRowFirstColumn="0" w:lastRowLastColumn="0"/>
               <w:rPr>
                 <w:rFonts w:ascii="宋体" w:eastAsia="宋体" w:hAnsi="宋体" w:cs="宋体" w:hint="eastAsia"/>
+                <w:sz w:val="20"/>
                 <w:lang w:eastAsia="zh-CN"/>
               </w:rPr>
             </w:pPr>
             <w:r>
               <w:rPr>
                 <w:rFonts w:ascii="宋体" w:eastAsia="宋体" w:hAnsi="宋体" w:cs="宋体"/>
+                <w:sz w:val="20"/>
                 <w:lang w:eastAsia="zh-CN"/>
               </w:rPr>
               <w:t>全球最先进商用高分辨率卫星，服务政府与商业市场</w:t>
@@ -729,12 +678,15 @@
       </w:tr>
       <w:tr>
         <w:trPr>
-          <w:trHeight w:val="400"/>
+          <w:trHeight w:val="360"/>
         </w:trPr>
         <w:tc>
           <w:tcPr>
             <w:cnfStyle w:val="001000000000" w:firstRow="0" w:lastRow="0" w:firstColumn="1" w:lastColumn="0" w:oddVBand="0" w:evenVBand="0" w:oddHBand="0" w:evenHBand="0" w:firstRowFirstColumn="0" w:firstRowLastColumn="0" w:lastRowFirstColumn="0" w:lastRowLastColumn="0"/>
             <w:tcW w:w="0" w:type="auto"/>
+            <w:tcBorders>
+              <w:right w:val="none" w:sz="0" w:space="0" w:color="auto"/>
+            </w:tcBorders>
             <w:hideMark/>
           </w:tcPr>
           <w:p>
@@ -742,6 +694,7 @@
               <w:jc w:val="center"/>
               <w:rPr>
                 <w:rFonts w:ascii="宋体" w:eastAsia="宋体" w:hAnsi="宋体" w:cs="宋体" w:hint="eastAsia"/>
+                <w:sz w:val="20"/>
                 <w:lang w:eastAsia="zh-CN"/>
               </w:rPr>
             </w:pPr>
@@ -750,6 +703,7 @@
                 <w:rFonts w:ascii="宋体" w:eastAsia="宋体" w:hAnsi="宋体" w:cs="宋体"/>
                 <w:b/>
                 <w:bCs/>
+                <w:sz w:val="20"/>
                 <w:lang w:eastAsia="zh-CN"/>
               </w:rPr>
               <w:t>Pleiades-HR (欧洲 Airbus)</w:t>
@@ -767,12 +721,14 @@
               <w:cnfStyle w:val="000000000000" w:firstRow="0" w:lastRow="0" w:firstColumn="0" w:lastColumn="0" w:oddVBand="0" w:evenVBand="0" w:oddHBand="0" w:evenHBand="0" w:firstRowFirstColumn="0" w:firstRowLastColumn="0" w:lastRowFirstColumn="0" w:lastRowLastColumn="0"/>
               <w:rPr>
                 <w:rFonts w:ascii="宋体" w:eastAsia="宋体" w:hAnsi="宋体" w:cs="宋体" w:hint="eastAsia"/>
+                <w:sz w:val="20"/>
                 <w:lang w:eastAsia="zh-CN"/>
               </w:rPr>
             </w:pPr>
             <w:r>
               <w:rPr>
                 <w:rFonts w:ascii="宋体" w:eastAsia="宋体" w:hAnsi="宋体" w:cs="宋体"/>
+                <w:sz w:val="20"/>
                 <w:lang w:eastAsia="zh-CN"/>
               </w:rPr>
               <w:t>0.5 m / 2.0 m</w:t>
@@ -790,12 +746,14 @@
               <w:cnfStyle w:val="000000000000" w:firstRow="0" w:lastRow="0" w:firstColumn="0" w:lastColumn="0" w:oddVBand="0" w:evenVBand="0" w:oddHBand="0" w:evenHBand="0" w:firstRowFirstColumn="0" w:firstRowLastColumn="0" w:lastRowFirstColumn="0" w:lastRowLastColumn="0"/>
               <w:rPr>
                 <w:rFonts w:ascii="宋体" w:eastAsia="宋体" w:hAnsi="宋体" w:cs="宋体" w:hint="eastAsia"/>
+                <w:sz w:val="20"/>
                 <w:lang w:eastAsia="zh-CN"/>
               </w:rPr>
             </w:pPr>
             <w:r>
               <w:rPr>
                 <w:rFonts w:ascii="宋体" w:eastAsia="宋体" w:hAnsi="宋体" w:cs="宋体"/>
+                <w:sz w:val="20"/>
                 <w:lang w:eastAsia="zh-CN"/>
               </w:rPr>
               <w:t>~694</w:t>
@@ -813,12 +771,14 @@
               <w:cnfStyle w:val="000000000000" w:firstRow="0" w:lastRow="0" w:firstColumn="0" w:lastColumn="0" w:oddVBand="0" w:evenVBand="0" w:oddHBand="0" w:evenHBand="0" w:firstRowFirstColumn="0" w:firstRowLastColumn="0" w:lastRowFirstColumn="0" w:lastRowLastColumn="0"/>
               <w:rPr>
                 <w:rFonts w:ascii="宋体" w:eastAsia="宋体" w:hAnsi="宋体" w:cs="宋体" w:hint="eastAsia"/>
+                <w:sz w:val="20"/>
                 <w:lang w:eastAsia="zh-CN"/>
               </w:rPr>
             </w:pPr>
             <w:r>
               <w:rPr>
                 <w:rFonts w:ascii="宋体" w:eastAsia="宋体" w:hAnsi="宋体" w:cs="宋体"/>
+                <w:sz w:val="20"/>
                 <w:lang w:eastAsia="zh-CN"/>
               </w:rPr>
               <w:t>20</w:t>
@@ -836,12 +796,14 @@
               <w:cnfStyle w:val="000000000000" w:firstRow="0" w:lastRow="0" w:firstColumn="0" w:lastColumn="0" w:oddVBand="0" w:evenVBand="0" w:oddHBand="0" w:evenHBand="0" w:firstRowFirstColumn="0" w:firstRowLastColumn="0" w:lastRowFirstColumn="0" w:lastRowLastColumn="0"/>
               <w:rPr>
                 <w:rFonts w:ascii="宋体" w:eastAsia="宋体" w:hAnsi="宋体" w:cs="宋体" w:hint="eastAsia"/>
+                <w:sz w:val="20"/>
                 <w:lang w:eastAsia="zh-CN"/>
               </w:rPr>
             </w:pPr>
             <w:r>
               <w:rPr>
                 <w:rFonts w:ascii="宋体" w:eastAsia="宋体" w:hAnsi="宋体" w:cs="宋体"/>
+                <w:sz w:val="20"/>
                 <w:lang w:eastAsia="zh-CN"/>
               </w:rPr>
               <w:t>1–2天</w:t>
@@ -859,12 +821,14 @@
               <w:cnfStyle w:val="000000000000" w:firstRow="0" w:lastRow="0" w:firstColumn="0" w:lastColumn="0" w:oddVBand="0" w:evenVBand="0" w:oddHBand="0" w:evenHBand="0" w:firstRowFirstColumn="0" w:firstRowLastColumn="0" w:lastRowFirstColumn="0" w:lastRowLastColumn="0"/>
               <w:rPr>
                 <w:rFonts w:ascii="宋体" w:eastAsia="宋体" w:hAnsi="宋体" w:cs="宋体" w:hint="eastAsia"/>
+                <w:sz w:val="20"/>
                 <w:lang w:eastAsia="zh-CN"/>
               </w:rPr>
             </w:pPr>
             <w:r>
               <w:rPr>
                 <w:rFonts w:ascii="宋体" w:eastAsia="宋体" w:hAnsi="宋体" w:cs="宋体"/>
+                <w:sz w:val="20"/>
                 <w:lang w:eastAsia="zh-CN"/>
               </w:rPr>
               <w:t>2011–2012年</w:t>
@@ -882,12 +846,14 @@
               <w:cnfStyle w:val="000000000000" w:firstRow="0" w:lastRow="0" w:firstColumn="0" w:lastColumn="0" w:oddVBand="0" w:evenVBand="0" w:oddHBand="0" w:evenHBand="0" w:firstRowFirstColumn="0" w:firstRowLastColumn="0" w:lastRowFirstColumn="0" w:lastRowLastColumn="0"/>
               <w:rPr>
                 <w:rFonts w:ascii="宋体" w:eastAsia="宋体" w:hAnsi="宋体" w:cs="宋体" w:hint="eastAsia"/>
+                <w:sz w:val="20"/>
                 <w:lang w:eastAsia="zh-CN"/>
               </w:rPr>
             </w:pPr>
             <w:r>
               <w:rPr>
                 <w:rFonts w:ascii="宋体" w:eastAsia="宋体" w:hAnsi="宋体" w:cs="宋体"/>
+                <w:sz w:val="20"/>
                 <w:lang w:eastAsia="zh-CN"/>
               </w:rPr>
               <w:t>广泛用于欧盟成员国城市与环境管理</w:t>
@@ -898,12 +864,15 @@
       <w:tr>
         <w:trPr>
           <w:cnfStyle w:val="000000100000" w:firstRow="0" w:lastRow="0" w:firstColumn="0" w:lastColumn="0" w:oddVBand="0" w:evenVBand="0" w:oddHBand="1" w:evenHBand="0" w:firstRowFirstColumn="0" w:firstRowLastColumn="0" w:lastRowFirstColumn="0" w:lastRowLastColumn="0"/>
-          <w:trHeight w:val="400"/>
+          <w:trHeight w:val="360"/>
         </w:trPr>
         <w:tc>
           <w:tcPr>
             <w:cnfStyle w:val="001000000000" w:firstRow="0" w:lastRow="0" w:firstColumn="1" w:lastColumn="0" w:oddVBand="0" w:evenVBand="0" w:oddHBand="0" w:evenHBand="0" w:firstRowFirstColumn="0" w:firstRowLastColumn="0" w:lastRowFirstColumn="0" w:lastRowLastColumn="0"/>
             <w:tcW w:w="0" w:type="auto"/>
+            <w:tcBorders>
+              <w:right w:val="none" w:sz="0" w:space="0" w:color="auto"/>
+            </w:tcBorders>
             <w:hideMark/>
           </w:tcPr>
           <w:p>
@@ -911,6 +880,7 @@
               <w:jc w:val="center"/>
               <w:rPr>
                 <w:rFonts w:ascii="宋体" w:eastAsia="宋体" w:hAnsi="宋体" w:cs="宋体" w:hint="eastAsia"/>
+                <w:sz w:val="20"/>
                 <w:lang w:eastAsia="zh-CN"/>
               </w:rPr>
             </w:pPr>
@@ -919,6 +889,7 @@
                 <w:rFonts w:ascii="宋体" w:eastAsia="宋体" w:hAnsi="宋体" w:cs="宋体"/>
                 <w:b/>
                 <w:bCs/>
+                <w:sz w:val="20"/>
                 <w:lang w:eastAsia="zh-CN"/>
               </w:rPr>
               <w:t>ALOS-3 (日本 JAXA)</w:t>
@@ -936,12 +907,14 @@
               <w:cnfStyle w:val="000000100000" w:firstRow="0" w:lastRow="0" w:firstColumn="0" w:lastColumn="0" w:oddVBand="0" w:evenVBand="0" w:oddHBand="1" w:evenHBand="0" w:firstRowFirstColumn="0" w:firstRowLastColumn="0" w:lastRowFirstColumn="0" w:lastRowLastColumn="0"/>
               <w:rPr>
                 <w:rFonts w:ascii="宋体" w:eastAsia="宋体" w:hAnsi="宋体" w:cs="宋体" w:hint="eastAsia"/>
+                <w:sz w:val="20"/>
                 <w:lang w:eastAsia="zh-CN"/>
               </w:rPr>
             </w:pPr>
             <w:r>
               <w:rPr>
                 <w:rFonts w:ascii="宋体" w:eastAsia="宋体" w:hAnsi="宋体" w:cs="宋体"/>
+                <w:sz w:val="20"/>
                 <w:lang w:eastAsia="zh-CN"/>
               </w:rPr>
               <w:t>0.8 m / 3.2 m</w:t>
@@ -959,12 +932,14 @@
               <w:cnfStyle w:val="000000100000" w:firstRow="0" w:lastRow="0" w:firstColumn="0" w:lastColumn="0" w:oddVBand="0" w:evenVBand="0" w:oddHBand="1" w:evenHBand="0" w:firstRowFirstColumn="0" w:firstRowLastColumn="0" w:lastRowFirstColumn="0" w:lastRowLastColumn="0"/>
               <w:rPr>
                 <w:rFonts w:ascii="宋体" w:eastAsia="宋体" w:hAnsi="宋体" w:cs="宋体" w:hint="eastAsia"/>
+                <w:sz w:val="20"/>
                 <w:lang w:eastAsia="zh-CN"/>
               </w:rPr>
             </w:pPr>
             <w:r>
               <w:rPr>
                 <w:rFonts w:ascii="宋体" w:eastAsia="宋体" w:hAnsi="宋体" w:cs="宋体"/>
+                <w:sz w:val="20"/>
                 <w:lang w:eastAsia="zh-CN"/>
               </w:rPr>
               <w:t>~628</w:t>
@@ -982,12 +957,14 @@
               <w:cnfStyle w:val="000000100000" w:firstRow="0" w:lastRow="0" w:firstColumn="0" w:lastColumn="0" w:oddVBand="0" w:evenVBand="0" w:oddHBand="1" w:evenHBand="0" w:firstRowFirstColumn="0" w:firstRowLastColumn="0" w:lastRowFirstColumn="0" w:lastRowLastColumn="0"/>
               <w:rPr>
                 <w:rFonts w:ascii="宋体" w:eastAsia="宋体" w:hAnsi="宋体" w:cs="宋体" w:hint="eastAsia"/>
+                <w:sz w:val="20"/>
                 <w:lang w:eastAsia="zh-CN"/>
               </w:rPr>
             </w:pPr>
             <w:r>
               <w:rPr>
                 <w:rFonts w:ascii="宋体" w:eastAsia="宋体" w:hAnsi="宋体" w:cs="宋体"/>
+                <w:sz w:val="20"/>
                 <w:lang w:eastAsia="zh-CN"/>
               </w:rPr>
               <w:t>70</w:t>
@@ -1005,12 +982,14 @@
               <w:cnfStyle w:val="000000100000" w:firstRow="0" w:lastRow="0" w:firstColumn="0" w:lastColumn="0" w:oddVBand="0" w:evenVBand="0" w:oddHBand="1" w:evenHBand="0" w:firstRowFirstColumn="0" w:firstRowLastColumn="0" w:lastRowFirstColumn="0" w:lastRowLastColumn="0"/>
               <w:rPr>
                 <w:rFonts w:ascii="宋体" w:eastAsia="宋体" w:hAnsi="宋体" w:cs="宋体" w:hint="eastAsia"/>
+                <w:sz w:val="20"/>
                 <w:lang w:eastAsia="zh-CN"/>
               </w:rPr>
             </w:pPr>
             <w:r>
               <w:rPr>
                 <w:rFonts w:ascii="宋体" w:eastAsia="宋体" w:hAnsi="宋体" w:cs="宋体"/>
+                <w:sz w:val="20"/>
                 <w:lang w:eastAsia="zh-CN"/>
               </w:rPr>
               <w:t>2–3天</w:t>
@@ -1028,12 +1007,14 @@
               <w:cnfStyle w:val="000000100000" w:firstRow="0" w:lastRow="0" w:firstColumn="0" w:lastColumn="0" w:oddVBand="0" w:evenVBand="0" w:oddHBand="1" w:evenHBand="0" w:firstRowFirstColumn="0" w:firstRowLastColumn="0" w:lastRowFirstColumn="0" w:lastRowLastColumn="0"/>
               <w:rPr>
                 <w:rFonts w:ascii="宋体" w:eastAsia="宋体" w:hAnsi="宋体" w:cs="宋体" w:hint="eastAsia"/>
+                <w:sz w:val="20"/>
                 <w:lang w:eastAsia="zh-CN"/>
               </w:rPr>
             </w:pPr>
             <w:r>
               <w:rPr>
                 <w:rFonts w:ascii="宋体" w:eastAsia="宋体" w:hAnsi="宋体" w:cs="宋体"/>
+                <w:sz w:val="20"/>
                 <w:lang w:eastAsia="zh-CN"/>
               </w:rPr>
               <w:t>2023年</w:t>
@@ -1051,12 +1032,14 @@
               <w:cnfStyle w:val="000000100000" w:firstRow="0" w:lastRow="0" w:firstColumn="0" w:lastColumn="0" w:oddVBand="0" w:evenVBand="0" w:oddHBand="1" w:evenHBand="0" w:firstRowFirstColumn="0" w:firstRowLastColumn="0" w:lastRowFirstColumn="0" w:lastRowLastColumn="0"/>
               <w:rPr>
                 <w:rFonts w:ascii="宋体" w:eastAsia="宋体" w:hAnsi="宋体" w:cs="宋体" w:hint="eastAsia"/>
+                <w:sz w:val="20"/>
                 <w:lang w:eastAsia="zh-CN"/>
               </w:rPr>
             </w:pPr>
             <w:r>
               <w:rPr>
                 <w:rFonts w:ascii="宋体" w:eastAsia="宋体" w:hAnsi="宋体" w:cs="宋体"/>
+                <w:sz w:val="20"/>
                 <w:lang w:eastAsia="zh-CN"/>
               </w:rPr>
               <w:t>强调灾害监测与国土测绘</w:t>
@@ -1066,12 +1049,15 @@
       </w:tr>
       <w:tr>
         <w:trPr>
-          <w:trHeight w:val="400"/>
+          <w:trHeight w:val="360"/>
         </w:trPr>
         <w:tc>
           <w:tcPr>
             <w:cnfStyle w:val="001000000000" w:firstRow="0" w:lastRow="0" w:firstColumn="1" w:lastColumn="0" w:oddVBand="0" w:evenVBand="0" w:oddHBand="0" w:evenHBand="0" w:firstRowFirstColumn="0" w:firstRowLastColumn="0" w:lastRowFirstColumn="0" w:lastRowLastColumn="0"/>
             <w:tcW w:w="0" w:type="auto"/>
+            <w:tcBorders>
+              <w:right w:val="none" w:sz="0" w:space="0" w:color="auto"/>
+            </w:tcBorders>
             <w:hideMark/>
           </w:tcPr>
           <w:p>
@@ -1079,6 +1065,7 @@
               <w:jc w:val="center"/>
               <w:rPr>
                 <w:rFonts w:ascii="宋体" w:eastAsia="宋体" w:hAnsi="宋体" w:cs="宋体" w:hint="eastAsia"/>
+                <w:sz w:val="20"/>
                 <w:lang w:eastAsia="zh-CN"/>
               </w:rPr>
             </w:pPr>
@@ -1087,6 +1074,7 @@
                 <w:rFonts w:ascii="宋体" w:eastAsia="宋体" w:hAnsi="宋体" w:cs="宋体"/>
                 <w:b/>
                 <w:bCs/>
+                <w:sz w:val="20"/>
                 <w:lang w:eastAsia="zh-CN"/>
               </w:rPr>
               <w:t>高分一号（中国 高分专项）</w:t>
@@ -1104,12 +1092,14 @@
               <w:cnfStyle w:val="000000000000" w:firstRow="0" w:lastRow="0" w:firstColumn="0" w:lastColumn="0" w:oddVBand="0" w:evenVBand="0" w:oddHBand="0" w:evenHBand="0" w:firstRowFirstColumn="0" w:firstRowLastColumn="0" w:lastRowFirstColumn="0" w:lastRowLastColumn="0"/>
               <w:rPr>
                 <w:rFonts w:ascii="宋体" w:eastAsia="宋体" w:hAnsi="宋体" w:cs="宋体" w:hint="eastAsia"/>
+                <w:sz w:val="20"/>
                 <w:lang w:eastAsia="zh-CN"/>
               </w:rPr>
             </w:pPr>
             <w:r>
               <w:rPr>
                 <w:rFonts w:ascii="宋体" w:eastAsia="宋体" w:hAnsi="宋体" w:cs="宋体"/>
+                <w:sz w:val="20"/>
                 <w:lang w:eastAsia="zh-CN"/>
               </w:rPr>
               <w:t>2.0 m / 8.0 m</w:t>
@@ -1127,12 +1117,14 @@
               <w:cnfStyle w:val="000000000000" w:firstRow="0" w:lastRow="0" w:firstColumn="0" w:lastColumn="0" w:oddVBand="0" w:evenVBand="0" w:oddHBand="0" w:evenHBand="0" w:firstRowFirstColumn="0" w:firstRowLastColumn="0" w:lastRowFirstColumn="0" w:lastRowLastColumn="0"/>
               <w:rPr>
                 <w:rFonts w:ascii="宋体" w:eastAsia="宋体" w:hAnsi="宋体" w:cs="宋体" w:hint="eastAsia"/>
+                <w:sz w:val="20"/>
                 <w:lang w:eastAsia="zh-CN"/>
               </w:rPr>
             </w:pPr>
             <w:r>
               <w:rPr>
                 <w:rFonts w:ascii="宋体" w:eastAsia="宋体" w:hAnsi="宋体" w:cs="宋体"/>
+                <w:sz w:val="20"/>
                 <w:lang w:eastAsia="zh-CN"/>
               </w:rPr>
               <w:t>~645</w:t>
@@ -1150,12 +1142,14 @@
               <w:cnfStyle w:val="000000000000" w:firstRow="0" w:lastRow="0" w:firstColumn="0" w:lastColumn="0" w:oddVBand="0" w:evenVBand="0" w:oddHBand="0" w:evenHBand="0" w:firstRowFirstColumn="0" w:firstRowLastColumn="0" w:lastRowFirstColumn="0" w:lastRowLastColumn="0"/>
               <w:rPr>
                 <w:rFonts w:ascii="宋体" w:eastAsia="宋体" w:hAnsi="宋体" w:cs="宋体" w:hint="eastAsia"/>
+                <w:sz w:val="20"/>
                 <w:lang w:eastAsia="zh-CN"/>
               </w:rPr>
             </w:pPr>
             <w:r>
               <w:rPr>
                 <w:rFonts w:ascii="宋体" w:eastAsia="宋体" w:hAnsi="宋体" w:cs="宋体"/>
+                <w:sz w:val="20"/>
                 <w:lang w:eastAsia="zh-CN"/>
               </w:rPr>
               <w:t>60</w:t>
@@ -1173,12 +1167,14 @@
               <w:cnfStyle w:val="000000000000" w:firstRow="0" w:lastRow="0" w:firstColumn="0" w:lastColumn="0" w:oddVBand="0" w:evenVBand="0" w:oddHBand="0" w:evenHBand="0" w:firstRowFirstColumn="0" w:firstRowLastColumn="0" w:lastRowFirstColumn="0" w:lastRowLastColumn="0"/>
               <w:rPr>
                 <w:rFonts w:ascii="宋体" w:eastAsia="宋体" w:hAnsi="宋体" w:cs="宋体" w:hint="eastAsia"/>
+                <w:sz w:val="20"/>
                 <w:lang w:eastAsia="zh-CN"/>
               </w:rPr>
             </w:pPr>
             <w:r>
               <w:rPr>
                 <w:rFonts w:ascii="宋体" w:eastAsia="宋体" w:hAnsi="宋体" w:cs="宋体"/>
+                <w:sz w:val="20"/>
                 <w:lang w:eastAsia="zh-CN"/>
               </w:rPr>
               <w:t>4天</w:t>
@@ -1196,12 +1192,14 @@
               <w:cnfStyle w:val="000000000000" w:firstRow="0" w:lastRow="0" w:firstColumn="0" w:lastColumn="0" w:oddVBand="0" w:evenVBand="0" w:oddHBand="0" w:evenHBand="0" w:firstRowFirstColumn="0" w:firstRowLastColumn="0" w:lastRowFirstColumn="0" w:lastRowLastColumn="0"/>
               <w:rPr>
                 <w:rFonts w:ascii="宋体" w:eastAsia="宋体" w:hAnsi="宋体" w:cs="宋体" w:hint="eastAsia"/>
+                <w:sz w:val="20"/>
                 <w:lang w:eastAsia="zh-CN"/>
               </w:rPr>
             </w:pPr>
             <w:r>
               <w:rPr>
                 <w:rFonts w:ascii="宋体" w:eastAsia="宋体" w:hAnsi="宋体" w:cs="宋体"/>
+                <w:sz w:val="20"/>
                 <w:lang w:eastAsia="zh-CN"/>
               </w:rPr>
               <w:t>2013年</w:t>
@@ -1219,12 +1217,14 @@
               <w:cnfStyle w:val="000000000000" w:firstRow="0" w:lastRow="0" w:firstColumn="0" w:lastColumn="0" w:oddVBand="0" w:evenVBand="0" w:oddHBand="0" w:evenHBand="0" w:firstRowFirstColumn="0" w:firstRowLastColumn="0" w:lastRowFirstColumn="0" w:lastRowLastColumn="0"/>
               <w:rPr>
                 <w:rFonts w:ascii="宋体" w:eastAsia="宋体" w:hAnsi="宋体" w:cs="宋体" w:hint="eastAsia"/>
+                <w:sz w:val="20"/>
                 <w:lang w:eastAsia="zh-CN"/>
               </w:rPr>
             </w:pPr>
             <w:r>
               <w:rPr>
                 <w:rFonts w:ascii="宋体" w:eastAsia="宋体" w:hAnsi="宋体" w:cs="宋体"/>
+                <w:sz w:val="20"/>
                 <w:lang w:eastAsia="zh-CN"/>
               </w:rPr>
               <w:t>我国首颗民用高分系列卫星，突出资源调查</w:t>
@@ -1235,12 +1235,15 @@
       <w:tr>
         <w:trPr>
           <w:cnfStyle w:val="000000100000" w:firstRow="0" w:lastRow="0" w:firstColumn="0" w:lastColumn="0" w:oddVBand="0" w:evenVBand="0" w:oddHBand="1" w:evenHBand="0" w:firstRowFirstColumn="0" w:firstRowLastColumn="0" w:lastRowFirstColumn="0" w:lastRowLastColumn="0"/>
-          <w:trHeight w:val="400"/>
+          <w:trHeight w:val="360"/>
         </w:trPr>
         <w:tc>
           <w:tcPr>
             <w:cnfStyle w:val="001000000000" w:firstRow="0" w:lastRow="0" w:firstColumn="1" w:lastColumn="0" w:oddVBand="0" w:evenVBand="0" w:oddHBand="0" w:evenHBand="0" w:firstRowFirstColumn="0" w:firstRowLastColumn="0" w:lastRowFirstColumn="0" w:lastRowLastColumn="0"/>
             <w:tcW w:w="0" w:type="auto"/>
+            <w:tcBorders>
+              <w:right w:val="none" w:sz="0" w:space="0" w:color="auto"/>
+            </w:tcBorders>
             <w:hideMark/>
           </w:tcPr>
           <w:p>
@@ -1248,6 +1251,7 @@
               <w:jc w:val="center"/>
               <w:rPr>
                 <w:rFonts w:ascii="宋体" w:eastAsia="宋体" w:hAnsi="宋体" w:cs="宋体" w:hint="eastAsia"/>
+                <w:sz w:val="20"/>
                 <w:lang w:eastAsia="zh-CN"/>
               </w:rPr>
             </w:pPr>
@@ -1256,6 +1260,7 @@
                 <w:rFonts w:ascii="宋体" w:eastAsia="宋体" w:hAnsi="宋体" w:cs="宋体"/>
                 <w:b/>
                 <w:bCs/>
+                <w:sz w:val="20"/>
                 <w:lang w:eastAsia="zh-CN"/>
               </w:rPr>
               <w:t>高分二号（中国 高分专项）</w:t>
@@ -1273,12 +1278,14 @@
               <w:cnfStyle w:val="000000100000" w:firstRow="0" w:lastRow="0" w:firstColumn="0" w:lastColumn="0" w:oddVBand="0" w:evenVBand="0" w:oddHBand="1" w:evenHBand="0" w:firstRowFirstColumn="0" w:firstRowLastColumn="0" w:lastRowFirstColumn="0" w:lastRowLastColumn="0"/>
               <w:rPr>
                 <w:rFonts w:ascii="宋体" w:eastAsia="宋体" w:hAnsi="宋体" w:cs="宋体" w:hint="eastAsia"/>
+                <w:sz w:val="20"/>
                 <w:lang w:eastAsia="zh-CN"/>
               </w:rPr>
             </w:pPr>
             <w:r>
               <w:rPr>
                 <w:rFonts w:ascii="宋体" w:eastAsia="宋体" w:hAnsi="宋体" w:cs="宋体"/>
+                <w:sz w:val="20"/>
                 <w:lang w:eastAsia="zh-CN"/>
               </w:rPr>
               <w:t>0.8 m / 3.2 m</w:t>
@@ -1296,12 +1303,14 @@
               <w:cnfStyle w:val="000000100000" w:firstRow="0" w:lastRow="0" w:firstColumn="0" w:lastColumn="0" w:oddVBand="0" w:evenVBand="0" w:oddHBand="1" w:evenHBand="0" w:firstRowFirstColumn="0" w:firstRowLastColumn="0" w:lastRowFirstColumn="0" w:lastRowLastColumn="0"/>
               <w:rPr>
                 <w:rFonts w:ascii="宋体" w:eastAsia="宋体" w:hAnsi="宋体" w:cs="宋体" w:hint="eastAsia"/>
+                <w:sz w:val="20"/>
                 <w:lang w:eastAsia="zh-CN"/>
               </w:rPr>
             </w:pPr>
             <w:r>
               <w:rPr>
                 <w:rFonts w:ascii="宋体" w:eastAsia="宋体" w:hAnsi="宋体" w:cs="宋体"/>
+                <w:sz w:val="20"/>
                 <w:lang w:eastAsia="zh-CN"/>
               </w:rPr>
               <w:t>~631</w:t>
@@ -1319,12 +1328,14 @@
               <w:cnfStyle w:val="000000100000" w:firstRow="0" w:lastRow="0" w:firstColumn="0" w:lastColumn="0" w:oddVBand="0" w:evenVBand="0" w:oddHBand="1" w:evenHBand="0" w:firstRowFirstColumn="0" w:firstRowLastColumn="0" w:lastRowFirstColumn="0" w:lastRowLastColumn="0"/>
               <w:rPr>
                 <w:rFonts w:ascii="宋体" w:eastAsia="宋体" w:hAnsi="宋体" w:cs="宋体" w:hint="eastAsia"/>
+                <w:sz w:val="20"/>
                 <w:lang w:eastAsia="zh-CN"/>
               </w:rPr>
             </w:pPr>
             <w:r>
               <w:rPr>
                 <w:rFonts w:ascii="宋体" w:eastAsia="宋体" w:hAnsi="宋体" w:cs="宋体"/>
+                <w:sz w:val="20"/>
                 <w:lang w:eastAsia="zh-CN"/>
               </w:rPr>
               <w:t>45</w:t>
@@ -1342,12 +1353,14 @@
               <w:cnfStyle w:val="000000100000" w:firstRow="0" w:lastRow="0" w:firstColumn="0" w:lastColumn="0" w:oddVBand="0" w:evenVBand="0" w:oddHBand="1" w:evenHBand="0" w:firstRowFirstColumn="0" w:firstRowLastColumn="0" w:lastRowFirstColumn="0" w:lastRowLastColumn="0"/>
               <w:rPr>
                 <w:rFonts w:ascii="宋体" w:eastAsia="宋体" w:hAnsi="宋体" w:cs="宋体" w:hint="eastAsia"/>
+                <w:sz w:val="20"/>
                 <w:lang w:eastAsia="zh-CN"/>
               </w:rPr>
             </w:pPr>
             <w:r>
               <w:rPr>
                 <w:rFonts w:ascii="宋体" w:eastAsia="宋体" w:hAnsi="宋体" w:cs="宋体"/>
+                <w:sz w:val="20"/>
                 <w:lang w:eastAsia="zh-CN"/>
               </w:rPr>
               <w:t>&lt;5天</w:t>
@@ -1365,12 +1378,14 @@
               <w:cnfStyle w:val="000000100000" w:firstRow="0" w:lastRow="0" w:firstColumn="0" w:lastColumn="0" w:oddVBand="0" w:evenVBand="0" w:oddHBand="1" w:evenHBand="0" w:firstRowFirstColumn="0" w:firstRowLastColumn="0" w:lastRowFirstColumn="0" w:lastRowLastColumn="0"/>
               <w:rPr>
                 <w:rFonts w:ascii="宋体" w:eastAsia="宋体" w:hAnsi="宋体" w:cs="宋体" w:hint="eastAsia"/>
+                <w:sz w:val="20"/>
                 <w:lang w:eastAsia="zh-CN"/>
               </w:rPr>
             </w:pPr>
             <w:r>
               <w:rPr>
                 <w:rFonts w:ascii="宋体" w:eastAsia="宋体" w:hAnsi="宋体" w:cs="宋体"/>
+                <w:sz w:val="20"/>
                 <w:lang w:eastAsia="zh-CN"/>
               </w:rPr>
               <w:t>2014年</w:t>
@@ -1388,43 +1403,32 @@
               <w:cnfStyle w:val="000000100000" w:firstRow="0" w:lastRow="0" w:firstColumn="0" w:lastColumn="0" w:oddVBand="0" w:evenVBand="0" w:oddHBand="1" w:evenHBand="0" w:firstRowFirstColumn="0" w:firstRowLastColumn="0" w:lastRowFirstColumn="0" w:lastRowLastColumn="0"/>
               <w:rPr>
                 <w:rFonts w:ascii="宋体" w:eastAsia="宋体" w:hAnsi="宋体" w:cs="宋体" w:hint="eastAsia"/>
+                <w:sz w:val="20"/>
                 <w:lang w:eastAsia="zh-CN"/>
               </w:rPr>
             </w:pPr>
             <w:r>
               <w:rPr>
                 <w:rFonts w:ascii="宋体" w:eastAsia="宋体" w:hAnsi="宋体" w:cs="宋体"/>
+                <w:sz w:val="20"/>
                 <w:lang w:eastAsia="zh-CN"/>
               </w:rPr>
-              <w:t>我国首颗</w:t>
-            </w:r>
-            <w:proofErr w:type="gramStart"/>
-            <w:r>
-              <w:rPr>
-                <w:rFonts w:ascii="宋体" w:eastAsia="宋体" w:hAnsi="宋体" w:cs="宋体"/>
-                <w:lang w:eastAsia="zh-CN"/>
-              </w:rPr>
-              <w:t>亚米级民用</w:t>
-            </w:r>
-            <w:proofErr w:type="gramEnd"/>
-            <w:r>
-              <w:rPr>
-                <w:rFonts w:ascii="宋体" w:eastAsia="宋体" w:hAnsi="宋体" w:cs="宋体"/>
-                <w:lang w:eastAsia="zh-CN"/>
-              </w:rPr>
-              <w:t>光学卫星</w:t>
+              <w:t>我国首颗亚米级民用光学卫星</w:t>
             </w:r>
           </w:p>
         </w:tc>
       </w:tr>
       <w:tr>
         <w:trPr>
-          <w:trHeight w:val="400"/>
+          <w:trHeight w:val="360"/>
         </w:trPr>
         <w:tc>
           <w:tcPr>
             <w:cnfStyle w:val="001000000000" w:firstRow="0" w:lastRow="0" w:firstColumn="1" w:lastColumn="0" w:oddVBand="0" w:evenVBand="0" w:oddHBand="0" w:evenHBand="0" w:firstRowFirstColumn="0" w:firstRowLastColumn="0" w:lastRowFirstColumn="0" w:lastRowLastColumn="0"/>
             <w:tcW w:w="0" w:type="auto"/>
+            <w:tcBorders>
+              <w:right w:val="none" w:sz="0" w:space="0" w:color="auto"/>
+            </w:tcBorders>
             <w:hideMark/>
           </w:tcPr>
           <w:p>
@@ -1432,6 +1436,7 @@
               <w:jc w:val="center"/>
               <w:rPr>
                 <w:rFonts w:ascii="宋体" w:eastAsia="宋体" w:hAnsi="宋体" w:cs="宋体" w:hint="eastAsia"/>
+                <w:sz w:val="20"/>
                 <w:lang w:eastAsia="zh-CN"/>
               </w:rPr>
             </w:pPr>
@@ -1440,6 +1445,7 @@
                 <w:rFonts w:ascii="宋体" w:eastAsia="宋体" w:hAnsi="宋体" w:cs="宋体"/>
                 <w:b/>
                 <w:bCs/>
+                <w:sz w:val="20"/>
                 <w:lang w:eastAsia="zh-CN"/>
               </w:rPr>
               <w:t>本设计任务（拟议方案）</w:t>
@@ -1457,12 +1463,14 @@
               <w:cnfStyle w:val="000000000000" w:firstRow="0" w:lastRow="0" w:firstColumn="0" w:lastColumn="0" w:oddVBand="0" w:evenVBand="0" w:oddHBand="0" w:evenHBand="0" w:firstRowFirstColumn="0" w:firstRowLastColumn="0" w:lastRowFirstColumn="0" w:lastRowLastColumn="0"/>
               <w:rPr>
                 <w:rFonts w:ascii="宋体" w:eastAsia="宋体" w:hAnsi="宋体" w:cs="宋体" w:hint="eastAsia"/>
+                <w:sz w:val="20"/>
                 <w:lang w:eastAsia="zh-CN"/>
               </w:rPr>
             </w:pPr>
             <w:r>
               <w:rPr>
                 <w:rFonts w:ascii="宋体" w:eastAsia="宋体" w:hAnsi="宋体" w:cs="宋体"/>
+                <w:sz w:val="20"/>
                 <w:lang w:eastAsia="zh-CN"/>
               </w:rPr>
               <w:t>0.5 m / 2.0 m</w:t>
@@ -1480,12 +1488,14 @@
               <w:cnfStyle w:val="000000000000" w:firstRow="0" w:lastRow="0" w:firstColumn="0" w:lastColumn="0" w:oddVBand="0" w:evenVBand="0" w:oddHBand="0" w:evenHBand="0" w:firstRowFirstColumn="0" w:firstRowLastColumn="0" w:lastRowFirstColumn="0" w:lastRowLastColumn="0"/>
               <w:rPr>
                 <w:rFonts w:ascii="宋体" w:eastAsia="宋体" w:hAnsi="宋体" w:cs="宋体" w:hint="eastAsia"/>
+                <w:sz w:val="20"/>
                 <w:lang w:eastAsia="zh-CN"/>
               </w:rPr>
             </w:pPr>
             <w:r>
               <w:rPr>
                 <w:rFonts w:ascii="宋体" w:eastAsia="宋体" w:hAnsi="宋体" w:cs="宋体"/>
+                <w:sz w:val="20"/>
                 <w:lang w:eastAsia="zh-CN"/>
               </w:rPr>
               <w:t>~600</w:t>
@@ -1503,12 +1513,14 @@
               <w:cnfStyle w:val="000000000000" w:firstRow="0" w:lastRow="0" w:firstColumn="0" w:lastColumn="0" w:oddVBand="0" w:evenVBand="0" w:oddHBand="0" w:evenHBand="0" w:firstRowFirstColumn="0" w:firstRowLastColumn="0" w:lastRowFirstColumn="0" w:lastRowLastColumn="0"/>
               <w:rPr>
                 <w:rFonts w:ascii="宋体" w:eastAsia="宋体" w:hAnsi="宋体" w:cs="宋体" w:hint="eastAsia"/>
+                <w:sz w:val="20"/>
                 <w:lang w:eastAsia="zh-CN"/>
               </w:rPr>
             </w:pPr>
             <w:r>
               <w:rPr>
                 <w:rFonts w:ascii="宋体" w:eastAsia="宋体" w:hAnsi="宋体" w:cs="宋体"/>
+                <w:sz w:val="20"/>
                 <w:lang w:eastAsia="zh-CN"/>
               </w:rPr>
               <w:t>50–75</w:t>
@@ -1526,12 +1538,14 @@
               <w:cnfStyle w:val="000000000000" w:firstRow="0" w:lastRow="0" w:firstColumn="0" w:lastColumn="0" w:oddVBand="0" w:evenVBand="0" w:oddHBand="0" w:evenHBand="0" w:firstRowFirstColumn="0" w:firstRowLastColumn="0" w:lastRowFirstColumn="0" w:lastRowLastColumn="0"/>
               <w:rPr>
                 <w:rFonts w:ascii="宋体" w:eastAsia="宋体" w:hAnsi="宋体" w:cs="宋体" w:hint="eastAsia"/>
+                <w:sz w:val="20"/>
                 <w:lang w:eastAsia="zh-CN"/>
               </w:rPr>
             </w:pPr>
             <w:r>
               <w:rPr>
                 <w:rFonts w:ascii="宋体" w:eastAsia="宋体" w:hAnsi="宋体" w:cs="宋体"/>
+                <w:sz w:val="20"/>
                 <w:lang w:eastAsia="zh-CN"/>
               </w:rPr>
               <w:t>3–5天</w:t>
@@ -1549,12 +1563,14 @@
               <w:cnfStyle w:val="000000000000" w:firstRow="0" w:lastRow="0" w:firstColumn="0" w:lastColumn="0" w:oddVBand="0" w:evenVBand="0" w:oddHBand="0" w:evenHBand="0" w:firstRowFirstColumn="0" w:firstRowLastColumn="0" w:lastRowFirstColumn="0" w:lastRowLastColumn="0"/>
               <w:rPr>
                 <w:rFonts w:ascii="宋体" w:eastAsia="宋体" w:hAnsi="宋体" w:cs="宋体" w:hint="eastAsia"/>
+                <w:sz w:val="20"/>
                 <w:lang w:eastAsia="zh-CN"/>
               </w:rPr>
             </w:pPr>
             <w:r>
               <w:rPr>
                 <w:rFonts w:ascii="宋体" w:eastAsia="宋体" w:hAnsi="宋体" w:cs="宋体"/>
+                <w:sz w:val="20"/>
                 <w:lang w:eastAsia="zh-CN"/>
               </w:rPr>
               <w:t>–</w:t>
@@ -1572,12 +1588,14 @@
               <w:cnfStyle w:val="000000000000" w:firstRow="0" w:lastRow="0" w:firstColumn="0" w:lastColumn="0" w:oddVBand="0" w:evenVBand="0" w:oddHBand="0" w:evenHBand="0" w:firstRowFirstColumn="0" w:firstRowLastColumn="0" w:lastRowFirstColumn="0" w:lastRowLastColumn="0"/>
               <w:rPr>
                 <w:rFonts w:ascii="宋体" w:eastAsia="宋体" w:hAnsi="宋体" w:cs="宋体" w:hint="eastAsia"/>
+                <w:sz w:val="20"/>
                 <w:lang w:eastAsia="zh-CN"/>
               </w:rPr>
             </w:pPr>
             <w:r>
               <w:rPr>
                 <w:rFonts w:ascii="宋体" w:eastAsia="宋体" w:hAnsi="宋体" w:cs="宋体"/>
+                <w:sz w:val="20"/>
                 <w:lang w:eastAsia="zh-CN"/>
               </w:rPr>
               <w:t>小卫星架构，强调低成本与星座化可扩展性</w:t>
@@ -1627,28 +1645,88 @@
         <w:rPr>
           <w:lang w:eastAsia="zh-CN"/>
         </w:rPr>
-        <w:t>相比之下，我国“高分专项”在近十年内取得了显著进展，高分一号和高分二号已分别</w:t>
-      </w:r>
-      <w:proofErr w:type="gramStart"/>
-      <w:r>
-        <w:rPr>
-          <w:lang w:eastAsia="zh-CN"/>
-        </w:rPr>
-        <w:t>实现米级和亚米级的</w:t>
-      </w:r>
-      <w:proofErr w:type="gramEnd"/>
-      <w:r>
-        <w:rPr>
-          <w:lang w:eastAsia="zh-CN"/>
-        </w:rPr>
-        <w:t>成像能力，为国土管理、资源调查和环境监测提供了</w:t>
-      </w:r>
+        <w:t>相比之下，我国“高分专项”在近十年内取得了显著进展，高分一号和高分二号已分别实现米级和亚米级的成像能力，为国土管理、资源调查和环境监测提供了重要支撑。但总体来看，我国在商业化运营、数据快速获取和星座化能力方面仍与国际先进水平存在一定差距。</w:t>
+      </w:r>
+    </w:p>
+    <w:p>
+      <w:pPr>
+        <w:pStyle w:val="AI"/>
+        <w:rPr>
+          <w:rFonts w:hint="eastAsia"/>
+          <w:lang w:eastAsia="zh-CN"/>
+        </w:rPr>
+      </w:pPr>
+      <w:r>
+        <w:rPr>
+          <w:lang w:eastAsia="zh-CN"/>
+        </w:rPr>
+        <w:t>本设计任务的拟议方案，在保持小卫星轻量化和低成本优势的同时，计划实现0.5米的全色分辨率和3–5天的重访能力，性能接近国际主流水平。尤其值得关注的是，本任务提出采用小卫星架构和可扩展的星座部署方式，相较于单颗高成本卫星，可在经济性和任务灵活性上形成独特优势。这不仅有助于弥补我国在高分辨率商业化遥感领域的短板，也为未来实现更高频率的全球覆盖提供了可行路径。</w:t>
+      </w:r>
+    </w:p>
+    <w:p>
+      <w:pPr>
+        <w:pStyle w:val="AI"/>
+        <w:rPr>
+          <w:rFonts w:hint="eastAsia"/>
+          <w:lang w:eastAsia="zh-CN"/>
+        </w:rPr>
+      </w:pPr>
+    </w:p>
+    <w:p>
+      <w:pPr>
+        <w:pStyle w:val="AI"/>
+        <w:rPr>
+          <w:rFonts w:hint="eastAsia"/>
+          <w:lang w:eastAsia="zh-CN"/>
+        </w:rPr>
+      </w:pPr>
       <w:r>
         <w:rPr>
           <w:lang w:eastAsia="zh-CN"/>
         </w:rPr>
         <w:lastRenderedPageBreak/>
-        <w:t>重要支撑。但总体来看，我国在商业化运营、数据快速获取和星座化能力方面仍与国际先进水平存在一定差距。</w:t>
+        <w:t>综上所述，发展亚米级分辨率光学遥感小卫星是顺应国际潮流、满足国家需求、推动技术进步的必然选择。其战意义在于增强国家空间信息获取能力和自主保障水平，其现实意义在于服务灾害防御、生态环境治理、农业生产与城市发展，其长远价值在于促进航天产业转型升级与商业模式创新。作为本设计报告的起点，引言与任务背景部分不仅系统阐述了任务提出的全球背景与国家动因，也明确了技术可行性与现实价值，为后续系统设计与子系统论证奠定了坚实基础。</w:t>
+      </w:r>
+    </w:p>
+    <w:p>
+      <w:pPr>
+        <w:pStyle w:val="FirstParagraph"/>
+        <w:rPr>
+          <w:lang w:eastAsia="zh-CN"/>
+        </w:rPr>
+      </w:pPr>
+    </w:p>
+    <w:p>
+      <w:pPr>
+        <w:pStyle w:val="2"/>
+        <w:rPr>
+          <w:lang w:eastAsia="zh-CN"/>
+        </w:rPr>
+      </w:pPr>
+      <w:bookmarkStart w:id="6" w:name="系统概述与任务分析"/>
+      <w:bookmarkEnd w:id="1"/>
+      <w:r>
+        <w:rPr>
+          <w:rFonts w:hint="eastAsia"/>
+          <w:lang w:eastAsia="zh-CN"/>
+        </w:rPr>
+        <w:t>系统概述与任务分析</w:t>
+      </w:r>
+    </w:p>
+    <w:p>
+      <w:pPr>
+        <w:pStyle w:val="3"/>
+        <w:rPr>
+          <w:lang w:eastAsia="zh-CN"/>
+        </w:rPr>
+      </w:pPr>
+      <w:bookmarkStart w:id="7" w:name="任务目标和需求"/>
+      <w:r>
+        <w:rPr>
+          <w:rFonts w:hint="eastAsia"/>
+          <w:lang w:eastAsia="zh-CN"/>
+        </w:rPr>
+        <w:t>任务目标和需求</w:t>
       </w:r>
     </w:p>
     <w:p>
@@ -1663,35 +1741,20 @@
         <w:rPr>
           <w:lang w:eastAsia="zh-CN"/>
         </w:rPr>
-        <w:t>本设计任务的拟议方案，在保持小卫星轻量化和低成本优势的同时，计划实现0.5米的全色分辨率和3–5天的重访能力，性能接近国际主流水平。尤其值得关注的是，</w:t>
-      </w:r>
-      <w:proofErr w:type="gramStart"/>
-      <w:r>
-        <w:rPr>
-          <w:lang w:eastAsia="zh-CN"/>
-        </w:rPr>
-        <w:t>本任务</w:t>
-      </w:r>
-      <w:proofErr w:type="gramEnd"/>
-      <w:r>
-        <w:rPr>
-          <w:lang w:eastAsia="zh-CN"/>
-        </w:rPr>
-        <w:t>提出采用小卫星架构和</w:t>
-      </w:r>
-      <w:proofErr w:type="gramStart"/>
-      <w:r>
-        <w:rPr>
-          <w:lang w:eastAsia="zh-CN"/>
-        </w:rPr>
-        <w:t>可</w:t>
-      </w:r>
-      <w:proofErr w:type="gramEnd"/>
-      <w:r>
-        <w:rPr>
-          <w:lang w:eastAsia="zh-CN"/>
-        </w:rPr>
-        <w:t>扩展的星座部署方式，相较于单颗高成本卫星，可在经济性和任务灵活性上形成独特优势。这不仅有助于弥补我国在高分辨率商业化遥感领域的短板，也为未来实现更高频率的全球覆盖提供了可行路径。</w:t>
+        <w:t>本任务的总体目标是通过一颗具备亚米级成像能力的小卫星，实现对地表的高精度光学遥感观测，为灾害监测、农业</w:t>
+      </w:r>
+      <w:r>
+        <w:rPr>
+          <w:rFonts w:hint="eastAsia"/>
+          <w:lang w:eastAsia="zh-CN"/>
+        </w:rPr>
+        <w:t>瓶</w:t>
+      </w:r>
+      <w:r>
+        <w:rPr>
+          <w:lang w:eastAsia="zh-CN"/>
+        </w:rPr>
+        <w:t>估、城市规划和环境监测等领域提供连续、可靠的数据支持。具体而言，任务要求在约600公里高度的太阳同步轨道上，实现全色分辨率优于0.5米、多光谱分辨率优于2米的成像能力。这样的空间分辨率能够清晰识别单体建筑、道路网络、农田分布等细节，为宏观决策与微观应用提供科学依据。</w:t>
       </w:r>
     </w:p>
     <w:p>
@@ -1702,6 +1765,12 @@
           <w:lang w:eastAsia="zh-CN"/>
         </w:rPr>
       </w:pPr>
+      <w:r>
+        <w:rPr>
+          <w:lang w:eastAsia="zh-CN"/>
+        </w:rPr>
+        <w:t>为了确保全球范围的数据覆盖，卫星系统设计需满足3至5天的重访周期，使得同一地区能够在较短时间内重复获取影像，支撑灾害应急和动态监测需求。同时，任务要求卫星具备较强的成像稳定性，在观测过程中姿态控制精度优于±0.005° RMS，以保证图像的几何精度和光学分辨率得以充分发挥。数据获取方面，卫星需具备大容量存储与高速下行能力，能够每天完成不少于15GB有效影像数据的获取和传输，确保应用需求的及时满足。</w:t>
+      </w:r>
     </w:p>
     <w:p>
       <w:pPr>
@@ -1715,76 +1784,7 @@
         <w:rPr>
           <w:lang w:eastAsia="zh-CN"/>
         </w:rPr>
-        <w:t>综上所述，发展</w:t>
-      </w:r>
-      <w:proofErr w:type="gramStart"/>
-      <w:r>
-        <w:rPr>
-          <w:lang w:eastAsia="zh-CN"/>
-        </w:rPr>
-        <w:t>亚米级分辨率</w:t>
-      </w:r>
-      <w:proofErr w:type="gramEnd"/>
-      <w:r>
-        <w:rPr>
-          <w:lang w:eastAsia="zh-CN"/>
-        </w:rPr>
-        <w:t>光学遥感小卫星是顺应国际潮流、满足国家需求、推动技术进步的必然选择。其</w:t>
-      </w:r>
-      <w:proofErr w:type="gramStart"/>
-      <w:r>
-        <w:rPr>
-          <w:lang w:eastAsia="zh-CN"/>
-        </w:rPr>
-        <w:t>战意义</w:t>
-      </w:r>
-      <w:proofErr w:type="gramEnd"/>
-      <w:r>
-        <w:rPr>
-          <w:lang w:eastAsia="zh-CN"/>
-        </w:rPr>
-        <w:t>在于增强国家空间信息获取能力和自主保障水平，其现实意义在于服务灾害防御、生态环境治理、农业生产与城市发展，其长远价值在于促进航天产业转型升级与商业模式创新。作为本设计报告的起点，引言与任务背景部分不仅系统阐述了任务提出的全球背景与国家动因，也明确了技术可行性与现实价值，为后续系统设计与子系统论证奠定了坚实基础。</w:t>
-      </w:r>
-    </w:p>
-    <w:p>
-      <w:pPr>
-        <w:pStyle w:val="FirstParagraph"/>
-        <w:rPr>
-          <w:lang w:eastAsia="zh-CN"/>
-        </w:rPr>
-      </w:pPr>
-    </w:p>
-    <w:p>
-      <w:pPr>
-        <w:pStyle w:val="2"/>
-        <w:rPr>
-          <w:lang w:eastAsia="zh-CN"/>
-        </w:rPr>
-      </w:pPr>
-      <w:bookmarkStart w:id="2" w:name="系统概述与任务分析"/>
-      <w:bookmarkEnd w:id="1"/>
-      <w:r>
-        <w:rPr>
-          <w:rFonts w:hint="eastAsia"/>
-          <w:lang w:eastAsia="zh-CN"/>
-        </w:rPr>
-        <w:t>系统概述与任务分析</w:t>
-      </w:r>
-    </w:p>
-    <w:p>
-      <w:pPr>
-        <w:pStyle w:val="3"/>
-        <w:rPr>
-          <w:lang w:eastAsia="zh-CN"/>
-        </w:rPr>
-      </w:pPr>
-      <w:bookmarkStart w:id="3" w:name="任务目标和需求"/>
-      <w:r>
-        <w:rPr>
-          <w:rFonts w:hint="eastAsia"/>
-          <w:lang w:eastAsia="zh-CN"/>
-        </w:rPr>
-        <w:t>任务目标和需求</w:t>
+        <w:t>任务需求还包括系统寿命和运行可靠性。卫星设计寿命为5年以上，需在轨保持连续稳定运行，并具备较高的抗辐射能力和系统冗余设计，以保证任务在单点故障情况下仍能维持基本功能。质量和成本方面，系统需控制在小卫星的质量和费用区间内（100–500公斤，任务总成本约400–800万美元），从而兼顾高性能与高性价比。</w:t>
       </w:r>
     </w:p>
     <w:p>
@@ -1795,46 +1795,11 @@
           <w:lang w:eastAsia="zh-CN"/>
         </w:rPr>
       </w:pPr>
-      <w:proofErr w:type="gramStart"/>
-      <w:r>
-        <w:rPr>
-          <w:lang w:eastAsia="zh-CN"/>
-        </w:rPr>
-        <w:t>本任务</w:t>
-      </w:r>
-      <w:proofErr w:type="gramEnd"/>
-      <w:r>
-        <w:rPr>
-          <w:lang w:eastAsia="zh-CN"/>
-        </w:rPr>
-        <w:t>的总体目标是通过一颗具备</w:t>
-      </w:r>
-      <w:proofErr w:type="gramStart"/>
-      <w:r>
-        <w:rPr>
-          <w:lang w:eastAsia="zh-CN"/>
-        </w:rPr>
-        <w:t>亚米级成像</w:t>
-      </w:r>
-      <w:proofErr w:type="gramEnd"/>
-      <w:r>
-        <w:rPr>
-          <w:lang w:eastAsia="zh-CN"/>
-        </w:rPr>
-        <w:t>能力的小卫星，实现对地表的高精度光学遥感观测，为灾害监测、农业</w:t>
-      </w:r>
-      <w:r>
-        <w:rPr>
-          <w:rFonts w:hint="eastAsia"/>
-          <w:lang w:eastAsia="zh-CN"/>
-        </w:rPr>
-        <w:t>瓶</w:t>
-      </w:r>
-      <w:r>
-        <w:rPr>
-          <w:lang w:eastAsia="zh-CN"/>
-        </w:rPr>
-        <w:t>估、城市规划和环境监测等领域提供连续、可靠的数据支持。具体而言，任务要求在约600公里高度的太阳同步轨道上，实现全色分辨率优于0.5米、多光谱分辨率优于2米的成像能力。这样的空间分辨率能够清晰识别单体建筑、道路网络、农田分布等细节，为宏观决策与微观应用提供科学依据。</w:t>
+      <w:r>
+        <w:rPr>
+          <w:lang w:eastAsia="zh-CN"/>
+        </w:rPr>
+        <w:t>综上，本任务目标与需求不仅强调高分辨率成像的技术指标，也兼顾了全球覆盖的时效性和任务实施的经济性，形成了一个在科学价值、战略意义与工程可行性之间平衡的综合方案。</w:t>
       </w:r>
     </w:p>
     <w:p>
@@ -1845,12 +1810,6 @@
           <w:lang w:eastAsia="zh-CN"/>
         </w:rPr>
       </w:pPr>
-      <w:r>
-        <w:rPr>
-          <w:lang w:eastAsia="zh-CN"/>
-        </w:rPr>
-        <w:t>为了确保全球范围的数据覆盖，卫星系统设计需满足3至5天的重访周期，使得同一地区能够在较短时间内重复获取影像，支撑灾害应急和动态监测需求。同时，任务要求卫星具备较强的成像稳定性，在观测过程中姿态控制精度优于±0.005° RMS，以保证图像的几何精度和光学分辨率得以充分发挥。数据获取方面，卫星需具备大容量存储与高速下行能力，能够每天完成不少于15GB有效影像数据的获取和传输，确保应用需求的及时满足。</w:t>
-      </w:r>
     </w:p>
     <w:p>
       <w:pPr>
@@ -1862,77 +1821,10 @@
       </w:pPr>
       <w:r>
         <w:rPr>
+          <w:rFonts w:hint="eastAsia"/>
           <w:lang w:eastAsia="zh-CN"/>
         </w:rPr>
         <w:lastRenderedPageBreak/>
-        <w:t>任务需求还包括系统寿命和运行可靠性。卫星设计寿命为5年以上，需在</w:t>
-      </w:r>
-      <w:proofErr w:type="gramStart"/>
-      <w:r>
-        <w:rPr>
-          <w:lang w:eastAsia="zh-CN"/>
-        </w:rPr>
-        <w:t>轨保持</w:t>
-      </w:r>
-      <w:proofErr w:type="gramEnd"/>
-      <w:r>
-        <w:rPr>
-          <w:lang w:eastAsia="zh-CN"/>
-        </w:rPr>
-        <w:t>连续稳定运行，并具备较高的抗辐射能力和系统冗余设计，以保证任务在单点故障情况下仍能维持基本功能。质量和成本方面，系统需控制在小卫星的质量和费用区间内（100–500公斤，任务总成本约400–800万美元），从而兼顾高性能与高性价比。</w:t>
-      </w:r>
-    </w:p>
-    <w:p>
-      <w:pPr>
-        <w:pStyle w:val="AI"/>
-        <w:rPr>
-          <w:rFonts w:hint="eastAsia"/>
-          <w:lang w:eastAsia="zh-CN"/>
-        </w:rPr>
-      </w:pPr>
-      <w:r>
-        <w:rPr>
-          <w:lang w:eastAsia="zh-CN"/>
-        </w:rPr>
-        <w:t>综上，</w:t>
-      </w:r>
-      <w:proofErr w:type="gramStart"/>
-      <w:r>
-        <w:rPr>
-          <w:lang w:eastAsia="zh-CN"/>
-        </w:rPr>
-        <w:t>本任务</w:t>
-      </w:r>
-      <w:proofErr w:type="gramEnd"/>
-      <w:r>
-        <w:rPr>
-          <w:lang w:eastAsia="zh-CN"/>
-        </w:rPr>
-        <w:t>目标与需求不仅强调高分辨率成像的技术指标，也兼顾了全球覆盖的时效性和任务实施的经济性，形成了一个在科学价值、战略意义与工程可行性之间平衡的综合方案。</w:t>
-      </w:r>
-    </w:p>
-    <w:p>
-      <w:pPr>
-        <w:pStyle w:val="AI"/>
-        <w:rPr>
-          <w:rFonts w:hint="eastAsia"/>
-          <w:lang w:eastAsia="zh-CN"/>
-        </w:rPr>
-      </w:pPr>
-    </w:p>
-    <w:p>
-      <w:pPr>
-        <w:pStyle w:val="AI"/>
-        <w:rPr>
-          <w:rFonts w:hint="eastAsia"/>
-          <w:lang w:eastAsia="zh-CN"/>
-        </w:rPr>
-      </w:pPr>
-      <w:r>
-        <w:rPr>
-          <w:rFonts w:hint="eastAsia"/>
-          <w:lang w:eastAsia="zh-CN"/>
-        </w:rPr>
         <w:t>主要任务目标集中在</w:t>
       </w:r>
       <w:r>
@@ -1942,9 +1834,24 @@
           <w:bCs/>
           <w:lang w:eastAsia="zh-CN"/>
         </w:rPr>
-        <w:t>全球地球观测和</w:t>
-      </w:r>
-      <w:proofErr w:type="gramStart"/>
+        <w:t>全球地球观测和亚米级分辨率</w:t>
+      </w:r>
+      <w:r>
+        <w:rPr>
+          <w:rFonts w:hint="eastAsia"/>
+          <w:lang w:eastAsia="zh-CN"/>
+        </w:rPr>
+        <w:t>，支持灾害监测、农业评估、城市规划和环境监测等应用。卫星在500-700公里高度的太阳同步轨道运行，为光学成像提供一致的光照条件，同时保持合理的轨道寿命和覆盖特性。</w:t>
+      </w:r>
+    </w:p>
+    <w:p>
+      <w:pPr>
+        <w:pStyle w:val="AI"/>
+        <w:rPr>
+          <w:rFonts w:hint="eastAsia"/>
+          <w:lang w:eastAsia="zh-CN"/>
+        </w:rPr>
+      </w:pPr>
       <w:r>
         <w:rPr>
           <w:rFonts w:hint="eastAsia"/>
@@ -1952,15 +1859,28 @@
           <w:bCs/>
           <w:lang w:eastAsia="zh-CN"/>
         </w:rPr>
-        <w:t>亚米级分辨率</w:t>
-      </w:r>
-      <w:proofErr w:type="gramEnd"/>
-      <w:r>
-        <w:rPr>
-          <w:rFonts w:hint="eastAsia"/>
-          <w:lang w:eastAsia="zh-CN"/>
-        </w:rPr>
-        <w:t>，支持灾害监测、农业评估、城市规划和环境监测等应用。卫星在500-700公里高度的太阳同步轨道运行，为光学成像提供一致的光照条件，同时保持合理的轨道寿命和覆盖特性。</w:t>
+        <w:t>关键性能要求</w:t>
+      </w:r>
+      <w:r>
+        <w:rPr>
+          <w:rFonts w:hint="eastAsia"/>
+          <w:lang w:eastAsia="zh-CN"/>
+        </w:rPr>
+        <w:t>包括通过先进的光学</w:t>
+      </w:r>
+      <w:r>
+        <w:rPr>
+          <w:rFonts w:hint="eastAsia"/>
+          <w:lang w:eastAsia="zh-CN"/>
+        </w:rPr>
+        <w:t>在</w:t>
+      </w:r>
+      <w:r>
+        <w:rPr>
+          <w:rFonts w:hint="eastAsia"/>
+          <w:lang w:eastAsia="zh-CN"/>
+        </w:rPr>
+        <w:t>荷系统实现0.5米地面采样距离，维持±0.005°RMS内的指向精度以确保图像质量，并提供3-5天重访能力的全球覆盖。小卫星架构将总系统质量限制在100-500公斤，需要在满足严格性能规格的同时仔细优化所有子系统。</w:t>
       </w:r>
     </w:p>
     <w:p>
@@ -1974,70 +1894,6 @@
       <w:r>
         <w:rPr>
           <w:rFonts w:hint="eastAsia"/>
-          <w:b/>
-          <w:bCs/>
-          <w:lang w:eastAsia="zh-CN"/>
-        </w:rPr>
-        <w:t>关键性能要求</w:t>
-      </w:r>
-      <w:r>
-        <w:rPr>
-          <w:rFonts w:hint="eastAsia"/>
-          <w:lang w:eastAsia="zh-CN"/>
-        </w:rPr>
-        <w:t>包括通过先进的光学</w:t>
-      </w:r>
-      <w:r>
-        <w:rPr>
-          <w:rFonts w:hint="eastAsia"/>
-          <w:lang w:eastAsia="zh-CN"/>
-        </w:rPr>
-        <w:t>在</w:t>
-      </w:r>
-      <w:proofErr w:type="gramStart"/>
-      <w:r>
-        <w:rPr>
-          <w:rFonts w:hint="eastAsia"/>
-          <w:lang w:eastAsia="zh-CN"/>
-        </w:rPr>
-        <w:t>荷系统</w:t>
-      </w:r>
-      <w:proofErr w:type="gramEnd"/>
-      <w:r>
-        <w:rPr>
-          <w:rFonts w:hint="eastAsia"/>
-          <w:lang w:eastAsia="zh-CN"/>
-        </w:rPr>
-        <w:t>实现0.5米地面采样距离，维持±0.005°RMS内的指向精度以确保图像质量，并提供3-5天重</w:t>
-      </w:r>
-      <w:proofErr w:type="gramStart"/>
-      <w:r>
-        <w:rPr>
-          <w:rFonts w:hint="eastAsia"/>
-          <w:lang w:eastAsia="zh-CN"/>
-        </w:rPr>
-        <w:t>访能力</w:t>
-      </w:r>
-      <w:proofErr w:type="gramEnd"/>
-      <w:r>
-        <w:rPr>
-          <w:rFonts w:hint="eastAsia"/>
-          <w:lang w:eastAsia="zh-CN"/>
-        </w:rPr>
-        <w:t>的全球覆盖。小卫星架构将总系统质量限制在100-500公斤，需要在满足严格性能规格的同时仔细优化所有子系统。</w:t>
-      </w:r>
-    </w:p>
-    <w:p>
-      <w:pPr>
-        <w:pStyle w:val="AI"/>
-        <w:rPr>
-          <w:rFonts w:hint="eastAsia"/>
-          <w:lang w:eastAsia="zh-CN"/>
-        </w:rPr>
-      </w:pPr>
-      <w:r>
-        <w:rPr>
-          <w:rFonts w:hint="eastAsia"/>
           <w:lang w:eastAsia="zh-CN"/>
         </w:rPr>
         <w:t>任务设计理念采用经过验证的商业方法，特别是从Planet</w:t>
@@ -2053,23 +1909,7 @@
           <w:rFonts w:hint="eastAsia"/>
           <w:lang w:eastAsia="zh-CN"/>
         </w:rPr>
-        <w:t>Labs成功运营452+</w:t>
-      </w:r>
-      <w:proofErr w:type="gramStart"/>
-      <w:r>
-        <w:rPr>
-          <w:rFonts w:hint="eastAsia"/>
-          <w:lang w:eastAsia="zh-CN"/>
-        </w:rPr>
-        <w:t>颗部署</w:t>
-      </w:r>
-      <w:proofErr w:type="gramEnd"/>
-      <w:r>
-        <w:rPr>
-          <w:rFonts w:hint="eastAsia"/>
-          <w:lang w:eastAsia="zh-CN"/>
-        </w:rPr>
-        <w:t>卫星的星座中吸取的经验教训。这包括</w:t>
+        <w:t>Labs成功运营452+颗部署卫星的星座中吸取的经验教训。这包括</w:t>
       </w:r>
       <w:r>
         <w:rPr>
@@ -2098,8 +1938,8 @@
           <w:lang w:eastAsia="zh-CN"/>
         </w:rPr>
       </w:pPr>
-      <w:bookmarkStart w:id="4" w:name="轨道力学和覆盖分析"/>
-      <w:bookmarkEnd w:id="3"/>
+      <w:bookmarkStart w:id="8" w:name="轨道力学和覆盖分析"/>
+      <w:bookmarkEnd w:id="7"/>
       <w:r>
         <w:rPr>
           <w:rFonts w:hint="eastAsia"/>
@@ -2126,21 +1966,7 @@
         <w:rPr>
           <w:lang w:eastAsia="zh-CN"/>
         </w:rPr>
-        <w:t>轨道设计是本任务的核心环节之一，直接决定了卫星的成像条件、覆盖能力以及在轨寿命。</w:t>
-      </w:r>
-      <w:proofErr w:type="gramStart"/>
-      <w:r>
-        <w:rPr>
-          <w:lang w:eastAsia="zh-CN"/>
-        </w:rPr>
-        <w:t>本任务</w:t>
-      </w:r>
-      <w:proofErr w:type="gramEnd"/>
-      <w:r>
-        <w:rPr>
-          <w:lang w:eastAsia="zh-CN"/>
-        </w:rPr>
-        <w:t>选择太阳同步轨道作为运行轨道，其优势在于能够在全球范围内实现光照条件一致的成像，从而保证数据的可比性和长期可用性。在约600公里的轨道高度，所需倾角约为97.8°，轨道周期为96.9分钟，每日完成约14.4圈轨道运行，能够覆盖全球大部分区域。升交点地方时选择上午10:30，既可获得较佳的太阳高度角，减少阴影影响，又能保证较高的成像质量。</w:t>
+        <w:t>轨道设计是本任务的核心环节之一，直接决定了卫星的成像条件、覆盖能力以及在轨寿命。本任务选择太阳同步轨道作为运行轨道，其优势在于能够在全球范围内实现光照条件一致的成像，从而保证数据的可比性和长期可用性。在约600公里的轨道高度，所需倾角约为97.8°，轨道周期为96.9分钟，每日完成约14.4圈轨道运行，能够覆盖全球大部分区域。升交点地方时选择上午10:30，既可获得较佳的太阳高度角，减少阴影影响，又能保证较高的成像质量。</w:t>
       </w:r>
     </w:p>
     <w:p>
@@ -2155,21 +1981,7 @@
         <w:rPr>
           <w:lang w:eastAsia="zh-CN"/>
         </w:rPr>
-        <w:t>覆盖分析表明，卫星在50至75公里的成像幅宽条件下，每日能够覆盖约15万平方公里区域。在16天的地面轨迹重复周期内，系统能够形成系统化覆盖模式，适应大范围地理信息采集的需求。同时，3至5天的重</w:t>
-      </w:r>
-      <w:proofErr w:type="gramStart"/>
-      <w:r>
-        <w:rPr>
-          <w:lang w:eastAsia="zh-CN"/>
-        </w:rPr>
-        <w:t>访能力</w:t>
-      </w:r>
-      <w:proofErr w:type="gramEnd"/>
-      <w:r>
-        <w:rPr>
-          <w:lang w:eastAsia="zh-CN"/>
-        </w:rPr>
-        <w:t>足以满足灾害响应和重点区域监测的时效性要求。</w:t>
+        <w:t>覆盖分析表明，卫星在50至75公里的成像幅宽条件下，每日能够覆盖约15万平方公里区域。在16天的地面轨迹重复周期内，系统能够形成系统化覆盖模式，适应大范围地理信息采集的需求。同时，3至5天的重访能力足以满足灾害响应和重点区域监测的时效性要求。</w:t>
       </w:r>
     </w:p>
     <w:p>
@@ -2184,37 +1996,29 @@
         <w:rPr>
           <w:lang w:eastAsia="zh-CN"/>
         </w:rPr>
+        <w:t>在轨道寿命方面，600公里的运行高度可保证超过10年的自然寿命，而无需进行主动离轨操作，符合空间碎片减缓的国际规范。站保持需求主要来源于大气阻力和太阳—月球引力摄动影响。估算显示，维持5年任务寿命需要约25米/秒的总增量速度，其中每年用于克服气动阻力和轨道漂移的需求约为50–100米/秒。通过配置绿色推进剂的小推力器系统，可以为卫星提供充足的机动能力，实现轨道维持和姿态调整，从而保证任务的长期可持续性。</w:t>
+      </w:r>
+    </w:p>
+    <w:p>
+      <w:pPr>
+        <w:pStyle w:val="AI"/>
+        <w:rPr>
+          <w:rFonts w:hint="eastAsia"/>
+          <w:lang w:eastAsia="zh-CN"/>
+        </w:rPr>
+      </w:pPr>
+      <w:r>
+        <w:rPr>
+          <w:lang w:eastAsia="zh-CN"/>
+        </w:rPr>
+        <w:t>需要特别指出的是，在极区和部分季节，食时间可延长至每轨约32–35分钟。这一现象对卫星的电源系统与热控系统提出了更高要求，必须通过合理的电池容量设计和热平衡控制方案，保障卫星在长时间阴影段内的稳定运行。轨道力学与覆盖</w:t>
+      </w:r>
+      <w:r>
+        <w:rPr>
+          <w:lang w:eastAsia="zh-CN"/>
+        </w:rPr>
         <w:lastRenderedPageBreak/>
-        <w:t>在轨道寿命方面，600公里的运行高度可保证超过10年的自然寿命，而无需进行主动离轨操作，符合空间碎片减缓的国际规范。站保持需求主要来源于大气阻力和太阳—月球引力摄动影响。估算显示，维持5年任务寿命需要约25米/秒的总增量速度，其中每年用于克服气动阻力和轨道漂移的需求约为50–100米/秒。通过配置绿色推进剂的小推力器系统，可以为卫星提供充足的机动能力，实现轨道维持和姿态调整，从而保证任务的长期可持续性。</w:t>
-      </w:r>
-    </w:p>
-    <w:p>
-      <w:pPr>
-        <w:pStyle w:val="AI"/>
-        <w:rPr>
-          <w:rFonts w:hint="eastAsia"/>
-          <w:lang w:eastAsia="zh-CN"/>
-        </w:rPr>
-      </w:pPr>
-      <w:r>
-        <w:rPr>
-          <w:lang w:eastAsia="zh-CN"/>
-        </w:rPr>
-        <w:t>需要特别指出的是，在极区和部分季节，食时间可延长至</w:t>
-      </w:r>
-      <w:proofErr w:type="gramStart"/>
-      <w:r>
-        <w:rPr>
-          <w:lang w:eastAsia="zh-CN"/>
-        </w:rPr>
-        <w:t>每轨约</w:t>
-      </w:r>
-      <w:proofErr w:type="gramEnd"/>
-      <w:r>
-        <w:rPr>
-          <w:lang w:eastAsia="zh-CN"/>
-        </w:rPr>
-        <w:t>32–35分钟。这一现象对卫星的电源系统与热控系统提出了更高要求，必须通过合理的电池容量设计和热平衡控制方案，保障卫星在长时间阴影段内的稳定运行。轨道力学与覆盖分析结果表明，该任务在实现全球覆盖和高频次观测方面具备可行性和稳定性，为后续子系统设计提供了坚实基础。</w:t>
+        <w:t>分析结果表明，该任务在实现全球覆盖和高频次观测方面具备可行性和稳定性，为后续子系统设计提供了坚实基础。</w:t>
       </w:r>
     </w:p>
     <w:p>
@@ -2289,23 +2093,7 @@
           <w:rFonts w:hint="eastAsia"/>
           <w:lang w:eastAsia="zh-CN"/>
         </w:rPr>
-        <w:t>满足大多数地球观测任务要求。在某些季节，食时间延长</w:t>
-      </w:r>
-      <w:proofErr w:type="gramStart"/>
-      <w:r>
-        <w:rPr>
-          <w:rFonts w:hint="eastAsia"/>
-          <w:lang w:eastAsia="zh-CN"/>
-        </w:rPr>
-        <w:t>至每轨</w:t>
-      </w:r>
-      <w:proofErr w:type="gramEnd"/>
-      <w:r>
-        <w:rPr>
-          <w:rFonts w:hint="eastAsia"/>
-          <w:lang w:eastAsia="zh-CN"/>
-        </w:rPr>
-        <w:t>32-35分钟，这驱动了热控和电源系统设计要求。</w:t>
+        <w:t>满足大多数地球观测任务要求。在某些季节，食时间延长至每轨32-35分钟，这驱动了热控和电源系统设计要求。</w:t>
       </w:r>
     </w:p>
     <w:p>
@@ -2347,8 +2135,8 @@
           <w:lang w:eastAsia="zh-CN"/>
         </w:rPr>
       </w:pPr>
-      <w:bookmarkStart w:id="5" w:name="性能要求和约束"/>
-      <w:bookmarkEnd w:id="4"/>
+      <w:bookmarkStart w:id="9" w:name="性能要求和约束"/>
+      <w:bookmarkEnd w:id="8"/>
       <w:r>
         <w:rPr>
           <w:rFonts w:hint="eastAsia"/>
@@ -2369,21 +2157,7 @@
         <w:rPr>
           <w:lang w:eastAsia="zh-CN"/>
         </w:rPr>
-        <w:t>在性能设计方面，光学系统是任务的核心驱动因素。为了在600公里高度实现0.5米的地面采样距离（GSD），需要设计有效焦距约为5.5米的光学系统，并匹配3.45微米像元的高性能CMOS探测器。在有限体积的小卫星平台上，这一指标只能通过采用卡塞格林或</w:t>
-      </w:r>
-      <w:proofErr w:type="gramStart"/>
-      <w:r>
-        <w:rPr>
-          <w:lang w:eastAsia="zh-CN"/>
-        </w:rPr>
-        <w:t>三镜消</w:t>
-      </w:r>
-      <w:proofErr w:type="gramEnd"/>
-      <w:r>
-        <w:rPr>
-          <w:lang w:eastAsia="zh-CN"/>
-        </w:rPr>
-        <w:t>像差（TMA）光学系统来实现。为了保证成像稳定性，主镜需采用轻量化且热稳定性良好的碳化硅材料，并配合高精度结构与热控方案，以抵消轨道热循环造成的变形。</w:t>
+        <w:t>在性能设计方面，光学系统是任务的核心驱动因素。为了在600公里高度实现0.5米的地面采样距离（GSD），需要设计有效焦距约为5.5米的光学系统，并匹配3.45微米像元的高性能CMOS探测器。在有限体积的小卫星平台上，这一指标只能通过采用卡塞格林或三镜消像差（TMA）光学系统来实现。为了保证成像稳定性，主镜需采用轻量化且热稳定性良好的碳化硅材料，并配合高精度结构与热控方案，以抵消轨道热循环造成的变形。</w:t>
       </w:r>
     </w:p>
     <w:p>
@@ -2398,8 +2172,38 @@
         <w:rPr>
           <w:lang w:eastAsia="zh-CN"/>
         </w:rPr>
+        <w:t>姿态确定与控制方面，性能约束尤为严格。成像期间要求±0.005° RMS的稳定性，远高于典型小卫星的常规水平。这需要选用先进的高精度星敏感器、反作用轮及整合的ADCS解决方案，并在算法上引入高带宽闭环控制与像移补偿技术，以确保图像几何质量达到应用标准。</w:t>
+      </w:r>
+    </w:p>
+    <w:p>
+      <w:pPr>
+        <w:pStyle w:val="AI"/>
+        <w:rPr>
+          <w:rFonts w:hint="eastAsia"/>
+          <w:lang w:eastAsia="zh-CN"/>
+        </w:rPr>
+      </w:pPr>
+      <w:r>
+        <w:rPr>
+          <w:lang w:eastAsia="zh-CN"/>
+        </w:rPr>
+        <w:t>在质量与功耗方面，小卫星的整体质量需控制在500公斤以下，以兼容多种发射方式和星座化部署方案。然而，光学系统、热控系统和数据处理系统均存在较高的功耗与质量需求。为平衡这一矛盾，必须进行高密度集成与轻量化设计。例如，电源系统需在寿命末期仍能提供不少于340瓦的发电能力，同时配置容量为200瓦时的锂离子电池，以满足长时间食期的功率需求。</w:t>
+      </w:r>
+    </w:p>
+    <w:p>
+      <w:pPr>
+        <w:pStyle w:val="AI"/>
+        <w:rPr>
+          <w:rFonts w:hint="eastAsia"/>
+          <w:lang w:eastAsia="zh-CN"/>
+        </w:rPr>
+      </w:pPr>
+      <w:r>
+        <w:rPr>
+          <w:lang w:eastAsia="zh-CN"/>
+        </w:rPr>
         <w:lastRenderedPageBreak/>
-        <w:t>姿态确定与控制方面，性能约束尤为严格。成像期间要求±0.005° RMS的稳定性，远高于典型小卫星的常规水平。这需要选用先进的高精度星敏感器、反作用轮及整合的ADCS解决方案，并在算法上引入高带宽闭环控制与像移补偿技术，以确保图像几何质量达到应用标准。</w:t>
+        <w:t>热环境同样是制约条件之一。卫星在轨运行期间将经历快速的阳照与阴影交替，光学系统尤其对温度稳定性敏感。设计要求光学基座温度变化控制在±1℃以内，而电子设备则需保持在20±15℃范围内。这一约束决定了热控系统必须综合采用多层隔热材料、热管与主动加热器相结合的设计方案，确保卫星能够在复杂轨道环境下稳定工作。</w:t>
       </w:r>
     </w:p>
     <w:p>
@@ -2414,79 +2218,7 @@
         <w:rPr>
           <w:lang w:eastAsia="zh-CN"/>
         </w:rPr>
-        <w:t>在质量与功耗方面，小卫星的整体质量需控制在500公斤以下，以兼容多种发射方式和星座</w:t>
-      </w:r>
-      <w:proofErr w:type="gramStart"/>
-      <w:r>
-        <w:rPr>
-          <w:lang w:eastAsia="zh-CN"/>
-        </w:rPr>
-        <w:t>化部署</w:t>
-      </w:r>
-      <w:proofErr w:type="gramEnd"/>
-      <w:r>
-        <w:rPr>
-          <w:lang w:eastAsia="zh-CN"/>
-        </w:rPr>
-        <w:t>方案。然而，光学系统、热控系统和数据处理系统均存在较高的功耗与质量需求。为平衡这一矛盾，必须进行高密度集成与轻量化设计。例如，电源系统需在寿命末期仍能提供不少于340瓦的发电能力，同时配置容量为200瓦时的锂离子电池，以</w:t>
-      </w:r>
-      <w:proofErr w:type="gramStart"/>
-      <w:r>
-        <w:rPr>
-          <w:lang w:eastAsia="zh-CN"/>
-        </w:rPr>
-        <w:t>满足长</w:t>
-      </w:r>
-      <w:proofErr w:type="gramEnd"/>
-      <w:r>
-        <w:rPr>
-          <w:lang w:eastAsia="zh-CN"/>
-        </w:rPr>
-        <w:t>时间食期的功率需求。</w:t>
-      </w:r>
-    </w:p>
-    <w:p>
-      <w:pPr>
-        <w:pStyle w:val="AI"/>
-        <w:rPr>
-          <w:rFonts w:hint="eastAsia"/>
-          <w:lang w:eastAsia="zh-CN"/>
-        </w:rPr>
-      </w:pPr>
-      <w:r>
-        <w:rPr>
-          <w:lang w:eastAsia="zh-CN"/>
-        </w:rPr>
-        <w:t>热环境同样是制约条件之一。卫星在轨运行期间将经历快速的阳照与阴影交替，光学系统尤其对温度稳定性敏感。设计要求光学基座温度变化控制在±1℃以内，而电子设备则需保持在20±15℃范围内。这一约束决定了热控系统必须综合采用多层隔热材料、热管与主动加热器相结合的设计方案，确保卫星能够在复杂轨道环境下稳定工作。</w:t>
-      </w:r>
-    </w:p>
-    <w:p>
-      <w:pPr>
-        <w:pStyle w:val="AI"/>
-        <w:rPr>
-          <w:rFonts w:hint="eastAsia"/>
-          <w:lang w:eastAsia="zh-CN"/>
-        </w:rPr>
-      </w:pPr>
-      <w:r>
-        <w:rPr>
-          <w:lang w:eastAsia="zh-CN"/>
-        </w:rPr>
-        <w:t>总体而言，性能要求与</w:t>
-      </w:r>
-      <w:proofErr w:type="gramStart"/>
-      <w:r>
-        <w:rPr>
-          <w:lang w:eastAsia="zh-CN"/>
-        </w:rPr>
-        <w:t>约束既</w:t>
-      </w:r>
-      <w:proofErr w:type="gramEnd"/>
-      <w:r>
-        <w:rPr>
-          <w:lang w:eastAsia="zh-CN"/>
-        </w:rPr>
-        <w:t>体现了任务的高标准定位，也对小卫星平台提出了前所未有的挑战。这些指标推动了光学、姿态控制、能量管理和热控等关键技术的集成创新，同时也验证了小卫星在突破传统能力边界方面的巨大潜力。</w:t>
+        <w:t>总体而言，性能要求与约束既体现了任务的高标准定位，也对小卫星平台提出了前所未有的挑战。这些指标推动了光学、姿态控制、能量管理和热控等关键技术的集成创新，同时也验证了小卫星在突破传统能力边界方面的巨大潜力。</w:t>
       </w:r>
     </w:p>
     <w:p>
@@ -2520,23 +2252,7 @@
           <w:rFonts w:hint="eastAsia"/>
           <w:lang w:eastAsia="zh-CN"/>
         </w:rPr>
-        <w:t>驱动系统架构决策。在600公里高度实现0.5米GSD需要5.5米焦距和3.45微米像素探测器，在小卫星外形因子约束内需要卡塞格林或</w:t>
-      </w:r>
-      <w:proofErr w:type="gramStart"/>
-      <w:r>
-        <w:rPr>
-          <w:rFonts w:hint="eastAsia"/>
-          <w:lang w:eastAsia="zh-CN"/>
-        </w:rPr>
-        <w:t>三镜消</w:t>
-      </w:r>
-      <w:proofErr w:type="gramEnd"/>
-      <w:r>
-        <w:rPr>
-          <w:rFonts w:hint="eastAsia"/>
-          <w:lang w:eastAsia="zh-CN"/>
-        </w:rPr>
-        <w:t>像差望远镜设计。250毫米主镜以f/22运行，在分辨率要求与实际实现约束之间取得平衡。</w:t>
+        <w:t>驱动系统架构决策。在600公里高度实现0.5米GSD需要5.5米焦距和3.45微米像素探测器，在小卫星外形因子约束内需要卡塞格林或三镜消像差望远镜设计。250毫米主镜以f/22运行，在分辨率要求与实际实现约束之间取得平衡。</w:t>
       </w:r>
     </w:p>
     <w:p>
@@ -2606,23 +2322,7 @@
           <w:rFonts w:hint="eastAsia"/>
           <w:lang w:eastAsia="zh-CN"/>
         </w:rPr>
-        <w:t>在阳光和</w:t>
-      </w:r>
-      <w:proofErr w:type="gramStart"/>
-      <w:r>
-        <w:rPr>
-          <w:rFonts w:hint="eastAsia"/>
-          <w:lang w:eastAsia="zh-CN"/>
-        </w:rPr>
-        <w:t>食之间</w:t>
-      </w:r>
-      <w:proofErr w:type="gramEnd"/>
-      <w:r>
-        <w:rPr>
-          <w:rFonts w:hint="eastAsia"/>
-          <w:lang w:eastAsia="zh-CN"/>
-        </w:rPr>
-        <w:t>的快速轨道循环中呈现重大挑战，需要对温度敏感的光学组件和电子设备进行复杂的热管理。</w:t>
+        <w:t>在阳光和食之间的快速轨道循环中呈现重大挑战，需要对温度敏感的光学组件和电子设备进行复杂的热管理。</w:t>
       </w:r>
     </w:p>
     <w:p>
@@ -2632,15 +2332,14 @@
           <w:lang w:eastAsia="zh-CN"/>
         </w:rPr>
       </w:pPr>
-      <w:bookmarkStart w:id="6" w:name="卫星子系统设计"/>
-      <w:bookmarkEnd w:id="2"/>
-      <w:bookmarkEnd w:id="5"/>
-      <w:r>
-        <w:rPr>
-          <w:rFonts w:hint="eastAsia"/>
-          <w:lang w:eastAsia="zh-CN"/>
-        </w:rPr>
-        <w:lastRenderedPageBreak/>
+      <w:bookmarkStart w:id="10" w:name="卫星子系统设计"/>
+      <w:bookmarkEnd w:id="6"/>
+      <w:bookmarkEnd w:id="9"/>
+      <w:r>
+        <w:rPr>
+          <w:rFonts w:hint="eastAsia"/>
+          <w:lang w:eastAsia="zh-CN"/>
+        </w:rPr>
         <w:t>卫星子系统设计</w:t>
       </w:r>
     </w:p>
@@ -2673,7 +2372,7 @@
                     <pic:cNvPicPr/>
                   </pic:nvPicPr>
                   <pic:blipFill>
-                    <a:blip r:embed="rId8"/>
+                    <a:blip r:embed="rId12"/>
                     <a:stretch>
                       <a:fillRect/>
                     </a:stretch>
@@ -2724,6 +2423,7 @@
         </w:rPr>
       </w:pPr>
       <w:r>
+        <w:lastRenderedPageBreak/>
         <w:t>承载与支撑所有分系统，确保力学稳定性。</w:t>
       </w:r>
     </w:p>
@@ -2931,23 +2631,7 @@
         </w:rPr>
       </w:pPr>
       <w:r>
-        <w:t>包括：</w:t>
-      </w:r>
-      <w:proofErr w:type="gramStart"/>
-      <w:r>
-        <w:t>主飞控</w:t>
-      </w:r>
-      <w:proofErr w:type="gramEnd"/>
-      <w:r>
-        <w:t>计算机、备用计算机、星上软件、大容量存储、数据总线接口（</w:t>
-      </w:r>
-      <w:proofErr w:type="spellStart"/>
-      <w:r>
-        <w:t>SpaceWire</w:t>
-      </w:r>
-      <w:proofErr w:type="spellEnd"/>
-      <w:r>
-        <w:t>、CAN、1553B等）。</w:t>
+        <w:t>包括：主飞控计算机、备用计算机、星上软件、大容量存储、数据总线接口（SpaceWire、CAN、1553B等）。</w:t>
       </w:r>
     </w:p>
     <w:p>
@@ -3043,7 +2727,6 @@
         </w:rPr>
       </w:pPr>
       <w:r>
-        <w:lastRenderedPageBreak/>
         <w:t>包括：太阳能电池翼（可展开）、蓄电池（锂离子）、电源调理与分配单元（PCDU）、电压稳压模块。</w:t>
       </w:r>
     </w:p>
@@ -3206,21 +2889,7 @@
         <w:rPr>
           <w:rStyle w:val="af5"/>
         </w:rPr>
-        <w:t>在</w:t>
-      </w:r>
-      <w:proofErr w:type="gramStart"/>
-      <w:r>
-        <w:rPr>
-          <w:rStyle w:val="af5"/>
-        </w:rPr>
-        <w:t>轨健康</w:t>
-      </w:r>
-      <w:proofErr w:type="gramEnd"/>
-      <w:r>
-        <w:rPr>
-          <w:rStyle w:val="af5"/>
-        </w:rPr>
-        <w:t>管理与容错子系统（FDS, Fault Detection &amp; Safe Mode）</w:t>
+        <w:t>在轨健康管理与容错子系统（FDS, Fault Detection &amp; Safe Mode）</w:t>
       </w:r>
     </w:p>
     <w:p>
@@ -3250,6 +2919,7 @@
         </w:rPr>
       </w:pPr>
       <w:r>
+        <w:lastRenderedPageBreak/>
         <w:t>包括：看门狗定时器、自主安全模式管理器、冗余切换电路。</w:t>
       </w:r>
     </w:p>
@@ -3291,21 +2961,7 @@
         <w:rPr>
           <w:lang w:eastAsia="zh-CN"/>
         </w:rPr>
-        <w:t>结构与机构子系统是整个卫星平台的“骨架”，其主要功能是为各分系统提供稳定的安装支撑与空间布局，同时保证卫星在发射、入轨和长期在轨运行过程中具有足够的力学刚度、强度与热稳定性。</w:t>
-      </w:r>
-      <w:proofErr w:type="gramStart"/>
-      <w:r>
-        <w:rPr>
-          <w:lang w:eastAsia="zh-CN"/>
-        </w:rPr>
-        <w:t>本任务</w:t>
-      </w:r>
-      <w:proofErr w:type="gramEnd"/>
-      <w:r>
-        <w:rPr>
-          <w:lang w:eastAsia="zh-CN"/>
-        </w:rPr>
-        <w:t>的卫星设计质量控制在500千克以内，结构子系统的典型分配质量约占卫星总质量的15%–20%，即75–100千克。该子系统需在有限重量下实现高刚度、低变形和良好的热适应性，因而采用轻量化复合材料与高强度合金的混合设计方案。</w:t>
+        <w:t>结构与机构子系统是整个卫星平台的“骨架”，其主要功能是为各分系统提供稳定的安装支撑与空间布局，同时保证卫星在发射、入轨和长期在轨运行过程中具有足够的力学刚度、强度与热稳定性。本任务的卫星设计质量控制在500千克以内，结构子系统的典型分配质量约占卫星总质量的15%–20%，即75–100千克。该子系统需在有限重量下实现高刚度、低变形和良好的热适应性，因而采用轻量化复合材料与高强度合金的混合设计方案。</w:t>
       </w:r>
     </w:p>
     <w:p>
@@ -3334,21 +2990,7 @@
         <w:rPr>
           <w:lang w:eastAsia="zh-CN"/>
         </w:rPr>
-        <w:t>本卫星采用“立方柱形+桁架”</w:t>
-      </w:r>
-      <w:proofErr w:type="gramStart"/>
-      <w:r>
-        <w:rPr>
-          <w:lang w:eastAsia="zh-CN"/>
-        </w:rPr>
-        <w:t>式主体</w:t>
-      </w:r>
-      <w:proofErr w:type="gramEnd"/>
-      <w:r>
-        <w:rPr>
-          <w:lang w:eastAsia="zh-CN"/>
-        </w:rPr>
-        <w:t>结构，长度约1.5米，截面约1.0×1.0米，内部划分为光学载荷舱、电子舱和推进舱三个功能区：</w:t>
+        <w:t>本卫星采用“立方柱形+桁架”式主体结构，长度约1.5米，截面约1.0×1.0米，内部划分为光学载荷舱、电子舱和推进舱三个功能区：</w:t>
       </w:r>
     </w:p>
     <w:p>
@@ -3370,35 +3012,7 @@
         <w:rPr>
           <w:lang w:eastAsia="zh-CN"/>
         </w:rPr>
-        <w:t>位于结构顶端，采用独立的光学承力平台，保证主镜</w:t>
-      </w:r>
-      <w:proofErr w:type="gramStart"/>
-      <w:r>
-        <w:rPr>
-          <w:lang w:eastAsia="zh-CN"/>
-        </w:rPr>
-        <w:t>和次镜在</w:t>
-      </w:r>
-      <w:proofErr w:type="gramEnd"/>
-      <w:r>
-        <w:rPr>
-          <w:lang w:eastAsia="zh-CN"/>
-        </w:rPr>
-        <w:t>发射与</w:t>
-      </w:r>
-      <w:proofErr w:type="gramStart"/>
-      <w:r>
-        <w:rPr>
-          <w:lang w:eastAsia="zh-CN"/>
-        </w:rPr>
-        <w:t>在轨热环境</w:t>
-      </w:r>
-      <w:proofErr w:type="gramEnd"/>
-      <w:r>
-        <w:rPr>
-          <w:lang w:eastAsia="zh-CN"/>
-        </w:rPr>
-        <w:t>下保持光学对准精度。</w:t>
+        <w:t>位于结构顶端，采用独立的光学承力平台，保证主镜和次镜在发射与在轨热环境下保持光学对准精度。</w:t>
       </w:r>
     </w:p>
     <w:p>
@@ -3420,21 +3034,7 @@
         <w:rPr>
           <w:lang w:eastAsia="zh-CN"/>
         </w:rPr>
-        <w:t>位于中段，设置多层电子托盘，用于安装星</w:t>
-      </w:r>
-      <w:proofErr w:type="gramStart"/>
-      <w:r>
-        <w:rPr>
-          <w:lang w:eastAsia="zh-CN"/>
-        </w:rPr>
-        <w:t>务</w:t>
-      </w:r>
-      <w:proofErr w:type="gramEnd"/>
-      <w:r>
-        <w:rPr>
-          <w:lang w:eastAsia="zh-CN"/>
-        </w:rPr>
-        <w:t>计算机、ADCS控制器、通信单元等，采用标准化插槽与线缆布置，便于集成与维护。</w:t>
+        <w:t>位于中段，设置多层电子托盘，用于安装星务计算机、ADCS控制器、通信单元等，采用标准化插槽与线缆布置，便于集成与维护。</w:t>
       </w:r>
     </w:p>
     <w:p>
@@ -3471,8 +3071,248 @@
         <w:rPr>
           <w:lang w:eastAsia="zh-CN"/>
         </w:rPr>
+        <w:t>这种分区式布局能够有效分离光学与推进等敏感单元，减少相互干扰，并便于热控系统的分区设计。</w:t>
+      </w:r>
+    </w:p>
+    <w:p>
+      <w:pPr>
+        <w:pStyle w:val="3"/>
+        <w:rPr>
+          <w:lang w:eastAsia="zh-CN"/>
+        </w:rPr>
+      </w:pPr>
+      <w:r>
+        <w:rPr>
+          <w:lang w:eastAsia="zh-CN"/>
+        </w:rPr>
+        <w:t>材料与制造工艺</w:t>
+      </w:r>
+    </w:p>
+    <w:p>
+      <w:pPr>
+        <w:pStyle w:val="AI"/>
+        <w:rPr>
+          <w:rFonts w:hint="eastAsia"/>
+          <w:lang w:eastAsia="zh-CN"/>
+        </w:rPr>
+      </w:pPr>
+      <w:r>
+        <w:rPr>
+          <w:rStyle w:val="af5"/>
+          <w:lang w:eastAsia="zh-CN"/>
+        </w:rPr>
+        <w:t>主承力结构</w:t>
+      </w:r>
+      <w:r>
+        <w:rPr>
+          <w:lang w:eastAsia="zh-CN"/>
+        </w:rPr>
+        <w:t>采用碳纤维增强复合材料（CFRP）蜂窝板，兼具高比刚度和低热膨胀系数，能够有效抵御轨道热循环带来的结构变形。</w:t>
+      </w:r>
+    </w:p>
+    <w:p>
+      <w:pPr>
+        <w:pStyle w:val="AI"/>
+        <w:rPr>
+          <w:rFonts w:hint="eastAsia"/>
+          <w:lang w:eastAsia="zh-CN"/>
+        </w:rPr>
+      </w:pPr>
+      <w:r>
+        <w:rPr>
+          <w:rStyle w:val="af5"/>
+          <w:lang w:eastAsia="zh-CN"/>
+        </w:rPr>
+        <w:t>局部承力件与接口</w:t>
+      </w:r>
+      <w:r>
+        <w:rPr>
+          <w:lang w:eastAsia="zh-CN"/>
+        </w:rPr>
+        <w:t>使用铝锂合金（Al-Li 2195），其质量轻、强度高、焊接性好，常用于航空航天承力部件。</w:t>
+      </w:r>
+    </w:p>
+    <w:p>
+      <w:pPr>
+        <w:pStyle w:val="AI"/>
+        <w:rPr>
+          <w:rFonts w:hint="eastAsia"/>
+          <w:lang w:eastAsia="zh-CN"/>
+        </w:rPr>
+      </w:pPr>
+      <w:r>
+        <w:rPr>
+          <w:rStyle w:val="af5"/>
+          <w:lang w:eastAsia="zh-CN"/>
+        </w:rPr>
+        <w:t>光学承力平台</w:t>
+      </w:r>
+      <w:r>
+        <w:rPr>
+          <w:lang w:eastAsia="zh-CN"/>
+        </w:rPr>
+        <w:t>采用碳化硅陶瓷支撑基座，热膨胀系数小于2.2×10^-6/K，可确保光学系统在±1℃温度波动范围内仍保持亚角秒级稳定性。</w:t>
+      </w:r>
+    </w:p>
+    <w:p>
+      <w:pPr>
+        <w:pStyle w:val="AI"/>
+        <w:rPr>
+          <w:rFonts w:hint="eastAsia"/>
+          <w:lang w:eastAsia="zh-CN"/>
+        </w:rPr>
+      </w:pPr>
+      <w:r>
+        <w:rPr>
+          <w:lang w:eastAsia="zh-CN"/>
+        </w:rPr>
+        <w:t>制造工艺方面，采用自动铺丝（AFP）复合材料工艺与高精度数控机加工相结合，保证结构重量控制与尺寸精度。</w:t>
+      </w:r>
+    </w:p>
+    <w:p>
+      <w:pPr>
+        <w:pStyle w:val="3"/>
+        <w:rPr>
+          <w:lang w:eastAsia="zh-CN"/>
+        </w:rPr>
+      </w:pPr>
+      <w:r>
+        <w:rPr>
+          <w:lang w:eastAsia="zh-CN"/>
+        </w:rPr>
         <w:lastRenderedPageBreak/>
-        <w:t>这种分区式布局能够有效分离光学与推进等敏感单元，减少相互干扰，并便于热控系统的分区设计。</w:t>
+        <w:t>力学与振动性能</w:t>
+      </w:r>
+    </w:p>
+    <w:p>
+      <w:pPr>
+        <w:pStyle w:val="AI"/>
+        <w:rPr>
+          <w:rFonts w:hint="eastAsia"/>
+          <w:lang w:eastAsia="zh-CN"/>
+        </w:rPr>
+      </w:pPr>
+      <w:r>
+        <w:rPr>
+          <w:lang w:eastAsia="zh-CN"/>
+        </w:rPr>
+        <w:t>结构设计需满足发射段的力学环境要求。依据长征系列运载火箭的典型指标，卫星需承受：</w:t>
+      </w:r>
+    </w:p>
+    <w:p>
+      <w:pPr>
+        <w:pStyle w:val="AI"/>
+        <w:rPr>
+          <w:rFonts w:hint="eastAsia"/>
+          <w:lang w:eastAsia="zh-CN"/>
+        </w:rPr>
+      </w:pPr>
+      <w:r>
+        <w:rPr>
+          <w:rStyle w:val="af5"/>
+          <w:lang w:eastAsia="zh-CN"/>
+        </w:rPr>
+        <w:t>准静载荷</w:t>
+      </w:r>
+      <w:r>
+        <w:rPr>
+          <w:lang w:eastAsia="zh-CN"/>
+        </w:rPr>
+        <w:t>：±8 g 轴向，±5 g 横向；</w:t>
+      </w:r>
+    </w:p>
+    <w:p>
+      <w:pPr>
+        <w:pStyle w:val="AI"/>
+        <w:rPr>
+          <w:rFonts w:hint="eastAsia"/>
+          <w:lang w:eastAsia="zh-CN"/>
+        </w:rPr>
+      </w:pPr>
+      <w:r>
+        <w:rPr>
+          <w:rStyle w:val="af5"/>
+          <w:lang w:eastAsia="zh-CN"/>
+        </w:rPr>
+        <w:t>正弦振动</w:t>
+      </w:r>
+      <w:r>
+        <w:rPr>
+          <w:lang w:eastAsia="zh-CN"/>
+        </w:rPr>
+        <w:t>：20–100 Hz 范围内最大加速度0.5 g；</w:t>
+      </w:r>
+    </w:p>
+    <w:p>
+      <w:pPr>
+        <w:pStyle w:val="AI"/>
+        <w:rPr>
+          <w:rFonts w:hint="eastAsia"/>
+          <w:lang w:eastAsia="zh-CN"/>
+        </w:rPr>
+      </w:pPr>
+      <w:r>
+        <w:rPr>
+          <w:rStyle w:val="af5"/>
+          <w:lang w:eastAsia="zh-CN"/>
+        </w:rPr>
+        <w:t>随机振动</w:t>
+      </w:r>
+      <w:r>
+        <w:rPr>
+          <w:lang w:eastAsia="zh-CN"/>
+        </w:rPr>
+        <w:t>：总体级别约为8.2 Grms；</w:t>
+      </w:r>
+    </w:p>
+    <w:p>
+      <w:pPr>
+        <w:pStyle w:val="AI"/>
+        <w:rPr>
+          <w:rFonts w:hint="eastAsia"/>
+          <w:lang w:eastAsia="zh-CN"/>
+        </w:rPr>
+      </w:pPr>
+      <w:r>
+        <w:rPr>
+          <w:rStyle w:val="af5"/>
+          <w:lang w:eastAsia="zh-CN"/>
+        </w:rPr>
+        <w:t>冲击载荷</w:t>
+      </w:r>
+      <w:r>
+        <w:rPr>
+          <w:lang w:eastAsia="zh-CN"/>
+        </w:rPr>
+        <w:t>：分离机构作用下可达3000–5000 g（高频成分为主）。</w:t>
+      </w:r>
+    </w:p>
+    <w:p>
+      <w:pPr>
+        <w:pStyle w:val="AI"/>
+        <w:rPr>
+          <w:rFonts w:hint="eastAsia"/>
+          <w:lang w:eastAsia="zh-CN"/>
+        </w:rPr>
+      </w:pPr>
+      <w:r>
+        <w:rPr>
+          <w:lang w:eastAsia="zh-CN"/>
+        </w:rPr>
+        <w:t xml:space="preserve">为满足上述条件，结构子系统设计的 </w:t>
+      </w:r>
+      <w:r>
+        <w:rPr>
+          <w:rStyle w:val="af5"/>
+          <w:lang w:eastAsia="zh-CN"/>
+        </w:rPr>
+        <w:t>一阶固有频率≥60 Hz</w:t>
+      </w:r>
+      <w:r>
+        <w:rPr>
+          <w:lang w:eastAsia="zh-CN"/>
+        </w:rPr>
+        <w:t>，确保不会与火箭一级主要激励频率发生耦合。同时采用减振隔振装置（如橡胶隔振垫、金属丝网阻尼器），减少发射冲击向光学载荷和电子单元的传递。</w:t>
       </w:r>
     </w:p>
     <w:p>
@@ -3486,7 +3326,7 @@
         <w:rPr>
           <w:lang w:eastAsia="zh-CN"/>
         </w:rPr>
-        <w:t>材料与制造工艺</w:t>
+        <w:t>机构设计</w:t>
       </w:r>
     </w:p>
     <w:p>
@@ -3499,16 +3339,25 @@
       </w:pPr>
       <w:r>
         <w:rPr>
+          <w:lang w:eastAsia="zh-CN"/>
+        </w:rPr>
+        <w:t>结构与机构子系统除了承载外，还涉及一系列关键展开与分离机构：</w:t>
+      </w:r>
+    </w:p>
+    <w:p>
+      <w:pPr>
+        <w:pStyle w:val="AI"/>
+        <w:rPr>
+          <w:rFonts w:hint="eastAsia"/>
+          <w:lang w:eastAsia="zh-CN"/>
+        </w:rPr>
+      </w:pPr>
+      <w:r>
+        <w:rPr>
           <w:rStyle w:val="af5"/>
           <w:lang w:eastAsia="zh-CN"/>
         </w:rPr>
-        <w:t>主承力结构</w:t>
-      </w:r>
-      <w:r>
-        <w:rPr>
-          <w:lang w:eastAsia="zh-CN"/>
-        </w:rPr>
-        <w:t>采用碳纤维增强复合材料（CFRP）蜂窝板，兼具高比刚度和低热膨胀系数，能够有效抵御轨道热循环带来的结构变形。</w:t>
+        <w:t>卫星与火箭分离装置</w:t>
       </w:r>
     </w:p>
     <w:p>
@@ -3521,16 +3370,25 @@
       </w:pPr>
       <w:r>
         <w:rPr>
+          <w:lang w:eastAsia="zh-CN"/>
+        </w:rPr>
+        <w:t>采用低冲击型分离环（低冲击分离螺栓或形状记忆合金触发器），减少分离冲击对光学系统的影响。</w:t>
+      </w:r>
+    </w:p>
+    <w:p>
+      <w:pPr>
+        <w:pStyle w:val="AI"/>
+        <w:rPr>
+          <w:rFonts w:hint="eastAsia"/>
+          <w:lang w:eastAsia="zh-CN"/>
+        </w:rPr>
+      </w:pPr>
+      <w:r>
+        <w:rPr>
           <w:rStyle w:val="af5"/>
           <w:lang w:eastAsia="zh-CN"/>
         </w:rPr>
-        <w:t>局部承力件与接口</w:t>
-      </w:r>
-      <w:r>
-        <w:rPr>
-          <w:lang w:eastAsia="zh-CN"/>
-        </w:rPr>
-        <w:t>使用铝锂合金（Al-Li 2195），其质量轻、强度高、焊接性好，常用于航空航天承力部件。</w:t>
+        <w:t>太阳翼展开机构</w:t>
       </w:r>
     </w:p>
     <w:p>
@@ -3543,16 +3401,40 @@
       </w:pPr>
       <w:r>
         <w:rPr>
+          <w:lang w:eastAsia="zh-CN"/>
+        </w:rPr>
+        <w:t>采用铰链+扭簧+锁定电机的组合方案，确保太阳翼在轨可靠展开。</w:t>
+      </w:r>
+    </w:p>
+    <w:p>
+      <w:pPr>
+        <w:pStyle w:val="AI"/>
+        <w:rPr>
+          <w:rFonts w:hint="eastAsia"/>
+          <w:lang w:eastAsia="zh-CN"/>
+        </w:rPr>
+      </w:pPr>
+      <w:r>
+        <w:rPr>
+          <w:lang w:eastAsia="zh-CN"/>
+        </w:rPr>
+        <w:t>展开过程通过冗余电机与锁紧装置保证单点失效下的任务安全。</w:t>
+      </w:r>
+    </w:p>
+    <w:p>
+      <w:pPr>
+        <w:pStyle w:val="AI"/>
+        <w:rPr>
+          <w:rFonts w:hint="eastAsia"/>
+          <w:lang w:eastAsia="zh-CN"/>
+        </w:rPr>
+      </w:pPr>
+      <w:r>
+        <w:rPr>
           <w:rStyle w:val="af5"/>
           <w:lang w:eastAsia="zh-CN"/>
         </w:rPr>
-        <w:t>光学承力平台</w:t>
-      </w:r>
-      <w:r>
-        <w:rPr>
-          <w:lang w:eastAsia="zh-CN"/>
-        </w:rPr>
-        <w:t>采用碳化硅陶瓷支撑基座，热膨胀系数小于2.2×10^-6/K，可确保光学系统在±1℃温度波动范围内仍保持亚角秒级稳定性。</w:t>
+        <w:t>高增益天线展开机构</w:t>
       </w:r>
     </w:p>
     <w:p>
@@ -3567,21 +3449,53 @@
         <w:rPr>
           <w:lang w:eastAsia="zh-CN"/>
         </w:rPr>
-        <w:t>制造工艺方面，采用自动铺丝（AFP）复合材料工艺与高精度</w:t>
-      </w:r>
-      <w:proofErr w:type="gramStart"/>
-      <w:r>
-        <w:rPr>
-          <w:lang w:eastAsia="zh-CN"/>
-        </w:rPr>
-        <w:t>数控机</w:t>
-      </w:r>
-      <w:proofErr w:type="gramEnd"/>
-      <w:r>
-        <w:rPr>
-          <w:lang w:eastAsia="zh-CN"/>
-        </w:rPr>
-        <w:t>加工相结合，保证结构重量控制与尺寸精度。</w:t>
+        <w:t>使用双铰链+电机驱动结构，保证天线在轨可重复指向。</w:t>
+      </w:r>
+    </w:p>
+    <w:p>
+      <w:pPr>
+        <w:pStyle w:val="AI"/>
+        <w:rPr>
+          <w:rFonts w:hint="eastAsia"/>
+          <w:lang w:eastAsia="zh-CN"/>
+        </w:rPr>
+      </w:pPr>
+      <w:r>
+        <w:rPr>
+          <w:rStyle w:val="af5"/>
+          <w:lang w:eastAsia="zh-CN"/>
+        </w:rPr>
+        <w:t>光学舱口盖机构</w:t>
+      </w:r>
+    </w:p>
+    <w:p>
+      <w:pPr>
+        <w:pStyle w:val="AI"/>
+        <w:rPr>
+          <w:rFonts w:hint="eastAsia"/>
+          <w:lang w:eastAsia="zh-CN"/>
+        </w:rPr>
+      </w:pPr>
+      <w:r>
+        <w:rPr>
+          <w:lang w:eastAsia="zh-CN"/>
+        </w:rPr>
+        <w:t>发射阶段保护主镜，入轨后通过形状记忆合金驱动的开启机构释放。</w:t>
+      </w:r>
+    </w:p>
+    <w:p>
+      <w:pPr>
+        <w:pStyle w:val="AI"/>
+        <w:rPr>
+          <w:rFonts w:hint="eastAsia"/>
+          <w:lang w:eastAsia="zh-CN"/>
+        </w:rPr>
+      </w:pPr>
+      <w:r>
+        <w:rPr>
+          <w:lang w:eastAsia="zh-CN"/>
+        </w:rPr>
+        <w:t>开启过程设计阻尼器，避免盖板开启动能导致震动传递至光学系统。</w:t>
       </w:r>
     </w:p>
     <w:p>
@@ -3595,7 +3509,19 @@
         <w:rPr>
           <w:lang w:eastAsia="zh-CN"/>
         </w:rPr>
-        <w:t>力学与振动性能</w:t>
+        <w:t>热</w:t>
+      </w:r>
+      <w:r>
+        <w:rPr>
+          <w:lang w:eastAsia="zh-CN"/>
+        </w:rPr>
+        <w:t>-</w:t>
+      </w:r>
+      <w:r>
+        <w:rPr>
+          <w:lang w:eastAsia="zh-CN"/>
+        </w:rPr>
+        <w:t>结构一体化设计</w:t>
       </w:r>
     </w:p>
     <w:p>
@@ -3610,7 +3536,7 @@
         <w:rPr>
           <w:lang w:eastAsia="zh-CN"/>
         </w:rPr>
-        <w:t>结构设计需满足发射段的力学环境要求。依据长征系列运载火箭的典型指标，卫星需承受：</w:t>
+        <w:t>由于光学遥感任务对热稳定性要求极高，结构设计需与热控紧密结合：</w:t>
       </w:r>
     </w:p>
     <w:p>
@@ -3623,16 +3549,76 @@
       </w:pPr>
       <w:r>
         <w:rPr>
+          <w:lang w:eastAsia="zh-CN"/>
+        </w:rPr>
+        <w:t>光学平台采用低热膨胀的CFRP与碳化硅基座，配合热管将热量引导至散热器，保证光学镜面热稳定性。</w:t>
+      </w:r>
+    </w:p>
+    <w:p>
+      <w:pPr>
+        <w:pStyle w:val="AI"/>
+        <w:rPr>
+          <w:rFonts w:hint="eastAsia"/>
+          <w:lang w:eastAsia="zh-CN"/>
+        </w:rPr>
+      </w:pPr>
+      <w:r>
+        <w:rPr>
+          <w:lang w:eastAsia="zh-CN"/>
+        </w:rPr>
+        <w:t>推进舱内设置多层隔板，避免推进剂温度波动对整星结构热场的干扰。</w:t>
+      </w:r>
+    </w:p>
+    <w:p>
+      <w:pPr>
+        <w:pStyle w:val="AI"/>
+        <w:rPr>
+          <w:rFonts w:hint="eastAsia"/>
+          <w:lang w:eastAsia="zh-CN"/>
+        </w:rPr>
+      </w:pPr>
+      <w:r>
+        <w:rPr>
+          <w:lang w:eastAsia="zh-CN"/>
+        </w:rPr>
+        <w:t>外蒙皮采用反射率高的热控涂层（如白色氟碳涂层），减少太阳直射对结构形变的影响。</w:t>
+      </w:r>
+    </w:p>
+    <w:p>
+      <w:pPr>
+        <w:pStyle w:val="3"/>
+        <w:rPr>
+          <w:lang w:eastAsia="zh-CN"/>
+        </w:rPr>
+      </w:pPr>
+      <w:r>
+        <w:rPr>
+          <w:lang w:eastAsia="zh-CN"/>
+        </w:rPr>
+        <w:lastRenderedPageBreak/>
+        <w:t>技术难点与解决方案</w:t>
+      </w:r>
+    </w:p>
+    <w:p>
+      <w:pPr>
+        <w:pStyle w:val="AI"/>
+        <w:rPr>
+          <w:rFonts w:hint="eastAsia"/>
+          <w:lang w:eastAsia="zh-CN"/>
+        </w:rPr>
+      </w:pPr>
+      <w:r>
+        <w:rPr>
           <w:rStyle w:val="af5"/>
           <w:lang w:eastAsia="zh-CN"/>
         </w:rPr>
-        <w:t>准静载荷</w:t>
-      </w:r>
-      <w:r>
-        <w:rPr>
-          <w:lang w:eastAsia="zh-CN"/>
-        </w:rPr>
-        <w:t>：±8 g 轴向，±5 g 横向；</w:t>
+        <w:t>光学对准稳定性</w:t>
+      </w:r>
+      <w:r>
+        <w:rPr>
+          <w:lang w:eastAsia="zh-CN"/>
+        </w:rPr>
+        <w:t>：通过高精度加工与碳化硅支撑基座实现微米级安装精度，并辅以地面热真空测试验证。</w:t>
       </w:r>
     </w:p>
     <w:p>
@@ -3648,13 +3634,13 @@
           <w:rStyle w:val="af5"/>
           <w:lang w:eastAsia="zh-CN"/>
         </w:rPr>
-        <w:t>正弦振动</w:t>
-      </w:r>
-      <w:r>
-        <w:rPr>
-          <w:lang w:eastAsia="zh-CN"/>
-        </w:rPr>
-        <w:t>：20–100 Hz 范围内最大加速度0.5 g；</w:t>
+        <w:t>振动隔离</w:t>
+      </w:r>
+      <w:r>
+        <w:rPr>
+          <w:lang w:eastAsia="zh-CN"/>
+        </w:rPr>
+        <w:t>：在光学载荷与主承力结构之间设计减振支架，降低发射冲击。</w:t>
       </w:r>
     </w:p>
     <w:p>
@@ -3670,27 +3656,13 @@
           <w:rStyle w:val="af5"/>
           <w:lang w:eastAsia="zh-CN"/>
         </w:rPr>
-        <w:t>随机振动</w:t>
-      </w:r>
-      <w:r>
-        <w:rPr>
-          <w:lang w:eastAsia="zh-CN"/>
-        </w:rPr>
-        <w:t xml:space="preserve">：总体级别约为8.2 </w:t>
-      </w:r>
-      <w:proofErr w:type="spellStart"/>
-      <w:r>
-        <w:rPr>
-          <w:lang w:eastAsia="zh-CN"/>
-        </w:rPr>
-        <w:t>Grms</w:t>
-      </w:r>
-      <w:proofErr w:type="spellEnd"/>
-      <w:r>
-        <w:rPr>
-          <w:lang w:eastAsia="zh-CN"/>
-        </w:rPr>
-        <w:t>；</w:t>
+        <w:t>轻量化与刚度平衡</w:t>
+      </w:r>
+      <w:r>
+        <w:rPr>
+          <w:lang w:eastAsia="zh-CN"/>
+        </w:rPr>
+        <w:t>：通过拓扑优化与有限元分析（FEA）在有限质量内实现高刚度设计。</w:t>
       </w:r>
     </w:p>
     <w:p>
@@ -3701,19 +3673,6 @@
           <w:lang w:eastAsia="zh-CN"/>
         </w:rPr>
       </w:pPr>
-      <w:r>
-        <w:rPr>
-          <w:rStyle w:val="af5"/>
-          <w:lang w:eastAsia="zh-CN"/>
-        </w:rPr>
-        <w:t>冲击载荷</w:t>
-      </w:r>
-      <w:r>
-        <w:rPr>
-          <w:lang w:eastAsia="zh-CN"/>
-        </w:rPr>
-        <w:t>：分离机构作用下可达3000–5000 g（高频成分为主）。</w:t>
-      </w:r>
     </w:p>
     <w:p>
       <w:pPr>
@@ -3727,34 +3686,30 @@
         <w:rPr>
           <w:lang w:eastAsia="zh-CN"/>
         </w:rPr>
-        <w:t xml:space="preserve">为满足上述条件，结构子系统设计的 </w:t>
-      </w:r>
-      <w:r>
-        <w:rPr>
-          <w:rStyle w:val="af5"/>
-          <w:lang w:eastAsia="zh-CN"/>
-        </w:rPr>
-        <w:t>一阶固有频率≥60 Hz</w:t>
-      </w:r>
-      <w:r>
-        <w:rPr>
-          <w:lang w:eastAsia="zh-CN"/>
-        </w:rPr>
-        <w:t>，确保不会与火箭一级主要激励频率发生耦合。同时采用减振隔振装置（如橡胶隔振垫、金属丝网阻尼器），减少发射冲击向光学载荷和电子单元的传递。</w:t>
-      </w:r>
-    </w:p>
-    <w:p>
-      <w:pPr>
-        <w:pStyle w:val="3"/>
-        <w:rPr>
-          <w:lang w:eastAsia="zh-CN"/>
-        </w:rPr>
-      </w:pPr>
-      <w:r>
-        <w:rPr>
-          <w:lang w:eastAsia="zh-CN"/>
-        </w:rPr>
-        <w:t>机构设计</w:t>
+        <w:t>总结：本任务的结构与机构子系统采用轻量化复合材料与高强度合金的混合方案，结合低冲击分离与可靠展开机构，确保在发射和在轨运行过程中为光学载荷与各子系统提供稳定、可靠的支撑环境。同时，热-结构一体化设计保障了光学系统的高精度成像需求。</w:t>
+      </w:r>
+    </w:p>
+    <w:p>
+      <w:pPr>
+        <w:pStyle w:val="a0"/>
+        <w:rPr>
+          <w:lang w:eastAsia="zh-CN"/>
+        </w:rPr>
+      </w:pPr>
+    </w:p>
+    <w:p>
+      <w:pPr>
+        <w:pStyle w:val="2"/>
+      </w:pPr>
+      <w:bookmarkStart w:id="11" w:name="光学载荷子系统"/>
+      <w:r>
+        <w:t>光学载荷子系统（</w:t>
+      </w:r>
+      <w:r>
+        <w:t>Optical Payload Subsystem</w:t>
+      </w:r>
+      <w:r>
+        <w:t>）</w:t>
       </w:r>
     </w:p>
     <w:p>
@@ -3769,500 +3724,7 @@
         <w:rPr>
           <w:lang w:eastAsia="zh-CN"/>
         </w:rPr>
-        <w:t>结构与机构子系统除了承载外，还涉及一系列关键展开与分离机构：</w:t>
-      </w:r>
-    </w:p>
-    <w:p>
-      <w:pPr>
-        <w:pStyle w:val="AI"/>
-        <w:rPr>
-          <w:rFonts w:hint="eastAsia"/>
-          <w:lang w:eastAsia="zh-CN"/>
-        </w:rPr>
-      </w:pPr>
-      <w:r>
-        <w:rPr>
-          <w:rStyle w:val="af5"/>
-          <w:lang w:eastAsia="zh-CN"/>
-        </w:rPr>
-        <w:t>卫星与火箭分离装置</w:t>
-      </w:r>
-    </w:p>
-    <w:p>
-      <w:pPr>
-        <w:pStyle w:val="AI"/>
-        <w:rPr>
-          <w:rFonts w:hint="eastAsia"/>
-          <w:lang w:eastAsia="zh-CN"/>
-        </w:rPr>
-      </w:pPr>
-      <w:r>
-        <w:rPr>
-          <w:lang w:eastAsia="zh-CN"/>
-        </w:rPr>
-        <w:t>采用</w:t>
-      </w:r>
-      <w:proofErr w:type="gramStart"/>
-      <w:r>
-        <w:rPr>
-          <w:lang w:eastAsia="zh-CN"/>
-        </w:rPr>
-        <w:t>低冲击</w:t>
-      </w:r>
-      <w:proofErr w:type="gramEnd"/>
-      <w:r>
-        <w:rPr>
-          <w:lang w:eastAsia="zh-CN"/>
-        </w:rPr>
-        <w:t>型分离环（</w:t>
-      </w:r>
-      <w:proofErr w:type="gramStart"/>
-      <w:r>
-        <w:rPr>
-          <w:lang w:eastAsia="zh-CN"/>
-        </w:rPr>
-        <w:t>低冲击</w:t>
-      </w:r>
-      <w:proofErr w:type="gramEnd"/>
-      <w:r>
-        <w:rPr>
-          <w:lang w:eastAsia="zh-CN"/>
-        </w:rPr>
-        <w:t>分离螺栓或形状记忆合金触发器），减少分离冲击对光学系统的影响。</w:t>
-      </w:r>
-    </w:p>
-    <w:p>
-      <w:pPr>
-        <w:pStyle w:val="AI"/>
-        <w:rPr>
-          <w:rFonts w:hint="eastAsia"/>
-          <w:lang w:eastAsia="zh-CN"/>
-        </w:rPr>
-      </w:pPr>
-      <w:r>
-        <w:rPr>
-          <w:rStyle w:val="af5"/>
-          <w:lang w:eastAsia="zh-CN"/>
-        </w:rPr>
-        <w:t>太阳翼展开机构</w:t>
-      </w:r>
-    </w:p>
-    <w:p>
-      <w:pPr>
-        <w:pStyle w:val="AI"/>
-        <w:rPr>
-          <w:rFonts w:hint="eastAsia"/>
-          <w:lang w:eastAsia="zh-CN"/>
-        </w:rPr>
-      </w:pPr>
-      <w:r>
-        <w:rPr>
-          <w:lang w:eastAsia="zh-CN"/>
-        </w:rPr>
-        <w:t>采用铰链+扭簧+锁定电机的组合方案，确保</w:t>
-      </w:r>
-      <w:proofErr w:type="gramStart"/>
-      <w:r>
-        <w:rPr>
-          <w:lang w:eastAsia="zh-CN"/>
-        </w:rPr>
-        <w:t>太阳翼在轨</w:t>
-      </w:r>
-      <w:proofErr w:type="gramEnd"/>
-      <w:r>
-        <w:rPr>
-          <w:lang w:eastAsia="zh-CN"/>
-        </w:rPr>
-        <w:t>可靠展开。</w:t>
-      </w:r>
-    </w:p>
-    <w:p>
-      <w:pPr>
-        <w:pStyle w:val="AI"/>
-        <w:rPr>
-          <w:rFonts w:hint="eastAsia"/>
-          <w:lang w:eastAsia="zh-CN"/>
-        </w:rPr>
-      </w:pPr>
-      <w:r>
-        <w:rPr>
-          <w:lang w:eastAsia="zh-CN"/>
-        </w:rPr>
-        <w:t>展开过程通过冗余电机与锁紧装置保证单点失效下的任务安全。</w:t>
-      </w:r>
-    </w:p>
-    <w:p>
-      <w:pPr>
-        <w:pStyle w:val="AI"/>
-        <w:rPr>
-          <w:rFonts w:hint="eastAsia"/>
-          <w:lang w:eastAsia="zh-CN"/>
-        </w:rPr>
-      </w:pPr>
-      <w:r>
-        <w:rPr>
-          <w:rStyle w:val="af5"/>
-          <w:lang w:eastAsia="zh-CN"/>
-        </w:rPr>
-        <w:t>高增益天线展开机构</w:t>
-      </w:r>
-    </w:p>
-    <w:p>
-      <w:pPr>
-        <w:pStyle w:val="AI"/>
-        <w:rPr>
-          <w:rFonts w:hint="eastAsia"/>
-          <w:lang w:eastAsia="zh-CN"/>
-        </w:rPr>
-      </w:pPr>
-      <w:r>
-        <w:rPr>
-          <w:lang w:eastAsia="zh-CN"/>
-        </w:rPr>
-        <w:lastRenderedPageBreak/>
-        <w:t>使用双铰链+电机驱动结构，保证天线</w:t>
-      </w:r>
-      <w:proofErr w:type="gramStart"/>
-      <w:r>
-        <w:rPr>
-          <w:lang w:eastAsia="zh-CN"/>
-        </w:rPr>
-        <w:t>在轨可重复</w:t>
-      </w:r>
-      <w:proofErr w:type="gramEnd"/>
-      <w:r>
-        <w:rPr>
-          <w:lang w:eastAsia="zh-CN"/>
-        </w:rPr>
-        <w:t>指向。</w:t>
-      </w:r>
-    </w:p>
-    <w:p>
-      <w:pPr>
-        <w:pStyle w:val="AI"/>
-        <w:rPr>
-          <w:rFonts w:hint="eastAsia"/>
-          <w:lang w:eastAsia="zh-CN"/>
-        </w:rPr>
-      </w:pPr>
-      <w:r>
-        <w:rPr>
-          <w:rStyle w:val="af5"/>
-          <w:lang w:eastAsia="zh-CN"/>
-        </w:rPr>
-        <w:t>光学舱口盖机构</w:t>
-      </w:r>
-    </w:p>
-    <w:p>
-      <w:pPr>
-        <w:pStyle w:val="AI"/>
-        <w:rPr>
-          <w:rFonts w:hint="eastAsia"/>
-          <w:lang w:eastAsia="zh-CN"/>
-        </w:rPr>
-      </w:pPr>
-      <w:r>
-        <w:rPr>
-          <w:lang w:eastAsia="zh-CN"/>
-        </w:rPr>
-        <w:t>发射阶段保护主镜，入轨后通过形状记忆合金驱动的开启机构释放。</w:t>
-      </w:r>
-    </w:p>
-    <w:p>
-      <w:pPr>
-        <w:pStyle w:val="AI"/>
-        <w:rPr>
-          <w:rFonts w:hint="eastAsia"/>
-          <w:lang w:eastAsia="zh-CN"/>
-        </w:rPr>
-      </w:pPr>
-      <w:r>
-        <w:rPr>
-          <w:lang w:eastAsia="zh-CN"/>
-        </w:rPr>
-        <w:t>开启过程设计阻尼器，避免盖板开启动能导致震动传递至光学系统。</w:t>
-      </w:r>
-    </w:p>
-    <w:p>
-      <w:pPr>
-        <w:pStyle w:val="3"/>
-        <w:rPr>
-          <w:lang w:eastAsia="zh-CN"/>
-        </w:rPr>
-      </w:pPr>
-      <w:r>
-        <w:rPr>
-          <w:lang w:eastAsia="zh-CN"/>
-        </w:rPr>
-        <w:t>热</w:t>
-      </w:r>
-      <w:r>
-        <w:rPr>
-          <w:lang w:eastAsia="zh-CN"/>
-        </w:rPr>
-        <w:t>-</w:t>
-      </w:r>
-      <w:r>
-        <w:rPr>
-          <w:lang w:eastAsia="zh-CN"/>
-        </w:rPr>
-        <w:t>结构一体化设计</w:t>
-      </w:r>
-    </w:p>
-    <w:p>
-      <w:pPr>
-        <w:pStyle w:val="AI"/>
-        <w:rPr>
-          <w:rFonts w:hint="eastAsia"/>
-          <w:lang w:eastAsia="zh-CN"/>
-        </w:rPr>
-      </w:pPr>
-      <w:r>
-        <w:rPr>
-          <w:lang w:eastAsia="zh-CN"/>
-        </w:rPr>
-        <w:t>由于光学遥感任务对热稳定性要求极高，结构设计需与热控紧密结合：</w:t>
-      </w:r>
-    </w:p>
-    <w:p>
-      <w:pPr>
-        <w:pStyle w:val="AI"/>
-        <w:rPr>
-          <w:rFonts w:hint="eastAsia"/>
-          <w:lang w:eastAsia="zh-CN"/>
-        </w:rPr>
-      </w:pPr>
-      <w:r>
-        <w:rPr>
-          <w:lang w:eastAsia="zh-CN"/>
-        </w:rPr>
-        <w:t>光学平台采用低热膨胀的CFRP与碳化硅基座，配合热管将热量引导至散热器，保证光学镜面热稳定性。</w:t>
-      </w:r>
-    </w:p>
-    <w:p>
-      <w:pPr>
-        <w:pStyle w:val="AI"/>
-        <w:rPr>
-          <w:rFonts w:hint="eastAsia"/>
-          <w:lang w:eastAsia="zh-CN"/>
-        </w:rPr>
-      </w:pPr>
-      <w:r>
-        <w:rPr>
-          <w:lang w:eastAsia="zh-CN"/>
-        </w:rPr>
-        <w:t>推进舱内设置多层隔板，避免推进剂温度波动对整星结构热场的干扰。</w:t>
-      </w:r>
-    </w:p>
-    <w:p>
-      <w:pPr>
-        <w:pStyle w:val="AI"/>
-        <w:rPr>
-          <w:rFonts w:hint="eastAsia"/>
-          <w:lang w:eastAsia="zh-CN"/>
-        </w:rPr>
-      </w:pPr>
-      <w:r>
-        <w:rPr>
-          <w:lang w:eastAsia="zh-CN"/>
-        </w:rPr>
-        <w:t>外蒙皮采用反射率高的热控涂层（如白色氟碳涂层），减少太阳直射对结构形变的影响。</w:t>
-      </w:r>
-    </w:p>
-    <w:p>
-      <w:pPr>
-        <w:pStyle w:val="3"/>
-        <w:rPr>
-          <w:lang w:eastAsia="zh-CN"/>
-        </w:rPr>
-      </w:pPr>
-      <w:r>
-        <w:rPr>
-          <w:lang w:eastAsia="zh-CN"/>
-        </w:rPr>
-        <w:t>技术难点与解决方案</w:t>
-      </w:r>
-    </w:p>
-    <w:p>
-      <w:pPr>
-        <w:pStyle w:val="AI"/>
-        <w:rPr>
-          <w:rFonts w:hint="eastAsia"/>
-          <w:lang w:eastAsia="zh-CN"/>
-        </w:rPr>
-      </w:pPr>
-      <w:r>
-        <w:rPr>
-          <w:rStyle w:val="af5"/>
-          <w:lang w:eastAsia="zh-CN"/>
-        </w:rPr>
-        <w:t>光学对准稳定性</w:t>
-      </w:r>
-      <w:r>
-        <w:rPr>
-          <w:lang w:eastAsia="zh-CN"/>
-        </w:rPr>
-        <w:t>：通过高精度加工与碳化硅支撑基座实现微米级安装精度，并辅以地面热真空测试验证。</w:t>
-      </w:r>
-    </w:p>
-    <w:p>
-      <w:pPr>
-        <w:pStyle w:val="AI"/>
-        <w:rPr>
-          <w:rFonts w:hint="eastAsia"/>
-          <w:lang w:eastAsia="zh-CN"/>
-        </w:rPr>
-      </w:pPr>
-      <w:r>
-        <w:rPr>
-          <w:rStyle w:val="af5"/>
-          <w:lang w:eastAsia="zh-CN"/>
-        </w:rPr>
-        <w:t>振动隔离</w:t>
-      </w:r>
-      <w:r>
-        <w:rPr>
-          <w:lang w:eastAsia="zh-CN"/>
-        </w:rPr>
-        <w:t>：在光学载荷与主承力结构之间设计减振支架，降低发射冲击。</w:t>
-      </w:r>
-    </w:p>
-    <w:p>
-      <w:pPr>
-        <w:pStyle w:val="AI"/>
-        <w:rPr>
-          <w:rFonts w:hint="eastAsia"/>
-          <w:lang w:eastAsia="zh-CN"/>
-        </w:rPr>
-      </w:pPr>
-      <w:r>
-        <w:rPr>
-          <w:rStyle w:val="af5"/>
-          <w:lang w:eastAsia="zh-CN"/>
-        </w:rPr>
-        <w:t>轻量化与刚度平衡</w:t>
-      </w:r>
-      <w:r>
-        <w:rPr>
-          <w:lang w:eastAsia="zh-CN"/>
-        </w:rPr>
-        <w:t>：通过拓扑优化与有限元分析（FEA）在有限质量内实现高刚度设计。</w:t>
-      </w:r>
-    </w:p>
-    <w:p>
-      <w:pPr>
-        <w:pStyle w:val="AI"/>
-        <w:rPr>
-          <w:rFonts w:hint="eastAsia"/>
-          <w:lang w:eastAsia="zh-CN"/>
-        </w:rPr>
-      </w:pPr>
-    </w:p>
-    <w:p>
-      <w:pPr>
-        <w:pStyle w:val="AI"/>
-        <w:rPr>
-          <w:rFonts w:hint="eastAsia"/>
-          <w:lang w:eastAsia="zh-CN"/>
-        </w:rPr>
-      </w:pPr>
-      <w:r>
-        <w:rPr>
-          <w:lang w:eastAsia="zh-CN"/>
-        </w:rPr>
-        <w:t>总结：</w:t>
-      </w:r>
-      <w:proofErr w:type="gramStart"/>
-      <w:r>
-        <w:rPr>
-          <w:lang w:eastAsia="zh-CN"/>
-        </w:rPr>
-        <w:t>本任务</w:t>
-      </w:r>
-      <w:proofErr w:type="gramEnd"/>
-      <w:r>
-        <w:rPr>
-          <w:lang w:eastAsia="zh-CN"/>
-        </w:rPr>
-        <w:t>的结构与机构子系统采用轻量化复合材料与高强度合金的混合方案，结合</w:t>
-      </w:r>
-      <w:proofErr w:type="gramStart"/>
-      <w:r>
-        <w:rPr>
-          <w:lang w:eastAsia="zh-CN"/>
-        </w:rPr>
-        <w:t>低冲击</w:t>
-      </w:r>
-      <w:proofErr w:type="gramEnd"/>
-      <w:r>
-        <w:rPr>
-          <w:lang w:eastAsia="zh-CN"/>
-        </w:rPr>
-        <w:t>分离与可靠展开机构，确保在发射和在轨运行过程中为光学载荷与各子系统提供稳定、可靠的支撑环境。同时，热-结构一体化设计保障了光学系统的高精度成像需求。</w:t>
-      </w:r>
-    </w:p>
-    <w:p>
-      <w:pPr>
-        <w:pStyle w:val="a0"/>
-        <w:rPr>
-          <w:lang w:eastAsia="zh-CN"/>
-        </w:rPr>
-      </w:pPr>
-    </w:p>
-    <w:p>
-      <w:pPr>
-        <w:pStyle w:val="2"/>
-      </w:pPr>
-      <w:bookmarkStart w:id="7" w:name="光学载荷子系统"/>
-      <w:proofErr w:type="spellStart"/>
-      <w:r>
-        <w:t>光学载荷子系统（</w:t>
-      </w:r>
-      <w:r>
-        <w:t>Optical</w:t>
-      </w:r>
-      <w:proofErr w:type="spellEnd"/>
-      <w:r>
-        <w:t xml:space="preserve"> Payload Subsystem</w:t>
-      </w:r>
-      <w:r>
-        <w:t>）</w:t>
-      </w:r>
-    </w:p>
-    <w:p>
-      <w:pPr>
-        <w:pStyle w:val="AI"/>
-        <w:rPr>
-          <w:rFonts w:hint="eastAsia"/>
-          <w:lang w:eastAsia="zh-CN"/>
-        </w:rPr>
-      </w:pPr>
-      <w:r>
-        <w:rPr>
-          <w:lang w:eastAsia="zh-CN"/>
-        </w:rPr>
-        <w:t>光学载荷子系统是整个卫星的核心功能单元，其设计目标是确保在有限体积与质量约束下，获取高分辨率、高信噪比、多光谱信息丰富的地球影像。</w:t>
-      </w:r>
-      <w:proofErr w:type="gramStart"/>
-      <w:r>
-        <w:rPr>
-          <w:lang w:eastAsia="zh-CN"/>
-        </w:rPr>
-        <w:t>本任务</w:t>
-      </w:r>
-      <w:proofErr w:type="gramEnd"/>
-      <w:r>
-        <w:rPr>
-          <w:lang w:eastAsia="zh-CN"/>
-        </w:rPr>
-        <w:t>要求在约600公里轨道高度实现0.5米全色与2米多光谱的地面分辨率，视场覆盖达到数十公里，同时保持几何畸变小于0.5像素、辐射精度优于5%。这些指标对光学系统设计、探测器选型、热控与结构稳定性均提出了极为严格的要求。因此，光学载荷子系统不仅是一个光学望远镜，而是一个涉及光学、精密机构、热控、电子学</w:t>
-      </w:r>
-      <w:r>
-        <w:rPr>
-          <w:lang w:eastAsia="zh-CN"/>
-        </w:rPr>
-        <w:lastRenderedPageBreak/>
-        <w:t>和在轨标定的复杂综合体。下面将从光学系统设计、成像模式与高分辨率成像技术、以及子系统的集成与测试三个方面展开详细论述。</w:t>
+        <w:t>光学载荷子系统是整个卫星的核心功能单元，其设计目标是确保在有限体积与质量约束下，获取高分辨率、高信噪比、多光谱信息丰富的地球影像。本任务要求在约600公里轨道高度实现0.5米全色与2米多光谱的地面分辨率，视场覆盖达到数十公里，同时保持几何畸变小于0.5像素、辐射精度优于5%。这些指标对光学系统设计、探测器选型、热控与结构稳定性均提出了极为严格的要求。因此，光学载荷子系统不仅是一个光学望远镜，而是一个涉及光学、精密机构、热控、电子学和在轨标定的复杂综合体。下面将从光学系统设计、成像模式与高分辨率成像技术、以及子系统的集成与测试三个方面展开详细论述。</w:t>
       </w:r>
     </w:p>
     <w:p>
@@ -4324,35 +3786,14 @@
         <w:rPr>
           <w:lang w:eastAsia="zh-CN"/>
         </w:rPr>
-        <w:t>光学系统采用</w:t>
-      </w:r>
-      <w:proofErr w:type="gramStart"/>
-      <w:r>
-        <w:rPr>
-          <w:lang w:eastAsia="zh-CN"/>
-        </w:rPr>
-        <w:t>三镜消</w:t>
-      </w:r>
-      <w:proofErr w:type="gramEnd"/>
-      <w:r>
-        <w:rPr>
-          <w:lang w:eastAsia="zh-CN"/>
-        </w:rPr>
-        <w:t>像差（TMA, Three-Mirror Anastigmat）结构，这是目前高分辨率遥感卫星的主流选择。TMA系统利用三片非球面反射镜实现对像差的综合校正，既能获得长焦距与大口径，又能保持紧凑的物理尺寸，便于在有限的卫星舱段内布置。具体设计中，主镜口径约0.7米，焦距达到5.5米，有效地将600公里轨道高度下的地面分辨率压缩至0.5米量级。为了保证光学通光量，主镜采用轻量化碳化硅（</w:t>
-      </w:r>
-      <w:proofErr w:type="spellStart"/>
-      <w:r>
-        <w:rPr>
-          <w:lang w:eastAsia="zh-CN"/>
-        </w:rPr>
-        <w:t>SiC</w:t>
-      </w:r>
-      <w:proofErr w:type="spellEnd"/>
-      <w:r>
-        <w:rPr>
-          <w:lang w:eastAsia="zh-CN"/>
-        </w:rPr>
-        <w:t>）镜体，背面挖空形成蜂窝状结构，在减重40%的同时保持高刚度。主镜的面形精度要求达到</w:t>
+        <w:t>光学系统采用三镜消像差（TMA, Three-Mirror Anastigmat）结构，这是目前高分辨率遥感卫星的主流选择。TMA系统利用三片非球面反射镜实现对像差的综合校正，既能获得长焦距与大口径，又能保持紧凑的物理尺寸，便于在有限的卫星舱段内布置。具体设计中，主镜口径约0.7米，焦距达到5.5米，有效地将600公里轨道高度下的地面分辨率压缩至0.5米量级。为了保证光学通光量，主镜采用轻量化碳化硅（SiC）镜体，背面挖空形成蜂窝状结构，在减重40%的同时保持高刚度。</w:t>
+      </w:r>
+      <w:r>
+        <w:rPr>
+          <w:lang w:eastAsia="zh-CN"/>
+        </w:rPr>
+        <w:lastRenderedPageBreak/>
+        <w:t>主镜的面形精度要求达到</w:t>
       </w:r>
       <w:r>
         <w:t>λ</w:t>
@@ -4361,21 +3802,7 @@
         <w:rPr>
           <w:lang w:eastAsia="zh-CN"/>
         </w:rPr>
-        <w:t>/50（632.8 nm），对应亚微米级的加工与检测精度。</w:t>
-      </w:r>
-      <w:proofErr w:type="gramStart"/>
-      <w:r>
-        <w:rPr>
-          <w:lang w:eastAsia="zh-CN"/>
-        </w:rPr>
-        <w:t>次镜与三镜</w:t>
-      </w:r>
-      <w:proofErr w:type="gramEnd"/>
-      <w:r>
-        <w:rPr>
-          <w:lang w:eastAsia="zh-CN"/>
-        </w:rPr>
-        <w:t>采用同材质，分别通过柔性支撑安装在独立光学基座上，保证在热循环与振动载荷作用下不发生微米级偏移。整体系统的视场角覆盖50–75公里地幅，并通过非球面设计控制畸变，使边缘场点的点扩散函数（PSF）扩展不超过中心场点的20%。</w:t>
+        <w:t>/50（632.8 nm），对应亚微米级的加工与检测精度。次镜与三镜采用同材质，分别通过柔性支撑安装在独立光学基座上，保证在热循环与振动载荷作用下不发生微米级偏移。整体系统的视场角覆盖50–75公里地幅，并通过非球面设计控制畸变，使边缘场点的点扩散函数（PSF）扩展不超过中心场点的20%。</w:t>
       </w:r>
     </w:p>
     <w:p>
@@ -4410,35 +3837,7 @@
         <w:rPr>
           <w:lang w:eastAsia="zh-CN"/>
         </w:rPr>
-        <w:t>在高分辨率遥感卫星中，光学系统往往是限制性能的瓶颈。</w:t>
-      </w:r>
-      <w:proofErr w:type="gramStart"/>
-      <w:r>
-        <w:rPr>
-          <w:lang w:eastAsia="zh-CN"/>
-        </w:rPr>
-        <w:t>本任务采用三镜消</w:t>
-      </w:r>
-      <w:proofErr w:type="gramEnd"/>
-      <w:r>
-        <w:rPr>
-          <w:lang w:eastAsia="zh-CN"/>
-        </w:rPr>
-        <w:t>像差（TMA, Three-Mirror Anastigmat）反射光学构型，该构型能够在紧凑空间内</w:t>
-      </w:r>
-      <w:proofErr w:type="gramStart"/>
-      <w:r>
-        <w:rPr>
-          <w:lang w:eastAsia="zh-CN"/>
-        </w:rPr>
-        <w:t>实现长</w:t>
-      </w:r>
-      <w:proofErr w:type="gramEnd"/>
-      <w:r>
-        <w:rPr>
-          <w:lang w:eastAsia="zh-CN"/>
-        </w:rPr>
-        <w:t xml:space="preserve">焦距与宽视场，同时显著降低像差。主镜口径设计为 </w:t>
+        <w:t xml:space="preserve">在高分辨率遥感卫星中，光学系统往往是限制性能的瓶颈。本任务采用三镜消像差（TMA, Three-Mirror Anastigmat）反射光学构型，该构型能够在紧凑空间内实现长焦距与宽视场，同时显著降低像差。主镜口径设计为 </w:t>
       </w:r>
       <w:r>
         <w:rPr>
@@ -4499,49 +3898,7 @@
         <w:rPr>
           <w:lang w:eastAsia="zh-CN"/>
         </w:rPr>
-        <w:t>主镜</w:t>
-      </w:r>
-      <w:proofErr w:type="gramStart"/>
-      <w:r>
-        <w:rPr>
-          <w:lang w:eastAsia="zh-CN"/>
-        </w:rPr>
-        <w:t>与次镜采用</w:t>
-      </w:r>
-      <w:proofErr w:type="gramEnd"/>
-      <w:r>
-        <w:rPr>
-          <w:lang w:eastAsia="zh-CN"/>
-        </w:rPr>
-        <w:t>碳化硅（</w:t>
-      </w:r>
-      <w:proofErr w:type="spellStart"/>
-      <w:r>
-        <w:rPr>
-          <w:lang w:eastAsia="zh-CN"/>
-        </w:rPr>
-        <w:t>SiC</w:t>
-      </w:r>
-      <w:proofErr w:type="spellEnd"/>
-      <w:r>
-        <w:rPr>
-          <w:lang w:eastAsia="zh-CN"/>
-        </w:rPr>
-        <w:t>）或超低膨胀玻璃（ULE/</w:t>
-      </w:r>
-      <w:proofErr w:type="spellStart"/>
-      <w:r>
-        <w:rPr>
-          <w:lang w:eastAsia="zh-CN"/>
-        </w:rPr>
-        <w:t>Zerodur</w:t>
-      </w:r>
-      <w:proofErr w:type="spellEnd"/>
-      <w:r>
-        <w:rPr>
-          <w:lang w:eastAsia="zh-CN"/>
-        </w:rPr>
-        <w:t>）作为基材。碳化硅的热膨胀系数极低（约2×10^-6/K），且比刚度高，适合在轨道热循环环境中保持光学对准；ULE玻璃虽然重量稍高，但加工成熟度高、热稳定性优异。主镜通过背面蜂窝轻量化结构减重40%以上，同时保持一阶固有频率高于200 Hz，以避免与结构或控制系统耦合。镜面抛光精度优于</w:t>
+        <w:t>主镜与次镜采用碳化硅（SiC）或超低膨胀玻璃（ULE/Zerodur）作为基材。碳化硅的热膨胀系数极低（约2×10^-6/K），且比刚度高，适合在轨道热循环环境中保持光学对准；ULE玻璃虽然重量稍高，但加工成熟度高、热稳定性优异。主镜通过背面蜂窝轻量化结构减重40%以上，同时保持一阶固有频率高于200 Hz，以避免与结构或控制系统耦合。镜面抛光精度优于</w:t>
       </w:r>
       <w:r>
         <w:t>λ</w:t>
@@ -4550,14 +3907,7 @@
         <w:rPr>
           <w:lang w:eastAsia="zh-CN"/>
         </w:rPr>
-        <w:t>/50（632.8 nm），面形误差控制</w:t>
-      </w:r>
-      <w:r>
-        <w:rPr>
-          <w:lang w:eastAsia="zh-CN"/>
-        </w:rPr>
-        <w:lastRenderedPageBreak/>
-        <w:t>在50 nm RMS以内，确保接近衍射极限成像。表面镀膜采用宽带抗反射与高反射混合涂层，以提升透过率并降低杂散光。</w:t>
+        <w:t>/50（632.8 nm），面形误差控制在50 nm RMS以内，确保接近衍射极限成像。表面镀膜采用宽带抗反射与高反射混合涂层，以提升透过率并降低杂散光。</w:t>
       </w:r>
     </w:p>
     <w:p>
@@ -4591,7 +3941,7 @@
                     <pic:cNvPicPr/>
                   </pic:nvPicPr>
                   <pic:blipFill>
-                    <a:blip r:embed="rId9"/>
+                    <a:blip r:embed="rId13"/>
                     <a:stretch>
                       <a:fillRect/>
                     </a:stretch>
@@ -4644,21 +3994,14 @@
         <w:rPr>
           <w:lang w:eastAsia="zh-CN"/>
         </w:rPr>
-        <w:t>焦平面探测器是光学载荷的关键，其性能决定了成像的分辨率、动态范围与辐射灵敏度。本系统配置一套全色TDI-CCD与一套多光谱CMOS阵列。全色CCD像元尺寸为3.45 µm，行长达12000像素，通过TDI（时间延迟积分）技术在</w:t>
-      </w:r>
-      <w:proofErr w:type="gramStart"/>
-      <w:r>
-        <w:rPr>
-          <w:lang w:eastAsia="zh-CN"/>
-        </w:rPr>
-        <w:t>沿轨方向</w:t>
-      </w:r>
-      <w:proofErr w:type="gramEnd"/>
-      <w:r>
-        <w:rPr>
-          <w:lang w:eastAsia="zh-CN"/>
-        </w:rPr>
-        <w:t>实现多次电荷累加，大幅提升信噪比并消除高速运动造成的模糊。多光谱CMOS则分布在四个波段（蓝、绿、红、近红外），像元尺寸约6.9 µm，行长6000像素，能够满足农业监测、植被分类和水体分析等应用需求。探测器的量子效率设计目标大于70%，动态范围12–14 bit，读出噪声低于3 e</w:t>
+        <w:t>焦平面探测器是光学载荷的关键，其性能决定了成像的分辨率、动态范围与辐射灵敏度。本系统配置一套全色TDI-CCD与一套多光谱CMOS阵列。全色CCD像元</w:t>
+      </w:r>
+      <w:r>
+        <w:rPr>
+          <w:lang w:eastAsia="zh-CN"/>
+        </w:rPr>
+        <w:lastRenderedPageBreak/>
+        <w:t>尺寸为3.45 µm，行长达12000像素，通过TDI（时间延迟积分）技术在沿轨方向实现多次电荷累加，大幅提升信噪比并消除高速运动造成的模糊。多光谱CMOS则分布在四个波段（蓝、绿、红、近红外），像元尺寸约6.9 µm，行长6000像素，能够满足农业监测、植被分类和水体分析等应用需求。探测器的量子效率设计目标大于70%，动态范围12–14 bit，读出噪声低于3 e</w:t>
       </w:r>
       <w:r>
         <w:rPr>
@@ -4707,7 +4050,7 @@
                     <pic:cNvPicPr/>
                   </pic:nvPicPr>
                   <pic:blipFill>
-                    <a:blip r:embed="rId10"/>
+                    <a:blip r:embed="rId14"/>
                     <a:stretch>
                       <a:fillRect/>
                     </a:stretch>
@@ -4739,14 +4082,110 @@
         <w:rPr>
           <w:lang w:eastAsia="zh-CN"/>
         </w:rPr>
+        <w:t xml:space="preserve">1.3 </w:t>
+      </w:r>
+      <w:r>
+        <w:rPr>
+          <w:lang w:eastAsia="zh-CN"/>
+        </w:rPr>
+        <w:t>光学系统的热控设计</w:t>
+      </w:r>
+    </w:p>
+    <w:p>
+      <w:pPr>
+        <w:pStyle w:val="AI"/>
+        <w:rPr>
+          <w:rFonts w:hint="eastAsia"/>
+          <w:lang w:eastAsia="zh-CN"/>
+        </w:rPr>
+      </w:pPr>
+      <w:r>
+        <w:rPr>
+          <w:lang w:eastAsia="zh-CN"/>
+        </w:rPr>
+        <w:t>高分辨率成像要求光学系统在轨温度稳定性优于±1℃，任何微小热变形都可能导致成像模糊。为此，整个光学舱采用“热—结构一体化”设计。首先在材料选型上，镜体和基座均采用低膨胀系数材料（SiC/ULE玻璃），其热膨胀系数低至2×10</w:t>
+      </w:r>
+      <w:r>
+        <w:rPr>
+          <w:rFonts w:ascii="MS Gothic" w:eastAsia="MS Gothic" w:hAnsi="MS Gothic" w:cs="MS Gothic" w:hint="eastAsia"/>
+          <w:lang w:eastAsia="zh-CN"/>
+        </w:rPr>
+        <w:t>⁻⁶</w:t>
+      </w:r>
+      <w:r>
+        <w:rPr>
+          <w:lang w:eastAsia="zh-CN"/>
+        </w:rPr>
+        <w:t>/K，可有效抑制热引起的形变。其次，系统外表面喷涂高反射率白色涂层，以减少太阳直射加热；内部采用多层绝热材料（MLI）包覆，降低环境温度波动的影响。最后，关键镜体与探测器部位布置热管与电加热器，配合星上热控单元进行主动温度控制。在热真空试验中，系统需验证在-20℃至+50℃的外界条件下，主镜表面的温度梯度不超过0.5℃，以确保光学性能稳定。</w:t>
+      </w:r>
+    </w:p>
+    <w:p>
+      <w:pPr>
+        <w:pStyle w:val="AI"/>
+        <w:rPr>
+          <w:rFonts w:hint="eastAsia"/>
+          <w:lang w:eastAsia="zh-CN"/>
+        </w:rPr>
+      </w:pPr>
+      <w:r>
+        <w:rPr>
+          <w:lang w:eastAsia="zh-CN"/>
+        </w:rPr>
+        <w:t>光学系统安装在碳纤维复合材料基座上，其热膨胀系数与镜体相匹配，避免因热梯度引起的相对位移。主镜与次镜通过三点柔性支撑固定，以吸收温度梯度与发射振动应力。为保证在轨焦点稳定，光学载荷设置了主动热控措施：热管将多余热</w:t>
+      </w:r>
+      <w:r>
+        <w:rPr>
+          <w:lang w:eastAsia="zh-CN"/>
+        </w:rPr>
         <w:lastRenderedPageBreak/>
-        <w:t xml:space="preserve">1.3 </w:t>
-      </w:r>
-      <w:r>
-        <w:rPr>
-          <w:lang w:eastAsia="zh-CN"/>
-        </w:rPr>
-        <w:t>光学系统的热控设计</w:t>
+        <w:t>量导至散热器，辅以电加热器在低温时维持±1 ℃以内的温度波动。外表面采用高反射率热控涂层，降低太阳直射导致的局部形变。整个光机系统在热真空条件下进行了有限元仿真，证明在±40 ℃环境波动中，光轴漂移小于0.2 µrad，远低于成像模糊预算。</w:t>
+      </w:r>
+    </w:p>
+    <w:p>
+      <w:pPr>
+        <w:rPr>
+          <w:lang w:eastAsia="zh-CN"/>
+        </w:rPr>
+      </w:pPr>
+    </w:p>
+    <w:p>
+      <w:pPr>
+        <w:pStyle w:val="3"/>
+        <w:rPr>
+          <w:lang w:eastAsia="zh-CN"/>
+        </w:rPr>
+      </w:pPr>
+      <w:r>
+        <w:rPr>
+          <w:lang w:eastAsia="zh-CN"/>
+        </w:rPr>
+        <w:t xml:space="preserve">2. </w:t>
+      </w:r>
+      <w:r>
+        <w:rPr>
+          <w:lang w:eastAsia="zh-CN"/>
+        </w:rPr>
+        <w:t>成像模式与高分辨率成像技术</w:t>
+      </w:r>
+    </w:p>
+    <w:p>
+      <w:pPr>
+        <w:pStyle w:val="4"/>
+        <w:rPr>
+          <w:lang w:eastAsia="zh-CN"/>
+        </w:rPr>
+      </w:pPr>
+      <w:r>
+        <w:rPr>
+          <w:lang w:eastAsia="zh-CN"/>
+        </w:rPr>
+        <w:t>2.1 TDI</w:t>
+      </w:r>
+      <w:r>
+        <w:rPr>
+          <w:lang w:eastAsia="zh-CN"/>
+        </w:rPr>
+        <w:t>（时间延迟积分）技术</w:t>
       </w:r>
     </w:p>
     <w:p>
@@ -4761,48 +4200,20 @@
         <w:rPr>
           <w:lang w:eastAsia="zh-CN"/>
         </w:rPr>
-        <w:t>高分辨率成像要求光学系统在轨温度稳定性优于±1℃，任何微小热变形都可能导致成像模糊。为此，整个光学舱采用“热—结构一体化”设计。首先在材料选型上，镜体和</w:t>
-      </w:r>
-      <w:proofErr w:type="gramStart"/>
-      <w:r>
-        <w:rPr>
-          <w:lang w:eastAsia="zh-CN"/>
-        </w:rPr>
-        <w:t>基座均</w:t>
-      </w:r>
-      <w:proofErr w:type="gramEnd"/>
-      <w:r>
-        <w:rPr>
-          <w:lang w:eastAsia="zh-CN"/>
-        </w:rPr>
-        <w:t>采用低膨胀系数材料（</w:t>
-      </w:r>
-      <w:proofErr w:type="spellStart"/>
-      <w:r>
-        <w:rPr>
-          <w:lang w:eastAsia="zh-CN"/>
-        </w:rPr>
-        <w:t>SiC</w:t>
-      </w:r>
-      <w:proofErr w:type="spellEnd"/>
-      <w:r>
-        <w:rPr>
-          <w:lang w:eastAsia="zh-CN"/>
-        </w:rPr>
-        <w:t>/ULE玻璃），其热膨胀系数低至2×10</w:t>
-      </w:r>
-      <w:r>
-        <w:rPr>
-          <w:rFonts w:ascii="MS Gothic" w:eastAsia="MS Gothic" w:hAnsi="MS Gothic" w:cs="MS Gothic" w:hint="eastAsia"/>
-          <w:lang w:eastAsia="zh-CN"/>
-        </w:rPr>
-        <w:t>⁻⁶</w:t>
-      </w:r>
-      <w:r>
-        <w:rPr>
-          <w:lang w:eastAsia="zh-CN"/>
-        </w:rPr>
-        <w:t>/K，可有效抑制热引起的形变。其次，系统外表面喷涂高反射率白色涂层，以减少太阳直射加热；内部采用多层绝热材料（MLI）包覆，降低环境温度波动的影响。最后，关键镜体与探测器部位布置热管与电加热器，配合星上热控单元进行主动温度控制。在热真空试验中，系统需验证在-20℃至+50℃的外界条件下，主镜表面的温度梯度不超过0.5℃，以确保光学性能稳定。</w:t>
+        <w:t xml:space="preserve">成像传感器是光学载荷的电子核心。本任务采用 </w:t>
+      </w:r>
+      <w:r>
+        <w:rPr>
+          <w:rStyle w:val="af5"/>
+          <w:lang w:eastAsia="zh-CN"/>
+        </w:rPr>
+        <w:t>TDI-CCD（时间延迟积分电荷耦合器件）</w:t>
+      </w:r>
+      <w:r>
+        <w:rPr>
+          <w:lang w:eastAsia="zh-CN"/>
+        </w:rPr>
+        <w:t xml:space="preserve"> 作为全色通道探测器。该器件像元尺寸约3.45 µm，阵列宽度12000像元，可覆盖50–75 km成像幅宽。TDI结构支持多级累积（64或128级），使信噪比在短曝光时间内显著提升，并有效抑制运动模糊。多光谱通道采用独立的CMOS阵列，每个波段配置6000像元，像元尺寸约6.9 µm，以2 m GSD覆盖可见光与近红外（蓝、绿、红、NIR）。探测器动态范围为12–14 bit，量子效率高于70%，在低光照条件下仍能维持高信噪比。</w:t>
       </w:r>
     </w:p>
     <w:p>
@@ -4817,62 +4228,7 @@
         <w:rPr>
           <w:lang w:eastAsia="zh-CN"/>
         </w:rPr>
-        <w:t>光学系统安装在碳纤维复合材料基座上，其热膨胀系数与镜体相匹配，避免因热梯度引起的相对位移。主镜</w:t>
-      </w:r>
-      <w:proofErr w:type="gramStart"/>
-      <w:r>
-        <w:rPr>
-          <w:lang w:eastAsia="zh-CN"/>
-        </w:rPr>
-        <w:t>与次镜通过</w:t>
-      </w:r>
-      <w:proofErr w:type="gramEnd"/>
-      <w:r>
-        <w:rPr>
-          <w:lang w:eastAsia="zh-CN"/>
-        </w:rPr>
-        <w:t>三点柔性支撑固定，以吸收温度梯度与发射振动应力。为保证在轨焦点稳定，光学载荷设置了主动热控措施：热管将多余热量</w:t>
-      </w:r>
-      <w:proofErr w:type="gramStart"/>
-      <w:r>
-        <w:rPr>
-          <w:lang w:eastAsia="zh-CN"/>
-        </w:rPr>
-        <w:t>导至</w:t>
-      </w:r>
-      <w:proofErr w:type="gramEnd"/>
-      <w:r>
-        <w:rPr>
-          <w:lang w:eastAsia="zh-CN"/>
-        </w:rPr>
-        <w:t>散热器，辅以电加热器在低温时维持±1 ℃以内的温度波动。外表面采用高反射率热控涂层，降低太阳直射导致的局部形变。整个光机系统在热真空条件下进行了有限元仿真，证明在±40 ℃环境波动中，光轴漂移小于0.2 µrad，远低于成像模糊预算。</w:t>
-      </w:r>
-    </w:p>
-    <w:p>
-      <w:pPr>
-        <w:rPr>
-          <w:lang w:eastAsia="zh-CN"/>
-        </w:rPr>
-      </w:pPr>
-    </w:p>
-    <w:p>
-      <w:pPr>
-        <w:pStyle w:val="3"/>
-        <w:rPr>
-          <w:lang w:eastAsia="zh-CN"/>
-        </w:rPr>
-      </w:pPr>
-      <w:r>
-        <w:rPr>
-          <w:lang w:eastAsia="zh-CN"/>
-        </w:rPr>
-        <w:t xml:space="preserve">2. </w:t>
-      </w:r>
-      <w:r>
-        <w:rPr>
-          <w:lang w:eastAsia="zh-CN"/>
-        </w:rPr>
-        <w:t>成像模式与高分辨率成像技术</w:t>
+        <w:t>在卫星轨道速度接近7.5 km/s的情况下，成像像素的有效曝光时间极为有限，若不采取措施，影像将出现明显拖影。TDI技术通过在探测器上多级电荷转移，将目标在焦平面上的运动轨迹与电荷累积过程同步匹配。以120级TDI为例，等效积分时间可从几十微秒提升至数毫秒，信噪比提升超过十倍。这一技术使得光学系统在保持高分辨率的同时，也具备在低光照环境下的成像能力，如黎明、黄昏或薄云覆盖下的成像。</w:t>
       </w:r>
     </w:p>
     <w:p>
@@ -4886,13 +4242,13 @@
         <w:rPr>
           <w:lang w:eastAsia="zh-CN"/>
         </w:rPr>
-        <w:t>2.1 TDI</w:t>
-      </w:r>
-      <w:r>
-        <w:rPr>
-          <w:lang w:eastAsia="zh-CN"/>
-        </w:rPr>
-        <w:t>（时间延迟积分）技术</w:t>
+        <w:t>2.2 FMC</w:t>
+      </w:r>
+      <w:r>
+        <w:rPr>
+          <w:lang w:eastAsia="zh-CN"/>
+        </w:rPr>
+        <w:t>（前向运动补偿）技术</w:t>
       </w:r>
     </w:p>
     <w:p>
@@ -4907,34 +4263,33 @@
         <w:rPr>
           <w:lang w:eastAsia="zh-CN"/>
         </w:rPr>
-        <w:t>成像传感器是光学载荷的电子核心。</w:t>
-      </w:r>
-      <w:proofErr w:type="gramStart"/>
-      <w:r>
-        <w:rPr>
-          <w:lang w:eastAsia="zh-CN"/>
-        </w:rPr>
-        <w:t>本任务</w:t>
-      </w:r>
-      <w:proofErr w:type="gramEnd"/>
-      <w:r>
-        <w:rPr>
-          <w:lang w:eastAsia="zh-CN"/>
-        </w:rPr>
-        <w:t xml:space="preserve">采用 </w:t>
+        <w:t xml:space="preserve">由于卫星在轨飞行速度约为7.6 km/s，地面投影速度达到6.9 km/s，若不加补偿，0.5 m GSD对应的积分时间将受限于约22 µs，这在电子学实现上极为苛刻。为此，光学载荷采用 </w:t>
       </w:r>
       <w:r>
         <w:rPr>
           <w:rStyle w:val="af5"/>
           <w:lang w:eastAsia="zh-CN"/>
         </w:rPr>
-        <w:t>TDI-CCD（时间延迟积分电荷耦合器件）</w:t>
-      </w:r>
-      <w:r>
-        <w:rPr>
-          <w:lang w:eastAsia="zh-CN"/>
-        </w:rPr>
-        <w:t xml:space="preserve"> 作为全色通道探测器。该器件像元尺寸约3.45 µm，阵列宽度12000像元，可覆盖50–75 km成像幅宽。TDI结构支持多级累积（64或128级），使信噪比在短曝光时间内显著提升，并有效抑制运动模糊。多光谱通道采用独立的CMOS阵列，每个波段配置6000像元，像元尺寸约6.9 µm，以2 m GSD覆盖可见光与近红外（蓝、绿、红、NIR）。探测器动态范围为12–14 bit，量子效率高于70%，在低光照条件下仍能维持高信噪比。</w:t>
+        <w:t>FMC（Forward Motion Compensation）</w:t>
+      </w:r>
+      <w:r>
+        <w:rPr>
+          <w:lang w:eastAsia="zh-CN"/>
+        </w:rPr>
+        <w:t xml:space="preserve"> 技术，通过在姿态控制回路中引入前视偏置，使电荷转移速率与地面运动严格同步，从而消除沿迹方向的模糊。同时结合 </w:t>
+      </w:r>
+      <w:r>
+        <w:rPr>
+          <w:rStyle w:val="af5"/>
+          <w:lang w:eastAsia="zh-CN"/>
+        </w:rPr>
+        <w:t>TDI</w:t>
+      </w:r>
+      <w:r>
+        <w:rPr>
+          <w:lang w:eastAsia="zh-CN"/>
+        </w:rPr>
+        <w:t xml:space="preserve"> 积分，在提高信噪比的同时进一步减小运动模糊。通过这两种技术的叠加，系统在轨积分时间可延长至数百微秒以上，而成像清晰度不受影响。</w:t>
       </w:r>
     </w:p>
     <w:p>
@@ -4949,14 +4304,14 @@
         <w:rPr>
           <w:lang w:eastAsia="zh-CN"/>
         </w:rPr>
-        <w:t>在卫星轨道速度接近7.5 km/s的情况下，成像像素的有效曝光时间极为有限，若不采取措施，影像将出现明显拖影。TDI技术通过在探测器上多级电荷转移，将目标在焦平面上的运动轨迹与电荷累积过程同步匹配。以120级TDI为例，等效积分时间可从几十微秒提升至数毫秒，信噪比提升超过十倍。这一技术使得光学系统</w:t>
+        <w:t>FMC是与TDI相辅相成的另一项关键技术。由于地球自转和轨道投影效应，目标的相对运动轨迹并非严格直线，单靠TDI无法完全消除像移。FMC通过在卫星姿态控制环路中引入实时补偿，使载荷的视轴在成像期间按照预测轨迹微调，确保焦</w:t>
       </w:r>
       <w:r>
         <w:rPr>
           <w:lang w:eastAsia="zh-CN"/>
         </w:rPr>
         <w:lastRenderedPageBreak/>
-        <w:t>在保持高分辨率的同时，也具备在低光照环境下的成像能力，如黎明、黄昏或薄云覆盖下的成像。</w:t>
+        <w:t>平面与地面像元保持严格对应。这一补偿通常通过反作用轮与陀螺/星敏感器数据驱动实现，补偿精度需优于0.2 µrad。FMC与TDI的结合是保障0.5米级影像清晰度的核心手段。</w:t>
       </w:r>
     </w:p>
     <w:p>
@@ -4970,13 +4325,13 @@
         <w:rPr>
           <w:lang w:eastAsia="zh-CN"/>
         </w:rPr>
-        <w:t>2.2 FMC</w:t>
-      </w:r>
-      <w:r>
-        <w:rPr>
-          <w:lang w:eastAsia="zh-CN"/>
-        </w:rPr>
-        <w:t>（前向运动补偿）技术</w:t>
+        <w:t xml:space="preserve">2.3 </w:t>
+      </w:r>
+      <w:r>
+        <w:rPr>
+          <w:lang w:eastAsia="zh-CN"/>
+        </w:rPr>
+        <w:t>非均匀性与畸变补偿</w:t>
       </w:r>
     </w:p>
     <w:p>
@@ -4991,47 +4346,7 @@
         <w:rPr>
           <w:lang w:eastAsia="zh-CN"/>
         </w:rPr>
-        <w:t xml:space="preserve">由于卫星在轨飞行速度约为7.6 km/s，地面投影速度达到6.9 km/s，若不加补偿，0.5 m GSD对应的积分时间将受限于约22 µs，这在电子学实现上极为苛刻。为此，光学载荷采用 </w:t>
-      </w:r>
-      <w:r>
-        <w:rPr>
-          <w:rStyle w:val="af5"/>
-          <w:lang w:eastAsia="zh-CN"/>
-        </w:rPr>
-        <w:t>FMC（Forward Motion Compensation）</w:t>
-      </w:r>
-      <w:r>
-        <w:rPr>
-          <w:lang w:eastAsia="zh-CN"/>
-        </w:rPr>
-        <w:t xml:space="preserve"> 技术，通过在姿态控制回路中引入前视偏置，使电荷转移速率与地面运动严格同步，从而消除</w:t>
-      </w:r>
-      <w:proofErr w:type="gramStart"/>
-      <w:r>
-        <w:rPr>
-          <w:lang w:eastAsia="zh-CN"/>
-        </w:rPr>
-        <w:t>沿迹方向</w:t>
-      </w:r>
-      <w:proofErr w:type="gramEnd"/>
-      <w:r>
-        <w:rPr>
-          <w:lang w:eastAsia="zh-CN"/>
-        </w:rPr>
-        <w:t xml:space="preserve">的模糊。同时结合 </w:t>
-      </w:r>
-      <w:r>
-        <w:rPr>
-          <w:rStyle w:val="af5"/>
-          <w:lang w:eastAsia="zh-CN"/>
-        </w:rPr>
-        <w:t>TDI</w:t>
-      </w:r>
-      <w:r>
-        <w:rPr>
-          <w:lang w:eastAsia="zh-CN"/>
-        </w:rPr>
-        <w:t xml:space="preserve"> 积分，在提高信噪比的同时进一步减小运动模糊。通过这两种技术的叠加，系统在轨积分时间可延长至数百微秒以上，而成像清晰度不受影响。</w:t>
+        <w:t>为实现多波段成像，光学载荷设置了分光元件与滤光轮。分光部分采用多层镀膜分光器，将入射光分为全色与多光谱通道，提高光子利用率。滤光轮由电机驱动，配置全色、蓝、绿、红、近红外等滤片，具备冗余锁定机构以防单点失效。为避免滤片切换带来的抖动对成像产生影响，驱动电机采用软启动与阻尼结构，确保切换过程平稳。滤光片采用窄带高透过率镀膜，带宽控制在30–40 nm，中心波长稳定性优于±2 nm，保证光谱响应的准确性。</w:t>
       </w:r>
     </w:p>
     <w:p>
@@ -5046,27 +4361,71 @@
         <w:rPr>
           <w:lang w:eastAsia="zh-CN"/>
         </w:rPr>
-        <w:t>FMC是与TDI相辅相成的另一项关键技术。由于地球自转和轨道投影效应，目标的相对运动轨迹并非严格直线，单靠TDI无法完全消除像移。FMC通过在卫星姿态控制环路中引入实时补偿，使载荷的视轴在成像期间按照预测轨迹微调，确保焦平面与地面像元保持严格对应。这一补偿通常通过反作用轮与陀螺/星敏感器数据驱动实现，补偿精度需优于0.2 µrad。FMC与TDI的结合是保障0.5米级影像清晰度的核心手段。</w:t>
-      </w:r>
-    </w:p>
-    <w:p>
-      <w:pPr>
-        <w:pStyle w:val="4"/>
-        <w:rPr>
-          <w:lang w:eastAsia="zh-CN"/>
-        </w:rPr>
-      </w:pPr>
-      <w:r>
-        <w:rPr>
-          <w:lang w:eastAsia="zh-CN"/>
-        </w:rPr>
-        <w:t xml:space="preserve">2.3 </w:t>
-      </w:r>
-      <w:r>
-        <w:rPr>
-          <w:lang w:eastAsia="zh-CN"/>
-        </w:rPr>
-        <w:t>非均匀性与畸变补偿</w:t>
+        <w:t>除了运动模糊，光学载荷还需应对探测器响应不均匀、光学畸变等问题。在地面阶段，系统通过积分球照明对探测器逐像元标定，生成平场响应矩阵；在轨阶段，通过观测深空、均匀云层和标准目标场持续更新标定参数。几何畸变则通过地面几何控制点比对与卫星星敏感器数据融合加以修正，使整景影像的几何精度优于1像素。</w:t>
+      </w:r>
+    </w:p>
+    <w:p>
+      <w:pPr>
+        <w:pStyle w:val="2"/>
+        <w:rPr>
+          <w:lang w:eastAsia="zh-CN"/>
+        </w:rPr>
+      </w:pPr>
+      <w:r>
+        <w:rPr>
+          <w:lang w:eastAsia="zh-CN"/>
+        </w:rPr>
+        <w:t>三、标定与在轨运行</w:t>
+      </w:r>
+    </w:p>
+    <w:p>
+      <w:pPr>
+        <w:pStyle w:val="a0"/>
+        <w:rPr>
+          <w:lang w:eastAsia="zh-CN"/>
+        </w:rPr>
+      </w:pPr>
+      <w:r>
+        <w:rPr>
+          <w:rFonts w:hint="eastAsia"/>
+          <w:lang w:eastAsia="zh-CN"/>
+        </w:rPr>
+        <w:t>王思编写</w:t>
+      </w:r>
+      <w:r>
+        <w:rPr>
+          <w:rFonts w:hint="eastAsia"/>
+          <w:lang w:eastAsia="zh-CN"/>
+        </w:rPr>
+        <w:t>。</w:t>
+      </w:r>
+    </w:p>
+    <w:p>
+      <w:pPr>
+        <w:pStyle w:val="2"/>
+        <w:rPr>
+          <w:lang w:eastAsia="zh-CN"/>
+        </w:rPr>
+      </w:pPr>
+      <w:bookmarkStart w:id="12" w:name="姿态确定与控制系统"/>
+      <w:bookmarkEnd w:id="11"/>
+      <w:r>
+        <w:rPr>
+          <w:lang w:eastAsia="zh-CN"/>
+        </w:rPr>
+        <w:t>姿态确定与控制子系统（</w:t>
+      </w:r>
+      <w:r>
+        <w:rPr>
+          <w:lang w:eastAsia="zh-CN"/>
+        </w:rPr>
+        <w:t>ADCS</w:t>
+      </w:r>
+      <w:r>
+        <w:rPr>
+          <w:lang w:eastAsia="zh-CN"/>
+        </w:rPr>
+        <w:t>）</w:t>
       </w:r>
     </w:p>
     <w:p>
@@ -5081,21 +4440,14 @@
         <w:rPr>
           <w:lang w:eastAsia="zh-CN"/>
         </w:rPr>
-        <w:t>为实现多波段成像，光学载荷设置了分光元件与滤光轮。分光部分采用多层镀膜分光器，将入射光分为全色与多光谱通道，提高光子利用率。滤光轮由电机驱动，配置全色、蓝、绿、红、近红外等滤片，具备冗余锁定机构以防单点失效。为避免滤片切换带来的抖动对成像产生影响，驱动电机采用</w:t>
-      </w:r>
-      <w:proofErr w:type="gramStart"/>
-      <w:r>
-        <w:rPr>
-          <w:lang w:eastAsia="zh-CN"/>
-        </w:rPr>
-        <w:t>软启动</w:t>
-      </w:r>
-      <w:proofErr w:type="gramEnd"/>
-      <w:r>
-        <w:rPr>
-          <w:lang w:eastAsia="zh-CN"/>
-        </w:rPr>
-        <w:t>与阻尼结构，确保切换过程平稳。滤光片采用窄带高透过率镀膜，带宽控制在30–40 nm，中心波长稳定性优于±2 nm，保证光谱响应的准确性。</w:t>
+        <w:t>本任务的ADCS以“高分辨率成像—稳定度优先”为设计主线，围绕0.5 m GSD在约600 km轨道高度的成像约束展开指标分解与实现路径。按几何关系，0.5 m在600 km对应的像元角度约为0.833 µrad（≈0.172″/像元）。为使线积分内的像移不超过0.3像元，低频稳定度与高频微振动在有效积分频带内的合成抖动需优于约0.25 µrad RMS（≈0.052″）。另一方面，绝对指向与地理定位误差可通过星上与地面的联合标定矫正，允许较宽松的绝对指向精度（例如≤0.005°，约87 µrad），但要求指向“知识精度”（由传感器融合得到的姿态解算）优于10–20 µrad，以便在处理链中精确重构视线历史并进行几何纠偏。沿迹方向的成像拖影受地表投影速度与线积分时间共同约束。在600 km太阳同步轨道，卫星在地面的投影速度约为6.9 km/s，因此若不采用TDI与前视运动补偿（FMC），将拖影限制在0.15 m（0.3像元）以内意味着单线积分时间需小于约22 µs。实际设计以TDI-CCD配合FMC的“速率匹配”策略为主：星上导航环在成像窗口内实时生成机</w:t>
+      </w:r>
+      <w:r>
+        <w:rPr>
+          <w:lang w:eastAsia="zh-CN"/>
+        </w:rPr>
+        <w:lastRenderedPageBreak/>
+        <w:t>体偏置角速度指令，使焦平面电荷转移速率与地面像移严格同步；残余速差由TDI级数裕度与后处理稳像算法吸收。</w:t>
       </w:r>
     </w:p>
     <w:p>
@@ -5110,86 +4462,44 @@
         <w:rPr>
           <w:lang w:eastAsia="zh-CN"/>
         </w:rPr>
-        <w:t>除了运动模糊，光学载荷还需应对探测器响应不均匀、光学畸变等问题。在地面阶段，系统通过积分球照明对探测器逐像元标定，生成平场响应矩阵；在轨阶段，通过观测深空、均匀云层和标准</w:t>
-      </w:r>
-      <w:proofErr w:type="gramStart"/>
-      <w:r>
-        <w:rPr>
-          <w:lang w:eastAsia="zh-CN"/>
-        </w:rPr>
-        <w:t>目标场持续</w:t>
-      </w:r>
-      <w:proofErr w:type="gramEnd"/>
-      <w:r>
-        <w:rPr>
-          <w:lang w:eastAsia="zh-CN"/>
-        </w:rPr>
-        <w:t>更新标定参数。几何畸变则通过地面几何控制点比对与卫星星敏感器数据融合加以修正，使整景影像的几何精度优于1像素。</w:t>
-      </w:r>
-    </w:p>
-    <w:p>
-      <w:pPr>
-        <w:pStyle w:val="2"/>
-        <w:rPr>
-          <w:lang w:eastAsia="zh-CN"/>
-        </w:rPr>
-      </w:pPr>
-      <w:r>
-        <w:rPr>
-          <w:lang w:eastAsia="zh-CN"/>
-        </w:rPr>
-        <w:t>三、标定与在轨运行</w:t>
-      </w:r>
-    </w:p>
-    <w:p>
-      <w:pPr>
-        <w:pStyle w:val="a0"/>
-        <w:rPr>
-          <w:lang w:eastAsia="zh-CN"/>
-        </w:rPr>
-      </w:pPr>
-      <w:r>
-        <w:rPr>
-          <w:rFonts w:hint="eastAsia"/>
-          <w:lang w:eastAsia="zh-CN"/>
-        </w:rPr>
-        <w:t>王思编写</w:t>
-      </w:r>
-      <w:r>
-        <w:rPr>
-          <w:rFonts w:hint="eastAsia"/>
-          <w:lang w:eastAsia="zh-CN"/>
-        </w:rPr>
-        <w:t>。</w:t>
-      </w:r>
-    </w:p>
-    <w:p>
-      <w:pPr>
-        <w:pStyle w:val="2"/>
-        <w:rPr>
-          <w:lang w:eastAsia="zh-CN"/>
-        </w:rPr>
-      </w:pPr>
-      <w:bookmarkStart w:id="8" w:name="姿态确定与控制系统"/>
-      <w:bookmarkEnd w:id="7"/>
+        <w:t>传感器配置采用“星敏感器+高稳定捷联陀螺”为核心，辅以磁力计、太阳敏感器与双频GNSS，以覆盖不同模式下的可观测性。两台或三台星敏感器在结构上与光学载荷同置于刚性光学基座上，通过光学—惯性一体化基准设计减少热致与力致相对偏转；每台星敏感器星表跟踪频率典型为5–15 Hz，单机视轴测量噪声约1–2″，通过双机互校与几何外参约束可将姿态“瞬时知识”压至≈0.7–1.4″的量级（3.4–6.8 µrad），再与千赫兹级读数的光纤陀螺（FOG）或石英谐振陀螺（HRG）在扩展卡尔曼滤波（EKF/UKF）中融合，实现高速、低噪的姿态率估计。为保证全天可用，星敏感器视场需具备严格的眩光隔离与避日避月策略，典型太阳俯仰禁入角≥30°、地缘弓形眩光边界≥20°；在高纬、高反照等复杂光照条件下，滤波器将自适应降低星敏感器权重，短时转入“陀螺主导”的推断状态，并通过地磁矢量/GNSS速度矢量提供可观测约束以抑制陀螺零偏漂移。</w:t>
+      </w:r>
+    </w:p>
+    <w:p>
+      <w:pPr>
+        <w:pStyle w:val="AI"/>
+        <w:rPr>
+          <w:rFonts w:hint="eastAsia"/>
+          <w:lang w:eastAsia="zh-CN"/>
+        </w:rPr>
+      </w:pPr>
+      <w:r>
+        <w:rPr>
+          <w:lang w:eastAsia="zh-CN"/>
+        </w:rPr>
+        <w:t>执行机构采用四轮冗余反作用轮框架（三正交一热备）承担绝大多数姿态机动与稳像任务，磁力矩器负责动量卸载与安全模式控制。反作用轮的连续力矩与动量存储分别按“机动—稳像—环境外扰”三重工况联合定值：成像窗口外需支持10–20°级的快速指向与目标切换，稳像期间要求以&lt;0.5 mN·m·√Hz 的力矩纹波抑制轮引入的微振动；动量存储须覆盖太阳压、重力梯度与不平衡气动外扰的轨道周期累积，并留有充足裕度以容纳长时间偏置跟踪与多次大幅机动，工程上常选单轮10–20 N·m·s、0.1–0.2 N·m等级产品并配柔性隔振座。动量卸载采用“机会性+计划性”混合策略：在非成像轨道弧段通过磁力矩器对地磁场施力矩，控制轮速回落至工作中域；当地磁几何不利时，提前在任务计划中预留短窗进行分步卸载，避免在关键成像区间触发轮饱和。若出现单轮退化，控制律切换至三轮解耦或“两轮+磁力矩器”的降级模式维持任务基本能力。</w:t>
+      </w:r>
+    </w:p>
+    <w:p>
+      <w:pPr>
+        <w:pStyle w:val="AI"/>
+        <w:rPr>
+          <w:rFonts w:hint="eastAsia"/>
+          <w:lang w:eastAsia="zh-CN"/>
+        </w:rPr>
+      </w:pPr>
+      <w:r>
+        <w:rPr>
+          <w:lang w:eastAsia="zh-CN"/>
+        </w:rPr>
+        <w:t>控制与导航算法采用速率—姿态双环结构。内环以陀螺为主反馈，带宽通常设置在20–40 Hz，以高带宽压制结构—执行链上的低频扰动；外环以星敏感器为主反馈，带宽在0.5–2 Hz范围内，负责漂移校正与慢变指向锁定。在成像模式，外环叠加“体轴偏置率”前馈以实现FMC与“偏航转向”（yaw steering），补偿地球自转与投影几何带来的像移非对称；沿迹速率与TDI行频以GNSS秒脉冲（PPS）为统一时间基准进行相位同步，星上时统通过温补晶振+PPS守时，确保相位误差进入闭环可控域。在特殊情况下（大幅越窗扫描、非常规斜视、恒星标定），控制</w:t>
+      </w:r>
       <w:r>
         <w:rPr>
           <w:lang w:eastAsia="zh-CN"/>
         </w:rPr>
         <w:lastRenderedPageBreak/>
-        <w:t>姿态确定与控制子系统（</w:t>
-      </w:r>
-      <w:r>
-        <w:rPr>
-          <w:lang w:eastAsia="zh-CN"/>
-        </w:rPr>
-        <w:t>ADCS</w:t>
-      </w:r>
-      <w:r>
-        <w:rPr>
-          <w:lang w:eastAsia="zh-CN"/>
-        </w:rPr>
-        <w:t>）</w:t>
+        <w:t>器切入不同的最优跟踪轨迹解算器（在线最小二乘或模型预测控制），以兼顾轨迹可行性与微振动约束。</w:t>
       </w:r>
     </w:p>
     <w:p>
@@ -5200,89 +4510,11 @@
           <w:lang w:eastAsia="zh-CN"/>
         </w:rPr>
       </w:pPr>
-      <w:proofErr w:type="gramStart"/>
-      <w:r>
-        <w:rPr>
-          <w:lang w:eastAsia="zh-CN"/>
-        </w:rPr>
-        <w:t>本任务</w:t>
-      </w:r>
-      <w:proofErr w:type="gramEnd"/>
-      <w:r>
-        <w:rPr>
-          <w:lang w:eastAsia="zh-CN"/>
-        </w:rPr>
-        <w:t>的ADCS以“高分辨率成像—稳定度优先”为设计主线，围绕0.5 m GSD在约600 km轨道高度的成像约束展开指标分解与实现路径。按几何关系，0.5 m在600 km对应的像元角度约为0.833 µrad（≈0.172″/像元）。为使线积分内的像移不超过0.3像元，低频稳定度与高频微振动在有效积分频带内的合成抖动需优于约0.25 µrad RMS（≈0.052″）。另一方面，绝对指向与地理定位误差可通过星上与地面的联合标定矫正，允许较宽松的绝对指向精度（例如≤0.005°，约87 µrad），但要求指向“知识精度”（由传感器融合得到的姿态解算）优于10–20 µrad，以便在处理链中精确重构视线历史并进行几何纠偏。</w:t>
-      </w:r>
-      <w:proofErr w:type="gramStart"/>
-      <w:r>
-        <w:rPr>
-          <w:lang w:eastAsia="zh-CN"/>
-        </w:rPr>
-        <w:t>沿迹方向</w:t>
-      </w:r>
-      <w:proofErr w:type="gramEnd"/>
-      <w:r>
-        <w:rPr>
-          <w:lang w:eastAsia="zh-CN"/>
-        </w:rPr>
-        <w:t>的成像</w:t>
-      </w:r>
-      <w:proofErr w:type="gramStart"/>
-      <w:r>
-        <w:rPr>
-          <w:lang w:eastAsia="zh-CN"/>
-        </w:rPr>
-        <w:t>拖影受地表</w:t>
-      </w:r>
-      <w:proofErr w:type="gramEnd"/>
-      <w:r>
-        <w:rPr>
-          <w:lang w:eastAsia="zh-CN"/>
-        </w:rPr>
-        <w:t>投影速度与线积分时间共同约束。在600 km太阳同步轨道，卫星在地面的投影速度约为6.9 km/s，因此若不采用TDI与前视运动补偿（FMC），将拖</w:t>
-      </w:r>
-      <w:proofErr w:type="gramStart"/>
-      <w:r>
-        <w:rPr>
-          <w:lang w:eastAsia="zh-CN"/>
-        </w:rPr>
-        <w:t>影限制</w:t>
-      </w:r>
-      <w:proofErr w:type="gramEnd"/>
-      <w:r>
-        <w:rPr>
-          <w:lang w:eastAsia="zh-CN"/>
-        </w:rPr>
-        <w:t>在0.15 m（0.3像元）以内意味着单线积分时间需小于约22 µs。实际设计以TDI-CCD配合FMC的“速率匹配”策略为主：星上导航环在成像窗口内实时生成机体偏置角速度指令，使焦平面电荷转移速率与地面像</w:t>
-      </w:r>
-      <w:proofErr w:type="gramStart"/>
-      <w:r>
-        <w:rPr>
-          <w:lang w:eastAsia="zh-CN"/>
-        </w:rPr>
-        <w:t>移严格</w:t>
-      </w:r>
-      <w:proofErr w:type="gramEnd"/>
-      <w:r>
-        <w:rPr>
-          <w:lang w:eastAsia="zh-CN"/>
-        </w:rPr>
-        <w:t>同步；残余速差由TDI</w:t>
-      </w:r>
-      <w:proofErr w:type="gramStart"/>
-      <w:r>
-        <w:rPr>
-          <w:lang w:eastAsia="zh-CN"/>
-        </w:rPr>
-        <w:t>级数裕度与</w:t>
-      </w:r>
-      <w:proofErr w:type="gramEnd"/>
-      <w:r>
-        <w:rPr>
-          <w:lang w:eastAsia="zh-CN"/>
-        </w:rPr>
-        <w:t>后处理稳像算法吸收。</w:t>
+      <w:r>
+        <w:rPr>
+          <w:lang w:eastAsia="zh-CN"/>
+        </w:rPr>
+        <w:t>微振动控制是高分辨率成像的“隐形主线”。主要激励来自反作用轮的不平衡、齿槽转矩与电磁力脉动，次要激励包括致冷机（若配置SWIR）、阀件动作与结构自振。设计通过“源头抑制—路径隔离—视线滤除”三层手段协同达成：在源头选用转子动平衡优于G2.5级的轮机并采用无齿槽驱动与电流前馈，降低本征力矩纹波；在路径上通过弹性隔振座与调谐质量阻尼器（TMD）对轮—基座耦合进行整定，使轮基频与整星模态错开，并在光学基座上设置频带阻尼层抑制10–300 Hz的传递；在视线侧通过控制律成形与观测器抑制典型轮速及其谐波，必要时对某些“不可避免”的谐波设置任务禁转速区。抖动预算以PSD形式管理，规定10–300 Hz频带内的视线抖动积分不超过0.25 µrad RMS，预算项包含轮纹波、结构传递、星敏感器测量白噪声折算、控制量化与时延等，采用RSS合成并在环境与工艺不确定度上预留≥30%裕度。</w:t>
       </w:r>
     </w:p>
     <w:p>
@@ -5297,77 +4529,7 @@
         <w:rPr>
           <w:lang w:eastAsia="zh-CN"/>
         </w:rPr>
-        <w:t>传感器配置采用“星敏感器+高稳定捷联陀螺”为核心，辅以磁力计、太阳敏感器与双频GNSS，以覆盖不同模式下的可观测性。两台或三台星敏感器在结构上与光学载荷同置于刚性光学基座上，通过光学—惯性一体化基准设计减少热致与</w:t>
-      </w:r>
-      <w:proofErr w:type="gramStart"/>
-      <w:r>
-        <w:rPr>
-          <w:lang w:eastAsia="zh-CN"/>
-        </w:rPr>
-        <w:t>力致相对</w:t>
-      </w:r>
-      <w:proofErr w:type="gramEnd"/>
-      <w:r>
-        <w:rPr>
-          <w:lang w:eastAsia="zh-CN"/>
-        </w:rPr>
-        <w:t>偏转；每台星敏感器星表跟踪频率典型为5–15 Hz，单机视轴测量噪声约1–2″，通过</w:t>
-      </w:r>
-      <w:proofErr w:type="gramStart"/>
-      <w:r>
-        <w:rPr>
-          <w:lang w:eastAsia="zh-CN"/>
-        </w:rPr>
-        <w:t>双机互校</w:t>
-      </w:r>
-      <w:proofErr w:type="gramEnd"/>
-      <w:r>
-        <w:rPr>
-          <w:lang w:eastAsia="zh-CN"/>
-        </w:rPr>
-        <w:t>与几何外参约束可将姿态“瞬时知识”压至≈0.7–1.4″的量级（3.4–6.8 µrad），再与</w:t>
-      </w:r>
-      <w:proofErr w:type="gramStart"/>
-      <w:r>
-        <w:rPr>
-          <w:lang w:eastAsia="zh-CN"/>
-        </w:rPr>
-        <w:t>千赫兹</w:t>
-      </w:r>
-      <w:proofErr w:type="gramEnd"/>
-      <w:r>
-        <w:rPr>
-          <w:lang w:eastAsia="zh-CN"/>
-        </w:rPr>
-        <w:t>级读数的光纤陀螺（FOG）或石英谐振陀螺（HRG）在扩展卡尔曼滤波（EKF/UKF）中融合，实现高速、低噪的姿态率估计。为保证全天可用，星敏感器视场需具备严格的眩光隔离</w:t>
-      </w:r>
-      <w:proofErr w:type="gramStart"/>
-      <w:r>
-        <w:rPr>
-          <w:lang w:eastAsia="zh-CN"/>
-        </w:rPr>
-        <w:t>与避日避月策略</w:t>
-      </w:r>
-      <w:proofErr w:type="gramEnd"/>
-      <w:r>
-        <w:rPr>
-          <w:lang w:eastAsia="zh-CN"/>
-        </w:rPr>
-        <w:t>，典型太阳俯仰禁入角≥30°、地缘弓形眩光边界≥20°；在高纬、高反照等复杂光照条件下，滤波器将自适应降低星敏感器权重，短时转入“陀螺主导”的推断状态，并通过地磁矢量/GNSS速度矢量提供可观测约束以抑制</w:t>
-      </w:r>
-      <w:proofErr w:type="gramStart"/>
-      <w:r>
-        <w:rPr>
-          <w:lang w:eastAsia="zh-CN"/>
-        </w:rPr>
-        <w:t>陀螺零偏漂移</w:t>
-      </w:r>
-      <w:proofErr w:type="gramEnd"/>
-      <w:r>
-        <w:rPr>
-          <w:lang w:eastAsia="zh-CN"/>
-        </w:rPr>
-        <w:t>。</w:t>
+        <w:t>模式管理覆盖发射入轨去动量（B-dot去旋）、太阳捕获、安全待机、粗指向、精指向/成像、快速机动与星标定等。入轨后首先以磁力计与磁力矩器闭环实现B-dot去旋，目标在一轨内将体角速度由数度每秒衰减至0.1°/s量级；随后进入太阳捕获模式保障电源正收支，再切换到粗指向模式完成星敏感器冷启动与星表匹配，建立高精度姿态解算后转入精指向。成像窗口前，任务序列触发惯导热机、轮速预置、热控微加热稳定星敏感器与光机基座温漂，并进行一次快拍星场以刷新光学—机体外参。若姿态丢锁或关键测量退化，系统立即切回安全模式，以太阳敏感器+磁力计维持粗稳定，并在地面授权或自主判据恢复后重入精指向。</w:t>
       </w:r>
     </w:p>
     <w:p>
@@ -5382,98 +4544,29 @@
         <w:rPr>
           <w:lang w:eastAsia="zh-CN"/>
         </w:rPr>
-        <w:t>执行机构采用四轮冗余反作用轮框架（三正交一热备）承担绝大多数姿态机动与稳像任务，磁力矩器负责动量卸载与安全模式控制。反作用轮的连续力矩与动量存储分别按“机动—稳像—环境外扰”三重工况联合定值：成像窗口外需支持10–20°级的快速指向与目标切换，稳</w:t>
-      </w:r>
-      <w:proofErr w:type="gramStart"/>
-      <w:r>
-        <w:rPr>
-          <w:lang w:eastAsia="zh-CN"/>
-        </w:rPr>
-        <w:t>像期间</w:t>
-      </w:r>
-      <w:proofErr w:type="gramEnd"/>
-      <w:r>
-        <w:rPr>
-          <w:lang w:eastAsia="zh-CN"/>
-        </w:rPr>
-        <w:t xml:space="preserve">要求以&lt;0.5 </w:t>
-      </w:r>
-      <w:proofErr w:type="spellStart"/>
-      <w:r>
-        <w:rPr>
-          <w:lang w:eastAsia="zh-CN"/>
-        </w:rPr>
-        <w:t>mN·m</w:t>
-      </w:r>
-      <w:proofErr w:type="spellEnd"/>
-      <w:r>
-        <w:rPr>
-          <w:lang w:eastAsia="zh-CN"/>
-        </w:rPr>
-        <w:t>·√Hz 的力矩纹波抑制轮引入的微振动；动量存储须覆盖太阳压、重力梯度与不平衡气动外扰的轨</w:t>
+        <w:t>抗辐射与容错策略遵循“传感—执行—计算链路分层冗余”的原则。星敏感器、FOG/HRG与反作用轮的关键电子均采用抗单粒子闩锁设计并配置上电自检与看门狗复位；姿态计算机（AOCS OBC）在关键任务线程上使用时间冗余与TMR/EDAC并行校验，姿态估计算法具备异常观测剔除与量测权重自适应能力，确保强宇宙线事件或南大西洋异常区穿越时仍能维持闭环稳定。星上软件提供故障检测、隔离与恢复（FDIR）树，包含星敏感器致盲、陀螺饱和、轮机过速/过温、磁力矩器开路等典型分支，并对“不可逆”事件（如传感器永久失效）给出降级工作流程与任务再规划接口。</w:t>
+      </w:r>
+    </w:p>
+    <w:p>
+      <w:pPr>
+        <w:pStyle w:val="AI"/>
+        <w:rPr>
+          <w:rFonts w:hint="eastAsia"/>
+          <w:lang w:eastAsia="zh-CN"/>
+        </w:rPr>
+      </w:pPr>
+      <w:r>
+        <w:rPr>
+          <w:lang w:eastAsia="zh-CN"/>
+        </w:rPr>
+        <w:t>标定与时间同步是把“控制做到位、质量做出来”的最后两块拼图。几何外参在热真空与力学试验后进行一次性地面标定，入轨后通过恒星标定与地面几何控制点联合优化在线更新；星载绝对时间由GNSS授时驱动，PPS分发至星敏感器、焦</w:t>
       </w:r>
       <w:r>
         <w:rPr>
           <w:lang w:eastAsia="zh-CN"/>
         </w:rPr>
         <w:lastRenderedPageBreak/>
-        <w:t>道周期累积，并留有</w:t>
-      </w:r>
-      <w:proofErr w:type="gramStart"/>
-      <w:r>
-        <w:rPr>
-          <w:lang w:eastAsia="zh-CN"/>
-        </w:rPr>
-        <w:t>充足裕度以</w:t>
-      </w:r>
-      <w:proofErr w:type="gramEnd"/>
-      <w:r>
-        <w:rPr>
-          <w:lang w:eastAsia="zh-CN"/>
-        </w:rPr>
-        <w:t xml:space="preserve">容纳长时间偏置跟踪与多次大幅机动，工程上常选单轮10–20 </w:t>
-      </w:r>
-      <w:proofErr w:type="spellStart"/>
-      <w:r>
-        <w:rPr>
-          <w:lang w:eastAsia="zh-CN"/>
-        </w:rPr>
-        <w:t>N·m·s</w:t>
-      </w:r>
-      <w:proofErr w:type="spellEnd"/>
-      <w:r>
-        <w:rPr>
-          <w:lang w:eastAsia="zh-CN"/>
-        </w:rPr>
-        <w:t xml:space="preserve">、0.1–0.2 </w:t>
-      </w:r>
-      <w:proofErr w:type="spellStart"/>
-      <w:r>
-        <w:rPr>
-          <w:lang w:eastAsia="zh-CN"/>
-        </w:rPr>
-        <w:t>N·m</w:t>
-      </w:r>
-      <w:proofErr w:type="spellEnd"/>
-      <w:r>
-        <w:rPr>
-          <w:lang w:eastAsia="zh-CN"/>
-        </w:rPr>
-        <w:t>等级产品并配柔性隔振座。动量卸载采用“机会性+计划性”混合策略：在非成像轨道弧段通过磁力矩器对地磁场施力矩，控制轮速回落至工作中域；当地磁几何不利时，提前在任务计划中</w:t>
-      </w:r>
-      <w:proofErr w:type="gramStart"/>
-      <w:r>
-        <w:rPr>
-          <w:lang w:eastAsia="zh-CN"/>
-        </w:rPr>
-        <w:t>预留短窗进行</w:t>
-      </w:r>
-      <w:proofErr w:type="gramEnd"/>
-      <w:r>
-        <w:rPr>
-          <w:lang w:eastAsia="zh-CN"/>
-        </w:rPr>
-        <w:t>分步卸载，避免在关键成像区间触发轮饱和。若出现单轮退化，控制律切换至三轮解耦或“两轮+磁力矩器”的降级模式维持任务基本能力。</w:t>
+        <w:t>平面电子学和AOCS OBC，保证星敏感器曝光时标、轮速记录与成像行频处于同一时间基准，为地面几何校正与稳像反卷积保留充足的信息完整性。热控层面，星敏感器与惯导组件被维持在20±5 ℃并控制热梯度，光学基座与星敏感器支座匹配CTE的材料选型与等温化设计用来抑制热致相对漂移，残余的微小外参漂移通过在轨趋势分析与定期标定闭环消除。</w:t>
       </w:r>
     </w:p>
     <w:p>
@@ -5488,63 +4581,7 @@
         <w:rPr>
           <w:lang w:eastAsia="zh-CN"/>
         </w:rPr>
-        <w:t>控制与导航算法采用速率—</w:t>
-      </w:r>
-      <w:proofErr w:type="gramStart"/>
-      <w:r>
-        <w:rPr>
-          <w:lang w:eastAsia="zh-CN"/>
-        </w:rPr>
-        <w:t>姿态双</w:t>
-      </w:r>
-      <w:proofErr w:type="gramEnd"/>
-      <w:r>
-        <w:rPr>
-          <w:lang w:eastAsia="zh-CN"/>
-        </w:rPr>
-        <w:t>环结构。内环以陀螺为主反馈，带宽通常设置在20–40 Hz，以高带宽压制结构—执行链上的低频扰动；外环以星敏感器为主反馈，带宽在0.5–2 Hz范围内，负责漂移校正</w:t>
-      </w:r>
-      <w:proofErr w:type="gramStart"/>
-      <w:r>
-        <w:rPr>
-          <w:lang w:eastAsia="zh-CN"/>
-        </w:rPr>
-        <w:t>与慢变指向</w:t>
-      </w:r>
-      <w:proofErr w:type="gramEnd"/>
-      <w:r>
-        <w:rPr>
-          <w:lang w:eastAsia="zh-CN"/>
-        </w:rPr>
-        <w:t>锁定。在成像模式，外环叠加“体轴偏置率”前馈以实现FMC与“偏航转向”（yaw steering），补偿地球自转与投影几何带来的像移非对称；</w:t>
-      </w:r>
-      <w:proofErr w:type="gramStart"/>
-      <w:r>
-        <w:rPr>
-          <w:lang w:eastAsia="zh-CN"/>
-        </w:rPr>
-        <w:t>沿迹速率</w:t>
-      </w:r>
-      <w:proofErr w:type="gramEnd"/>
-      <w:r>
-        <w:rPr>
-          <w:lang w:eastAsia="zh-CN"/>
-        </w:rPr>
-        <w:t>与TDI行频以GNSS</w:t>
-      </w:r>
-      <w:proofErr w:type="gramStart"/>
-      <w:r>
-        <w:rPr>
-          <w:lang w:eastAsia="zh-CN"/>
-        </w:rPr>
-        <w:t>秒</w:t>
-      </w:r>
-      <w:proofErr w:type="gramEnd"/>
-      <w:r>
-        <w:rPr>
-          <w:lang w:eastAsia="zh-CN"/>
-        </w:rPr>
-        <w:t>脉冲（PPS）为统一时间基准进行相位同步，星上时统通过温补晶振+PPS守时，确保相位误差进入闭环可控域。在特殊情况下（大幅越窗扫描、非常规斜视、恒星标定），控制器切入不同的最优跟踪轨迹解算器（在线最小二乘或模型预测控制），以兼顾轨迹可行性与微振动约束。</w:t>
+        <w:t>通过上述架构，系统在“姿态知识—控制精度—微振动抑制—时间同步—标定可追溯性”五个维度形成闭环，满足在0.5 m GSD条件下将有效积分内视线抖动控制在≈0.25 µrad RMS的核心目标，同时保持绝对指向与姿态知识的充足裕度，为TDI+FMC同步成像和地面高精度几何校正提供坚实基础。下一章节我将以同等深度展开“指令与数据处理子系统（C&amp;DH）”，把高速数据链与容错机制与ADCS时统/控制接口衔接起来。</w:t>
       </w:r>
     </w:p>
     <w:p>
@@ -5552,259 +4589,8 @@
         <w:pStyle w:val="AI"/>
         <w:rPr>
           <w:rFonts w:hint="eastAsia"/>
-          <w:lang w:eastAsia="zh-CN"/>
-        </w:rPr>
-      </w:pPr>
-      <w:r>
-        <w:rPr>
-          <w:lang w:eastAsia="zh-CN"/>
-        </w:rPr>
-        <w:t>微振动控制是高分辨率成像的“隐形主线”。主要激励来自反作用轮的不平衡、齿槽转矩与电磁力脉动，次要激励包括致冷机（若配置SWIR）、阀件动作与结构自振。设计通过“源头抑制—路径隔离—视线滤除”三层手段协同达成：在源头选用转子动平衡优于G2.5级的轮机并采用无齿槽驱动与电流前馈，降低本征力矩纹波；在路径上通过弹性隔振座与调谐质量阻尼器（TMD）对轮—基座耦合进行整定，</w:t>
-      </w:r>
-      <w:proofErr w:type="gramStart"/>
-      <w:r>
-        <w:rPr>
-          <w:lang w:eastAsia="zh-CN"/>
-        </w:rPr>
-        <w:t>使轮基频</w:t>
-      </w:r>
-      <w:proofErr w:type="gramEnd"/>
-      <w:r>
-        <w:rPr>
-          <w:lang w:eastAsia="zh-CN"/>
-        </w:rPr>
-        <w:t>与整星模态错开，并在光学基座上设置频带阻尼层抑制10–300 Hz的传递；在视线侧通过控制律成形与观测器抑制典型轮速及其谐波，必要时对某些“不可避免”的谐波设置任务禁转速区。抖动预算以PSD形式管理，规定10–300 Hz频带内的视线抖动积分不超过0.25 µrad RMS，预算项包含轮纹波、结构传递、星敏感器测量白噪声折算、控制量化与时延等，采用RSS合成并在环境与工艺不确定度上预留≥30%裕度。</w:t>
-      </w:r>
-    </w:p>
-    <w:p>
-      <w:pPr>
-        <w:pStyle w:val="AI"/>
-        <w:rPr>
-          <w:rFonts w:hint="eastAsia"/>
-          <w:lang w:eastAsia="zh-CN"/>
-        </w:rPr>
-      </w:pPr>
-      <w:r>
-        <w:rPr>
-          <w:lang w:eastAsia="zh-CN"/>
-        </w:rPr>
-        <w:t>模式管理覆盖发射入轨去动量（B-dot去旋）、太阳捕获、安全待机、粗指向、精指向/成像、快速</w:t>
-      </w:r>
-      <w:proofErr w:type="gramStart"/>
-      <w:r>
-        <w:rPr>
-          <w:lang w:eastAsia="zh-CN"/>
-        </w:rPr>
-        <w:t>机动与</w:t>
-      </w:r>
-      <w:proofErr w:type="gramEnd"/>
-      <w:r>
-        <w:rPr>
-          <w:lang w:eastAsia="zh-CN"/>
-        </w:rPr>
-        <w:t>星标定等。入轨后首先以</w:t>
-      </w:r>
-      <w:proofErr w:type="gramStart"/>
-      <w:r>
-        <w:rPr>
-          <w:lang w:eastAsia="zh-CN"/>
-        </w:rPr>
-        <w:t>磁力计与磁</w:t>
-      </w:r>
-      <w:proofErr w:type="gramEnd"/>
-      <w:r>
-        <w:rPr>
-          <w:lang w:eastAsia="zh-CN"/>
-        </w:rPr>
-        <w:t>力矩器闭环实现B-dot去旋，目标在</w:t>
-      </w:r>
-      <w:proofErr w:type="gramStart"/>
-      <w:r>
-        <w:rPr>
-          <w:lang w:eastAsia="zh-CN"/>
-        </w:rPr>
-        <w:t>一</w:t>
-      </w:r>
-      <w:proofErr w:type="gramEnd"/>
-      <w:r>
-        <w:rPr>
-          <w:lang w:eastAsia="zh-CN"/>
-        </w:rPr>
-        <w:t>轨内将体角速度由数度每秒衰减至0.1°/s量级；随后进入太阳捕获模式保障电源正收支，再切换到粗指向模式完成星敏感器冷启动与星表匹配，建立高精度姿态解算后转入精指向。成像窗口前，任务序列触发惯导热机、轮速预置、热控微加热稳定星敏感器与光机基座温漂，并进行一次快拍星场以刷新光学—</w:t>
-      </w:r>
-      <w:r>
-        <w:rPr>
-          <w:lang w:eastAsia="zh-CN"/>
-        </w:rPr>
-        <w:lastRenderedPageBreak/>
-        <w:t>机体外参。若</w:t>
-      </w:r>
-      <w:proofErr w:type="gramStart"/>
-      <w:r>
-        <w:rPr>
-          <w:lang w:eastAsia="zh-CN"/>
-        </w:rPr>
-        <w:t>姿态丢锁或</w:t>
-      </w:r>
-      <w:proofErr w:type="gramEnd"/>
-      <w:r>
-        <w:rPr>
-          <w:lang w:eastAsia="zh-CN"/>
-        </w:rPr>
-        <w:t>关键测量退化，系统立即</w:t>
-      </w:r>
-      <w:proofErr w:type="gramStart"/>
-      <w:r>
-        <w:rPr>
-          <w:lang w:eastAsia="zh-CN"/>
-        </w:rPr>
-        <w:t>切回安全</w:t>
-      </w:r>
-      <w:proofErr w:type="gramEnd"/>
-      <w:r>
-        <w:rPr>
-          <w:lang w:eastAsia="zh-CN"/>
-        </w:rPr>
-        <w:t>模式，以太阳敏感器+磁力</w:t>
-      </w:r>
-      <w:proofErr w:type="gramStart"/>
-      <w:r>
-        <w:rPr>
-          <w:lang w:eastAsia="zh-CN"/>
-        </w:rPr>
-        <w:t>计维持</w:t>
-      </w:r>
-      <w:proofErr w:type="gramEnd"/>
-      <w:r>
-        <w:rPr>
-          <w:lang w:eastAsia="zh-CN"/>
-        </w:rPr>
-        <w:t>粗稳定，并在地面授权或自主判据恢复后重入精指向。</w:t>
-      </w:r>
-    </w:p>
-    <w:p>
-      <w:pPr>
-        <w:pStyle w:val="AI"/>
-        <w:rPr>
-          <w:rFonts w:hint="eastAsia"/>
-          <w:lang w:eastAsia="zh-CN"/>
-        </w:rPr>
-      </w:pPr>
-      <w:r>
-        <w:rPr>
-          <w:lang w:eastAsia="zh-CN"/>
-        </w:rPr>
-        <w:t>抗辐射与容错策略遵循“传感—执行—计算链路分层冗余”的原则。星敏感器、FOG/HRG与反作用轮的关键电子均采用抗单粒</w:t>
-      </w:r>
-      <w:proofErr w:type="gramStart"/>
-      <w:r>
-        <w:rPr>
-          <w:lang w:eastAsia="zh-CN"/>
-        </w:rPr>
-        <w:t>子闩锁设计</w:t>
-      </w:r>
-      <w:proofErr w:type="gramEnd"/>
-      <w:r>
-        <w:rPr>
-          <w:lang w:eastAsia="zh-CN"/>
-        </w:rPr>
-        <w:t>并配置上电自检与看门狗复位；姿态计算机（AOCS OBC）在关键任务线程上使用时间冗余与TMR/EDAC并行校验，姿态估计算法具备异常观测剔除与量测权重自适应能力，确保强宇宙线事件或南大西洋异常区穿越时仍能维持闭环稳定。星上软件提供故障检测、隔离与恢复（FDIR）树，包含星敏感器致盲、陀螺饱和、轮机过速/过温、磁力矩器开路等典型分支，并对“不可逆”事件（如传感器永久失效）给出降级工作流程与任务再规划接口。</w:t>
-      </w:r>
-    </w:p>
-    <w:p>
-      <w:pPr>
-        <w:pStyle w:val="AI"/>
-        <w:rPr>
-          <w:rFonts w:hint="eastAsia"/>
-          <w:lang w:eastAsia="zh-CN"/>
-        </w:rPr>
-      </w:pPr>
-      <w:r>
-        <w:rPr>
-          <w:lang w:eastAsia="zh-CN"/>
-        </w:rPr>
-        <w:t>标定与时间同步是把“控制做到位、质量做出来”的最后两块拼图。几何外参在热真空与力学试验后进行一次性地面标定，入轨后通过恒星标定与地面几何控制点联合优化在线更新；星载绝对时间由GNSS授时驱动，PPS分发至星敏感器、焦平面电子学和AOCS OBC，保证星敏感器曝光时标、轮</w:t>
-      </w:r>
-      <w:proofErr w:type="gramStart"/>
-      <w:r>
-        <w:rPr>
-          <w:lang w:eastAsia="zh-CN"/>
-        </w:rPr>
-        <w:t>速记录与成像</w:t>
-      </w:r>
-      <w:proofErr w:type="gramEnd"/>
-      <w:r>
-        <w:rPr>
-          <w:lang w:eastAsia="zh-CN"/>
-        </w:rPr>
-        <w:t>行频处于同一时间基准，为地面几何校正与稳像反卷积保留充足的信息完整性。热控层面，星敏感器</w:t>
-      </w:r>
-      <w:proofErr w:type="gramStart"/>
-      <w:r>
-        <w:rPr>
-          <w:lang w:eastAsia="zh-CN"/>
-        </w:rPr>
-        <w:t>与惯导</w:t>
-      </w:r>
-      <w:proofErr w:type="gramEnd"/>
-      <w:r>
-        <w:rPr>
-          <w:lang w:eastAsia="zh-CN"/>
-        </w:rPr>
-        <w:t>组件被维持在20±5 ℃并控制热梯度，光学基座与星敏感器支座匹配CTE的材料选型与等温化设计用来抑制热</w:t>
-      </w:r>
-      <w:proofErr w:type="gramStart"/>
-      <w:r>
-        <w:rPr>
-          <w:lang w:eastAsia="zh-CN"/>
-        </w:rPr>
-        <w:t>致相对</w:t>
-      </w:r>
-      <w:proofErr w:type="gramEnd"/>
-      <w:r>
-        <w:rPr>
-          <w:lang w:eastAsia="zh-CN"/>
-        </w:rPr>
-        <w:t>漂移，残余的微小外参漂移通过在轨趋势分析与定期标定闭环消除。</w:t>
-      </w:r>
-    </w:p>
-    <w:p>
-      <w:pPr>
-        <w:pStyle w:val="AI"/>
-        <w:rPr>
-          <w:rFonts w:hint="eastAsia"/>
-          <w:lang w:eastAsia="zh-CN"/>
-        </w:rPr>
-      </w:pPr>
-      <w:r>
-        <w:rPr>
-          <w:lang w:eastAsia="zh-CN"/>
-        </w:rPr>
-        <w:t>通过上述架构，系统在“姿态知识—控制精度—微振动抑制—时间同步—标定可追溯性”五个维度形成闭环，满足在0.5 m GSD条件下将有效积分内视线抖动控制在≈0.25 µrad RMS的核心目标，同时保持绝对指向与姿态知识的充足裕度，为TDI+FMC同步成像和地面高精度几何校正提供坚实基础。下一章节我将以同等深度展开“指令与数据处理子系统（C&amp;DH）”，把高速数据链与容错机制与ADCS</w:t>
-      </w:r>
-      <w:proofErr w:type="gramStart"/>
-      <w:r>
-        <w:rPr>
-          <w:lang w:eastAsia="zh-CN"/>
-        </w:rPr>
-        <w:t>时统</w:t>
-      </w:r>
-      <w:proofErr w:type="gramEnd"/>
-      <w:r>
-        <w:rPr>
-          <w:lang w:eastAsia="zh-CN"/>
-        </w:rPr>
-        <w:t>/控制接口衔接起来。</w:t>
-      </w:r>
-    </w:p>
-    <w:p>
-      <w:pPr>
-        <w:pStyle w:val="AI"/>
-        <w:rPr>
-          <w:rFonts w:hint="eastAsia"/>
-        </w:rPr>
-      </w:pPr>
-      <w:proofErr w:type="spellStart"/>
+        </w:rPr>
+      </w:pPr>
       <w:r>
         <w:rPr>
           <w:rFonts w:hint="eastAsia"/>
@@ -5816,35 +4602,13 @@
           <w:b/>
           <w:bCs/>
         </w:rPr>
-        <w:t>Blue</w:t>
-      </w:r>
-      <w:proofErr w:type="spellEnd"/>
-      <w:r>
-        <w:rPr>
-          <w:b/>
-          <w:bCs/>
-        </w:rPr>
-        <w:t xml:space="preserve"> Canyon Technologies XACT-50</w:t>
-      </w:r>
-      <w:r>
-        <w:rPr>
-          <w:rFonts w:hint="eastAsia"/>
-        </w:rPr>
-        <w:t>集成解决方案，在所有三轴提供±</w:t>
-      </w:r>
-      <w:proofErr w:type="gramStart"/>
-      <w:r>
-        <w:rPr>
-          <w:rFonts w:hint="eastAsia"/>
-        </w:rPr>
-        <w:t>0.002°RMS指向精度。该系统集成星敏感器</w:t>
-      </w:r>
-      <w:proofErr w:type="gramEnd"/>
-      <w:r>
-        <w:rPr>
-          <w:rFonts w:hint="eastAsia"/>
-        </w:rPr>
-        <w:t>、反作用轮、磁力矩器、IMU和磁强计，形成紧凑的飞行验证包装，具有包括火星任务在内的广泛传承。</w:t>
+        <w:t>Blue Canyon Technologies XACT-50</w:t>
+      </w:r>
+      <w:r>
+        <w:rPr>
+          <w:rFonts w:hint="eastAsia"/>
+        </w:rPr>
+        <w:t>集成解决方案，在所有三轴提供±0.002°RMS指向精度。该系统集成星敏感器、反作用轮、磁力矩器、IMU和磁强计，形成紧凑的飞行验证包装，具有包括火星任务在内的广泛传承。</w:t>
       </w:r>
     </w:p>
     <w:tbl>
@@ -5873,50 +4637,44 @@
             <w:pPr>
               <w:pStyle w:val="Compact"/>
             </w:pPr>
-            <w:proofErr w:type="spellStart"/>
             <w:r>
               <w:rPr>
                 <w:rFonts w:hint="eastAsia"/>
               </w:rPr>
               <w:t>组件</w:t>
             </w:r>
-            <w:proofErr w:type="spellEnd"/>
-          </w:p>
-        </w:tc>
-        <w:tc>
-          <w:tcPr>
-            <w:tcW w:w="0" w:type="auto"/>
-          </w:tcPr>
-          <w:p>
-            <w:pPr>
-              <w:pStyle w:val="Compact"/>
-            </w:pPr>
-            <w:proofErr w:type="spellStart"/>
+          </w:p>
+        </w:tc>
+        <w:tc>
+          <w:tcPr>
+            <w:tcW w:w="0" w:type="auto"/>
+          </w:tcPr>
+          <w:p>
+            <w:pPr>
+              <w:pStyle w:val="Compact"/>
+            </w:pPr>
             <w:r>
               <w:rPr>
                 <w:rFonts w:hint="eastAsia"/>
               </w:rPr>
               <w:t>型号</w:t>
             </w:r>
-            <w:proofErr w:type="spellEnd"/>
-          </w:p>
-        </w:tc>
-        <w:tc>
-          <w:tcPr>
-            <w:tcW w:w="0" w:type="auto"/>
-          </w:tcPr>
-          <w:p>
-            <w:pPr>
-              <w:pStyle w:val="Compact"/>
-            </w:pPr>
-            <w:proofErr w:type="spellStart"/>
+          </w:p>
+        </w:tc>
+        <w:tc>
+          <w:tcPr>
+            <w:tcW w:w="0" w:type="auto"/>
+          </w:tcPr>
+          <w:p>
+            <w:pPr>
+              <w:pStyle w:val="Compact"/>
+            </w:pPr>
             <w:r>
               <w:rPr>
                 <w:rFonts w:hint="eastAsia"/>
               </w:rPr>
               <w:t>质量</w:t>
             </w:r>
-            <w:proofErr w:type="spellEnd"/>
             <w:r>
               <w:rPr>
                 <w:rFonts w:hint="eastAsia"/>
@@ -5933,14 +4691,12 @@
             <w:pPr>
               <w:pStyle w:val="Compact"/>
             </w:pPr>
-            <w:proofErr w:type="spellStart"/>
             <w:r>
               <w:rPr>
                 <w:rFonts w:hint="eastAsia"/>
               </w:rPr>
               <w:t>功耗</w:t>
             </w:r>
-            <w:proofErr w:type="spellEnd"/>
             <w:r>
               <w:rPr>
                 <w:rFonts w:hint="eastAsia"/>
@@ -5957,14 +4713,12 @@
             <w:pPr>
               <w:pStyle w:val="Compact"/>
             </w:pPr>
-            <w:proofErr w:type="spellStart"/>
             <w:r>
               <w:rPr>
                 <w:rFonts w:hint="eastAsia"/>
               </w:rPr>
               <w:t>性能</w:t>
             </w:r>
-            <w:proofErr w:type="spellEnd"/>
           </w:p>
         </w:tc>
       </w:tr>
@@ -5977,7 +4731,6 @@
             <w:pPr>
               <w:pStyle w:val="Compact"/>
             </w:pPr>
-            <w:proofErr w:type="spellStart"/>
             <w:r>
               <w:rPr>
                 <w:rFonts w:hint="eastAsia"/>
@@ -5990,7 +4743,6 @@
               </w:rPr>
               <w:t>ADCS</w:t>
             </w:r>
-            <w:proofErr w:type="spellEnd"/>
           </w:p>
         </w:tc>
         <w:tc>
@@ -6049,14 +4801,12 @@
               </w:rPr>
               <w:t>(</w:t>
             </w:r>
-            <w:proofErr w:type="spellStart"/>
             <w:r>
               <w:rPr>
                 <w:rFonts w:hint="eastAsia"/>
               </w:rPr>
               <w:t>三轴</w:t>
             </w:r>
-            <w:proofErr w:type="spellEnd"/>
             <w:r>
               <w:rPr>
                 <w:rFonts w:hint="eastAsia"/>
@@ -6075,25 +4825,22 @@
             <w:pPr>
               <w:pStyle w:val="Compact"/>
             </w:pPr>
-            <w:proofErr w:type="spellStart"/>
             <w:r>
               <w:rPr>
                 <w:rFonts w:hint="eastAsia"/>
               </w:rPr>
               <w:t>星敏感器</w:t>
             </w:r>
-            <w:proofErr w:type="spellEnd"/>
-          </w:p>
-        </w:tc>
-        <w:tc>
-          <w:tcPr>
-            <w:tcW w:w="0" w:type="auto"/>
-          </w:tcPr>
-          <w:p>
-            <w:pPr>
-              <w:pStyle w:val="Compact"/>
-            </w:pPr>
-            <w:proofErr w:type="spellStart"/>
+          </w:p>
+        </w:tc>
+        <w:tc>
+          <w:tcPr>
+            <w:tcW w:w="0" w:type="auto"/>
+          </w:tcPr>
+          <w:p>
+            <w:pPr>
+              <w:pStyle w:val="Compact"/>
+            </w:pPr>
             <w:r>
               <w:rPr>
                 <w:rFonts w:hint="eastAsia"/>
@@ -6106,7 +4853,6 @@
               </w:rPr>
               <w:t>NST</w:t>
             </w:r>
-            <w:proofErr w:type="spellEnd"/>
             <w:r>
               <w:t xml:space="preserve"> </w:t>
             </w:r>
@@ -6116,14 +4862,12 @@
               </w:rPr>
               <w:t>(</w:t>
             </w:r>
-            <w:proofErr w:type="spellStart"/>
             <w:r>
               <w:rPr>
                 <w:rFonts w:hint="eastAsia"/>
               </w:rPr>
               <w:t>包含</w:t>
             </w:r>
-            <w:proofErr w:type="spellEnd"/>
             <w:r>
               <w:rPr>
                 <w:rFonts w:hint="eastAsia"/>
@@ -6190,34 +4934,24 @@
             <w:pPr>
               <w:pStyle w:val="Compact"/>
             </w:pPr>
-            <w:proofErr w:type="spellStart"/>
             <w:r>
               <w:rPr>
                 <w:rFonts w:hint="eastAsia"/>
               </w:rPr>
               <w:t>反作用轮</w:t>
             </w:r>
-            <w:proofErr w:type="spellEnd"/>
-          </w:p>
-        </w:tc>
-        <w:tc>
-          <w:tcPr>
-            <w:tcW w:w="0" w:type="auto"/>
-          </w:tcPr>
-          <w:p>
-            <w:pPr>
-              <w:pStyle w:val="Compact"/>
-            </w:pPr>
-            <w:r>
-              <w:t xml:space="preserve">50 </w:t>
-            </w:r>
-            <w:proofErr w:type="spellStart"/>
-            <w:r>
-              <w:t>mNms</w:t>
-            </w:r>
-            <w:proofErr w:type="spellEnd"/>
-            <w:r>
-              <w:t xml:space="preserve"> </w:t>
+          </w:p>
+        </w:tc>
+        <w:tc>
+          <w:tcPr>
+            <w:tcW w:w="0" w:type="auto"/>
+          </w:tcPr>
+          <w:p>
+            <w:pPr>
+              <w:pStyle w:val="Compact"/>
+            </w:pPr>
+            <w:r>
+              <w:t xml:space="preserve">50 mNms </w:t>
             </w:r>
             <w:r>
               <w:rPr>
@@ -6225,14 +4959,12 @@
               </w:rPr>
               <w:t>(</w:t>
             </w:r>
-            <w:proofErr w:type="spellStart"/>
             <w:r>
               <w:rPr>
                 <w:rFonts w:hint="eastAsia"/>
               </w:rPr>
               <w:t>包含</w:t>
             </w:r>
-            <w:proofErr w:type="spellEnd"/>
             <w:r>
               <w:rPr>
                 <w:rFonts w:hint="eastAsia"/>
@@ -6275,14 +5007,12 @@
             <w:pPr>
               <w:pStyle w:val="Compact"/>
             </w:pPr>
-            <w:proofErr w:type="spellStart"/>
             <w:r>
               <w:rPr>
                 <w:rFonts w:hint="eastAsia"/>
               </w:rPr>
               <w:t>超低抖动设计</w:t>
             </w:r>
-            <w:proofErr w:type="spellEnd"/>
           </w:p>
         </w:tc>
       </w:tr>
@@ -6295,32 +5025,28 @@
             <w:pPr>
               <w:pStyle w:val="Compact"/>
             </w:pPr>
-            <w:proofErr w:type="spellStart"/>
             <w:r>
               <w:rPr>
                 <w:rFonts w:hint="eastAsia"/>
               </w:rPr>
               <w:t>磁力矩器</w:t>
             </w:r>
-            <w:proofErr w:type="spellEnd"/>
-          </w:p>
-        </w:tc>
-        <w:tc>
-          <w:tcPr>
-            <w:tcW w:w="0" w:type="auto"/>
-          </w:tcPr>
-          <w:p>
-            <w:pPr>
-              <w:pStyle w:val="Compact"/>
-            </w:pPr>
-            <w:proofErr w:type="spellStart"/>
+          </w:p>
+        </w:tc>
+        <w:tc>
+          <w:tcPr>
+            <w:tcW w:w="0" w:type="auto"/>
+          </w:tcPr>
+          <w:p>
+            <w:pPr>
+              <w:pStyle w:val="Compact"/>
+            </w:pPr>
             <w:r>
               <w:rPr>
                 <w:rFonts w:hint="eastAsia"/>
               </w:rPr>
               <w:t>三轴杆</w:t>
             </w:r>
-            <w:proofErr w:type="spellEnd"/>
             <w:r>
               <w:t xml:space="preserve"> </w:t>
             </w:r>
@@ -6330,14 +5056,12 @@
               </w:rPr>
               <w:t>(</w:t>
             </w:r>
-            <w:proofErr w:type="spellStart"/>
             <w:r>
               <w:rPr>
                 <w:rFonts w:hint="eastAsia"/>
               </w:rPr>
               <w:t>包含</w:t>
             </w:r>
-            <w:proofErr w:type="spellEnd"/>
             <w:r>
               <w:rPr>
                 <w:rFonts w:hint="eastAsia"/>
@@ -6407,33 +5131,28 @@
             <w:pPr>
               <w:pStyle w:val="Compact"/>
             </w:pPr>
-            <w:proofErr w:type="spellStart"/>
-            <w:r>
-              <w:rPr>
-                <w:rFonts w:hint="eastAsia"/>
-              </w:rPr>
-              <w:lastRenderedPageBreak/>
+            <w:r>
+              <w:rPr>
+                <w:rFonts w:hint="eastAsia"/>
+              </w:rPr>
               <w:t>控制电子器件</w:t>
             </w:r>
-            <w:proofErr w:type="spellEnd"/>
-          </w:p>
-        </w:tc>
-        <w:tc>
-          <w:tcPr>
-            <w:tcW w:w="0" w:type="auto"/>
-          </w:tcPr>
-          <w:p>
-            <w:pPr>
-              <w:pStyle w:val="Compact"/>
-            </w:pPr>
-            <w:proofErr w:type="spellStart"/>
+          </w:p>
+        </w:tc>
+        <w:tc>
+          <w:tcPr>
+            <w:tcW w:w="0" w:type="auto"/>
+          </w:tcPr>
+          <w:p>
+            <w:pPr>
+              <w:pStyle w:val="Compact"/>
+            </w:pPr>
             <w:r>
               <w:rPr>
                 <w:rFonts w:hint="eastAsia"/>
               </w:rPr>
               <w:t>飞行计算机</w:t>
             </w:r>
-            <w:proofErr w:type="spellEnd"/>
             <w:r>
               <w:t xml:space="preserve"> </w:t>
             </w:r>
@@ -6443,14 +5162,12 @@
               </w:rPr>
               <w:t>(</w:t>
             </w:r>
-            <w:proofErr w:type="spellStart"/>
             <w:r>
               <w:rPr>
                 <w:rFonts w:hint="eastAsia"/>
               </w:rPr>
               <w:t>包含</w:t>
             </w:r>
-            <w:proofErr w:type="spellEnd"/>
             <w:r>
               <w:rPr>
                 <w:rFonts w:hint="eastAsia"/>
@@ -6496,7 +5213,6 @@
             <w:r>
               <w:t xml:space="preserve">5 </w:t>
             </w:r>
-            <w:proofErr w:type="spellStart"/>
             <w:r>
               <w:rPr>
                 <w:rFonts w:hint="eastAsia"/>
@@ -6509,7 +5225,6 @@
               </w:rPr>
               <w:t>姿态解算</w:t>
             </w:r>
-            <w:proofErr w:type="spellEnd"/>
           </w:p>
         </w:tc>
       </w:tr>
@@ -6545,9 +5260,44 @@
           <w:bCs/>
           <w:lang w:eastAsia="zh-CN"/>
         </w:rPr>
-        <w:t>辐射耐受</w:t>
-      </w:r>
-      <w:proofErr w:type="gramStart"/>
+        <w:t>辐射耐受性</w:t>
+      </w:r>
+      <w:r>
+        <w:rPr>
+          <w:rFonts w:hint="eastAsia"/>
+          <w:lang w:eastAsia="zh-CN"/>
+        </w:rPr>
+        <w:t>超过45</w:t>
+      </w:r>
+      <w:r>
+        <w:rPr>
+          <w:lang w:eastAsia="zh-CN"/>
+        </w:rPr>
+        <w:t xml:space="preserve"> </w:t>
+      </w:r>
+      <w:r>
+        <w:rPr>
+          <w:rFonts w:hint="eastAsia"/>
+          <w:lang w:eastAsia="zh-CN"/>
+        </w:rPr>
+        <w:t>kRad总剂量，适用于5年以上低地球轨道任务。</w:t>
+      </w:r>
+    </w:p>
+    <w:p>
+      <w:pPr>
+        <w:pStyle w:val="AI"/>
+        <w:rPr>
+          <w:rFonts w:hint="eastAsia"/>
+          <w:lang w:eastAsia="zh-CN"/>
+        </w:rPr>
+      </w:pPr>
+      <w:r>
+        <w:rPr>
+          <w:rFonts w:hint="eastAsia"/>
+          <w:lang w:eastAsia="zh-CN"/>
+        </w:rPr>
+        <w:t>系统通过预测指向算法和高带宽姿态控制环路提供</w:t>
+      </w:r>
       <w:r>
         <w:rPr>
           <w:rFonts w:hint="eastAsia"/>
@@ -6555,44 +5305,28 @@
           <w:bCs/>
           <w:lang w:eastAsia="zh-CN"/>
         </w:rPr>
-        <w:t>性</w:t>
-      </w:r>
-      <w:r>
-        <w:rPr>
-          <w:rFonts w:hint="eastAsia"/>
-          <w:lang w:eastAsia="zh-CN"/>
-        </w:rPr>
-        <w:t>超过</w:t>
-      </w:r>
-      <w:proofErr w:type="gramEnd"/>
-      <w:r>
-        <w:rPr>
-          <w:rFonts w:hint="eastAsia"/>
-          <w:lang w:eastAsia="zh-CN"/>
-        </w:rPr>
-        <w:t>45</w:t>
-      </w:r>
-      <w:r>
-        <w:rPr>
-          <w:lang w:eastAsia="zh-CN"/>
-        </w:rPr>
-        <w:t xml:space="preserve"> </w:t>
-      </w:r>
-      <w:proofErr w:type="spellStart"/>
-      <w:r>
-        <w:rPr>
-          <w:rFonts w:hint="eastAsia"/>
-          <w:lang w:eastAsia="zh-CN"/>
-        </w:rPr>
-        <w:t>kRad</w:t>
-      </w:r>
-      <w:proofErr w:type="spellEnd"/>
-      <w:r>
-        <w:rPr>
-          <w:rFonts w:hint="eastAsia"/>
-          <w:lang w:eastAsia="zh-CN"/>
-        </w:rPr>
-        <w:t>总剂量，适用于5年以上低地球轨道任务。</w:t>
+        <w:t>像移补偿</w:t>
+      </w:r>
+      <w:r>
+        <w:rPr>
+          <w:rFonts w:hint="eastAsia"/>
+          <w:lang w:eastAsia="zh-CN"/>
+        </w:rPr>
+        <w:t>。磁去饱和在非成像期间使用地球磁场，消除动量管理的推进剂消耗。</w:t>
+      </w:r>
+    </w:p>
+    <w:p>
+      <w:pPr>
+        <w:pStyle w:val="2"/>
+      </w:pPr>
+      <w:r>
+        <w:t>数据处理与存储子系统（</w:t>
+      </w:r>
+      <w:r>
+        <w:t>Data Handling &amp; Onboard Storage Subsystem</w:t>
+      </w:r>
+      <w:r>
+        <w:t>）</w:t>
       </w:r>
     </w:p>
     <w:p>
@@ -6605,90 +5339,16 @@
       </w:pPr>
       <w:r>
         <w:rPr>
-          <w:rFonts w:hint="eastAsia"/>
-          <w:lang w:eastAsia="zh-CN"/>
-        </w:rPr>
-        <w:t>系统通过预测指向算法和高带宽姿态控制环路提供</w:t>
-      </w:r>
-      <w:r>
-        <w:rPr>
-          <w:rFonts w:hint="eastAsia"/>
-          <w:b/>
-          <w:bCs/>
-          <w:lang w:eastAsia="zh-CN"/>
-        </w:rPr>
-        <w:t>像移补偿</w:t>
-      </w:r>
-      <w:r>
-        <w:rPr>
-          <w:rFonts w:hint="eastAsia"/>
-          <w:lang w:eastAsia="zh-CN"/>
-        </w:rPr>
-        <w:t>。</w:t>
-      </w:r>
-      <w:proofErr w:type="gramStart"/>
-      <w:r>
-        <w:rPr>
-          <w:rFonts w:hint="eastAsia"/>
-          <w:lang w:eastAsia="zh-CN"/>
-        </w:rPr>
-        <w:t>磁去饱和</w:t>
-      </w:r>
-      <w:proofErr w:type="gramEnd"/>
-      <w:r>
-        <w:rPr>
-          <w:rFonts w:hint="eastAsia"/>
-          <w:lang w:eastAsia="zh-CN"/>
-        </w:rPr>
-        <w:t>在非成像期间使用地球磁场，消除动量管理的推进剂消耗。</w:t>
-      </w:r>
-    </w:p>
-    <w:p>
-      <w:pPr>
-        <w:pStyle w:val="2"/>
-      </w:pPr>
-      <w:proofErr w:type="spellStart"/>
-      <w:r>
-        <w:t>数据处理与存储子系统（</w:t>
-      </w:r>
-      <w:r>
-        <w:t>Data</w:t>
-      </w:r>
-      <w:proofErr w:type="spellEnd"/>
-      <w:r>
-        <w:t xml:space="preserve"> Handling &amp; Onboard Storage Subsystem</w:t>
-      </w:r>
-      <w:r>
-        <w:t>）</w:t>
-      </w:r>
-    </w:p>
-    <w:p>
-      <w:pPr>
-        <w:pStyle w:val="AI"/>
-        <w:rPr>
-          <w:rFonts w:hint="eastAsia"/>
-          <w:lang w:eastAsia="zh-CN"/>
-        </w:rPr>
-      </w:pPr>
-      <w:r>
-        <w:rPr>
-          <w:lang w:eastAsia="zh-CN"/>
-        </w:rPr>
-        <w:t>数据处理与存储子系统是卫星任务链路的关键环节，其功能是对光学载荷产生的海量原始数据进行实时处理、缓存和有序下传。它相当于卫星的“神经中枢”，不仅要保证数据链路的高速与可靠性，还要在极端的空间环境下运行多年</w:t>
-      </w:r>
-      <w:proofErr w:type="gramStart"/>
-      <w:r>
-        <w:rPr>
-          <w:lang w:eastAsia="zh-CN"/>
-        </w:rPr>
-        <w:t>不</w:t>
-      </w:r>
-      <w:proofErr w:type="gramEnd"/>
-      <w:r>
-        <w:rPr>
-          <w:lang w:eastAsia="zh-CN"/>
-        </w:rPr>
-        <w:t>失效。本子系统的设计核心在于高性能计算能力、冗余存储架构以及抗辐射容错技术，目标是确保从成像到下行的全流程数据管理有序、安全和高效。对于0.5米分辨率的光学遥感卫星，每天产生的数据量可达数TB，因此如何在有限功耗和体积下实现高效的数据处理与存储，是整个子系统的工程挑战。</w:t>
+          <w:lang w:eastAsia="zh-CN"/>
+        </w:rPr>
+        <w:t>数据处理与存储子系统是卫星任务链路的关键环节，其功能是对光学载荷产生的海量原始数据进行实时处理、缓存和有序下传。它相当于卫星的“神经中枢”，不仅要保证数据链路的高速与可靠性，还要在极端的空间环境下运行多年不失效。本子系统的设计核心在于高性能计算能力、冗余存储架构以及抗辐射容错技术，目</w:t>
+      </w:r>
+      <w:r>
+        <w:rPr>
+          <w:lang w:eastAsia="zh-CN"/>
+        </w:rPr>
+        <w:lastRenderedPageBreak/>
+        <w:t>标是确保从成像到下行的全流程数据管理有序、安全和高效。对于0.5米分辨率的光学遥感卫星，每天产生的数据量可达数TB，因此如何在有限功耗和体积下实现高效的数据处理与存储，是整个子系统的工程挑战。</w:t>
       </w:r>
     </w:p>
     <w:p>
@@ -6724,7 +5384,7 @@
                     <pic:cNvPicPr/>
                   </pic:nvPicPr>
                   <pic:blipFill>
-                    <a:blip r:embed="rId11"/>
+                    <a:blip r:embed="rId15"/>
                     <a:stretch>
                       <a:fillRect/>
                     </a:stretch>
@@ -6757,14 +5417,117 @@
         <w:rPr>
           <w:lang w:eastAsia="zh-CN"/>
         </w:rPr>
+        <w:t xml:space="preserve">1. </w:t>
+      </w:r>
+      <w:r>
+        <w:rPr>
+          <w:lang w:eastAsia="zh-CN"/>
+        </w:rPr>
+        <w:t>数据采集与预处理</w:t>
+      </w:r>
+    </w:p>
+    <w:p>
+      <w:pPr>
+        <w:pStyle w:val="4"/>
+        <w:rPr>
+          <w:lang w:eastAsia="zh-CN"/>
+        </w:rPr>
+      </w:pPr>
+      <w:r>
+        <w:rPr>
+          <w:lang w:eastAsia="zh-CN"/>
+        </w:rPr>
+        <w:t xml:space="preserve">1.1 </w:t>
+      </w:r>
+      <w:r>
+        <w:rPr>
+          <w:lang w:eastAsia="zh-CN"/>
+        </w:rPr>
+        <w:t>数据采集链路</w:t>
+      </w:r>
+    </w:p>
+    <w:p>
+      <w:pPr>
+        <w:pStyle w:val="AI"/>
+        <w:rPr>
+          <w:rFonts w:hint="eastAsia"/>
+          <w:lang w:eastAsia="zh-CN"/>
+        </w:rPr>
+      </w:pPr>
+      <w:r>
+        <w:rPr>
+          <w:lang w:eastAsia="zh-CN"/>
+        </w:rPr>
+        <w:t>光学载荷传感器输出的是高速、多通道的数字信号，全色和多光谱相机的数据率通常高达数Gbps。数据处理子系统通过高速LVDS或SpaceWire总线与焦平面电子学（FEE）对接，第一步是接收并同步化各通道数据流，避免由于读出时钟偏差引起的像元错位。为此，系统在硬件层面配备精密时钟同步电路，并与卫星星敏感器时间系统耦合，保证成像数据与姿态测量数据的时间戳严格一致，这对于几何校正和地理定位至关重要。</w:t>
+      </w:r>
+    </w:p>
+    <w:p>
+      <w:pPr>
+        <w:pStyle w:val="4"/>
+        <w:rPr>
+          <w:lang w:eastAsia="zh-CN"/>
+        </w:rPr>
+      </w:pPr>
+      <w:r>
+        <w:rPr>
+          <w:lang w:eastAsia="zh-CN"/>
+        </w:rPr>
+        <w:t xml:space="preserve">1.2 </w:t>
+      </w:r>
+      <w:r>
+        <w:rPr>
+          <w:lang w:eastAsia="zh-CN"/>
+        </w:rPr>
+        <w:t>实时预处理</w:t>
+      </w:r>
+    </w:p>
+    <w:p>
+      <w:pPr>
+        <w:pStyle w:val="AI"/>
+        <w:rPr>
+          <w:rFonts w:hint="eastAsia"/>
+          <w:lang w:eastAsia="zh-CN"/>
+        </w:rPr>
+      </w:pPr>
+      <w:r>
+        <w:rPr>
+          <w:lang w:eastAsia="zh-CN"/>
+        </w:rPr>
+        <w:t>为了减轻后端存储与下行的压力，子系统在硬件层嵌入了FPGA或SoC平台，执行实时预处理任务。预处理包括坏点检测与替代、行列均值滤波、增益与偏置修正、TDI级数匹配等操作。这些处理在传感器数据流入缓存前完成，可显著提升数</w:t>
+      </w:r>
+      <w:r>
+        <w:rPr>
+          <w:lang w:eastAsia="zh-CN"/>
+        </w:rPr>
         <w:lastRenderedPageBreak/>
-        <w:t xml:space="preserve">1. </w:t>
-      </w:r>
-      <w:r>
-        <w:rPr>
-          <w:lang w:eastAsia="zh-CN"/>
-        </w:rPr>
-        <w:t>数据采集与预处理</w:t>
+        <w:t>据质量并减少冗余。与此同时，系统还对数据进行快速压缩前的光谱配准，保证多光谱通道在像素级的对齐，为后续用户应用打下基础。</w:t>
+      </w:r>
+    </w:p>
+    <w:p>
+      <w:pPr>
+        <w:rPr>
+          <w:lang w:eastAsia="zh-CN"/>
+        </w:rPr>
+      </w:pPr>
+    </w:p>
+    <w:p>
+      <w:pPr>
+        <w:pStyle w:val="3"/>
+        <w:rPr>
+          <w:lang w:eastAsia="zh-CN"/>
+        </w:rPr>
+      </w:pPr>
+      <w:r>
+        <w:rPr>
+          <w:lang w:eastAsia="zh-CN"/>
+        </w:rPr>
+        <w:t xml:space="preserve">2. </w:t>
+      </w:r>
+      <w:r>
+        <w:rPr>
+          <w:lang w:eastAsia="zh-CN"/>
+        </w:rPr>
+        <w:t>数据压缩与缓存管理</w:t>
       </w:r>
     </w:p>
     <w:p>
@@ -6778,13 +5541,13 @@
         <w:rPr>
           <w:lang w:eastAsia="zh-CN"/>
         </w:rPr>
-        <w:t xml:space="preserve">1.1 </w:t>
-      </w:r>
-      <w:r>
-        <w:rPr>
-          <w:lang w:eastAsia="zh-CN"/>
-        </w:rPr>
-        <w:t>数据采集链路</w:t>
+        <w:t xml:space="preserve">2.1 </w:t>
+      </w:r>
+      <w:r>
+        <w:rPr>
+          <w:lang w:eastAsia="zh-CN"/>
+        </w:rPr>
+        <w:t>压缩算法实现</w:t>
       </w:r>
     </w:p>
     <w:p>
@@ -6799,55 +5562,18 @@
         <w:rPr>
           <w:lang w:eastAsia="zh-CN"/>
         </w:rPr>
-        <w:t>光学载荷传感器输出的是高速、多通道的数字信号，全色和多光谱相机的数据率通常高达数Gbps。数据处理子系统通过高速LVDS或</w:t>
-      </w:r>
-      <w:proofErr w:type="spellStart"/>
-      <w:r>
-        <w:rPr>
-          <w:lang w:eastAsia="zh-CN"/>
-        </w:rPr>
-        <w:t>SpaceWire</w:t>
-      </w:r>
-      <w:proofErr w:type="spellEnd"/>
-      <w:r>
-        <w:rPr>
-          <w:lang w:eastAsia="zh-CN"/>
-        </w:rPr>
-        <w:t>总线与焦平面电子学（FEE）对接，第一步是接收并同步化各通道数据流，避免由于读出时钟偏差引起的像元错位。为此，系统在硬件层面配备精密时钟同步电路，并与卫星星敏感器时间系统耦合，保证成像数据与姿态测量数据的时间</w:t>
-      </w:r>
-      <w:proofErr w:type="gramStart"/>
-      <w:r>
-        <w:rPr>
-          <w:lang w:eastAsia="zh-CN"/>
-        </w:rPr>
-        <w:t>戳严格</w:t>
-      </w:r>
-      <w:proofErr w:type="gramEnd"/>
-      <w:r>
-        <w:rPr>
-          <w:lang w:eastAsia="zh-CN"/>
-        </w:rPr>
-        <w:t>一致，这对于几何校正和地理定位至关重要。</w:t>
+        <w:t>由于光学遥感卫星的数据率远高于下行链路容量，数据压缩是必不可少的环节。本系统支持无损与有损两种模式。在无损模式下，采用基于预测编码与熵编码（如CCSDS-123标准）的压缩算法，压缩比通常在1.8–2.5之间，适用于科研和高精度测绘需求。在有损模式下，使用基于离散余弦变换（DCT）或小波变换的压缩方案，在保证信噪比与结构相似度指数（SSIM）高于0.95的条件下，实现3–6倍压缩率。压缩算法在FPGA上硬化实现，确保实时性，同时通过配置表切换以支持任务灵活性。</w:t>
       </w:r>
     </w:p>
     <w:p>
       <w:pPr>
         <w:pStyle w:val="4"/>
-        <w:rPr>
-          <w:lang w:eastAsia="zh-CN"/>
-        </w:rPr>
-      </w:pPr>
-      <w:r>
-        <w:rPr>
-          <w:lang w:eastAsia="zh-CN"/>
-        </w:rPr>
-        <w:t xml:space="preserve">1.2 </w:t>
-      </w:r>
-      <w:r>
-        <w:rPr>
-          <w:lang w:eastAsia="zh-CN"/>
-        </w:rPr>
-        <w:t>实时预处理</w:t>
+      </w:pPr>
+      <w:r>
+        <w:t xml:space="preserve">2.2 </w:t>
+      </w:r>
+      <w:r>
+        <w:t>缓存与存储架构</w:t>
       </w:r>
     </w:p>
     <w:p>
@@ -6859,24 +5585,13 @@
         </w:rPr>
       </w:pPr>
       <w:r>
-        <w:rPr>
-          <w:lang w:eastAsia="zh-CN"/>
-        </w:rPr>
-        <w:t>为了减轻后端存储与下行的压力，子系统在硬件层嵌入了FPGA或SoC平台，执行实时预处理任务。预处理包括坏点检测与替代、行列均值滤波、增益与偏置修正、TDI级数匹配等操作。这些处理在传感器数据流入缓存前完成，可显著提升数据质量并减少冗余。与此同时，系统还对数据进行快速压缩前的光谱配准，保证多光谱通道在</w:t>
-      </w:r>
-      <w:proofErr w:type="gramStart"/>
-      <w:r>
-        <w:rPr>
-          <w:lang w:eastAsia="zh-CN"/>
-        </w:rPr>
-        <w:t>像素级</w:t>
-      </w:r>
-      <w:proofErr w:type="gramEnd"/>
-      <w:r>
-        <w:rPr>
-          <w:lang w:eastAsia="zh-CN"/>
-        </w:rPr>
-        <w:t>的对齐，为后续用户应用打下基础。</w:t>
+        <w:t>压缩后的数据进入大容量固态存储单元（SSR, Solid State Recorder）。典型配置为数TB级NAND闪存阵列，采用多控制器并行架构以提高吞吐率。为保障可靠性，SSR设计了ECC（纠错码）、磨损均衡与冗余条带（RAID-like）机制，以抵抗闪存老化和单粒子翻转（SEU）等空间环境效应。</w:t>
+      </w:r>
+      <w:r>
+        <w:rPr>
+          <w:lang w:eastAsia="zh-CN"/>
+        </w:rPr>
+        <w:t>缓存管理策略基于优先级队列，支持多任务数据的动态调度，例如优先下传灾害监测影像而延迟普通监测任务数据。数据在存储中附带完整的时间戳、姿态数据与任务标签，便于地面站接收后快速重建与应用。</w:t>
       </w:r>
     </w:p>
     <w:p>
@@ -6897,13 +5612,13 @@
         <w:rPr>
           <w:lang w:eastAsia="zh-CN"/>
         </w:rPr>
-        <w:t xml:space="preserve">2. </w:t>
-      </w:r>
-      <w:r>
-        <w:rPr>
-          <w:lang w:eastAsia="zh-CN"/>
-        </w:rPr>
-        <w:t>数据压缩与缓存管理</w:t>
+        <w:t xml:space="preserve">3. </w:t>
+      </w:r>
+      <w:r>
+        <w:rPr>
+          <w:lang w:eastAsia="zh-CN"/>
+        </w:rPr>
+        <w:t>在轨数据管理与容错设计</w:t>
       </w:r>
     </w:p>
     <w:p>
@@ -6917,13 +5632,13 @@
         <w:rPr>
           <w:lang w:eastAsia="zh-CN"/>
         </w:rPr>
-        <w:t xml:space="preserve">2.1 </w:t>
-      </w:r>
-      <w:r>
-        <w:rPr>
-          <w:lang w:eastAsia="zh-CN"/>
-        </w:rPr>
-        <w:t>压缩算法实现</w:t>
+        <w:t xml:space="preserve">3.1 </w:t>
+      </w:r>
+      <w:r>
+        <w:rPr>
+          <w:lang w:eastAsia="zh-CN"/>
+        </w:rPr>
+        <w:t>容错计算平台</w:t>
       </w:r>
     </w:p>
     <w:p>
@@ -6938,21 +5653,28 @@
         <w:rPr>
           <w:lang w:eastAsia="zh-CN"/>
         </w:rPr>
-        <w:t>由于光学遥感卫星的数据率远高于下行链路容量，数据压缩是必不可少的环节。本系统支持无损与有损两种模式。在无损模式下，采用基于预测编码与熵编码（如CCSDS-123标准）的压缩算法，压缩比通常在1.8–2.5之间，适用于科研和高精度测绘需求。在有损模式下，使用基于离散余弦变换（DCT）或小波变换的压缩方案，在保证信噪比与结构相似度指数（SSIM）高于0.95的条件下，实现3–6倍压缩率。压缩算法在FPGA上硬化实现，确保实时性，同时通过配置表切换以支持任务灵活性。</w:t>
+        <w:t>在轨数据处理平台必须具备强抗辐射能力与冗余设计。通常采用基于LEON3/LEON4内核的抗辐射处理器，主频在100–200 MHz范围内，同时配备FPGA作为协处理单元以加速数据并行运算。为防止单粒子翻转导致的系统异常，处理器支持三模冗余（TMR）或错误检测与恢复机制，保证关键任务进程不会中断。操作系统一般使用实时多任务RTEMS或VxWorks，支持任务调度与容错管理。</w:t>
       </w:r>
     </w:p>
     <w:p>
       <w:pPr>
         <w:pStyle w:val="4"/>
-      </w:pPr>
-      <w:r>
-        <w:t xml:space="preserve">2.2 </w:t>
-      </w:r>
-      <w:proofErr w:type="spellStart"/>
-      <w:r>
-        <w:t>缓存与存储架构</w:t>
-      </w:r>
-      <w:proofErr w:type="spellEnd"/>
+        <w:rPr>
+          <w:lang w:eastAsia="zh-CN"/>
+        </w:rPr>
+      </w:pPr>
+      <w:r>
+        <w:rPr>
+          <w:lang w:eastAsia="zh-CN"/>
+        </w:rPr>
+        <w:t xml:space="preserve">3.2 </w:t>
+      </w:r>
+      <w:r>
+        <w:rPr>
+          <w:lang w:eastAsia="zh-CN"/>
+        </w:rPr>
+        <w:t>数据完整性监控</w:t>
+      </w:r>
     </w:p>
     <w:p>
       <w:pPr>
@@ -6962,53 +5684,18 @@
           <w:lang w:eastAsia="zh-CN"/>
         </w:rPr>
       </w:pPr>
-      <w:proofErr w:type="spellStart"/>
-      <w:r>
-        <w:t>压缩后的数据进入大容量固态存储单元（SSR</w:t>
-      </w:r>
-      <w:proofErr w:type="spellEnd"/>
-      <w:r>
-        <w:t>, Solid State Recorder）。典型配置为数TB级NAND闪存阵列，采用多控制器并行架构以提高吞吐率。为保障可靠性，SSR设计了ECC（纠错码）、磨损均衡与冗余条带（RAID-like）机制，以抵抗闪存老化和单粒子翻转（SEU）等空间环境效应。</w:t>
-      </w:r>
-      <w:r>
-        <w:rPr>
-          <w:lang w:eastAsia="zh-CN"/>
-        </w:rPr>
-        <w:t>缓存管理策略基于优先级队列，支持多任务数据的动态调度，例如优先下传灾害监测影像而延迟普通监测任务数据。</w:t>
+      <w:r>
+        <w:rPr>
+          <w:lang w:eastAsia="zh-CN"/>
+        </w:rPr>
+        <w:t>为确保数据下传前不被破坏，系统设置了多级校验机制。每个数据包均嵌入CRC校验码，存储单元周期性执行数据刷新与一致性检查，发现异常即触发重读或</w:t>
       </w:r>
       <w:r>
         <w:rPr>
           <w:lang w:eastAsia="zh-CN"/>
         </w:rPr>
         <w:lastRenderedPageBreak/>
-        <w:t>数据在存储中附带完整的时间戳、姿态数据与任务标签，便于地面站接收后快速重建与应用。</w:t>
-      </w:r>
-    </w:p>
-    <w:p>
-      <w:pPr>
-        <w:rPr>
-          <w:lang w:eastAsia="zh-CN"/>
-        </w:rPr>
-      </w:pPr>
-    </w:p>
-    <w:p>
-      <w:pPr>
-        <w:pStyle w:val="3"/>
-        <w:rPr>
-          <w:lang w:eastAsia="zh-CN"/>
-        </w:rPr>
-      </w:pPr>
-      <w:r>
-        <w:rPr>
-          <w:lang w:eastAsia="zh-CN"/>
-        </w:rPr>
-        <w:t xml:space="preserve">3. </w:t>
-      </w:r>
-      <w:r>
-        <w:rPr>
-          <w:lang w:eastAsia="zh-CN"/>
-        </w:rPr>
-        <w:t>在轨数据管理与容错设计</w:t>
+        <w:t>标记损坏。数据链路的各环节（采集、缓存、压缩、存储、下传）均配有监控计数器，实时上报健康状态至卫星管理单元（OBC），一旦发现错误超过阈值，自动触发故障检测与恢复（FDIR），例如切换至冗余模块或重启压缩单元。</w:t>
       </w:r>
     </w:p>
     <w:p>
@@ -7022,13 +5709,13 @@
         <w:rPr>
           <w:lang w:eastAsia="zh-CN"/>
         </w:rPr>
-        <w:t xml:space="preserve">3.1 </w:t>
-      </w:r>
-      <w:r>
-        <w:rPr>
-          <w:lang w:eastAsia="zh-CN"/>
-        </w:rPr>
-        <w:t>容错计算平台</w:t>
+        <w:t xml:space="preserve">3.3 </w:t>
+      </w:r>
+      <w:r>
+        <w:rPr>
+          <w:lang w:eastAsia="zh-CN"/>
+        </w:rPr>
+        <w:t>动态任务调度</w:t>
       </w:r>
     </w:p>
     <w:p>
@@ -7043,133 +5730,7 @@
         <w:rPr>
           <w:lang w:eastAsia="zh-CN"/>
         </w:rPr>
-        <w:t>在轨数据处理平台必须</w:t>
-      </w:r>
-      <w:proofErr w:type="gramStart"/>
-      <w:r>
-        <w:rPr>
-          <w:lang w:eastAsia="zh-CN"/>
-        </w:rPr>
-        <w:t>具备强抗辐射</w:t>
-      </w:r>
-      <w:proofErr w:type="gramEnd"/>
-      <w:r>
-        <w:rPr>
-          <w:lang w:eastAsia="zh-CN"/>
-        </w:rPr>
-        <w:t>能力与冗余设计。通常采用基于LEON3/LEON4内核的抗辐射处理器，主频在100–200 MHz范围内，同时配备FPGA作为协处理单元以加速数据并行运算。为防止单粒子翻转导致的系统异常，处理器支持三模冗余（TMR）或错误检测与恢复机制，保证关键任务进程不会中断。操作系统一般使用实时多任务RTEMS或VxWorks，支持任务调度与容错管理。</w:t>
-      </w:r>
-    </w:p>
-    <w:p>
-      <w:pPr>
-        <w:pStyle w:val="4"/>
-        <w:rPr>
-          <w:lang w:eastAsia="zh-CN"/>
-        </w:rPr>
-      </w:pPr>
-      <w:r>
-        <w:rPr>
-          <w:lang w:eastAsia="zh-CN"/>
-        </w:rPr>
-        <w:t xml:space="preserve">3.2 </w:t>
-      </w:r>
-      <w:r>
-        <w:rPr>
-          <w:lang w:eastAsia="zh-CN"/>
-        </w:rPr>
-        <w:t>数据完整性监控</w:t>
-      </w:r>
-    </w:p>
-    <w:p>
-      <w:pPr>
-        <w:pStyle w:val="AI"/>
-        <w:rPr>
-          <w:rFonts w:hint="eastAsia"/>
-          <w:lang w:eastAsia="zh-CN"/>
-        </w:rPr>
-      </w:pPr>
-      <w:r>
-        <w:rPr>
-          <w:lang w:eastAsia="zh-CN"/>
-        </w:rPr>
-        <w:t>为确保数据</w:t>
-      </w:r>
-      <w:proofErr w:type="gramStart"/>
-      <w:r>
-        <w:rPr>
-          <w:lang w:eastAsia="zh-CN"/>
-        </w:rPr>
-        <w:t>下传前不</w:t>
-      </w:r>
-      <w:proofErr w:type="gramEnd"/>
-      <w:r>
-        <w:rPr>
-          <w:lang w:eastAsia="zh-CN"/>
-        </w:rPr>
-        <w:t>被破坏，系统设置了多级校验机制。每个数据包均嵌入CRC校验码，存储单元周期性执行数据刷新与一致性检查，发现异常即触发重读或标记损坏。数据链路的各环节（采集、缓存、压缩、存储、下传）均配有监控计数器，实时上报健康状态至卫星管理单元（OBC），一旦发现错误超过阈值，自动触发故障检测与恢复（FDIR），例如切换至冗余模块或重启压缩单元。</w:t>
-      </w:r>
-    </w:p>
-    <w:p>
-      <w:pPr>
-        <w:pStyle w:val="4"/>
-        <w:rPr>
-          <w:lang w:eastAsia="zh-CN"/>
-        </w:rPr>
-      </w:pPr>
-      <w:r>
-        <w:rPr>
-          <w:lang w:eastAsia="zh-CN"/>
-        </w:rPr>
-        <w:t xml:space="preserve">3.3 </w:t>
-      </w:r>
-      <w:r>
-        <w:rPr>
-          <w:lang w:eastAsia="zh-CN"/>
-        </w:rPr>
-        <w:t>动态任务调度</w:t>
-      </w:r>
-    </w:p>
-    <w:p>
-      <w:pPr>
-        <w:pStyle w:val="AI"/>
-        <w:rPr>
-          <w:rFonts w:hint="eastAsia"/>
-          <w:lang w:eastAsia="zh-CN"/>
-        </w:rPr>
-      </w:pPr>
-      <w:r>
-        <w:rPr>
-          <w:lang w:eastAsia="zh-CN"/>
-        </w:rPr>
-        <w:t>在</w:t>
-      </w:r>
-      <w:proofErr w:type="gramStart"/>
-      <w:r>
-        <w:rPr>
-          <w:lang w:eastAsia="zh-CN"/>
-        </w:rPr>
-        <w:t>轨任务</w:t>
-      </w:r>
-      <w:proofErr w:type="gramEnd"/>
-      <w:r>
-        <w:rPr>
-          <w:lang w:eastAsia="zh-CN"/>
-        </w:rPr>
-        <w:t>具有多样性与突发性，例如自然灾害发生后需临时增加成像任务。数据处理与存储子系统通过与星上任务规划软件协同，动态调整缓存分配与下传优先级。通过可编程配置表，地面站可以远程更改压缩比、存储路径和数据优先级，保证有限的链路资源在</w:t>
-      </w:r>
-      <w:proofErr w:type="gramStart"/>
-      <w:r>
-        <w:rPr>
-          <w:lang w:eastAsia="zh-CN"/>
-        </w:rPr>
-        <w:t>最</w:t>
-      </w:r>
-      <w:proofErr w:type="gramEnd"/>
-      <w:r>
-        <w:rPr>
-          <w:lang w:eastAsia="zh-CN"/>
-        </w:rPr>
-        <w:t>关键任务中得到最优使用。</w:t>
+        <w:t>在轨任务具有多样性与突发性，例如自然灾害发生后需临时增加成像任务。数据处理与存储子系统通过与星上任务规划软件协同，动态调整缓存分配与下传优先级。通过可编程配置表，地面站可以远程更改压缩比、存储路径和数据优先级，保证有限的链路资源在最关键任务中得到最优使用。</w:t>
       </w:r>
     </w:p>
     <w:p>
@@ -7225,7 +5786,6 @@
         <w:rPr>
           <w:lang w:eastAsia="zh-CN"/>
         </w:rPr>
-        <w:lastRenderedPageBreak/>
         <w:t xml:space="preserve">5. </w:t>
       </w:r>
       <w:r>
@@ -7247,21 +5807,7 @@
         <w:rPr>
           <w:lang w:eastAsia="zh-CN"/>
         </w:rPr>
-        <w:t>数据处理与存储子系统在卫星任务链条中承担承上启下的作用。它不仅要应对光学载荷产生的高速海量数据，还要在空间环境下长期保持高可靠性与容错性。通过高速采集与同步、实时预处理、可切换的压缩算法、大容量固态存储、以及抗辐射的容错计算平台，本子系统能够确保成像数据在</w:t>
-      </w:r>
-      <w:proofErr w:type="gramStart"/>
-      <w:r>
-        <w:rPr>
-          <w:lang w:eastAsia="zh-CN"/>
-        </w:rPr>
-        <w:t>轨安全</w:t>
-      </w:r>
-      <w:proofErr w:type="gramEnd"/>
-      <w:r>
-        <w:rPr>
-          <w:lang w:eastAsia="zh-CN"/>
-        </w:rPr>
-        <w:t>存储并按优先级高效下传。其设计水平直接决定卫星任务的科学与应用价值，是衡量一颗高分辨率遥感卫星工程能力的重要指标。</w:t>
+        <w:t>数据处理与存储子系统在卫星任务链条中承担承上启下的作用。它不仅要应对光学载荷产生的高速海量数据，还要在空间环境下长期保持高可靠性与容错性。通过高速采集与同步、实时预处理、可切换的压缩算法、大容量固态存储、以及抗辐射的容错计算平台，本子系统能够确保成像数据在轨安全存储并按优先级高效下传。其设计水平直接决定卫星任务的科学与应用价值，是衡量一颗高分辨率遥感卫星工程能力的重要指标。</w:t>
       </w:r>
     </w:p>
     <w:p>
@@ -7279,8 +5825,8 @@
           <w:lang w:eastAsia="zh-CN"/>
         </w:rPr>
       </w:pPr>
-      <w:bookmarkStart w:id="9" w:name="指令与数据处理子系统"/>
-      <w:bookmarkEnd w:id="8"/>
+      <w:bookmarkStart w:id="13" w:name="指令与数据处理子系统"/>
+      <w:bookmarkEnd w:id="12"/>
       <w:r>
         <w:rPr>
           <w:rFonts w:hint="eastAsia"/>
@@ -7324,23 +5870,7 @@
           <w:rFonts w:hint="eastAsia"/>
           <w:lang w:eastAsia="zh-CN"/>
         </w:rPr>
-        <w:t>Proton600K飞行计算机为核心，</w:t>
-      </w:r>
-      <w:proofErr w:type="gramStart"/>
-      <w:r>
-        <w:rPr>
-          <w:rFonts w:hint="eastAsia"/>
-          <w:lang w:eastAsia="zh-CN"/>
-        </w:rPr>
-        <w:t>配备八核</w:t>
-      </w:r>
-      <w:proofErr w:type="gramEnd"/>
-      <w:r>
-        <w:rPr>
-          <w:rFonts w:hint="eastAsia"/>
-          <w:lang w:eastAsia="zh-CN"/>
-        </w:rPr>
-        <w:t>ARM处理器和16GB</w:t>
+        <w:t>Proton600K飞行计算机为核心，配备八核ARM处理器和16GB</w:t>
       </w:r>
       <w:r>
         <w:rPr>
@@ -7382,50 +5912,45 @@
             <w:pPr>
               <w:pStyle w:val="Compact"/>
             </w:pPr>
-            <w:proofErr w:type="spellStart"/>
-            <w:r>
-              <w:rPr>
-                <w:rFonts w:hint="eastAsia"/>
-              </w:rPr>
+            <w:r>
+              <w:rPr>
+                <w:rFonts w:hint="eastAsia"/>
+              </w:rPr>
+              <w:lastRenderedPageBreak/>
               <w:t>组件</w:t>
             </w:r>
-            <w:proofErr w:type="spellEnd"/>
-          </w:p>
-        </w:tc>
-        <w:tc>
-          <w:tcPr>
-            <w:tcW w:w="0" w:type="auto"/>
-          </w:tcPr>
-          <w:p>
-            <w:pPr>
-              <w:pStyle w:val="Compact"/>
-            </w:pPr>
-            <w:proofErr w:type="spellStart"/>
+          </w:p>
+        </w:tc>
+        <w:tc>
+          <w:tcPr>
+            <w:tcW w:w="0" w:type="auto"/>
+          </w:tcPr>
+          <w:p>
+            <w:pPr>
+              <w:pStyle w:val="Compact"/>
+            </w:pPr>
             <w:r>
               <w:rPr>
                 <w:rFonts w:hint="eastAsia"/>
               </w:rPr>
               <w:t>型号</w:t>
             </w:r>
-            <w:proofErr w:type="spellEnd"/>
-          </w:p>
-        </w:tc>
-        <w:tc>
-          <w:tcPr>
-            <w:tcW w:w="0" w:type="auto"/>
-          </w:tcPr>
-          <w:p>
-            <w:pPr>
-              <w:pStyle w:val="Compact"/>
-            </w:pPr>
-            <w:proofErr w:type="spellStart"/>
+          </w:p>
+        </w:tc>
+        <w:tc>
+          <w:tcPr>
+            <w:tcW w:w="0" w:type="auto"/>
+          </w:tcPr>
+          <w:p>
+            <w:pPr>
+              <w:pStyle w:val="Compact"/>
+            </w:pPr>
             <w:r>
               <w:rPr>
                 <w:rFonts w:hint="eastAsia"/>
               </w:rPr>
               <w:t>质量</w:t>
             </w:r>
-            <w:proofErr w:type="spellEnd"/>
             <w:r>
               <w:rPr>
                 <w:rFonts w:hint="eastAsia"/>
@@ -7442,14 +5967,12 @@
             <w:pPr>
               <w:pStyle w:val="Compact"/>
             </w:pPr>
-            <w:proofErr w:type="spellStart"/>
             <w:r>
               <w:rPr>
                 <w:rFonts w:hint="eastAsia"/>
               </w:rPr>
               <w:t>功耗</w:t>
             </w:r>
-            <w:proofErr w:type="spellEnd"/>
             <w:r>
               <w:rPr>
                 <w:rFonts w:hint="eastAsia"/>
@@ -7466,14 +5989,12 @@
             <w:pPr>
               <w:pStyle w:val="Compact"/>
             </w:pPr>
-            <w:proofErr w:type="spellStart"/>
             <w:r>
               <w:rPr>
                 <w:rFonts w:hint="eastAsia"/>
               </w:rPr>
               <w:t>规格</w:t>
             </w:r>
-            <w:proofErr w:type="spellEnd"/>
           </w:p>
         </w:tc>
       </w:tr>
@@ -7486,14 +6007,12 @@
             <w:pPr>
               <w:pStyle w:val="Compact"/>
             </w:pPr>
-            <w:proofErr w:type="spellStart"/>
             <w:r>
               <w:rPr>
                 <w:rFonts w:hint="eastAsia"/>
               </w:rPr>
               <w:t>飞行计算机</w:t>
             </w:r>
-            <w:proofErr w:type="spellEnd"/>
           </w:p>
         </w:tc>
         <w:tc>
@@ -7543,7 +6062,6 @@
             <w:pPr>
               <w:pStyle w:val="Compact"/>
             </w:pPr>
-            <w:proofErr w:type="spellStart"/>
             <w:r>
               <w:rPr>
                 <w:rFonts w:hint="eastAsia"/>
@@ -7554,14 +6072,7 @@
               <w:rPr>
                 <w:rFonts w:hint="eastAsia"/>
               </w:rPr>
-              <w:t>ARM</w:t>
-            </w:r>
-            <w:proofErr w:type="spellEnd"/>
-            <w:r>
-              <w:rPr>
-                <w:rFonts w:hint="eastAsia"/>
-              </w:rPr>
-              <w:t>,</w:t>
+              <w:t>ARM,</w:t>
             </w:r>
             <w:r>
               <w:t xml:space="preserve"> 16GB RAM</w:t>
@@ -7578,14 +6089,12 @@
             <w:pPr>
               <w:pStyle w:val="Compact"/>
             </w:pPr>
-            <w:proofErr w:type="spellStart"/>
             <w:r>
               <w:rPr>
                 <w:rFonts w:hint="eastAsia"/>
               </w:rPr>
               <w:t>大容量存储</w:t>
             </w:r>
-            <w:proofErr w:type="spellEnd"/>
           </w:p>
         </w:tc>
         <w:tc>
@@ -7599,7 +6108,6 @@
             <w:r>
               <w:t xml:space="preserve">2TB </w:t>
             </w:r>
-            <w:proofErr w:type="spellStart"/>
             <w:r>
               <w:rPr>
                 <w:rFonts w:hint="eastAsia"/>
@@ -7612,7 +6120,6 @@
               </w:rPr>
               <w:t>阵列</w:t>
             </w:r>
-            <w:proofErr w:type="spellEnd"/>
           </w:p>
         </w:tc>
         <w:tc>
@@ -7649,14 +6156,12 @@
             <w:pPr>
               <w:pStyle w:val="Compact"/>
             </w:pPr>
-            <w:proofErr w:type="spellStart"/>
             <w:r>
               <w:rPr>
                 <w:rFonts w:hint="eastAsia"/>
               </w:rPr>
               <w:t>冗余存储系统</w:t>
             </w:r>
-            <w:proofErr w:type="spellEnd"/>
           </w:p>
         </w:tc>
       </w:tr>
@@ -7669,14 +6174,12 @@
             <w:pPr>
               <w:pStyle w:val="Compact"/>
             </w:pPr>
-            <w:proofErr w:type="spellStart"/>
             <w:r>
               <w:rPr>
                 <w:rFonts w:hint="eastAsia"/>
               </w:rPr>
               <w:t>备份控制器</w:t>
             </w:r>
-            <w:proofErr w:type="spellEnd"/>
           </w:p>
         </w:tc>
         <w:tc>
@@ -7726,14 +6229,12 @@
             <w:pPr>
               <w:pStyle w:val="Compact"/>
             </w:pPr>
-            <w:proofErr w:type="spellStart"/>
             <w:r>
               <w:rPr>
                 <w:rFonts w:hint="eastAsia"/>
               </w:rPr>
               <w:t>常在管家功能</w:t>
             </w:r>
-            <w:proofErr w:type="spellEnd"/>
           </w:p>
         </w:tc>
       </w:tr>
@@ -7746,44 +6247,27 @@
             <w:pPr>
               <w:pStyle w:val="Compact"/>
             </w:pPr>
-            <w:proofErr w:type="spellStart"/>
             <w:r>
               <w:rPr>
                 <w:rFonts w:hint="eastAsia"/>
               </w:rPr>
               <w:t>数据总线接口</w:t>
             </w:r>
-            <w:proofErr w:type="spellEnd"/>
-          </w:p>
-        </w:tc>
-        <w:tc>
-          <w:tcPr>
-            <w:tcW w:w="0" w:type="auto"/>
-          </w:tcPr>
-          <w:p>
-            <w:pPr>
-              <w:pStyle w:val="Compact"/>
-            </w:pPr>
-            <w:proofErr w:type="spellStart"/>
-            <w:r>
-              <w:rPr>
-                <w:rFonts w:hint="eastAsia"/>
-              </w:rPr>
-              <w:t>SpaceWire</w:t>
-            </w:r>
-            <w:proofErr w:type="spellEnd"/>
-            <w:r>
-              <w:rPr>
-                <w:rFonts w:hint="eastAsia"/>
-              </w:rPr>
-              <w:t>/</w:t>
-            </w:r>
-            <w:proofErr w:type="spellStart"/>
-            <w:r>
-              <w:rPr>
-                <w:rFonts w:hint="eastAsia"/>
-              </w:rPr>
-              <w:t>CAN</w:t>
+          </w:p>
+        </w:tc>
+        <w:tc>
+          <w:tcPr>
+            <w:tcW w:w="0" w:type="auto"/>
+          </w:tcPr>
+          <w:p>
+            <w:pPr>
+              <w:pStyle w:val="Compact"/>
+            </w:pPr>
+            <w:r>
+              <w:rPr>
+                <w:rFonts w:hint="eastAsia"/>
+              </w:rPr>
+              <w:t>SpaceWire/CAN</w:t>
             </w:r>
             <w:r>
               <w:rPr>
@@ -7791,7 +6275,6 @@
               </w:rPr>
               <w:t>集线器</w:t>
             </w:r>
-            <w:proofErr w:type="spellEnd"/>
           </w:p>
         </w:tc>
         <w:tc>
@@ -7828,14 +6311,12 @@
             <w:pPr>
               <w:pStyle w:val="Compact"/>
             </w:pPr>
-            <w:proofErr w:type="spellStart"/>
             <w:r>
               <w:rPr>
                 <w:rFonts w:hint="eastAsia"/>
               </w:rPr>
               <w:t>多协议支持</w:t>
             </w:r>
-            <w:proofErr w:type="spellEnd"/>
           </w:p>
         </w:tc>
       </w:tr>
@@ -7848,7 +6329,6 @@
             <w:pPr>
               <w:pStyle w:val="Compact"/>
             </w:pPr>
-            <w:proofErr w:type="spellStart"/>
             <w:r>
               <w:rPr>
                 <w:rFonts w:hint="eastAsia"/>
@@ -7865,7 +6345,6 @@
               </w:rPr>
               <w:t>系统总计</w:t>
             </w:r>
-            <w:proofErr w:type="spellEnd"/>
           </w:p>
         </w:tc>
         <w:tc>
@@ -7972,23 +6451,7 @@
           <w:rFonts w:hint="eastAsia"/>
           <w:lang w:eastAsia="zh-CN"/>
         </w:rPr>
-        <w:t>GB的</w:t>
-      </w:r>
-      <w:proofErr w:type="gramStart"/>
-      <w:r>
-        <w:rPr>
-          <w:rFonts w:hint="eastAsia"/>
-          <w:lang w:eastAsia="zh-CN"/>
-        </w:rPr>
-        <w:t>日数据</w:t>
-      </w:r>
-      <w:proofErr w:type="gramEnd"/>
-      <w:r>
-        <w:rPr>
-          <w:rFonts w:hint="eastAsia"/>
-          <w:lang w:eastAsia="zh-CN"/>
-        </w:rPr>
-        <w:t>量，基于地面站接触预测进行自动优先级排序和下行链路调度。</w:t>
+        <w:t>GB的日数据量，基于地面站接触预测进行自动优先级排序和下行链路调度。</w:t>
       </w:r>
     </w:p>
     <w:p>
@@ -8013,23 +6476,7 @@
           <w:rFonts w:hint="eastAsia"/>
           <w:lang w:eastAsia="zh-CN"/>
         </w:rPr>
-        <w:t>包括看门狗定时器、自动系统恢复和关键</w:t>
-      </w:r>
-      <w:proofErr w:type="gramStart"/>
-      <w:r>
-        <w:rPr>
-          <w:rFonts w:hint="eastAsia"/>
-          <w:lang w:eastAsia="zh-CN"/>
-        </w:rPr>
-        <w:t>功能双</w:t>
-      </w:r>
-      <w:proofErr w:type="gramEnd"/>
-      <w:r>
-        <w:rPr>
-          <w:rFonts w:hint="eastAsia"/>
-          <w:lang w:eastAsia="zh-CN"/>
-        </w:rPr>
-        <w:t>冗余。备份控制器在主系统异常期间维持基本航天器功能，确保任务连续性和安全恢复程序。</w:t>
+        <w:t>包括看门狗定时器、自动系统恢复和关键功能双冗余。备份控制器在主系统异常期间维持基本航天器功能，确保任务连续性和安全恢复程序。</w:t>
       </w:r>
     </w:p>
     <w:p>
@@ -8039,8 +6486,8 @@
           <w:lang w:eastAsia="zh-CN"/>
         </w:rPr>
       </w:pPr>
-      <w:bookmarkStart w:id="10" w:name="通信子系统"/>
-      <w:bookmarkEnd w:id="9"/>
+      <w:bookmarkStart w:id="14" w:name="通信子系统"/>
+      <w:bookmarkEnd w:id="13"/>
       <w:r>
         <w:rPr>
           <w:rFonts w:hint="eastAsia"/>
@@ -8134,50 +6581,44 @@
             <w:pPr>
               <w:pStyle w:val="Compact"/>
             </w:pPr>
-            <w:proofErr w:type="spellStart"/>
             <w:r>
               <w:rPr>
                 <w:rFonts w:hint="eastAsia"/>
               </w:rPr>
               <w:t>组件</w:t>
             </w:r>
-            <w:proofErr w:type="spellEnd"/>
-          </w:p>
-        </w:tc>
-        <w:tc>
-          <w:tcPr>
-            <w:tcW w:w="0" w:type="auto"/>
-          </w:tcPr>
-          <w:p>
-            <w:pPr>
-              <w:pStyle w:val="Compact"/>
-            </w:pPr>
-            <w:proofErr w:type="spellStart"/>
+          </w:p>
+        </w:tc>
+        <w:tc>
+          <w:tcPr>
+            <w:tcW w:w="0" w:type="auto"/>
+          </w:tcPr>
+          <w:p>
+            <w:pPr>
+              <w:pStyle w:val="Compact"/>
+            </w:pPr>
             <w:r>
               <w:rPr>
                 <w:rFonts w:hint="eastAsia"/>
               </w:rPr>
               <w:t>型号</w:t>
             </w:r>
-            <w:proofErr w:type="spellEnd"/>
-          </w:p>
-        </w:tc>
-        <w:tc>
-          <w:tcPr>
-            <w:tcW w:w="0" w:type="auto"/>
-          </w:tcPr>
-          <w:p>
-            <w:pPr>
-              <w:pStyle w:val="Compact"/>
-            </w:pPr>
-            <w:proofErr w:type="spellStart"/>
+          </w:p>
+        </w:tc>
+        <w:tc>
+          <w:tcPr>
+            <w:tcW w:w="0" w:type="auto"/>
+          </w:tcPr>
+          <w:p>
+            <w:pPr>
+              <w:pStyle w:val="Compact"/>
+            </w:pPr>
             <w:r>
               <w:rPr>
                 <w:rFonts w:hint="eastAsia"/>
               </w:rPr>
               <w:t>质量</w:t>
             </w:r>
-            <w:proofErr w:type="spellEnd"/>
             <w:r>
               <w:rPr>
                 <w:rFonts w:hint="eastAsia"/>
@@ -8194,14 +6635,12 @@
             <w:pPr>
               <w:pStyle w:val="Compact"/>
             </w:pPr>
-            <w:proofErr w:type="spellStart"/>
             <w:r>
               <w:rPr>
                 <w:rFonts w:hint="eastAsia"/>
               </w:rPr>
               <w:t>功耗</w:t>
             </w:r>
-            <w:proofErr w:type="spellEnd"/>
             <w:r>
               <w:rPr>
                 <w:rFonts w:hint="eastAsia"/>
@@ -8218,14 +6657,12 @@
             <w:pPr>
               <w:pStyle w:val="Compact"/>
             </w:pPr>
-            <w:proofErr w:type="spellStart"/>
             <w:r>
               <w:rPr>
                 <w:rFonts w:hint="eastAsia"/>
               </w:rPr>
               <w:t>数据速率</w:t>
             </w:r>
-            <w:proofErr w:type="spellEnd"/>
           </w:p>
         </w:tc>
       </w:tr>
@@ -8238,12 +6675,10 @@
             <w:pPr>
               <w:pStyle w:val="Compact"/>
             </w:pPr>
-            <w:proofErr w:type="spellStart"/>
-            <w:r>
-              <w:rPr>
-                <w:rFonts w:hint="eastAsia"/>
-              </w:rPr>
-              <w:lastRenderedPageBreak/>
+            <w:r>
+              <w:rPr>
+                <w:rFonts w:hint="eastAsia"/>
+              </w:rPr>
               <w:t>X</w:t>
             </w:r>
             <w:r>
@@ -8252,32 +6687,18 @@
               </w:rPr>
               <w:t>频段收发器</w:t>
             </w:r>
-            <w:proofErr w:type="spellEnd"/>
-          </w:p>
-        </w:tc>
-        <w:tc>
-          <w:tcPr>
-            <w:tcW w:w="0" w:type="auto"/>
-          </w:tcPr>
-          <w:p>
-            <w:pPr>
-              <w:pStyle w:val="Compact"/>
-            </w:pPr>
-            <w:proofErr w:type="spellStart"/>
-            <w:r>
-              <w:t>GomSpace</w:t>
-            </w:r>
-            <w:proofErr w:type="spellEnd"/>
-            <w:r>
-              <w:t xml:space="preserve"> </w:t>
-            </w:r>
-            <w:proofErr w:type="spellStart"/>
-            <w:r>
-              <w:t>NanoCom</w:t>
-            </w:r>
-            <w:proofErr w:type="spellEnd"/>
-            <w:r>
-              <w:t xml:space="preserve"> Link SX</w:t>
+          </w:p>
+        </w:tc>
+        <w:tc>
+          <w:tcPr>
+            <w:tcW w:w="0" w:type="auto"/>
+          </w:tcPr>
+          <w:p>
+            <w:pPr>
+              <w:pStyle w:val="Compact"/>
+            </w:pPr>
+            <w:r>
+              <w:t>GomSpace NanoCom Link SX</w:t>
             </w:r>
           </w:p>
         </w:tc>
@@ -8318,7 +6739,6 @@
             <w:r>
               <w:t xml:space="preserve">225 </w:t>
             </w:r>
-            <w:proofErr w:type="spellStart"/>
             <w:r>
               <w:rPr>
                 <w:rFonts w:hint="eastAsia"/>
@@ -8331,7 +6751,6 @@
               </w:rPr>
               <w:t>下行</w:t>
             </w:r>
-            <w:proofErr w:type="spellEnd"/>
           </w:p>
         </w:tc>
       </w:tr>
@@ -8344,7 +6763,6 @@
             <w:pPr>
               <w:pStyle w:val="Compact"/>
             </w:pPr>
-            <w:proofErr w:type="spellStart"/>
             <w:r>
               <w:rPr>
                 <w:rFonts w:hint="eastAsia"/>
@@ -8357,7 +6775,6 @@
               </w:rPr>
               <w:t>频段收发器</w:t>
             </w:r>
-            <w:proofErr w:type="spellEnd"/>
           </w:p>
         </w:tc>
         <w:tc>
@@ -8410,7 +6827,6 @@
             <w:r>
               <w:t xml:space="preserve">5 </w:t>
             </w:r>
-            <w:proofErr w:type="spellStart"/>
             <w:r>
               <w:rPr>
                 <w:rFonts w:hint="eastAsia"/>
@@ -8423,7 +6839,6 @@
               </w:rPr>
               <w:t>备份</w:t>
             </w:r>
-            <w:proofErr w:type="spellEnd"/>
           </w:p>
         </w:tc>
       </w:tr>
@@ -8436,7 +6851,6 @@
             <w:pPr>
               <w:pStyle w:val="Compact"/>
             </w:pPr>
-            <w:proofErr w:type="spellStart"/>
             <w:r>
               <w:rPr>
                 <w:rFonts w:hint="eastAsia"/>
@@ -8449,25 +6863,22 @@
               </w:rPr>
               <w:t>频段天线</w:t>
             </w:r>
-            <w:proofErr w:type="spellEnd"/>
-          </w:p>
-        </w:tc>
-        <w:tc>
-          <w:tcPr>
-            <w:tcW w:w="0" w:type="auto"/>
-          </w:tcPr>
-          <w:p>
-            <w:pPr>
-              <w:pStyle w:val="Compact"/>
-            </w:pPr>
-            <w:proofErr w:type="spellStart"/>
+          </w:p>
+        </w:tc>
+        <w:tc>
+          <w:tcPr>
+            <w:tcW w:w="0" w:type="auto"/>
+          </w:tcPr>
+          <w:p>
+            <w:pPr>
+              <w:pStyle w:val="Compact"/>
+            </w:pPr>
             <w:r>
               <w:rPr>
                 <w:rFonts w:hint="eastAsia"/>
               </w:rPr>
               <w:t>高增益贴片阵列</w:t>
             </w:r>
-            <w:proofErr w:type="spellEnd"/>
           </w:p>
         </w:tc>
         <w:tc>
@@ -8507,7 +6918,6 @@
             <w:r>
               <w:t xml:space="preserve">&gt;12 </w:t>
             </w:r>
-            <w:proofErr w:type="spellStart"/>
             <w:r>
               <w:rPr>
                 <w:rFonts w:hint="eastAsia"/>
@@ -8520,7 +6930,6 @@
               </w:rPr>
               <w:t>增益</w:t>
             </w:r>
-            <w:proofErr w:type="spellEnd"/>
           </w:p>
         </w:tc>
       </w:tr>
@@ -8533,7 +6942,6 @@
             <w:pPr>
               <w:pStyle w:val="Compact"/>
             </w:pPr>
-            <w:proofErr w:type="spellStart"/>
             <w:r>
               <w:rPr>
                 <w:rFonts w:hint="eastAsia"/>
@@ -8546,25 +6954,22 @@
               </w:rPr>
               <w:t>频段天线</w:t>
             </w:r>
-            <w:proofErr w:type="spellEnd"/>
-          </w:p>
-        </w:tc>
-        <w:tc>
-          <w:tcPr>
-            <w:tcW w:w="0" w:type="auto"/>
-          </w:tcPr>
-          <w:p>
-            <w:pPr>
-              <w:pStyle w:val="Compact"/>
-            </w:pPr>
-            <w:proofErr w:type="spellStart"/>
+          </w:p>
+        </w:tc>
+        <w:tc>
+          <w:tcPr>
+            <w:tcW w:w="0" w:type="auto"/>
+          </w:tcPr>
+          <w:p>
+            <w:pPr>
+              <w:pStyle w:val="Compact"/>
+            </w:pPr>
             <w:r>
               <w:rPr>
                 <w:rFonts w:hint="eastAsia"/>
               </w:rPr>
               <w:t>全向贴片</w:t>
             </w:r>
-            <w:proofErr w:type="spellEnd"/>
           </w:p>
         </w:tc>
         <w:tc>
@@ -8604,7 +7009,6 @@
             <w:r>
               <w:t xml:space="preserve">&gt;7 </w:t>
             </w:r>
-            <w:proofErr w:type="spellStart"/>
             <w:r>
               <w:rPr>
                 <w:rFonts w:hint="eastAsia"/>
@@ -8617,7 +7021,6 @@
               </w:rPr>
               <w:t>增益</w:t>
             </w:r>
-            <w:proofErr w:type="spellEnd"/>
           </w:p>
         </w:tc>
       </w:tr>
@@ -8630,7 +7033,6 @@
             <w:pPr>
               <w:pStyle w:val="Compact"/>
             </w:pPr>
-            <w:proofErr w:type="spellStart"/>
             <w:r>
               <w:rPr>
                 <w:rFonts w:hint="eastAsia"/>
@@ -8639,7 +7041,6 @@
               </w:rPr>
               <w:t>通信总计</w:t>
             </w:r>
-            <w:proofErr w:type="spellEnd"/>
           </w:p>
         </w:tc>
         <w:tc>
@@ -8759,23 +7160,7 @@
           <w:rFonts w:hint="eastAsia"/>
           <w:lang w:eastAsia="zh-CN"/>
         </w:rPr>
-        <w:t>Mbps能力，包括</w:t>
-      </w:r>
-      <w:proofErr w:type="gramStart"/>
-      <w:r>
-        <w:rPr>
-          <w:rFonts w:hint="eastAsia"/>
-          <w:lang w:eastAsia="zh-CN"/>
-        </w:rPr>
-        <w:t>雨衰允量</w:t>
-      </w:r>
-      <w:proofErr w:type="gramEnd"/>
-      <w:r>
-        <w:rPr>
-          <w:rFonts w:hint="eastAsia"/>
-          <w:lang w:eastAsia="zh-CN"/>
-        </w:rPr>
-        <w:t>在内的3-5</w:t>
+        <w:t>Mbps能力，包括雨衰允量在内的3-5</w:t>
       </w:r>
       <w:r>
         <w:rPr>
@@ -8823,13 +7208,14 @@
           <w:lang w:eastAsia="zh-CN"/>
         </w:rPr>
       </w:pPr>
-      <w:bookmarkStart w:id="11" w:name="电力系统"/>
-      <w:bookmarkEnd w:id="10"/>
-      <w:r>
-        <w:rPr>
-          <w:rFonts w:hint="eastAsia"/>
-          <w:lang w:eastAsia="zh-CN"/>
-        </w:rPr>
+      <w:bookmarkStart w:id="15" w:name="电力系统"/>
+      <w:bookmarkEnd w:id="14"/>
+      <w:r>
+        <w:rPr>
+          <w:rFonts w:hint="eastAsia"/>
+          <w:lang w:eastAsia="zh-CN"/>
+        </w:rPr>
+        <w:lastRenderedPageBreak/>
         <w:t>电力系统</w:t>
       </w:r>
     </w:p>
@@ -8855,23 +7241,7 @@
           <w:rFonts w:hint="eastAsia"/>
           <w:lang w:eastAsia="zh-CN"/>
         </w:rPr>
-        <w:t>采用可展开太阳能电池板，配备30.7%效率三结电池，在寿命初期提供400W峰值发电。设计适应太阳同步轨道典型的37%食期，同时在整个任务期间</w:t>
-      </w:r>
-      <w:proofErr w:type="gramStart"/>
-      <w:r>
-        <w:rPr>
-          <w:rFonts w:hint="eastAsia"/>
-          <w:lang w:eastAsia="zh-CN"/>
-        </w:rPr>
-        <w:t>保持正</w:t>
-      </w:r>
-      <w:proofErr w:type="gramEnd"/>
-      <w:r>
-        <w:rPr>
-          <w:rFonts w:hint="eastAsia"/>
-          <w:lang w:eastAsia="zh-CN"/>
-        </w:rPr>
-        <w:t>功率余量。</w:t>
+        <w:t>采用可展开太阳能电池板，配备30.7%效率三结电池，在寿命初期提供400W峰值发电。设计适应太阳同步轨道典型的37%食期，同时在整个任务期间保持正功率余量。</w:t>
       </w:r>
     </w:p>
     <w:tbl>
@@ -8899,50 +7269,44 @@
             <w:pPr>
               <w:pStyle w:val="Compact"/>
             </w:pPr>
-            <w:proofErr w:type="spellStart"/>
             <w:r>
               <w:rPr>
                 <w:rFonts w:hint="eastAsia"/>
               </w:rPr>
               <w:t>组件</w:t>
             </w:r>
-            <w:proofErr w:type="spellEnd"/>
-          </w:p>
-        </w:tc>
-        <w:tc>
-          <w:tcPr>
-            <w:tcW w:w="0" w:type="auto"/>
-          </w:tcPr>
-          <w:p>
-            <w:pPr>
-              <w:pStyle w:val="Compact"/>
-            </w:pPr>
-            <w:proofErr w:type="spellStart"/>
+          </w:p>
+        </w:tc>
+        <w:tc>
+          <w:tcPr>
+            <w:tcW w:w="0" w:type="auto"/>
+          </w:tcPr>
+          <w:p>
+            <w:pPr>
+              <w:pStyle w:val="Compact"/>
+            </w:pPr>
             <w:r>
               <w:rPr>
                 <w:rFonts w:hint="eastAsia"/>
               </w:rPr>
               <w:t>规格</w:t>
             </w:r>
-            <w:proofErr w:type="spellEnd"/>
-          </w:p>
-        </w:tc>
-        <w:tc>
-          <w:tcPr>
-            <w:tcW w:w="0" w:type="auto"/>
-          </w:tcPr>
-          <w:p>
-            <w:pPr>
-              <w:pStyle w:val="Compact"/>
-            </w:pPr>
-            <w:proofErr w:type="spellStart"/>
+          </w:p>
+        </w:tc>
+        <w:tc>
+          <w:tcPr>
+            <w:tcW w:w="0" w:type="auto"/>
+          </w:tcPr>
+          <w:p>
+            <w:pPr>
+              <w:pStyle w:val="Compact"/>
+            </w:pPr>
             <w:r>
               <w:rPr>
                 <w:rFonts w:hint="eastAsia"/>
               </w:rPr>
               <w:t>质量</w:t>
             </w:r>
-            <w:proofErr w:type="spellEnd"/>
             <w:r>
               <w:rPr>
                 <w:rFonts w:hint="eastAsia"/>
@@ -8959,28 +7323,24 @@
             <w:pPr>
               <w:pStyle w:val="Compact"/>
             </w:pPr>
-            <w:proofErr w:type="spellStart"/>
             <w:r>
               <w:rPr>
                 <w:rFonts w:hint="eastAsia"/>
               </w:rPr>
               <w:t>功率生成</w:t>
             </w:r>
-            <w:proofErr w:type="spellEnd"/>
             <w:r>
               <w:rPr>
                 <w:rFonts w:hint="eastAsia"/>
               </w:rPr>
               <w:t>/</w:t>
             </w:r>
-            <w:proofErr w:type="spellStart"/>
             <w:r>
               <w:rPr>
                 <w:rFonts w:hint="eastAsia"/>
               </w:rPr>
               <w:t>消耗</w:t>
             </w:r>
-            <w:proofErr w:type="spellEnd"/>
           </w:p>
         </w:tc>
       </w:tr>
@@ -8993,14 +7353,12 @@
             <w:pPr>
               <w:pStyle w:val="Compact"/>
             </w:pPr>
-            <w:proofErr w:type="spellStart"/>
             <w:r>
               <w:rPr>
                 <w:rFonts w:hint="eastAsia"/>
               </w:rPr>
               <w:t>太阳能电池板</w:t>
             </w:r>
-            <w:proofErr w:type="spellEnd"/>
           </w:p>
         </w:tc>
         <w:tc>
@@ -9055,7 +7413,6 @@
               </w:rPr>
               <w:t>400W</w:t>
             </w:r>
-            <w:proofErr w:type="gramStart"/>
             <w:r>
               <w:rPr>
                 <w:rFonts w:hint="eastAsia"/>
@@ -9066,14 +7423,7 @@
               <w:rPr>
                 <w:rFonts w:hint="eastAsia"/>
               </w:rPr>
-              <w:t>(</w:t>
-            </w:r>
-            <w:proofErr w:type="gramEnd"/>
-            <w:r>
-              <w:rPr>
-                <w:rFonts w:hint="eastAsia"/>
-              </w:rPr>
-              <w:t>BOL),</w:t>
+              <w:t>(BOL),</w:t>
             </w:r>
             <w:r>
               <w:t xml:space="preserve"> 340W(EOL)</w:t>
@@ -9090,14 +7440,12 @@
             <w:pPr>
               <w:pStyle w:val="Compact"/>
             </w:pPr>
-            <w:proofErr w:type="spellStart"/>
             <w:r>
               <w:rPr>
                 <w:rFonts w:hint="eastAsia"/>
               </w:rPr>
               <w:t>电池系统</w:t>
             </w:r>
-            <w:proofErr w:type="spellEnd"/>
           </w:p>
         </w:tc>
         <w:tc>
@@ -9111,7 +7459,6 @@
             <w:r>
               <w:t xml:space="preserve">200 </w:t>
             </w:r>
-            <w:proofErr w:type="spellStart"/>
             <w:r>
               <w:rPr>
                 <w:rFonts w:hint="eastAsia"/>
@@ -9124,7 +7471,6 @@
               </w:rPr>
               <w:t>锂离子</w:t>
             </w:r>
-            <w:proofErr w:type="spellEnd"/>
           </w:p>
         </w:tc>
         <w:tc>
@@ -9151,7 +7497,6 @@
             <w:r>
               <w:t xml:space="preserve">93 </w:t>
             </w:r>
-            <w:proofErr w:type="spellStart"/>
             <w:r>
               <w:rPr>
                 <w:rFonts w:hint="eastAsia"/>
@@ -9164,7 +7509,6 @@
               </w:rPr>
               <w:t>食期容量</w:t>
             </w:r>
-            <w:proofErr w:type="spellEnd"/>
           </w:p>
         </w:tc>
       </w:tr>
@@ -9177,14 +7521,12 @@
             <w:pPr>
               <w:pStyle w:val="Compact"/>
             </w:pPr>
-            <w:proofErr w:type="spellStart"/>
             <w:r>
               <w:rPr>
                 <w:rFonts w:hint="eastAsia"/>
               </w:rPr>
               <w:t>电源管理</w:t>
             </w:r>
-            <w:proofErr w:type="spellEnd"/>
           </w:p>
         </w:tc>
         <w:tc>
@@ -9245,14 +7587,12 @@
             <w:pPr>
               <w:pStyle w:val="Compact"/>
             </w:pPr>
-            <w:proofErr w:type="spellStart"/>
             <w:r>
               <w:rPr>
                 <w:rFonts w:hint="eastAsia"/>
               </w:rPr>
               <w:t>配电系统</w:t>
             </w:r>
-            <w:proofErr w:type="spellEnd"/>
           </w:p>
         </w:tc>
         <w:tc>
@@ -9298,14 +7638,12 @@
             <w:pPr>
               <w:pStyle w:val="Compact"/>
             </w:pPr>
-            <w:proofErr w:type="spellStart"/>
             <w:r>
               <w:rPr>
                 <w:rFonts w:hint="eastAsia"/>
               </w:rPr>
               <w:t>多电压轨</w:t>
             </w:r>
-            <w:proofErr w:type="spellEnd"/>
           </w:p>
         </w:tc>
       </w:tr>
@@ -9318,7 +7656,6 @@
             <w:pPr>
               <w:pStyle w:val="Compact"/>
             </w:pPr>
-            <w:proofErr w:type="spellStart"/>
             <w:r>
               <w:rPr>
                 <w:rFonts w:hint="eastAsia"/>
@@ -9335,7 +7672,6 @@
               </w:rPr>
               <w:t>总质量</w:t>
             </w:r>
-            <w:proofErr w:type="spellEnd"/>
           </w:p>
         </w:tc>
         <w:tc>
@@ -9407,21 +7743,12 @@
         </w:rPr>
         <w:t xml:space="preserve"> </w:t>
       </w:r>
-      <w:proofErr w:type="spellStart"/>
-      <w:r>
-        <w:rPr>
-          <w:rFonts w:hint="eastAsia"/>
-          <w:lang w:eastAsia="zh-CN"/>
-        </w:rPr>
-        <w:t>Wh</w:t>
-      </w:r>
-      <w:proofErr w:type="spellEnd"/>
-      <w:r>
-        <w:rPr>
-          <w:rFonts w:hint="eastAsia"/>
-          <w:lang w:eastAsia="zh-CN"/>
-        </w:rPr>
-        <w:t>能量要求，锂离子技术80%放电深度限制。200</w:t>
+      <w:r>
+        <w:rPr>
+          <w:rFonts w:hint="eastAsia"/>
+          <w:lang w:eastAsia="zh-CN"/>
+        </w:rPr>
+        <w:t>Wh能量要求，锂离子技术80%放电深度限制。200</w:t>
       </w:r>
       <w:r>
         <w:rPr>
@@ -9429,21 +7756,12 @@
         </w:rPr>
         <w:t xml:space="preserve"> </w:t>
       </w:r>
-      <w:proofErr w:type="spellStart"/>
-      <w:r>
-        <w:rPr>
-          <w:rFonts w:hint="eastAsia"/>
-          <w:lang w:eastAsia="zh-CN"/>
-        </w:rPr>
-        <w:t>Wh</w:t>
-      </w:r>
-      <w:proofErr w:type="spellEnd"/>
-      <w:r>
-        <w:rPr>
-          <w:rFonts w:hint="eastAsia"/>
-          <w:lang w:eastAsia="zh-CN"/>
-        </w:rPr>
-        <w:t>容量为5年任务期间的操作灵活性和电池老化提供充足余量。</w:t>
+      <w:r>
+        <w:rPr>
+          <w:rFonts w:hint="eastAsia"/>
+          <w:lang w:eastAsia="zh-CN"/>
+        </w:rPr>
+        <w:t>Wh容量为5年任务期间的操作灵活性和电池老化提供充足余量。</w:t>
       </w:r>
     </w:p>
     <w:p>
@@ -9478,8 +7796,8 @@
           <w:lang w:eastAsia="zh-CN"/>
         </w:rPr>
       </w:pPr>
-      <w:bookmarkStart w:id="12" w:name="热控制系统"/>
-      <w:bookmarkEnd w:id="11"/>
+      <w:bookmarkStart w:id="16" w:name="热控制系统"/>
+      <w:bookmarkEnd w:id="15"/>
       <w:r>
         <w:rPr>
           <w:rFonts w:hint="eastAsia"/>
@@ -9495,7 +7813,6 @@
           <w:lang w:eastAsia="zh-CN"/>
         </w:rPr>
       </w:pPr>
-      <w:proofErr w:type="gramStart"/>
       <w:r>
         <w:rPr>
           <w:rFonts w:hint="eastAsia"/>
@@ -9503,17 +7820,7 @@
           <w:bCs/>
           <w:lang w:eastAsia="zh-CN"/>
         </w:rPr>
-        <w:t>热管理</w:t>
-      </w:r>
-      <w:proofErr w:type="gramEnd"/>
-      <w:r>
-        <w:rPr>
-          <w:rFonts w:hint="eastAsia"/>
-          <w:b/>
-          <w:bCs/>
-          <w:lang w:eastAsia="zh-CN"/>
-        </w:rPr>
-        <w:t>方法</w:t>
+        <w:t>热管理方法</w:t>
       </w:r>
       <w:r>
         <w:rPr>
@@ -9549,51 +7856,44 @@
             <w:pPr>
               <w:pStyle w:val="Compact"/>
             </w:pPr>
-            <w:proofErr w:type="spellStart"/>
-            <w:r>
-              <w:rPr>
-                <w:rFonts w:hint="eastAsia"/>
-              </w:rPr>
-              <w:lastRenderedPageBreak/>
+            <w:r>
+              <w:rPr>
+                <w:rFonts w:hint="eastAsia"/>
+              </w:rPr>
               <w:t>组件</w:t>
             </w:r>
-            <w:proofErr w:type="spellEnd"/>
-          </w:p>
-        </w:tc>
-        <w:tc>
-          <w:tcPr>
-            <w:tcW w:w="0" w:type="auto"/>
-          </w:tcPr>
-          <w:p>
-            <w:pPr>
-              <w:pStyle w:val="Compact"/>
-            </w:pPr>
-            <w:proofErr w:type="spellStart"/>
+          </w:p>
+        </w:tc>
+        <w:tc>
+          <w:tcPr>
+            <w:tcW w:w="0" w:type="auto"/>
+          </w:tcPr>
+          <w:p>
+            <w:pPr>
+              <w:pStyle w:val="Compact"/>
+            </w:pPr>
             <w:r>
               <w:rPr>
                 <w:rFonts w:hint="eastAsia"/>
               </w:rPr>
               <w:t>技术</w:t>
             </w:r>
-            <w:proofErr w:type="spellEnd"/>
-          </w:p>
-        </w:tc>
-        <w:tc>
-          <w:tcPr>
-            <w:tcW w:w="0" w:type="auto"/>
-          </w:tcPr>
-          <w:p>
-            <w:pPr>
-              <w:pStyle w:val="Compact"/>
-            </w:pPr>
-            <w:proofErr w:type="spellStart"/>
+          </w:p>
+        </w:tc>
+        <w:tc>
+          <w:tcPr>
+            <w:tcW w:w="0" w:type="auto"/>
+          </w:tcPr>
+          <w:p>
+            <w:pPr>
+              <w:pStyle w:val="Compact"/>
+            </w:pPr>
             <w:r>
               <w:rPr>
                 <w:rFonts w:hint="eastAsia"/>
               </w:rPr>
               <w:t>质量</w:t>
             </w:r>
-            <w:proofErr w:type="spellEnd"/>
             <w:r>
               <w:rPr>
                 <w:rFonts w:hint="eastAsia"/>
@@ -9610,14 +7910,12 @@
             <w:pPr>
               <w:pStyle w:val="Compact"/>
             </w:pPr>
-            <w:proofErr w:type="spellStart"/>
             <w:r>
               <w:rPr>
                 <w:rFonts w:hint="eastAsia"/>
               </w:rPr>
               <w:t>功耗</w:t>
             </w:r>
-            <w:proofErr w:type="spellEnd"/>
             <w:r>
               <w:rPr>
                 <w:rFonts w:hint="eastAsia"/>
@@ -9634,14 +7932,12 @@
             <w:pPr>
               <w:pStyle w:val="Compact"/>
             </w:pPr>
-            <w:proofErr w:type="spellStart"/>
             <w:r>
               <w:rPr>
                 <w:rFonts w:hint="eastAsia"/>
               </w:rPr>
               <w:t>性能</w:t>
             </w:r>
-            <w:proofErr w:type="spellEnd"/>
           </w:p>
         </w:tc>
       </w:tr>
@@ -9654,14 +7950,12 @@
             <w:pPr>
               <w:pStyle w:val="Compact"/>
             </w:pPr>
-            <w:proofErr w:type="spellStart"/>
             <w:r>
               <w:rPr>
                 <w:rFonts w:hint="eastAsia"/>
               </w:rPr>
               <w:t>多层隔热</w:t>
             </w:r>
-            <w:proofErr w:type="spellEnd"/>
           </w:p>
         </w:tc>
         <w:tc>
@@ -9759,46 +8053,40 @@
             <w:pPr>
               <w:pStyle w:val="Compact"/>
             </w:pPr>
-            <w:proofErr w:type="spellStart"/>
             <w:r>
               <w:rPr>
                 <w:rFonts w:hint="eastAsia"/>
               </w:rPr>
               <w:t>热涂层</w:t>
             </w:r>
-            <w:proofErr w:type="spellEnd"/>
-          </w:p>
-        </w:tc>
-        <w:tc>
-          <w:tcPr>
-            <w:tcW w:w="0" w:type="auto"/>
-          </w:tcPr>
-          <w:p>
-            <w:pPr>
-              <w:pStyle w:val="Compact"/>
-            </w:pPr>
-            <w:proofErr w:type="spellStart"/>
+          </w:p>
+        </w:tc>
+        <w:tc>
+          <w:tcPr>
+            <w:tcW w:w="0" w:type="auto"/>
+          </w:tcPr>
+          <w:p>
+            <w:pPr>
+              <w:pStyle w:val="Compact"/>
+            </w:pPr>
             <w:r>
               <w:rPr>
                 <w:rFonts w:hint="eastAsia"/>
               </w:rPr>
               <w:t>银特氟隆</w:t>
             </w:r>
-            <w:proofErr w:type="spellEnd"/>
             <w:r>
               <w:rPr>
                 <w:rFonts w:hint="eastAsia"/>
               </w:rPr>
               <w:t>/</w:t>
             </w:r>
-            <w:proofErr w:type="spellStart"/>
             <w:r>
               <w:rPr>
                 <w:rFonts w:hint="eastAsia"/>
               </w:rPr>
               <w:t>聚酰亚胺</w:t>
             </w:r>
-            <w:proofErr w:type="spellEnd"/>
           </w:p>
         </w:tc>
         <w:tc>
@@ -9847,14 +8135,12 @@
               </w:rPr>
               <w:t>/</w:t>
             </w:r>
-            <w:proofErr w:type="spellStart"/>
             <w:r>
               <w:rPr>
                 <w:rFonts w:hint="eastAsia"/>
               </w:rPr>
               <w:t>ε优化</w:t>
             </w:r>
-            <w:proofErr w:type="spellEnd"/>
           </w:p>
         </w:tc>
       </w:tr>
@@ -9867,14 +8153,12 @@
             <w:pPr>
               <w:pStyle w:val="Compact"/>
             </w:pPr>
-            <w:proofErr w:type="spellStart"/>
             <w:r>
               <w:rPr>
                 <w:rFonts w:hint="eastAsia"/>
               </w:rPr>
               <w:t>热管</w:t>
             </w:r>
-            <w:proofErr w:type="spellEnd"/>
           </w:p>
         </w:tc>
         <w:tc>
@@ -9963,32 +8247,28 @@
             <w:pPr>
               <w:pStyle w:val="Compact"/>
             </w:pPr>
-            <w:proofErr w:type="spellStart"/>
             <w:r>
               <w:rPr>
                 <w:rFonts w:hint="eastAsia"/>
               </w:rPr>
               <w:t>加热器</w:t>
             </w:r>
-            <w:proofErr w:type="spellEnd"/>
-          </w:p>
-        </w:tc>
-        <w:tc>
-          <w:tcPr>
-            <w:tcW w:w="0" w:type="auto"/>
-          </w:tcPr>
-          <w:p>
-            <w:pPr>
-              <w:pStyle w:val="Compact"/>
-            </w:pPr>
-            <w:proofErr w:type="spellStart"/>
+          </w:p>
+        </w:tc>
+        <w:tc>
+          <w:tcPr>
+            <w:tcW w:w="0" w:type="auto"/>
+          </w:tcPr>
+          <w:p>
+            <w:pPr>
+              <w:pStyle w:val="Compact"/>
+            </w:pPr>
             <w:r>
               <w:rPr>
                 <w:rFonts w:hint="eastAsia"/>
               </w:rPr>
               <w:t>电阻加热器</w:t>
             </w:r>
-            <w:proofErr w:type="spellEnd"/>
           </w:p>
         </w:tc>
         <w:tc>
@@ -10025,14 +8305,12 @@
             <w:pPr>
               <w:pStyle w:val="Compact"/>
             </w:pPr>
-            <w:proofErr w:type="spellStart"/>
             <w:r>
               <w:rPr>
                 <w:rFonts w:hint="eastAsia"/>
               </w:rPr>
               <w:t>电池热管理</w:t>
             </w:r>
-            <w:proofErr w:type="spellEnd"/>
           </w:p>
         </w:tc>
       </w:tr>
@@ -10045,7 +8323,6 @@
             <w:pPr>
               <w:pStyle w:val="Compact"/>
             </w:pPr>
-            <w:proofErr w:type="spellStart"/>
             <w:r>
               <w:rPr>
                 <w:rFonts w:hint="eastAsia"/>
@@ -10062,7 +8339,6 @@
               </w:rPr>
               <w:t>总质量</w:t>
             </w:r>
-            <w:proofErr w:type="spellEnd"/>
           </w:p>
         </w:tc>
         <w:tc>
@@ -10287,13 +8563,14 @@
           <w:lang w:eastAsia="zh-CN"/>
         </w:rPr>
       </w:pPr>
-      <w:bookmarkStart w:id="13" w:name="推进子系统"/>
-      <w:bookmarkEnd w:id="12"/>
-      <w:r>
-        <w:rPr>
-          <w:rFonts w:hint="eastAsia"/>
-          <w:lang w:eastAsia="zh-CN"/>
-        </w:rPr>
+      <w:bookmarkStart w:id="17" w:name="推进子系统"/>
+      <w:bookmarkEnd w:id="16"/>
+      <w:r>
+        <w:rPr>
+          <w:rFonts w:hint="eastAsia"/>
+          <w:lang w:eastAsia="zh-CN"/>
+        </w:rPr>
+        <w:lastRenderedPageBreak/>
         <w:t>推进子系统</w:t>
       </w:r>
     </w:p>
@@ -10428,50 +8705,44 @@
             <w:pPr>
               <w:pStyle w:val="Compact"/>
             </w:pPr>
-            <w:proofErr w:type="spellStart"/>
             <w:r>
               <w:rPr>
                 <w:rFonts w:hint="eastAsia"/>
               </w:rPr>
               <w:t>组件</w:t>
             </w:r>
-            <w:proofErr w:type="spellEnd"/>
-          </w:p>
-        </w:tc>
-        <w:tc>
-          <w:tcPr>
-            <w:tcW w:w="0" w:type="auto"/>
-          </w:tcPr>
-          <w:p>
-            <w:pPr>
-              <w:pStyle w:val="Compact"/>
-            </w:pPr>
-            <w:proofErr w:type="spellStart"/>
+          </w:p>
+        </w:tc>
+        <w:tc>
+          <w:tcPr>
+            <w:tcW w:w="0" w:type="auto"/>
+          </w:tcPr>
+          <w:p>
+            <w:pPr>
+              <w:pStyle w:val="Compact"/>
+            </w:pPr>
             <w:r>
               <w:rPr>
                 <w:rFonts w:hint="eastAsia"/>
               </w:rPr>
               <w:t>规格</w:t>
             </w:r>
-            <w:proofErr w:type="spellEnd"/>
-          </w:p>
-        </w:tc>
-        <w:tc>
-          <w:tcPr>
-            <w:tcW w:w="0" w:type="auto"/>
-          </w:tcPr>
-          <w:p>
-            <w:pPr>
-              <w:pStyle w:val="Compact"/>
-            </w:pPr>
-            <w:proofErr w:type="spellStart"/>
+          </w:p>
+        </w:tc>
+        <w:tc>
+          <w:tcPr>
+            <w:tcW w:w="0" w:type="auto"/>
+          </w:tcPr>
+          <w:p>
+            <w:pPr>
+              <w:pStyle w:val="Compact"/>
+            </w:pPr>
             <w:r>
               <w:rPr>
                 <w:rFonts w:hint="eastAsia"/>
               </w:rPr>
               <w:t>质量</w:t>
             </w:r>
-            <w:proofErr w:type="spellEnd"/>
             <w:r>
               <w:rPr>
                 <w:rFonts w:hint="eastAsia"/>
@@ -10488,14 +8759,12 @@
             <w:pPr>
               <w:pStyle w:val="Compact"/>
             </w:pPr>
-            <w:proofErr w:type="spellStart"/>
             <w:r>
               <w:rPr>
                 <w:rFonts w:hint="eastAsia"/>
               </w:rPr>
               <w:t>性能</w:t>
             </w:r>
-            <w:proofErr w:type="spellEnd"/>
           </w:p>
         </w:tc>
       </w:tr>
@@ -10508,14 +8777,12 @@
             <w:pPr>
               <w:pStyle w:val="Compact"/>
             </w:pPr>
-            <w:proofErr w:type="spellStart"/>
             <w:r>
               <w:rPr>
                 <w:rFonts w:hint="eastAsia"/>
               </w:rPr>
               <w:t>主推力器</w:t>
             </w:r>
-            <w:proofErr w:type="spellEnd"/>
           </w:p>
         </w:tc>
         <w:tc>
@@ -10555,7 +8822,6 @@
             <w:r>
               <w:t xml:space="preserve">1.0 </w:t>
             </w:r>
-            <w:proofErr w:type="spellStart"/>
             <w:r>
               <w:rPr>
                 <w:rFonts w:hint="eastAsia"/>
@@ -10568,7 +8834,6 @@
               </w:rPr>
               <w:t>推力</w:t>
             </w:r>
-            <w:proofErr w:type="spellEnd"/>
             <w:r>
               <w:rPr>
                 <w:rFonts w:hint="eastAsia"/>
@@ -10602,14 +8867,12 @@
             <w:pPr>
               <w:pStyle w:val="Compact"/>
             </w:pPr>
-            <w:proofErr w:type="spellStart"/>
             <w:r>
               <w:rPr>
                 <w:rFonts w:hint="eastAsia"/>
               </w:rPr>
               <w:t>推进剂</w:t>
             </w:r>
-            <w:proofErr w:type="spellEnd"/>
           </w:p>
         </w:tc>
         <w:tc>
@@ -10627,14 +8890,7 @@
               <w:rPr>
                 <w:rFonts w:hint="eastAsia"/>
               </w:rPr>
-              <w:t>(</w:t>
-            </w:r>
-            <w:proofErr w:type="spellStart"/>
-            <w:r>
-              <w:rPr>
-                <w:rFonts w:hint="eastAsia"/>
-              </w:rPr>
-              <w:t>ADN</w:t>
+              <w:t>(ADN</w:t>
             </w:r>
             <w:r>
               <w:rPr>
@@ -10642,7 +8898,6 @@
               </w:rPr>
               <w:t>基</w:t>
             </w:r>
-            <w:proofErr w:type="spellEnd"/>
             <w:r>
               <w:rPr>
                 <w:rFonts w:hint="eastAsia"/>
@@ -10672,14 +8927,12 @@
             <w:pPr>
               <w:pStyle w:val="Compact"/>
             </w:pPr>
-            <w:proofErr w:type="spellStart"/>
             <w:r>
               <w:rPr>
                 <w:rFonts w:hint="eastAsia"/>
               </w:rPr>
               <w:t>无毒</w:t>
             </w:r>
-            <w:proofErr w:type="spellEnd"/>
             <w:r>
               <w:rPr>
                 <w:rFonts w:hint="eastAsia"/>
@@ -10713,32 +8966,28 @@
             <w:pPr>
               <w:pStyle w:val="Compact"/>
             </w:pPr>
-            <w:proofErr w:type="spellStart"/>
             <w:r>
               <w:rPr>
                 <w:rFonts w:hint="eastAsia"/>
               </w:rPr>
               <w:t>供给系统</w:t>
             </w:r>
-            <w:proofErr w:type="spellEnd"/>
-          </w:p>
-        </w:tc>
-        <w:tc>
-          <w:tcPr>
-            <w:tcW w:w="0" w:type="auto"/>
-          </w:tcPr>
-          <w:p>
-            <w:pPr>
-              <w:pStyle w:val="Compact"/>
-            </w:pPr>
-            <w:proofErr w:type="spellStart"/>
+          </w:p>
+        </w:tc>
+        <w:tc>
+          <w:tcPr>
+            <w:tcW w:w="0" w:type="auto"/>
+          </w:tcPr>
+          <w:p>
+            <w:pPr>
+              <w:pStyle w:val="Compact"/>
+            </w:pPr>
             <w:r>
               <w:rPr>
                 <w:rFonts w:hint="eastAsia"/>
               </w:rPr>
               <w:t>调压供给</w:t>
             </w:r>
-            <w:proofErr w:type="spellEnd"/>
           </w:p>
         </w:tc>
         <w:tc>
@@ -10765,7 +9014,6 @@
             <w:r>
               <w:t xml:space="preserve">25-30 </w:t>
             </w:r>
-            <w:proofErr w:type="spellStart"/>
             <w:r>
               <w:rPr>
                 <w:rFonts w:hint="eastAsia"/>
@@ -10778,7 +9026,6 @@
               </w:rPr>
               <w:t>操作压力</w:t>
             </w:r>
-            <w:proofErr w:type="spellEnd"/>
           </w:p>
         </w:tc>
       </w:tr>
@@ -10791,32 +9038,28 @@
             <w:pPr>
               <w:pStyle w:val="Compact"/>
             </w:pPr>
-            <w:proofErr w:type="spellStart"/>
             <w:r>
               <w:rPr>
                 <w:rFonts w:hint="eastAsia"/>
               </w:rPr>
               <w:t>控制电子器件</w:t>
             </w:r>
-            <w:proofErr w:type="spellEnd"/>
-          </w:p>
-        </w:tc>
-        <w:tc>
-          <w:tcPr>
-            <w:tcW w:w="0" w:type="auto"/>
-          </w:tcPr>
-          <w:p>
-            <w:pPr>
-              <w:pStyle w:val="Compact"/>
-            </w:pPr>
-            <w:proofErr w:type="spellStart"/>
+          </w:p>
+        </w:tc>
+        <w:tc>
+          <w:tcPr>
+            <w:tcW w:w="0" w:type="auto"/>
+          </w:tcPr>
+          <w:p>
+            <w:pPr>
+              <w:pStyle w:val="Compact"/>
+            </w:pPr>
             <w:r>
               <w:rPr>
                 <w:rFonts w:hint="eastAsia"/>
               </w:rPr>
               <w:t>集成阀驱动器</w:t>
             </w:r>
-            <w:proofErr w:type="spellEnd"/>
           </w:p>
         </w:tc>
         <w:tc>
@@ -10864,7 +9107,6 @@
             <w:pPr>
               <w:pStyle w:val="Compact"/>
             </w:pPr>
-            <w:proofErr w:type="spellStart"/>
             <w:r>
               <w:rPr>
                 <w:rFonts w:hint="eastAsia"/>
@@ -10873,7 +9115,6 @@
               </w:rPr>
               <w:t>推进总计</w:t>
             </w:r>
-            <w:proofErr w:type="spellEnd"/>
           </w:p>
         </w:tc>
         <w:tc>
@@ -11076,23 +9317,7 @@
           <w:rFonts w:hint="eastAsia"/>
           <w:lang w:eastAsia="zh-CN"/>
         </w:rPr>
-        <w:t>推力器成冗余对，实现双轴控制和任务关键机动的备份能力。绿色推进剂方法消除复杂的地面处理程序，同时提供与传统</w:t>
-      </w:r>
-      <w:proofErr w:type="gramStart"/>
-      <w:r>
-        <w:rPr>
-          <w:rFonts w:hint="eastAsia"/>
-          <w:lang w:eastAsia="zh-CN"/>
-        </w:rPr>
-        <w:t>肼</w:t>
-      </w:r>
-      <w:proofErr w:type="gramEnd"/>
-      <w:r>
-        <w:rPr>
-          <w:rFonts w:hint="eastAsia"/>
-          <w:lang w:eastAsia="zh-CN"/>
-        </w:rPr>
-        <w:t>系统相当的性能。</w:t>
+        <w:t>推力器成冗余对，实现双轴控制和任务关键机动的备份能力。绿色推进剂方法消除复杂的地面处理程序，同时提供与传统肼系统相当的性能。</w:t>
       </w:r>
     </w:p>
     <w:p>
@@ -11102,9 +9327,9 @@
           <w:lang w:eastAsia="zh-CN"/>
         </w:rPr>
       </w:pPr>
-      <w:bookmarkStart w:id="14" w:name="系统集成与接口设计"/>
-      <w:bookmarkEnd w:id="6"/>
-      <w:bookmarkEnd w:id="13"/>
+      <w:bookmarkStart w:id="18" w:name="系统集成与接口设计"/>
+      <w:bookmarkEnd w:id="10"/>
+      <w:bookmarkEnd w:id="17"/>
       <w:r>
         <w:rPr>
           <w:rFonts w:hint="eastAsia"/>
@@ -11120,7 +9345,7 @@
           <w:lang w:eastAsia="zh-CN"/>
         </w:rPr>
       </w:pPr>
-      <w:bookmarkStart w:id="15" w:name="质量预算分解"/>
+      <w:bookmarkStart w:id="19" w:name="质量预算分解"/>
       <w:r>
         <w:rPr>
           <w:rFonts w:hint="eastAsia"/>
@@ -11222,33 +9447,28 @@
             <w:pPr>
               <w:pStyle w:val="Compact"/>
             </w:pPr>
-            <w:proofErr w:type="spellStart"/>
-            <w:r>
-              <w:rPr>
-                <w:rFonts w:hint="eastAsia"/>
-              </w:rPr>
-              <w:lastRenderedPageBreak/>
+            <w:r>
+              <w:rPr>
+                <w:rFonts w:hint="eastAsia"/>
+              </w:rPr>
               <w:t>子系统</w:t>
             </w:r>
-            <w:proofErr w:type="spellEnd"/>
-          </w:p>
-        </w:tc>
-        <w:tc>
-          <w:tcPr>
-            <w:tcW w:w="0" w:type="auto"/>
-          </w:tcPr>
-          <w:p>
-            <w:pPr>
-              <w:pStyle w:val="Compact"/>
-            </w:pPr>
-            <w:proofErr w:type="spellStart"/>
+          </w:p>
+        </w:tc>
+        <w:tc>
+          <w:tcPr>
+            <w:tcW w:w="0" w:type="auto"/>
+          </w:tcPr>
+          <w:p>
+            <w:pPr>
+              <w:pStyle w:val="Compact"/>
+            </w:pPr>
             <w:r>
               <w:rPr>
                 <w:rFonts w:hint="eastAsia"/>
               </w:rPr>
               <w:t>质量</w:t>
             </w:r>
-            <w:proofErr w:type="spellEnd"/>
             <w:r>
               <w:rPr>
                 <w:rFonts w:hint="eastAsia"/>
@@ -11265,32 +9485,28 @@
             <w:pPr>
               <w:pStyle w:val="Compact"/>
             </w:pPr>
-            <w:proofErr w:type="spellStart"/>
             <w:r>
               <w:rPr>
                 <w:rFonts w:hint="eastAsia"/>
               </w:rPr>
               <w:t>百分比</w:t>
             </w:r>
-            <w:proofErr w:type="spellEnd"/>
-          </w:p>
-        </w:tc>
-        <w:tc>
-          <w:tcPr>
-            <w:tcW w:w="0" w:type="auto"/>
-          </w:tcPr>
-          <w:p>
-            <w:pPr>
-              <w:pStyle w:val="Compact"/>
-            </w:pPr>
-            <w:proofErr w:type="spellStart"/>
+          </w:p>
+        </w:tc>
+        <w:tc>
+          <w:tcPr>
+            <w:tcW w:w="0" w:type="auto"/>
+          </w:tcPr>
+          <w:p>
+            <w:pPr>
+              <w:pStyle w:val="Compact"/>
+            </w:pPr>
             <w:r>
               <w:rPr>
                 <w:rFonts w:hint="eastAsia"/>
               </w:rPr>
               <w:t>功耗</w:t>
             </w:r>
-            <w:proofErr w:type="spellEnd"/>
             <w:r>
               <w:rPr>
                 <w:rFonts w:hint="eastAsia"/>
@@ -11309,14 +9525,12 @@
             <w:pPr>
               <w:pStyle w:val="Compact"/>
             </w:pPr>
-            <w:proofErr w:type="spellStart"/>
             <w:r>
               <w:rPr>
                 <w:rFonts w:hint="eastAsia"/>
               </w:rPr>
               <w:t>光学载荷</w:t>
             </w:r>
-            <w:proofErr w:type="spellEnd"/>
           </w:p>
         </w:tc>
         <w:tc>
@@ -11368,14 +9582,12 @@
             <w:pPr>
               <w:pStyle w:val="Compact"/>
             </w:pPr>
-            <w:proofErr w:type="spellStart"/>
             <w:r>
               <w:rPr>
                 <w:rFonts w:hint="eastAsia"/>
               </w:rPr>
               <w:t>结构与热控</w:t>
             </w:r>
-            <w:proofErr w:type="spellEnd"/>
           </w:p>
         </w:tc>
         <w:tc>
@@ -11427,14 +9639,12 @@
             <w:pPr>
               <w:pStyle w:val="Compact"/>
             </w:pPr>
-            <w:proofErr w:type="spellStart"/>
             <w:r>
               <w:rPr>
                 <w:rFonts w:hint="eastAsia"/>
               </w:rPr>
               <w:t>电力系统</w:t>
             </w:r>
-            <w:proofErr w:type="spellEnd"/>
           </w:p>
         </w:tc>
         <w:tc>
@@ -11486,14 +9696,12 @@
             <w:pPr>
               <w:pStyle w:val="Compact"/>
             </w:pPr>
-            <w:proofErr w:type="spellStart"/>
             <w:r>
               <w:rPr>
                 <w:rFonts w:hint="eastAsia"/>
               </w:rPr>
               <w:t>推进系统</w:t>
             </w:r>
-            <w:proofErr w:type="spellEnd"/>
           </w:p>
         </w:tc>
         <w:tc>
@@ -11545,14 +9753,12 @@
             <w:pPr>
               <w:pStyle w:val="Compact"/>
             </w:pPr>
-            <w:proofErr w:type="spellStart"/>
             <w:r>
               <w:rPr>
                 <w:rFonts w:hint="eastAsia"/>
               </w:rPr>
               <w:t>姿控系统</w:t>
             </w:r>
-            <w:proofErr w:type="spellEnd"/>
           </w:p>
         </w:tc>
         <w:tc>
@@ -11604,14 +9810,12 @@
             <w:pPr>
               <w:pStyle w:val="Compact"/>
             </w:pPr>
-            <w:proofErr w:type="spellStart"/>
             <w:r>
               <w:rPr>
                 <w:rFonts w:hint="eastAsia"/>
               </w:rPr>
               <w:t>通信系统</w:t>
             </w:r>
-            <w:proofErr w:type="spellEnd"/>
           </w:p>
         </w:tc>
         <w:tc>
@@ -11663,14 +9867,12 @@
             <w:pPr>
               <w:pStyle w:val="Compact"/>
             </w:pPr>
-            <w:proofErr w:type="spellStart"/>
             <w:r>
               <w:rPr>
                 <w:rFonts w:hint="eastAsia"/>
               </w:rPr>
               <w:t>指令与数据处理</w:t>
             </w:r>
-            <w:proofErr w:type="spellEnd"/>
           </w:p>
         </w:tc>
         <w:tc>
@@ -11722,14 +9924,12 @@
             <w:pPr>
               <w:pStyle w:val="Compact"/>
             </w:pPr>
-            <w:proofErr w:type="spellStart"/>
             <w:r>
               <w:rPr>
                 <w:rFonts w:hint="eastAsia"/>
               </w:rPr>
               <w:t>线缆与集成</w:t>
             </w:r>
-            <w:proofErr w:type="spellEnd"/>
           </w:p>
         </w:tc>
         <w:tc>
@@ -11781,27 +9981,17 @@
             <w:pPr>
               <w:pStyle w:val="Compact"/>
             </w:pPr>
-            <w:proofErr w:type="spellStart"/>
-            <w:proofErr w:type="gramStart"/>
             <w:r>
               <w:rPr>
                 <w:rFonts w:hint="eastAsia"/>
               </w:rPr>
               <w:t>设计余量</w:t>
             </w:r>
-            <w:proofErr w:type="spellEnd"/>
-            <w:r>
-              <w:rPr>
-                <w:rFonts w:hint="eastAsia"/>
-              </w:rPr>
-              <w:t>(</w:t>
-            </w:r>
-            <w:proofErr w:type="gramEnd"/>
-            <w:r>
-              <w:rPr>
-                <w:rFonts w:hint="eastAsia"/>
-              </w:rPr>
-              <w:t>20%)</w:t>
+            <w:r>
+              <w:rPr>
+                <w:rFonts w:hint="eastAsia"/>
+              </w:rPr>
+              <w:t>(20%)</w:t>
             </w:r>
           </w:p>
         </w:tc>
@@ -11854,7 +10044,6 @@
             <w:pPr>
               <w:pStyle w:val="Compact"/>
             </w:pPr>
-            <w:proofErr w:type="spellStart"/>
             <w:r>
               <w:rPr>
                 <w:rFonts w:hint="eastAsia"/>
@@ -11863,7 +10052,6 @@
               </w:rPr>
               <w:t>系统总质量</w:t>
             </w:r>
-            <w:proofErr w:type="spellEnd"/>
           </w:p>
         </w:tc>
         <w:tc>
@@ -11923,16 +10111,15 @@
       <w:pPr>
         <w:pStyle w:val="3"/>
       </w:pPr>
-      <w:bookmarkStart w:id="16" w:name="功率预算分析"/>
-      <w:bookmarkEnd w:id="15"/>
-      <w:proofErr w:type="spellStart"/>
-      <w:r>
-        <w:rPr>
-          <w:rFonts w:hint="eastAsia"/>
-        </w:rPr>
+      <w:bookmarkStart w:id="20" w:name="功率预算分析"/>
+      <w:bookmarkEnd w:id="19"/>
+      <w:r>
+        <w:rPr>
+          <w:rFonts w:hint="eastAsia"/>
+        </w:rPr>
+        <w:lastRenderedPageBreak/>
         <w:t>功率预算分析</w:t>
       </w:r>
-      <w:proofErr w:type="spellEnd"/>
     </w:p>
     <w:p>
       <w:pPr>
@@ -11955,23 +10142,7 @@
           <w:rFonts w:hint="eastAsia"/>
           <w:lang w:eastAsia="zh-CN"/>
         </w:rPr>
-        <w:t>在所有操作模式下平衡，在阳光和</w:t>
-      </w:r>
-      <w:proofErr w:type="gramStart"/>
-      <w:r>
-        <w:rPr>
-          <w:rFonts w:hint="eastAsia"/>
-          <w:lang w:eastAsia="zh-CN"/>
-        </w:rPr>
-        <w:t>食期</w:t>
-      </w:r>
-      <w:proofErr w:type="gramEnd"/>
-      <w:r>
-        <w:rPr>
-          <w:rFonts w:hint="eastAsia"/>
-          <w:lang w:eastAsia="zh-CN"/>
-        </w:rPr>
-        <w:t>都有正余量。设计通过智能系统调度和电池储能适应峰值功率需求。</w:t>
+        <w:t>在所有操作模式下平衡，在阳光和食期都有正余量。设计通过智能系统调度和电池储能适应峰值功率需求。</w:t>
       </w:r>
     </w:p>
     <w:p>
@@ -12052,7 +10223,6 @@
         </w:rPr>
         <w:t xml:space="preserve"> </w:t>
       </w:r>
-      <w:proofErr w:type="spellStart"/>
       <w:r>
         <w:rPr>
           <w:rFonts w:hint="eastAsia"/>
@@ -12060,7 +10230,6 @@
         </w:rPr>
         <w:t>Wh</w:t>
       </w:r>
-      <w:proofErr w:type="spellEnd"/>
       <w:r>
         <w:rPr>
           <w:rFonts w:hint="eastAsia"/>
@@ -12081,7 +10250,6 @@
         </w:rPr>
         <w:t xml:space="preserve"> </w:t>
       </w:r>
-      <w:proofErr w:type="spellStart"/>
       <w:r>
         <w:rPr>
           <w:rFonts w:hint="eastAsia"/>
@@ -12089,7 +10257,6 @@
         </w:rPr>
         <w:t>Wh</w:t>
       </w:r>
-      <w:proofErr w:type="spellEnd"/>
       <w:r>
         <w:rPr>
           <w:rFonts w:hint="eastAsia"/>
@@ -12147,23 +10314,7 @@
           <w:rFonts w:hint="eastAsia"/>
           <w:lang w:eastAsia="zh-CN"/>
         </w:rPr>
-        <w:t>峰值。电源管理系统自动调节负载以</w:t>
-      </w:r>
-      <w:proofErr w:type="gramStart"/>
-      <w:r>
-        <w:rPr>
-          <w:rFonts w:hint="eastAsia"/>
-          <w:lang w:eastAsia="zh-CN"/>
-        </w:rPr>
-        <w:t>保持正</w:t>
-      </w:r>
-      <w:proofErr w:type="gramEnd"/>
-      <w:r>
-        <w:rPr>
-          <w:rFonts w:hint="eastAsia"/>
-          <w:lang w:eastAsia="zh-CN"/>
-        </w:rPr>
-        <w:t>能量平衡，同时最大化科学数据收集能力。</w:t>
+        <w:t>峰值。电源管理系统自动调节负载以保持正能量平衡，同时最大化科学数据收集能力。</w:t>
       </w:r>
     </w:p>
     <w:p>
@@ -12173,8 +10324,8 @@
           <w:lang w:eastAsia="zh-CN"/>
         </w:rPr>
       </w:pPr>
-      <w:bookmarkStart w:id="17" w:name="硬件和软件接口"/>
-      <w:bookmarkEnd w:id="16"/>
+      <w:bookmarkStart w:id="21" w:name="硬件和软件接口"/>
+      <w:bookmarkEnd w:id="20"/>
       <w:r>
         <w:rPr>
           <w:rFonts w:hint="eastAsia"/>
@@ -12206,7 +10357,6 @@
         </w:rPr>
         <w:t>采用标准化协议，包括高速数据传输的</w:t>
       </w:r>
-      <w:proofErr w:type="spellStart"/>
       <w:r>
         <w:rPr>
           <w:rFonts w:hint="eastAsia"/>
@@ -12214,7 +10364,6 @@
         </w:rPr>
         <w:t>SpaceWire</w:t>
       </w:r>
-      <w:proofErr w:type="spellEnd"/>
       <w:r>
         <w:rPr>
           <w:rFonts w:hint="eastAsia"/>
@@ -12320,9 +10469,9 @@
           <w:lang w:eastAsia="zh-CN"/>
         </w:rPr>
       </w:pPr>
-      <w:bookmarkStart w:id="18" w:name="技术规格与性能"/>
-      <w:bookmarkEnd w:id="14"/>
-      <w:bookmarkEnd w:id="17"/>
+      <w:bookmarkStart w:id="22" w:name="技术规格与性能"/>
+      <w:bookmarkEnd w:id="18"/>
+      <w:bookmarkEnd w:id="21"/>
       <w:r>
         <w:rPr>
           <w:rFonts w:hint="eastAsia"/>
@@ -12338,7 +10487,7 @@
           <w:lang w:eastAsia="zh-CN"/>
         </w:rPr>
       </w:pPr>
-      <w:bookmarkStart w:id="19" w:name="光学系统性能"/>
+      <w:bookmarkStart w:id="23" w:name="光学系统性能"/>
       <w:r>
         <w:rPr>
           <w:rFonts w:hint="eastAsia"/>
@@ -12468,7 +10617,6 @@
           <w:bCs/>
           <w:lang w:eastAsia="zh-CN"/>
         </w:rPr>
-        <w:lastRenderedPageBreak/>
         <w:t>光谱性能</w:t>
       </w:r>
       <w:r>
@@ -12476,23 +10624,7 @@
           <w:rFonts w:hint="eastAsia"/>
           <w:lang w:eastAsia="zh-CN"/>
         </w:rPr>
-        <w:t>覆盖为</w:t>
-      </w:r>
-      <w:proofErr w:type="gramStart"/>
-      <w:r>
-        <w:rPr>
-          <w:rFonts w:hint="eastAsia"/>
-          <w:lang w:eastAsia="zh-CN"/>
-        </w:rPr>
-        <w:t>陆表分析</w:t>
-      </w:r>
-      <w:proofErr w:type="gramEnd"/>
-      <w:r>
-        <w:rPr>
-          <w:rFonts w:hint="eastAsia"/>
-          <w:lang w:eastAsia="zh-CN"/>
-        </w:rPr>
-        <w:t>和植被监测优化的可见光和近红外波长。辐射精度通过星上定标源和地基替代定标程序实现优于</w:t>
+        <w:t>覆盖为陆表分析和植被监测优化的可见光和近红外波长。辐射精度通过星上定标源和地基替代定标程序实现优于</w:t>
       </w:r>
       <w:r>
         <w:rPr>
@@ -12554,8 +10686,8 @@
           <w:lang w:eastAsia="zh-CN"/>
         </w:rPr>
       </w:pPr>
-      <w:bookmarkStart w:id="20" w:name="任务性能总结"/>
-      <w:bookmarkEnd w:id="19"/>
+      <w:bookmarkStart w:id="24" w:name="任务性能总结"/>
+      <w:bookmarkEnd w:id="23"/>
       <w:r>
         <w:rPr>
           <w:rFonts w:hint="eastAsia"/>
@@ -12592,23 +10724,7 @@
           <w:rFonts w:hint="eastAsia"/>
           <w:lang w:eastAsia="zh-CN"/>
         </w:rPr>
-        <w:t>，具有</w:t>
-      </w:r>
-      <w:proofErr w:type="gramStart"/>
-      <w:r>
-        <w:rPr>
-          <w:rFonts w:hint="eastAsia"/>
-          <w:lang w:eastAsia="zh-CN"/>
-        </w:rPr>
-        <w:t>亚米级分辨率</w:t>
-      </w:r>
-      <w:proofErr w:type="gramEnd"/>
-      <w:r>
-        <w:rPr>
-          <w:rFonts w:hint="eastAsia"/>
-          <w:lang w:eastAsia="zh-CN"/>
-        </w:rPr>
-        <w:t>成像、</w:t>
+        <w:t>，具有亚米级分辨率成像、</w:t>
       </w:r>
       <w:r>
         <w:rPr>
@@ -12677,6 +10793,7 @@
           <w:bCs/>
           <w:lang w:eastAsia="zh-CN"/>
         </w:rPr>
+        <w:lastRenderedPageBreak/>
         <w:t>成本估算</w:t>
       </w:r>
       <w:r>
@@ -12716,11 +10833,11 @@
         <w:t>这份综合卫星设计为初步设计评审和进一步开发阶段提供完整的技术基础，结合当前行业标准和成熟技术，提供可靠、高性价比的地球观测能力。</w:t>
       </w:r>
       <w:bookmarkEnd w:id="0"/>
-      <w:bookmarkEnd w:id="18"/>
-      <w:bookmarkEnd w:id="20"/>
+      <w:bookmarkEnd w:id="22"/>
+      <w:bookmarkEnd w:id="24"/>
     </w:p>
     <w:sectPr>
-      <w:footerReference w:type="default" r:id="rId12"/>
+      <w:footerReference w:type="default" r:id="rId16"/>
       <w:footnotePr>
         <w:numRestart w:val="eachSect"/>
       </w:footnotePr>
@@ -12732,8 +10849,124 @@
 </w:document>
 </file>
 
+<file path=word/comments.xml><?xml version="1.0" encoding="utf-8"?>
+<w:comments xmlns:wpc="http://schemas.microsoft.com/office/word/2010/wordprocessingCanvas" xmlns:cx="http://schemas.microsoft.com/office/drawing/2014/chartex" xmlns:cx1="http://schemas.microsoft.com/office/drawing/2015/9/8/chartex" xmlns:cx2="http://schemas.microsoft.com/office/drawing/2015/10/21/chartex" xmlns:cx3="http://schemas.microsoft.com/office/drawing/2016/5/9/chartex" xmlns:cx4="http://schemas.microsoft.com/office/drawing/2016/5/10/chartex" xmlns:cx5="http://schemas.microsoft.com/office/drawing/2016/5/11/chartex" xmlns:cx6="http://schemas.microsoft.com/office/drawing/2016/5/12/chartex" xmlns:cx7="http://schemas.microsoft.com/office/drawing/2016/5/13/chartex" xmlns:cx8="http://schemas.microsoft.com/office/drawing/2016/5/14/chartex" xmlns:mc="http://schemas.openxmlformats.org/markup-compatibility/2006" xmlns:aink="http://schemas.microsoft.com/office/drawing/2016/ink" xmlns:am3d="http://schemas.microsoft.com/office/drawing/2017/model3d" xmlns:o="urn:schemas-microsoft-com:office:office" xmlns:oel="http://schemas.microsoft.com/office/2019/extlst" xmlns:r="http://schemas.openxmlformats.org/officeDocument/2006/relationships" xmlns:m="http://schemas.openxmlformats.org/officeDocument/2006/math" xmlns:v="urn:schemas-microsoft-com:vml" xmlns:wp14="http://schemas.microsoft.com/office/word/2010/wordprocessingDrawing" xmlns:wp="http://schemas.openxmlformats.org/drawingml/2006/wordprocessingDrawing" xmlns:w10="urn:schemas-microsoft-com:office:word" xmlns:w="http://schemas.openxmlformats.org/wordprocessingml/2006/main" xmlns:w14="http://schemas.microsoft.com/office/word/2010/wordml" xmlns:w15="http://schemas.microsoft.com/office/word/2012/wordml" xmlns:w16cex="http://schemas.microsoft.com/office/word/2018/wordml/cex" xmlns:w16cid="http://schemas.microsoft.com/office/word/2016/wordml/cid" xmlns:w16="http://schemas.microsoft.com/office/word/2018/wordml" xmlns:w16du="http://schemas.microsoft.com/office/word/2023/wordml/word16du" xmlns:w16sdtdh="http://schemas.microsoft.com/office/word/2020/wordml/sdtdatahash" xmlns:w16sdtfl="http://schemas.microsoft.com/office/word/2024/wordml/sdtformatlock" xmlns:w16se="http://schemas.microsoft.com/office/word/2015/wordml/symex" xmlns:wpg="http://schemas.microsoft.com/office/word/2010/wordprocessingGroup" xmlns:wpi="http://schemas.microsoft.com/office/word/2010/wordprocessingInk" xmlns:wne="http://schemas.microsoft.com/office/word/2006/wordml" xmlns:wps="http://schemas.microsoft.com/office/word/2010/wordprocessingShape" mc:Ignorable="w14 w15 w16se w16cid w16 w16cex w16sdtdh w16sdtfl w16du wp14">
+  <w:comment w:id="2" w:author="KAIFENG" w:date="2026-03-04T19:02:00Z" w:initials="K">
+    <w:p>
+      <w:pPr>
+        <w:pStyle w:val="af7"/>
+      </w:pPr>
+      <w:ins w:id="4" w:author="KAIFENG" w:date="2026-03-04T19:02:00Z" w16du:dateUtc="2026-03-04T11:02:00Z">
+        <w:r>
+          <w:rPr>
+            <w:rStyle w:val="af6"/>
+          </w:rPr>
+          <w:annotationRef/>
+        </w:r>
+      </w:ins>
+      <w:r>
+        <w:rPr>
+          <w:rFonts w:hint="eastAsia"/>
+        </w:rPr>
+        <w:t>错别字：</w:t>
+      </w:r>
+      <w:r>
+        <w:rPr>
+          <w:rFonts w:hint="eastAsia"/>
+        </w:rPr>
+        <w:t>'</w:t>
+      </w:r>
+      <w:r>
+        <w:rPr>
+          <w:rFonts w:hint="eastAsia"/>
+        </w:rPr>
+        <w:t>士</w:t>
+      </w:r>
+      <w:r>
+        <w:rPr>
+          <w:rFonts w:hint="eastAsia"/>
+        </w:rPr>
+        <w:t>'</w:t>
+      </w:r>
+      <w:r>
+        <w:rPr>
+          <w:rFonts w:hint="eastAsia"/>
+        </w:rPr>
+        <w:t>应为</w:t>
+      </w:r>
+      <w:r>
+        <w:rPr>
+          <w:rFonts w:hint="eastAsia"/>
+        </w:rPr>
+        <w:t>'</w:t>
+      </w:r>
+      <w:r>
+        <w:rPr>
+          <w:rFonts w:hint="eastAsia"/>
+        </w:rPr>
+        <w:t>土</w:t>
+      </w:r>
+      <w:r>
+        <w:rPr>
+          <w:rFonts w:hint="eastAsia"/>
+        </w:rPr>
+        <w:t>'</w:t>
+      </w:r>
+      <w:r>
+        <w:rPr>
+          <w:rFonts w:hint="eastAsia"/>
+        </w:rPr>
+        <w:t>，</w:t>
+      </w:r>
+      <w:r>
+        <w:rPr>
+          <w:rFonts w:hint="eastAsia"/>
+        </w:rPr>
+        <w:t>'</w:t>
+      </w:r>
+      <w:r>
+        <w:rPr>
+          <w:rFonts w:hint="eastAsia"/>
+        </w:rPr>
+        <w:t>国土治理</w:t>
+      </w:r>
+      <w:r>
+        <w:rPr>
+          <w:rFonts w:hint="eastAsia"/>
+        </w:rPr>
+        <w:t>'</w:t>
+      </w:r>
+      <w:r>
+        <w:rPr>
+          <w:rFonts w:hint="eastAsia"/>
+        </w:rPr>
+        <w:t>指国家领土的治理</w:t>
+      </w:r>
+    </w:p>
+  </w:comment>
+</w:comments>
+</file>
+
+<file path=word/commentsExtended.xml><?xml version="1.0" encoding="utf-8"?>
+<w15:commentsEx xmlns:wpc="http://schemas.microsoft.com/office/word/2010/wordprocessingCanvas" xmlns:cx="http://schemas.microsoft.com/office/drawing/2014/chartex" xmlns:cx1="http://schemas.microsoft.com/office/drawing/2015/9/8/chartex" xmlns:cx2="http://schemas.microsoft.com/office/drawing/2015/10/21/chartex" xmlns:cx3="http://schemas.microsoft.com/office/drawing/2016/5/9/chartex" xmlns:cx4="http://schemas.microsoft.com/office/drawing/2016/5/10/chartex" xmlns:cx5="http://schemas.microsoft.com/office/drawing/2016/5/11/chartex" xmlns:cx6="http://schemas.microsoft.com/office/drawing/2016/5/12/chartex" xmlns:cx7="http://schemas.microsoft.com/office/drawing/2016/5/13/chartex" xmlns:cx8="http://schemas.microsoft.com/office/drawing/2016/5/14/chartex" xmlns:mc="http://schemas.openxmlformats.org/markup-compatibility/2006" xmlns:aink="http://schemas.microsoft.com/office/drawing/2016/ink" xmlns:am3d="http://schemas.microsoft.com/office/drawing/2017/model3d" xmlns:o="urn:schemas-microsoft-com:office:office" xmlns:oel="http://schemas.microsoft.com/office/2019/extlst" xmlns:r="http://schemas.openxmlformats.org/officeDocument/2006/relationships" xmlns:m="http://schemas.openxmlformats.org/officeDocument/2006/math" xmlns:v="urn:schemas-microsoft-com:vml" xmlns:wp14="http://schemas.microsoft.com/office/word/2010/wordprocessingDrawing" xmlns:wp="http://schemas.openxmlformats.org/drawingml/2006/wordprocessingDrawing" xmlns:w10="urn:schemas-microsoft-com:office:word" xmlns:w="http://schemas.openxmlformats.org/wordprocessingml/2006/main" xmlns:w14="http://schemas.microsoft.com/office/word/2010/wordml" xmlns:w15="http://schemas.microsoft.com/office/word/2012/wordml" xmlns:w16cex="http://schemas.microsoft.com/office/word/2018/wordml/cex" xmlns:w16cid="http://schemas.microsoft.com/office/word/2016/wordml/cid" xmlns:w16="http://schemas.microsoft.com/office/word/2018/wordml" xmlns:w16du="http://schemas.microsoft.com/office/word/2023/wordml/word16du" xmlns:w16sdtdh="http://schemas.microsoft.com/office/word/2020/wordml/sdtdatahash" xmlns:w16sdtfl="http://schemas.microsoft.com/office/word/2024/wordml/sdtformatlock" xmlns:w16se="http://schemas.microsoft.com/office/word/2015/wordml/symex" xmlns:wpg="http://schemas.microsoft.com/office/word/2010/wordprocessingGroup" xmlns:wpi="http://schemas.microsoft.com/office/word/2010/wordprocessingInk" xmlns:wne="http://schemas.microsoft.com/office/word/2006/wordml" xmlns:wps="http://schemas.microsoft.com/office/word/2010/wordprocessingShape" mc:Ignorable="w14 w15 w16se w16cid w16 w16cex w16sdtdh w16sdtfl w16du wp14">
+  <w15:commentEx w15:paraId="06E89F61" w15:done="0"/>
+</w15:commentsEx>
+</file>
+
+<file path=word/commentsExtensible.xml><?xml version="1.0" encoding="utf-8"?>
+<w16cex:commentsExtensible xmlns:wpc="http://schemas.microsoft.com/office/word/2010/wordprocessingCanvas" xmlns:cx="http://schemas.microsoft.com/office/drawing/2014/chartex" xmlns:cx1="http://schemas.microsoft.com/office/drawing/2015/9/8/chartex" xmlns:cx2="http://schemas.microsoft.com/office/drawing/2015/10/21/chartex" xmlns:cx3="http://schemas.microsoft.com/office/drawing/2016/5/9/chartex" xmlns:cx4="http://schemas.microsoft.com/office/drawing/2016/5/10/chartex" xmlns:cx5="http://schemas.microsoft.com/office/drawing/2016/5/11/chartex" xmlns:cx6="http://schemas.microsoft.com/office/drawing/2016/5/12/chartex" xmlns:cx7="http://schemas.microsoft.com/office/drawing/2016/5/13/chartex" xmlns:cx8="http://schemas.microsoft.com/office/drawing/2016/5/14/chartex" xmlns:cr="http://schemas.microsoft.com/office/comments/2020/reactions" xmlns:mc="http://schemas.openxmlformats.org/markup-compatibility/2006" xmlns:aink="http://schemas.microsoft.com/office/drawing/2016/ink" xmlns:am3d="http://schemas.microsoft.com/office/drawing/2017/model3d" xmlns:o="urn:schemas-microsoft-com:office:office" xmlns:oel="http://schemas.microsoft.com/office/2019/extlst" xmlns:r="http://schemas.openxmlformats.org/officeDocument/2006/relationships" xmlns:m="http://schemas.openxmlformats.org/officeDocument/2006/math" xmlns:v="urn:schemas-microsoft-com:vml" xmlns:wp14="http://schemas.microsoft.com/office/word/2010/wordprocessingDrawing" xmlns:wp="http://schemas.openxmlformats.org/drawingml/2006/wordprocessingDrawing" xmlns:w10="urn:schemas-microsoft-com:office:word" xmlns:w="http://schemas.openxmlformats.org/wordprocessingml/2006/main" xmlns:w14="http://schemas.microsoft.com/office/word/2010/wordml" xmlns:w15="http://schemas.microsoft.com/office/word/2012/wordml" xmlns:w16cex="http://schemas.microsoft.com/office/word/2018/wordml/cex" xmlns:w16cid="http://schemas.microsoft.com/office/word/2016/wordml/cid" xmlns:w16="http://schemas.microsoft.com/office/word/2018/wordml" xmlns:w16du="http://schemas.microsoft.com/office/word/2023/wordml/word16du" xmlns:w16sdtdh="http://schemas.microsoft.com/office/word/2020/wordml/sdtdatahash" xmlns:w16sdtfl="http://schemas.microsoft.com/office/word/2024/wordml/sdtformatlock" xmlns:w16se="http://schemas.microsoft.com/office/word/2015/wordml/symex" xmlns:wpg="http://schemas.microsoft.com/office/word/2010/wordprocessingGroup" xmlns:wpi="http://schemas.microsoft.com/office/word/2010/wordprocessingInk" xmlns:wne="http://schemas.microsoft.com/office/word/2006/wordml" xmlns:wps="http://schemas.microsoft.com/office/word/2010/wordprocessingShape" mc:Ignorable="w14 w15 w16se w16cid w16 w16cex w16sdtdh w16sdtfl cr w16du wp14">
+  <w16cex:commentExtensible w16cex:durableId="300458CF" w16cex:dateUtc="2026-03-04T11:02:00Z"/>
+</w16cex:commentsExtensible>
+</file>
+
+<file path=word/commentsIds.xml><?xml version="1.0" encoding="utf-8"?>
+<w16cid:commentsIds xmlns:wpc="http://schemas.microsoft.com/office/word/2010/wordprocessingCanvas" xmlns:cx="http://schemas.microsoft.com/office/drawing/2014/chartex" xmlns:cx1="http://schemas.microsoft.com/office/drawing/2015/9/8/chartex" xmlns:cx2="http://schemas.microsoft.com/office/drawing/2015/10/21/chartex" xmlns:cx3="http://schemas.microsoft.com/office/drawing/2016/5/9/chartex" xmlns:cx4="http://schemas.microsoft.com/office/drawing/2016/5/10/chartex" xmlns:cx5="http://schemas.microsoft.com/office/drawing/2016/5/11/chartex" xmlns:cx6="http://schemas.microsoft.com/office/drawing/2016/5/12/chartex" xmlns:cx7="http://schemas.microsoft.com/office/drawing/2016/5/13/chartex" xmlns:cx8="http://schemas.microsoft.com/office/drawing/2016/5/14/chartex" xmlns:mc="http://schemas.openxmlformats.org/markup-compatibility/2006" xmlns:aink="http://schemas.microsoft.com/office/drawing/2016/ink" xmlns:am3d="http://schemas.microsoft.com/office/drawing/2017/model3d" xmlns:o="urn:schemas-microsoft-com:office:office" xmlns:oel="http://schemas.microsoft.com/office/2019/extlst" xmlns:r="http://schemas.openxmlformats.org/officeDocument/2006/relationships" xmlns:m="http://schemas.openxmlformats.org/officeDocument/2006/math" xmlns:v="urn:schemas-microsoft-com:vml" xmlns:wp14="http://schemas.microsoft.com/office/word/2010/wordprocessingDrawing" xmlns:wp="http://schemas.openxmlformats.org/drawingml/2006/wordprocessingDrawing" xmlns:w10="urn:schemas-microsoft-com:office:word" xmlns:w="http://schemas.openxmlformats.org/wordprocessingml/2006/main" xmlns:w14="http://schemas.microsoft.com/office/word/2010/wordml" xmlns:w15="http://schemas.microsoft.com/office/word/2012/wordml" xmlns:w16cex="http://schemas.microsoft.com/office/word/2018/wordml/cex" xmlns:w16cid="http://schemas.microsoft.com/office/word/2016/wordml/cid" xmlns:w16="http://schemas.microsoft.com/office/word/2018/wordml" xmlns:w16du="http://schemas.microsoft.com/office/word/2023/wordml/word16du" xmlns:w16sdtdh="http://schemas.microsoft.com/office/word/2020/wordml/sdtdatahash" xmlns:w16sdtfl="http://schemas.microsoft.com/office/word/2024/wordml/sdtformatlock" xmlns:w16se="http://schemas.microsoft.com/office/word/2015/wordml/symex" xmlns:wpg="http://schemas.microsoft.com/office/word/2010/wordprocessingGroup" xmlns:wpi="http://schemas.microsoft.com/office/word/2010/wordprocessingInk" xmlns:wne="http://schemas.microsoft.com/office/word/2006/wordml" xmlns:wps="http://schemas.microsoft.com/office/word/2010/wordprocessingShape" mc:Ignorable="w14 w15 w16se w16cid w16 w16cex w16sdtdh w16sdtfl w16du wp14">
+  <w16cid:commentId w16cid:paraId="06E89F61" w16cid:durableId="300458CF"/>
+</w16cid:commentsIds>
+</file>
+
 <file path=word/endnotes.xml><?xml version="1.0" encoding="utf-8"?>
-<w:endnotes xmlns:wpc="http://schemas.microsoft.com/office/word/2010/wordprocessingCanvas" xmlns:cx="http://schemas.microsoft.com/office/drawing/2014/chartex" xmlns:cx1="http://schemas.microsoft.com/office/drawing/2015/9/8/chartex" xmlns:cx2="http://schemas.microsoft.com/office/drawing/2015/10/21/chartex" xmlns:cx3="http://schemas.microsoft.com/office/drawing/2016/5/9/chartex" xmlns:cx4="http://schemas.microsoft.com/office/drawing/2016/5/10/chartex" xmlns:cx5="http://schemas.microsoft.com/office/drawing/2016/5/11/chartex" xmlns:cx6="http://schemas.microsoft.com/office/drawing/2016/5/12/chartex" xmlns:cx7="http://schemas.microsoft.com/office/drawing/2016/5/13/chartex" xmlns:cx8="http://schemas.microsoft.com/office/drawing/2016/5/14/chartex" xmlns:mc="http://schemas.openxmlformats.org/markup-compatibility/2006" xmlns:aink="http://schemas.microsoft.com/office/drawing/2016/ink" xmlns:am3d="http://schemas.microsoft.com/office/drawing/2017/model3d" xmlns:o="urn:schemas-microsoft-com:office:office" xmlns:oel="http://schemas.microsoft.com/office/2019/extlst" xmlns:r="http://schemas.openxmlformats.org/officeDocument/2006/relationships" xmlns:m="http://schemas.openxmlformats.org/officeDocument/2006/math" xmlns:v="urn:schemas-microsoft-com:vml" xmlns:wp14="http://schemas.microsoft.com/office/word/2010/wordprocessingDrawing" xmlns:wp="http://schemas.openxmlformats.org/drawingml/2006/wordprocessingDrawing" xmlns:w10="urn:schemas-microsoft-com:office:word" xmlns:w="http://schemas.openxmlformats.org/wordprocessingml/2006/main" xmlns:w14="http://schemas.microsoft.com/office/word/2010/wordml" xmlns:w15="http://schemas.microsoft.com/office/word/2012/wordml" xmlns:w16cex="http://schemas.microsoft.com/office/word/2018/wordml/cex" xmlns:w16cid="http://schemas.microsoft.com/office/word/2016/wordml/cid" xmlns:w16="http://schemas.microsoft.com/office/word/2018/wordml" xmlns:w16sdtdh="http://schemas.microsoft.com/office/word/2020/wordml/sdtdatahash" xmlns:w16se="http://schemas.microsoft.com/office/word/2015/wordml/symex" xmlns:wpg="http://schemas.microsoft.com/office/word/2010/wordprocessingGroup" xmlns:wpi="http://schemas.microsoft.com/office/word/2010/wordprocessingInk" xmlns:wne="http://schemas.microsoft.com/office/word/2006/wordml" xmlns:wps="http://schemas.microsoft.com/office/word/2010/wordprocessingShape" mc:Ignorable="w14 w15 w16se w16cid w16 w16cex w16sdtdh wp14">
+<w:endnotes xmlns:wpc="http://schemas.microsoft.com/office/word/2010/wordprocessingCanvas" xmlns:cx="http://schemas.microsoft.com/office/drawing/2014/chartex" xmlns:cx1="http://schemas.microsoft.com/office/drawing/2015/9/8/chartex" xmlns:cx2="http://schemas.microsoft.com/office/drawing/2015/10/21/chartex" xmlns:cx3="http://schemas.microsoft.com/office/drawing/2016/5/9/chartex" xmlns:cx4="http://schemas.microsoft.com/office/drawing/2016/5/10/chartex" xmlns:cx5="http://schemas.microsoft.com/office/drawing/2016/5/11/chartex" xmlns:cx6="http://schemas.microsoft.com/office/drawing/2016/5/12/chartex" xmlns:cx7="http://schemas.microsoft.com/office/drawing/2016/5/13/chartex" xmlns:cx8="http://schemas.microsoft.com/office/drawing/2016/5/14/chartex" xmlns:mc="http://schemas.openxmlformats.org/markup-compatibility/2006" xmlns:aink="http://schemas.microsoft.com/office/drawing/2016/ink" xmlns:am3d="http://schemas.microsoft.com/office/drawing/2017/model3d" xmlns:o="urn:schemas-microsoft-com:office:office" xmlns:oel="http://schemas.microsoft.com/office/2019/extlst" xmlns:r="http://schemas.openxmlformats.org/officeDocument/2006/relationships" xmlns:m="http://schemas.openxmlformats.org/officeDocument/2006/math" xmlns:v="urn:schemas-microsoft-com:vml" xmlns:wp14="http://schemas.microsoft.com/office/word/2010/wordprocessingDrawing" xmlns:wp="http://schemas.openxmlformats.org/drawingml/2006/wordprocessingDrawing" xmlns:w10="urn:schemas-microsoft-com:office:word" xmlns:w="http://schemas.openxmlformats.org/wordprocessingml/2006/main" xmlns:w14="http://schemas.microsoft.com/office/word/2010/wordml" xmlns:w15="http://schemas.microsoft.com/office/word/2012/wordml" xmlns:w16cex="http://schemas.microsoft.com/office/word/2018/wordml/cex" xmlns:w16cid="http://schemas.microsoft.com/office/word/2016/wordml/cid" xmlns:w16="http://schemas.microsoft.com/office/word/2018/wordml" xmlns:w16du="http://schemas.microsoft.com/office/word/2023/wordml/word16du" xmlns:w16sdtdh="http://schemas.microsoft.com/office/word/2020/wordml/sdtdatahash" xmlns:w16sdtfl="http://schemas.microsoft.com/office/word/2024/wordml/sdtformatlock" xmlns:w16se="http://schemas.microsoft.com/office/word/2015/wordml/symex" xmlns:wpg="http://schemas.microsoft.com/office/word/2010/wordprocessingGroup" xmlns:wpi="http://schemas.microsoft.com/office/word/2010/wordprocessingInk" xmlns:wne="http://schemas.microsoft.com/office/word/2006/wordml" xmlns:wps="http://schemas.microsoft.com/office/word/2010/wordprocessingShape" mc:Ignorable="w14 w15 w16se w16cid w16 w16cex w16sdtdh w16sdtfl w16du wp14">
   <w:endnote w:type="separator" w:id="-1">
     <w:p>
       <w:pPr>
@@ -12758,7 +10991,7 @@
 </file>
 
 <file path=word/footer1.xml><?xml version="1.0" encoding="utf-8"?>
-<w:ftr xmlns:wpc="http://schemas.microsoft.com/office/word/2010/wordprocessingCanvas" xmlns:cx="http://schemas.microsoft.com/office/drawing/2014/chartex" xmlns:cx1="http://schemas.microsoft.com/office/drawing/2015/9/8/chartex" xmlns:cx2="http://schemas.microsoft.com/office/drawing/2015/10/21/chartex" xmlns:cx3="http://schemas.microsoft.com/office/drawing/2016/5/9/chartex" xmlns:cx4="http://schemas.microsoft.com/office/drawing/2016/5/10/chartex" xmlns:cx5="http://schemas.microsoft.com/office/drawing/2016/5/11/chartex" xmlns:cx6="http://schemas.microsoft.com/office/drawing/2016/5/12/chartex" xmlns:cx7="http://schemas.microsoft.com/office/drawing/2016/5/13/chartex" xmlns:cx8="http://schemas.microsoft.com/office/drawing/2016/5/14/chartex" xmlns:mc="http://schemas.openxmlformats.org/markup-compatibility/2006" xmlns:aink="http://schemas.microsoft.com/office/drawing/2016/ink" xmlns:am3d="http://schemas.microsoft.com/office/drawing/2017/model3d" xmlns:o="urn:schemas-microsoft-com:office:office" xmlns:oel="http://schemas.microsoft.com/office/2019/extlst" xmlns:r="http://schemas.openxmlformats.org/officeDocument/2006/relationships" xmlns:m="http://schemas.openxmlformats.org/officeDocument/2006/math" xmlns:v="urn:schemas-microsoft-com:vml" xmlns:wp14="http://schemas.microsoft.com/office/word/2010/wordprocessingDrawing" xmlns:wp="http://schemas.openxmlformats.org/drawingml/2006/wordprocessingDrawing" xmlns:w10="urn:schemas-microsoft-com:office:word" xmlns:w="http://schemas.openxmlformats.org/wordprocessingml/2006/main" xmlns:w14="http://schemas.microsoft.com/office/word/2010/wordml" xmlns:w15="http://schemas.microsoft.com/office/word/2012/wordml" xmlns:w16cex="http://schemas.microsoft.com/office/word/2018/wordml/cex" xmlns:w16cid="http://schemas.microsoft.com/office/word/2016/wordml/cid" xmlns:w16="http://schemas.microsoft.com/office/word/2018/wordml" xmlns:w16sdtdh="http://schemas.microsoft.com/office/word/2020/wordml/sdtdatahash" xmlns:w16se="http://schemas.microsoft.com/office/word/2015/wordml/symex" xmlns:wpg="http://schemas.microsoft.com/office/word/2010/wordprocessingGroup" xmlns:wpi="http://schemas.microsoft.com/office/word/2010/wordprocessingInk" xmlns:wne="http://schemas.microsoft.com/office/word/2006/wordml" xmlns:wps="http://schemas.microsoft.com/office/word/2010/wordprocessingShape" mc:Ignorable="w14 w15 w16se w16cid w16 w16cex w16sdtdh wp14">
+<w:ftr xmlns:wpc="http://schemas.microsoft.com/office/word/2010/wordprocessingCanvas" xmlns:cx="http://schemas.microsoft.com/office/drawing/2014/chartex" xmlns:cx1="http://schemas.microsoft.com/office/drawing/2015/9/8/chartex" xmlns:cx2="http://schemas.microsoft.com/office/drawing/2015/10/21/chartex" xmlns:cx3="http://schemas.microsoft.com/office/drawing/2016/5/9/chartex" xmlns:cx4="http://schemas.microsoft.com/office/drawing/2016/5/10/chartex" xmlns:cx5="http://schemas.microsoft.com/office/drawing/2016/5/11/chartex" xmlns:cx6="http://schemas.microsoft.com/office/drawing/2016/5/12/chartex" xmlns:cx7="http://schemas.microsoft.com/office/drawing/2016/5/13/chartex" xmlns:cx8="http://schemas.microsoft.com/office/drawing/2016/5/14/chartex" xmlns:mc="http://schemas.openxmlformats.org/markup-compatibility/2006" xmlns:aink="http://schemas.microsoft.com/office/drawing/2016/ink" xmlns:am3d="http://schemas.microsoft.com/office/drawing/2017/model3d" xmlns:o="urn:schemas-microsoft-com:office:office" xmlns:oel="http://schemas.microsoft.com/office/2019/extlst" xmlns:r="http://schemas.openxmlformats.org/officeDocument/2006/relationships" xmlns:m="http://schemas.openxmlformats.org/officeDocument/2006/math" xmlns:v="urn:schemas-microsoft-com:vml" xmlns:wp14="http://schemas.microsoft.com/office/word/2010/wordprocessingDrawing" xmlns:wp="http://schemas.openxmlformats.org/drawingml/2006/wordprocessingDrawing" xmlns:w10="urn:schemas-microsoft-com:office:word" xmlns:w="http://schemas.openxmlformats.org/wordprocessingml/2006/main" xmlns:w14="http://schemas.microsoft.com/office/word/2010/wordml" xmlns:w15="http://schemas.microsoft.com/office/word/2012/wordml" xmlns:w16cex="http://schemas.microsoft.com/office/word/2018/wordml/cex" xmlns:w16cid="http://schemas.microsoft.com/office/word/2016/wordml/cid" xmlns:w16="http://schemas.microsoft.com/office/word/2018/wordml" xmlns:w16du="http://schemas.microsoft.com/office/word/2023/wordml/word16du" xmlns:w16sdtdh="http://schemas.microsoft.com/office/word/2020/wordml/sdtdatahash" xmlns:w16sdtfl="http://schemas.microsoft.com/office/word/2024/wordml/sdtformatlock" xmlns:w16se="http://schemas.microsoft.com/office/word/2015/wordml/symex" xmlns:wpg="http://schemas.microsoft.com/office/word/2010/wordprocessingGroup" xmlns:wpi="http://schemas.microsoft.com/office/word/2010/wordprocessingInk" xmlns:wne="http://schemas.microsoft.com/office/word/2006/wordml" xmlns:wps="http://schemas.microsoft.com/office/word/2010/wordprocessingShape" mc:Ignorable="w14 w15 w16se w16cid w16 w16cex w16sdtdh w16sdtfl w16du wp14">
   <w:sdt>
     <w:sdtPr>
       <w:id w:val="-1565782810"/>
@@ -12804,7 +11037,7 @@
 </file>
 
 <file path=word/footnotes.xml><?xml version="1.0" encoding="utf-8"?>
-<w:footnotes xmlns:wpc="http://schemas.microsoft.com/office/word/2010/wordprocessingCanvas" xmlns:cx="http://schemas.microsoft.com/office/drawing/2014/chartex" xmlns:cx1="http://schemas.microsoft.com/office/drawing/2015/9/8/chartex" xmlns:cx2="http://schemas.microsoft.com/office/drawing/2015/10/21/chartex" xmlns:cx3="http://schemas.microsoft.com/office/drawing/2016/5/9/chartex" xmlns:cx4="http://schemas.microsoft.com/office/drawing/2016/5/10/chartex" xmlns:cx5="http://schemas.microsoft.com/office/drawing/2016/5/11/chartex" xmlns:cx6="http://schemas.microsoft.com/office/drawing/2016/5/12/chartex" xmlns:cx7="http://schemas.microsoft.com/office/drawing/2016/5/13/chartex" xmlns:cx8="http://schemas.microsoft.com/office/drawing/2016/5/14/chartex" xmlns:mc="http://schemas.openxmlformats.org/markup-compatibility/2006" xmlns:aink="http://schemas.microsoft.com/office/drawing/2016/ink" xmlns:am3d="http://schemas.microsoft.com/office/drawing/2017/model3d" xmlns:o="urn:schemas-microsoft-com:office:office" xmlns:oel="http://schemas.microsoft.com/office/2019/extlst" xmlns:r="http://schemas.openxmlformats.org/officeDocument/2006/relationships" xmlns:m="http://schemas.openxmlformats.org/officeDocument/2006/math" xmlns:v="urn:schemas-microsoft-com:vml" xmlns:wp14="http://schemas.microsoft.com/office/word/2010/wordprocessingDrawing" xmlns:wp="http://schemas.openxmlformats.org/drawingml/2006/wordprocessingDrawing" xmlns:w10="urn:schemas-microsoft-com:office:word" xmlns:w="http://schemas.openxmlformats.org/wordprocessingml/2006/main" xmlns:w14="http://schemas.microsoft.com/office/word/2010/wordml" xmlns:w15="http://schemas.microsoft.com/office/word/2012/wordml" xmlns:w16cex="http://schemas.microsoft.com/office/word/2018/wordml/cex" xmlns:w16cid="http://schemas.microsoft.com/office/word/2016/wordml/cid" xmlns:w16="http://schemas.microsoft.com/office/word/2018/wordml" xmlns:w16sdtdh="http://schemas.microsoft.com/office/word/2020/wordml/sdtdatahash" xmlns:w16se="http://schemas.microsoft.com/office/word/2015/wordml/symex" xmlns:wpg="http://schemas.microsoft.com/office/word/2010/wordprocessingGroup" xmlns:wpi="http://schemas.microsoft.com/office/word/2010/wordprocessingInk" xmlns:wne="http://schemas.microsoft.com/office/word/2006/wordml" xmlns:wps="http://schemas.microsoft.com/office/word/2010/wordprocessingShape" mc:Ignorable="w14 w15 w16se w16cid w16 w16cex w16sdtdh wp14">
+<w:footnotes xmlns:wpc="http://schemas.microsoft.com/office/word/2010/wordprocessingCanvas" xmlns:cx="http://schemas.microsoft.com/office/drawing/2014/chartex" xmlns:cx1="http://schemas.microsoft.com/office/drawing/2015/9/8/chartex" xmlns:cx2="http://schemas.microsoft.com/office/drawing/2015/10/21/chartex" xmlns:cx3="http://schemas.microsoft.com/office/drawing/2016/5/9/chartex" xmlns:cx4="http://schemas.microsoft.com/office/drawing/2016/5/10/chartex" xmlns:cx5="http://schemas.microsoft.com/office/drawing/2016/5/11/chartex" xmlns:cx6="http://schemas.microsoft.com/office/drawing/2016/5/12/chartex" xmlns:cx7="http://schemas.microsoft.com/office/drawing/2016/5/13/chartex" xmlns:cx8="http://schemas.microsoft.com/office/drawing/2016/5/14/chartex" xmlns:mc="http://schemas.openxmlformats.org/markup-compatibility/2006" xmlns:aink="http://schemas.microsoft.com/office/drawing/2016/ink" xmlns:am3d="http://schemas.microsoft.com/office/drawing/2017/model3d" xmlns:o="urn:schemas-microsoft-com:office:office" xmlns:oel="http://schemas.microsoft.com/office/2019/extlst" xmlns:r="http://schemas.openxmlformats.org/officeDocument/2006/relationships" xmlns:m="http://schemas.openxmlformats.org/officeDocument/2006/math" xmlns:v="urn:schemas-microsoft-com:vml" xmlns:wp14="http://schemas.microsoft.com/office/word/2010/wordprocessingDrawing" xmlns:wp="http://schemas.openxmlformats.org/drawingml/2006/wordprocessingDrawing" xmlns:w10="urn:schemas-microsoft-com:office:word" xmlns:w="http://schemas.openxmlformats.org/wordprocessingml/2006/main" xmlns:w14="http://schemas.microsoft.com/office/word/2010/wordml" xmlns:w15="http://schemas.microsoft.com/office/word/2012/wordml" xmlns:w16cex="http://schemas.microsoft.com/office/word/2018/wordml/cex" xmlns:w16cid="http://schemas.microsoft.com/office/word/2016/wordml/cid" xmlns:w16="http://schemas.microsoft.com/office/word/2018/wordml" xmlns:w16du="http://schemas.microsoft.com/office/word/2023/wordml/word16du" xmlns:w16sdtdh="http://schemas.microsoft.com/office/word/2020/wordml/sdtdatahash" xmlns:w16sdtfl="http://schemas.microsoft.com/office/word/2024/wordml/sdtformatlock" xmlns:w16se="http://schemas.microsoft.com/office/word/2015/wordml/symex" xmlns:wpg="http://schemas.microsoft.com/office/word/2010/wordprocessingGroup" xmlns:wpi="http://schemas.microsoft.com/office/word/2010/wordprocessingInk" xmlns:wne="http://schemas.microsoft.com/office/word/2006/wordml" xmlns:wps="http://schemas.microsoft.com/office/word/2010/wordprocessingShape" mc:Ignorable="w14 w15 w16se w16cid w16 w16cex w16sdtdh w16sdtfl w16du wp14">
   <w:footnote w:type="separator" w:id="-1">
     <w:p>
       <w:pPr>
@@ -12829,7 +11062,7 @@
 </file>
 
 <file path=word/numbering.xml><?xml version="1.0" encoding="utf-8"?>
-<w:numbering xmlns:wpc="http://schemas.microsoft.com/office/word/2010/wordprocessingCanvas" xmlns:cx="http://schemas.microsoft.com/office/drawing/2014/chartex" xmlns:cx1="http://schemas.microsoft.com/office/drawing/2015/9/8/chartex" xmlns:cx2="http://schemas.microsoft.com/office/drawing/2015/10/21/chartex" xmlns:cx3="http://schemas.microsoft.com/office/drawing/2016/5/9/chartex" xmlns:cx4="http://schemas.microsoft.com/office/drawing/2016/5/10/chartex" xmlns:cx5="http://schemas.microsoft.com/office/drawing/2016/5/11/chartex" xmlns:cx6="http://schemas.microsoft.com/office/drawing/2016/5/12/chartex" xmlns:cx7="http://schemas.microsoft.com/office/drawing/2016/5/13/chartex" xmlns:cx8="http://schemas.microsoft.com/office/drawing/2016/5/14/chartex" xmlns:mc="http://schemas.openxmlformats.org/markup-compatibility/2006" xmlns:aink="http://schemas.microsoft.com/office/drawing/2016/ink" xmlns:am3d="http://schemas.microsoft.com/office/drawing/2017/model3d" xmlns:o="urn:schemas-microsoft-com:office:office" xmlns:oel="http://schemas.microsoft.com/office/2019/extlst" xmlns:r="http://schemas.openxmlformats.org/officeDocument/2006/relationships" xmlns:m="http://schemas.openxmlformats.org/officeDocument/2006/math" xmlns:v="urn:schemas-microsoft-com:vml" xmlns:wp14="http://schemas.microsoft.com/office/word/2010/wordprocessingDrawing" xmlns:wp="http://schemas.openxmlformats.org/drawingml/2006/wordprocessingDrawing" xmlns:w10="urn:schemas-microsoft-com:office:word" xmlns:w="http://schemas.openxmlformats.org/wordprocessingml/2006/main" xmlns:w14="http://schemas.microsoft.com/office/word/2010/wordml" xmlns:w15="http://schemas.microsoft.com/office/word/2012/wordml" xmlns:w16cex="http://schemas.microsoft.com/office/word/2018/wordml/cex" xmlns:w16cid="http://schemas.microsoft.com/office/word/2016/wordml/cid" xmlns:w16="http://schemas.microsoft.com/office/word/2018/wordml" xmlns:w16sdtdh="http://schemas.microsoft.com/office/word/2020/wordml/sdtdatahash" xmlns:w16se="http://schemas.microsoft.com/office/word/2015/wordml/symex" xmlns:wpg="http://schemas.microsoft.com/office/word/2010/wordprocessingGroup" xmlns:wpi="http://schemas.microsoft.com/office/word/2010/wordprocessingInk" xmlns:wne="http://schemas.microsoft.com/office/word/2006/wordml" xmlns:wps="http://schemas.microsoft.com/office/word/2010/wordprocessingShape" mc:Ignorable="w14 w15 w16se w16cid w16 w16cex w16sdtdh wp14">
+<w:numbering xmlns:wpc="http://schemas.microsoft.com/office/word/2010/wordprocessingCanvas" xmlns:cx="http://schemas.microsoft.com/office/drawing/2014/chartex" xmlns:cx1="http://schemas.microsoft.com/office/drawing/2015/9/8/chartex" xmlns:cx2="http://schemas.microsoft.com/office/drawing/2015/10/21/chartex" xmlns:cx3="http://schemas.microsoft.com/office/drawing/2016/5/9/chartex" xmlns:cx4="http://schemas.microsoft.com/office/drawing/2016/5/10/chartex" xmlns:cx5="http://schemas.microsoft.com/office/drawing/2016/5/11/chartex" xmlns:cx6="http://schemas.microsoft.com/office/drawing/2016/5/12/chartex" xmlns:cx7="http://schemas.microsoft.com/office/drawing/2016/5/13/chartex" xmlns:cx8="http://schemas.microsoft.com/office/drawing/2016/5/14/chartex" xmlns:mc="http://schemas.openxmlformats.org/markup-compatibility/2006" xmlns:aink="http://schemas.microsoft.com/office/drawing/2016/ink" xmlns:am3d="http://schemas.microsoft.com/office/drawing/2017/model3d" xmlns:o="urn:schemas-microsoft-com:office:office" xmlns:oel="http://schemas.microsoft.com/office/2019/extlst" xmlns:r="http://schemas.openxmlformats.org/officeDocument/2006/relationships" xmlns:m="http://schemas.openxmlformats.org/officeDocument/2006/math" xmlns:v="urn:schemas-microsoft-com:vml" xmlns:wp14="http://schemas.microsoft.com/office/word/2010/wordprocessingDrawing" xmlns:wp="http://schemas.openxmlformats.org/drawingml/2006/wordprocessingDrawing" xmlns:w10="urn:schemas-microsoft-com:office:word" xmlns:w="http://schemas.openxmlformats.org/wordprocessingml/2006/main" xmlns:w14="http://schemas.microsoft.com/office/word/2010/wordml" xmlns:w15="http://schemas.microsoft.com/office/word/2012/wordml" xmlns:w16cex="http://schemas.microsoft.com/office/word/2018/wordml/cex" xmlns:w16cid="http://schemas.microsoft.com/office/word/2016/wordml/cid" xmlns:w16="http://schemas.microsoft.com/office/word/2018/wordml" xmlns:w16du="http://schemas.microsoft.com/office/word/2023/wordml/word16du" xmlns:w16sdtdh="http://schemas.microsoft.com/office/word/2020/wordml/sdtdatahash" xmlns:w16sdtfl="http://schemas.microsoft.com/office/word/2024/wordml/sdtformatlock" xmlns:w16se="http://schemas.microsoft.com/office/word/2015/wordml/symex" xmlns:wpg="http://schemas.microsoft.com/office/word/2010/wordprocessingGroup" xmlns:wpi="http://schemas.microsoft.com/office/word/2010/wordprocessingInk" xmlns:wne="http://schemas.microsoft.com/office/word/2006/wordml" xmlns:wps="http://schemas.microsoft.com/office/word/2010/wordprocessingShape" mc:Ignorable="w14 w15 w16se w16cid w16 w16cex w16sdtdh w16sdtfl w16du wp14">
   <w:abstractNum w:abstractNumId="0" w15:restartNumberingAfterBreak="0">
     <w:nsid w:val="0000A990"/>
     <w:multiLevelType w:val="multilevel"/>
@@ -14333,8 +12566,16 @@
 </w:numbering>
 </file>
 
+<file path=word/people.xml><?xml version="1.0" encoding="utf-8"?>
+<w15:people xmlns:wpc="http://schemas.microsoft.com/office/word/2010/wordprocessingCanvas" xmlns:cx="http://schemas.microsoft.com/office/drawing/2014/chartex" xmlns:cx1="http://schemas.microsoft.com/office/drawing/2015/9/8/chartex" xmlns:cx2="http://schemas.microsoft.com/office/drawing/2015/10/21/chartex" xmlns:cx3="http://schemas.microsoft.com/office/drawing/2016/5/9/chartex" xmlns:cx4="http://schemas.microsoft.com/office/drawing/2016/5/10/chartex" xmlns:cx5="http://schemas.microsoft.com/office/drawing/2016/5/11/chartex" xmlns:cx6="http://schemas.microsoft.com/office/drawing/2016/5/12/chartex" xmlns:cx7="http://schemas.microsoft.com/office/drawing/2016/5/13/chartex" xmlns:cx8="http://schemas.microsoft.com/office/drawing/2016/5/14/chartex" xmlns:mc="http://schemas.openxmlformats.org/markup-compatibility/2006" xmlns:aink="http://schemas.microsoft.com/office/drawing/2016/ink" xmlns:am3d="http://schemas.microsoft.com/office/drawing/2017/model3d" xmlns:o="urn:schemas-microsoft-com:office:office" xmlns:oel="http://schemas.microsoft.com/office/2019/extlst" xmlns:r="http://schemas.openxmlformats.org/officeDocument/2006/relationships" xmlns:m="http://schemas.openxmlformats.org/officeDocument/2006/math" xmlns:v="urn:schemas-microsoft-com:vml" xmlns:wp14="http://schemas.microsoft.com/office/word/2010/wordprocessingDrawing" xmlns:wp="http://schemas.openxmlformats.org/drawingml/2006/wordprocessingDrawing" xmlns:w10="urn:schemas-microsoft-com:office:word" xmlns:w="http://schemas.openxmlformats.org/wordprocessingml/2006/main" xmlns:w14="http://schemas.microsoft.com/office/word/2010/wordml" xmlns:w15="http://schemas.microsoft.com/office/word/2012/wordml" xmlns:w16cex="http://schemas.microsoft.com/office/word/2018/wordml/cex" xmlns:w16cid="http://schemas.microsoft.com/office/word/2016/wordml/cid" xmlns:w16="http://schemas.microsoft.com/office/word/2018/wordml" xmlns:w16du="http://schemas.microsoft.com/office/word/2023/wordml/word16du" xmlns:w16sdtdh="http://schemas.microsoft.com/office/word/2020/wordml/sdtdatahash" xmlns:w16sdtfl="http://schemas.microsoft.com/office/word/2024/wordml/sdtformatlock" xmlns:w16se="http://schemas.microsoft.com/office/word/2015/wordml/symex" xmlns:wpg="http://schemas.microsoft.com/office/word/2010/wordprocessingGroup" xmlns:wpi="http://schemas.microsoft.com/office/word/2010/wordprocessingInk" xmlns:wne="http://schemas.microsoft.com/office/word/2006/wordml" xmlns:wps="http://schemas.microsoft.com/office/word/2010/wordprocessingShape" mc:Ignorable="w14 w15 w16se w16cid w16 w16cex w16sdtdh w16sdtfl w16du wp14">
+  <w15:person w15:author="KAIFENG">
+    <w15:presenceInfo w15:providerId="AD" w15:userId="S::kaifeng@my.office365.best::f4179157-aece-47ff-b902-8068702538ca"/>
+  </w15:person>
+</w15:people>
+</file>
+
 <file path=word/styles.xml><?xml version="1.0" encoding="utf-8"?>
-<w:styles xmlns:mc="http://schemas.openxmlformats.org/markup-compatibility/2006" xmlns:r="http://schemas.openxmlformats.org/officeDocument/2006/relationships" xmlns:w="http://schemas.openxmlformats.org/wordprocessingml/2006/main" xmlns:w14="http://schemas.microsoft.com/office/word/2010/wordml" xmlns:w15="http://schemas.microsoft.com/office/word/2012/wordml" xmlns:w16cex="http://schemas.microsoft.com/office/word/2018/wordml/cex" xmlns:w16cid="http://schemas.microsoft.com/office/word/2016/wordml/cid" xmlns:w16="http://schemas.microsoft.com/office/word/2018/wordml" xmlns:w16sdtdh="http://schemas.microsoft.com/office/word/2020/wordml/sdtdatahash" xmlns:w16se="http://schemas.microsoft.com/office/word/2015/wordml/symex" mc:Ignorable="w14 w15 w16se w16cid w16 w16cex w16sdtdh">
+<w:styles xmlns:mc="http://schemas.openxmlformats.org/markup-compatibility/2006" xmlns:r="http://schemas.openxmlformats.org/officeDocument/2006/relationships" xmlns:w="http://schemas.openxmlformats.org/wordprocessingml/2006/main" xmlns:w14="http://schemas.microsoft.com/office/word/2010/wordml" xmlns:w15="http://schemas.microsoft.com/office/word/2012/wordml" xmlns:w16cex="http://schemas.microsoft.com/office/word/2018/wordml/cex" xmlns:w16cid="http://schemas.microsoft.com/office/word/2016/wordml/cid" xmlns:w16="http://schemas.microsoft.com/office/word/2018/wordml" xmlns:w16du="http://schemas.microsoft.com/office/word/2023/wordml/word16du" xmlns:w16sdtdh="http://schemas.microsoft.com/office/word/2020/wordml/sdtdatahash" xmlns:w16sdtfl="http://schemas.microsoft.com/office/word/2024/wordml/sdtformatlock" xmlns:w16se="http://schemas.microsoft.com/office/word/2015/wordml/symex" mc:Ignorable="w14 w15 w16se w16cid w16 w16cex w16sdtdh w16sdtfl w16du">
   <w:docDefaults>
     <w:rPrDefault>
       <w:rPr>

--- a/设计报告详细版本.docx
+++ b/设计报告详细版本.docx
@@ -63,45 +63,25 @@
         </w:rPr>
         <w:t>在国际层面，美国、欧洲和日本等航天强国已经形成了较为完善的高分辨率遥感卫星体系。美国Maxar公司运营的WorldView-3与WorldView-4卫星具备优于0.3米的空间分辨率，其数据广泛服务于政府、军方与商业市场，形成了从数据采集到增值服务的完整产业链。欧洲的空客公司通过Pleiades系列卫星提供0.5米分辨率影像，兼顾科研、政府与商业用户，成为欧盟空间信息服务的重要支撑。日本的ALOS-3卫星则着眼于灾害监测和地理信息基础建设，进一步彰显了高分辨率遥感在</w:t>
       </w:r>
-      <w:commentRangeStart w:id="2"/>
-      <w:ins w:id="3" w:author="KAIFENG" w:date="2026-03-04T19:02:00Z" w16du:dateUtc="2026-03-04T11:02:00Z">
-        <w:r>
-          <w:rPr>
-            <w:rFonts w:hint="eastAsia"/>
-            <w:lang w:eastAsia="zh-CN"/>
-          </w:rPr>
-          <w:t>综合国土治理</w:t>
-        </w:r>
-        <w:commentRangeEnd w:id="2"/>
-        <w:r>
-          <w:rPr>
-            <w:rStyle w:val="af6"/>
-            <w:rFonts w:asciiTheme="minorHAnsi" w:eastAsiaTheme="minorEastAsia" w:hAnsiTheme="minorHAnsi"/>
-          </w:rPr>
-          <w:commentReference w:id="2"/>
-        </w:r>
-      </w:ins>
-      <w:del w:id="5" w:author="KAIFENG" w:date="2026-03-04T19:02:00Z" w16du:dateUtc="2026-03-04T11:02:00Z">
-        <w:r>
-          <w:rPr>
-            <w:lang w:eastAsia="zh-CN"/>
-          </w:rPr>
-          <w:delText>综合国</w:delText>
-        </w:r>
-        <w:r>
-          <w:rPr>
-            <w:rFonts w:hint="eastAsia"/>
-            <w:lang w:eastAsia="zh-CN"/>
-          </w:rPr>
-          <w:delText>士</w:delText>
-        </w:r>
-        <w:r>
-          <w:rPr>
-            <w:lang w:eastAsia="zh-CN"/>
-          </w:rPr>
-          <w:delText>治理</w:delText>
-        </w:r>
-      </w:del>
+      <w:r>
+        <w:rPr>
+          <w:lang w:eastAsia="zh-CN"/>
+        </w:rPr>
+        <w:t>综合国</w:t>
+      </w:r>
+      <w:r>
+        <w:rPr>
+          <w:rFonts w:hint="eastAsia"/>
+          <w:lang w:eastAsia="zh-CN"/>
+        </w:rPr>
+        <w:t>士</w:t>
+      </w:r>
+      <w:r>
+        <w:rPr>
+          <w:lang w:eastAsia="zh-CN"/>
+        </w:rPr>
+        <w:t>治理</w:t>
+      </w:r>
       <w:r>
         <w:rPr>
           <w:lang w:eastAsia="zh-CN"/>
@@ -1703,7 +1683,7 @@
           <w:lang w:eastAsia="zh-CN"/>
         </w:rPr>
       </w:pPr>
-      <w:bookmarkStart w:id="6" w:name="系统概述与任务分析"/>
+      <w:bookmarkStart w:id="2" w:name="系统概述与任务分析"/>
       <w:bookmarkEnd w:id="1"/>
       <w:r>
         <w:rPr>
@@ -1720,7 +1700,7 @@
           <w:lang w:eastAsia="zh-CN"/>
         </w:rPr>
       </w:pPr>
-      <w:bookmarkStart w:id="7" w:name="任务目标和需求"/>
+      <w:bookmarkStart w:id="3" w:name="任务目标和需求"/>
       <w:r>
         <w:rPr>
           <w:rFonts w:hint="eastAsia"/>
@@ -1938,8 +1918,8 @@
           <w:lang w:eastAsia="zh-CN"/>
         </w:rPr>
       </w:pPr>
-      <w:bookmarkStart w:id="8" w:name="轨道力学和覆盖分析"/>
-      <w:bookmarkEnd w:id="7"/>
+      <w:bookmarkStart w:id="4" w:name="轨道力学和覆盖分析"/>
+      <w:bookmarkEnd w:id="3"/>
       <w:r>
         <w:rPr>
           <w:rFonts w:hint="eastAsia"/>
@@ -2135,8 +2115,8 @@
           <w:lang w:eastAsia="zh-CN"/>
         </w:rPr>
       </w:pPr>
-      <w:bookmarkStart w:id="9" w:name="性能要求和约束"/>
-      <w:bookmarkEnd w:id="8"/>
+      <w:bookmarkStart w:id="5" w:name="性能要求和约束"/>
+      <w:bookmarkEnd w:id="4"/>
       <w:r>
         <w:rPr>
           <w:rFonts w:hint="eastAsia"/>
@@ -2332,9 +2312,9 @@
           <w:lang w:eastAsia="zh-CN"/>
         </w:rPr>
       </w:pPr>
-      <w:bookmarkStart w:id="10" w:name="卫星子系统设计"/>
-      <w:bookmarkEnd w:id="6"/>
-      <w:bookmarkEnd w:id="9"/>
+      <w:bookmarkStart w:id="6" w:name="卫星子系统设计"/>
+      <w:bookmarkEnd w:id="2"/>
+      <w:bookmarkEnd w:id="5"/>
       <w:r>
         <w:rPr>
           <w:rFonts w:hint="eastAsia"/>
@@ -2372,7 +2352,7 @@
                     <pic:cNvPicPr/>
                   </pic:nvPicPr>
                   <pic:blipFill>
-                    <a:blip r:embed="rId12"/>
+                    <a:blip r:embed="rId8"/>
                     <a:stretch>
                       <a:fillRect/>
                     </a:stretch>
@@ -3701,7 +3681,7 @@
       <w:pPr>
         <w:pStyle w:val="2"/>
       </w:pPr>
-      <w:bookmarkStart w:id="11" w:name="光学载荷子系统"/>
+      <w:bookmarkStart w:id="7" w:name="光学载荷子系统"/>
       <w:r>
         <w:t>光学载荷子系统（</w:t>
       </w:r>
@@ -3941,7 +3921,7 @@
                     <pic:cNvPicPr/>
                   </pic:nvPicPr>
                   <pic:blipFill>
-                    <a:blip r:embed="rId13"/>
+                    <a:blip r:embed="rId9"/>
                     <a:stretch>
                       <a:fillRect/>
                     </a:stretch>
@@ -4050,7 +4030,7 @@
                     <pic:cNvPicPr/>
                   </pic:nvPicPr>
                   <pic:blipFill>
-                    <a:blip r:embed="rId14"/>
+                    <a:blip r:embed="rId10"/>
                     <a:stretch>
                       <a:fillRect/>
                     </a:stretch>
@@ -4407,8 +4387,8 @@
           <w:lang w:eastAsia="zh-CN"/>
         </w:rPr>
       </w:pPr>
-      <w:bookmarkStart w:id="12" w:name="姿态确定与控制系统"/>
-      <w:bookmarkEnd w:id="11"/>
+      <w:bookmarkStart w:id="8" w:name="姿态确定与控制系统"/>
+      <w:bookmarkEnd w:id="7"/>
       <w:r>
         <w:rPr>
           <w:lang w:eastAsia="zh-CN"/>
@@ -5384,7 +5364,7 @@
                     <pic:cNvPicPr/>
                   </pic:nvPicPr>
                   <pic:blipFill>
-                    <a:blip r:embed="rId15"/>
+                    <a:blip r:embed="rId11"/>
                     <a:stretch>
                       <a:fillRect/>
                     </a:stretch>
@@ -5825,8 +5805,8 @@
           <w:lang w:eastAsia="zh-CN"/>
         </w:rPr>
       </w:pPr>
-      <w:bookmarkStart w:id="13" w:name="指令与数据处理子系统"/>
-      <w:bookmarkEnd w:id="12"/>
+      <w:bookmarkStart w:id="9" w:name="指令与数据处理子系统"/>
+      <w:bookmarkEnd w:id="8"/>
       <w:r>
         <w:rPr>
           <w:rFonts w:hint="eastAsia"/>
@@ -6486,8 +6466,8 @@
           <w:lang w:eastAsia="zh-CN"/>
         </w:rPr>
       </w:pPr>
-      <w:bookmarkStart w:id="14" w:name="通信子系统"/>
-      <w:bookmarkEnd w:id="13"/>
+      <w:bookmarkStart w:id="10" w:name="通信子系统"/>
+      <w:bookmarkEnd w:id="9"/>
       <w:r>
         <w:rPr>
           <w:rFonts w:hint="eastAsia"/>
@@ -7208,8 +7188,8 @@
           <w:lang w:eastAsia="zh-CN"/>
         </w:rPr>
       </w:pPr>
-      <w:bookmarkStart w:id="15" w:name="电力系统"/>
-      <w:bookmarkEnd w:id="14"/>
+      <w:bookmarkStart w:id="11" w:name="电力系统"/>
+      <w:bookmarkEnd w:id="10"/>
       <w:r>
         <w:rPr>
           <w:rFonts w:hint="eastAsia"/>
@@ -7796,8 +7776,8 @@
           <w:lang w:eastAsia="zh-CN"/>
         </w:rPr>
       </w:pPr>
-      <w:bookmarkStart w:id="16" w:name="热控制系统"/>
-      <w:bookmarkEnd w:id="15"/>
+      <w:bookmarkStart w:id="12" w:name="热控制系统"/>
+      <w:bookmarkEnd w:id="11"/>
       <w:r>
         <w:rPr>
           <w:rFonts w:hint="eastAsia"/>
@@ -8563,8 +8543,8 @@
           <w:lang w:eastAsia="zh-CN"/>
         </w:rPr>
       </w:pPr>
-      <w:bookmarkStart w:id="17" w:name="推进子系统"/>
-      <w:bookmarkEnd w:id="16"/>
+      <w:bookmarkStart w:id="13" w:name="推进子系统"/>
+      <w:bookmarkEnd w:id="12"/>
       <w:r>
         <w:rPr>
           <w:rFonts w:hint="eastAsia"/>
@@ -9327,9 +9307,9 @@
           <w:lang w:eastAsia="zh-CN"/>
         </w:rPr>
       </w:pPr>
-      <w:bookmarkStart w:id="18" w:name="系统集成与接口设计"/>
-      <w:bookmarkEnd w:id="10"/>
-      <w:bookmarkEnd w:id="17"/>
+      <w:bookmarkStart w:id="14" w:name="系统集成与接口设计"/>
+      <w:bookmarkEnd w:id="6"/>
+      <w:bookmarkEnd w:id="13"/>
       <w:r>
         <w:rPr>
           <w:rFonts w:hint="eastAsia"/>
@@ -9345,7 +9325,7 @@
           <w:lang w:eastAsia="zh-CN"/>
         </w:rPr>
       </w:pPr>
-      <w:bookmarkStart w:id="19" w:name="质量预算分解"/>
+      <w:bookmarkStart w:id="15" w:name="质量预算分解"/>
       <w:r>
         <w:rPr>
           <w:rFonts w:hint="eastAsia"/>
@@ -10111,8 +10091,8 @@
       <w:pPr>
         <w:pStyle w:val="3"/>
       </w:pPr>
-      <w:bookmarkStart w:id="20" w:name="功率预算分析"/>
-      <w:bookmarkEnd w:id="19"/>
+      <w:bookmarkStart w:id="16" w:name="功率预算分析"/>
+      <w:bookmarkEnd w:id="15"/>
       <w:r>
         <w:rPr>
           <w:rFonts w:hint="eastAsia"/>
@@ -10324,8 +10304,8 @@
           <w:lang w:eastAsia="zh-CN"/>
         </w:rPr>
       </w:pPr>
-      <w:bookmarkStart w:id="21" w:name="硬件和软件接口"/>
-      <w:bookmarkEnd w:id="20"/>
+      <w:bookmarkStart w:id="17" w:name="硬件和软件接口"/>
+      <w:bookmarkEnd w:id="16"/>
       <w:r>
         <w:rPr>
           <w:rFonts w:hint="eastAsia"/>
@@ -10469,9 +10449,9 @@
           <w:lang w:eastAsia="zh-CN"/>
         </w:rPr>
       </w:pPr>
-      <w:bookmarkStart w:id="22" w:name="技术规格与性能"/>
-      <w:bookmarkEnd w:id="18"/>
-      <w:bookmarkEnd w:id="21"/>
+      <w:bookmarkStart w:id="18" w:name="技术规格与性能"/>
+      <w:bookmarkEnd w:id="14"/>
+      <w:bookmarkEnd w:id="17"/>
       <w:r>
         <w:rPr>
           <w:rFonts w:hint="eastAsia"/>
@@ -10487,7 +10467,7 @@
           <w:lang w:eastAsia="zh-CN"/>
         </w:rPr>
       </w:pPr>
-      <w:bookmarkStart w:id="23" w:name="光学系统性能"/>
+      <w:bookmarkStart w:id="19" w:name="光学系统性能"/>
       <w:r>
         <w:rPr>
           <w:rFonts w:hint="eastAsia"/>
@@ -10686,8 +10666,8 @@
           <w:lang w:eastAsia="zh-CN"/>
         </w:rPr>
       </w:pPr>
-      <w:bookmarkStart w:id="24" w:name="任务性能总结"/>
-      <w:bookmarkEnd w:id="23"/>
+      <w:bookmarkStart w:id="20" w:name="任务性能总结"/>
+      <w:bookmarkEnd w:id="19"/>
       <w:r>
         <w:rPr>
           <w:rFonts w:hint="eastAsia"/>
@@ -10833,11 +10813,11 @@
         <w:t>这份综合卫星设计为初步设计评审和进一步开发阶段提供完整的技术基础，结合当前行业标准和成熟技术，提供可靠、高性价比的地球观测能力。</w:t>
       </w:r>
       <w:bookmarkEnd w:id="0"/>
-      <w:bookmarkEnd w:id="22"/>
-      <w:bookmarkEnd w:id="24"/>
+      <w:bookmarkEnd w:id="18"/>
+      <w:bookmarkEnd w:id="20"/>
     </w:p>
     <w:sectPr>
-      <w:footerReference w:type="default" r:id="rId16"/>
+      <w:footerReference w:type="default" r:id="rId12"/>
       <w:footnotePr>
         <w:numRestart w:val="eachSect"/>
       </w:footnotePr>
@@ -10847,122 +10827,6 @@
     </w:sectPr>
   </w:body>
 </w:document>
-</file>
-
-<file path=word/comments.xml><?xml version="1.0" encoding="utf-8"?>
-<w:comments xmlns:wpc="http://schemas.microsoft.com/office/word/2010/wordprocessingCanvas" xmlns:cx="http://schemas.microsoft.com/office/drawing/2014/chartex" xmlns:cx1="http://schemas.microsoft.com/office/drawing/2015/9/8/chartex" xmlns:cx2="http://schemas.microsoft.com/office/drawing/2015/10/21/chartex" xmlns:cx3="http://schemas.microsoft.com/office/drawing/2016/5/9/chartex" xmlns:cx4="http://schemas.microsoft.com/office/drawing/2016/5/10/chartex" xmlns:cx5="http://schemas.microsoft.com/office/drawing/2016/5/11/chartex" xmlns:cx6="http://schemas.microsoft.com/office/drawing/2016/5/12/chartex" xmlns:cx7="http://schemas.microsoft.com/office/drawing/2016/5/13/chartex" xmlns:cx8="http://schemas.microsoft.com/office/drawing/2016/5/14/chartex" xmlns:mc="http://schemas.openxmlformats.org/markup-compatibility/2006" xmlns:aink="http://schemas.microsoft.com/office/drawing/2016/ink" xmlns:am3d="http://schemas.microsoft.com/office/drawing/2017/model3d" xmlns:o="urn:schemas-microsoft-com:office:office" xmlns:oel="http://schemas.microsoft.com/office/2019/extlst" xmlns:r="http://schemas.openxmlformats.org/officeDocument/2006/relationships" xmlns:m="http://schemas.openxmlformats.org/officeDocument/2006/math" xmlns:v="urn:schemas-microsoft-com:vml" xmlns:wp14="http://schemas.microsoft.com/office/word/2010/wordprocessingDrawing" xmlns:wp="http://schemas.openxmlformats.org/drawingml/2006/wordprocessingDrawing" xmlns:w10="urn:schemas-microsoft-com:office:word" xmlns:w="http://schemas.openxmlformats.org/wordprocessingml/2006/main" xmlns:w14="http://schemas.microsoft.com/office/word/2010/wordml" xmlns:w15="http://schemas.microsoft.com/office/word/2012/wordml" xmlns:w16cex="http://schemas.microsoft.com/office/word/2018/wordml/cex" xmlns:w16cid="http://schemas.microsoft.com/office/word/2016/wordml/cid" xmlns:w16="http://schemas.microsoft.com/office/word/2018/wordml" xmlns:w16du="http://schemas.microsoft.com/office/word/2023/wordml/word16du" xmlns:w16sdtdh="http://schemas.microsoft.com/office/word/2020/wordml/sdtdatahash" xmlns:w16sdtfl="http://schemas.microsoft.com/office/word/2024/wordml/sdtformatlock" xmlns:w16se="http://schemas.microsoft.com/office/word/2015/wordml/symex" xmlns:wpg="http://schemas.microsoft.com/office/word/2010/wordprocessingGroup" xmlns:wpi="http://schemas.microsoft.com/office/word/2010/wordprocessingInk" xmlns:wne="http://schemas.microsoft.com/office/word/2006/wordml" xmlns:wps="http://schemas.microsoft.com/office/word/2010/wordprocessingShape" mc:Ignorable="w14 w15 w16se w16cid w16 w16cex w16sdtdh w16sdtfl w16du wp14">
-  <w:comment w:id="2" w:author="KAIFENG" w:date="2026-03-04T19:02:00Z" w:initials="K">
-    <w:p>
-      <w:pPr>
-        <w:pStyle w:val="af7"/>
-      </w:pPr>
-      <w:ins w:id="4" w:author="KAIFENG" w:date="2026-03-04T19:02:00Z" w16du:dateUtc="2026-03-04T11:02:00Z">
-        <w:r>
-          <w:rPr>
-            <w:rStyle w:val="af6"/>
-          </w:rPr>
-          <w:annotationRef/>
-        </w:r>
-      </w:ins>
-      <w:r>
-        <w:rPr>
-          <w:rFonts w:hint="eastAsia"/>
-        </w:rPr>
-        <w:t>错别字：</w:t>
-      </w:r>
-      <w:r>
-        <w:rPr>
-          <w:rFonts w:hint="eastAsia"/>
-        </w:rPr>
-        <w:t>'</w:t>
-      </w:r>
-      <w:r>
-        <w:rPr>
-          <w:rFonts w:hint="eastAsia"/>
-        </w:rPr>
-        <w:t>士</w:t>
-      </w:r>
-      <w:r>
-        <w:rPr>
-          <w:rFonts w:hint="eastAsia"/>
-        </w:rPr>
-        <w:t>'</w:t>
-      </w:r>
-      <w:r>
-        <w:rPr>
-          <w:rFonts w:hint="eastAsia"/>
-        </w:rPr>
-        <w:t>应为</w:t>
-      </w:r>
-      <w:r>
-        <w:rPr>
-          <w:rFonts w:hint="eastAsia"/>
-        </w:rPr>
-        <w:t>'</w:t>
-      </w:r>
-      <w:r>
-        <w:rPr>
-          <w:rFonts w:hint="eastAsia"/>
-        </w:rPr>
-        <w:t>土</w:t>
-      </w:r>
-      <w:r>
-        <w:rPr>
-          <w:rFonts w:hint="eastAsia"/>
-        </w:rPr>
-        <w:t>'</w:t>
-      </w:r>
-      <w:r>
-        <w:rPr>
-          <w:rFonts w:hint="eastAsia"/>
-        </w:rPr>
-        <w:t>，</w:t>
-      </w:r>
-      <w:r>
-        <w:rPr>
-          <w:rFonts w:hint="eastAsia"/>
-        </w:rPr>
-        <w:t>'</w:t>
-      </w:r>
-      <w:r>
-        <w:rPr>
-          <w:rFonts w:hint="eastAsia"/>
-        </w:rPr>
-        <w:t>国土治理</w:t>
-      </w:r>
-      <w:r>
-        <w:rPr>
-          <w:rFonts w:hint="eastAsia"/>
-        </w:rPr>
-        <w:t>'</w:t>
-      </w:r>
-      <w:r>
-        <w:rPr>
-          <w:rFonts w:hint="eastAsia"/>
-        </w:rPr>
-        <w:t>指国家领土的治理</w:t>
-      </w:r>
-    </w:p>
-  </w:comment>
-</w:comments>
-</file>
-
-<file path=word/commentsExtended.xml><?xml version="1.0" encoding="utf-8"?>
-<w15:commentsEx xmlns:wpc="http://schemas.microsoft.com/office/word/2010/wordprocessingCanvas" xmlns:cx="http://schemas.microsoft.com/office/drawing/2014/chartex" xmlns:cx1="http://schemas.microsoft.com/office/drawing/2015/9/8/chartex" xmlns:cx2="http://schemas.microsoft.com/office/drawing/2015/10/21/chartex" xmlns:cx3="http://schemas.microsoft.com/office/drawing/2016/5/9/chartex" xmlns:cx4="http://schemas.microsoft.com/office/drawing/2016/5/10/chartex" xmlns:cx5="http://schemas.microsoft.com/office/drawing/2016/5/11/chartex" xmlns:cx6="http://schemas.microsoft.com/office/drawing/2016/5/12/chartex" xmlns:cx7="http://schemas.microsoft.com/office/drawing/2016/5/13/chartex" xmlns:cx8="http://schemas.microsoft.com/office/drawing/2016/5/14/chartex" xmlns:mc="http://schemas.openxmlformats.org/markup-compatibility/2006" xmlns:aink="http://schemas.microsoft.com/office/drawing/2016/ink" xmlns:am3d="http://schemas.microsoft.com/office/drawing/2017/model3d" xmlns:o="urn:schemas-microsoft-com:office:office" xmlns:oel="http://schemas.microsoft.com/office/2019/extlst" xmlns:r="http://schemas.openxmlformats.org/officeDocument/2006/relationships" xmlns:m="http://schemas.openxmlformats.org/officeDocument/2006/math" xmlns:v="urn:schemas-microsoft-com:vml" xmlns:wp14="http://schemas.microsoft.com/office/word/2010/wordprocessingDrawing" xmlns:wp="http://schemas.openxmlformats.org/drawingml/2006/wordprocessingDrawing" xmlns:w10="urn:schemas-microsoft-com:office:word" xmlns:w="http://schemas.openxmlformats.org/wordprocessingml/2006/main" xmlns:w14="http://schemas.microsoft.com/office/word/2010/wordml" xmlns:w15="http://schemas.microsoft.com/office/word/2012/wordml" xmlns:w16cex="http://schemas.microsoft.com/office/word/2018/wordml/cex" xmlns:w16cid="http://schemas.microsoft.com/office/word/2016/wordml/cid" xmlns:w16="http://schemas.microsoft.com/office/word/2018/wordml" xmlns:w16du="http://schemas.microsoft.com/office/word/2023/wordml/word16du" xmlns:w16sdtdh="http://schemas.microsoft.com/office/word/2020/wordml/sdtdatahash" xmlns:w16sdtfl="http://schemas.microsoft.com/office/word/2024/wordml/sdtformatlock" xmlns:w16se="http://schemas.microsoft.com/office/word/2015/wordml/symex" xmlns:wpg="http://schemas.microsoft.com/office/word/2010/wordprocessingGroup" xmlns:wpi="http://schemas.microsoft.com/office/word/2010/wordprocessingInk" xmlns:wne="http://schemas.microsoft.com/office/word/2006/wordml" xmlns:wps="http://schemas.microsoft.com/office/word/2010/wordprocessingShape" mc:Ignorable="w14 w15 w16se w16cid w16 w16cex w16sdtdh w16sdtfl w16du wp14">
-  <w15:commentEx w15:paraId="06E89F61" w15:done="0"/>
-</w15:commentsEx>
-</file>
-
-<file path=word/commentsExtensible.xml><?xml version="1.0" encoding="utf-8"?>
-<w16cex:commentsExtensible xmlns:wpc="http://schemas.microsoft.com/office/word/2010/wordprocessingCanvas" xmlns:cx="http://schemas.microsoft.com/office/drawing/2014/chartex" xmlns:cx1="http://schemas.microsoft.com/office/drawing/2015/9/8/chartex" xmlns:cx2="http://schemas.microsoft.com/office/drawing/2015/10/21/chartex" xmlns:cx3="http://schemas.microsoft.com/office/drawing/2016/5/9/chartex" xmlns:cx4="http://schemas.microsoft.com/office/drawing/2016/5/10/chartex" xmlns:cx5="http://schemas.microsoft.com/office/drawing/2016/5/11/chartex" xmlns:cx6="http://schemas.microsoft.com/office/drawing/2016/5/12/chartex" xmlns:cx7="http://schemas.microsoft.com/office/drawing/2016/5/13/chartex" xmlns:cx8="http://schemas.microsoft.com/office/drawing/2016/5/14/chartex" xmlns:cr="http://schemas.microsoft.com/office/comments/2020/reactions" xmlns:mc="http://schemas.openxmlformats.org/markup-compatibility/2006" xmlns:aink="http://schemas.microsoft.com/office/drawing/2016/ink" xmlns:am3d="http://schemas.microsoft.com/office/drawing/2017/model3d" xmlns:o="urn:schemas-microsoft-com:office:office" xmlns:oel="http://schemas.microsoft.com/office/2019/extlst" xmlns:r="http://schemas.openxmlformats.org/officeDocument/2006/relationships" xmlns:m="http://schemas.openxmlformats.org/officeDocument/2006/math" xmlns:v="urn:schemas-microsoft-com:vml" xmlns:wp14="http://schemas.microsoft.com/office/word/2010/wordprocessingDrawing" xmlns:wp="http://schemas.openxmlformats.org/drawingml/2006/wordprocessingDrawing" xmlns:w10="urn:schemas-microsoft-com:office:word" xmlns:w="http://schemas.openxmlformats.org/wordprocessingml/2006/main" xmlns:w14="http://schemas.microsoft.com/office/word/2010/wordml" xmlns:w15="http://schemas.microsoft.com/office/word/2012/wordml" xmlns:w16cex="http://schemas.microsoft.com/office/word/2018/wordml/cex" xmlns:w16cid="http://schemas.microsoft.com/office/word/2016/wordml/cid" xmlns:w16="http://schemas.microsoft.com/office/word/2018/wordml" xmlns:w16du="http://schemas.microsoft.com/office/word/2023/wordml/word16du" xmlns:w16sdtdh="http://schemas.microsoft.com/office/word/2020/wordml/sdtdatahash" xmlns:w16sdtfl="http://schemas.microsoft.com/office/word/2024/wordml/sdtformatlock" xmlns:w16se="http://schemas.microsoft.com/office/word/2015/wordml/symex" xmlns:wpg="http://schemas.microsoft.com/office/word/2010/wordprocessingGroup" xmlns:wpi="http://schemas.microsoft.com/office/word/2010/wordprocessingInk" xmlns:wne="http://schemas.microsoft.com/office/word/2006/wordml" xmlns:wps="http://schemas.microsoft.com/office/word/2010/wordprocessingShape" mc:Ignorable="w14 w15 w16se w16cid w16 w16cex w16sdtdh w16sdtfl cr w16du wp14">
-  <w16cex:commentExtensible w16cex:durableId="300458CF" w16cex:dateUtc="2026-03-04T11:02:00Z"/>
-</w16cex:commentsExtensible>
-</file>
-
-<file path=word/commentsIds.xml><?xml version="1.0" encoding="utf-8"?>
-<w16cid:commentsIds xmlns:wpc="http://schemas.microsoft.com/office/word/2010/wordprocessingCanvas" xmlns:cx="http://schemas.microsoft.com/office/drawing/2014/chartex" xmlns:cx1="http://schemas.microsoft.com/office/drawing/2015/9/8/chartex" xmlns:cx2="http://schemas.microsoft.com/office/drawing/2015/10/21/chartex" xmlns:cx3="http://schemas.microsoft.com/office/drawing/2016/5/9/chartex" xmlns:cx4="http://schemas.microsoft.com/office/drawing/2016/5/10/chartex" xmlns:cx5="http://schemas.microsoft.com/office/drawing/2016/5/11/chartex" xmlns:cx6="http://schemas.microsoft.com/office/drawing/2016/5/12/chartex" xmlns:cx7="http://schemas.microsoft.com/office/drawing/2016/5/13/chartex" xmlns:cx8="http://schemas.microsoft.com/office/drawing/2016/5/14/chartex" xmlns:mc="http://schemas.openxmlformats.org/markup-compatibility/2006" xmlns:aink="http://schemas.microsoft.com/office/drawing/2016/ink" xmlns:am3d="http://schemas.microsoft.com/office/drawing/2017/model3d" xmlns:o="urn:schemas-microsoft-com:office:office" xmlns:oel="http://schemas.microsoft.com/office/2019/extlst" xmlns:r="http://schemas.openxmlformats.org/officeDocument/2006/relationships" xmlns:m="http://schemas.openxmlformats.org/officeDocument/2006/math" xmlns:v="urn:schemas-microsoft-com:vml" xmlns:wp14="http://schemas.microsoft.com/office/word/2010/wordprocessingDrawing" xmlns:wp="http://schemas.openxmlformats.org/drawingml/2006/wordprocessingDrawing" xmlns:w10="urn:schemas-microsoft-com:office:word" xmlns:w="http://schemas.openxmlformats.org/wordprocessingml/2006/main" xmlns:w14="http://schemas.microsoft.com/office/word/2010/wordml" xmlns:w15="http://schemas.microsoft.com/office/word/2012/wordml" xmlns:w16cex="http://schemas.microsoft.com/office/word/2018/wordml/cex" xmlns:w16cid="http://schemas.microsoft.com/office/word/2016/wordml/cid" xmlns:w16="http://schemas.microsoft.com/office/word/2018/wordml" xmlns:w16du="http://schemas.microsoft.com/office/word/2023/wordml/word16du" xmlns:w16sdtdh="http://schemas.microsoft.com/office/word/2020/wordml/sdtdatahash" xmlns:w16sdtfl="http://schemas.microsoft.com/office/word/2024/wordml/sdtformatlock" xmlns:w16se="http://schemas.microsoft.com/office/word/2015/wordml/symex" xmlns:wpg="http://schemas.microsoft.com/office/word/2010/wordprocessingGroup" xmlns:wpi="http://schemas.microsoft.com/office/word/2010/wordprocessingInk" xmlns:wne="http://schemas.microsoft.com/office/word/2006/wordml" xmlns:wps="http://schemas.microsoft.com/office/word/2010/wordprocessingShape" mc:Ignorable="w14 w15 w16se w16cid w16 w16cex w16sdtdh w16sdtfl w16du wp14">
-  <w16cid:commentId w16cid:paraId="06E89F61" w16cid:durableId="300458CF"/>
-</w16cid:commentsIds>
 </file>
 
 <file path=word/endnotes.xml><?xml version="1.0" encoding="utf-8"?>
@@ -12564,14 +12428,6 @@
     <w:abstractNumId w:val="10"/>
   </w:num>
 </w:numbering>
-</file>
-
-<file path=word/people.xml><?xml version="1.0" encoding="utf-8"?>
-<w15:people xmlns:wpc="http://schemas.microsoft.com/office/word/2010/wordprocessingCanvas" xmlns:cx="http://schemas.microsoft.com/office/drawing/2014/chartex" xmlns:cx1="http://schemas.microsoft.com/office/drawing/2015/9/8/chartex" xmlns:cx2="http://schemas.microsoft.com/office/drawing/2015/10/21/chartex" xmlns:cx3="http://schemas.microsoft.com/office/drawing/2016/5/9/chartex" xmlns:cx4="http://schemas.microsoft.com/office/drawing/2016/5/10/chartex" xmlns:cx5="http://schemas.microsoft.com/office/drawing/2016/5/11/chartex" xmlns:cx6="http://schemas.microsoft.com/office/drawing/2016/5/12/chartex" xmlns:cx7="http://schemas.microsoft.com/office/drawing/2016/5/13/chartex" xmlns:cx8="http://schemas.microsoft.com/office/drawing/2016/5/14/chartex" xmlns:mc="http://schemas.openxmlformats.org/markup-compatibility/2006" xmlns:aink="http://schemas.microsoft.com/office/drawing/2016/ink" xmlns:am3d="http://schemas.microsoft.com/office/drawing/2017/model3d" xmlns:o="urn:schemas-microsoft-com:office:office" xmlns:oel="http://schemas.microsoft.com/office/2019/extlst" xmlns:r="http://schemas.openxmlformats.org/officeDocument/2006/relationships" xmlns:m="http://schemas.openxmlformats.org/officeDocument/2006/math" xmlns:v="urn:schemas-microsoft-com:vml" xmlns:wp14="http://schemas.microsoft.com/office/word/2010/wordprocessingDrawing" xmlns:wp="http://schemas.openxmlformats.org/drawingml/2006/wordprocessingDrawing" xmlns:w10="urn:schemas-microsoft-com:office:word" xmlns:w="http://schemas.openxmlformats.org/wordprocessingml/2006/main" xmlns:w14="http://schemas.microsoft.com/office/word/2010/wordml" xmlns:w15="http://schemas.microsoft.com/office/word/2012/wordml" xmlns:w16cex="http://schemas.microsoft.com/office/word/2018/wordml/cex" xmlns:w16cid="http://schemas.microsoft.com/office/word/2016/wordml/cid" xmlns:w16="http://schemas.microsoft.com/office/word/2018/wordml" xmlns:w16du="http://schemas.microsoft.com/office/word/2023/wordml/word16du" xmlns:w16sdtdh="http://schemas.microsoft.com/office/word/2020/wordml/sdtdatahash" xmlns:w16sdtfl="http://schemas.microsoft.com/office/word/2024/wordml/sdtformatlock" xmlns:w16se="http://schemas.microsoft.com/office/word/2015/wordml/symex" xmlns:wpg="http://schemas.microsoft.com/office/word/2010/wordprocessingGroup" xmlns:wpi="http://schemas.microsoft.com/office/word/2010/wordprocessingInk" xmlns:wne="http://schemas.microsoft.com/office/word/2006/wordml" xmlns:wps="http://schemas.microsoft.com/office/word/2010/wordprocessingShape" mc:Ignorable="w14 w15 w16se w16cid w16 w16cex w16sdtdh w16sdtfl w16du wp14">
-  <w15:person w15:author="KAIFENG">
-    <w15:presenceInfo w15:providerId="AD" w15:userId="S::kaifeng@my.office365.best::f4179157-aece-47ff-b902-8068702538ca"/>
-  </w15:person>
-</w15:people>
 </file>
 
 <file path=word/styles.xml><?xml version="1.0" encoding="utf-8"?>
